--- a/docs/BaseKit3-7_기획본.docx
+++ b/docs/BaseKit3-7_기획본.docx
@@ -672,6 +672,194 @@
           </w:p>
         </w:tc>
       </w:tr>
+      <w:tr>
+        <w:tc>
+          <w:tcPr>
+            <w:tcW w:type="dxa" w:w="1000"/>
+            <w:tcMar>
+              <w:top w:type="dxa" w:w="60"/>
+              <w:left w:type="dxa" w:w="100"/>
+              <w:bottom w:type="dxa" w:w="60"/>
+              <w:right w:type="dxa" w:w="100"/>
+            </w:tcMar>
+          </w:tcPr>
+          <w:p>
+            <w:r>
+              <w:rPr>
+                <w:rFonts w:ascii="맑은 고딕" w:cs="맑은 고딕" w:eastAsia="맑은 고딕" w:hAnsi="맑은 고딕"/>
+                <w:b w:val="false"/>
+                <w:bCs w:val="false"/>
+                <w:sz w:val="19"/>
+                <w:szCs w:val="19"/>
+              </w:rPr>
+              <w:t xml:space="preserve">RISK-06</w:t>
+            </w:r>
+          </w:p>
+        </w:tc>
+        <w:tc>
+          <w:tcPr>
+            <w:tcW w:type="dxa" w:w="3000"/>
+            <w:tcMar>
+              <w:top w:type="dxa" w:w="60"/>
+              <w:left w:type="dxa" w:w="100"/>
+              <w:bottom w:type="dxa" w:w="60"/>
+              <w:right w:type="dxa" w:w="100"/>
+            </w:tcMar>
+          </w:tcPr>
+          <w:p>
+            <w:r>
+              <w:rPr>
+                <w:rFonts w:ascii="맑은 고딕" w:cs="맑은 고딕" w:eastAsia="맑은 고딕" w:hAnsi="맑은 고딕"/>
+                <w:b w:val="false"/>
+                <w:bCs w:val="false"/>
+                <w:sz w:val="19"/>
+                <w:szCs w:val="19"/>
+              </w:rPr>
+              <w:t xml:space="preserve">임계값을 중간값으로 설정, 애매한 구간은 자동판정 금지·인간 이관</w:t>
+            </w:r>
+          </w:p>
+        </w:tc>
+        <w:tc>
+          <w:tcPr>
+            <w:tcW w:type="dxa" w:w="3000"/>
+            <w:tcMar>
+              <w:top w:type="dxa" w:w="60"/>
+              <w:left w:type="dxa" w:w="100"/>
+              <w:bottom w:type="dxa" w:w="60"/>
+              <w:right w:type="dxa" w:w="100"/>
+            </w:tcMar>
+          </w:tcPr>
+          <w:p>
+            <w:r>
+              <w:rPr>
+                <w:rFonts w:ascii="맑은 고딕" w:cs="맑은 고딕" w:eastAsia="맑은 고딕" w:hAnsi="맑은 고딕"/>
+                <w:b w:val="false"/>
+                <w:bCs w:val="false"/>
+                <w:sz w:val="19"/>
+                <w:szCs w:val="19"/>
+              </w:rPr>
+              <w:t xml:space="preserve">애매 구간(신뢰도 기준 근방)을 별도로 식별·표시</w:t>
+            </w:r>
+          </w:p>
+        </w:tc>
+        <w:tc>
+          <w:tcPr>
+            <w:tcW w:type="dxa" w:w="2600"/>
+            <w:tcMar>
+              <w:top w:type="dxa" w:w="60"/>
+              <w:left w:type="dxa" w:w="100"/>
+              <w:bottom w:type="dxa" w:w="60"/>
+              <w:right w:type="dxa" w:w="100"/>
+            </w:tcMar>
+          </w:tcPr>
+          <w:p>
+            <w:r>
+              <w:rPr>
+                <w:rFonts w:ascii="맑은 고딕" w:cs="맑은 고딕" w:eastAsia="맑은 고딕" w:hAnsi="맑은 고딕"/>
+                <w:b w:val="false"/>
+                <w:bCs w:val="false"/>
+                <w:sz w:val="19"/>
+                <w:szCs w:val="19"/>
+              </w:rPr>
+              <w:t xml:space="preserve">AI 판단 단계 신뢰도 출력 + 임계값 정책</w:t>
+            </w:r>
+          </w:p>
+        </w:tc>
+      </w:tr>
+      <w:tr>
+        <w:tc>
+          <w:tcPr>
+            <w:tcW w:type="dxa" w:w="1000"/>
+            <w:tcMar>
+              <w:top w:type="dxa" w:w="60"/>
+              <w:left w:type="dxa" w:w="100"/>
+              <w:bottom w:type="dxa" w:w="60"/>
+              <w:right w:type="dxa" w:w="100"/>
+            </w:tcMar>
+          </w:tcPr>
+          <w:p>
+            <w:r>
+              <w:rPr>
+                <w:rFonts w:ascii="맑은 고딕" w:cs="맑은 고딕" w:eastAsia="맑은 고딕" w:hAnsi="맑은 고딕"/>
+                <w:b w:val="false"/>
+                <w:bCs w:val="false"/>
+                <w:sz w:val="19"/>
+                <w:szCs w:val="19"/>
+              </w:rPr>
+              <w:t xml:space="preserve">RISK-07</w:t>
+            </w:r>
+          </w:p>
+        </w:tc>
+        <w:tc>
+          <w:tcPr>
+            <w:tcW w:type="dxa" w:w="3000"/>
+            <w:tcMar>
+              <w:top w:type="dxa" w:w="60"/>
+              <w:left w:type="dxa" w:w="100"/>
+              <w:bottom w:type="dxa" w:w="60"/>
+              <w:right w:type="dxa" w:w="100"/>
+            </w:tcMar>
+          </w:tcPr>
+          <w:p>
+            <w:r>
+              <w:rPr>
+                <w:rFonts w:ascii="맑은 고딕" w:cs="맑은 고딕" w:eastAsia="맑은 고딕" w:hAnsi="맑은 고딕"/>
+                <w:b w:val="false"/>
+                <w:bCs w:val="false"/>
+                <w:sz w:val="19"/>
+                <w:szCs w:val="19"/>
+              </w:rPr>
+              <w:t xml:space="preserve">①의 판단 범위를 제목-본문 일치성으로 한정·고지, 사실 확인은 검토자 외부 출처 확인(또는 ② 확장)</w:t>
+            </w:r>
+          </w:p>
+        </w:tc>
+        <w:tc>
+          <w:tcPr>
+            <w:tcW w:type="dxa" w:w="3000"/>
+            <w:tcMar>
+              <w:top w:type="dxa" w:w="60"/>
+              <w:left w:type="dxa" w:w="100"/>
+              <w:bottom w:type="dxa" w:w="60"/>
+              <w:right w:type="dxa" w:w="100"/>
+            </w:tcMar>
+          </w:tcPr>
+          <w:p>
+            <w:r>
+              <w:rPr>
+                <w:rFonts w:ascii="맑은 고딕" w:cs="맑은 고딕" w:eastAsia="맑은 고딕" w:hAnsi="맑은 고딕"/>
+                <w:b w:val="false"/>
+                <w:bCs w:val="false"/>
+                <w:sz w:val="19"/>
+                <w:szCs w:val="19"/>
+              </w:rPr>
+              <w:t xml:space="preserve">모든 판정 결과에 “사실 여부는 검증하지 않음” 고지 표시</w:t>
+            </w:r>
+          </w:p>
+        </w:tc>
+        <w:tc>
+          <w:tcPr>
+            <w:tcW w:type="dxa" w:w="2600"/>
+            <w:tcMar>
+              <w:top w:type="dxa" w:w="60"/>
+              <w:left w:type="dxa" w:w="100"/>
+              <w:bottom w:type="dxa" w:w="60"/>
+              <w:right w:type="dxa" w:w="100"/>
+            </w:tcMar>
+          </w:tcPr>
+          <w:p>
+            <w:r>
+              <w:rPr>
+                <w:rFonts w:ascii="맑은 고딕" w:cs="맑은 고딕" w:eastAsia="맑은 고딕" w:hAnsi="맑은 고딕"/>
+                <w:b w:val="false"/>
+                <w:bCs w:val="false"/>
+                <w:sz w:val="19"/>
+                <w:szCs w:val="19"/>
+              </w:rPr>
+              <w:t xml:space="preserve">검토자 큐 화면 고지 + 인간 개입 행동 항목</w:t>
+            </w:r>
+          </w:p>
+        </w:tc>
+      </w:tr>
     </w:tbl>
     <w:p>
       <w:pPr>
@@ -695,6 +883,22 @@
           <w:bCs/>
         </w:rPr>
         <w:t xml:space="preserve">공통 요구사항 (계획)</w:t>
+      </w:r>
+    </w:p>
+    <w:p>
+      <w:pPr>
+        <w:pStyle w:val="ListParagraph"/>
+        <w:numPr>
+          <w:ilvl w:val="0"/>
+          <w:numId w:val="1"/>
+        </w:numPr>
+        <w:spacing w:after="60"/>
+      </w:pPr>
+      <w:r>
+        <w:rPr>
+          <w:rFonts w:ascii="맑은 고딕" w:cs="맑은 고딕" w:eastAsia="맑은 고딕" w:hAnsi="맑은 고딕"/>
+        </w:rPr>
+        <w:t xml:space="preserve">신뢰도 보정: 모델 신뢰도는 검증 데이터에서 실제 정답률과의 일치 여부를 점검·보정한 후에만 “애매한 구간(0.4~0.6, 초기값)” 판단에 사용</w:t>
       </w:r>
     </w:p>
     <w:p>
@@ -1756,7 +1960,7 @@
                 <w:sz w:val="19"/>
                 <w:szCs w:val="19"/>
               </w:rPr>
-              <w:t xml:space="preserve">원문, AI 판단 결과, 신뢰도 수치, 판정 근거, 트리거 사유</w:t>
+              <w:t xml:space="preserve">원문, AI 판단 결과, 신뢰도 수치, 판정 근거, 트리거 사유, 고지 문구(“본 판단은 제목-본문 일치성에 한하며 본문 내용의 사실 여부는 검증하지 않음”)</w:t>
             </w:r>
           </w:p>
         </w:tc>
@@ -1804,7 +2008,7 @@
                 <w:sz w:val="19"/>
                 <w:szCs w:val="19"/>
               </w:rPr>
-              <w:t xml:space="preserve">승인 / 경고 표시 후 게시 / 게시 보류 / 반려(수정 요청)</w:t>
+              <w:t xml:space="preserve">승인 / 경고 표시 후 게시 / 게시 보류 / 반려(수정 요청) / 외부 출처 확인 후 판단(본문의 수치·처분 등 사실 주장이 제목의 근거인 경우 사람이 확인, 향후 ② 검증 Agent 확장 지점)</w:t>
             </w:r>
           </w:p>
         </w:tc>
@@ -2256,7 +2460,7 @@
         <w:rPr>
           <w:rFonts w:ascii="맑은 고딕" w:cs="맑은 고딕" w:eastAsia="맑은 고딕" w:hAnsi="맑은 고딕"/>
         </w:rPr>
-        <w:t xml:space="preserve">SLA: 우선순위 매트릭스 기준 (최우선 1시간 / 차순위 4시간 / 일반 24시간)</w:t>
+        <w:t xml:space="preserve">검토 인력 가정: 소규모 운영팀 3~5명을 설계 가정으로 둠(실제 운영 수치 아님). 검토 가능 건수는 인력×처리속도로 제한되므로 애매 구간(신뢰도 0.4~0.6)과 우선순위 큐로 검토 대상을 좁히는 것이 전제</w:t>
       </w:r>
     </w:p>
     <w:p>
@@ -2272,7 +2476,7 @@
         <w:rPr>
           <w:rFonts w:ascii="맑은 고딕" w:cs="맑은 고딕" w:eastAsia="맑은 고딕" w:hAnsi="맑은 고딕"/>
         </w:rPr>
-        <w:t xml:space="preserve">검토자 부재 시: 큐에 쌓아두고 최우선 건부터 처리, 자동 승인으로 전환하지 않음</w:t>
+        <w:t xml:space="preserve">SLA: 우선순위 매트릭스 기준 (최우선 1시간 / 차순위 4시간 / 일반 24시간)</w:t>
       </w:r>
     </w:p>
     <w:p>
@@ -2288,20 +2492,7 @@
         <w:rPr>
           <w:rFonts w:ascii="맑은 고딕" w:cs="맑은 고딕" w:eastAsia="맑은 고딕" w:hAnsi="맑은 고딕"/>
         </w:rPr>
-        <w:t xml:space="preserve">사후 대응과의 관계: 독자 신고 등 사후 대응만으로는 불충분하므로, 게시 전/판단 진행 중 단계 개입을 기본으로 함</w:t>
-      </w:r>
-    </w:p>
-    <w:p>
-      <w:pPr>
-        <w:spacing w:after="120"/>
-      </w:pPr>
-      <w:r>
-        <w:rPr>
-          <w:rFonts w:ascii="맑은 고딕" w:cs="맑은 고딕" w:eastAsia="맑은 고딕" w:hAnsi="맑은 고딕"/>
-          <w:b/>
-          <w:bCs/>
-        </w:rPr>
-        <w:t xml:space="preserve">에이전트 자율범위 통제 (계획)</w:t>
+        <w:t xml:space="preserve">검토자 부재 시: 큐에 쌓아두고 최우선 건부터 처리, 자동 승인으로 전환하지 않음</w:t>
       </w:r>
     </w:p>
     <w:p>
@@ -2317,7 +2508,20 @@
         <w:rPr>
           <w:rFonts w:ascii="맑은 고딕" w:cs="맑은 고딕" w:eastAsia="맑은 고딕" w:hAnsi="맑은 고딕"/>
         </w:rPr>
-        <w:t xml:space="preserve">모델 환각 위험: 판단 근거는 원문 내 구간을 직접 인용하는 방식으로만 생성(자유 생성 근거 미사용)</w:t>
+        <w:t xml:space="preserve">사후 대응과의 관계: 독자 신고 등 사후 대응만으로는 불충분하므로, 게시 전/판단 진행 중 단계 개입을 기본으로 함</w:t>
+      </w:r>
+    </w:p>
+    <w:p>
+      <w:pPr>
+        <w:spacing w:after="120"/>
+      </w:pPr>
+      <w:r>
+        <w:rPr>
+          <w:rFonts w:ascii="맑은 고딕" w:cs="맑은 고딕" w:eastAsia="맑은 고딕" w:hAnsi="맑은 고딕"/>
+          <w:b/>
+          <w:bCs/>
+        </w:rPr>
+        <w:t xml:space="preserve">에이전트 자율범위 통제 (계획)</w:t>
       </w:r>
     </w:p>
     <w:p>
@@ -2333,7 +2537,7 @@
         <w:rPr>
           <w:rFonts w:ascii="맑은 고딕" w:cs="맑은 고딕" w:eastAsia="맑은 고딕" w:hAnsi="맑은 고딕"/>
         </w:rPr>
-        <w:t xml:space="preserve">과도한 자율 권한: Agent는 판단·근거제시·카테고리 분류까지만 수행, 게시/반려 등 실행은 전적으로 사람이 결정</w:t>
+        <w:t xml:space="preserve">모델 환각 위험: 판단 근거는 원문 내 구간을 직접 인용하는 방식으로만 생성(자유 생성 근거 미사용)</w:t>
       </w:r>
     </w:p>
     <w:p>
@@ -2349,7 +2553,7 @@
         <w:rPr>
           <w:rFonts w:ascii="맑은 고딕" w:cs="맑은 고딕" w:eastAsia="맑은 고딕" w:hAnsi="맑은 고딕"/>
         </w:rPr>
-        <w:t xml:space="preserve">판단 연쇄 방지: 각 기사 단위로 판단을 종료, 자동으로 다음 조치로 연결하지 않음</w:t>
+        <w:t xml:space="preserve">과도한 자율 권한: Agent는 판단·근거제시·카테고리 분류까지만 수행, 게시/반려 등 실행은 전적으로 사람이 결정</w:t>
       </w:r>
     </w:p>
     <w:p>
@@ -2365,35 +2569,7 @@
         <w:rPr>
           <w:rFonts w:ascii="맑은 고딕" w:cs="맑은 고딕" w:eastAsia="맑은 고딕" w:hAnsi="맑은 고딕"/>
         </w:rPr>
-        <w:t xml:space="preserve">개입 누락 방지: Trigger 조건을 시스템 레벨에서 강제(조건 충족 시 자동 게시 로직 자체를 차단)</w:t>
-      </w:r>
-    </w:p>
-    <w:p>
-      <w:pPr>
-        <w:pageBreakBefore/>
-      </w:pPr>
-      <w:r>
-        <w:t xml:space="preserve"/>
-      </w:r>
-    </w:p>
-    <w:p>
-      <w:pPr>
-        <w:pStyle w:val="Heading1"/>
-        <w:spacing w:after="150" w:before="300"/>
-      </w:pPr>
-      <w:r>
-        <w:t xml:space="preserve">BaseKit 6. 투명성·설명가능성 계획</w:t>
-      </w:r>
-    </w:p>
-    <w:p>
-      <w:pPr>
-        <w:spacing w:after="120"/>
-      </w:pPr>
-      <w:r>
-        <w:rPr>
-          <w:rFonts w:ascii="맑은 고딕" w:cs="맑은 고딕" w:eastAsia="맑은 고딕" w:hAnsi="맑은 고딕"/>
-        </w:rPr>
-        <w:t xml:space="preserve">본선에서는 사용자(검토자)와 이해관계자가 AI 판단을 신뢰하고 검증할 수 있도록 아래와 같은 투명성 장치를 구현할 계획이다.</w:t>
+        <w:t xml:space="preserve">판단 연쇄 방지: 각 기사 단위로 판단을 종료, 자동으로 다음 조치로 연결하지 않음</w:t>
       </w:r>
     </w:p>
     <w:p>
@@ -2409,7 +2585,35 @@
         <w:rPr>
           <w:rFonts w:ascii="맑은 고딕" w:cs="맑은 고딕" w:eastAsia="맑은 고딕" w:hAnsi="맑은 고딕"/>
         </w:rPr>
-        <w:t xml:space="preserve">모든 “클릭베이트” 판정에 대해 판정 근거(제목-본문 불일치 구간)를 원문 인용 형태로 상시 공개</w:t>
+        <w:t xml:space="preserve">개입 누락 방지: Trigger 조건을 시스템 레벨에서 강제(조건 충족 시 자동 게시 로직 자체를 차단)</w:t>
+      </w:r>
+    </w:p>
+    <w:p>
+      <w:pPr>
+        <w:pageBreakBefore/>
+      </w:pPr>
+      <w:r>
+        <w:t xml:space="preserve"/>
+      </w:r>
+    </w:p>
+    <w:p>
+      <w:pPr>
+        <w:pStyle w:val="Heading1"/>
+        <w:spacing w:after="150" w:before="300"/>
+      </w:pPr>
+      <w:r>
+        <w:t xml:space="preserve">BaseKit 6. 투명성·설명가능성 계획</w:t>
+      </w:r>
+    </w:p>
+    <w:p>
+      <w:pPr>
+        <w:spacing w:after="120"/>
+      </w:pPr>
+      <w:r>
+        <w:rPr>
+          <w:rFonts w:ascii="맑은 고딕" w:cs="맑은 고딕" w:eastAsia="맑은 고딕" w:hAnsi="맑은 고딕"/>
+        </w:rPr>
+        <w:t xml:space="preserve">본선에서는 사용자(검토자)와 이해관계자가 AI 판단을 신뢰하고 검증할 수 있도록 아래와 같은 투명성 장치를 구현할 계획이다.</w:t>
       </w:r>
     </w:p>
     <w:p>
@@ -2425,7 +2629,7 @@
         <w:rPr>
           <w:rFonts w:ascii="맑은 고딕" w:cs="맑은 고딕" w:eastAsia="맑은 고딕" w:hAnsi="맑은 고딕"/>
         </w:rPr>
-        <w:t xml:space="preserve">판단 신뢰도 수치를 사용자(검토자)가 항상 확인할 수 있도록 UI/출력 포맷에 포함</w:t>
+        <w:t xml:space="preserve">모든 “클릭베이트” 판정에 대해 판정 근거(제목-본문 불일치 구간)를 원문 인용 형태로 상시 공개</w:t>
       </w:r>
     </w:p>
     <w:p>
@@ -2441,7 +2645,7 @@
         <w:rPr>
           <w:rFonts w:ascii="맑은 고딕" w:cs="맑은 고딕" w:eastAsia="맑은 고딕" w:hAnsi="맑은 고딕"/>
         </w:rPr>
-        <w:t xml:space="preserve">오탐(정상 기사를 클릭베이트로 잘못 판정)된 경우, 기사 작성자·대상 기업이 이의제기할 수 있는 채널 마련</w:t>
+        <w:t xml:space="preserve">판단 신뢰도 수치를 사용자(검토자)가 항상 확인할 수 있도록 UI/출력 포맷에 포함</w:t>
       </w:r>
     </w:p>
     <w:p>
@@ -2457,51 +2661,7 @@
         <w:rPr>
           <w:rFonts w:ascii="맑은 고딕" w:cs="맑은 고딕" w:eastAsia="맑은 고딕" w:hAnsi="맑은 고딕"/>
         </w:rPr>
-        <w:t xml:space="preserve">사용한 모델(A.X 4.0 Light) 버전과 적용된 보조 로직(있을 경우)을 판정 결과와 함께 기록·공개</w:t>
-      </w:r>
-    </w:p>
-    <w:p>
-      <w:pPr>
-        <w:spacing w:after="160"/>
-      </w:pPr>
-      <w:r>
-        <w:rPr>
-          <w:rFonts w:ascii="맑은 고딕" w:cs="맑은 고딕" w:eastAsia="맑은 고딕" w:hAnsi="맑은 고딕"/>
-          <w:i/>
-          <w:iCs/>
-          <w:color w:val="555555"/>
-          <w:sz w:val="18"/>
-          <w:szCs w:val="18"/>
-        </w:rPr>
-        <w:t xml:space="preserve">세부 UI/UX 설계와 이의제기 처리 절차는 본선 단계에서 구체화할 예정.</w:t>
-      </w:r>
-    </w:p>
-    <w:p>
-      <w:pPr>
-        <w:pageBreakBefore/>
-      </w:pPr>
-      <w:r>
-        <w:t xml:space="preserve"/>
-      </w:r>
-    </w:p>
-    <w:p>
-      <w:pPr>
-        <w:pStyle w:val="Heading1"/>
-        <w:spacing w:after="150" w:before="300"/>
-      </w:pPr>
-      <w:r>
-        <w:t xml:space="preserve">BaseKit 7. 평가·모니터링·검증 계획</w:t>
-      </w:r>
-    </w:p>
-    <w:p>
-      <w:pPr>
-        <w:spacing w:after="120"/>
-      </w:pPr>
-      <w:r>
-        <w:rPr>
-          <w:rFonts w:ascii="맑은 고딕" w:cs="맑은 고딕" w:eastAsia="맑은 고딕" w:hAnsi="맑은 고딕"/>
-        </w:rPr>
-        <w:t xml:space="preserve">본선에서는 모델 성능과 신뢰성을 함께 검증하기 위해 아래 항목을 평가할 계획이다.</w:t>
+        <w:t xml:space="preserve">오탐(정상 기사를 클릭베이트로 잘못 판정)된 경우, 기사 작성자·대상 기업이 이의제기할 수 있는 채널 마련</w:t>
       </w:r>
     </w:p>
     <w:p>
@@ -2517,7 +2677,83 @@
         <w:rPr>
           <w:rFonts w:ascii="맑은 고딕" w:cs="맑은 고딕" w:eastAsia="맑은 고딕" w:hAnsi="맑은 고딕"/>
         </w:rPr>
-        <w:t xml:space="preserve">성능 지표: 메인(AI-Hub)·보조(Webis) 데이터 기준 정확도·정밀도·재현율 등으로 클릭베이트 탐지 성능 측정</w:t>
+        <w:t xml:space="preserve">사용한 모델(A.X 4.0 Light) 버전과 적용된 보조 로직(있을 경우)을 판정 결과와 함께 기록·공개</w:t>
+      </w:r>
+    </w:p>
+    <w:p>
+      <w:pPr>
+        <w:spacing w:after="160"/>
+      </w:pPr>
+      <w:r>
+        <w:rPr>
+          <w:rFonts w:ascii="맑은 고딕" w:cs="맑은 고딕" w:eastAsia="맑은 고딕" w:hAnsi="맑은 고딕"/>
+          <w:i/>
+          <w:iCs/>
+          <w:color w:val="555555"/>
+          <w:sz w:val="18"/>
+          <w:szCs w:val="18"/>
+        </w:rPr>
+        <w:t xml:space="preserve">세부 UI/UX 설계와 이의제기 처리 절차는 본선 단계에서 구체화할 예정.</w:t>
+      </w:r>
+    </w:p>
+    <w:p>
+      <w:pPr>
+        <w:pageBreakBefore/>
+      </w:pPr>
+      <w:r>
+        <w:t xml:space="preserve"/>
+      </w:r>
+    </w:p>
+    <w:p>
+      <w:pPr>
+        <w:pStyle w:val="Heading1"/>
+        <w:spacing w:after="150" w:before="300"/>
+      </w:pPr>
+      <w:r>
+        <w:t xml:space="preserve">BaseKit 7. 평가·모니터링·검증 계획</w:t>
+      </w:r>
+    </w:p>
+    <w:p>
+      <w:pPr>
+        <w:spacing w:after="120"/>
+      </w:pPr>
+      <w:r>
+        <w:rPr>
+          <w:rFonts w:ascii="맑은 고딕" w:cs="맑은 고딕" w:eastAsia="맑은 고딕" w:hAnsi="맑은 고딕"/>
+        </w:rPr>
+        <w:t xml:space="preserve">본선에서는 모델 성능과 신뢰성을 함께 검증하기 위해 아래 항목을 평가할 계획이다.</w:t>
+      </w:r>
+    </w:p>
+    <w:p>
+      <w:pPr>
+        <w:pStyle w:val="ListParagraph"/>
+        <w:numPr>
+          <w:ilvl w:val="0"/>
+          <w:numId w:val="1"/>
+        </w:numPr>
+        <w:spacing w:after="60"/>
+      </w:pPr>
+      <w:r>
+        <w:rPr>
+          <w:rFonts w:ascii="맑은 고딕" w:cs="맑은 고딕" w:eastAsia="맑은 고딕" w:hAnsi="맑은 고딕"/>
+        </w:rPr>
+        <w:t xml:space="preserve">성능 지표: 재현율(Recall)을 핵심 지표로, 정밀도 하한을 보조 지표로 하여 메인(AI-Hub)·보조(Webis) 데이터 기준 클릭베이트 탐지 성능 측정</w:t>
+      </w:r>
+    </w:p>
+    <w:p>
+      <w:pPr>
+        <w:pStyle w:val="ListParagraph"/>
+        <w:numPr>
+          <w:ilvl w:val="0"/>
+          <w:numId w:val="1"/>
+        </w:numPr>
+        <w:spacing w:after="60"/>
+      </w:pPr>
+      <w:r>
+        <w:rPr>
+          <w:rFonts w:ascii="맑은 고딕" w:cs="맑은 고딕" w:eastAsia="맑은 고딕" w:hAnsi="맑은 고딕"/>
+        </w:rPr>
+        <w:t xml:space="preserve">신뢰도 보정 평가: 신뢰도 구간별 실제 정답률과 ECE 등을 검증 데이터로 측정하고, 필요시 보정한 뒤 애매 구간(초기 0.4~0.6)을 재조정. 확장 옵션으로 Conformal Prediction 검토</w:t>
       </w:r>
     </w:p>
     <w:p>

--- a/docs/BaseKit3-7_기획본.docx
+++ b/docs/BaseKit3-7_기획본.docx
@@ -245,7 +245,7 @@
                 <w:sz w:val="19"/>
                 <w:szCs w:val="19"/>
               </w:rPr>
-              <w:t xml:space="preserve">판단 신뢰도가 기준 미만이면 자동 통과 대신 사람에게 이관</w:t>
+              <w:t xml:space="preserve">애매하면(conformal 예측집합이 두 클래스 포함·공집합) 자동 통과 대신 사람에게 이관</w:t>
             </w:r>
           </w:p>
         </w:tc>
@@ -268,7 +268,7 @@
                 <w:sz w:val="19"/>
                 <w:szCs w:val="19"/>
               </w:rPr>
-              <w:t xml:space="preserve">모든 판단에 신뢰도 점수를 함께 출력</w:t>
+              <w:t xml:space="preserve">모든 판단에 라벨 확률과 애매 여부를 함께 출력</w:t>
             </w:r>
           </w:p>
         </w:tc>
@@ -291,7 +291,7 @@
                 <w:sz w:val="19"/>
                 <w:szCs w:val="19"/>
               </w:rPr>
-              <w:t xml:space="preserve">AI 모델 판단 단계 출력값에 신뢰도 포함</w:t>
+              <w:t xml:space="preserve">AI 모델 판단 단계 출력값에 확률·애매 여부 포함</w:t>
             </w:r>
           </w:p>
         </w:tc>
@@ -715,7 +715,7 @@
                 <w:sz w:val="19"/>
                 <w:szCs w:val="19"/>
               </w:rPr>
-              <w:t xml:space="preserve">임계값을 중간값으로 설정, 애매한 구간은 자동판정 금지·인간 이관</w:t>
+              <w:t xml:space="preserve">재현율 우선, 애매한 경우(conformal 예측집합이 두 클래스 포함·공집합)는 자동판정 금지·인간 이관</w:t>
             </w:r>
           </w:p>
         </w:tc>
@@ -738,7 +738,7 @@
                 <w:sz w:val="19"/>
                 <w:szCs w:val="19"/>
               </w:rPr>
-              <w:t xml:space="preserve">애매 구간(신뢰도 기준 근방)을 별도로 식별·표시</w:t>
+              <w:t xml:space="preserve">애매 여부를 별도로 식별·표시</w:t>
             </w:r>
           </w:p>
         </w:tc>
@@ -761,7 +761,7 @@
                 <w:sz w:val="19"/>
                 <w:szCs w:val="19"/>
               </w:rPr>
-              <w:t xml:space="preserve">AI 판단 단계 신뢰도 출력 + 임계값 정책</w:t>
+              <w:t xml:space="preserve">AI 판단 단계 확률 출력 + conformal 예측집합 판정</w:t>
             </w:r>
           </w:p>
         </w:tc>
@@ -856,6 +856,476 @@
                 <w:szCs w:val="19"/>
               </w:rPr>
               <w:t xml:space="preserve">검토자 큐 화면 고지 + 인간 개입 행동 항목</w:t>
+            </w:r>
+          </w:p>
+        </w:tc>
+      </w:tr>
+      <w:tr>
+        <w:tc>
+          <w:tcPr>
+            <w:tcW w:type="dxa" w:w="1000"/>
+            <w:tcMar>
+              <w:top w:type="dxa" w:w="60"/>
+              <w:left w:type="dxa" w:w="100"/>
+              <w:bottom w:type="dxa" w:w="60"/>
+              <w:right w:type="dxa" w:w="100"/>
+            </w:tcMar>
+          </w:tcPr>
+          <w:p>
+            <w:r>
+              <w:rPr>
+                <w:rFonts w:ascii="맑은 고딕" w:cs="맑은 고딕" w:eastAsia="맑은 고딕" w:hAnsi="맑은 고딕"/>
+                <w:b w:val="false"/>
+                <w:bCs w:val="false"/>
+                <w:sz w:val="19"/>
+                <w:szCs w:val="19"/>
+              </w:rPr>
+              <w:t xml:space="preserve">RISK-08</w:t>
+            </w:r>
+          </w:p>
+        </w:tc>
+        <w:tc>
+          <w:tcPr>
+            <w:tcW w:type="dxa" w:w="3000"/>
+            <w:tcMar>
+              <w:top w:type="dxa" w:w="60"/>
+              <w:left w:type="dxa" w:w="100"/>
+              <w:bottom w:type="dxa" w:w="60"/>
+              <w:right w:type="dxa" w:w="100"/>
+            </w:tcMar>
+          </w:tcPr>
+          <w:p>
+            <w:r>
+              <w:rPr>
+                <w:rFonts w:ascii="맑은 고딕" w:cs="맑은 고딕" w:eastAsia="맑은 고딕" w:hAnsi="맑은 고딕"/>
+                <w:b w:val="false"/>
+                <w:bCs w:val="false"/>
+                <w:sz w:val="19"/>
+                <w:szCs w:val="19"/>
+              </w:rPr>
+              <w:t xml:space="preserve">본문을 데이터로 격리, 출력 형식 제약, 실행은 사람이 결정</w:t>
+            </w:r>
+          </w:p>
+        </w:tc>
+        <w:tc>
+          <w:tcPr>
+            <w:tcW w:type="dxa" w:w="3000"/>
+            <w:tcMar>
+              <w:top w:type="dxa" w:w="60"/>
+              <w:left w:type="dxa" w:w="100"/>
+              <w:bottom w:type="dxa" w:w="60"/>
+              <w:right w:type="dxa" w:w="100"/>
+            </w:tcMar>
+          </w:tcPr>
+          <w:p>
+            <w:r>
+              <w:rPr>
+                <w:rFonts w:ascii="맑은 고딕" w:cs="맑은 고딕" w:eastAsia="맑은 고딕" w:hAnsi="맑은 고딕"/>
+                <w:b w:val="false"/>
+                <w:bCs w:val="false"/>
+                <w:sz w:val="19"/>
+                <w:szCs w:val="19"/>
+              </w:rPr>
+              <w:t xml:space="preserve">기사 본문은 지시로 해석되지 않도록 구분되어야 하며 형식을 벗어난 출력은 폐기</w:t>
+            </w:r>
+          </w:p>
+        </w:tc>
+        <w:tc>
+          <w:tcPr>
+            <w:tcW w:type="dxa" w:w="2600"/>
+            <w:tcMar>
+              <w:top w:type="dxa" w:w="60"/>
+              <w:left w:type="dxa" w:w="100"/>
+              <w:bottom w:type="dxa" w:w="60"/>
+              <w:right w:type="dxa" w:w="100"/>
+            </w:tcMar>
+          </w:tcPr>
+          <w:p>
+            <w:r>
+              <w:rPr>
+                <w:rFonts w:ascii="맑은 고딕" w:cs="맑은 고딕" w:eastAsia="맑은 고딕" w:hAnsi="맑은 고딕"/>
+                <w:b w:val="false"/>
+                <w:bCs w:val="false"/>
+                <w:sz w:val="19"/>
+                <w:szCs w:val="19"/>
+              </w:rPr>
+              <w:t xml:space="preserve">모델 입력 구성 + 출력 포맷 제약</w:t>
+            </w:r>
+          </w:p>
+        </w:tc>
+      </w:tr>
+      <w:tr>
+        <w:tc>
+          <w:tcPr>
+            <w:tcW w:type="dxa" w:w="1000"/>
+            <w:tcMar>
+              <w:top w:type="dxa" w:w="60"/>
+              <w:left w:type="dxa" w:w="100"/>
+              <w:bottom w:type="dxa" w:w="60"/>
+              <w:right w:type="dxa" w:w="100"/>
+            </w:tcMar>
+          </w:tcPr>
+          <w:p>
+            <w:r>
+              <w:rPr>
+                <w:rFonts w:ascii="맑은 고딕" w:cs="맑은 고딕" w:eastAsia="맑은 고딕" w:hAnsi="맑은 고딕"/>
+                <w:b w:val="false"/>
+                <w:bCs w:val="false"/>
+                <w:sz w:val="19"/>
+                <w:szCs w:val="19"/>
+              </w:rPr>
+              <w:t xml:space="preserve">RISK-09</w:t>
+            </w:r>
+          </w:p>
+        </w:tc>
+        <w:tc>
+          <w:tcPr>
+            <w:tcW w:type="dxa" w:w="3000"/>
+            <w:tcMar>
+              <w:top w:type="dxa" w:w="60"/>
+              <w:left w:type="dxa" w:w="100"/>
+              <w:bottom w:type="dxa" w:w="60"/>
+              <w:right w:type="dxa" w:w="100"/>
+            </w:tcMar>
+          </w:tcPr>
+          <w:p>
+            <w:r>
+              <w:rPr>
+                <w:rFonts w:ascii="맑은 고딕" w:cs="맑은 고딕" w:eastAsia="맑은 고딕" w:hAnsi="맑은 고딕"/>
+                <w:b w:val="false"/>
+                <w:bCs w:val="false"/>
+                <w:sz w:val="19"/>
+                <w:szCs w:val="19"/>
+              </w:rPr>
+              <w:t xml:space="preserve">검토 결과를 신규 패턴으로 환류, 주기적 재평가</w:t>
+            </w:r>
+          </w:p>
+        </w:tc>
+        <w:tc>
+          <w:tcPr>
+            <w:tcW w:type="dxa" w:w="3000"/>
+            <w:tcMar>
+              <w:top w:type="dxa" w:w="60"/>
+              <w:left w:type="dxa" w:w="100"/>
+              <w:bottom w:type="dxa" w:w="60"/>
+              <w:right w:type="dxa" w:w="100"/>
+            </w:tcMar>
+          </w:tcPr>
+          <w:p>
+            <w:r>
+              <w:rPr>
+                <w:rFonts w:ascii="맑은 고딕" w:cs="맑은 고딕" w:eastAsia="맑은 고딕" w:hAnsi="맑은 고딕"/>
+                <w:b w:val="false"/>
+                <w:bCs w:val="false"/>
+                <w:sz w:val="19"/>
+                <w:szCs w:val="19"/>
+              </w:rPr>
+              <w:t xml:space="preserve">검토자가 확정한 오탐·미탐 사례를 평가·보정용 데이터로 누적</w:t>
+            </w:r>
+          </w:p>
+        </w:tc>
+        <w:tc>
+          <w:tcPr>
+            <w:tcW w:type="dxa" w:w="2600"/>
+            <w:tcMar>
+              <w:top w:type="dxa" w:w="60"/>
+              <w:left w:type="dxa" w:w="100"/>
+              <w:bottom w:type="dxa" w:w="60"/>
+              <w:right w:type="dxa" w:w="100"/>
+            </w:tcMar>
+          </w:tcPr>
+          <w:p>
+            <w:r>
+              <w:rPr>
+                <w:rFonts w:ascii="맑은 고딕" w:cs="맑은 고딕" w:eastAsia="맑은 고딕" w:hAnsi="맑은 고딕"/>
+                <w:b w:val="false"/>
+                <w:bCs w:val="false"/>
+                <w:sz w:val="19"/>
+                <w:szCs w:val="19"/>
+              </w:rPr>
+              <w:t xml:space="preserve">기록·피드백 단계 → 모니터링</w:t>
+            </w:r>
+          </w:p>
+        </w:tc>
+      </w:tr>
+      <w:tr>
+        <w:tc>
+          <w:tcPr>
+            <w:tcW w:type="dxa" w:w="1000"/>
+            <w:tcMar>
+              <w:top w:type="dxa" w:w="60"/>
+              <w:left w:type="dxa" w:w="100"/>
+              <w:bottom w:type="dxa" w:w="60"/>
+              <w:right w:type="dxa" w:w="100"/>
+            </w:tcMar>
+          </w:tcPr>
+          <w:p>
+            <w:r>
+              <w:rPr>
+                <w:rFonts w:ascii="맑은 고딕" w:cs="맑은 고딕" w:eastAsia="맑은 고딕" w:hAnsi="맑은 고딕"/>
+                <w:b w:val="false"/>
+                <w:bCs w:val="false"/>
+                <w:sz w:val="19"/>
+                <w:szCs w:val="19"/>
+              </w:rPr>
+              <w:t xml:space="preserve">RISK-10</w:t>
+            </w:r>
+          </w:p>
+        </w:tc>
+        <w:tc>
+          <w:tcPr>
+            <w:tcW w:type="dxa" w:w="3000"/>
+            <w:tcMar>
+              <w:top w:type="dxa" w:w="60"/>
+              <w:left w:type="dxa" w:w="100"/>
+              <w:bottom w:type="dxa" w:w="60"/>
+              <w:right w:type="dxa" w:w="100"/>
+            </w:tcMar>
+          </w:tcPr>
+          <w:p>
+            <w:r>
+              <w:rPr>
+                <w:rFonts w:ascii="맑은 고딕" w:cs="맑은 고딕" w:eastAsia="맑은 고딕" w:hAnsi="맑은 고딕"/>
+                <w:b w:val="false"/>
+                <w:bCs w:val="false"/>
+                <w:sz w:val="19"/>
+                <w:szCs w:val="19"/>
+              </w:rPr>
+              <w:t xml:space="preserve">영어 보조 데이터는 보조 용도로 제한, 한국어 기준 평가</w:t>
+            </w:r>
+          </w:p>
+        </w:tc>
+        <w:tc>
+          <w:tcPr>
+            <w:tcW w:type="dxa" w:w="3000"/>
+            <w:tcMar>
+              <w:top w:type="dxa" w:w="60"/>
+              <w:left w:type="dxa" w:w="100"/>
+              <w:bottom w:type="dxa" w:w="60"/>
+              <w:right w:type="dxa" w:w="100"/>
+            </w:tcMar>
+          </w:tcPr>
+          <w:p>
+            <w:r>
+              <w:rPr>
+                <w:rFonts w:ascii="맑은 고딕" w:cs="맑은 고딕" w:eastAsia="맑은 고딕" w:hAnsi="맑은 고딕"/>
+                <w:b w:val="false"/>
+                <w:bCs w:val="false"/>
+                <w:sz w:val="19"/>
+                <w:szCs w:val="19"/>
+              </w:rPr>
+              <w:t xml:space="preserve">평가 결과를 언어·주제별로 분해해 보고</w:t>
+            </w:r>
+          </w:p>
+        </w:tc>
+        <w:tc>
+          <w:tcPr>
+            <w:tcW w:type="dxa" w:w="2600"/>
+            <w:tcMar>
+              <w:top w:type="dxa" w:w="60"/>
+              <w:left w:type="dxa" w:w="100"/>
+              <w:bottom w:type="dxa" w:w="60"/>
+              <w:right w:type="dxa" w:w="100"/>
+            </w:tcMar>
+          </w:tcPr>
+          <w:p>
+            <w:r>
+              <w:rPr>
+                <w:rFonts w:ascii="맑은 고딕" w:cs="맑은 고딕" w:eastAsia="맑은 고딕" w:hAnsi="맑은 고딕"/>
+                <w:b w:val="false"/>
+                <w:bCs w:val="false"/>
+                <w:sz w:val="19"/>
+                <w:szCs w:val="19"/>
+              </w:rPr>
+              <w:t xml:space="preserve">데이터 활용 기준 + 평가 계획</w:t>
+            </w:r>
+          </w:p>
+        </w:tc>
+      </w:tr>
+      <w:tr>
+        <w:tc>
+          <w:tcPr>
+            <w:tcW w:type="dxa" w:w="1000"/>
+            <w:tcMar>
+              <w:top w:type="dxa" w:w="60"/>
+              <w:left w:type="dxa" w:w="100"/>
+              <w:bottom w:type="dxa" w:w="60"/>
+              <w:right w:type="dxa" w:w="100"/>
+            </w:tcMar>
+          </w:tcPr>
+          <w:p>
+            <w:r>
+              <w:rPr>
+                <w:rFonts w:ascii="맑은 고딕" w:cs="맑은 고딕" w:eastAsia="맑은 고딕" w:hAnsi="맑은 고딕"/>
+                <w:b w:val="false"/>
+                <w:bCs w:val="false"/>
+                <w:sz w:val="19"/>
+                <w:szCs w:val="19"/>
+              </w:rPr>
+              <w:t xml:space="preserve">RISK-11</w:t>
+            </w:r>
+          </w:p>
+        </w:tc>
+        <w:tc>
+          <w:tcPr>
+            <w:tcW w:type="dxa" w:w="3000"/>
+            <w:tcMar>
+              <w:top w:type="dxa" w:w="60"/>
+              <w:left w:type="dxa" w:w="100"/>
+              <w:bottom w:type="dxa" w:w="60"/>
+              <w:right w:type="dxa" w:w="100"/>
+            </w:tcMar>
+          </w:tcPr>
+          <w:p>
+            <w:r>
+              <w:rPr>
+                <w:rFonts w:ascii="맑은 고딕" w:cs="맑은 고딕" w:eastAsia="맑은 고딕" w:hAnsi="맑은 고딕"/>
+                <w:b w:val="false"/>
+                <w:bCs w:val="false"/>
+                <w:sz w:val="19"/>
+                <w:szCs w:val="19"/>
+              </w:rPr>
+              <w:t xml:space="preserve">주기적 재평가, 임계값·보정 재조정 이력 기록</w:t>
+            </w:r>
+          </w:p>
+        </w:tc>
+        <w:tc>
+          <w:tcPr>
+            <w:tcW w:type="dxa" w:w="3000"/>
+            <w:tcMar>
+              <w:top w:type="dxa" w:w="60"/>
+              <w:left w:type="dxa" w:w="100"/>
+              <w:bottom w:type="dxa" w:w="60"/>
+              <w:right w:type="dxa" w:w="100"/>
+            </w:tcMar>
+          </w:tcPr>
+          <w:p>
+            <w:r>
+              <w:rPr>
+                <w:rFonts w:ascii="맑은 고딕" w:cs="맑은 고딕" w:eastAsia="맑은 고딕" w:hAnsi="맑은 고딕"/>
+                <w:b w:val="false"/>
+                <w:bCs w:val="false"/>
+                <w:sz w:val="19"/>
+                <w:szCs w:val="19"/>
+              </w:rPr>
+              <w:t xml:space="preserve">모델 버전과 임계값 변경 이력 기록</w:t>
+            </w:r>
+          </w:p>
+        </w:tc>
+        <w:tc>
+          <w:tcPr>
+            <w:tcW w:type="dxa" w:w="2600"/>
+            <w:tcMar>
+              <w:top w:type="dxa" w:w="60"/>
+              <w:left w:type="dxa" w:w="100"/>
+              <w:bottom w:type="dxa" w:w="60"/>
+              <w:right w:type="dxa" w:w="100"/>
+            </w:tcMar>
+          </w:tcPr>
+          <w:p>
+            <w:r>
+              <w:rPr>
+                <w:rFonts w:ascii="맑은 고딕" w:cs="맑은 고딕" w:eastAsia="맑은 고딕" w:hAnsi="맑은 고딕"/>
+                <w:b w:val="false"/>
+                <w:bCs w:val="false"/>
+                <w:sz w:val="19"/>
+                <w:szCs w:val="19"/>
+              </w:rPr>
+              <w:t xml:space="preserve">모니터링 + 일관성 요구사항</w:t>
+            </w:r>
+          </w:p>
+        </w:tc>
+      </w:tr>
+      <w:tr>
+        <w:tc>
+          <w:tcPr>
+            <w:tcW w:type="dxa" w:w="1000"/>
+            <w:tcMar>
+              <w:top w:type="dxa" w:w="60"/>
+              <w:left w:type="dxa" w:w="100"/>
+              <w:bottom w:type="dxa" w:w="60"/>
+              <w:right w:type="dxa" w:w="100"/>
+            </w:tcMar>
+          </w:tcPr>
+          <w:p>
+            <w:r>
+              <w:rPr>
+                <w:rFonts w:ascii="맑은 고딕" w:cs="맑은 고딕" w:eastAsia="맑은 고딕" w:hAnsi="맑은 고딕"/>
+                <w:b w:val="false"/>
+                <w:bCs w:val="false"/>
+                <w:sz w:val="19"/>
+                <w:szCs w:val="19"/>
+              </w:rPr>
+              <w:t xml:space="preserve">RISK-12</w:t>
+            </w:r>
+          </w:p>
+        </w:tc>
+        <w:tc>
+          <w:tcPr>
+            <w:tcW w:type="dxa" w:w="3000"/>
+            <w:tcMar>
+              <w:top w:type="dxa" w:w="60"/>
+              <w:left w:type="dxa" w:w="100"/>
+              <w:bottom w:type="dxa" w:w="60"/>
+              <w:right w:type="dxa" w:w="100"/>
+            </w:tcMar>
+          </w:tcPr>
+          <w:p>
+            <w:r>
+              <w:rPr>
+                <w:rFonts w:ascii="맑은 고딕" w:cs="맑은 고딕" w:eastAsia="맑은 고딕" w:hAnsi="맑은 고딕"/>
+                <w:b w:val="false"/>
+                <w:bCs w:val="false"/>
+                <w:sz w:val="19"/>
+                <w:szCs w:val="19"/>
+              </w:rPr>
+              <w:t xml:space="preserve">② 외부 검색(RAG) 근거는 출처 링크 병기·화이트리스트 적용, 검색 결과 격리, 최종 사실 판단은 사람</w:t>
+            </w:r>
+          </w:p>
+        </w:tc>
+        <w:tc>
+          <w:tcPr>
+            <w:tcW w:type="dxa" w:w="3000"/>
+            <w:tcMar>
+              <w:top w:type="dxa" w:w="60"/>
+              <w:left w:type="dxa" w:w="100"/>
+              <w:bottom w:type="dxa" w:w="60"/>
+              <w:right w:type="dxa" w:w="100"/>
+            </w:tcMar>
+          </w:tcPr>
+          <w:p>
+            <w:r>
+              <w:rPr>
+                <w:rFonts w:ascii="맑은 고딕" w:cs="맑은 고딕" w:eastAsia="맑은 고딕" w:hAnsi="맑은 고딕"/>
+                <w:b w:val="false"/>
+                <w:bCs w:val="false"/>
+                <w:sz w:val="19"/>
+                <w:szCs w:val="19"/>
+              </w:rPr>
+              <w:t xml:space="preserve">②가 제시하는 모든 근거는 출처 링크와 함께 표시되고 검색 결과는 지시로 해석되지 않음</w:t>
+            </w:r>
+          </w:p>
+        </w:tc>
+        <w:tc>
+          <w:tcPr>
+            <w:tcW w:type="dxa" w:w="2600"/>
+            <w:tcMar>
+              <w:top w:type="dxa" w:w="60"/>
+              <w:left w:type="dxa" w:w="100"/>
+              <w:bottom w:type="dxa" w:w="60"/>
+              <w:right w:type="dxa" w:w="100"/>
+            </w:tcMar>
+          </w:tcPr>
+          <w:p>
+            <w:r>
+              <w:rPr>
+                <w:rFonts w:ascii="맑은 고딕" w:cs="맑은 고딕" w:eastAsia="맑은 고딕" w:hAnsi="맑은 고딕"/>
+                <w:b w:val="false"/>
+                <w:bCs w:val="false"/>
+                <w:sz w:val="19"/>
+                <w:szCs w:val="19"/>
+              </w:rPr>
+              <w:t xml:space="preserve">② 검증 Agent 확장 설계(개념 수준)</w:t>
             </w:r>
           </w:p>
         </w:tc>
@@ -898,7 +1368,7 @@
         <w:rPr>
           <w:rFonts w:ascii="맑은 고딕" w:cs="맑은 고딕" w:eastAsia="맑은 고딕" w:hAnsi="맑은 고딕"/>
         </w:rPr>
-        <w:t xml:space="preserve">신뢰도 보정: 모델 신뢰도는 검증 데이터에서 실제 정답률과의 일치 여부를 점검·보정한 후에만 “애매한 구간(0.4~0.6, 초기값)” 판단에 사용</w:t>
+        <w:t xml:space="preserve">애매 구간 판정(Conformal): 자동판정 여부는 고정 숫자 구간이 아니라 한국어 보정 셋에서 도출한 q̂로 만든 예측집합이 {클릭베이트, 정상}을 모두 포함하거나 공집합인지로 결정하며, 이 경우 인간에게 이관. 보정 셋은 튜닝·테스트와 분리하고 분포 변화 시 갱신</w:t>
       </w:r>
     </w:p>
     <w:p>
@@ -947,14 +1417,6 @@
           <w:rFonts w:ascii="맑은 고딕" w:cs="맑은 고딕" w:eastAsia="맑은 고딕" w:hAnsi="맑은 고딕"/>
         </w:rPr>
         <w:t xml:space="preserve">데이터 사용 원칙 준수: 제공 데이터 외 추가 데이터 사용 시 필요성·부족한 점·보완되는 신뢰성 문제 기록 의무화</w:t>
-      </w:r>
-    </w:p>
-    <w:p>
-      <w:pPr>
-        <w:pageBreakBefore/>
-      </w:pPr>
-      <w:r>
-        <w:t xml:space="preserve"/>
       </w:r>
     </w:p>
     <w:p>
@@ -1864,7 +2326,7 @@
                 <w:sz w:val="19"/>
                 <w:szCs w:val="19"/>
               </w:rPr>
-              <w:t xml:space="preserve">정치·경제 카테고리 식별 시 / 매트릭스 “높음” / 판단 신뢰도 기준 미만 / 인용문·풍자 등 예외 시나리오</w:t>
+              <w:t xml:space="preserve">정치·경제 카테고리 식별 시 / 매트릭스 “높음” / conformal 예측집합 애매 / 인용문·풍자 등 예외 시나리오</w:t>
             </w:r>
           </w:p>
         </w:tc>
@@ -2460,7 +2922,7 @@
         <w:rPr>
           <w:rFonts w:ascii="맑은 고딕" w:cs="맑은 고딕" w:eastAsia="맑은 고딕" w:hAnsi="맑은 고딕"/>
         </w:rPr>
-        <w:t xml:space="preserve">검토 인력 가정: 소규모 운영팀 3~5명을 설계 가정으로 둠(실제 운영 수치 아님). 검토 가능 건수는 인력×처리속도로 제한되므로 애매 구간(신뢰도 0.4~0.6)과 우선순위 큐로 검토 대상을 좁히는 것이 전제</w:t>
+        <w:t xml:space="preserve">검토 인력 산정: 필요 검토 인력 = (일일 기사 수 × 이관율) ÷ (1인 일일 처리 건수). 이관율은 conformal(α)에서 데이터로 도출되고 나머지는 적용 조직의 입력 가정이며, 인력 규모를 임의 숫자로 고정하지 않음</w:t>
       </w:r>
     </w:p>
     <w:p>
@@ -2590,34 +3052,6 @@
     </w:p>
     <w:p>
       <w:pPr>
-        <w:pageBreakBefore/>
-      </w:pPr>
-      <w:r>
-        <w:t xml:space="preserve"/>
-      </w:r>
-    </w:p>
-    <w:p>
-      <w:pPr>
-        <w:pStyle w:val="Heading1"/>
-        <w:spacing w:after="150" w:before="300"/>
-      </w:pPr>
-      <w:r>
-        <w:t xml:space="preserve">BaseKit 6. 투명성·설명가능성 계획</w:t>
-      </w:r>
-    </w:p>
-    <w:p>
-      <w:pPr>
-        <w:spacing w:after="120"/>
-      </w:pPr>
-      <w:r>
-        <w:rPr>
-          <w:rFonts w:ascii="맑은 고딕" w:cs="맑은 고딕" w:eastAsia="맑은 고딕" w:hAnsi="맑은 고딕"/>
-        </w:rPr>
-        <w:t xml:space="preserve">본선에서는 사용자(검토자)와 이해관계자가 AI 판단을 신뢰하고 검증할 수 있도록 아래와 같은 투명성 장치를 구현할 계획이다.</w:t>
-      </w:r>
-    </w:p>
-    <w:p>
-      <w:pPr>
         <w:pStyle w:val="ListParagraph"/>
         <w:numPr>
           <w:ilvl w:val="0"/>
@@ -2629,7 +3063,27 @@
         <w:rPr>
           <w:rFonts w:ascii="맑은 고딕" w:cs="맑은 고딕" w:eastAsia="맑은 고딕" w:hAnsi="맑은 고딕"/>
         </w:rPr>
-        <w:t xml:space="preserve">모든 “클릭베이트” 판정에 대해 판정 근거(제목-본문 불일치 구간)를 원문 인용 형태로 상시 공개</w:t>
+        <w:t xml:space="preserve">프롬프트 인젝션 방어: 기사 본문은 분석 대상 데이터로만 전달해 지시와 분리하고, 출력은 정해진 형식(판정·신뢰도·원문 구간 근거)만 허용</w:t>
+      </w:r>
+    </w:p>
+    <w:p>
+      <w:pPr>
+        <w:pStyle w:val="Heading1"/>
+        <w:spacing w:after="150" w:before="300"/>
+      </w:pPr>
+      <w:r>
+        <w:t xml:space="preserve">BaseKit 6. 투명성·설명가능성 계획</w:t>
+      </w:r>
+    </w:p>
+    <w:p>
+      <w:pPr>
+        <w:spacing w:after="120"/>
+      </w:pPr>
+      <w:r>
+        <w:rPr>
+          <w:rFonts w:ascii="맑은 고딕" w:cs="맑은 고딕" w:eastAsia="맑은 고딕" w:hAnsi="맑은 고딕"/>
+        </w:rPr>
+        <w:t xml:space="preserve">본선에서는 사용자(검토자)와 이해관계자가 AI 판단을 신뢰하고 검증할 수 있도록 아래와 같은 투명성 장치를 구현할 계획이다.</w:t>
       </w:r>
     </w:p>
     <w:p>
@@ -2645,7 +3099,7 @@
         <w:rPr>
           <w:rFonts w:ascii="맑은 고딕" w:cs="맑은 고딕" w:eastAsia="맑은 고딕" w:hAnsi="맑은 고딕"/>
         </w:rPr>
-        <w:t xml:space="preserve">판단 신뢰도 수치를 사용자(검토자)가 항상 확인할 수 있도록 UI/출력 포맷에 포함</w:t>
+        <w:t xml:space="preserve">모든 “클릭베이트” 판정에 대해 판정 근거(제목-본문 불일치 구간)를 원문 인용 형태로 상시 공개</w:t>
       </w:r>
     </w:p>
     <w:p>
@@ -2661,7 +3115,7 @@
         <w:rPr>
           <w:rFonts w:ascii="맑은 고딕" w:cs="맑은 고딕" w:eastAsia="맑은 고딕" w:hAnsi="맑은 고딕"/>
         </w:rPr>
-        <w:t xml:space="preserve">오탐(정상 기사를 클릭베이트로 잘못 판정)된 경우, 기사 작성자·대상 기업이 이의제기할 수 있는 채널 마련</w:t>
+        <w:t xml:space="preserve">판단 신뢰도 수치를 사용자(검토자)가 항상 확인할 수 있도록 UI/출력 포맷에 포함</w:t>
       </w:r>
     </w:p>
     <w:p>
@@ -2677,51 +3131,7 @@
         <w:rPr>
           <w:rFonts w:ascii="맑은 고딕" w:cs="맑은 고딕" w:eastAsia="맑은 고딕" w:hAnsi="맑은 고딕"/>
         </w:rPr>
-        <w:t xml:space="preserve">사용한 모델(A.X 4.0 Light) 버전과 적용된 보조 로직(있을 경우)을 판정 결과와 함께 기록·공개</w:t>
-      </w:r>
-    </w:p>
-    <w:p>
-      <w:pPr>
-        <w:spacing w:after="160"/>
-      </w:pPr>
-      <w:r>
-        <w:rPr>
-          <w:rFonts w:ascii="맑은 고딕" w:cs="맑은 고딕" w:eastAsia="맑은 고딕" w:hAnsi="맑은 고딕"/>
-          <w:i/>
-          <w:iCs/>
-          <w:color w:val="555555"/>
-          <w:sz w:val="18"/>
-          <w:szCs w:val="18"/>
-        </w:rPr>
-        <w:t xml:space="preserve">세부 UI/UX 설계와 이의제기 처리 절차는 본선 단계에서 구체화할 예정.</w:t>
-      </w:r>
-    </w:p>
-    <w:p>
-      <w:pPr>
-        <w:pageBreakBefore/>
-      </w:pPr>
-      <w:r>
-        <w:t xml:space="preserve"/>
-      </w:r>
-    </w:p>
-    <w:p>
-      <w:pPr>
-        <w:pStyle w:val="Heading1"/>
-        <w:spacing w:after="150" w:before="300"/>
-      </w:pPr>
-      <w:r>
-        <w:t xml:space="preserve">BaseKit 7. 평가·모니터링·검증 계획</w:t>
-      </w:r>
-    </w:p>
-    <w:p>
-      <w:pPr>
-        <w:spacing w:after="120"/>
-      </w:pPr>
-      <w:r>
-        <w:rPr>
-          <w:rFonts w:ascii="맑은 고딕" w:cs="맑은 고딕" w:eastAsia="맑은 고딕" w:hAnsi="맑은 고딕"/>
-        </w:rPr>
-        <w:t xml:space="preserve">본선에서는 모델 성능과 신뢰성을 함께 검증하기 위해 아래 항목을 평가할 계획이다.</w:t>
+        <w:t xml:space="preserve">오탐(정상 기사를 클릭베이트로 잘못 판정)된 경우, 기사 작성자·대상 기업이 이의제기할 수 있는 채널 마련</w:t>
       </w:r>
     </w:p>
     <w:p>
@@ -2737,7 +3147,43 @@
         <w:rPr>
           <w:rFonts w:ascii="맑은 고딕" w:cs="맑은 고딕" w:eastAsia="맑은 고딕" w:hAnsi="맑은 고딕"/>
         </w:rPr>
-        <w:t xml:space="preserve">성능 지표: 재현율(Recall)을 핵심 지표로, 정밀도 하한을 보조 지표로 하여 메인(AI-Hub)·보조(Webis) 데이터 기준 클릭베이트 탐지 성능 측정</w:t>
+        <w:t xml:space="preserve">사용한 모델(A.X 4.0 Light) 버전과 적용된 보조 로직(있을 경우)을 판정 결과와 함께 기록·공개</w:t>
+      </w:r>
+    </w:p>
+    <w:p>
+      <w:pPr>
+        <w:spacing w:after="160"/>
+      </w:pPr>
+      <w:r>
+        <w:rPr>
+          <w:rFonts w:ascii="맑은 고딕" w:cs="맑은 고딕" w:eastAsia="맑은 고딕" w:hAnsi="맑은 고딕"/>
+          <w:i/>
+          <w:iCs/>
+          <w:color w:val="555555"/>
+          <w:sz w:val="18"/>
+          <w:szCs w:val="18"/>
+        </w:rPr>
+        <w:t xml:space="preserve">세부 UI/UX 설계와 이의제기 처리 절차는 본선 단계에서 구체화할 예정.</w:t>
+      </w:r>
+    </w:p>
+    <w:p>
+      <w:pPr>
+        <w:pStyle w:val="Heading1"/>
+        <w:spacing w:after="150" w:before="300"/>
+      </w:pPr>
+      <w:r>
+        <w:t xml:space="preserve">BaseKit 7. 평가·모니터링·검증 계획</w:t>
+      </w:r>
+    </w:p>
+    <w:p>
+      <w:pPr>
+        <w:spacing w:after="120"/>
+      </w:pPr>
+      <w:r>
+        <w:rPr>
+          <w:rFonts w:ascii="맑은 고딕" w:cs="맑은 고딕" w:eastAsia="맑은 고딕" w:hAnsi="맑은 고딕"/>
+        </w:rPr>
+        <w:t xml:space="preserve">본선에서는 모델 성능과 신뢰성을 함께 검증하기 위해 아래 항목을 평가할 계획이다.</w:t>
       </w:r>
     </w:p>
     <w:p>
@@ -2753,7 +3199,7 @@
         <w:rPr>
           <w:rFonts w:ascii="맑은 고딕" w:cs="맑은 고딕" w:eastAsia="맑은 고딕" w:hAnsi="맑은 고딕"/>
         </w:rPr>
-        <w:t xml:space="preserve">신뢰도 보정 평가: 신뢰도 구간별 실제 정답률과 ECE 등을 검증 데이터로 측정하고, 필요시 보정한 뒤 애매 구간(초기 0.4~0.6)을 재조정. 확장 옵션으로 Conformal Prediction 검토</w:t>
+        <w:t xml:space="preserve">성능 지표: 재현율(Recall)을 핵심 지표로, 정밀도 하한을 보조 지표로 하여 메인(AI-Hub)·보조(Webis) 데이터 기준 클릭베이트 탐지 성능 측정</w:t>
       </w:r>
     </w:p>
     <w:p>
@@ -2769,7 +3215,7 @@
         <w:rPr>
           <w:rFonts w:ascii="맑은 고딕" w:cs="맑은 고딕" w:eastAsia="맑은 고딕" w:hAnsi="맑은 고딕"/>
         </w:rPr>
-        <w:t xml:space="preserve">오류 유형별 분석: 미탐(RISK-01)과 오탐(RISK-02) 각각의 발생 빈도와 영향을 구분하여 추적</w:t>
+        <w:t xml:space="preserve">Conformal 평가: 한국어 보정 셋에서 q̂를 도출하고, 테스트 셋에서 클래스 조건부 커버리지(클릭베이트 ≥ 1−α)를 실측으로 검증하며 이관율과 검토 부하를 함께 보고. 확률 품질(구간별 정답률, ECE)도 점검</w:t>
       </w:r>
     </w:p>
     <w:p>
@@ -2785,7 +3231,7 @@
         <w:rPr>
           <w:rFonts w:ascii="맑은 고딕" w:cs="맑은 고딕" w:eastAsia="맑은 고딕" w:hAnsi="맑은 고딕"/>
         </w:rPr>
-        <w:t xml:space="preserve">인간감독 개입률 모니터링: 트리거 조건별(정치·경제/우선순위 높음/신뢰도 낮음 등) 개입 비율을 주기적으로 점검해, RISK-03(검토자 경보 과부하) 재평가에 활용</w:t>
+        <w:t xml:space="preserve">오류 유형별 분석: 미탐(RISK-01)과 오탐(RISK-02) 각각의 발생 빈도와 영향을 구분하여 추적</w:t>
       </w:r>
     </w:p>
     <w:p>
@@ -2801,7 +3247,7 @@
         <w:rPr>
           <w:rFonts w:ascii="맑은 고딕" w:cs="맑은 고딕" w:eastAsia="맑은 고딕" w:hAnsi="맑은 고딕"/>
         </w:rPr>
-        <w:t xml:space="preserve">잔여 위험 재검토: BK02 잔여 위험 표(RISK-01, RISK-04)를 운영 데이터 누적에 따라 주기적으로 재검토</w:t>
+        <w:t xml:space="preserve">인간감독 개입률 모니터링: 트리거 조건별(정치·경제/우선순위 높음/예측집합 애매 등) 개입 비율을 주기적으로 점검해, RISK-03(검토자 경보 과부하) 재평가에 활용</w:t>
       </w:r>
     </w:p>
     <w:p>
@@ -2817,7 +3263,71 @@
         <w:rPr>
           <w:rFonts w:ascii="맑은 고딕" w:cs="맑은 고딕" w:eastAsia="맑은 고딕" w:hAnsi="맑은 고딕"/>
         </w:rPr>
+        <w:t xml:space="preserve">잔여 위험 재검토: BK02 잔여 위험 표(RISK-01, RISK-04)를 운영 데이터 누적에 따라 주기적으로 재검토</w:t>
+      </w:r>
+    </w:p>
+    <w:p>
+      <w:pPr>
+        <w:pStyle w:val="ListParagraph"/>
+        <w:numPr>
+          <w:ilvl w:val="0"/>
+          <w:numId w:val="1"/>
+        </w:numPr>
+        <w:spacing w:after="60"/>
+      </w:pPr>
+      <w:r>
+        <w:rPr>
+          <w:rFonts w:ascii="맑은 고딕" w:cs="맑은 고딕" w:eastAsia="맑은 고딕" w:hAnsi="맑은 고딕"/>
+        </w:rPr>
         <w:t xml:space="preserve">“민감 주제” 기준 업데이트: 초기 키워드/카테고리 목록의 과탐지·누락 사례를 모니터링하여 지속 보완</w:t>
+      </w:r>
+    </w:p>
+    <w:p>
+      <w:pPr>
+        <w:pStyle w:val="ListParagraph"/>
+        <w:numPr>
+          <w:ilvl w:val="0"/>
+          <w:numId w:val="1"/>
+        </w:numPr>
+        <w:spacing w:after="60"/>
+      </w:pPr>
+      <w:r>
+        <w:rPr>
+          <w:rFonts w:ascii="맑은 고딕" w:cs="맑은 고딕" w:eastAsia="맑은 고딕" w:hAnsi="맑은 고딕"/>
+        </w:rPr>
+        <w:t xml:space="preserve">언어·주제별 성능 분해: 한국어(메인)·영어(보조) 및 언론사·주제별 성능 편차를 분해해 보고하고 편향 여부를 점검(RISK-10)</w:t>
+      </w:r>
+    </w:p>
+    <w:p>
+      <w:pPr>
+        <w:pStyle w:val="ListParagraph"/>
+        <w:numPr>
+          <w:ilvl w:val="0"/>
+          <w:numId w:val="1"/>
+        </w:numPr>
+        <w:spacing w:after="60"/>
+      </w:pPr>
+      <w:r>
+        <w:rPr>
+          <w:rFonts w:ascii="맑은 고딕" w:cs="맑은 고딕" w:eastAsia="맑은 고딕" w:hAnsi="맑은 고딕"/>
+        </w:rPr>
+        <w:t xml:space="preserve">드리프트·회피 모니터링: 검토 결과로 확정된 신규 오탐·미탐 패턴을 주기적으로 재평가에 반영(RISK-09, 11)</w:t>
+      </w:r>
+    </w:p>
+    <w:p>
+      <w:pPr>
+        <w:pStyle w:val="ListParagraph"/>
+        <w:numPr>
+          <w:ilvl w:val="0"/>
+          <w:numId w:val="1"/>
+        </w:numPr>
+        <w:spacing w:after="60"/>
+      </w:pPr>
+      <w:r>
+        <w:rPr>
+          <w:rFonts w:ascii="맑은 고딕" w:cs="맑은 고딕" w:eastAsia="맑은 고딕" w:hAnsi="맑은 고딕"/>
+        </w:rPr>
+        <w:t xml:space="preserve">인젝션 점검 케이스: 본문에 지시문이 포함된 입력에서도 판정이 흔들리지 않는지 별도 테스트 케이스로 확인(RISK-08)</w:t>
       </w:r>
     </w:p>
     <w:p>

--- a/docs/BaseKit3-7_기획본.docx
+++ b/docs/BaseKit3-7_기획본.docx
@@ -38,7 +38,7 @@
           <w:sz w:val="20"/>
           <w:szCs w:val="20"/>
         </w:rPr>
-        <w:t xml:space="preserve">작성일: 2026-10-08</w:t>
+        <w:t xml:space="preserve">작성일: 2026-10-09 (v1.1)</w:t>
       </w:r>
     </w:p>
     <w:p>
@@ -54,13 +54,7 @@
           <w:sz w:val="18"/>
           <w:szCs w:val="18"/>
         </w:rPr>
-        <w:t xml:space="preserve">본 문서는 본선에서 각 BaseKit 항목을 어떻게 수행할지에 대한 “계획”(Part A)만 담고 있으며, 실제 수행 결과·검증 내용(Part B 이후)은 포함하지 않습니다. 대회 측 BaseKit 실물 양식을 아직 확보하지 못해, 항목 구성은 대회 안내(교육 과정-BaseKit 연계표)를 참고해 팀이 구성한 임시 체계입니다.</w:t>
-      </w:r>
-    </w:p>
-    <w:p>
-      <w:r>
-        <w:br/>
-        <w:t xml:space="preserve"/>
+        <w:t xml:space="preserve">본 문서는 본선에서 각 BaseKit 항목을 어떻게 수행할지에 대한 “계획”(Part A)만 담고 있으며, 실제 수행 결과·검증 내용(Part B 이후)은 포함하지 않습니다. 대회 BaseKit 실물 양식은 아직 확보하지 못해, 챕터는 공식 명칭(BK03 투명성 · BK04 데이터 · BK05 모델 · BK06 인간 감독 · BK07 운영·모니터링)과 순서를 따르고 하위 항목 구성은 팀이 구성했습니다.</w:t>
       </w:r>
     </w:p>
     <w:p>
@@ -69,7 +63,32 @@
         <w:spacing w:after="150" w:before="300"/>
       </w:pPr>
       <w:r>
-        <w:t xml:space="preserve">BaseKit 3. 통제·요구사항 계획</w:t>
+        <w:t xml:space="preserve">공통 개요 (모든 BaseKit 공통)</w:t>
+      </w:r>
+    </w:p>
+    <w:p>
+      <w:pPr>
+        <w:spacing w:after="160"/>
+      </w:pPr>
+      <w:r>
+        <w:rPr>
+          <w:rFonts w:ascii="맑은 고딕" w:cs="맑은 고딕" w:eastAsia="맑은 고딕" w:hAnsi="맑은 고딕"/>
+          <w:i/>
+          <w:iCs/>
+          <w:color w:val="555555"/>
+          <w:sz w:val="18"/>
+          <w:szCs w:val="18"/>
+        </w:rPr>
+        <w:t xml:space="preserve">대회 BaseKit 양식의 공통 §1에 해당하는 내용이며, BaseKit 1~2 문서와 BaseKit 3~7 문서에 동일하게 기재한다.</w:t>
+      </w:r>
+    </w:p>
+    <w:p>
+      <w:pPr>
+        <w:pStyle w:val="Heading2"/>
+        <w:spacing w:after="120" w:before="240"/>
+      </w:pPr>
+      <w:r>
+        <w:t xml:space="preserve">(가) 문서의 목적</w:t>
       </w:r>
     </w:p>
     <w:p>
@@ -80,7 +99,5568 @@
         <w:rPr>
           <w:rFonts w:ascii="맑은 고딕" w:cs="맑은 고딕" w:eastAsia="맑은 고딕" w:hAnsi="맑은 고딕"/>
         </w:rPr>
-        <w:t xml:space="preserve">본선에서는 BK02에서 식별한 위험 각각에 대해, 구체적인 통제(Control)와 요구사항(Requirement)을 정의하고 이를 아키텍처(BaseKit 4)의 어느 부분에서 구현할지 연결할 계획이다.</w:t>
+        <w:t xml:space="preserve">클릭베이트 탐지 Agent를 중심으로 한 뉴스 콘텐츠 신뢰성 서비스가 만들 수 있는 영향과 위험을 평가하고(BaseKit 1~2), 이를 통제·요구사항·데이터·모델·인간 감독·운영 계획으로 연결해(BaseKit 3~7, Part A) 본선 실행의 기준으로 삼는다. 본 문서는 예선 제출분으로 계획 단계이며, 실행 결과와 근거(Part B)는 포함하지 않는다.</w:t>
+      </w:r>
+    </w:p>
+    <w:p>
+      <w:pPr>
+        <w:pStyle w:val="Heading2"/>
+        <w:spacing w:after="120" w:before="240"/>
+      </w:pPr>
+      <w:r>
+        <w:t xml:space="preserve">(나) 적용 범위 및 제외 범위</w:t>
+      </w:r>
+    </w:p>
+    <w:tbl>
+      <w:tblPr>
+        <w:tblW w:type="dxa" w:w="9600"/>
+        <w:tblBorders>
+          <w:top w:val="single" w:color="auto" w:sz="4"/>
+          <w:left w:val="single" w:color="auto" w:sz="4"/>
+          <w:bottom w:val="single" w:color="auto" w:sz="4"/>
+          <w:right w:val="single" w:color="auto" w:sz="4"/>
+          <w:insideH w:val="single" w:color="auto" w:sz="4"/>
+          <w:insideV w:val="single" w:color="auto" w:sz="4"/>
+        </w:tblBorders>
+      </w:tblPr>
+      <w:tblGrid>
+        <w:gridCol w:w="1800"/>
+        <w:gridCol w:w="7800"/>
+      </w:tblGrid>
+      <w:tr>
+        <w:trPr>
+          <w:tblHeader/>
+        </w:trPr>
+        <w:tc>
+          <w:tcPr>
+            <w:tcW w:type="dxa" w:w="1800"/>
+            <w:shd w:fill="D9D9F3" w:val="clear"/>
+            <w:tcMar>
+              <w:top w:type="dxa" w:w="60"/>
+              <w:left w:type="dxa" w:w="100"/>
+              <w:bottom w:type="dxa" w:w="60"/>
+              <w:right w:type="dxa" w:w="100"/>
+            </w:tcMar>
+          </w:tcPr>
+          <w:p>
+            <w:r>
+              <w:rPr>
+                <w:rFonts w:ascii="맑은 고딕" w:cs="맑은 고딕" w:eastAsia="맑은 고딕" w:hAnsi="맑은 고딕"/>
+                <w:b/>
+                <w:bCs/>
+                <w:sz w:val="20"/>
+                <w:szCs w:val="20"/>
+              </w:rPr>
+              <w:t xml:space="preserve">구분</w:t>
+            </w:r>
+          </w:p>
+        </w:tc>
+        <w:tc>
+          <w:tcPr>
+            <w:tcW w:type="dxa" w:w="7800"/>
+            <w:shd w:fill="D9D9F3" w:val="clear"/>
+            <w:tcMar>
+              <w:top w:type="dxa" w:w="60"/>
+              <w:left w:type="dxa" w:w="100"/>
+              <w:bottom w:type="dxa" w:w="60"/>
+              <w:right w:type="dxa" w:w="100"/>
+            </w:tcMar>
+          </w:tcPr>
+          <w:p>
+            <w:r>
+              <w:rPr>
+                <w:rFonts w:ascii="맑은 고딕" w:cs="맑은 고딕" w:eastAsia="맑은 고딕" w:hAnsi="맑은 고딕"/>
+                <w:b/>
+                <w:bCs/>
+                <w:sz w:val="20"/>
+                <w:szCs w:val="20"/>
+              </w:rPr>
+              <w:t xml:space="preserve">내용</w:t>
+            </w:r>
+          </w:p>
+        </w:tc>
+      </w:tr>
+      <w:tr>
+        <w:trPr>
+          <w:cantSplit/>
+        </w:trPr>
+        <w:tc>
+          <w:tcPr>
+            <w:tcW w:type="dxa" w:w="1800"/>
+            <w:tcMar>
+              <w:top w:type="dxa" w:w="60"/>
+              <w:left w:type="dxa" w:w="100"/>
+              <w:bottom w:type="dxa" w:w="60"/>
+              <w:right w:type="dxa" w:w="100"/>
+            </w:tcMar>
+          </w:tcPr>
+          <w:p>
+            <w:r>
+              <w:rPr>
+                <w:rFonts w:ascii="맑은 고딕" w:cs="맑은 고딕" w:eastAsia="맑은 고딕" w:hAnsi="맑은 고딕"/>
+                <w:b w:val="false"/>
+                <w:bCs w:val="false"/>
+                <w:sz w:val="19"/>
+                <w:szCs w:val="19"/>
+              </w:rPr>
+              <w:t xml:space="preserve">포함</w:t>
+            </w:r>
+          </w:p>
+        </w:tc>
+        <w:tc>
+          <w:tcPr>
+            <w:tcW w:type="dxa" w:w="7800"/>
+            <w:tcMar>
+              <w:top w:type="dxa" w:w="60"/>
+              <w:left w:type="dxa" w:w="100"/>
+              <w:bottom w:type="dxa" w:w="60"/>
+              <w:right w:type="dxa" w:w="100"/>
+            </w:tcMar>
+          </w:tcPr>
+          <w:p>
+            <w:r>
+              <w:rPr>
+                <w:rFonts w:ascii="맑은 고딕" w:cs="맑은 고딕" w:eastAsia="맑은 고딕" w:hAnsi="맑은 고딕"/>
+                <w:b w:val="false"/>
+                <w:bCs w:val="false"/>
+                <w:sz w:val="19"/>
+                <w:szCs w:val="19"/>
+              </w:rPr>
+              <w:t xml:space="preserve">① 클릭베이트 탐지 Agent(뉴스 기사 제목-본문 일치성 판단), 판단 결과의 인간 검토·개입 흐름, 사용 데이터(AI-Hub 메인·Webis 보조), 필수 모델 A.X 4.0 Light</w:t>
+            </w:r>
+          </w:p>
+        </w:tc>
+      </w:tr>
+      <w:tr>
+        <w:trPr>
+          <w:cantSplit/>
+        </w:trPr>
+        <w:tc>
+          <w:tcPr>
+            <w:tcW w:type="dxa" w:w="1800"/>
+            <w:tcMar>
+              <w:top w:type="dxa" w:w="60"/>
+              <w:left w:type="dxa" w:w="100"/>
+              <w:bottom w:type="dxa" w:w="60"/>
+              <w:right w:type="dxa" w:w="100"/>
+            </w:tcMar>
+          </w:tcPr>
+          <w:p>
+            <w:r>
+              <w:rPr>
+                <w:rFonts w:ascii="맑은 고딕" w:cs="맑은 고딕" w:eastAsia="맑은 고딕" w:hAnsi="맑은 고딕"/>
+                <w:b w:val="false"/>
+                <w:bCs w:val="false"/>
+                <w:sz w:val="19"/>
+                <w:szCs w:val="19"/>
+              </w:rPr>
+              <w:t xml:space="preserve">제외</w:t>
+            </w:r>
+          </w:p>
+        </w:tc>
+        <w:tc>
+          <w:tcPr>
+            <w:tcW w:type="dxa" w:w="7800"/>
+            <w:tcMar>
+              <w:top w:type="dxa" w:w="60"/>
+              <w:left w:type="dxa" w:w="100"/>
+              <w:bottom w:type="dxa" w:w="60"/>
+              <w:right w:type="dxa" w:w="100"/>
+            </w:tcMar>
+          </w:tcPr>
+          <w:p>
+            <w:r>
+              <w:rPr>
+                <w:rFonts w:ascii="맑은 고딕" w:cs="맑은 고딕" w:eastAsia="맑은 고딕" w:hAnsi="맑은 고딕"/>
+                <w:b w:val="false"/>
+                <w:bCs w:val="false"/>
+                <w:sz w:val="19"/>
+                <w:szCs w:val="19"/>
+              </w:rPr>
+              <w:t xml:space="preserve">② 검증 Agent·③ 확산통제 Agent의 상세 설계(역할 정의 수준만), 본문 내용의 사실 여부 검증, 실행·시험 결과와 Evidence(Part B, 본선), 법률 자문</w:t>
+            </w:r>
+          </w:p>
+        </w:tc>
+      </w:tr>
+    </w:tbl>
+    <w:p>
+      <w:pPr>
+        <w:spacing w:after="120"/>
+      </w:pPr>
+      <w:r>
+        <w:rPr>
+          <w:rFonts w:ascii="맑은 고딕" w:cs="맑은 고딕" w:eastAsia="맑은 고딕" w:hAnsi="맑은 고딕"/>
+        </w:rPr>
+        <w:t xml:space="preserve"/>
+      </w:r>
+    </w:p>
+    <w:p>
+      <w:pPr>
+        <w:pStyle w:val="Heading2"/>
+        <w:spacing w:after="120" w:before="240"/>
+      </w:pPr>
+      <w:r>
+        <w:t xml:space="preserve">(다) 대상 AI 시스템 및 의사결정</w:t>
+      </w:r>
+    </w:p>
+    <w:tbl>
+      <w:tblPr>
+        <w:tblW w:type="dxa" w:w="9600"/>
+        <w:tblBorders>
+          <w:top w:val="single" w:color="auto" w:sz="4"/>
+          <w:left w:val="single" w:color="auto" w:sz="4"/>
+          <w:bottom w:val="single" w:color="auto" w:sz="4"/>
+          <w:right w:val="single" w:color="auto" w:sz="4"/>
+          <w:insideH w:val="single" w:color="auto" w:sz="4"/>
+          <w:insideV w:val="single" w:color="auto" w:sz="4"/>
+        </w:tblBorders>
+      </w:tblPr>
+      <w:tblGrid>
+        <w:gridCol w:w="2400"/>
+        <w:gridCol w:w="7200"/>
+      </w:tblGrid>
+      <w:tr>
+        <w:trPr>
+          <w:tblHeader/>
+        </w:trPr>
+        <w:tc>
+          <w:tcPr>
+            <w:tcW w:type="dxa" w:w="2400"/>
+            <w:shd w:fill="D9D9F3" w:val="clear"/>
+            <w:tcMar>
+              <w:top w:type="dxa" w:w="60"/>
+              <w:left w:type="dxa" w:w="100"/>
+              <w:bottom w:type="dxa" w:w="60"/>
+              <w:right w:type="dxa" w:w="100"/>
+            </w:tcMar>
+          </w:tcPr>
+          <w:p>
+            <w:r>
+              <w:rPr>
+                <w:rFonts w:ascii="맑은 고딕" w:cs="맑은 고딕" w:eastAsia="맑은 고딕" w:hAnsi="맑은 고딕"/>
+                <w:b/>
+                <w:bCs/>
+                <w:sz w:val="20"/>
+                <w:szCs w:val="20"/>
+              </w:rPr>
+              <w:t xml:space="preserve">항목</w:t>
+            </w:r>
+          </w:p>
+        </w:tc>
+        <w:tc>
+          <w:tcPr>
+            <w:tcW w:type="dxa" w:w="7200"/>
+            <w:shd w:fill="D9D9F3" w:val="clear"/>
+            <w:tcMar>
+              <w:top w:type="dxa" w:w="60"/>
+              <w:left w:type="dxa" w:w="100"/>
+              <w:bottom w:type="dxa" w:w="60"/>
+              <w:right w:type="dxa" w:w="100"/>
+            </w:tcMar>
+          </w:tcPr>
+          <w:p>
+            <w:r>
+              <w:rPr>
+                <w:rFonts w:ascii="맑은 고딕" w:cs="맑은 고딕" w:eastAsia="맑은 고딕" w:hAnsi="맑은 고딕"/>
+                <w:b/>
+                <w:bCs/>
+                <w:sz w:val="20"/>
+                <w:szCs w:val="20"/>
+              </w:rPr>
+              <w:t xml:space="preserve">내용</w:t>
+            </w:r>
+          </w:p>
+        </w:tc>
+      </w:tr>
+      <w:tr>
+        <w:trPr>
+          <w:cantSplit/>
+        </w:trPr>
+        <w:tc>
+          <w:tcPr>
+            <w:tcW w:type="dxa" w:w="2400"/>
+            <w:tcMar>
+              <w:top w:type="dxa" w:w="60"/>
+              <w:left w:type="dxa" w:w="100"/>
+              <w:bottom w:type="dxa" w:w="60"/>
+              <w:right w:type="dxa" w:w="100"/>
+            </w:tcMar>
+          </w:tcPr>
+          <w:p>
+            <w:r>
+              <w:rPr>
+                <w:rFonts w:ascii="맑은 고딕" w:cs="맑은 고딕" w:eastAsia="맑은 고딕" w:hAnsi="맑은 고딕"/>
+                <w:b w:val="false"/>
+                <w:bCs w:val="false"/>
+                <w:sz w:val="19"/>
+                <w:szCs w:val="19"/>
+              </w:rPr>
+              <w:t xml:space="preserve">AI 시스템 / 서비스</w:t>
+            </w:r>
+          </w:p>
+        </w:tc>
+        <w:tc>
+          <w:tcPr>
+            <w:tcW w:type="dxa" w:w="7200"/>
+            <w:tcMar>
+              <w:top w:type="dxa" w:w="60"/>
+              <w:left w:type="dxa" w:w="100"/>
+              <w:bottom w:type="dxa" w:w="60"/>
+              <w:right w:type="dxa" w:w="100"/>
+            </w:tcMar>
+          </w:tcPr>
+          <w:p>
+            <w:r>
+              <w:rPr>
+                <w:rFonts w:ascii="맑은 고딕" w:cs="맑은 고딕" w:eastAsia="맑은 고딕" w:hAnsi="맑은 고딕"/>
+                <w:b w:val="false"/>
+                <w:bCs w:val="false"/>
+                <w:sz w:val="19"/>
+                <w:szCs w:val="19"/>
+              </w:rPr>
+              <w:t xml:space="preserve">클릭베이트 탐지 Agent — “뉴스 콘텐츠 신뢰성 수호 멀티에이전트 시스템”(가칭)의 ① 구성요소. 기사 제목과 본문이 일치하는지 판단하고 근거를 제시</w:t>
+            </w:r>
+          </w:p>
+        </w:tc>
+      </w:tr>
+      <w:tr>
+        <w:trPr>
+          <w:cantSplit/>
+        </w:trPr>
+        <w:tc>
+          <w:tcPr>
+            <w:tcW w:type="dxa" w:w="2400"/>
+            <w:tcMar>
+              <w:top w:type="dxa" w:w="60"/>
+              <w:left w:type="dxa" w:w="100"/>
+              <w:bottom w:type="dxa" w:w="60"/>
+              <w:right w:type="dxa" w:w="100"/>
+            </w:tcMar>
+          </w:tcPr>
+          <w:p>
+            <w:r>
+              <w:rPr>
+                <w:rFonts w:ascii="맑은 고딕" w:cs="맑은 고딕" w:eastAsia="맑은 고딕" w:hAnsi="맑은 고딕"/>
+                <w:b w:val="false"/>
+                <w:bCs w:val="false"/>
+                <w:sz w:val="19"/>
+                <w:szCs w:val="19"/>
+              </w:rPr>
+              <w:t xml:space="preserve">주요 입력 및 출력</w:t>
+            </w:r>
+          </w:p>
+        </w:tc>
+        <w:tc>
+          <w:tcPr>
+            <w:tcW w:type="dxa" w:w="7200"/>
+            <w:tcMar>
+              <w:top w:type="dxa" w:w="60"/>
+              <w:left w:type="dxa" w:w="100"/>
+              <w:bottom w:type="dxa" w:w="60"/>
+              <w:right w:type="dxa" w:w="100"/>
+            </w:tcMar>
+          </w:tcPr>
+          <w:p>
+            <w:r>
+              <w:rPr>
+                <w:rFonts w:ascii="맑은 고딕" w:cs="맑은 고딕" w:eastAsia="맑은 고딕" w:hAnsi="맑은 고딕"/>
+                <w:b w:val="false"/>
+                <w:bCs w:val="false"/>
+                <w:sz w:val="19"/>
+                <w:szCs w:val="19"/>
+              </w:rPr>
+              <w:t xml:space="preserve">입력: 뉴스 기사 제목+본문 텍스트. AI 출력: 클릭베이트 여부, 라벨 확률, 원문 구간 근거, 애매 여부(conformal 예측집합). 사람의 의사결정: 승인 / 경고 표시 / 보류 / 반려 / 외부 출처 확인 후 판단</w:t>
+            </w:r>
+          </w:p>
+        </w:tc>
+      </w:tr>
+      <w:tr>
+        <w:trPr>
+          <w:cantSplit/>
+        </w:trPr>
+        <w:tc>
+          <w:tcPr>
+            <w:tcW w:type="dxa" w:w="2400"/>
+            <w:tcMar>
+              <w:top w:type="dxa" w:w="60"/>
+              <w:left w:type="dxa" w:w="100"/>
+              <w:bottom w:type="dxa" w:w="60"/>
+              <w:right w:type="dxa" w:w="100"/>
+            </w:tcMar>
+          </w:tcPr>
+          <w:p>
+            <w:r>
+              <w:rPr>
+                <w:rFonts w:ascii="맑은 고딕" w:cs="맑은 고딕" w:eastAsia="맑은 고딕" w:hAnsi="맑은 고딕"/>
+                <w:b w:val="false"/>
+                <w:bCs w:val="false"/>
+                <w:sz w:val="19"/>
+                <w:szCs w:val="19"/>
+              </w:rPr>
+              <w:t xml:space="preserve">운영 조치</w:t>
+            </w:r>
+          </w:p>
+        </w:tc>
+        <w:tc>
+          <w:tcPr>
+            <w:tcW w:type="dxa" w:w="7200"/>
+            <w:tcMar>
+              <w:top w:type="dxa" w:w="60"/>
+              <w:left w:type="dxa" w:w="100"/>
+              <w:bottom w:type="dxa" w:w="60"/>
+              <w:right w:type="dxa" w:w="100"/>
+            </w:tcMar>
+          </w:tcPr>
+          <w:p>
+            <w:r>
+              <w:rPr>
+                <w:rFonts w:ascii="맑은 고딕" w:cs="맑은 고딕" w:eastAsia="맑은 고딕" w:hAnsi="맑은 고딕"/>
+                <w:b w:val="false"/>
+                <w:bCs w:val="false"/>
+                <w:sz w:val="19"/>
+                <w:szCs w:val="19"/>
+              </w:rPr>
+              <w:t xml:space="preserve">AI 출력은 검토자 큐로 전달되고 검토자가 게시 여부를 결정한다. 정치·경제 민감 카테고리와 애매 구간은 자동판정 없이 즉시 사람에게 이관하며, AI는 게시·반려를 직접 실행하지 않는다</w:t>
+            </w:r>
+          </w:p>
+        </w:tc>
+      </w:tr>
+      <w:tr>
+        <w:trPr>
+          <w:cantSplit/>
+        </w:trPr>
+        <w:tc>
+          <w:tcPr>
+            <w:tcW w:type="dxa" w:w="2400"/>
+            <w:tcMar>
+              <w:top w:type="dxa" w:w="60"/>
+              <w:left w:type="dxa" w:w="100"/>
+              <w:bottom w:type="dxa" w:w="60"/>
+              <w:right w:type="dxa" w:w="100"/>
+            </w:tcMar>
+          </w:tcPr>
+          <w:p>
+            <w:r>
+              <w:rPr>
+                <w:rFonts w:ascii="맑은 고딕" w:cs="맑은 고딕" w:eastAsia="맑은 고딕" w:hAnsi="맑은 고딕"/>
+                <w:b w:val="false"/>
+                <w:bCs w:val="false"/>
+                <w:sz w:val="19"/>
+                <w:szCs w:val="19"/>
+              </w:rPr>
+              <w:t xml:space="preserve">영향받는 사람 또는 집단</w:t>
+            </w:r>
+          </w:p>
+        </w:tc>
+        <w:tc>
+          <w:tcPr>
+            <w:tcW w:type="dxa" w:w="7200"/>
+            <w:tcMar>
+              <w:top w:type="dxa" w:w="60"/>
+              <w:left w:type="dxa" w:w="100"/>
+              <w:bottom w:type="dxa" w:w="60"/>
+              <w:right w:type="dxa" w:w="100"/>
+            </w:tcMar>
+          </w:tcPr>
+          <w:p>
+            <w:r>
+              <w:rPr>
+                <w:rFonts w:ascii="맑은 고딕" w:cs="맑은 고딕" w:eastAsia="맑은 고딕" w:hAnsi="맑은 고딕"/>
+                <w:b w:val="false"/>
+                <w:bCs w:val="false"/>
+                <w:sz w:val="19"/>
+                <w:szCs w:val="19"/>
+              </w:rPr>
+              <w:t xml:space="preserve">독자, 검토자(운영팀), 기사 작성자, 보도 대상 기업·인물, 언론사, 플랫폼 운영사, 정보 생태계 전반 (Onion Model 1~4층, BaseKit 1 §1-6)</w:t>
+            </w:r>
+          </w:p>
+        </w:tc>
+      </w:tr>
+      <w:tr>
+        <w:trPr>
+          <w:cantSplit/>
+        </w:trPr>
+        <w:tc>
+          <w:tcPr>
+            <w:tcW w:type="dxa" w:w="2400"/>
+            <w:tcMar>
+              <w:top w:type="dxa" w:w="60"/>
+              <w:left w:type="dxa" w:w="100"/>
+              <w:bottom w:type="dxa" w:w="60"/>
+              <w:right w:type="dxa" w:w="100"/>
+            </w:tcMar>
+          </w:tcPr>
+          <w:p>
+            <w:r>
+              <w:rPr>
+                <w:rFonts w:ascii="맑은 고딕" w:cs="맑은 고딕" w:eastAsia="맑은 고딕" w:hAnsi="맑은 고딕"/>
+                <w:b w:val="false"/>
+                <w:bCs w:val="false"/>
+                <w:sz w:val="19"/>
+                <w:szCs w:val="19"/>
+              </w:rPr>
+              <w:t xml:space="preserve">운영 환경</w:t>
+            </w:r>
+          </w:p>
+        </w:tc>
+        <w:tc>
+          <w:tcPr>
+            <w:tcW w:type="dxa" w:w="7200"/>
+            <w:tcMar>
+              <w:top w:type="dxa" w:w="60"/>
+              <w:left w:type="dxa" w:w="100"/>
+              <w:bottom w:type="dxa" w:w="60"/>
+              <w:right w:type="dxa" w:w="100"/>
+            </w:tcMar>
+          </w:tcPr>
+          <w:p>
+            <w:r>
+              <w:rPr>
+                <w:rFonts w:ascii="맑은 고딕" w:cs="맑은 고딕" w:eastAsia="맑은 고딕" w:hAnsi="맑은 고딕"/>
+                <w:b w:val="false"/>
+                <w:bCs w:val="false"/>
+                <w:sz w:val="19"/>
+                <w:szCs w:val="19"/>
+              </w:rPr>
+              <w:t xml:space="preserve">뉴스 플랫폼의 게시 전·직후 콘텐츠 검토 단계. 일일 기사 수·검토 인력 등 운영 규모는 적용 조직이 정하는 입력 가정이며, 본 문서는 값이 아니라 산정 공식과 도출 방법을 제시한다(BaseKit 6·7). 외부 의존성: A.X 4.0 Light(SKT, Hugging Face 공개)</w:t>
+            </w:r>
+          </w:p>
+        </w:tc>
+      </w:tr>
+    </w:tbl>
+    <w:p>
+      <w:pPr>
+        <w:spacing w:after="120"/>
+      </w:pPr>
+      <w:r>
+        <w:rPr>
+          <w:rFonts w:ascii="맑은 고딕" w:cs="맑은 고딕" w:eastAsia="맑은 고딕" w:hAnsi="맑은 고딕"/>
+        </w:rPr>
+        <w:t xml:space="preserve"/>
+      </w:r>
+    </w:p>
+    <w:p>
+      <w:pPr>
+        <w:pStyle w:val="Heading2"/>
+        <w:spacing w:after="120" w:before="240"/>
+      </w:pPr>
+      <w:r>
+        <w:t xml:space="preserve">(라) 관련 문서 및 ID 관리</w:t>
+      </w:r>
+    </w:p>
+    <w:tbl>
+      <w:tblPr>
+        <w:tblW w:type="dxa" w:w="9600"/>
+        <w:tblBorders>
+          <w:top w:val="single" w:color="auto" w:sz="4"/>
+          <w:left w:val="single" w:color="auto" w:sz="4"/>
+          <w:bottom w:val="single" w:color="auto" w:sz="4"/>
+          <w:right w:val="single" w:color="auto" w:sz="4"/>
+          <w:insideH w:val="single" w:color="auto" w:sz="4"/>
+          <w:insideV w:val="single" w:color="auto" w:sz="4"/>
+        </w:tblBorders>
+      </w:tblPr>
+      <w:tblGrid>
+        <w:gridCol w:w="3400"/>
+        <w:gridCol w:w="2400"/>
+        <w:gridCol w:w="3800"/>
+      </w:tblGrid>
+      <w:tr>
+        <w:trPr>
+          <w:tblHeader/>
+        </w:trPr>
+        <w:tc>
+          <w:tcPr>
+            <w:tcW w:type="dxa" w:w="3400"/>
+            <w:shd w:fill="D9D9F3" w:val="clear"/>
+            <w:tcMar>
+              <w:top w:type="dxa" w:w="60"/>
+              <w:left w:type="dxa" w:w="100"/>
+              <w:bottom w:type="dxa" w:w="60"/>
+              <w:right w:type="dxa" w:w="100"/>
+            </w:tcMar>
+          </w:tcPr>
+          <w:p>
+            <w:r>
+              <w:rPr>
+                <w:rFonts w:ascii="맑은 고딕" w:cs="맑은 고딕" w:eastAsia="맑은 고딕" w:hAnsi="맑은 고딕"/>
+                <w:b/>
+                <w:bCs/>
+                <w:sz w:val="20"/>
+                <w:szCs w:val="20"/>
+              </w:rPr>
+              <w:t xml:space="preserve">문서</w:t>
+            </w:r>
+          </w:p>
+        </w:tc>
+        <w:tc>
+          <w:tcPr>
+            <w:tcW w:type="dxa" w:w="2400"/>
+            <w:shd w:fill="D9D9F3" w:val="clear"/>
+            <w:tcMar>
+              <w:top w:type="dxa" w:w="60"/>
+              <w:left w:type="dxa" w:w="100"/>
+              <w:bottom w:type="dxa" w:w="60"/>
+              <w:right w:type="dxa" w:w="100"/>
+            </w:tcMar>
+          </w:tcPr>
+          <w:p>
+            <w:r>
+              <w:rPr>
+                <w:rFonts w:ascii="맑은 고딕" w:cs="맑은 고딕" w:eastAsia="맑은 고딕" w:hAnsi="맑은 고딕"/>
+                <w:b/>
+                <w:bCs/>
+                <w:sz w:val="20"/>
+                <w:szCs w:val="20"/>
+              </w:rPr>
+              <w:t xml:space="preserve">버전·기준일</w:t>
+            </w:r>
+          </w:p>
+        </w:tc>
+        <w:tc>
+          <w:tcPr>
+            <w:tcW w:type="dxa" w:w="3800"/>
+            <w:shd w:fill="D9D9F3" w:val="clear"/>
+            <w:tcMar>
+              <w:top w:type="dxa" w:w="60"/>
+              <w:left w:type="dxa" w:w="100"/>
+              <w:bottom w:type="dxa" w:w="60"/>
+              <w:right w:type="dxa" w:w="100"/>
+            </w:tcMar>
+          </w:tcPr>
+          <w:p>
+            <w:r>
+              <w:rPr>
+                <w:rFonts w:ascii="맑은 고딕" w:cs="맑은 고딕" w:eastAsia="맑은 고딕" w:hAnsi="맑은 고딕"/>
+                <w:b/>
+                <w:bCs/>
+                <w:sz w:val="20"/>
+                <w:szCs w:val="20"/>
+              </w:rPr>
+              <w:t xml:space="preserve">사용하는 ID</w:t>
+            </w:r>
+          </w:p>
+        </w:tc>
+      </w:tr>
+      <w:tr>
+        <w:trPr>
+          <w:cantSplit/>
+        </w:trPr>
+        <w:tc>
+          <w:tcPr>
+            <w:tcW w:type="dxa" w:w="3400"/>
+            <w:tcMar>
+              <w:top w:type="dxa" w:w="60"/>
+              <w:left w:type="dxa" w:w="100"/>
+              <w:bottom w:type="dxa" w:w="60"/>
+              <w:right w:type="dxa" w:w="100"/>
+            </w:tcMar>
+          </w:tcPr>
+          <w:p>
+            <w:r>
+              <w:rPr>
+                <w:rFonts w:ascii="맑은 고딕" w:cs="맑은 고딕" w:eastAsia="맑은 고딕" w:hAnsi="맑은 고딕"/>
+                <w:b w:val="false"/>
+                <w:bCs w:val="false"/>
+                <w:sz w:val="19"/>
+                <w:szCs w:val="19"/>
+              </w:rPr>
+              <w:t xml:space="preserve">BaseKit 1~2 완성본</w:t>
+            </w:r>
+          </w:p>
+        </w:tc>
+        <w:tc>
+          <w:tcPr>
+            <w:tcW w:type="dxa" w:w="2400"/>
+            <w:tcMar>
+              <w:top w:type="dxa" w:w="60"/>
+              <w:left w:type="dxa" w:w="100"/>
+              <w:bottom w:type="dxa" w:w="60"/>
+              <w:right w:type="dxa" w:w="100"/>
+            </w:tcMar>
+          </w:tcPr>
+          <w:p>
+            <w:r>
+              <w:rPr>
+                <w:rFonts w:ascii="맑은 고딕" w:cs="맑은 고딕" w:eastAsia="맑은 고딕" w:hAnsi="맑은 고딕"/>
+                <w:b w:val="false"/>
+                <w:bCs w:val="false"/>
+                <w:sz w:val="19"/>
+                <w:szCs w:val="19"/>
+              </w:rPr>
+              <w:t xml:space="preserve">v1.1 · 2026-10-09</w:t>
+            </w:r>
+          </w:p>
+        </w:tc>
+        <w:tc>
+          <w:tcPr>
+            <w:tcW w:type="dxa" w:w="3800"/>
+            <w:tcMar>
+              <w:top w:type="dxa" w:w="60"/>
+              <w:left w:type="dxa" w:w="100"/>
+              <w:bottom w:type="dxa" w:w="60"/>
+              <w:right w:type="dxa" w:w="100"/>
+            </w:tcMar>
+          </w:tcPr>
+          <w:p>
+            <w:r>
+              <w:rPr>
+                <w:rFonts w:ascii="맑은 고딕" w:cs="맑은 고딕" w:eastAsia="맑은 고딕" w:hAnsi="맑은 고딕"/>
+                <w:b w:val="false"/>
+                <w:bCs w:val="false"/>
+                <w:sz w:val="19"/>
+                <w:szCs w:val="19"/>
+              </w:rPr>
+              <w:t xml:space="preserve">IMPACT-01~04, RISK-01~13</w:t>
+            </w:r>
+          </w:p>
+        </w:tc>
+      </w:tr>
+      <w:tr>
+        <w:trPr>
+          <w:cantSplit/>
+        </w:trPr>
+        <w:tc>
+          <w:tcPr>
+            <w:tcW w:type="dxa" w:w="3400"/>
+            <w:tcMar>
+              <w:top w:type="dxa" w:w="60"/>
+              <w:left w:type="dxa" w:w="100"/>
+              <w:bottom w:type="dxa" w:w="60"/>
+              <w:right w:type="dxa" w:w="100"/>
+            </w:tcMar>
+          </w:tcPr>
+          <w:p>
+            <w:r>
+              <w:rPr>
+                <w:rFonts w:ascii="맑은 고딕" w:cs="맑은 고딕" w:eastAsia="맑은 고딕" w:hAnsi="맑은 고딕"/>
+                <w:b w:val="false"/>
+                <w:bCs w:val="false"/>
+                <w:sz w:val="19"/>
+                <w:szCs w:val="19"/>
+              </w:rPr>
+              <w:t xml:space="preserve">BaseKit 3~7 기획본(Part A)</w:t>
+            </w:r>
+          </w:p>
+        </w:tc>
+        <w:tc>
+          <w:tcPr>
+            <w:tcW w:type="dxa" w:w="2400"/>
+            <w:tcMar>
+              <w:top w:type="dxa" w:w="60"/>
+              <w:left w:type="dxa" w:w="100"/>
+              <w:bottom w:type="dxa" w:w="60"/>
+              <w:right w:type="dxa" w:w="100"/>
+            </w:tcMar>
+          </w:tcPr>
+          <w:p>
+            <w:r>
+              <w:rPr>
+                <w:rFonts w:ascii="맑은 고딕" w:cs="맑은 고딕" w:eastAsia="맑은 고딕" w:hAnsi="맑은 고딕"/>
+                <w:b w:val="false"/>
+                <w:bCs w:val="false"/>
+                <w:sz w:val="19"/>
+                <w:szCs w:val="19"/>
+              </w:rPr>
+              <w:t xml:space="preserve">v1.1 · 2026-10-09</w:t>
+            </w:r>
+          </w:p>
+        </w:tc>
+        <w:tc>
+          <w:tcPr>
+            <w:tcW w:type="dxa" w:w="3800"/>
+            <w:tcMar>
+              <w:top w:type="dxa" w:w="60"/>
+              <w:left w:type="dxa" w:w="100"/>
+              <w:bottom w:type="dxa" w:w="60"/>
+              <w:right w:type="dxa" w:w="100"/>
+            </w:tcMar>
+          </w:tcPr>
+          <w:p>
+            <w:r>
+              <w:rPr>
+                <w:rFonts w:ascii="맑은 고딕" w:cs="맑은 고딕" w:eastAsia="맑은 고딕" w:hAnsi="맑은 고딕"/>
+                <w:b w:val="false"/>
+                <w:bCs w:val="false"/>
+                <w:sz w:val="19"/>
+                <w:szCs w:val="19"/>
+              </w:rPr>
+              <w:t xml:space="preserve">RISK-01~13 참조(통제·요구사항은 위험 ID 기준)</w:t>
+            </w:r>
+          </w:p>
+        </w:tc>
+      </w:tr>
+      <w:tr>
+        <w:trPr>
+          <w:cantSplit/>
+        </w:trPr>
+        <w:tc>
+          <w:tcPr>
+            <w:tcW w:type="dxa" w:w="3400"/>
+            <w:tcMar>
+              <w:top w:type="dxa" w:w="60"/>
+              <w:left w:type="dxa" w:w="100"/>
+              <w:bottom w:type="dxa" w:w="60"/>
+              <w:right w:type="dxa" w:w="100"/>
+            </w:tcMar>
+          </w:tcPr>
+          <w:p>
+            <w:r>
+              <w:rPr>
+                <w:rFonts w:ascii="맑은 고딕" w:cs="맑은 고딕" w:eastAsia="맑은 고딕" w:hAnsi="맑은 고딕"/>
+                <w:b w:val="false"/>
+                <w:bCs w:val="false"/>
+                <w:sz w:val="19"/>
+                <w:szCs w:val="19"/>
+              </w:rPr>
+              <w:t xml:space="preserve">파이프라인 프로세스 흐름도</w:t>
+            </w:r>
+          </w:p>
+        </w:tc>
+        <w:tc>
+          <w:tcPr>
+            <w:tcW w:type="dxa" w:w="2400"/>
+            <w:tcMar>
+              <w:top w:type="dxa" w:w="60"/>
+              <w:left w:type="dxa" w:w="100"/>
+              <w:bottom w:type="dxa" w:w="60"/>
+              <w:right w:type="dxa" w:w="100"/>
+            </w:tcMar>
+          </w:tcPr>
+          <w:p>
+            <w:r>
+              <w:rPr>
+                <w:rFonts w:ascii="맑은 고딕" w:cs="맑은 고딕" w:eastAsia="맑은 고딕" w:hAnsi="맑은 고딕"/>
+                <w:b w:val="false"/>
+                <w:bCs w:val="false"/>
+                <w:sz w:val="19"/>
+                <w:szCs w:val="19"/>
+              </w:rPr>
+              <w:t xml:space="preserve">v1.1 · 2026-10-09</w:t>
+            </w:r>
+          </w:p>
+        </w:tc>
+        <w:tc>
+          <w:tcPr>
+            <w:tcW w:type="dxa" w:w="3800"/>
+            <w:tcMar>
+              <w:top w:type="dxa" w:w="60"/>
+              <w:left w:type="dxa" w:w="100"/>
+              <w:bottom w:type="dxa" w:w="60"/>
+              <w:right w:type="dxa" w:w="100"/>
+            </w:tcMar>
+          </w:tcPr>
+          <w:p>
+            <w:r>
+              <w:rPr>
+                <w:rFonts w:ascii="맑은 고딕" w:cs="맑은 고딕" w:eastAsia="맑은 고딕" w:hAnsi="맑은 고딕"/>
+                <w:b w:val="false"/>
+                <w:bCs w:val="false"/>
+                <w:sz w:val="19"/>
+                <w:szCs w:val="19"/>
+              </w:rPr>
+              <w:t xml:space="preserve">처리 단계 ①~⑧ (BaseKit 5 §5-3과 동일)</w:t>
+            </w:r>
+          </w:p>
+        </w:tc>
+      </w:tr>
+    </w:tbl>
+    <w:p>
+      <w:pPr>
+        <w:spacing w:after="120"/>
+      </w:pPr>
+      <w:r>
+        <w:rPr>
+          <w:rFonts w:ascii="맑은 고딕" w:cs="맑은 고딕" w:eastAsia="맑은 고딕" w:hAnsi="맑은 고딕"/>
+        </w:rPr>
+        <w:t xml:space="preserve"/>
+      </w:r>
+    </w:p>
+    <w:p>
+      <w:pPr>
+        <w:spacing w:after="120"/>
+      </w:pPr>
+      <w:r>
+        <w:rPr>
+          <w:rFonts w:ascii="맑은 고딕" w:cs="맑은 고딕" w:eastAsia="맑은 고딕" w:hAnsi="맑은 고딕"/>
+        </w:rPr>
+        <w:t xml:space="preserve">영향·위험·통제·요구사항·시험·근거 사이의 전체 연결은 본선의 추적성 매트릭스에서 관리하며, 본 문서는 관련 ID만 참조한다.</w:t>
+      </w:r>
+    </w:p>
+    <w:p>
+      <w:pPr>
+        <w:pStyle w:val="Heading2"/>
+        <w:spacing w:after="120" w:before="240"/>
+      </w:pPr>
+      <w:r>
+        <w:t xml:space="preserve">(마) 제출 범위와 미제출 항목</w:t>
+      </w:r>
+    </w:p>
+    <w:p>
+      <w:pPr>
+        <w:pStyle w:val="ListParagraph"/>
+        <w:numPr>
+          <w:ilvl w:val="0"/>
+          <w:numId w:val="1"/>
+        </w:numPr>
+        <w:spacing w:after="60"/>
+      </w:pPr>
+      <w:r>
+        <w:rPr>
+          <w:rFonts w:ascii="맑은 고딕" w:cs="맑은 고딕" w:eastAsia="맑은 고딕" w:hAnsi="맑은 고딕"/>
+        </w:rPr>
+        <w:t xml:space="preserve">예선 제출 범위: BaseKit 1~2 완성본, BaseKit 3~7 기획본(Part A), 파이프라인 흐름도</w:t>
+      </w:r>
+    </w:p>
+    <w:p>
+      <w:pPr>
+        <w:pStyle w:val="ListParagraph"/>
+        <w:numPr>
+          <w:ilvl w:val="0"/>
+          <w:numId w:val="1"/>
+        </w:numPr>
+        <w:spacing w:after="60"/>
+      </w:pPr>
+      <w:r>
+        <w:rPr>
+          <w:rFonts w:ascii="맑은 고딕" w:cs="맑은 고딕" w:eastAsia="맑은 고딕" w:hAnsi="맑은 고딕"/>
+        </w:rPr>
+        <w:t xml:space="preserve">본 문서에 포함하지 않는 항목: 실행 결과·시험 결과·Evidence ID(Part B), 추적성 매트릭스, 계획-관찰 차이 분석 등 본선 항목</w:t>
+      </w:r>
+    </w:p>
+    <w:p>
+      <w:pPr>
+        <w:pStyle w:val="ListParagraph"/>
+        <w:numPr>
+          <w:ilvl w:val="0"/>
+          <w:numId w:val="1"/>
+        </w:numPr>
+        <w:spacing w:after="60"/>
+      </w:pPr>
+      <w:r>
+        <w:rPr>
+          <w:rFonts w:ascii="맑은 고딕" w:cs="맑은 고딕" w:eastAsia="맑은 고딕" w:hAnsi="맑은 고딕"/>
+        </w:rPr>
+        <w:t xml:space="preserve">대회 BaseKit 실물 양식을 아직 확보하지 못해, 항목 번호는 공식 챕터명(BK03 투명성 · BK04 데이터 · BK05 모델 · BK06 인간 감독 · BK07 운영·모니터링)을 따르고 하위 구성은 팀이 구성했다. 양식 수령 시 해당 양식에 맞춰 재배치한다</w:t>
+      </w:r>
+    </w:p>
+    <w:p>
+      <w:pPr>
+        <w:pStyle w:val="Heading1"/>
+        <w:spacing w:after="150" w:before="300"/>
+      </w:pPr>
+      <w:r>
+        <w:t xml:space="preserve">BaseKit 3. 투명성 계획</w:t>
+      </w:r>
+    </w:p>
+    <w:p>
+      <w:pPr>
+        <w:spacing w:after="120"/>
+      </w:pPr>
+      <w:r>
+        <w:rPr>
+          <w:rFonts w:ascii="맑은 고딕" w:cs="맑은 고딕" w:eastAsia="맑은 고딕" w:hAnsi="맑은 고딕"/>
+        </w:rPr>
+        <w:t xml:space="preserve">본선에서는 검토자와 이해관계자가 AI 판단을 이해하고 검증할 수 있도록, 누구에게 무엇을 어떤 형태로 보여줄지를 아래와 같이 구현할 계획이다.</w:t>
+      </w:r>
+    </w:p>
+    <w:tbl>
+      <w:tblPr>
+        <w:tblW w:type="dxa" w:w="9600"/>
+        <w:tblBorders>
+          <w:top w:val="single" w:color="auto" w:sz="4"/>
+          <w:left w:val="single" w:color="auto" w:sz="4"/>
+          <w:bottom w:val="single" w:color="auto" w:sz="4"/>
+          <w:right w:val="single" w:color="auto" w:sz="4"/>
+          <w:insideH w:val="single" w:color="auto" w:sz="4"/>
+          <w:insideV w:val="single" w:color="auto" w:sz="4"/>
+        </w:tblBorders>
+      </w:tblPr>
+      <w:tblGrid>
+        <w:gridCol w:w="2300"/>
+        <w:gridCol w:w="4800"/>
+        <w:gridCol w:w="2500"/>
+      </w:tblGrid>
+      <w:tr>
+        <w:trPr>
+          <w:tblHeader/>
+        </w:trPr>
+        <w:tc>
+          <w:tcPr>
+            <w:tcW w:type="dxa" w:w="2300"/>
+            <w:shd w:fill="D9D9F3" w:val="clear"/>
+            <w:tcMar>
+              <w:top w:type="dxa" w:w="60"/>
+              <w:left w:type="dxa" w:w="100"/>
+              <w:bottom w:type="dxa" w:w="60"/>
+              <w:right w:type="dxa" w:w="100"/>
+            </w:tcMar>
+          </w:tcPr>
+          <w:p>
+            <w:r>
+              <w:rPr>
+                <w:rFonts w:ascii="맑은 고딕" w:cs="맑은 고딕" w:eastAsia="맑은 고딕" w:hAnsi="맑은 고딕"/>
+                <w:b/>
+                <w:bCs/>
+                <w:sz w:val="20"/>
+                <w:szCs w:val="20"/>
+              </w:rPr>
+              <w:t xml:space="preserve">대상</w:t>
+            </w:r>
+          </w:p>
+        </w:tc>
+        <w:tc>
+          <w:tcPr>
+            <w:tcW w:type="dxa" w:w="4800"/>
+            <w:shd w:fill="D9D9F3" w:val="clear"/>
+            <w:tcMar>
+              <w:top w:type="dxa" w:w="60"/>
+              <w:left w:type="dxa" w:w="100"/>
+              <w:bottom w:type="dxa" w:w="60"/>
+              <w:right w:type="dxa" w:w="100"/>
+            </w:tcMar>
+          </w:tcPr>
+          <w:p>
+            <w:r>
+              <w:rPr>
+                <w:rFonts w:ascii="맑은 고딕" w:cs="맑은 고딕" w:eastAsia="맑은 고딕" w:hAnsi="맑은 고딕"/>
+                <w:b/>
+                <w:bCs/>
+                <w:sz w:val="20"/>
+                <w:szCs w:val="20"/>
+              </w:rPr>
+              <w:t xml:space="preserve">제공하는 정보</w:t>
+            </w:r>
+          </w:p>
+        </w:tc>
+        <w:tc>
+          <w:tcPr>
+            <w:tcW w:type="dxa" w:w="2500"/>
+            <w:shd w:fill="D9D9F3" w:val="clear"/>
+            <w:tcMar>
+              <w:top w:type="dxa" w:w="60"/>
+              <w:left w:type="dxa" w:w="100"/>
+              <w:bottom w:type="dxa" w:w="60"/>
+              <w:right w:type="dxa" w:w="100"/>
+            </w:tcMar>
+          </w:tcPr>
+          <w:p>
+            <w:r>
+              <w:rPr>
+                <w:rFonts w:ascii="맑은 고딕" w:cs="맑은 고딕" w:eastAsia="맑은 고딕" w:hAnsi="맑은 고딕"/>
+                <w:b/>
+                <w:bCs/>
+                <w:sz w:val="20"/>
+                <w:szCs w:val="20"/>
+              </w:rPr>
+              <w:t xml:space="preserve">형태</w:t>
+            </w:r>
+          </w:p>
+        </w:tc>
+      </w:tr>
+      <w:tr>
+        <w:trPr>
+          <w:cantSplit/>
+        </w:trPr>
+        <w:tc>
+          <w:tcPr>
+            <w:tcW w:type="dxa" w:w="2300"/>
+            <w:tcMar>
+              <w:top w:type="dxa" w:w="60"/>
+              <w:left w:type="dxa" w:w="100"/>
+              <w:bottom w:type="dxa" w:w="60"/>
+              <w:right w:type="dxa" w:w="100"/>
+            </w:tcMar>
+          </w:tcPr>
+          <w:p>
+            <w:r>
+              <w:rPr>
+                <w:rFonts w:ascii="맑은 고딕" w:cs="맑은 고딕" w:eastAsia="맑은 고딕" w:hAnsi="맑은 고딕"/>
+                <w:b w:val="false"/>
+                <w:bCs w:val="false"/>
+                <w:sz w:val="19"/>
+                <w:szCs w:val="19"/>
+              </w:rPr>
+              <w:t xml:space="preserve">검토자(운영팀)</w:t>
+            </w:r>
+          </w:p>
+        </w:tc>
+        <w:tc>
+          <w:tcPr>
+            <w:tcW w:type="dxa" w:w="4800"/>
+            <w:tcMar>
+              <w:top w:type="dxa" w:w="60"/>
+              <w:left w:type="dxa" w:w="100"/>
+              <w:bottom w:type="dxa" w:w="60"/>
+              <w:right w:type="dxa" w:w="100"/>
+            </w:tcMar>
+          </w:tcPr>
+          <w:p>
+            <w:r>
+              <w:rPr>
+                <w:rFonts w:ascii="맑은 고딕" w:cs="맑은 고딕" w:eastAsia="맑은 고딕" w:hAnsi="맑은 고딕"/>
+                <w:b w:val="false"/>
+                <w:bCs w:val="false"/>
+                <w:sz w:val="19"/>
+                <w:szCs w:val="19"/>
+              </w:rPr>
+              <w:t xml:space="preserve">판정, 라벨 확률, 판정 근거, 애매 여부(conformal 예측집합), 트리거 사유, 고지 문구</w:t>
+            </w:r>
+          </w:p>
+        </w:tc>
+        <w:tc>
+          <w:tcPr>
+            <w:tcW w:type="dxa" w:w="2500"/>
+            <w:tcMar>
+              <w:top w:type="dxa" w:w="60"/>
+              <w:left w:type="dxa" w:w="100"/>
+              <w:bottom w:type="dxa" w:w="60"/>
+              <w:right w:type="dxa" w:w="100"/>
+            </w:tcMar>
+          </w:tcPr>
+          <w:p>
+            <w:r>
+              <w:rPr>
+                <w:rFonts w:ascii="맑은 고딕" w:cs="맑은 고딕" w:eastAsia="맑은 고딕" w:hAnsi="맑은 고딕"/>
+                <w:b w:val="false"/>
+                <w:bCs w:val="false"/>
+                <w:sz w:val="19"/>
+                <w:szCs w:val="19"/>
+              </w:rPr>
+              <w:t xml:space="preserve">검토자 큐 화면, 원문 문장 번호 인용</w:t>
+            </w:r>
+          </w:p>
+        </w:tc>
+      </w:tr>
+      <w:tr>
+        <w:trPr>
+          <w:cantSplit/>
+        </w:trPr>
+        <w:tc>
+          <w:tcPr>
+            <w:tcW w:type="dxa" w:w="2300"/>
+            <w:tcMar>
+              <w:top w:type="dxa" w:w="60"/>
+              <w:left w:type="dxa" w:w="100"/>
+              <w:bottom w:type="dxa" w:w="60"/>
+              <w:right w:type="dxa" w:w="100"/>
+            </w:tcMar>
+          </w:tcPr>
+          <w:p>
+            <w:r>
+              <w:rPr>
+                <w:rFonts w:ascii="맑은 고딕" w:cs="맑은 고딕" w:eastAsia="맑은 고딕" w:hAnsi="맑은 고딕"/>
+                <w:b w:val="false"/>
+                <w:bCs w:val="false"/>
+                <w:sz w:val="19"/>
+                <w:szCs w:val="19"/>
+              </w:rPr>
+              <w:t xml:space="preserve">기사 작성자·대상 기업</w:t>
+            </w:r>
+          </w:p>
+        </w:tc>
+        <w:tc>
+          <w:tcPr>
+            <w:tcW w:type="dxa" w:w="4800"/>
+            <w:tcMar>
+              <w:top w:type="dxa" w:w="60"/>
+              <w:left w:type="dxa" w:w="100"/>
+              <w:bottom w:type="dxa" w:w="60"/>
+              <w:right w:type="dxa" w:w="100"/>
+            </w:tcMar>
+          </w:tcPr>
+          <w:p>
+            <w:r>
+              <w:rPr>
+                <w:rFonts w:ascii="맑은 고딕" w:cs="맑은 고딕" w:eastAsia="맑은 고딕" w:hAnsi="맑은 고딕"/>
+                <w:b w:val="false"/>
+                <w:bCs w:val="false"/>
+                <w:sz w:val="19"/>
+                <w:szCs w:val="19"/>
+              </w:rPr>
+              <w:t xml:space="preserve">판정 근거와 이의제기 방법</w:t>
+            </w:r>
+          </w:p>
+        </w:tc>
+        <w:tc>
+          <w:tcPr>
+            <w:tcW w:type="dxa" w:w="2500"/>
+            <w:tcMar>
+              <w:top w:type="dxa" w:w="60"/>
+              <w:left w:type="dxa" w:w="100"/>
+              <w:bottom w:type="dxa" w:w="60"/>
+              <w:right w:type="dxa" w:w="100"/>
+            </w:tcMar>
+          </w:tcPr>
+          <w:p>
+            <w:r>
+              <w:rPr>
+                <w:rFonts w:ascii="맑은 고딕" w:cs="맑은 고딕" w:eastAsia="맑은 고딕" w:hAnsi="맑은 고딕"/>
+                <w:b w:val="false"/>
+                <w:bCs w:val="false"/>
+                <w:sz w:val="19"/>
+                <w:szCs w:val="19"/>
+              </w:rPr>
+              <w:t xml:space="preserve">판정 통보와 이의제기 채널</w:t>
+            </w:r>
+          </w:p>
+        </w:tc>
+      </w:tr>
+      <w:tr>
+        <w:trPr>
+          <w:cantSplit/>
+        </w:trPr>
+        <w:tc>
+          <w:tcPr>
+            <w:tcW w:type="dxa" w:w="2300"/>
+            <w:tcMar>
+              <w:top w:type="dxa" w:w="60"/>
+              <w:left w:type="dxa" w:w="100"/>
+              <w:bottom w:type="dxa" w:w="60"/>
+              <w:right w:type="dxa" w:w="100"/>
+            </w:tcMar>
+          </w:tcPr>
+          <w:p>
+            <w:r>
+              <w:rPr>
+                <w:rFonts w:ascii="맑은 고딕" w:cs="맑은 고딕" w:eastAsia="맑은 고딕" w:hAnsi="맑은 고딕"/>
+                <w:b w:val="false"/>
+                <w:bCs w:val="false"/>
+                <w:sz w:val="19"/>
+                <w:szCs w:val="19"/>
+              </w:rPr>
+              <w:t xml:space="preserve">플랫폼 운영사</w:t>
+            </w:r>
+          </w:p>
+        </w:tc>
+        <w:tc>
+          <w:tcPr>
+            <w:tcW w:type="dxa" w:w="4800"/>
+            <w:tcMar>
+              <w:top w:type="dxa" w:w="60"/>
+              <w:left w:type="dxa" w:w="100"/>
+              <w:bottom w:type="dxa" w:w="60"/>
+              <w:right w:type="dxa" w:w="100"/>
+            </w:tcMar>
+          </w:tcPr>
+          <w:p>
+            <w:r>
+              <w:rPr>
+                <w:rFonts w:ascii="맑은 고딕" w:cs="맑은 고딕" w:eastAsia="맑은 고딕" w:hAnsi="맑은 고딕"/>
+                <w:b w:val="false"/>
+                <w:bCs w:val="false"/>
+                <w:sz w:val="19"/>
+                <w:szCs w:val="19"/>
+              </w:rPr>
+              <w:t xml:space="preserve">모델 버전, 프롬프트 버전, 보정 설정(α, q̂, 보정 데이터 버전)과 변경 이력</w:t>
+            </w:r>
+          </w:p>
+        </w:tc>
+        <w:tc>
+          <w:tcPr>
+            <w:tcW w:type="dxa" w:w="2500"/>
+            <w:tcMar>
+              <w:top w:type="dxa" w:w="60"/>
+              <w:left w:type="dxa" w:w="100"/>
+              <w:bottom w:type="dxa" w:w="60"/>
+              <w:right w:type="dxa" w:w="100"/>
+            </w:tcMar>
+          </w:tcPr>
+          <w:p>
+            <w:r>
+              <w:rPr>
+                <w:rFonts w:ascii="맑은 고딕" w:cs="맑은 고딕" w:eastAsia="맑은 고딕" w:hAnsi="맑은 고딕"/>
+                <w:b w:val="false"/>
+                <w:bCs w:val="false"/>
+                <w:sz w:val="19"/>
+                <w:szCs w:val="19"/>
+              </w:rPr>
+              <w:t xml:space="preserve">운영 기록·감사 로그</w:t>
+            </w:r>
+          </w:p>
+        </w:tc>
+      </w:tr>
+      <w:tr>
+        <w:trPr>
+          <w:cantSplit/>
+        </w:trPr>
+        <w:tc>
+          <w:tcPr>
+            <w:tcW w:type="dxa" w:w="2300"/>
+            <w:tcMar>
+              <w:top w:type="dxa" w:w="60"/>
+              <w:left w:type="dxa" w:w="100"/>
+              <w:bottom w:type="dxa" w:w="60"/>
+              <w:right w:type="dxa" w:w="100"/>
+            </w:tcMar>
+          </w:tcPr>
+          <w:p>
+            <w:r>
+              <w:rPr>
+                <w:rFonts w:ascii="맑은 고딕" w:cs="맑은 고딕" w:eastAsia="맑은 고딕" w:hAnsi="맑은 고딕"/>
+                <w:b w:val="false"/>
+                <w:bCs w:val="false"/>
+                <w:sz w:val="19"/>
+                <w:szCs w:val="19"/>
+              </w:rPr>
+              <w:t xml:space="preserve">독자(경고 표시를 쓰는 경우)</w:t>
+            </w:r>
+          </w:p>
+        </w:tc>
+        <w:tc>
+          <w:tcPr>
+            <w:tcW w:type="dxa" w:w="4800"/>
+            <w:tcMar>
+              <w:top w:type="dxa" w:w="60"/>
+              <w:left w:type="dxa" w:w="100"/>
+              <w:bottom w:type="dxa" w:w="60"/>
+              <w:right w:type="dxa" w:w="100"/>
+            </w:tcMar>
+          </w:tcPr>
+          <w:p>
+            <w:r>
+              <w:rPr>
+                <w:rFonts w:ascii="맑은 고딕" w:cs="맑은 고딕" w:eastAsia="맑은 고딕" w:hAnsi="맑은 고딕"/>
+                <w:b w:val="false"/>
+                <w:bCs w:val="false"/>
+                <w:sz w:val="19"/>
+                <w:szCs w:val="19"/>
+              </w:rPr>
+              <w:t xml:space="preserve">경고가 붙은 사유</w:t>
+            </w:r>
+          </w:p>
+        </w:tc>
+        <w:tc>
+          <w:tcPr>
+            <w:tcW w:type="dxa" w:w="2500"/>
+            <w:tcMar>
+              <w:top w:type="dxa" w:w="60"/>
+              <w:left w:type="dxa" w:w="100"/>
+              <w:bottom w:type="dxa" w:w="60"/>
+              <w:right w:type="dxa" w:w="100"/>
+            </w:tcMar>
+          </w:tcPr>
+          <w:p>
+            <w:r>
+              <w:rPr>
+                <w:rFonts w:ascii="맑은 고딕" w:cs="맑은 고딕" w:eastAsia="맑은 고딕" w:hAnsi="맑은 고딕"/>
+                <w:b w:val="false"/>
+                <w:bCs w:val="false"/>
+                <w:sz w:val="19"/>
+                <w:szCs w:val="19"/>
+              </w:rPr>
+              <w:t xml:space="preserve">기사 화면의 경고 문구</w:t>
+            </w:r>
+          </w:p>
+        </w:tc>
+      </w:tr>
+    </w:tbl>
+    <w:p>
+      <w:pPr>
+        <w:spacing w:after="120"/>
+      </w:pPr>
+      <w:r>
+        <w:rPr>
+          <w:rFonts w:ascii="맑은 고딕" w:cs="맑은 고딕" w:eastAsia="맑은 고딕" w:hAnsi="맑은 고딕"/>
+        </w:rPr>
+        <w:t xml:space="preserve"/>
+      </w:r>
+    </w:p>
+    <w:p>
+      <w:pPr>
+        <w:pStyle w:val="ListParagraph"/>
+        <w:numPr>
+          <w:ilvl w:val="0"/>
+          <w:numId w:val="1"/>
+        </w:numPr>
+        <w:spacing w:after="60"/>
+      </w:pPr>
+      <w:r>
+        <w:rPr>
+          <w:rFonts w:ascii="맑은 고딕" w:cs="맑은 고딕" w:eastAsia="맑은 고딕" w:hAnsi="맑은 고딕"/>
+        </w:rPr>
+        <w:t xml:space="preserve">모든 “클릭베이트” 판정에는 근거(제목-본문 불일치 구간)를 원문 문장 번호 인용 형태로 상시 공개한다</w:t>
+      </w:r>
+    </w:p>
+    <w:p>
+      <w:pPr>
+        <w:pStyle w:val="ListParagraph"/>
+        <w:numPr>
+          <w:ilvl w:val="0"/>
+          <w:numId w:val="1"/>
+        </w:numPr>
+        <w:spacing w:after="60"/>
+      </w:pPr>
+      <w:r>
+        <w:rPr>
+          <w:rFonts w:ascii="맑은 고딕" w:cs="맑은 고딕" w:eastAsia="맑은 고딕" w:hAnsi="맑은 고딕"/>
+        </w:rPr>
+        <w:t xml:space="preserve">판단 확률 수치와 애매 여부를 항상 표시한다</w:t>
+      </w:r>
+    </w:p>
+    <w:p>
+      <w:pPr>
+        <w:pStyle w:val="ListParagraph"/>
+        <w:numPr>
+          <w:ilvl w:val="0"/>
+          <w:numId w:val="1"/>
+        </w:numPr>
+        <w:spacing w:after="60"/>
+      </w:pPr>
+      <w:r>
+        <w:rPr>
+          <w:rFonts w:ascii="맑은 고딕" w:cs="맑은 고딕" w:eastAsia="맑은 고딕" w:hAnsi="맑은 고딕"/>
+        </w:rPr>
+        <w:t xml:space="preserve">모든 판정 화면에 고지 문구를 표시한다: “본 판단은 제목-본문 일치성에 한하며 본문 내용의 사실 여부는 검증하지 않음”(RISK-07)</w:t>
+      </w:r>
+    </w:p>
+    <w:p>
+      <w:pPr>
+        <w:pStyle w:val="ListParagraph"/>
+        <w:numPr>
+          <w:ilvl w:val="0"/>
+          <w:numId w:val="1"/>
+        </w:numPr>
+        <w:spacing w:after="60"/>
+      </w:pPr>
+      <w:r>
+        <w:rPr>
+          <w:rFonts w:ascii="맑은 고딕" w:cs="맑은 고딕" w:eastAsia="맑은 고딕" w:hAnsi="맑은 고딕"/>
+        </w:rPr>
+        <w:t xml:space="preserve">성능과 보장이 학습·평가 데이터의 분포(제목·본문을 변형해 만든 샘플 포함) 기준이라 실제 기사에서는 다를 수 있음을 검토자 안내에 포함한다(RISK-13)</w:t>
+      </w:r>
+    </w:p>
+    <w:p>
+      <w:pPr>
+        <w:pStyle w:val="ListParagraph"/>
+        <w:numPr>
+          <w:ilvl w:val="0"/>
+          <w:numId w:val="1"/>
+        </w:numPr>
+        <w:spacing w:after="60"/>
+      </w:pPr>
+      <w:r>
+        <w:rPr>
+          <w:rFonts w:ascii="맑은 고딕" w:cs="맑은 고딕" w:eastAsia="맑은 고딕" w:hAnsi="맑은 고딕"/>
+        </w:rPr>
+        <w:t xml:space="preserve">오탐(정상 기사를 클릭베이트로 판정)된 경우 기사 작성자·대상 기업이 이의제기할 수 있는 채널을 마련한다(RISK-02)</w:t>
+      </w:r>
+    </w:p>
+    <w:p>
+      <w:pPr>
+        <w:pStyle w:val="ListParagraph"/>
+        <w:numPr>
+          <w:ilvl w:val="0"/>
+          <w:numId w:val="1"/>
+        </w:numPr>
+        <w:spacing w:after="60"/>
+      </w:pPr>
+      <w:r>
+        <w:rPr>
+          <w:rFonts w:ascii="맑은 고딕" w:cs="맑은 고딕" w:eastAsia="맑은 고딕" w:hAnsi="맑은 고딕"/>
+        </w:rPr>
+        <w:t xml:space="preserve">사용 모델(A.X 4.0 Light) 버전, 프롬프트 버전, 보정 데이터 버전을 판정 결과와 함께 기록한다(RISK-11)</w:t>
+      </w:r>
+    </w:p>
+    <w:p>
+      <w:pPr>
+        <w:pStyle w:val="ListParagraph"/>
+        <w:numPr>
+          <w:ilvl w:val="0"/>
+          <w:numId w:val="1"/>
+        </w:numPr>
+        <w:spacing w:after="60"/>
+      </w:pPr>
+      <w:r>
+        <w:rPr>
+          <w:rFonts w:ascii="맑은 고딕" w:cs="맑은 고딕" w:eastAsia="맑은 고딕" w:hAnsi="맑은 고딕"/>
+        </w:rPr>
+        <w:t xml:space="preserve">데이터 출처·가공 내용·용도는 BaseKit 4에 기록하고, 추가 데이터를 쓰는 경우 사용 이유를 함께 남긴다</w:t>
+      </w:r>
+    </w:p>
+    <w:p>
+      <w:pPr>
+        <w:spacing w:after="160"/>
+      </w:pPr>
+      <w:r>
+        <w:rPr>
+          <w:rFonts w:ascii="맑은 고딕" w:cs="맑은 고딕" w:eastAsia="맑은 고딕" w:hAnsi="맑은 고딕"/>
+          <w:i/>
+          <w:iCs/>
+          <w:color w:val="555555"/>
+          <w:sz w:val="18"/>
+          <w:szCs w:val="18"/>
+        </w:rPr>
+        <w:t xml:space="preserve">세부 UI/UX 설계와 이의제기 처리 절차는 본선 단계에서 구체화할 예정.</w:t>
+      </w:r>
+    </w:p>
+    <w:p>
+      <w:pPr>
+        <w:pStyle w:val="Heading1"/>
+        <w:spacing w:after="150" w:before="300"/>
+      </w:pPr>
+      <w:r>
+        <w:t xml:space="preserve">BaseKit 4. 데이터 계획</w:t>
+      </w:r>
+    </w:p>
+    <w:p>
+      <w:pPr>
+        <w:pStyle w:val="Heading2"/>
+        <w:spacing w:after="120" w:before="240"/>
+      </w:pPr>
+      <w:r>
+        <w:t xml:space="preserve">4-1. 사용 데이터와 용도</w:t>
+      </w:r>
+    </w:p>
+    <w:tbl>
+      <w:tblPr>
+        <w:tblW w:type="dxa" w:w="9600"/>
+        <w:tblBorders>
+          <w:top w:val="single" w:color="auto" w:sz="4"/>
+          <w:left w:val="single" w:color="auto" w:sz="4"/>
+          <w:bottom w:val="single" w:color="auto" w:sz="4"/>
+          <w:right w:val="single" w:color="auto" w:sz="4"/>
+          <w:insideH w:val="single" w:color="auto" w:sz="4"/>
+          <w:insideV w:val="single" w:color="auto" w:sz="4"/>
+        </w:tblBorders>
+      </w:tblPr>
+      <w:tblGrid>
+        <w:gridCol w:w="3000"/>
+        <w:gridCol w:w="4500"/>
+        <w:gridCol w:w="2100"/>
+      </w:tblGrid>
+      <w:tr>
+        <w:trPr>
+          <w:tblHeader/>
+        </w:trPr>
+        <w:tc>
+          <w:tcPr>
+            <w:tcW w:type="dxa" w:w="3000"/>
+            <w:shd w:fill="D9D9F3" w:val="clear"/>
+            <w:tcMar>
+              <w:top w:type="dxa" w:w="60"/>
+              <w:left w:type="dxa" w:w="100"/>
+              <w:bottom w:type="dxa" w:w="60"/>
+              <w:right w:type="dxa" w:w="100"/>
+            </w:tcMar>
+          </w:tcPr>
+          <w:p>
+            <w:r>
+              <w:rPr>
+                <w:rFonts w:ascii="맑은 고딕" w:cs="맑은 고딕" w:eastAsia="맑은 고딕" w:hAnsi="맑은 고딕"/>
+                <w:b/>
+                <w:bCs/>
+                <w:sz w:val="20"/>
+                <w:szCs w:val="20"/>
+              </w:rPr>
+              <w:t xml:space="preserve">데이터</w:t>
+            </w:r>
+          </w:p>
+        </w:tc>
+        <w:tc>
+          <w:tcPr>
+            <w:tcW w:type="dxa" w:w="4500"/>
+            <w:shd w:fill="D9D9F3" w:val="clear"/>
+            <w:tcMar>
+              <w:top w:type="dxa" w:w="60"/>
+              <w:left w:type="dxa" w:w="100"/>
+              <w:bottom w:type="dxa" w:w="60"/>
+              <w:right w:type="dxa" w:w="100"/>
+            </w:tcMar>
+          </w:tcPr>
+          <w:p>
+            <w:r>
+              <w:rPr>
+                <w:rFonts w:ascii="맑은 고딕" w:cs="맑은 고딕" w:eastAsia="맑은 고딕" w:hAnsi="맑은 고딕"/>
+                <w:b/>
+                <w:bCs/>
+                <w:sz w:val="20"/>
+                <w:szCs w:val="20"/>
+              </w:rPr>
+              <w:t xml:space="preserve">사용하는 용도</w:t>
+            </w:r>
+          </w:p>
+        </w:tc>
+        <w:tc>
+          <w:tcPr>
+            <w:tcW w:type="dxa" w:w="2100"/>
+            <w:shd w:fill="D9D9F3" w:val="clear"/>
+            <w:tcMar>
+              <w:top w:type="dxa" w:w="60"/>
+              <w:left w:type="dxa" w:w="100"/>
+              <w:bottom w:type="dxa" w:w="60"/>
+              <w:right w:type="dxa" w:w="100"/>
+            </w:tcMar>
+          </w:tcPr>
+          <w:p>
+            <w:r>
+              <w:rPr>
+                <w:rFonts w:ascii="맑은 고딕" w:cs="맑은 고딕" w:eastAsia="맑은 고딕" w:hAnsi="맑은 고딕"/>
+                <w:b/>
+                <w:bCs/>
+                <w:sz w:val="20"/>
+                <w:szCs w:val="20"/>
+              </w:rPr>
+              <w:t xml:space="preserve">사용하지 않는 용도</w:t>
+            </w:r>
+          </w:p>
+        </w:tc>
+      </w:tr>
+      <w:tr>
+        <w:trPr>
+          <w:cantSplit/>
+        </w:trPr>
+        <w:tc>
+          <w:tcPr>
+            <w:tcW w:type="dxa" w:w="3000"/>
+            <w:tcMar>
+              <w:top w:type="dxa" w:w="60"/>
+              <w:left w:type="dxa" w:w="100"/>
+              <w:bottom w:type="dxa" w:w="60"/>
+              <w:right w:type="dxa" w:w="100"/>
+            </w:tcMar>
+          </w:tcPr>
+          <w:p>
+            <w:r>
+              <w:rPr>
+                <w:rFonts w:ascii="맑은 고딕" w:cs="맑은 고딕" w:eastAsia="맑은 고딕" w:hAnsi="맑은 고딕"/>
+                <w:b w:val="false"/>
+                <w:bCs w:val="false"/>
+                <w:sz w:val="19"/>
+                <w:szCs w:val="19"/>
+              </w:rPr>
+              <w:t xml:space="preserve">메인: AI-Hub 낚시성 기사 탐지(한국어)</w:t>
+            </w:r>
+          </w:p>
+        </w:tc>
+        <w:tc>
+          <w:tcPr>
+            <w:tcW w:type="dxa" w:w="4500"/>
+            <w:tcMar>
+              <w:top w:type="dxa" w:w="60"/>
+              <w:left w:type="dxa" w:w="100"/>
+              <w:bottom w:type="dxa" w:w="60"/>
+              <w:right w:type="dxa" w:w="100"/>
+            </w:tcMar>
+          </w:tcPr>
+          <w:p>
+            <w:r>
+              <w:rPr>
+                <w:rFonts w:ascii="맑은 고딕" w:cs="맑은 고딕" w:eastAsia="맑은 고딕" w:hAnsi="맑은 고딕"/>
+                <w:b w:val="false"/>
+                <w:bCs w:val="false"/>
+                <w:sz w:val="19"/>
+                <w:szCs w:val="19"/>
+              </w:rPr>
+              <w:t xml:space="preserve">프롬프트·퓨샷 선정용 dev 셋, Conformal 보정 셋, 테스트 셋(공식 Validation)</w:t>
+            </w:r>
+          </w:p>
+        </w:tc>
+        <w:tc>
+          <w:tcPr>
+            <w:tcW w:type="dxa" w:w="2100"/>
+            <w:tcMar>
+              <w:top w:type="dxa" w:w="60"/>
+              <w:left w:type="dxa" w:w="100"/>
+              <w:bottom w:type="dxa" w:w="60"/>
+              <w:right w:type="dxa" w:w="100"/>
+            </w:tcMar>
+          </w:tcPr>
+          <w:p>
+            <w:r>
+              <w:rPr>
+                <w:rFonts w:ascii="맑은 고딕" w:cs="맑은 고딕" w:eastAsia="맑은 고딕" w:hAnsi="맑은 고딕"/>
+                <w:b w:val="false"/>
+                <w:bCs w:val="false"/>
+                <w:sz w:val="19"/>
+                <w:szCs w:val="19"/>
+              </w:rPr>
+              <w:t xml:space="preserve">—</w:t>
+            </w:r>
+          </w:p>
+        </w:tc>
+      </w:tr>
+      <w:tr>
+        <w:trPr>
+          <w:cantSplit/>
+        </w:trPr>
+        <w:tc>
+          <w:tcPr>
+            <w:tcW w:type="dxa" w:w="3000"/>
+            <w:tcMar>
+              <w:top w:type="dxa" w:w="60"/>
+              <w:left w:type="dxa" w:w="100"/>
+              <w:bottom w:type="dxa" w:w="60"/>
+              <w:right w:type="dxa" w:w="100"/>
+            </w:tcMar>
+          </w:tcPr>
+          <w:p>
+            <w:r>
+              <w:rPr>
+                <w:rFonts w:ascii="맑은 고딕" w:cs="맑은 고딕" w:eastAsia="맑은 고딕" w:hAnsi="맑은 고딕"/>
+                <w:b w:val="false"/>
+                <w:bCs w:val="false"/>
+                <w:sz w:val="19"/>
+                <w:szCs w:val="19"/>
+              </w:rPr>
+              <w:t xml:space="preserve">보조: Webis Clickbait Corpus 2017(영어, clickbait17-train, 이미지 제외)</w:t>
+            </w:r>
+          </w:p>
+        </w:tc>
+        <w:tc>
+          <w:tcPr>
+            <w:tcW w:type="dxa" w:w="4500"/>
+            <w:tcMar>
+              <w:top w:type="dxa" w:w="60"/>
+              <w:left w:type="dxa" w:w="100"/>
+              <w:bottom w:type="dxa" w:w="60"/>
+              <w:right w:type="dxa" w:w="100"/>
+            </w:tcMar>
+          </w:tcPr>
+          <w:p>
+            <w:r>
+              <w:rPr>
+                <w:rFonts w:ascii="맑은 고딕" w:cs="맑은 고딕" w:eastAsia="맑은 고딕" w:hAnsi="맑은 고딕"/>
+                <w:b w:val="false"/>
+                <w:bCs w:val="false"/>
+                <w:sz w:val="19"/>
+                <w:szCs w:val="19"/>
+              </w:rPr>
+              <w:t xml:space="preserve">영어 편향 점검(RISK-10), 클릭베이트 강도(truthMean)와 AI 확률의 비교, 주석자 판단 불일치를 근거로 한 인간 검토 기준 설정, 번역 증강(dev 한정)</w:t>
+            </w:r>
+          </w:p>
+        </w:tc>
+        <w:tc>
+          <w:tcPr>
+            <w:tcW w:type="dxa" w:w="2100"/>
+            <w:tcMar>
+              <w:top w:type="dxa" w:w="60"/>
+              <w:left w:type="dxa" w:w="100"/>
+              <w:bottom w:type="dxa" w:w="60"/>
+              <w:right w:type="dxa" w:w="100"/>
+            </w:tcMar>
+          </w:tcPr>
+          <w:p>
+            <w:r>
+              <w:rPr>
+                <w:rFonts w:ascii="맑은 고딕" w:cs="맑은 고딕" w:eastAsia="맑은 고딕" w:hAnsi="맑은 고딕"/>
+                <w:b w:val="false"/>
+                <w:bCs w:val="false"/>
+                <w:sz w:val="19"/>
+                <w:szCs w:val="19"/>
+              </w:rPr>
+              <w:t xml:space="preserve">Conformal 보정, 최종 테스트</w:t>
+            </w:r>
+          </w:p>
+        </w:tc>
+      </w:tr>
+    </w:tbl>
+    <w:p>
+      <w:pPr>
+        <w:spacing w:after="120"/>
+      </w:pPr>
+      <w:r>
+        <w:rPr>
+          <w:rFonts w:ascii="맑은 고딕" w:cs="맑은 고딕" w:eastAsia="맑은 고딕" w:hAnsi="맑은 고딕"/>
+        </w:rPr>
+        <w:t xml:space="preserve"/>
+      </w:r>
+    </w:p>
+    <w:p>
+      <w:pPr>
+        <w:pStyle w:val="Heading2"/>
+        <w:spacing w:after="120" w:before="240"/>
+      </w:pPr>
+      <w:r>
+        <w:t xml:space="preserve">4-2. AI-Hub 데이터 구성 (제공 파일을 직접 확인한 결과)</w:t>
+      </w:r>
+    </w:p>
+    <w:tbl>
+      <w:tblPr>
+        <w:tblW w:type="dxa" w:w="9600"/>
+        <w:tblBorders>
+          <w:top w:val="single" w:color="auto" w:sz="4"/>
+          <w:left w:val="single" w:color="auto" w:sz="4"/>
+          <w:bottom w:val="single" w:color="auto" w:sz="4"/>
+          <w:right w:val="single" w:color="auto" w:sz="4"/>
+          <w:insideH w:val="single" w:color="auto" w:sz="4"/>
+          <w:insideV w:val="single" w:color="auto" w:sz="4"/>
+        </w:tblBorders>
+      </w:tblPr>
+      <w:tblGrid>
+        <w:gridCol w:w="2600"/>
+        <w:gridCol w:w="4200"/>
+        <w:gridCol w:w="2800"/>
+      </w:tblGrid>
+      <w:tr>
+        <w:trPr>
+          <w:tblHeader/>
+        </w:trPr>
+        <w:tc>
+          <w:tcPr>
+            <w:tcW w:type="dxa" w:w="2600"/>
+            <w:shd w:fill="D9D9F3" w:val="clear"/>
+            <w:tcMar>
+              <w:top w:type="dxa" w:w="60"/>
+              <w:left w:type="dxa" w:w="100"/>
+              <w:bottom w:type="dxa" w:w="60"/>
+              <w:right w:type="dxa" w:w="100"/>
+            </w:tcMar>
+          </w:tcPr>
+          <w:p>
+            <w:r>
+              <w:rPr>
+                <w:rFonts w:ascii="맑은 고딕" w:cs="맑은 고딕" w:eastAsia="맑은 고딕" w:hAnsi="맑은 고딕"/>
+                <w:b/>
+                <w:bCs/>
+                <w:sz w:val="20"/>
+                <w:szCs w:val="20"/>
+              </w:rPr>
+              <w:t xml:space="preserve">구분</w:t>
+            </w:r>
+          </w:p>
+        </w:tc>
+        <w:tc>
+          <w:tcPr>
+            <w:tcW w:type="dxa" w:w="4200"/>
+            <w:shd w:fill="D9D9F3" w:val="clear"/>
+            <w:tcMar>
+              <w:top w:type="dxa" w:w="60"/>
+              <w:left w:type="dxa" w:w="100"/>
+              <w:bottom w:type="dxa" w:w="60"/>
+              <w:right w:type="dxa" w:w="100"/>
+            </w:tcMar>
+          </w:tcPr>
+          <w:p>
+            <w:r>
+              <w:rPr>
+                <w:rFonts w:ascii="맑은 고딕" w:cs="맑은 고딕" w:eastAsia="맑은 고딕" w:hAnsi="맑은 고딕"/>
+                <w:b/>
+                <w:bCs/>
+                <w:sz w:val="20"/>
+                <w:szCs w:val="20"/>
+              </w:rPr>
+              <w:t xml:space="preserve">클릭베이트(코드 0)</w:t>
+            </w:r>
+          </w:p>
+        </w:tc>
+        <w:tc>
+          <w:tcPr>
+            <w:tcW w:type="dxa" w:w="2800"/>
+            <w:shd w:fill="D9D9F3" w:val="clear"/>
+            <w:tcMar>
+              <w:top w:type="dxa" w:w="60"/>
+              <w:left w:type="dxa" w:w="100"/>
+              <w:bottom w:type="dxa" w:w="60"/>
+              <w:right w:type="dxa" w:w="100"/>
+            </w:tcMar>
+          </w:tcPr>
+          <w:p>
+            <w:r>
+              <w:rPr>
+                <w:rFonts w:ascii="맑은 고딕" w:cs="맑은 고딕" w:eastAsia="맑은 고딕" w:hAnsi="맑은 고딕"/>
+                <w:b/>
+                <w:bCs/>
+                <w:sz w:val="20"/>
+                <w:szCs w:val="20"/>
+              </w:rPr>
+              <w:t xml:space="preserve">정상(코드 1)</w:t>
+            </w:r>
+          </w:p>
+        </w:tc>
+      </w:tr>
+      <w:tr>
+        <w:trPr>
+          <w:cantSplit/>
+        </w:trPr>
+        <w:tc>
+          <w:tcPr>
+            <w:tcW w:type="dxa" w:w="2600"/>
+            <w:tcMar>
+              <w:top w:type="dxa" w:w="60"/>
+              <w:left w:type="dxa" w:w="100"/>
+              <w:bottom w:type="dxa" w:w="60"/>
+              <w:right w:type="dxa" w:w="100"/>
+            </w:tcMar>
+          </w:tcPr>
+          <w:p>
+            <w:r>
+              <w:rPr>
+                <w:rFonts w:ascii="맑은 고딕" w:cs="맑은 고딕" w:eastAsia="맑은 고딕" w:hAnsi="맑은 고딕"/>
+                <w:b w:val="false"/>
+                <w:bCs w:val="false"/>
+                <w:sz w:val="19"/>
+                <w:szCs w:val="19"/>
+              </w:rPr>
+              <w:t xml:space="preserve">Training</w:t>
+            </w:r>
+          </w:p>
+        </w:tc>
+        <w:tc>
+          <w:tcPr>
+            <w:tcW w:type="dxa" w:w="4200"/>
+            <w:tcMar>
+              <w:top w:type="dxa" w:w="60"/>
+              <w:left w:type="dxa" w:w="100"/>
+              <w:bottom w:type="dxa" w:w="60"/>
+              <w:right w:type="dxa" w:w="100"/>
+            </w:tcMar>
+          </w:tcPr>
+          <w:p>
+            <w:r>
+              <w:rPr>
+                <w:rFonts w:ascii="맑은 고딕" w:cs="맑은 고딕" w:eastAsia="맑은 고딕" w:hAnsi="맑은 고딕"/>
+                <w:b w:val="false"/>
+                <w:bCs w:val="false"/>
+                <w:sz w:val="19"/>
+                <w:szCs w:val="19"/>
+              </w:rPr>
+              <w:t xml:space="preserve">296,048 (Auto 215,833 / Direct 80,215)</w:t>
+            </w:r>
+          </w:p>
+        </w:tc>
+        <w:tc>
+          <w:tcPr>
+            <w:tcW w:type="dxa" w:w="2800"/>
+            <w:tcMar>
+              <w:top w:type="dxa" w:w="60"/>
+              <w:left w:type="dxa" w:w="100"/>
+              <w:bottom w:type="dxa" w:w="60"/>
+              <w:right w:type="dxa" w:w="100"/>
+            </w:tcMar>
+          </w:tcPr>
+          <w:p>
+            <w:r>
+              <w:rPr>
+                <w:rFonts w:ascii="맑은 고딕" w:cs="맑은 고딕" w:eastAsia="맑은 고딕" w:hAnsi="맑은 고딕"/>
+                <w:b w:val="false"/>
+                <w:bCs w:val="false"/>
+                <w:sz w:val="19"/>
+                <w:szCs w:val="19"/>
+              </w:rPr>
+              <w:t xml:space="preserve">290,693 (모두 Auto)</w:t>
+            </w:r>
+          </w:p>
+        </w:tc>
+      </w:tr>
+      <w:tr>
+        <w:trPr>
+          <w:cantSplit/>
+        </w:trPr>
+        <w:tc>
+          <w:tcPr>
+            <w:tcW w:type="dxa" w:w="2600"/>
+            <w:tcMar>
+              <w:top w:type="dxa" w:w="60"/>
+              <w:left w:type="dxa" w:w="100"/>
+              <w:bottom w:type="dxa" w:w="60"/>
+              <w:right w:type="dxa" w:w="100"/>
+            </w:tcMar>
+          </w:tcPr>
+          <w:p>
+            <w:r>
+              <w:rPr>
+                <w:rFonts w:ascii="맑은 고딕" w:cs="맑은 고딕" w:eastAsia="맑은 고딕" w:hAnsi="맑은 고딕"/>
+                <w:b w:val="false"/>
+                <w:bCs w:val="false"/>
+                <w:sz w:val="19"/>
+                <w:szCs w:val="19"/>
+              </w:rPr>
+              <w:t xml:space="preserve">Validation</w:t>
+            </w:r>
+          </w:p>
+        </w:tc>
+        <w:tc>
+          <w:tcPr>
+            <w:tcW w:type="dxa" w:w="4200"/>
+            <w:tcMar>
+              <w:top w:type="dxa" w:w="60"/>
+              <w:left w:type="dxa" w:w="100"/>
+              <w:bottom w:type="dxa" w:w="60"/>
+              <w:right w:type="dxa" w:w="100"/>
+            </w:tcMar>
+          </w:tcPr>
+          <w:p>
+            <w:r>
+              <w:rPr>
+                <w:rFonts w:ascii="맑은 고딕" w:cs="맑은 고딕" w:eastAsia="맑은 고딕" w:hAnsi="맑은 고딕"/>
+                <w:b w:val="false"/>
+                <w:bCs w:val="false"/>
+                <w:sz w:val="19"/>
+                <w:szCs w:val="19"/>
+              </w:rPr>
+              <w:t xml:space="preserve">37,006 (Auto 26,979 / Direct 10,027)</w:t>
+            </w:r>
+          </w:p>
+        </w:tc>
+        <w:tc>
+          <w:tcPr>
+            <w:tcW w:type="dxa" w:w="2800"/>
+            <w:tcMar>
+              <w:top w:type="dxa" w:w="60"/>
+              <w:left w:type="dxa" w:w="100"/>
+              <w:bottom w:type="dxa" w:w="60"/>
+              <w:right w:type="dxa" w:w="100"/>
+            </w:tcMar>
+          </w:tcPr>
+          <w:p>
+            <w:r>
+              <w:rPr>
+                <w:rFonts w:ascii="맑은 고딕" w:cs="맑은 고딕" w:eastAsia="맑은 고딕" w:hAnsi="맑은 고딕"/>
+                <w:b w:val="false"/>
+                <w:bCs w:val="false"/>
+                <w:sz w:val="19"/>
+                <w:szCs w:val="19"/>
+              </w:rPr>
+              <w:t xml:space="preserve">36,338 (모두 Auto)</w:t>
+            </w:r>
+          </w:p>
+        </w:tc>
+      </w:tr>
+      <w:tr>
+        <w:trPr>
+          <w:cantSplit/>
+        </w:trPr>
+        <w:tc>
+          <w:tcPr>
+            <w:tcW w:type="dxa" w:w="2600"/>
+            <w:tcMar>
+              <w:top w:type="dxa" w:w="60"/>
+              <w:left w:type="dxa" w:w="100"/>
+              <w:bottom w:type="dxa" w:w="60"/>
+              <w:right w:type="dxa" w:w="100"/>
+            </w:tcMar>
+          </w:tcPr>
+          <w:p>
+            <w:r>
+              <w:rPr>
+                <w:rFonts w:ascii="맑은 고딕" w:cs="맑은 고딕" w:eastAsia="맑은 고딕" w:hAnsi="맑은 고딕"/>
+                <w:b w:val="false"/>
+                <w:bCs w:val="false"/>
+                <w:sz w:val="19"/>
+                <w:szCs w:val="19"/>
+              </w:rPr>
+              <w:t xml:space="preserve">Part1 / Part2 (전체)</w:t>
+            </w:r>
+          </w:p>
+        </w:tc>
+        <w:tc>
+          <w:tcPr>
+            <w:tcW w:type="dxa" w:w="4200"/>
+            <w:tcMar>
+              <w:top w:type="dxa" w:w="60"/>
+              <w:left w:type="dxa" w:w="100"/>
+              <w:bottom w:type="dxa" w:w="60"/>
+              <w:right w:type="dxa" w:w="100"/>
+            </w:tcMar>
+          </w:tcPr>
+          <w:p>
+            <w:r>
+              <w:rPr>
+                <w:rFonts w:ascii="맑은 고딕" w:cs="맑은 고딕" w:eastAsia="맑은 고딕" w:hAnsi="맑은 고딕"/>
+                <w:b w:val="false"/>
+                <w:bCs w:val="false"/>
+                <w:sz w:val="19"/>
+                <w:szCs w:val="19"/>
+              </w:rPr>
+              <w:t xml:space="preserve">164,385 / 168,669</w:t>
+            </w:r>
+          </w:p>
+        </w:tc>
+        <w:tc>
+          <w:tcPr>
+            <w:tcW w:type="dxa" w:w="2800"/>
+            <w:tcMar>
+              <w:top w:type="dxa" w:w="60"/>
+              <w:left w:type="dxa" w:w="100"/>
+              <w:bottom w:type="dxa" w:w="60"/>
+              <w:right w:type="dxa" w:w="100"/>
+            </w:tcMar>
+          </w:tcPr>
+          <w:p>
+            <w:r>
+              <w:rPr>
+                <w:rFonts w:ascii="맑은 고딕" w:cs="맑은 고딕" w:eastAsia="맑은 고딕" w:hAnsi="맑은 고딕"/>
+                <w:b w:val="false"/>
+                <w:bCs w:val="false"/>
+                <w:sz w:val="19"/>
+                <w:szCs w:val="19"/>
+              </w:rPr>
+              <w:t xml:space="preserve">163,515 / 163,516</w:t>
+            </w:r>
+          </w:p>
+        </w:tc>
+      </w:tr>
+      <w:tr>
+        <w:trPr>
+          <w:cantSplit/>
+        </w:trPr>
+        <w:tc>
+          <w:tcPr>
+            <w:tcW w:type="dxa" w:w="2600"/>
+            <w:tcMar>
+              <w:top w:type="dxa" w:w="60"/>
+              <w:left w:type="dxa" w:w="100"/>
+              <w:bottom w:type="dxa" w:w="60"/>
+              <w:right w:type="dxa" w:w="100"/>
+            </w:tcMar>
+          </w:tcPr>
+          <w:p>
+            <w:r>
+              <w:rPr>
+                <w:rFonts w:ascii="맑은 고딕" w:cs="맑은 고딕" w:eastAsia="맑은 고딕" w:hAnsi="맑은 고딕"/>
+                <w:b w:val="false"/>
+                <w:bCs w:val="false"/>
+                <w:sz w:val="19"/>
+                <w:szCs w:val="19"/>
+              </w:rPr>
+              <w:t xml:space="preserve">Direct의 변형 유형·강도</w:t>
+            </w:r>
+          </w:p>
+        </w:tc>
+        <w:tc>
+          <w:tcPr>
+            <w:tcW w:type="dxa" w:w="4200"/>
+            <w:tcMar>
+              <w:top w:type="dxa" w:w="60"/>
+              <w:left w:type="dxa" w:w="100"/>
+              <w:bottom w:type="dxa" w:w="60"/>
+              <w:right w:type="dxa" w:w="100"/>
+            </w:tcMar>
+          </w:tcPr>
+          <w:p>
+            <w:r>
+              <w:rPr>
+                <w:rFonts w:ascii="맑은 고딕" w:cs="맑은 고딕" w:eastAsia="맑은 고딕" w:hAnsi="맑은 고딕"/>
+                <w:b w:val="false"/>
+                <w:bCs w:val="false"/>
+                <w:sz w:val="19"/>
+                <w:szCs w:val="19"/>
+              </w:rPr>
+              <w:t xml:space="preserve">패턴 11~16: 45,118 / 21~24: 45,124, 강도 상 20,668 · 중 35,755 · 하 33,819</w:t>
+            </w:r>
+          </w:p>
+        </w:tc>
+        <w:tc>
+          <w:tcPr>
+            <w:tcW w:type="dxa" w:w="2800"/>
+            <w:tcMar>
+              <w:top w:type="dxa" w:w="60"/>
+              <w:left w:type="dxa" w:w="100"/>
+              <w:bottom w:type="dxa" w:w="60"/>
+              <w:right w:type="dxa" w:w="100"/>
+            </w:tcMar>
+          </w:tcPr>
+          <w:p>
+            <w:r>
+              <w:rPr>
+                <w:rFonts w:ascii="맑은 고딕" w:cs="맑은 고딕" w:eastAsia="맑은 고딕" w:hAnsi="맑은 고딕"/>
+                <w:b w:val="false"/>
+                <w:bCs w:val="false"/>
+                <w:sz w:val="19"/>
+                <w:szCs w:val="19"/>
+              </w:rPr>
+              <w:t xml:space="preserve">패턴 00(원본 유지)</w:t>
+            </w:r>
+          </w:p>
+        </w:tc>
+      </w:tr>
+      <w:tr>
+        <w:trPr>
+          <w:cantSplit/>
+        </w:trPr>
+        <w:tc>
+          <w:tcPr>
+            <w:tcW w:type="dxa" w:w="2600"/>
+            <w:tcMar>
+              <w:top w:type="dxa" w:w="60"/>
+              <w:left w:type="dxa" w:w="100"/>
+              <w:bottom w:type="dxa" w:w="60"/>
+              <w:right w:type="dxa" w:w="100"/>
+            </w:tcMar>
+          </w:tcPr>
+          <w:p>
+            <w:r>
+              <w:rPr>
+                <w:rFonts w:ascii="맑은 고딕" w:cs="맑은 고딕" w:eastAsia="맑은 고딕" w:hAnsi="맑은 고딕"/>
+                <w:b w:val="false"/>
+                <w:bCs w:val="false"/>
+                <w:sz w:val="19"/>
+                <w:szCs w:val="19"/>
+              </w:rPr>
+              <w:t xml:space="preserve">Auto의 패턴</w:t>
+            </w:r>
+          </w:p>
+        </w:tc>
+        <w:tc>
+          <w:tcPr>
+            <w:tcW w:type="dxa" w:w="4200"/>
+            <w:tcMar>
+              <w:top w:type="dxa" w:w="60"/>
+              <w:left w:type="dxa" w:w="100"/>
+              <w:bottom w:type="dxa" w:w="60"/>
+              <w:right w:type="dxa" w:w="100"/>
+            </w:tcMar>
+          </w:tcPr>
+          <w:p>
+            <w:r>
+              <w:rPr>
+                <w:rFonts w:ascii="맑은 고딕" w:cs="맑은 고딕" w:eastAsia="맑은 고딕" w:hAnsi="맑은 고딕"/>
+                <w:b w:val="false"/>
+                <w:bCs w:val="false"/>
+                <w:sz w:val="19"/>
+                <w:szCs w:val="19"/>
+              </w:rPr>
+              <w:t xml:space="preserve">패턴 99: 242,812 (표본에서 무관한 제목·문장으로 대체된 사례 관찰)</w:t>
+            </w:r>
+          </w:p>
+        </w:tc>
+        <w:tc>
+          <w:tcPr>
+            <w:tcW w:type="dxa" w:w="2800"/>
+            <w:tcMar>
+              <w:top w:type="dxa" w:w="60"/>
+              <w:left w:type="dxa" w:w="100"/>
+              <w:bottom w:type="dxa" w:w="60"/>
+              <w:right w:type="dxa" w:w="100"/>
+            </w:tcMar>
+          </w:tcPr>
+          <w:p>
+            <w:r>
+              <w:rPr>
+                <w:rFonts w:ascii="맑은 고딕" w:cs="맑은 고딕" w:eastAsia="맑은 고딕" w:hAnsi="맑은 고딕"/>
+                <w:b w:val="false"/>
+                <w:bCs w:val="false"/>
+                <w:sz w:val="19"/>
+                <w:szCs w:val="19"/>
+              </w:rPr>
+              <w:t xml:space="preserve">—</w:t>
+            </w:r>
+          </w:p>
+        </w:tc>
+      </w:tr>
+    </w:tbl>
+    <w:p>
+      <w:pPr>
+        <w:spacing w:after="120"/>
+      </w:pPr>
+      <w:r>
+        <w:rPr>
+          <w:rFonts w:ascii="맑은 고딕" w:cs="맑은 고딕" w:eastAsia="맑은 고딕" w:hAnsi="맑은 고딕"/>
+        </w:rPr>
+        <w:t xml:space="preserve"/>
+      </w:r>
+    </w:p>
+    <w:tbl>
+      <w:tblPr>
+        <w:tblW w:type="dxa" w:w="9600"/>
+        <w:tblBorders>
+          <w:top w:val="single" w:color="auto" w:sz="4"/>
+          <w:left w:val="single" w:color="auto" w:sz="4"/>
+          <w:bottom w:val="single" w:color="auto" w:sz="4"/>
+          <w:right w:val="single" w:color="auto" w:sz="4"/>
+          <w:insideH w:val="single" w:color="auto" w:sz="4"/>
+          <w:insideV w:val="single" w:color="auto" w:sz="4"/>
+        </w:tblBorders>
+      </w:tblPr>
+      <w:tblGrid>
+        <w:gridCol w:w="3600"/>
+        <w:gridCol w:w="3000"/>
+        <w:gridCol w:w="3000"/>
+      </w:tblGrid>
+      <w:tr>
+        <w:trPr>
+          <w:tblHeader/>
+        </w:trPr>
+        <w:tc>
+          <w:tcPr>
+            <w:tcW w:type="dxa" w:w="3600"/>
+            <w:shd w:fill="D9D9F3" w:val="clear"/>
+            <w:tcMar>
+              <w:top w:type="dxa" w:w="60"/>
+              <w:left w:type="dxa" w:w="100"/>
+              <w:bottom w:type="dxa" w:w="60"/>
+              <w:right w:type="dxa" w:w="100"/>
+            </w:tcMar>
+          </w:tcPr>
+          <w:p>
+            <w:r>
+              <w:rPr>
+                <w:rFonts w:ascii="맑은 고딕" w:cs="맑은 고딕" w:eastAsia="맑은 고딕" w:hAnsi="맑은 고딕"/>
+                <w:b/>
+                <w:bCs/>
+                <w:sz w:val="20"/>
+                <w:szCs w:val="20"/>
+              </w:rPr>
+              <w:t xml:space="preserve">카테고리(Training)</w:t>
+            </w:r>
+          </w:p>
+        </w:tc>
+        <w:tc>
+          <w:tcPr>
+            <w:tcW w:type="dxa" w:w="3000"/>
+            <w:shd w:fill="D9D9F3" w:val="clear"/>
+            <w:tcMar>
+              <w:top w:type="dxa" w:w="60"/>
+              <w:left w:type="dxa" w:w="100"/>
+              <w:bottom w:type="dxa" w:w="60"/>
+              <w:right w:type="dxa" w:w="100"/>
+            </w:tcMar>
+          </w:tcPr>
+          <w:p>
+            <w:r>
+              <w:rPr>
+                <w:rFonts w:ascii="맑은 고딕" w:cs="맑은 고딕" w:eastAsia="맑은 고딕" w:hAnsi="맑은 고딕"/>
+                <w:b/>
+                <w:bCs/>
+                <w:sz w:val="20"/>
+                <w:szCs w:val="20"/>
+              </w:rPr>
+              <w:t xml:space="preserve">클릭베이트</w:t>
+            </w:r>
+          </w:p>
+        </w:tc>
+        <w:tc>
+          <w:tcPr>
+            <w:tcW w:type="dxa" w:w="3000"/>
+            <w:shd w:fill="D9D9F3" w:val="clear"/>
+            <w:tcMar>
+              <w:top w:type="dxa" w:w="60"/>
+              <w:left w:type="dxa" w:w="100"/>
+              <w:bottom w:type="dxa" w:w="60"/>
+              <w:right w:type="dxa" w:w="100"/>
+            </w:tcMar>
+          </w:tcPr>
+          <w:p>
+            <w:r>
+              <w:rPr>
+                <w:rFonts w:ascii="맑은 고딕" w:cs="맑은 고딕" w:eastAsia="맑은 고딕" w:hAnsi="맑은 고딕"/>
+                <w:b/>
+                <w:bCs/>
+                <w:sz w:val="20"/>
+                <w:szCs w:val="20"/>
+              </w:rPr>
+              <w:t xml:space="preserve">정상</w:t>
+            </w:r>
+          </w:p>
+        </w:tc>
+      </w:tr>
+      <w:tr>
+        <w:trPr>
+          <w:cantSplit/>
+        </w:trPr>
+        <w:tc>
+          <w:tcPr>
+            <w:tcW w:type="dxa" w:w="3600"/>
+            <w:tcMar>
+              <w:top w:type="dxa" w:w="60"/>
+              <w:left w:type="dxa" w:w="100"/>
+              <w:bottom w:type="dxa" w:w="60"/>
+              <w:right w:type="dxa" w:w="100"/>
+            </w:tcMar>
+          </w:tcPr>
+          <w:p>
+            <w:r>
+              <w:rPr>
+                <w:rFonts w:ascii="맑은 고딕" w:cs="맑은 고딕" w:eastAsia="맑은 고딕" w:hAnsi="맑은 고딕"/>
+                <w:b w:val="false"/>
+                <w:bCs w:val="false"/>
+                <w:sz w:val="19"/>
+                <w:szCs w:val="19"/>
+              </w:rPr>
+              <w:t xml:space="preserve">IT&amp;과학</w:t>
+            </w:r>
+          </w:p>
+        </w:tc>
+        <w:tc>
+          <w:tcPr>
+            <w:tcW w:type="dxa" w:w="3000"/>
+            <w:tcMar>
+              <w:top w:type="dxa" w:w="60"/>
+              <w:left w:type="dxa" w:w="100"/>
+              <w:bottom w:type="dxa" w:w="60"/>
+              <w:right w:type="dxa" w:w="100"/>
+            </w:tcMar>
+          </w:tcPr>
+          <w:p>
+            <w:r>
+              <w:rPr>
+                <w:rFonts w:ascii="맑은 고딕" w:cs="맑은 고딕" w:eastAsia="맑은 고딕" w:hAnsi="맑은 고딕"/>
+                <w:b w:val="false"/>
+                <w:bCs w:val="false"/>
+                <w:sz w:val="19"/>
+                <w:szCs w:val="19"/>
+              </w:rPr>
+              <w:t xml:space="preserve">41,095</w:t>
+            </w:r>
+          </w:p>
+        </w:tc>
+        <w:tc>
+          <w:tcPr>
+            <w:tcW w:type="dxa" w:w="3000"/>
+            <w:tcMar>
+              <w:top w:type="dxa" w:w="60"/>
+              <w:left w:type="dxa" w:w="100"/>
+              <w:bottom w:type="dxa" w:w="60"/>
+              <w:right w:type="dxa" w:w="100"/>
+            </w:tcMar>
+          </w:tcPr>
+          <w:p>
+            <w:r>
+              <w:rPr>
+                <w:rFonts w:ascii="맑은 고딕" w:cs="맑은 고딕" w:eastAsia="맑은 고딕" w:hAnsi="맑은 고딕"/>
+                <w:b w:val="false"/>
+                <w:bCs w:val="false"/>
+                <w:sz w:val="19"/>
+                <w:szCs w:val="19"/>
+              </w:rPr>
+              <w:t xml:space="preserve">39,882</w:t>
+            </w:r>
+          </w:p>
+        </w:tc>
+      </w:tr>
+      <w:tr>
+        <w:trPr>
+          <w:cantSplit/>
+        </w:trPr>
+        <w:tc>
+          <w:tcPr>
+            <w:tcW w:type="dxa" w:w="3600"/>
+            <w:tcMar>
+              <w:top w:type="dxa" w:w="60"/>
+              <w:left w:type="dxa" w:w="100"/>
+              <w:bottom w:type="dxa" w:w="60"/>
+              <w:right w:type="dxa" w:w="100"/>
+            </w:tcMar>
+          </w:tcPr>
+          <w:p>
+            <w:r>
+              <w:rPr>
+                <w:rFonts w:ascii="맑은 고딕" w:cs="맑은 고딕" w:eastAsia="맑은 고딕" w:hAnsi="맑은 고딕"/>
+                <w:b w:val="false"/>
+                <w:bCs w:val="false"/>
+                <w:sz w:val="19"/>
+                <w:szCs w:val="19"/>
+              </w:rPr>
+              <w:t xml:space="preserve">경제</w:t>
+            </w:r>
+          </w:p>
+        </w:tc>
+        <w:tc>
+          <w:tcPr>
+            <w:tcW w:type="dxa" w:w="3000"/>
+            <w:tcMar>
+              <w:top w:type="dxa" w:w="60"/>
+              <w:left w:type="dxa" w:w="100"/>
+              <w:bottom w:type="dxa" w:w="60"/>
+              <w:right w:type="dxa" w:w="100"/>
+            </w:tcMar>
+          </w:tcPr>
+          <w:p>
+            <w:r>
+              <w:rPr>
+                <w:rFonts w:ascii="맑은 고딕" w:cs="맑은 고딕" w:eastAsia="맑은 고딕" w:hAnsi="맑은 고딕"/>
+                <w:b w:val="false"/>
+                <w:bCs w:val="false"/>
+                <w:sz w:val="19"/>
+                <w:szCs w:val="19"/>
+              </w:rPr>
+              <w:t xml:space="preserve">41,814</w:t>
+            </w:r>
+          </w:p>
+        </w:tc>
+        <w:tc>
+          <w:tcPr>
+            <w:tcW w:type="dxa" w:w="3000"/>
+            <w:tcMar>
+              <w:top w:type="dxa" w:w="60"/>
+              <w:left w:type="dxa" w:w="100"/>
+              <w:bottom w:type="dxa" w:w="60"/>
+              <w:right w:type="dxa" w:w="100"/>
+            </w:tcMar>
+          </w:tcPr>
+          <w:p>
+            <w:r>
+              <w:rPr>
+                <w:rFonts w:ascii="맑은 고딕" w:cs="맑은 고딕" w:eastAsia="맑은 고딕" w:hAnsi="맑은 고딕"/>
+                <w:b w:val="false"/>
+                <w:bCs w:val="false"/>
+                <w:sz w:val="19"/>
+                <w:szCs w:val="19"/>
+              </w:rPr>
+              <w:t xml:space="preserve">41,332</w:t>
+            </w:r>
+          </w:p>
+        </w:tc>
+      </w:tr>
+      <w:tr>
+        <w:trPr>
+          <w:cantSplit/>
+        </w:trPr>
+        <w:tc>
+          <w:tcPr>
+            <w:tcW w:type="dxa" w:w="3600"/>
+            <w:tcMar>
+              <w:top w:type="dxa" w:w="60"/>
+              <w:left w:type="dxa" w:w="100"/>
+              <w:bottom w:type="dxa" w:w="60"/>
+              <w:right w:type="dxa" w:w="100"/>
+            </w:tcMar>
+          </w:tcPr>
+          <w:p>
+            <w:r>
+              <w:rPr>
+                <w:rFonts w:ascii="맑은 고딕" w:cs="맑은 고딕" w:eastAsia="맑은 고딕" w:hAnsi="맑은 고딕"/>
+                <w:b w:val="false"/>
+                <w:bCs w:val="false"/>
+                <w:sz w:val="19"/>
+                <w:szCs w:val="19"/>
+              </w:rPr>
+              <w:t xml:space="preserve">사회</w:t>
+            </w:r>
+          </w:p>
+        </w:tc>
+        <w:tc>
+          <w:tcPr>
+            <w:tcW w:type="dxa" w:w="3000"/>
+            <w:tcMar>
+              <w:top w:type="dxa" w:w="60"/>
+              <w:left w:type="dxa" w:w="100"/>
+              <w:bottom w:type="dxa" w:w="60"/>
+              <w:right w:type="dxa" w:w="100"/>
+            </w:tcMar>
+          </w:tcPr>
+          <w:p>
+            <w:r>
+              <w:rPr>
+                <w:rFonts w:ascii="맑은 고딕" w:cs="맑은 고딕" w:eastAsia="맑은 고딕" w:hAnsi="맑은 고딕"/>
+                <w:b w:val="false"/>
+                <w:bCs w:val="false"/>
+                <w:sz w:val="19"/>
+                <w:szCs w:val="19"/>
+              </w:rPr>
+              <w:t xml:space="preserve">59,804</w:t>
+            </w:r>
+          </w:p>
+        </w:tc>
+        <w:tc>
+          <w:tcPr>
+            <w:tcW w:type="dxa" w:w="3000"/>
+            <w:tcMar>
+              <w:top w:type="dxa" w:w="60"/>
+              <w:left w:type="dxa" w:w="100"/>
+              <w:bottom w:type="dxa" w:w="60"/>
+              <w:right w:type="dxa" w:w="100"/>
+            </w:tcMar>
+          </w:tcPr>
+          <w:p>
+            <w:r>
+              <w:rPr>
+                <w:rFonts w:ascii="맑은 고딕" w:cs="맑은 고딕" w:eastAsia="맑은 고딕" w:hAnsi="맑은 고딕"/>
+                <w:b w:val="false"/>
+                <w:bCs w:val="false"/>
+                <w:sz w:val="19"/>
+                <w:szCs w:val="19"/>
+              </w:rPr>
+              <w:t xml:space="preserve">56,419</w:t>
+            </w:r>
+          </w:p>
+        </w:tc>
+      </w:tr>
+      <w:tr>
+        <w:trPr>
+          <w:cantSplit/>
+        </w:trPr>
+        <w:tc>
+          <w:tcPr>
+            <w:tcW w:type="dxa" w:w="3600"/>
+            <w:tcMar>
+              <w:top w:type="dxa" w:w="60"/>
+              <w:left w:type="dxa" w:w="100"/>
+              <w:bottom w:type="dxa" w:w="60"/>
+              <w:right w:type="dxa" w:w="100"/>
+            </w:tcMar>
+          </w:tcPr>
+          <w:p>
+            <w:r>
+              <w:rPr>
+                <w:rFonts w:ascii="맑은 고딕" w:cs="맑은 고딕" w:eastAsia="맑은 고딕" w:hAnsi="맑은 고딕"/>
+                <w:b w:val="false"/>
+                <w:bCs w:val="false"/>
+                <w:sz w:val="19"/>
+                <w:szCs w:val="19"/>
+              </w:rPr>
+              <w:t xml:space="preserve">생활&amp;문화</w:t>
+            </w:r>
+          </w:p>
+        </w:tc>
+        <w:tc>
+          <w:tcPr>
+            <w:tcW w:type="dxa" w:w="3000"/>
+            <w:tcMar>
+              <w:top w:type="dxa" w:w="60"/>
+              <w:left w:type="dxa" w:w="100"/>
+              <w:bottom w:type="dxa" w:w="60"/>
+              <w:right w:type="dxa" w:w="100"/>
+            </w:tcMar>
+          </w:tcPr>
+          <w:p>
+            <w:r>
+              <w:rPr>
+                <w:rFonts w:ascii="맑은 고딕" w:cs="맑은 고딕" w:eastAsia="맑은 고딕" w:hAnsi="맑은 고딕"/>
+                <w:b w:val="false"/>
+                <w:bCs w:val="false"/>
+                <w:sz w:val="19"/>
+                <w:szCs w:val="19"/>
+              </w:rPr>
+              <w:t xml:space="preserve">28,674</w:t>
+            </w:r>
+          </w:p>
+        </w:tc>
+        <w:tc>
+          <w:tcPr>
+            <w:tcW w:type="dxa" w:w="3000"/>
+            <w:tcMar>
+              <w:top w:type="dxa" w:w="60"/>
+              <w:left w:type="dxa" w:w="100"/>
+              <w:bottom w:type="dxa" w:w="60"/>
+              <w:right w:type="dxa" w:w="100"/>
+            </w:tcMar>
+          </w:tcPr>
+          <w:p>
+            <w:r>
+              <w:rPr>
+                <w:rFonts w:ascii="맑은 고딕" w:cs="맑은 고딕" w:eastAsia="맑은 고딕" w:hAnsi="맑은 고딕"/>
+                <w:b w:val="false"/>
+                <w:bCs w:val="false"/>
+                <w:sz w:val="19"/>
+                <w:szCs w:val="19"/>
+              </w:rPr>
+              <w:t xml:space="preserve">34,858</w:t>
+            </w:r>
+          </w:p>
+        </w:tc>
+      </w:tr>
+      <w:tr>
+        <w:trPr>
+          <w:cantSplit/>
+        </w:trPr>
+        <w:tc>
+          <w:tcPr>
+            <w:tcW w:type="dxa" w:w="3600"/>
+            <w:tcMar>
+              <w:top w:type="dxa" w:w="60"/>
+              <w:left w:type="dxa" w:w="100"/>
+              <w:bottom w:type="dxa" w:w="60"/>
+              <w:right w:type="dxa" w:w="100"/>
+            </w:tcMar>
+          </w:tcPr>
+          <w:p>
+            <w:r>
+              <w:rPr>
+                <w:rFonts w:ascii="맑은 고딕" w:cs="맑은 고딕" w:eastAsia="맑은 고딕" w:hAnsi="맑은 고딕"/>
+                <w:b w:val="false"/>
+                <w:bCs w:val="false"/>
+                <w:sz w:val="19"/>
+                <w:szCs w:val="19"/>
+              </w:rPr>
+              <w:t xml:space="preserve">세계</w:t>
+            </w:r>
+          </w:p>
+        </w:tc>
+        <w:tc>
+          <w:tcPr>
+            <w:tcW w:type="dxa" w:w="3000"/>
+            <w:tcMar>
+              <w:top w:type="dxa" w:w="60"/>
+              <w:left w:type="dxa" w:w="100"/>
+              <w:bottom w:type="dxa" w:w="60"/>
+              <w:right w:type="dxa" w:w="100"/>
+            </w:tcMar>
+          </w:tcPr>
+          <w:p>
+            <w:r>
+              <w:rPr>
+                <w:rFonts w:ascii="맑은 고딕" w:cs="맑은 고딕" w:eastAsia="맑은 고딕" w:hAnsi="맑은 고딕"/>
+                <w:b w:val="false"/>
+                <w:bCs w:val="false"/>
+                <w:sz w:val="19"/>
+                <w:szCs w:val="19"/>
+              </w:rPr>
+              <w:t xml:space="preserve">47,782</w:t>
+            </w:r>
+          </w:p>
+        </w:tc>
+        <w:tc>
+          <w:tcPr>
+            <w:tcW w:type="dxa" w:w="3000"/>
+            <w:tcMar>
+              <w:top w:type="dxa" w:w="60"/>
+              <w:left w:type="dxa" w:w="100"/>
+              <w:bottom w:type="dxa" w:w="60"/>
+              <w:right w:type="dxa" w:w="100"/>
+            </w:tcMar>
+          </w:tcPr>
+          <w:p>
+            <w:r>
+              <w:rPr>
+                <w:rFonts w:ascii="맑은 고딕" w:cs="맑은 고딕" w:eastAsia="맑은 고딕" w:hAnsi="맑은 고딕"/>
+                <w:b w:val="false"/>
+                <w:bCs w:val="false"/>
+                <w:sz w:val="19"/>
+                <w:szCs w:val="19"/>
+              </w:rPr>
+              <w:t xml:space="preserve">42,933</w:t>
+            </w:r>
+          </w:p>
+        </w:tc>
+      </w:tr>
+      <w:tr>
+        <w:trPr>
+          <w:cantSplit/>
+        </w:trPr>
+        <w:tc>
+          <w:tcPr>
+            <w:tcW w:type="dxa" w:w="3600"/>
+            <w:tcMar>
+              <w:top w:type="dxa" w:w="60"/>
+              <w:left w:type="dxa" w:w="100"/>
+              <w:bottom w:type="dxa" w:w="60"/>
+              <w:right w:type="dxa" w:w="100"/>
+            </w:tcMar>
+          </w:tcPr>
+          <w:p>
+            <w:r>
+              <w:rPr>
+                <w:rFonts w:ascii="맑은 고딕" w:cs="맑은 고딕" w:eastAsia="맑은 고딕" w:hAnsi="맑은 고딕"/>
+                <w:b w:val="false"/>
+                <w:bCs w:val="false"/>
+                <w:sz w:val="19"/>
+                <w:szCs w:val="19"/>
+              </w:rPr>
+              <w:t xml:space="preserve">연예</w:t>
+            </w:r>
+          </w:p>
+        </w:tc>
+        <w:tc>
+          <w:tcPr>
+            <w:tcW w:type="dxa" w:w="3000"/>
+            <w:tcMar>
+              <w:top w:type="dxa" w:w="60"/>
+              <w:left w:type="dxa" w:w="100"/>
+              <w:bottom w:type="dxa" w:w="60"/>
+              <w:right w:type="dxa" w:w="100"/>
+            </w:tcMar>
+          </w:tcPr>
+          <w:p>
+            <w:r>
+              <w:rPr>
+                <w:rFonts w:ascii="맑은 고딕" w:cs="맑은 고딕" w:eastAsia="맑은 고딕" w:hAnsi="맑은 고딕"/>
+                <w:b w:val="false"/>
+                <w:bCs w:val="false"/>
+                <w:sz w:val="19"/>
+                <w:szCs w:val="19"/>
+              </w:rPr>
+              <w:t xml:space="preserve">37,279</w:t>
+            </w:r>
+          </w:p>
+        </w:tc>
+        <w:tc>
+          <w:tcPr>
+            <w:tcW w:type="dxa" w:w="3000"/>
+            <w:tcMar>
+              <w:top w:type="dxa" w:w="60"/>
+              <w:left w:type="dxa" w:w="100"/>
+              <w:bottom w:type="dxa" w:w="60"/>
+              <w:right w:type="dxa" w:w="100"/>
+            </w:tcMar>
+          </w:tcPr>
+          <w:p>
+            <w:r>
+              <w:rPr>
+                <w:rFonts w:ascii="맑은 고딕" w:cs="맑은 고딕" w:eastAsia="맑은 고딕" w:hAnsi="맑은 고딕"/>
+                <w:b w:val="false"/>
+                <w:bCs w:val="false"/>
+                <w:sz w:val="19"/>
+                <w:szCs w:val="19"/>
+              </w:rPr>
+              <w:t xml:space="preserve">35,049</w:t>
+            </w:r>
+          </w:p>
+        </w:tc>
+      </w:tr>
+      <w:tr>
+        <w:trPr>
+          <w:cantSplit/>
+        </w:trPr>
+        <w:tc>
+          <w:tcPr>
+            <w:tcW w:type="dxa" w:w="3600"/>
+            <w:tcMar>
+              <w:top w:type="dxa" w:w="60"/>
+              <w:left w:type="dxa" w:w="100"/>
+              <w:bottom w:type="dxa" w:w="60"/>
+              <w:right w:type="dxa" w:w="100"/>
+            </w:tcMar>
+          </w:tcPr>
+          <w:p>
+            <w:r>
+              <w:rPr>
+                <w:rFonts w:ascii="맑은 고딕" w:cs="맑은 고딕" w:eastAsia="맑은 고딕" w:hAnsi="맑은 고딕"/>
+                <w:b w:val="false"/>
+                <w:bCs w:val="false"/>
+                <w:sz w:val="19"/>
+                <w:szCs w:val="19"/>
+              </w:rPr>
+              <w:t xml:space="preserve">정치</w:t>
+            </w:r>
+          </w:p>
+        </w:tc>
+        <w:tc>
+          <w:tcPr>
+            <w:tcW w:type="dxa" w:w="3000"/>
+            <w:tcMar>
+              <w:top w:type="dxa" w:w="60"/>
+              <w:left w:type="dxa" w:w="100"/>
+              <w:bottom w:type="dxa" w:w="60"/>
+              <w:right w:type="dxa" w:w="100"/>
+            </w:tcMar>
+          </w:tcPr>
+          <w:p>
+            <w:r>
+              <w:rPr>
+                <w:rFonts w:ascii="맑은 고딕" w:cs="맑은 고딕" w:eastAsia="맑은 고딕" w:hAnsi="맑은 고딕"/>
+                <w:b w:val="false"/>
+                <w:bCs w:val="false"/>
+                <w:sz w:val="19"/>
+                <w:szCs w:val="19"/>
+              </w:rPr>
+              <w:t xml:space="preserve">39,600</w:t>
+            </w:r>
+          </w:p>
+        </w:tc>
+        <w:tc>
+          <w:tcPr>
+            <w:tcW w:type="dxa" w:w="3000"/>
+            <w:tcMar>
+              <w:top w:type="dxa" w:w="60"/>
+              <w:left w:type="dxa" w:w="100"/>
+              <w:bottom w:type="dxa" w:w="60"/>
+              <w:right w:type="dxa" w:w="100"/>
+            </w:tcMar>
+          </w:tcPr>
+          <w:p>
+            <w:r>
+              <w:rPr>
+                <w:rFonts w:ascii="맑은 고딕" w:cs="맑은 고딕" w:eastAsia="맑은 고딕" w:hAnsi="맑은 고딕"/>
+                <w:b w:val="false"/>
+                <w:bCs w:val="false"/>
+                <w:sz w:val="19"/>
+                <w:szCs w:val="19"/>
+              </w:rPr>
+              <w:t xml:space="preserve">40,220</w:t>
+            </w:r>
+          </w:p>
+        </w:tc>
+      </w:tr>
+    </w:tbl>
+    <w:p>
+      <w:pPr>
+        <w:spacing w:after="120"/>
+      </w:pPr>
+      <w:r>
+        <w:rPr>
+          <w:rFonts w:ascii="맑은 고딕" w:cs="맑은 고딕" w:eastAsia="맑은 고딕" w:hAnsi="맑은 고딕"/>
+        </w:rPr>
+        <w:t xml:space="preserve"/>
+      </w:r>
+    </w:p>
+    <w:p>
+      <w:pPr>
+        <w:spacing w:after="160"/>
+      </w:pPr>
+      <w:r>
+        <w:rPr>
+          <w:rFonts w:ascii="맑은 고딕" w:cs="맑은 고딕" w:eastAsia="맑은 고딕" w:hAnsi="맑은 고딕"/>
+          <w:i/>
+          <w:iCs/>
+          <w:color w:val="555555"/>
+          <w:sz w:val="18"/>
+          <w:szCs w:val="18"/>
+        </w:rPr>
+        <w:t xml:space="preserve">패턴 코드의 의미는 대회 데이터 정의서와 대조해 확정한다. 위 표는 파일명, 필드 구조, 표본 관찰에 근거한 현재까지의 확인 결과다. 기사 ID는 660,085건 모두 고유하며 Training과 Validation 사이에 겹치지 않고 한 기사가 두 클래스에 동시에 속하지 않는다.</w:t>
+      </w:r>
+    </w:p>
+    <w:p>
+      <w:pPr>
+        <w:pStyle w:val="Heading2"/>
+        <w:spacing w:after="120" w:before="240"/>
+      </w:pPr>
+      <w:r>
+        <w:t xml:space="preserve">4-3. 라벨 규칙과 입력 조립 규칙</w:t>
+      </w:r>
+    </w:p>
+    <w:tbl>
+      <w:tblPr>
+        <w:tblW w:type="dxa" w:w="9600"/>
+        <w:tblBorders>
+          <w:top w:val="single" w:color="auto" w:sz="4"/>
+          <w:left w:val="single" w:color="auto" w:sz="4"/>
+          <w:bottom w:val="single" w:color="auto" w:sz="4"/>
+          <w:right w:val="single" w:color="auto" w:sz="4"/>
+          <w:insideH w:val="single" w:color="auto" w:sz="4"/>
+          <w:insideV w:val="single" w:color="auto" w:sz="4"/>
+        </w:tblBorders>
+      </w:tblPr>
+      <w:tblGrid>
+        <w:gridCol w:w="2400"/>
+        <w:gridCol w:w="7200"/>
+      </w:tblGrid>
+      <w:tr>
+        <w:trPr>
+          <w:tblHeader/>
+        </w:trPr>
+        <w:tc>
+          <w:tcPr>
+            <w:tcW w:type="dxa" w:w="2400"/>
+            <w:shd w:fill="D9D9F3" w:val="clear"/>
+            <w:tcMar>
+              <w:top w:type="dxa" w:w="60"/>
+              <w:left w:type="dxa" w:w="100"/>
+              <w:bottom w:type="dxa" w:w="60"/>
+              <w:right w:type="dxa" w:w="100"/>
+            </w:tcMar>
+          </w:tcPr>
+          <w:p>
+            <w:r>
+              <w:rPr>
+                <w:rFonts w:ascii="맑은 고딕" w:cs="맑은 고딕" w:eastAsia="맑은 고딕" w:hAnsi="맑은 고딕"/>
+                <w:b/>
+                <w:bCs/>
+                <w:sz w:val="20"/>
+                <w:szCs w:val="20"/>
+              </w:rPr>
+              <w:t xml:space="preserve">항목</w:t>
+            </w:r>
+          </w:p>
+        </w:tc>
+        <w:tc>
+          <w:tcPr>
+            <w:tcW w:type="dxa" w:w="7200"/>
+            <w:shd w:fill="D9D9F3" w:val="clear"/>
+            <w:tcMar>
+              <w:top w:type="dxa" w:w="60"/>
+              <w:left w:type="dxa" w:w="100"/>
+              <w:bottom w:type="dxa" w:w="60"/>
+              <w:right w:type="dxa" w:w="100"/>
+            </w:tcMar>
+          </w:tcPr>
+          <w:p>
+            <w:r>
+              <w:rPr>
+                <w:rFonts w:ascii="맑은 고딕" w:cs="맑은 고딕" w:eastAsia="맑은 고딕" w:hAnsi="맑은 고딕"/>
+                <w:b/>
+                <w:bCs/>
+                <w:sz w:val="20"/>
+                <w:szCs w:val="20"/>
+              </w:rPr>
+              <w:t xml:space="preserve">규칙</w:t>
+            </w:r>
+          </w:p>
+        </w:tc>
+      </w:tr>
+      <w:tr>
+        <w:trPr>
+          <w:cantSplit/>
+        </w:trPr>
+        <w:tc>
+          <w:tcPr>
+            <w:tcW w:type="dxa" w:w="2400"/>
+            <w:tcMar>
+              <w:top w:type="dxa" w:w="60"/>
+              <w:left w:type="dxa" w:w="100"/>
+              <w:bottom w:type="dxa" w:w="60"/>
+              <w:right w:type="dxa" w:w="100"/>
+            </w:tcMar>
+          </w:tcPr>
+          <w:p>
+            <w:r>
+              <w:rPr>
+                <w:rFonts w:ascii="맑은 고딕" w:cs="맑은 고딕" w:eastAsia="맑은 고딕" w:hAnsi="맑은 고딕"/>
+                <w:b w:val="false"/>
+                <w:bCs w:val="false"/>
+                <w:sz w:val="19"/>
+                <w:szCs w:val="19"/>
+              </w:rPr>
+              <w:t xml:space="preserve">라벨 매핑</w:t>
+            </w:r>
+          </w:p>
+        </w:tc>
+        <w:tc>
+          <w:tcPr>
+            <w:tcW w:type="dxa" w:w="7200"/>
+            <w:tcMar>
+              <w:top w:type="dxa" w:w="60"/>
+              <w:left w:type="dxa" w:w="100"/>
+              <w:bottom w:type="dxa" w:w="60"/>
+              <w:right w:type="dxa" w:w="100"/>
+            </w:tcMar>
+          </w:tcPr>
+          <w:p>
+            <w:r>
+              <w:rPr>
+                <w:rFonts w:ascii="맑은 고딕" w:cs="맑은 고딕" w:eastAsia="맑은 고딕" w:hAnsi="맑은 고딕"/>
+                <w:b w:val="false"/>
+                <w:bCs w:val="false"/>
+                <w:sz w:val="19"/>
+                <w:szCs w:val="19"/>
+              </w:rPr>
+              <w:t xml:space="preserve">clickbaitClass 0 → 클릭베이트(양성), 1 → 정상. 코드가 일반 관행과 반대이므로 파일명이 아니라 필드 값으로 판별하고, 모든 코드에서 양성 정의를 한 곳에서 관리</w:t>
+            </w:r>
+          </w:p>
+        </w:tc>
+      </w:tr>
+      <w:tr>
+        <w:trPr>
+          <w:cantSplit/>
+        </w:trPr>
+        <w:tc>
+          <w:tcPr>
+            <w:tcW w:type="dxa" w:w="2400"/>
+            <w:tcMar>
+              <w:top w:type="dxa" w:w="60"/>
+              <w:left w:type="dxa" w:w="100"/>
+              <w:bottom w:type="dxa" w:w="60"/>
+              <w:right w:type="dxa" w:w="100"/>
+            </w:tcMar>
+          </w:tcPr>
+          <w:p>
+            <w:r>
+              <w:rPr>
+                <w:rFonts w:ascii="맑은 고딕" w:cs="맑은 고딕" w:eastAsia="맑은 고딕" w:hAnsi="맑은 고딕"/>
+                <w:b w:val="false"/>
+                <w:bCs w:val="false"/>
+                <w:sz w:val="19"/>
+                <w:szCs w:val="19"/>
+              </w:rPr>
+              <w:t xml:space="preserve">입력 조립(Part1)</w:t>
+            </w:r>
+          </w:p>
+        </w:tc>
+        <w:tc>
+          <w:tcPr>
+            <w:tcW w:type="dxa" w:w="7200"/>
+            <w:tcMar>
+              <w:top w:type="dxa" w:w="60"/>
+              <w:left w:type="dxa" w:w="100"/>
+              <w:bottom w:type="dxa" w:w="60"/>
+              <w:right w:type="dxa" w:w="100"/>
+            </w:tcMar>
+          </w:tcPr>
+          <w:p>
+            <w:r>
+              <w:rPr>
+                <w:rFonts w:ascii="맑은 고딕" w:cs="맑은 고딕" w:eastAsia="맑은 고딕" w:hAnsi="맑은 고딕"/>
+                <w:b w:val="false"/>
+                <w:bCs w:val="false"/>
+                <w:sz w:val="19"/>
+                <w:szCs w:val="19"/>
+              </w:rPr>
+              <w:t xml:space="preserve">(새 제목 newTitle, 본문 newsContent). 정상은 새 제목이 원제목과 같음</w:t>
+            </w:r>
+          </w:p>
+        </w:tc>
+      </w:tr>
+      <w:tr>
+        <w:trPr>
+          <w:cantSplit/>
+        </w:trPr>
+        <w:tc>
+          <w:tcPr>
+            <w:tcW w:type="dxa" w:w="2400"/>
+            <w:tcMar>
+              <w:top w:type="dxa" w:w="60"/>
+              <w:left w:type="dxa" w:w="100"/>
+              <w:bottom w:type="dxa" w:w="60"/>
+              <w:right w:type="dxa" w:w="100"/>
+            </w:tcMar>
+          </w:tcPr>
+          <w:p>
+            <w:r>
+              <w:rPr>
+                <w:rFonts w:ascii="맑은 고딕" w:cs="맑은 고딕" w:eastAsia="맑은 고딕" w:hAnsi="맑은 고딕"/>
+                <w:b w:val="false"/>
+                <w:bCs w:val="false"/>
+                <w:sz w:val="19"/>
+                <w:szCs w:val="19"/>
+              </w:rPr>
+              <w:t xml:space="preserve">입력 조립(Part2)</w:t>
+            </w:r>
+          </w:p>
+        </w:tc>
+        <w:tc>
+          <w:tcPr>
+            <w:tcW w:type="dxa" w:w="7200"/>
+            <w:tcMar>
+              <w:top w:type="dxa" w:w="60"/>
+              <w:left w:type="dxa" w:w="100"/>
+              <w:bottom w:type="dxa" w:w="60"/>
+              <w:right w:type="dxa" w:w="100"/>
+            </w:tcMar>
+          </w:tcPr>
+          <w:p>
+            <w:r>
+              <w:rPr>
+                <w:rFonts w:ascii="맑은 고딕" w:cs="맑은 고딕" w:eastAsia="맑은 고딕" w:hAnsi="맑은 고딕"/>
+                <w:b w:val="false"/>
+                <w:bCs w:val="false"/>
+                <w:sz w:val="19"/>
+                <w:szCs w:val="19"/>
+              </w:rPr>
+              <w:t xml:space="preserve">(제목 newsTitle, 변형된 본문). 변형된 본문은 processSentenceInfo의 문장을 번호 순으로 이어 붙여 구성. Part2는 새 제목이 비어 있음</w:t>
+            </w:r>
+          </w:p>
+        </w:tc>
+      </w:tr>
+      <w:tr>
+        <w:trPr>
+          <w:cantSplit/>
+        </w:trPr>
+        <w:tc>
+          <w:tcPr>
+            <w:tcW w:type="dxa" w:w="2400"/>
+            <w:tcMar>
+              <w:top w:type="dxa" w:w="60"/>
+              <w:left w:type="dxa" w:w="100"/>
+              <w:bottom w:type="dxa" w:w="60"/>
+              <w:right w:type="dxa" w:w="100"/>
+            </w:tcMar>
+          </w:tcPr>
+          <w:p>
+            <w:r>
+              <w:rPr>
+                <w:rFonts w:ascii="맑은 고딕" w:cs="맑은 고딕" w:eastAsia="맑은 고딕" w:hAnsi="맑은 고딕"/>
+                <w:b w:val="false"/>
+                <w:bCs w:val="false"/>
+                <w:sz w:val="19"/>
+                <w:szCs w:val="19"/>
+              </w:rPr>
+              <w:t xml:space="preserve">근거 정답 라벨</w:t>
+            </w:r>
+          </w:p>
+        </w:tc>
+        <w:tc>
+          <w:tcPr>
+            <w:tcW w:type="dxa" w:w="7200"/>
+            <w:tcMar>
+              <w:top w:type="dxa" w:w="60"/>
+              <w:left w:type="dxa" w:w="100"/>
+              <w:bottom w:type="dxa" w:w="60"/>
+              <w:right w:type="dxa" w:w="100"/>
+            </w:tcMar>
+          </w:tcPr>
+          <w:p>
+            <w:r>
+              <w:rPr>
+                <w:rFonts w:ascii="맑은 고딕" w:cs="맑은 고딕" w:eastAsia="맑은 고딕" w:hAnsi="맑은 고딕"/>
+                <w:b w:val="false"/>
+                <w:bCs w:val="false"/>
+                <w:sz w:val="19"/>
+                <w:szCs w:val="19"/>
+              </w:rPr>
+              <w:t xml:space="preserve">Part1은 근거 문장 표시(referSentenceyn), Part2는 문장별 주제 일관성 표시(subjectConsistencyYn). Part1의 근거 문장 표시는 전체 클릭베이트의 최소 75%에서 0건이라 근거 충실도 평가는 표시가 있는 건에 한정(Part2의 문장별 표시는 별도 확인 필요)</w:t>
+            </w:r>
+          </w:p>
+        </w:tc>
+      </w:tr>
+      <w:tr>
+        <w:trPr>
+          <w:cantSplit/>
+        </w:trPr>
+        <w:tc>
+          <w:tcPr>
+            <w:tcW w:type="dxa" w:w="2400"/>
+            <w:tcMar>
+              <w:top w:type="dxa" w:w="60"/>
+              <w:left w:type="dxa" w:w="100"/>
+              <w:bottom w:type="dxa" w:w="60"/>
+              <w:right w:type="dxa" w:w="100"/>
+            </w:tcMar>
+          </w:tcPr>
+          <w:p>
+            <w:r>
+              <w:rPr>
+                <w:rFonts w:ascii="맑은 고딕" w:cs="맑은 고딕" w:eastAsia="맑은 고딕" w:hAnsi="맑은 고딕"/>
+                <w:b w:val="false"/>
+                <w:bCs w:val="false"/>
+                <w:sz w:val="19"/>
+                <w:szCs w:val="19"/>
+              </w:rPr>
+              <w:t xml:space="preserve">입력 정제</w:t>
+            </w:r>
+          </w:p>
+        </w:tc>
+        <w:tc>
+          <w:tcPr>
+            <w:tcW w:type="dxa" w:w="7200"/>
+            <w:tcMar>
+              <w:top w:type="dxa" w:w="60"/>
+              <w:left w:type="dxa" w:w="100"/>
+              <w:bottom w:type="dxa" w:w="60"/>
+              <w:right w:type="dxa" w:w="100"/>
+            </w:tcMar>
+          </w:tcPr>
+          <w:p>
+            <w:r>
+              <w:rPr>
+                <w:rFonts w:ascii="맑은 고딕" w:cs="맑은 고딕" w:eastAsia="맑은 고딕" w:hAnsi="맑은 고딕"/>
+                <w:b w:val="false"/>
+                <w:bCs w:val="false"/>
+                <w:sz w:val="19"/>
+                <w:szCs w:val="19"/>
+              </w:rPr>
+              <w:t xml:space="preserve">본문 누락·언어 혼재 등 입력 이상은 모델 입력 전에 걸러 “판단 보류”로 처리(RISK-05)</w:t>
+            </w:r>
+          </w:p>
+        </w:tc>
+      </w:tr>
+    </w:tbl>
+    <w:p>
+      <w:pPr>
+        <w:spacing w:after="120"/>
+      </w:pPr>
+      <w:r>
+        <w:rPr>
+          <w:rFonts w:ascii="맑은 고딕" w:cs="맑은 고딕" w:eastAsia="맑은 고딕" w:hAnsi="맑은 고딕"/>
+        </w:rPr>
+        <w:t xml:space="preserve"/>
+      </w:r>
+    </w:p>
+    <w:p>
+      <w:pPr>
+        <w:pStyle w:val="Heading2"/>
+        <w:spacing w:after="120" w:before="240"/>
+      </w:pPr>
+      <w:r>
+        <w:t xml:space="preserve">4-4. 분할 계획 — 비율이 아니라 통계로 크기를 정한다</w:t>
+      </w:r>
+    </w:p>
+    <w:p>
+      <w:pPr>
+        <w:pStyle w:val="ListParagraph"/>
+        <w:numPr>
+          <w:ilvl w:val="0"/>
+          <w:numId w:val="1"/>
+        </w:numPr>
+        <w:spacing w:after="60"/>
+      </w:pPr>
+      <w:r>
+        <w:rPr>
+          <w:rFonts w:ascii="맑은 고딕" w:cs="맑은 고딕" w:eastAsia="맑은 고딕" w:hAnsi="맑은 고딕"/>
+        </w:rPr>
+        <w:t xml:space="preserve">분할 단위: 기사 ID. Training은 dev와 보정 셋으로, 공식 Validation은 테스트 셋으로 사용해 서로 겹치지 않게 한다(기사 ID 중복 없음 확인)</w:t>
+      </w:r>
+    </w:p>
+    <w:p>
+      <w:pPr>
+        <w:pStyle w:val="ListParagraph"/>
+        <w:numPr>
+          <w:ilvl w:val="0"/>
+          <w:numId w:val="1"/>
+        </w:numPr>
+        <w:spacing w:after="60"/>
+      </w:pPr>
+      <w:r>
+        <w:rPr>
+          <w:rFonts w:ascii="맑은 고딕" w:cs="맑은 고딕" w:eastAsia="맑은 고딕" w:hAnsi="맑은 고딕"/>
+        </w:rPr>
+        <w:t xml:space="preserve">층화: 클래스 × 생성 유형(Auto/Direct) × Part × 카테고리 셀별 층화 무작위 추출, 시드 고정·기록</w:t>
+      </w:r>
+    </w:p>
+    <w:p>
+      <w:pPr>
+        <w:pStyle w:val="ListParagraph"/>
+        <w:numPr>
+          <w:ilvl w:val="0"/>
+          <w:numId w:val="1"/>
+        </w:numPr>
+        <w:spacing w:after="60"/>
+      </w:pPr>
+      <w:r>
+        <w:rPr>
+          <w:rFonts w:ascii="맑은 고딕" w:cs="맑은 고딕" w:eastAsia="맑은 고딕" w:hAnsi="맑은 고딕"/>
+        </w:rPr>
+        <w:t xml:space="preserve">보정 셋 크기: 보정 후 실제 커버리지가 Beta(n+1−l, l) 분포를 따르며(n=해당 클래스 보정 표본 수, l=⌊(n+1)α⌋), P(커버리지 ≥ 1−α−ε) ≥ 1−δ를 만족하는 최소 n을 클래스별로 계산해 정한다</w:t>
+      </w:r>
+    </w:p>
+    <w:p>
+      <w:pPr>
+        <w:pStyle w:val="ListParagraph"/>
+        <w:numPr>
+          <w:ilvl w:val="0"/>
+          <w:numId w:val="1"/>
+        </w:numPr>
+        <w:spacing w:after="60"/>
+      </w:pPr>
+      <w:r>
+        <w:rPr>
+          <w:rFonts w:ascii="맑은 고딕" w:cs="맑은 고딕" w:eastAsia="맑은 고딕" w:hAnsi="맑은 고딕"/>
+        </w:rPr>
+        <w:t xml:space="preserve">테스트 셋 크기: 재현율의 Clopper–Pearson 신뢰구간 반폭이 허용 오차 이하가 되는 최소 표본 수로 정한다</w:t>
+      </w:r>
+    </w:p>
+    <w:p>
+      <w:pPr>
+        <w:pStyle w:val="ListParagraph"/>
+        <w:numPr>
+          <w:ilvl w:val="0"/>
+          <w:numId w:val="1"/>
+        </w:numPr>
+        <w:spacing w:after="60"/>
+      </w:pPr>
+      <w:r>
+        <w:rPr>
+          <w:rFonts w:ascii="맑은 고딕" w:cs="맑은 고딕" w:eastAsia="맑은 고딕" w:hAnsi="맑은 고딕"/>
+        </w:rPr>
+        <w:t xml:space="preserve">dev 셋: 나머지에서 추출하며 프롬프트·퓨샷 선정과 확률 추출 점검에만 사용</w:t>
+      </w:r>
+    </w:p>
+    <w:p>
+      <w:pPr>
+        <w:pStyle w:val="ListParagraph"/>
+        <w:numPr>
+          <w:ilvl w:val="0"/>
+          <w:numId w:val="1"/>
+        </w:numPr>
+        <w:spacing w:after="60"/>
+      </w:pPr>
+      <w:r>
+        <w:rPr>
+          <w:rFonts w:ascii="맑은 고딕" w:cs="맑은 고딕" w:eastAsia="맑은 고딕" w:hAnsi="맑은 고딕"/>
+        </w:rPr>
+        <w:t xml:space="preserve">α, ε, δ, 테스트 허용 오차는 데이터로 정할 수 없는 정책 파라미터이며 AI기획자가 정하고 근거를 기록한다(BaseKit 7 §7-4)</w:t>
+      </w:r>
+    </w:p>
+    <w:p>
+      <w:pPr>
+        <w:spacing w:after="160"/>
+      </w:pPr>
+      <w:r>
+        <w:rPr>
+          <w:rFonts w:ascii="맑은 고딕" w:cs="맑은 고딕" w:eastAsia="맑은 고딕" w:hAnsi="맑은 고딕"/>
+          <w:i/>
+          <w:iCs/>
+          <w:color w:val="555555"/>
+          <w:sz w:val="18"/>
+          <w:szCs w:val="18"/>
+        </w:rPr>
+        <w:t xml:space="preserve">전체 66만 건을 모두 쓰지 않고 위 공식으로 정한 크기만 사용한다. A.X 추론 비용이 크기를 제한하는 요인이기도 하다.</w:t>
+      </w:r>
+    </w:p>
+    <w:p>
+      <w:pPr>
+        <w:pStyle w:val="Heading2"/>
+        <w:spacing w:after="120" w:before="240"/>
+      </w:pPr>
+      <w:r>
+        <w:t xml:space="preserve">4-5. 데이터 한계와 편향 통제</w:t>
+      </w:r>
+    </w:p>
+    <w:tbl>
+      <w:tblPr>
+        <w:tblW w:type="dxa" w:w="9600"/>
+        <w:tblBorders>
+          <w:top w:val="single" w:color="auto" w:sz="4"/>
+          <w:left w:val="single" w:color="auto" w:sz="4"/>
+          <w:bottom w:val="single" w:color="auto" w:sz="4"/>
+          <w:right w:val="single" w:color="auto" w:sz="4"/>
+          <w:insideH w:val="single" w:color="auto" w:sz="4"/>
+          <w:insideV w:val="single" w:color="auto" w:sz="4"/>
+        </w:tblBorders>
+      </w:tblPr>
+      <w:tblGrid>
+        <w:gridCol w:w="2800"/>
+        <w:gridCol w:w="2600"/>
+        <w:gridCol w:w="4200"/>
+      </w:tblGrid>
+      <w:tr>
+        <w:trPr>
+          <w:tblHeader/>
+        </w:trPr>
+        <w:tc>
+          <w:tcPr>
+            <w:tcW w:type="dxa" w:w="2800"/>
+            <w:shd w:fill="D9D9F3" w:val="clear"/>
+            <w:tcMar>
+              <w:top w:type="dxa" w:w="60"/>
+              <w:left w:type="dxa" w:w="100"/>
+              <w:bottom w:type="dxa" w:w="60"/>
+              <w:right w:type="dxa" w:w="100"/>
+            </w:tcMar>
+          </w:tcPr>
+          <w:p>
+            <w:r>
+              <w:rPr>
+                <w:rFonts w:ascii="맑은 고딕" w:cs="맑은 고딕" w:eastAsia="맑은 고딕" w:hAnsi="맑은 고딕"/>
+                <w:b/>
+                <w:bCs/>
+                <w:sz w:val="20"/>
+                <w:szCs w:val="20"/>
+              </w:rPr>
+              <w:t xml:space="preserve">한계</w:t>
+            </w:r>
+          </w:p>
+        </w:tc>
+        <w:tc>
+          <w:tcPr>
+            <w:tcW w:type="dxa" w:w="2600"/>
+            <w:shd w:fill="D9D9F3" w:val="clear"/>
+            <w:tcMar>
+              <w:top w:type="dxa" w:w="60"/>
+              <w:left w:type="dxa" w:w="100"/>
+              <w:bottom w:type="dxa" w:w="60"/>
+              <w:right w:type="dxa" w:w="100"/>
+            </w:tcMar>
+          </w:tcPr>
+          <w:p>
+            <w:r>
+              <w:rPr>
+                <w:rFonts w:ascii="맑은 고딕" w:cs="맑은 고딕" w:eastAsia="맑은 고딕" w:hAnsi="맑은 고딕"/>
+                <w:b/>
+                <w:bCs/>
+                <w:sz w:val="20"/>
+                <w:szCs w:val="20"/>
+              </w:rPr>
+              <w:t xml:space="preserve">영향</w:t>
+            </w:r>
+          </w:p>
+        </w:tc>
+        <w:tc>
+          <w:tcPr>
+            <w:tcW w:type="dxa" w:w="4200"/>
+            <w:shd w:fill="D9D9F3" w:val="clear"/>
+            <w:tcMar>
+              <w:top w:type="dxa" w:w="60"/>
+              <w:left w:type="dxa" w:w="100"/>
+              <w:bottom w:type="dxa" w:w="60"/>
+              <w:right w:type="dxa" w:w="100"/>
+            </w:tcMar>
+          </w:tcPr>
+          <w:p>
+            <w:r>
+              <w:rPr>
+                <w:rFonts w:ascii="맑은 고딕" w:cs="맑은 고딕" w:eastAsia="맑은 고딕" w:hAnsi="맑은 고딕"/>
+                <w:b/>
+                <w:bCs/>
+                <w:sz w:val="20"/>
+                <w:szCs w:val="20"/>
+              </w:rPr>
+              <w:t xml:space="preserve">통제</w:t>
+            </w:r>
+          </w:p>
+        </w:tc>
+      </w:tr>
+      <w:tr>
+        <w:trPr>
+          <w:cantSplit/>
+        </w:trPr>
+        <w:tc>
+          <w:tcPr>
+            <w:tcW w:type="dxa" w:w="2800"/>
+            <w:tcMar>
+              <w:top w:type="dxa" w:w="60"/>
+              <w:left w:type="dxa" w:w="100"/>
+              <w:bottom w:type="dxa" w:w="60"/>
+              <w:right w:type="dxa" w:w="100"/>
+            </w:tcMar>
+          </w:tcPr>
+          <w:p>
+            <w:r>
+              <w:rPr>
+                <w:rFonts w:ascii="맑은 고딕" w:cs="맑은 고딕" w:eastAsia="맑은 고딕" w:hAnsi="맑은 고딕"/>
+                <w:b w:val="false"/>
+                <w:bCs w:val="false"/>
+                <w:sz w:val="19"/>
+                <w:szCs w:val="19"/>
+              </w:rPr>
+              <w:t xml:space="preserve">클릭베이트의 약 73%가 자동 생성 변형(Auto)</w:t>
+            </w:r>
+          </w:p>
+        </w:tc>
+        <w:tc>
+          <w:tcPr>
+            <w:tcW w:type="dxa" w:w="2600"/>
+            <w:tcMar>
+              <w:top w:type="dxa" w:w="60"/>
+              <w:left w:type="dxa" w:w="100"/>
+              <w:bottom w:type="dxa" w:w="60"/>
+              <w:right w:type="dxa" w:w="100"/>
+            </w:tcMar>
+          </w:tcPr>
+          <w:p>
+            <w:r>
+              <w:rPr>
+                <w:rFonts w:ascii="맑은 고딕" w:cs="맑은 고딕" w:eastAsia="맑은 고딕" w:hAnsi="맑은 고딕"/>
+                <w:b w:val="false"/>
+                <w:bCs w:val="false"/>
+                <w:sz w:val="19"/>
+                <w:szCs w:val="19"/>
+              </w:rPr>
+              <w:t xml:space="preserve">성능 과대평가, 실제 기사와의 분포 차이(RISK-13)</w:t>
+            </w:r>
+          </w:p>
+        </w:tc>
+        <w:tc>
+          <w:tcPr>
+            <w:tcW w:type="dxa" w:w="4200"/>
+            <w:tcMar>
+              <w:top w:type="dxa" w:w="60"/>
+              <w:left w:type="dxa" w:w="100"/>
+              <w:bottom w:type="dxa" w:w="60"/>
+              <w:right w:type="dxa" w:w="100"/>
+            </w:tcMar>
+          </w:tcPr>
+          <w:p>
+            <w:r>
+              <w:rPr>
+                <w:rFonts w:ascii="맑은 고딕" w:cs="맑은 고딕" w:eastAsia="맑은 고딕" w:hAnsi="맑은 고딕"/>
+                <w:b w:val="false"/>
+                <w:bCs w:val="false"/>
+                <w:sz w:val="19"/>
+                <w:szCs w:val="19"/>
+              </w:rPr>
+              <w:t xml:space="preserve">Auto/Direct 분리 보고, 클릭베이트 보정은 Direct 표본 기준, 본선 전 실제 기사 표본 점검(크기는 위 공식)</w:t>
+            </w:r>
+          </w:p>
+        </w:tc>
+      </w:tr>
+      <w:tr>
+        <w:trPr>
+          <w:cantSplit/>
+        </w:trPr>
+        <w:tc>
+          <w:tcPr>
+            <w:tcW w:type="dxa" w:w="2800"/>
+            <w:tcMar>
+              <w:top w:type="dxa" w:w="60"/>
+              <w:left w:type="dxa" w:w="100"/>
+              <w:bottom w:type="dxa" w:w="60"/>
+              <w:right w:type="dxa" w:w="100"/>
+            </w:tcMar>
+          </w:tcPr>
+          <w:p>
+            <w:r>
+              <w:rPr>
+                <w:rFonts w:ascii="맑은 고딕" w:cs="맑은 고딕" w:eastAsia="맑은 고딕" w:hAnsi="맑은 고딕"/>
+                <w:b w:val="false"/>
+                <w:bCs w:val="false"/>
+                <w:sz w:val="19"/>
+                <w:szCs w:val="19"/>
+              </w:rPr>
+              <w:t xml:space="preserve">클래스 비율 50.5 : 49.5는 데이터 구성이며 서비스 내 유병률이 아님</w:t>
+            </w:r>
+          </w:p>
+        </w:tc>
+        <w:tc>
+          <w:tcPr>
+            <w:tcW w:type="dxa" w:w="2600"/>
+            <w:tcMar>
+              <w:top w:type="dxa" w:w="60"/>
+              <w:left w:type="dxa" w:w="100"/>
+              <w:bottom w:type="dxa" w:w="60"/>
+              <w:right w:type="dxa" w:w="100"/>
+            </w:tcMar>
+          </w:tcPr>
+          <w:p>
+            <w:r>
+              <w:rPr>
+                <w:rFonts w:ascii="맑은 고딕" w:cs="맑은 고딕" w:eastAsia="맑은 고딕" w:hAnsi="맑은 고딕"/>
+                <w:b w:val="false"/>
+                <w:bCs w:val="false"/>
+                <w:sz w:val="19"/>
+                <w:szCs w:val="19"/>
+              </w:rPr>
+              <w:t xml:space="preserve">정밀도·검토 부하가 실제와 다름</w:t>
+            </w:r>
+          </w:p>
+        </w:tc>
+        <w:tc>
+          <w:tcPr>
+            <w:tcW w:type="dxa" w:w="4200"/>
+            <w:tcMar>
+              <w:top w:type="dxa" w:w="60"/>
+              <w:left w:type="dxa" w:w="100"/>
+              <w:bottom w:type="dxa" w:w="60"/>
+              <w:right w:type="dxa" w:w="100"/>
+            </w:tcMar>
+          </w:tcPr>
+          <w:p>
+            <w:r>
+              <w:rPr>
+                <w:rFonts w:ascii="맑은 고딕" w:cs="맑은 고딕" w:eastAsia="맑은 고딕" w:hAnsi="맑은 고딕"/>
+                <w:b w:val="false"/>
+                <w:bCs w:val="false"/>
+                <w:sz w:val="19"/>
+                <w:szCs w:val="19"/>
+              </w:rPr>
+              <w:t xml:space="preserve">클래스 조건부 지표(재현율, 오탐률)를 기본 보고하고, 정밀도 = 재현율·π ÷ (재현율·π + 오탐률·(1−π))로 서비스 유병률 π를 파라미터로 환산</w:t>
+            </w:r>
+          </w:p>
+        </w:tc>
+      </w:tr>
+      <w:tr>
+        <w:trPr>
+          <w:cantSplit/>
+        </w:trPr>
+        <w:tc>
+          <w:tcPr>
+            <w:tcW w:type="dxa" w:w="2800"/>
+            <w:tcMar>
+              <w:top w:type="dxa" w:w="60"/>
+              <w:left w:type="dxa" w:w="100"/>
+              <w:bottom w:type="dxa" w:w="60"/>
+              <w:right w:type="dxa" w:w="100"/>
+            </w:tcMar>
+          </w:tcPr>
+          <w:p>
+            <w:r>
+              <w:rPr>
+                <w:rFonts w:ascii="맑은 고딕" w:cs="맑은 고딕" w:eastAsia="맑은 고딕" w:hAnsi="맑은 고딕"/>
+                <w:b w:val="false"/>
+                <w:bCs w:val="false"/>
+                <w:sz w:val="19"/>
+                <w:szCs w:val="19"/>
+              </w:rPr>
+              <w:t xml:space="preserve">Direct는 클릭베이트에만, 정상은 모두 Auto</w:t>
+            </w:r>
+          </w:p>
+        </w:tc>
+        <w:tc>
+          <w:tcPr>
+            <w:tcW w:type="dxa" w:w="2600"/>
+            <w:tcMar>
+              <w:top w:type="dxa" w:w="60"/>
+              <w:left w:type="dxa" w:w="100"/>
+              <w:bottom w:type="dxa" w:w="60"/>
+              <w:right w:type="dxa" w:w="100"/>
+            </w:tcMar>
+          </w:tcPr>
+          <w:p>
+            <w:r>
+              <w:rPr>
+                <w:rFonts w:ascii="맑은 고딕" w:cs="맑은 고딕" w:eastAsia="맑은 고딕" w:hAnsi="맑은 고딕"/>
+                <w:b w:val="false"/>
+                <w:bCs w:val="false"/>
+                <w:sz w:val="19"/>
+                <w:szCs w:val="19"/>
+              </w:rPr>
+              <w:t xml:space="preserve">생성 방식의 문체가 클래스 단서가 되는 지름길 위험</w:t>
+            </w:r>
+          </w:p>
+        </w:tc>
+        <w:tc>
+          <w:tcPr>
+            <w:tcW w:type="dxa" w:w="4200"/>
+            <w:tcMar>
+              <w:top w:type="dxa" w:w="60"/>
+              <w:left w:type="dxa" w:w="100"/>
+              <w:bottom w:type="dxa" w:w="60"/>
+              <w:right w:type="dxa" w:w="100"/>
+            </w:tcMar>
+          </w:tcPr>
+          <w:p>
+            <w:r>
+              <w:rPr>
+                <w:rFonts w:ascii="맑은 고딕" w:cs="맑은 고딕" w:eastAsia="맑은 고딕" w:hAnsi="맑은 고딕"/>
+                <w:b w:val="false"/>
+                <w:bCs w:val="false"/>
+                <w:sz w:val="19"/>
+                <w:szCs w:val="19"/>
+              </w:rPr>
+              <w:t xml:space="preserve">생성 유형별 분해 평가, 유형 단서에 의존하는지 점검</w:t>
+            </w:r>
+          </w:p>
+        </w:tc>
+      </w:tr>
+      <w:tr>
+        <w:trPr>
+          <w:cantSplit/>
+        </w:trPr>
+        <w:tc>
+          <w:tcPr>
+            <w:tcW w:type="dxa" w:w="2800"/>
+            <w:tcMar>
+              <w:top w:type="dxa" w:w="60"/>
+              <w:left w:type="dxa" w:w="100"/>
+              <w:bottom w:type="dxa" w:w="60"/>
+              <w:right w:type="dxa" w:w="100"/>
+            </w:tcMar>
+          </w:tcPr>
+          <w:p>
+            <w:r>
+              <w:rPr>
+                <w:rFonts w:ascii="맑은 고딕" w:cs="맑은 고딕" w:eastAsia="맑은 고딕" w:hAnsi="맑은 고딕"/>
+                <w:b w:val="false"/>
+                <w:bCs w:val="false"/>
+                <w:sz w:val="19"/>
+                <w:szCs w:val="19"/>
+              </w:rPr>
+              <w:t xml:space="preserve">한국어 메인 / 영어 보조</w:t>
+            </w:r>
+          </w:p>
+        </w:tc>
+        <w:tc>
+          <w:tcPr>
+            <w:tcW w:type="dxa" w:w="2600"/>
+            <w:tcMar>
+              <w:top w:type="dxa" w:w="60"/>
+              <w:left w:type="dxa" w:w="100"/>
+              <w:bottom w:type="dxa" w:w="60"/>
+              <w:right w:type="dxa" w:w="100"/>
+            </w:tcMar>
+          </w:tcPr>
+          <w:p>
+            <w:r>
+              <w:rPr>
+                <w:rFonts w:ascii="맑은 고딕" w:cs="맑은 고딕" w:eastAsia="맑은 고딕" w:hAnsi="맑은 고딕"/>
+                <w:b w:val="false"/>
+                <w:bCs w:val="false"/>
+                <w:sz w:val="19"/>
+                <w:szCs w:val="19"/>
+              </w:rPr>
+              <w:t xml:space="preserve">언어·도메인 편향(RISK-10)</w:t>
+            </w:r>
+          </w:p>
+        </w:tc>
+        <w:tc>
+          <w:tcPr>
+            <w:tcW w:type="dxa" w:w="4200"/>
+            <w:tcMar>
+              <w:top w:type="dxa" w:w="60"/>
+              <w:left w:type="dxa" w:w="100"/>
+              <w:bottom w:type="dxa" w:w="60"/>
+              <w:right w:type="dxa" w:w="100"/>
+            </w:tcMar>
+          </w:tcPr>
+          <w:p>
+            <w:r>
+              <w:rPr>
+                <w:rFonts w:ascii="맑은 고딕" w:cs="맑은 고딕" w:eastAsia="맑은 고딕" w:hAnsi="맑은 고딕"/>
+                <w:b w:val="false"/>
+                <w:bCs w:val="false"/>
+                <w:sz w:val="19"/>
+                <w:szCs w:val="19"/>
+              </w:rPr>
+              <w:t xml:space="preserve">보조 데이터는 편향 점검·비교용으로 한정, 최종 평가와 보정은 한국어 데이터 기준</w:t>
+            </w:r>
+          </w:p>
+        </w:tc>
+      </w:tr>
+      <w:tr>
+        <w:trPr>
+          <w:cantSplit/>
+        </w:trPr>
+        <w:tc>
+          <w:tcPr>
+            <w:tcW w:type="dxa" w:w="2800"/>
+            <w:tcMar>
+              <w:top w:type="dxa" w:w="60"/>
+              <w:left w:type="dxa" w:w="100"/>
+              <w:bottom w:type="dxa" w:w="60"/>
+              <w:right w:type="dxa" w:w="100"/>
+            </w:tcMar>
+          </w:tcPr>
+          <w:p>
+            <w:r>
+              <w:rPr>
+                <w:rFonts w:ascii="맑은 고딕" w:cs="맑은 고딕" w:eastAsia="맑은 고딕" w:hAnsi="맑은 고딕"/>
+                <w:b w:val="false"/>
+                <w:bCs w:val="false"/>
+                <w:sz w:val="19"/>
+                <w:szCs w:val="19"/>
+              </w:rPr>
+              <w:t xml:space="preserve">카테고리별 클래스 분포 차이(예: 생활&amp;문화는 정상이 더 많음)</w:t>
+            </w:r>
+          </w:p>
+        </w:tc>
+        <w:tc>
+          <w:tcPr>
+            <w:tcW w:type="dxa" w:w="2600"/>
+            <w:tcMar>
+              <w:top w:type="dxa" w:w="60"/>
+              <w:left w:type="dxa" w:w="100"/>
+              <w:bottom w:type="dxa" w:w="60"/>
+              <w:right w:type="dxa" w:w="100"/>
+            </w:tcMar>
+          </w:tcPr>
+          <w:p>
+            <w:r>
+              <w:rPr>
+                <w:rFonts w:ascii="맑은 고딕" w:cs="맑은 고딕" w:eastAsia="맑은 고딕" w:hAnsi="맑은 고딕"/>
+                <w:b w:val="false"/>
+                <w:bCs w:val="false"/>
+                <w:sz w:val="19"/>
+                <w:szCs w:val="19"/>
+              </w:rPr>
+              <w:t xml:space="preserve">카테고리가 클래스 단서가 될 위험</w:t>
+            </w:r>
+          </w:p>
+        </w:tc>
+        <w:tc>
+          <w:tcPr>
+            <w:tcW w:type="dxa" w:w="4200"/>
+            <w:tcMar>
+              <w:top w:type="dxa" w:w="60"/>
+              <w:left w:type="dxa" w:w="100"/>
+              <w:bottom w:type="dxa" w:w="60"/>
+              <w:right w:type="dxa" w:w="100"/>
+            </w:tcMar>
+          </w:tcPr>
+          <w:p>
+            <w:r>
+              <w:rPr>
+                <w:rFonts w:ascii="맑은 고딕" w:cs="맑은 고딕" w:eastAsia="맑은 고딕" w:hAnsi="맑은 고딕"/>
+                <w:b w:val="false"/>
+                <w:bCs w:val="false"/>
+                <w:sz w:val="19"/>
+                <w:szCs w:val="19"/>
+              </w:rPr>
+              <w:t xml:space="preserve">카테고리별 분해 평가, 정치·경제 구간 별도 보고</w:t>
+            </w:r>
+          </w:p>
+        </w:tc>
+      </w:tr>
+    </w:tbl>
+    <w:p>
+      <w:pPr>
+        <w:spacing w:after="120"/>
+      </w:pPr>
+      <w:r>
+        <w:rPr>
+          <w:rFonts w:ascii="맑은 고딕" w:cs="맑은 고딕" w:eastAsia="맑은 고딕" w:hAnsi="맑은 고딕"/>
+        </w:rPr>
+        <w:t xml:space="preserve"/>
+      </w:r>
+    </w:p>
+    <w:p>
+      <w:pPr>
+        <w:pStyle w:val="Heading2"/>
+        <w:spacing w:after="120" w:before="240"/>
+      </w:pPr>
+      <w:r>
+        <w:t xml:space="preserve">4-6. 데이터 사용 원칙 준수</w:t>
+      </w:r>
+    </w:p>
+    <w:p>
+      <w:pPr>
+        <w:pStyle w:val="ListParagraph"/>
+        <w:numPr>
+          <w:ilvl w:val="0"/>
+          <w:numId w:val="1"/>
+        </w:numPr>
+        <w:spacing w:after="60"/>
+      </w:pPr>
+      <w:r>
+        <w:rPr>
+          <w:rFonts w:ascii="맑은 고딕" w:cs="맑은 고딕" w:eastAsia="맑은 고딕" w:hAnsi="맑은 고딕"/>
+        </w:rPr>
+        <w:t xml:space="preserve">제공된 메인·보조 데이터만 사용하며, 가공·증강·주석 추가는 허용 범위 안에서만 수행한다</w:t>
+      </w:r>
+    </w:p>
+    <w:p>
+      <w:pPr>
+        <w:pStyle w:val="ListParagraph"/>
+        <w:numPr>
+          <w:ilvl w:val="0"/>
+          <w:numId w:val="1"/>
+        </w:numPr>
+        <w:spacing w:after="60"/>
+      </w:pPr>
+      <w:r>
+        <w:rPr>
+          <w:rFonts w:ascii="맑은 고딕" w:cs="맑은 고딕" w:eastAsia="맑은 고딕" w:hAnsi="맑은 고딕"/>
+        </w:rPr>
+        <w:t xml:space="preserve">추가 데이터가 필요한 경우 필요 이유·기존 데이터의 부족한 점·보완되는 신뢰성 문제를 기록하고 멘토·운영팀에 사전 확인한다</w:t>
+      </w:r>
+    </w:p>
+    <w:p>
+      <w:pPr>
+        <w:pStyle w:val="ListParagraph"/>
+        <w:numPr>
+          <w:ilvl w:val="0"/>
+          <w:numId w:val="1"/>
+        </w:numPr>
+        <w:spacing w:after="60"/>
+      </w:pPr>
+      <w:r>
+        <w:rPr>
+          <w:rFonts w:ascii="맑은 고딕" w:cs="맑은 고딕" w:eastAsia="맑은 고딕" w:hAnsi="맑은 고딕"/>
+        </w:rPr>
+        <w:t xml:space="preserve">② 검증 Agent의 외부 검색(RAG)은 모델 학습이 아니라 검토 지원이지만 추가 데이터에 해당할 수 있어, 사용 이유와 범위를 기록하고 확인 대상으로 둔다(예선은 개념 수준)</w:t>
+      </w:r>
+    </w:p>
+    <w:p>
+      <w:pPr>
+        <w:pStyle w:val="Heading1"/>
+        <w:spacing w:after="150" w:before="300"/>
+      </w:pPr>
+      <w:r>
+        <w:t xml:space="preserve">BaseKit 5. 모델 계획</w:t>
+      </w:r>
+    </w:p>
+    <w:p>
+      <w:pPr>
+        <w:pStyle w:val="Heading2"/>
+        <w:spacing w:after="120" w:before="240"/>
+      </w:pPr>
+      <w:r>
+        <w:t xml:space="preserve">5-1. 모델과 사용 방식</w:t>
+      </w:r>
+    </w:p>
+    <w:p>
+      <w:pPr>
+        <w:pStyle w:val="ListParagraph"/>
+        <w:numPr>
+          <w:ilvl w:val="0"/>
+          <w:numId w:val="1"/>
+        </w:numPr>
+        <w:spacing w:after="60"/>
+      </w:pPr>
+      <w:r>
+        <w:rPr>
+          <w:rFonts w:ascii="맑은 고딕" w:cs="맑은 고딕" w:eastAsia="맑은 고딕" w:hAnsi="맑은 고딕"/>
+        </w:rPr>
+        <w:t xml:space="preserve">필수 모델: A.X 4.0 Light. 예선 설계는 A.X 단독 기준이며 타 모델 병행 여부는 대회 안내를 확인해 정한다</w:t>
+      </w:r>
+    </w:p>
+    <w:p>
+      <w:pPr>
+        <w:pStyle w:val="ListParagraph"/>
+        <w:numPr>
+          <w:ilvl w:val="0"/>
+          <w:numId w:val="1"/>
+        </w:numPr>
+        <w:spacing w:after="60"/>
+      </w:pPr>
+      <w:r>
+        <w:rPr>
+          <w:rFonts w:ascii="맑은 고딕" w:cs="맑은 고딕" w:eastAsia="맑은 고딕" w:hAnsi="맑은 고딕"/>
+        </w:rPr>
+        <w:t xml:space="preserve">기본 방식: 프롬프트 기반 판단(제로샷/퓨샷)에서 정상·클릭베이트 라벨 토큰의 확률을 추출해 쓴다. 파인튜닝은 dev 결과를 보고 본선에서 선택하며, 하더라도 보정 셋·테스트 셋은 학습에 쓰지 않는다</w:t>
+      </w:r>
+    </w:p>
+    <w:p>
+      <w:pPr>
+        <w:pStyle w:val="ListParagraph"/>
+        <w:numPr>
+          <w:ilvl w:val="0"/>
+          <w:numId w:val="1"/>
+        </w:numPr>
+        <w:spacing w:after="60"/>
+      </w:pPr>
+      <w:r>
+        <w:rPr>
+          <w:rFonts w:ascii="맑은 고딕" w:cs="맑은 고딕" w:eastAsia="맑은 고딕" w:hAnsi="맑은 고딕"/>
+        </w:rPr>
+        <w:t xml:space="preserve">라벨 확률은 Conformal의 비적합도 계산 입력이므로, 확률을 얻을 수 없는 호출 방식은 사용하지 않는다</w:t>
+      </w:r>
+    </w:p>
+    <w:p>
+      <w:pPr>
+        <w:pStyle w:val="Heading2"/>
+        <w:spacing w:after="120" w:before="240"/>
+      </w:pPr>
+      <w:r>
+        <w:t xml:space="preserve">5-2. 입력·출력 형식</w:t>
+      </w:r>
+    </w:p>
+    <w:tbl>
+      <w:tblPr>
+        <w:tblW w:type="dxa" w:w="9600"/>
+        <w:tblBorders>
+          <w:top w:val="single" w:color="auto" w:sz="4"/>
+          <w:left w:val="single" w:color="auto" w:sz="4"/>
+          <w:bottom w:val="single" w:color="auto" w:sz="4"/>
+          <w:right w:val="single" w:color="auto" w:sz="4"/>
+          <w:insideH w:val="single" w:color="auto" w:sz="4"/>
+          <w:insideV w:val="single" w:color="auto" w:sz="4"/>
+        </w:tblBorders>
+      </w:tblPr>
+      <w:tblGrid>
+        <w:gridCol w:w="2000"/>
+        <w:gridCol w:w="7600"/>
+      </w:tblGrid>
+      <w:tr>
+        <w:trPr>
+          <w:tblHeader/>
+        </w:trPr>
+        <w:tc>
+          <w:tcPr>
+            <w:tcW w:type="dxa" w:w="2000"/>
+            <w:shd w:fill="D9D9F3" w:val="clear"/>
+            <w:tcMar>
+              <w:top w:type="dxa" w:w="60"/>
+              <w:left w:type="dxa" w:w="100"/>
+              <w:bottom w:type="dxa" w:w="60"/>
+              <w:right w:type="dxa" w:w="100"/>
+            </w:tcMar>
+          </w:tcPr>
+          <w:p>
+            <w:r>
+              <w:rPr>
+                <w:rFonts w:ascii="맑은 고딕" w:cs="맑은 고딕" w:eastAsia="맑은 고딕" w:hAnsi="맑은 고딕"/>
+                <w:b/>
+                <w:bCs/>
+                <w:sz w:val="20"/>
+                <w:szCs w:val="20"/>
+              </w:rPr>
+              <w:t xml:space="preserve">구분</w:t>
+            </w:r>
+          </w:p>
+        </w:tc>
+        <w:tc>
+          <w:tcPr>
+            <w:tcW w:type="dxa" w:w="7600"/>
+            <w:shd w:fill="D9D9F3" w:val="clear"/>
+            <w:tcMar>
+              <w:top w:type="dxa" w:w="60"/>
+              <w:left w:type="dxa" w:w="100"/>
+              <w:bottom w:type="dxa" w:w="60"/>
+              <w:right w:type="dxa" w:w="100"/>
+            </w:tcMar>
+          </w:tcPr>
+          <w:p>
+            <w:r>
+              <w:rPr>
+                <w:rFonts w:ascii="맑은 고딕" w:cs="맑은 고딕" w:eastAsia="맑은 고딕" w:hAnsi="맑은 고딕"/>
+                <w:b/>
+                <w:bCs/>
+                <w:sz w:val="20"/>
+                <w:szCs w:val="20"/>
+              </w:rPr>
+              <w:t xml:space="preserve">내용</w:t>
+            </w:r>
+          </w:p>
+        </w:tc>
+      </w:tr>
+      <w:tr>
+        <w:trPr>
+          <w:cantSplit/>
+        </w:trPr>
+        <w:tc>
+          <w:tcPr>
+            <w:tcW w:type="dxa" w:w="2000"/>
+            <w:tcMar>
+              <w:top w:type="dxa" w:w="60"/>
+              <w:left w:type="dxa" w:w="100"/>
+              <w:bottom w:type="dxa" w:w="60"/>
+              <w:right w:type="dxa" w:w="100"/>
+            </w:tcMar>
+          </w:tcPr>
+          <w:p>
+            <w:r>
+              <w:rPr>
+                <w:rFonts w:ascii="맑은 고딕" w:cs="맑은 고딕" w:eastAsia="맑은 고딕" w:hAnsi="맑은 고딕"/>
+                <w:b w:val="false"/>
+                <w:bCs w:val="false"/>
+                <w:sz w:val="19"/>
+                <w:szCs w:val="19"/>
+              </w:rPr>
+              <w:t xml:space="preserve">입력</w:t>
+            </w:r>
+          </w:p>
+        </w:tc>
+        <w:tc>
+          <w:tcPr>
+            <w:tcW w:type="dxa" w:w="7600"/>
+            <w:tcMar>
+              <w:top w:type="dxa" w:w="60"/>
+              <w:left w:type="dxa" w:w="100"/>
+              <w:bottom w:type="dxa" w:w="60"/>
+              <w:right w:type="dxa" w:w="100"/>
+            </w:tcMar>
+          </w:tcPr>
+          <w:p>
+            <w:r>
+              <w:rPr>
+                <w:rFonts w:ascii="맑은 고딕" w:cs="맑은 고딕" w:eastAsia="맑은 고딕" w:hAnsi="맑은 고딕"/>
+                <w:b w:val="false"/>
+                <w:bCs w:val="false"/>
+                <w:sz w:val="19"/>
+                <w:szCs w:val="19"/>
+              </w:rPr>
+              <w:t xml:space="preserve">BaseKit 4 §4-3 규칙으로 조립한 (제목, 본문). 본문은 지시가 아니라 분석 대상 데이터 블록으로 구분해 전달</w:t>
+            </w:r>
+          </w:p>
+        </w:tc>
+      </w:tr>
+      <w:tr>
+        <w:trPr>
+          <w:cantSplit/>
+        </w:trPr>
+        <w:tc>
+          <w:tcPr>
+            <w:tcW w:type="dxa" w:w="2000"/>
+            <w:tcMar>
+              <w:top w:type="dxa" w:w="60"/>
+              <w:left w:type="dxa" w:w="100"/>
+              <w:bottom w:type="dxa" w:w="60"/>
+              <w:right w:type="dxa" w:w="100"/>
+            </w:tcMar>
+          </w:tcPr>
+          <w:p>
+            <w:r>
+              <w:rPr>
+                <w:rFonts w:ascii="맑은 고딕" w:cs="맑은 고딕" w:eastAsia="맑은 고딕" w:hAnsi="맑은 고딕"/>
+                <w:b w:val="false"/>
+                <w:bCs w:val="false"/>
+                <w:sz w:val="19"/>
+                <w:szCs w:val="19"/>
+              </w:rPr>
+              <w:t xml:space="preserve">출력</w:t>
+            </w:r>
+          </w:p>
+        </w:tc>
+        <w:tc>
+          <w:tcPr>
+            <w:tcW w:type="dxa" w:w="7600"/>
+            <w:tcMar>
+              <w:top w:type="dxa" w:w="60"/>
+              <w:left w:type="dxa" w:w="100"/>
+              <w:bottom w:type="dxa" w:w="60"/>
+              <w:right w:type="dxa" w:w="100"/>
+            </w:tcMar>
+          </w:tcPr>
+          <w:p>
+            <w:r>
+              <w:rPr>
+                <w:rFonts w:ascii="맑은 고딕" w:cs="맑은 고딕" w:eastAsia="맑은 고딕" w:hAnsi="맑은 고딕"/>
+                <w:b w:val="false"/>
+                <w:bCs w:val="false"/>
+                <w:sz w:val="19"/>
+                <w:szCs w:val="19"/>
+              </w:rPr>
+              <w:t xml:space="preserve">판정(클릭베이트/정상), 두 라벨의 확률, 근거 문장 번호(원문 인용). 애매 여부는 확률과 보정값으로 후처리해 산출</w:t>
+            </w:r>
+          </w:p>
+        </w:tc>
+      </w:tr>
+      <w:tr>
+        <w:trPr>
+          <w:cantSplit/>
+        </w:trPr>
+        <w:tc>
+          <w:tcPr>
+            <w:tcW w:type="dxa" w:w="2000"/>
+            <w:tcMar>
+              <w:top w:type="dxa" w:w="60"/>
+              <w:left w:type="dxa" w:w="100"/>
+              <w:bottom w:type="dxa" w:w="60"/>
+              <w:right w:type="dxa" w:w="100"/>
+            </w:tcMar>
+          </w:tcPr>
+          <w:p>
+            <w:r>
+              <w:rPr>
+                <w:rFonts w:ascii="맑은 고딕" w:cs="맑은 고딕" w:eastAsia="맑은 고딕" w:hAnsi="맑은 고딕"/>
+                <w:b w:val="false"/>
+                <w:bCs w:val="false"/>
+                <w:sz w:val="19"/>
+                <w:szCs w:val="19"/>
+              </w:rPr>
+              <w:t xml:space="preserve">형식 위반</w:t>
+            </w:r>
+          </w:p>
+        </w:tc>
+        <w:tc>
+          <w:tcPr>
+            <w:tcW w:type="dxa" w:w="7600"/>
+            <w:tcMar>
+              <w:top w:type="dxa" w:w="60"/>
+              <w:left w:type="dxa" w:w="100"/>
+              <w:bottom w:type="dxa" w:w="60"/>
+              <w:right w:type="dxa" w:w="100"/>
+            </w:tcMar>
+          </w:tcPr>
+          <w:p>
+            <w:r>
+              <w:rPr>
+                <w:rFonts w:ascii="맑은 고딕" w:cs="맑은 고딕" w:eastAsia="맑은 고딕" w:hAnsi="맑은 고딕"/>
+                <w:b w:val="false"/>
+                <w:bCs w:val="false"/>
+                <w:sz w:val="19"/>
+                <w:szCs w:val="19"/>
+              </w:rPr>
+              <w:t xml:space="preserve">정해진 형식을 벗어난 출력은 폐기하고 “판단 보류”로 처리해 사람에게 전달(RISK-08)</w:t>
+            </w:r>
+          </w:p>
+        </w:tc>
+      </w:tr>
+    </w:tbl>
+    <w:p>
+      <w:pPr>
+        <w:spacing w:after="120"/>
+      </w:pPr>
+      <w:r>
+        <w:rPr>
+          <w:rFonts w:ascii="맑은 고딕" w:cs="맑은 고딕" w:eastAsia="맑은 고딕" w:hAnsi="맑은 고딕"/>
+        </w:rPr>
+        <w:t xml:space="preserve"/>
+      </w:r>
+    </w:p>
+    <w:p>
+      <w:pPr>
+        <w:pStyle w:val="Heading2"/>
+        <w:spacing w:after="120" w:before="240"/>
+      </w:pPr>
+      <w:r>
+        <w:t xml:space="preserve">5-3. 파이프라인 계획</w:t>
+      </w:r>
+    </w:p>
+    <w:p>
+      <w:pPr>
+        <w:spacing w:after="120"/>
+      </w:pPr>
+      <w:r>
+        <w:rPr>
+          <w:rFonts w:ascii="맑은 고딕" w:cs="맑은 고딕" w:eastAsia="맑은 고딕" w:hAnsi="맑은 고딕"/>
+        </w:rPr>
+        <w:t xml:space="preserve">본선에서는 아래 아키텍처(별첨 파이프라인 흐름도)를 실제 코드로 구현하고 각 단계의 처리 규칙을 구체화할 계획이다.</w:t>
+      </w:r>
+    </w:p>
+    <w:p>
+      <w:pPr>
+        <w:pStyle w:val="ListParagraph"/>
+        <w:numPr>
+          <w:ilvl w:val="0"/>
+          <w:numId w:val="1"/>
+        </w:numPr>
+        <w:spacing w:after="60"/>
+      </w:pPr>
+      <w:r>
+        <w:rPr>
+          <w:rFonts w:ascii="맑은 고딕" w:cs="맑은 고딕" w:eastAsia="맑은 고딕" w:hAnsi="맑은 고딕"/>
+        </w:rPr>
+        <w:t xml:space="preserve">① 기사 입력(제목+본문) → ② 전처리(입력 이상 필터링, 본문은 데이터로 격리) → ③ A.X 4.0 Light 판단(클릭베이트 여부+라벨 확률+근거)</w:t>
+      </w:r>
+    </w:p>
+    <w:p>
+      <w:pPr>
+        <w:pStyle w:val="ListParagraph"/>
+        <w:numPr>
+          <w:ilvl w:val="0"/>
+          <w:numId w:val="1"/>
+        </w:numPr>
+        <w:spacing w:after="60"/>
+      </w:pPr>
+      <w:r>
+        <w:rPr>
+          <w:rFonts w:ascii="맑은 고딕" w:cs="맑은 고딕" w:eastAsia="맑은 고딕" w:hAnsi="맑은 고딕"/>
+        </w:rPr>
+        <w:t xml:space="preserve">④-A 정치·경제 민감 카테고리는 즉시 인간 이관 / ④-C 애매 구간(예측집합이 두 클래스를 모두 포함하거나 공집합)은 자동판정 금지·인간 이관 / ④-B 그 외는 긴급도×중요도 매트릭스로 우선순위 산정</w:t>
+      </w:r>
+    </w:p>
+    <w:p>
+      <w:pPr>
+        <w:pStyle w:val="ListParagraph"/>
+        <w:numPr>
+          <w:ilvl w:val="0"/>
+          <w:numId w:val="1"/>
+        </w:numPr>
+        <w:spacing w:after="60"/>
+      </w:pPr>
+      <w:r>
+        <w:rPr>
+          <w:rFonts w:ascii="맑은 고딕" w:cs="맑은 고딕" w:eastAsia="맑은 고딕" w:hAnsi="맑은 고딕"/>
+        </w:rPr>
+        <w:t xml:space="preserve">⑤ 판단 결과를 검토자 큐로 전달 → ⑥ 인간 검토·개입(승인/경고/보류/반려/외부 출처 확인) → ⑦ 기록 → ⑧ 후속 조치·피드백(보정 셋 갱신, α 재검토)</w:t>
+      </w:r>
+    </w:p>
+    <w:p>
+      <w:pPr>
+        <w:spacing w:after="160"/>
+      </w:pPr>
+      <w:r>
+        <w:rPr>
+          <w:rFonts w:ascii="맑은 고딕" w:cs="맑은 고딕" w:eastAsia="맑은 고딕" w:hAnsi="맑은 고딕"/>
+          <w:i/>
+          <w:iCs/>
+          <w:color w:val="555555"/>
+          <w:sz w:val="18"/>
+          <w:szCs w:val="18"/>
+        </w:rPr>
+        <w:t xml:space="preserve">상세 흐름도는 별첨 이미지(pipeline_diagram.png) 참고.</w:t>
+      </w:r>
+    </w:p>
+    <w:p>
+      <w:pPr>
+        <w:spacing w:after="120"/>
+      </w:pPr>
+      <w:r>
+        <w:rPr>
+          <w:rFonts w:ascii="맑은 고딕" w:cs="맑은 고딕" w:eastAsia="맑은 고딕" w:hAnsi="맑은 고딕"/>
+          <w:b/>
+          <w:bCs/>
+        </w:rPr>
+        <w:t xml:space="preserve">우선순위 매트릭스 (긴급도 × 중요도)</w:t>
+      </w:r>
+    </w:p>
+    <w:tbl>
+      <w:tblPr>
+        <w:tblW w:type="dxa" w:w="9200"/>
+        <w:tblBorders>
+          <w:top w:val="single" w:color="auto" w:sz="4"/>
+          <w:left w:val="single" w:color="auto" w:sz="4"/>
+          <w:bottom w:val="single" w:color="auto" w:sz="4"/>
+          <w:right w:val="single" w:color="auto" w:sz="4"/>
+          <w:insideH w:val="single" w:color="auto" w:sz="4"/>
+          <w:insideV w:val="single" w:color="auto" w:sz="4"/>
+        </w:tblBorders>
+      </w:tblPr>
+      <w:tblGrid>
+        <w:gridCol w:w="2000"/>
+        <w:gridCol w:w="3600"/>
+        <w:gridCol w:w="3600"/>
+      </w:tblGrid>
+      <w:tr>
+        <w:trPr>
+          <w:tblHeader/>
+        </w:trPr>
+        <w:tc>
+          <w:tcPr>
+            <w:tcW w:type="dxa" w:w="2000"/>
+            <w:shd w:fill="D9D9F3" w:val="clear"/>
+            <w:tcMar>
+              <w:top w:type="dxa" w:w="60"/>
+              <w:left w:type="dxa" w:w="100"/>
+              <w:bottom w:type="dxa" w:w="60"/>
+              <w:right w:type="dxa" w:w="100"/>
+            </w:tcMar>
+          </w:tcPr>
+          <w:p>
+            <w:r>
+              <w:rPr>
+                <w:rFonts w:ascii="맑은 고딕" w:cs="맑은 고딕" w:eastAsia="맑은 고딕" w:hAnsi="맑은 고딕"/>
+                <w:b/>
+                <w:bCs/>
+                <w:sz w:val="20"/>
+                <w:szCs w:val="20"/>
+              </w:rPr>
+              <w:t xml:space="preserve"/>
+            </w:r>
+          </w:p>
+        </w:tc>
+        <w:tc>
+          <w:tcPr>
+            <w:tcW w:type="dxa" w:w="3600"/>
+            <w:shd w:fill="D9D9F3" w:val="clear"/>
+            <w:tcMar>
+              <w:top w:type="dxa" w:w="60"/>
+              <w:left w:type="dxa" w:w="100"/>
+              <w:bottom w:type="dxa" w:w="60"/>
+              <w:right w:type="dxa" w:w="100"/>
+            </w:tcMar>
+          </w:tcPr>
+          <w:p>
+            <w:r>
+              <w:rPr>
+                <w:rFonts w:ascii="맑은 고딕" w:cs="맑은 고딕" w:eastAsia="맑은 고딕" w:hAnsi="맑은 고딕"/>
+                <w:b/>
+                <w:bCs/>
+                <w:sz w:val="20"/>
+                <w:szCs w:val="20"/>
+              </w:rPr>
+              <w:t xml:space="preserve">긴급도 낮음</w:t>
+            </w:r>
+          </w:p>
+        </w:tc>
+        <w:tc>
+          <w:tcPr>
+            <w:tcW w:type="dxa" w:w="3600"/>
+            <w:shd w:fill="D9D9F3" w:val="clear"/>
+            <w:tcMar>
+              <w:top w:type="dxa" w:w="60"/>
+              <w:left w:type="dxa" w:w="100"/>
+              <w:bottom w:type="dxa" w:w="60"/>
+              <w:right w:type="dxa" w:w="100"/>
+            </w:tcMar>
+          </w:tcPr>
+          <w:p>
+            <w:r>
+              <w:rPr>
+                <w:rFonts w:ascii="맑은 고딕" w:cs="맑은 고딕" w:eastAsia="맑은 고딕" w:hAnsi="맑은 고딕"/>
+                <w:b/>
+                <w:bCs/>
+                <w:sz w:val="20"/>
+                <w:szCs w:val="20"/>
+              </w:rPr>
+              <w:t xml:space="preserve">긴급도 높음</w:t>
+            </w:r>
+          </w:p>
+        </w:tc>
+      </w:tr>
+      <w:tr>
+        <w:trPr>
+          <w:cantSplit/>
+        </w:trPr>
+        <w:tc>
+          <w:tcPr>
+            <w:tcW w:type="dxa" w:w="2000"/>
+            <w:tcMar>
+              <w:top w:type="dxa" w:w="60"/>
+              <w:left w:type="dxa" w:w="100"/>
+              <w:bottom w:type="dxa" w:w="60"/>
+              <w:right w:type="dxa" w:w="100"/>
+            </w:tcMar>
+          </w:tcPr>
+          <w:p>
+            <w:r>
+              <w:rPr>
+                <w:rFonts w:ascii="맑은 고딕" w:cs="맑은 고딕" w:eastAsia="맑은 고딕" w:hAnsi="맑은 고딕"/>
+                <w:b w:val="false"/>
+                <w:bCs w:val="false"/>
+                <w:sz w:val="19"/>
+                <w:szCs w:val="19"/>
+              </w:rPr>
+              <w:t xml:space="preserve">중요도 높음</w:t>
+            </w:r>
+          </w:p>
+        </w:tc>
+        <w:tc>
+          <w:tcPr>
+            <w:tcW w:type="dxa" w:w="3600"/>
+            <w:tcMar>
+              <w:top w:type="dxa" w:w="60"/>
+              <w:left w:type="dxa" w:w="100"/>
+              <w:bottom w:type="dxa" w:w="60"/>
+              <w:right w:type="dxa" w:w="100"/>
+            </w:tcMar>
+          </w:tcPr>
+          <w:p>
+            <w:r>
+              <w:rPr>
+                <w:rFonts w:ascii="맑은 고딕" w:cs="맑은 고딕" w:eastAsia="맑은 고딕" w:hAnsi="맑은 고딕"/>
+                <w:b w:val="false"/>
+                <w:bCs w:val="false"/>
+                <w:sz w:val="19"/>
+                <w:szCs w:val="19"/>
+              </w:rPr>
+              <w:t xml:space="preserve">보통 우선순위 검토</w:t>
+            </w:r>
+          </w:p>
+        </w:tc>
+        <w:tc>
+          <w:tcPr>
+            <w:tcW w:type="dxa" w:w="3600"/>
+            <w:tcMar>
+              <w:top w:type="dxa" w:w="60"/>
+              <w:left w:type="dxa" w:w="100"/>
+              <w:bottom w:type="dxa" w:w="60"/>
+              <w:right w:type="dxa" w:w="100"/>
+            </w:tcMar>
+          </w:tcPr>
+          <w:p>
+            <w:r>
+              <w:rPr>
+                <w:rFonts w:ascii="맑은 고딕" w:cs="맑은 고딕" w:eastAsia="맑은 고딕" w:hAnsi="맑은 고딕"/>
+                <w:b w:val="false"/>
+                <w:bCs w:val="false"/>
+                <w:sz w:val="19"/>
+                <w:szCs w:val="19"/>
+              </w:rPr>
+              <w:t xml:space="preserve">최우선 검토</w:t>
+            </w:r>
+          </w:p>
+        </w:tc>
+      </w:tr>
+      <w:tr>
+        <w:trPr>
+          <w:cantSplit/>
+        </w:trPr>
+        <w:tc>
+          <w:tcPr>
+            <w:tcW w:type="dxa" w:w="2000"/>
+            <w:tcMar>
+              <w:top w:type="dxa" w:w="60"/>
+              <w:left w:type="dxa" w:w="100"/>
+              <w:bottom w:type="dxa" w:w="60"/>
+              <w:right w:type="dxa" w:w="100"/>
+            </w:tcMar>
+          </w:tcPr>
+          <w:p>
+            <w:r>
+              <w:rPr>
+                <w:rFonts w:ascii="맑은 고딕" w:cs="맑은 고딕" w:eastAsia="맑은 고딕" w:hAnsi="맑은 고딕"/>
+                <w:b w:val="false"/>
+                <w:bCs w:val="false"/>
+                <w:sz w:val="19"/>
+                <w:szCs w:val="19"/>
+              </w:rPr>
+              <w:t xml:space="preserve">중요도 낮음</w:t>
+            </w:r>
+          </w:p>
+        </w:tc>
+        <w:tc>
+          <w:tcPr>
+            <w:tcW w:type="dxa" w:w="3600"/>
+            <w:tcMar>
+              <w:top w:type="dxa" w:w="60"/>
+              <w:left w:type="dxa" w:w="100"/>
+              <w:bottom w:type="dxa" w:w="60"/>
+              <w:right w:type="dxa" w:w="100"/>
+            </w:tcMar>
+          </w:tcPr>
+          <w:p>
+            <w:r>
+              <w:rPr>
+                <w:rFonts w:ascii="맑은 고딕" w:cs="맑은 고딕" w:eastAsia="맑은 고딕" w:hAnsi="맑은 고딕"/>
+                <w:b w:val="false"/>
+                <w:bCs w:val="false"/>
+                <w:sz w:val="19"/>
+                <w:szCs w:val="19"/>
+              </w:rPr>
+              <w:t xml:space="preserve">자동 처리 / 후순위</w:t>
+            </w:r>
+          </w:p>
+        </w:tc>
+        <w:tc>
+          <w:tcPr>
+            <w:tcW w:type="dxa" w:w="3600"/>
+            <w:tcMar>
+              <w:top w:type="dxa" w:w="60"/>
+              <w:left w:type="dxa" w:w="100"/>
+              <w:bottom w:type="dxa" w:w="60"/>
+              <w:right w:type="dxa" w:w="100"/>
+            </w:tcMar>
+          </w:tcPr>
+          <w:p>
+            <w:r>
+              <w:rPr>
+                <w:rFonts w:ascii="맑은 고딕" w:cs="맑은 고딕" w:eastAsia="맑은 고딕" w:hAnsi="맑은 고딕"/>
+                <w:b w:val="false"/>
+                <w:bCs w:val="false"/>
+                <w:sz w:val="19"/>
+                <w:szCs w:val="19"/>
+              </w:rPr>
+              <w:t xml:space="preserve">간단 확인 후 신속 처리</w:t>
+            </w:r>
+          </w:p>
+        </w:tc>
+      </w:tr>
+    </w:tbl>
+    <w:p>
+      <w:pPr>
+        <w:spacing w:after="160"/>
+      </w:pPr>
+      <w:r>
+        <w:rPr>
+          <w:rFonts w:ascii="맑은 고딕" w:cs="맑은 고딕" w:eastAsia="맑은 고딕" w:hAnsi="맑은 고딕"/>
+          <w:i/>
+          <w:iCs/>
+          <w:color w:val="555555"/>
+          <w:sz w:val="18"/>
+          <w:szCs w:val="18"/>
+        </w:rPr>
+        <w:t xml:space="preserve">검토 기한의 시간 기준은 BaseKit 6 §6-4에서 정한다. 정치·경제(특정 기업/종목 포함) 기사는 매트릭스 계산 없이 즉시 인간에게 이관한다. 명예훼손·시장 영향 등 법적·비즈니스적 민감성 때문에 AI 단독 판정 대상이 될 수 없다고 보기 때문이다.</w:t>
+      </w:r>
+    </w:p>
+    <w:p>
+      <w:pPr>
+        <w:spacing w:after="120"/>
+      </w:pPr>
+      <w:r>
+        <w:rPr>
+          <w:rFonts w:ascii="맑은 고딕" w:cs="맑은 고딕" w:eastAsia="맑은 고딕" w:hAnsi="맑은 고딕"/>
+          <w:b/>
+          <w:bCs/>
+        </w:rPr>
+        <w:t xml:space="preserve">파이프라인 각 단계가 연결되는 이유</w:t>
+      </w:r>
+    </w:p>
+    <w:tbl>
+      <w:tblPr>
+        <w:tblW w:type="dxa" w:w="9600"/>
+        <w:tblBorders>
+          <w:top w:val="single" w:color="auto" w:sz="4"/>
+          <w:left w:val="single" w:color="auto" w:sz="4"/>
+          <w:bottom w:val="single" w:color="auto" w:sz="4"/>
+          <w:right w:val="single" w:color="auto" w:sz="4"/>
+          <w:insideH w:val="single" w:color="auto" w:sz="4"/>
+          <w:insideV w:val="single" w:color="auto" w:sz="4"/>
+        </w:tblBorders>
+      </w:tblPr>
+      <w:tblGrid>
+        <w:gridCol w:w="2800"/>
+        <w:gridCol w:w="6800"/>
+      </w:tblGrid>
+      <w:tr>
+        <w:trPr>
+          <w:tblHeader/>
+        </w:trPr>
+        <w:tc>
+          <w:tcPr>
+            <w:tcW w:type="dxa" w:w="2800"/>
+            <w:shd w:fill="D9D9F3" w:val="clear"/>
+            <w:tcMar>
+              <w:top w:type="dxa" w:w="60"/>
+              <w:left w:type="dxa" w:w="100"/>
+              <w:bottom w:type="dxa" w:w="60"/>
+              <w:right w:type="dxa" w:w="100"/>
+            </w:tcMar>
+          </w:tcPr>
+          <w:p>
+            <w:r>
+              <w:rPr>
+                <w:rFonts w:ascii="맑은 고딕" w:cs="맑은 고딕" w:eastAsia="맑은 고딕" w:hAnsi="맑은 고딕"/>
+                <w:b/>
+                <w:bCs/>
+                <w:sz w:val="20"/>
+                <w:szCs w:val="20"/>
+              </w:rPr>
+              <w:t xml:space="preserve">연결</w:t>
+            </w:r>
+          </w:p>
+        </w:tc>
+        <w:tc>
+          <w:tcPr>
+            <w:tcW w:type="dxa" w:w="6800"/>
+            <w:shd w:fill="D9D9F3" w:val="clear"/>
+            <w:tcMar>
+              <w:top w:type="dxa" w:w="60"/>
+              <w:left w:type="dxa" w:w="100"/>
+              <w:bottom w:type="dxa" w:w="60"/>
+              <w:right w:type="dxa" w:w="100"/>
+            </w:tcMar>
+          </w:tcPr>
+          <w:p>
+            <w:r>
+              <w:rPr>
+                <w:rFonts w:ascii="맑은 고딕" w:cs="맑은 고딕" w:eastAsia="맑은 고딕" w:hAnsi="맑은 고딕"/>
+                <w:b/>
+                <w:bCs/>
+                <w:sz w:val="20"/>
+                <w:szCs w:val="20"/>
+              </w:rPr>
+              <w:t xml:space="preserve">왜 이렇게 이어지는가</w:t>
+            </w:r>
+          </w:p>
+        </w:tc>
+      </w:tr>
+      <w:tr>
+        <w:trPr>
+          <w:cantSplit/>
+        </w:trPr>
+        <w:tc>
+          <w:tcPr>
+            <w:tcW w:type="dxa" w:w="2800"/>
+            <w:tcMar>
+              <w:top w:type="dxa" w:w="60"/>
+              <w:left w:type="dxa" w:w="100"/>
+              <w:bottom w:type="dxa" w:w="60"/>
+              <w:right w:type="dxa" w:w="100"/>
+            </w:tcMar>
+          </w:tcPr>
+          <w:p>
+            <w:r>
+              <w:rPr>
+                <w:rFonts w:ascii="맑은 고딕" w:cs="맑은 고딕" w:eastAsia="맑은 고딕" w:hAnsi="맑은 고딕"/>
+                <w:b w:val="false"/>
+                <w:bCs w:val="false"/>
+                <w:sz w:val="19"/>
+                <w:szCs w:val="19"/>
+              </w:rPr>
+              <w:t xml:space="preserve">전처리 → AI 판단</w:t>
+            </w:r>
+          </w:p>
+        </w:tc>
+        <w:tc>
+          <w:tcPr>
+            <w:tcW w:type="dxa" w:w="6800"/>
+            <w:tcMar>
+              <w:top w:type="dxa" w:w="60"/>
+              <w:left w:type="dxa" w:w="100"/>
+              <w:bottom w:type="dxa" w:w="60"/>
+              <w:right w:type="dxa" w:w="100"/>
+            </w:tcMar>
+          </w:tcPr>
+          <w:p>
+            <w:r>
+              <w:rPr>
+                <w:rFonts w:ascii="맑은 고딕" w:cs="맑은 고딕" w:eastAsia="맑은 고딕" w:hAnsi="맑은 고딕"/>
+                <w:b w:val="false"/>
+                <w:bCs w:val="false"/>
+                <w:sz w:val="19"/>
+                <w:szCs w:val="19"/>
+              </w:rPr>
+              <w:t xml:space="preserve">입력이 불완전하면(본문 누락 등) 모델 판단을 신뢰할 수 없으므로 판단 이전에 걸러야 함(RISK-05)</w:t>
+            </w:r>
+          </w:p>
+        </w:tc>
+      </w:tr>
+      <w:tr>
+        <w:trPr>
+          <w:cantSplit/>
+        </w:trPr>
+        <w:tc>
+          <w:tcPr>
+            <w:tcW w:type="dxa" w:w="2800"/>
+            <w:tcMar>
+              <w:top w:type="dxa" w:w="60"/>
+              <w:left w:type="dxa" w:w="100"/>
+              <w:bottom w:type="dxa" w:w="60"/>
+              <w:right w:type="dxa" w:w="100"/>
+            </w:tcMar>
+          </w:tcPr>
+          <w:p>
+            <w:r>
+              <w:rPr>
+                <w:rFonts w:ascii="맑은 고딕" w:cs="맑은 고딕" w:eastAsia="맑은 고딕" w:hAnsi="맑은 고딕"/>
+                <w:b w:val="false"/>
+                <w:bCs w:val="false"/>
+                <w:sz w:val="19"/>
+                <w:szCs w:val="19"/>
+              </w:rPr>
+              <w:t xml:space="preserve">AI 판단 → 카테고리 분기</w:t>
+            </w:r>
+          </w:p>
+        </w:tc>
+        <w:tc>
+          <w:tcPr>
+            <w:tcW w:type="dxa" w:w="6800"/>
+            <w:tcMar>
+              <w:top w:type="dxa" w:w="60"/>
+              <w:left w:type="dxa" w:w="100"/>
+              <w:bottom w:type="dxa" w:w="60"/>
+              <w:right w:type="dxa" w:w="100"/>
+            </w:tcMar>
+          </w:tcPr>
+          <w:p>
+            <w:r>
+              <w:rPr>
+                <w:rFonts w:ascii="맑은 고딕" w:cs="맑은 고딕" w:eastAsia="맑은 고딕" w:hAnsi="맑은 고딕"/>
+                <w:b w:val="false"/>
+                <w:bCs w:val="false"/>
+                <w:sz w:val="19"/>
+                <w:szCs w:val="19"/>
+              </w:rPr>
+              <w:t xml:space="preserve">정치·경제는 위험도가 높아서가 아니라 애초에 AI 단독 판정 대상이 아니므로 우선순위 계산 전에 분리(RISK-04, 회피)</w:t>
+            </w:r>
+          </w:p>
+        </w:tc>
+      </w:tr>
+      <w:tr>
+        <w:trPr>
+          <w:cantSplit/>
+        </w:trPr>
+        <w:tc>
+          <w:tcPr>
+            <w:tcW w:type="dxa" w:w="2800"/>
+            <w:tcMar>
+              <w:top w:type="dxa" w:w="60"/>
+              <w:left w:type="dxa" w:w="100"/>
+              <w:bottom w:type="dxa" w:w="60"/>
+              <w:right w:type="dxa" w:w="100"/>
+            </w:tcMar>
+          </w:tcPr>
+          <w:p>
+            <w:r>
+              <w:rPr>
+                <w:rFonts w:ascii="맑은 고딕" w:cs="맑은 고딕" w:eastAsia="맑은 고딕" w:hAnsi="맑은 고딕"/>
+                <w:b w:val="false"/>
+                <w:bCs w:val="false"/>
+                <w:sz w:val="19"/>
+                <w:szCs w:val="19"/>
+              </w:rPr>
+              <w:t xml:space="preserve">AI 판단 → 애매 구간 판정</w:t>
+            </w:r>
+          </w:p>
+        </w:tc>
+        <w:tc>
+          <w:tcPr>
+            <w:tcW w:type="dxa" w:w="6800"/>
+            <w:tcMar>
+              <w:top w:type="dxa" w:w="60"/>
+              <w:left w:type="dxa" w:w="100"/>
+              <w:bottom w:type="dxa" w:w="60"/>
+              <w:right w:type="dxa" w:w="100"/>
+            </w:tcMar>
+          </w:tcPr>
+          <w:p>
+            <w:r>
+              <w:rPr>
+                <w:rFonts w:ascii="맑은 고딕" w:cs="맑은 고딕" w:eastAsia="맑은 고딕" w:hAnsi="맑은 고딕"/>
+                <w:b w:val="false"/>
+                <w:bCs w:val="false"/>
+                <w:sz w:val="19"/>
+                <w:szCs w:val="19"/>
+              </w:rPr>
+              <w:t xml:space="preserve">확률이 높아 보여도 보정 셋 기준으로 확신할 수 없으면 자동판정하지 않고 사람에게 넘김(RISK-01, 06)</w:t>
+            </w:r>
+          </w:p>
+        </w:tc>
+      </w:tr>
+      <w:tr>
+        <w:trPr>
+          <w:cantSplit/>
+        </w:trPr>
+        <w:tc>
+          <w:tcPr>
+            <w:tcW w:type="dxa" w:w="2800"/>
+            <w:tcMar>
+              <w:top w:type="dxa" w:w="60"/>
+              <w:left w:type="dxa" w:w="100"/>
+              <w:bottom w:type="dxa" w:w="60"/>
+              <w:right w:type="dxa" w:w="100"/>
+            </w:tcMar>
+          </w:tcPr>
+          <w:p>
+            <w:r>
+              <w:rPr>
+                <w:rFonts w:ascii="맑은 고딕" w:cs="맑은 고딕" w:eastAsia="맑은 고딕" w:hAnsi="맑은 고딕"/>
+                <w:b w:val="false"/>
+                <w:bCs w:val="false"/>
+                <w:sz w:val="19"/>
+                <w:szCs w:val="19"/>
+              </w:rPr>
+              <w:t xml:space="preserve">분기 → 우선순위 매트릭스</w:t>
+            </w:r>
+          </w:p>
+        </w:tc>
+        <w:tc>
+          <w:tcPr>
+            <w:tcW w:type="dxa" w:w="6800"/>
+            <w:tcMar>
+              <w:top w:type="dxa" w:w="60"/>
+              <w:left w:type="dxa" w:w="100"/>
+              <w:bottom w:type="dxa" w:w="60"/>
+              <w:right w:type="dxa" w:w="100"/>
+            </w:tcMar>
+          </w:tcPr>
+          <w:p>
+            <w:r>
+              <w:rPr>
+                <w:rFonts w:ascii="맑은 고딕" w:cs="맑은 고딕" w:eastAsia="맑은 고딕" w:hAnsi="맑은 고딕"/>
+                <w:b w:val="false"/>
+                <w:bCs w:val="false"/>
+                <w:sz w:val="19"/>
+                <w:szCs w:val="19"/>
+              </w:rPr>
+              <w:t xml:space="preserve">같은 “검토 필요”도 급한 정도가 다르므로 검토자 자원을 피해가 큰 건에 먼저 배치(RISK-03 완화)</w:t>
+            </w:r>
+          </w:p>
+        </w:tc>
+      </w:tr>
+      <w:tr>
+        <w:trPr>
+          <w:cantSplit/>
+        </w:trPr>
+        <w:tc>
+          <w:tcPr>
+            <w:tcW w:type="dxa" w:w="2800"/>
+            <w:tcMar>
+              <w:top w:type="dxa" w:w="60"/>
+              <w:left w:type="dxa" w:w="100"/>
+              <w:bottom w:type="dxa" w:w="60"/>
+              <w:right w:type="dxa" w:w="100"/>
+            </w:tcMar>
+          </w:tcPr>
+          <w:p>
+            <w:r>
+              <w:rPr>
+                <w:rFonts w:ascii="맑은 고딕" w:cs="맑은 고딕" w:eastAsia="맑은 고딕" w:hAnsi="맑은 고딕"/>
+                <w:b w:val="false"/>
+                <w:bCs w:val="false"/>
+                <w:sz w:val="19"/>
+                <w:szCs w:val="19"/>
+              </w:rPr>
+              <w:t xml:space="preserve">매트릭스 → 검토자 큐</w:t>
+            </w:r>
+          </w:p>
+        </w:tc>
+        <w:tc>
+          <w:tcPr>
+            <w:tcW w:type="dxa" w:w="6800"/>
+            <w:tcMar>
+              <w:top w:type="dxa" w:w="60"/>
+              <w:left w:type="dxa" w:w="100"/>
+              <w:bottom w:type="dxa" w:w="60"/>
+              <w:right w:type="dxa" w:w="100"/>
+            </w:tcMar>
+          </w:tcPr>
+          <w:p>
+            <w:r>
+              <w:rPr>
+                <w:rFonts w:ascii="맑은 고딕" w:cs="맑은 고딕" w:eastAsia="맑은 고딕" w:hAnsi="맑은 고딕"/>
+                <w:b w:val="false"/>
+                <w:bCs w:val="false"/>
+                <w:sz w:val="19"/>
+                <w:szCs w:val="19"/>
+              </w:rPr>
+              <w:t xml:space="preserve">매트릭스는 순서를 정하는 수단일 뿐 자동 처리·반려 근거가 되지 않도록 큐 단계를 반드시 통과</w:t>
+            </w:r>
+          </w:p>
+        </w:tc>
+      </w:tr>
+      <w:tr>
+        <w:trPr>
+          <w:cantSplit/>
+        </w:trPr>
+        <w:tc>
+          <w:tcPr>
+            <w:tcW w:type="dxa" w:w="2800"/>
+            <w:tcMar>
+              <w:top w:type="dxa" w:w="60"/>
+              <w:left w:type="dxa" w:w="100"/>
+              <w:bottom w:type="dxa" w:w="60"/>
+              <w:right w:type="dxa" w:w="100"/>
+            </w:tcMar>
+          </w:tcPr>
+          <w:p>
+            <w:r>
+              <w:rPr>
+                <w:rFonts w:ascii="맑은 고딕" w:cs="맑은 고딕" w:eastAsia="맑은 고딕" w:hAnsi="맑은 고딕"/>
+                <w:b w:val="false"/>
+                <w:bCs w:val="false"/>
+                <w:sz w:val="19"/>
+                <w:szCs w:val="19"/>
+              </w:rPr>
+              <w:t xml:space="preserve">검토자 큐 → 인간 개입</w:t>
+            </w:r>
+          </w:p>
+        </w:tc>
+        <w:tc>
+          <w:tcPr>
+            <w:tcW w:type="dxa" w:w="6800"/>
+            <w:tcMar>
+              <w:top w:type="dxa" w:w="60"/>
+              <w:left w:type="dxa" w:w="100"/>
+              <w:bottom w:type="dxa" w:w="60"/>
+              <w:right w:type="dxa" w:w="100"/>
+            </w:tcMar>
+          </w:tcPr>
+          <w:p>
+            <w:r>
+              <w:rPr>
+                <w:rFonts w:ascii="맑은 고딕" w:cs="맑은 고딕" w:eastAsia="맑은 고딕" w:hAnsi="맑은 고딕"/>
+                <w:b w:val="false"/>
+                <w:bCs w:val="false"/>
+                <w:sz w:val="19"/>
+                <w:szCs w:val="19"/>
+              </w:rPr>
+              <w:t xml:space="preserve">AI 판단을 실행으로 바로 연결하지 않고 사람의 결정을 거치게 해 Agent 자율권한을 판단까지로 제한</w:t>
+            </w:r>
+          </w:p>
+        </w:tc>
+      </w:tr>
+      <w:tr>
+        <w:trPr>
+          <w:cantSplit/>
+        </w:trPr>
+        <w:tc>
+          <w:tcPr>
+            <w:tcW w:type="dxa" w:w="2800"/>
+            <w:tcMar>
+              <w:top w:type="dxa" w:w="60"/>
+              <w:left w:type="dxa" w:w="100"/>
+              <w:bottom w:type="dxa" w:w="60"/>
+              <w:right w:type="dxa" w:w="100"/>
+            </w:tcMar>
+          </w:tcPr>
+          <w:p>
+            <w:r>
+              <w:rPr>
+                <w:rFonts w:ascii="맑은 고딕" w:cs="맑은 고딕" w:eastAsia="맑은 고딕" w:hAnsi="맑은 고딕"/>
+                <w:b w:val="false"/>
+                <w:bCs w:val="false"/>
+                <w:sz w:val="19"/>
+                <w:szCs w:val="19"/>
+              </w:rPr>
+              <w:t xml:space="preserve">인간 개입 → 기록·피드백</w:t>
+            </w:r>
+          </w:p>
+        </w:tc>
+        <w:tc>
+          <w:tcPr>
+            <w:tcW w:type="dxa" w:w="6800"/>
+            <w:tcMar>
+              <w:top w:type="dxa" w:w="60"/>
+              <w:left w:type="dxa" w:w="100"/>
+              <w:bottom w:type="dxa" w:w="60"/>
+              <w:right w:type="dxa" w:w="100"/>
+            </w:tcMar>
+          </w:tcPr>
+          <w:p>
+            <w:r>
+              <w:rPr>
+                <w:rFonts w:ascii="맑은 고딕" w:cs="맑은 고딕" w:eastAsia="맑은 고딕" w:hAnsi="맑은 고딕"/>
+                <w:b w:val="false"/>
+                <w:bCs w:val="false"/>
+                <w:sz w:val="19"/>
+                <w:szCs w:val="19"/>
+              </w:rPr>
+              <w:t xml:space="preserve">개별 결정으로 끝내지 않고 누적해 BK02 임계값·잔여 위험 재검토 입력으로 사용 — 파이프라인은 선형이 아니라 BK02로 되돌아가는 순환 구조</w:t>
+            </w:r>
+          </w:p>
+        </w:tc>
+      </w:tr>
+    </w:tbl>
+    <w:p>
+      <w:pPr>
+        <w:spacing w:after="120"/>
+      </w:pPr>
+      <w:r>
+        <w:rPr>
+          <w:rFonts w:ascii="맑은 고딕" w:cs="맑은 고딕" w:eastAsia="맑은 고딕" w:hAnsi="맑은 고딕"/>
+        </w:rPr>
+        <w:t xml:space="preserve"/>
+      </w:r>
+    </w:p>
+    <w:p>
+      <w:pPr>
+        <w:pStyle w:val="Heading2"/>
+        <w:spacing w:after="120" w:before="240"/>
+      </w:pPr>
+      <w:r>
+        <w:t xml:space="preserve">5-4. 애매 구간 판정 (Conformal) 계획</w:t>
+      </w:r>
+    </w:p>
+    <w:tbl>
+      <w:tblPr>
+        <w:tblW w:type="dxa" w:w="9600"/>
+        <w:tblBorders>
+          <w:top w:val="single" w:color="auto" w:sz="4"/>
+          <w:left w:val="single" w:color="auto" w:sz="4"/>
+          <w:bottom w:val="single" w:color="auto" w:sz="4"/>
+          <w:right w:val="single" w:color="auto" w:sz="4"/>
+          <w:insideH w:val="single" w:color="auto" w:sz="4"/>
+          <w:insideV w:val="single" w:color="auto" w:sz="4"/>
+        </w:tblBorders>
+      </w:tblPr>
+      <w:tblGrid>
+        <w:gridCol w:w="2000"/>
+        <w:gridCol w:w="7600"/>
+      </w:tblGrid>
+      <w:tr>
+        <w:trPr>
+          <w:tblHeader/>
+        </w:trPr>
+        <w:tc>
+          <w:tcPr>
+            <w:tcW w:type="dxa" w:w="2000"/>
+            <w:shd w:fill="D9D9F3" w:val="clear"/>
+            <w:tcMar>
+              <w:top w:type="dxa" w:w="60"/>
+              <w:left w:type="dxa" w:w="100"/>
+              <w:bottom w:type="dxa" w:w="60"/>
+              <w:right w:type="dxa" w:w="100"/>
+            </w:tcMar>
+          </w:tcPr>
+          <w:p>
+            <w:r>
+              <w:rPr>
+                <w:rFonts w:ascii="맑은 고딕" w:cs="맑은 고딕" w:eastAsia="맑은 고딕" w:hAnsi="맑은 고딕"/>
+                <w:b/>
+                <w:bCs/>
+                <w:sz w:val="20"/>
+                <w:szCs w:val="20"/>
+              </w:rPr>
+              <w:t xml:space="preserve">항목</w:t>
+            </w:r>
+          </w:p>
+        </w:tc>
+        <w:tc>
+          <w:tcPr>
+            <w:tcW w:type="dxa" w:w="7600"/>
+            <w:shd w:fill="D9D9F3" w:val="clear"/>
+            <w:tcMar>
+              <w:top w:type="dxa" w:w="60"/>
+              <w:left w:type="dxa" w:w="100"/>
+              <w:bottom w:type="dxa" w:w="60"/>
+              <w:right w:type="dxa" w:w="100"/>
+            </w:tcMar>
+          </w:tcPr>
+          <w:p>
+            <w:r>
+              <w:rPr>
+                <w:rFonts w:ascii="맑은 고딕" w:cs="맑은 고딕" w:eastAsia="맑은 고딕" w:hAnsi="맑은 고딕"/>
+                <w:b/>
+                <w:bCs/>
+                <w:sz w:val="20"/>
+                <w:szCs w:val="20"/>
+              </w:rPr>
+              <w:t xml:space="preserve">계획</w:t>
+            </w:r>
+          </w:p>
+        </w:tc>
+      </w:tr>
+      <w:tr>
+        <w:trPr>
+          <w:cantSplit/>
+        </w:trPr>
+        <w:tc>
+          <w:tcPr>
+            <w:tcW w:type="dxa" w:w="2000"/>
+            <w:tcMar>
+              <w:top w:type="dxa" w:w="60"/>
+              <w:left w:type="dxa" w:w="100"/>
+              <w:bottom w:type="dxa" w:w="60"/>
+              <w:right w:type="dxa" w:w="100"/>
+            </w:tcMar>
+          </w:tcPr>
+          <w:p>
+            <w:r>
+              <w:rPr>
+                <w:rFonts w:ascii="맑은 고딕" w:cs="맑은 고딕" w:eastAsia="맑은 고딕" w:hAnsi="맑은 고딕"/>
+                <w:b w:val="false"/>
+                <w:bCs w:val="false"/>
+                <w:sz w:val="19"/>
+                <w:szCs w:val="19"/>
+              </w:rPr>
+              <w:t xml:space="preserve">비적합도</w:t>
+            </w:r>
+          </w:p>
+        </w:tc>
+        <w:tc>
+          <w:tcPr>
+            <w:tcW w:type="dxa" w:w="7600"/>
+            <w:tcMar>
+              <w:top w:type="dxa" w:w="60"/>
+              <w:left w:type="dxa" w:w="100"/>
+              <w:bottom w:type="dxa" w:w="60"/>
+              <w:right w:type="dxa" w:w="100"/>
+            </w:tcMar>
+          </w:tcPr>
+          <w:p>
+            <w:r>
+              <w:rPr>
+                <w:rFonts w:ascii="맑은 고딕" w:cs="맑은 고딕" w:eastAsia="맑은 고딕" w:hAnsi="맑은 고딕"/>
+                <w:b w:val="false"/>
+                <w:bCs w:val="false"/>
+                <w:sz w:val="19"/>
+                <w:szCs w:val="19"/>
+              </w:rPr>
+              <w:t xml:space="preserve">s(x, y) = 1 − p̂(y | x), p̂는 A.X 4.0 Light의 라벨 토큰 확률</w:t>
+            </w:r>
+          </w:p>
+        </w:tc>
+      </w:tr>
+      <w:tr>
+        <w:trPr>
+          <w:cantSplit/>
+        </w:trPr>
+        <w:tc>
+          <w:tcPr>
+            <w:tcW w:type="dxa" w:w="2000"/>
+            <w:tcMar>
+              <w:top w:type="dxa" w:w="60"/>
+              <w:left w:type="dxa" w:w="100"/>
+              <w:bottom w:type="dxa" w:w="60"/>
+              <w:right w:type="dxa" w:w="100"/>
+            </w:tcMar>
+          </w:tcPr>
+          <w:p>
+            <w:r>
+              <w:rPr>
+                <w:rFonts w:ascii="맑은 고딕" w:cs="맑은 고딕" w:eastAsia="맑은 고딕" w:hAnsi="맑은 고딕"/>
+                <w:b w:val="false"/>
+                <w:bCs w:val="false"/>
+                <w:sz w:val="19"/>
+                <w:szCs w:val="19"/>
+              </w:rPr>
+              <w:t xml:space="preserve">분위수</w:t>
+            </w:r>
+          </w:p>
+        </w:tc>
+        <w:tc>
+          <w:tcPr>
+            <w:tcW w:type="dxa" w:w="7600"/>
+            <w:tcMar>
+              <w:top w:type="dxa" w:w="60"/>
+              <w:left w:type="dxa" w:w="100"/>
+              <w:bottom w:type="dxa" w:w="60"/>
+              <w:right w:type="dxa" w:w="100"/>
+            </w:tcMar>
+          </w:tcPr>
+          <w:p>
+            <w:r>
+              <w:rPr>
+                <w:rFonts w:ascii="맑은 고딕" w:cs="맑은 고딕" w:eastAsia="맑은 고딕" w:hAnsi="맑은 고딕"/>
+                <w:b w:val="false"/>
+                <w:bCs w:val="false"/>
+                <w:sz w:val="19"/>
+                <w:szCs w:val="19"/>
+              </w:rPr>
+              <w:t xml:space="preserve">한국어 보정 셋에서 정답이 y인 표본의 s에 대해 수준 ⌈(n_y+1)(1−α)⌉/n_y의 분위수 q̂_y를 계산(클래스 조건부)</w:t>
+            </w:r>
+          </w:p>
+        </w:tc>
+      </w:tr>
+      <w:tr>
+        <w:trPr>
+          <w:cantSplit/>
+        </w:trPr>
+        <w:tc>
+          <w:tcPr>
+            <w:tcW w:type="dxa" w:w="2000"/>
+            <w:tcMar>
+              <w:top w:type="dxa" w:w="60"/>
+              <w:left w:type="dxa" w:w="100"/>
+              <w:bottom w:type="dxa" w:w="60"/>
+              <w:right w:type="dxa" w:w="100"/>
+            </w:tcMar>
+          </w:tcPr>
+          <w:p>
+            <w:r>
+              <w:rPr>
+                <w:rFonts w:ascii="맑은 고딕" w:cs="맑은 고딕" w:eastAsia="맑은 고딕" w:hAnsi="맑은 고딕"/>
+                <w:b w:val="false"/>
+                <w:bCs w:val="false"/>
+                <w:sz w:val="19"/>
+                <w:szCs w:val="19"/>
+              </w:rPr>
+              <w:t xml:space="preserve">예측집합</w:t>
+            </w:r>
+          </w:p>
+        </w:tc>
+        <w:tc>
+          <w:tcPr>
+            <w:tcW w:type="dxa" w:w="7600"/>
+            <w:tcMar>
+              <w:top w:type="dxa" w:w="60"/>
+              <w:left w:type="dxa" w:w="100"/>
+              <w:bottom w:type="dxa" w:w="60"/>
+              <w:right w:type="dxa" w:w="100"/>
+            </w:tcMar>
+          </w:tcPr>
+          <w:p>
+            <w:r>
+              <w:rPr>
+                <w:rFonts w:ascii="맑은 고딕" w:cs="맑은 고딕" w:eastAsia="맑은 고딕" w:hAnsi="맑은 고딕"/>
+                <w:b w:val="false"/>
+                <w:bCs w:val="false"/>
+                <w:sz w:val="19"/>
+                <w:szCs w:val="19"/>
+              </w:rPr>
+              <w:t xml:space="preserve">C(x) = { y : 1 − p̂(y | x) ≤ q̂_y }. 두 클래스를 모두 포함하거나 공집합이면 “애매”로 보고 자동판정하지 않고 인간에게 이관</w:t>
+            </w:r>
+          </w:p>
+        </w:tc>
+      </w:tr>
+      <w:tr>
+        <w:trPr>
+          <w:cantSplit/>
+        </w:trPr>
+        <w:tc>
+          <w:tcPr>
+            <w:tcW w:type="dxa" w:w="2000"/>
+            <w:tcMar>
+              <w:top w:type="dxa" w:w="60"/>
+              <w:left w:type="dxa" w:w="100"/>
+              <w:bottom w:type="dxa" w:w="60"/>
+              <w:right w:type="dxa" w:w="100"/>
+            </w:tcMar>
+          </w:tcPr>
+          <w:p>
+            <w:r>
+              <w:rPr>
+                <w:rFonts w:ascii="맑은 고딕" w:cs="맑은 고딕" w:eastAsia="맑은 고딕" w:hAnsi="맑은 고딕"/>
+                <w:b w:val="false"/>
+                <w:bCs w:val="false"/>
+                <w:sz w:val="19"/>
+                <w:szCs w:val="19"/>
+              </w:rPr>
+              <w:t xml:space="preserve">보장</w:t>
+            </w:r>
+          </w:p>
+        </w:tc>
+        <w:tc>
+          <w:tcPr>
+            <w:tcW w:type="dxa" w:w="7600"/>
+            <w:tcMar>
+              <w:top w:type="dxa" w:w="60"/>
+              <w:left w:type="dxa" w:w="100"/>
+              <w:bottom w:type="dxa" w:w="60"/>
+              <w:right w:type="dxa" w:w="100"/>
+            </w:tcMar>
+          </w:tcPr>
+          <w:p>
+            <w:r>
+              <w:rPr>
+                <w:rFonts w:ascii="맑은 고딕" w:cs="맑은 고딕" w:eastAsia="맑은 고딕" w:hAnsi="맑은 고딕"/>
+                <w:b w:val="false"/>
+                <w:bCs w:val="false"/>
+                <w:sz w:val="19"/>
+                <w:szCs w:val="19"/>
+              </w:rPr>
+              <w:t xml:space="preserve">P(클릭베이트 ∈ C(x) | 정답 = 클릭베이트) ≥ 1−α. 클릭베이트가 확정 판정 또는 인간 이관에 포함될 확률이 1−α 이상</w:t>
+            </w:r>
+          </w:p>
+        </w:tc>
+      </w:tr>
+      <w:tr>
+        <w:trPr>
+          <w:cantSplit/>
+        </w:trPr>
+        <w:tc>
+          <w:tcPr>
+            <w:tcW w:type="dxa" w:w="2000"/>
+            <w:tcMar>
+              <w:top w:type="dxa" w:w="60"/>
+              <w:left w:type="dxa" w:w="100"/>
+              <w:bottom w:type="dxa" w:w="60"/>
+              <w:right w:type="dxa" w:w="100"/>
+            </w:tcMar>
+          </w:tcPr>
+          <w:p>
+            <w:r>
+              <w:rPr>
+                <w:rFonts w:ascii="맑은 고딕" w:cs="맑은 고딕" w:eastAsia="맑은 고딕" w:hAnsi="맑은 고딕"/>
+                <w:b w:val="false"/>
+                <w:bCs w:val="false"/>
+                <w:sz w:val="19"/>
+                <w:szCs w:val="19"/>
+              </w:rPr>
+              <w:t xml:space="preserve">생성 유형 처리</w:t>
+            </w:r>
+          </w:p>
+        </w:tc>
+        <w:tc>
+          <w:tcPr>
+            <w:tcW w:type="dxa" w:w="7600"/>
+            <w:tcMar>
+              <w:top w:type="dxa" w:w="60"/>
+              <w:left w:type="dxa" w:w="100"/>
+              <w:bottom w:type="dxa" w:w="60"/>
+              <w:right w:type="dxa" w:w="100"/>
+            </w:tcMar>
+          </w:tcPr>
+          <w:p>
+            <w:r>
+              <w:rPr>
+                <w:rFonts w:ascii="맑은 고딕" w:cs="맑은 고딕" w:eastAsia="맑은 고딕" w:hAnsi="맑은 고딕"/>
+                <w:b w:val="false"/>
+                <w:bCs w:val="false"/>
+                <w:sz w:val="19"/>
+                <w:szCs w:val="19"/>
+              </w:rPr>
+              <w:t xml:space="preserve">Auto/Direct는 운영 시 알 수 없어 조건으로 쓸 수 없다. 클릭베이트의 q̂는 사람이 직접 변형한 Direct 표본으로 산출해 보수적으로 잡고, Auto 표본의 커버리지는 별도로 실측해 보고</w:t>
+            </w:r>
+          </w:p>
+        </w:tc>
+      </w:tr>
+      <w:tr>
+        <w:trPr>
+          <w:cantSplit/>
+        </w:trPr>
+        <w:tc>
+          <w:tcPr>
+            <w:tcW w:type="dxa" w:w="2000"/>
+            <w:tcMar>
+              <w:top w:type="dxa" w:w="60"/>
+              <w:left w:type="dxa" w:w="100"/>
+              <w:bottom w:type="dxa" w:w="60"/>
+              <w:right w:type="dxa" w:w="100"/>
+            </w:tcMar>
+          </w:tcPr>
+          <w:p>
+            <w:r>
+              <w:rPr>
+                <w:rFonts w:ascii="맑은 고딕" w:cs="맑은 고딕" w:eastAsia="맑은 고딕" w:hAnsi="맑은 고딕"/>
+                <w:b w:val="false"/>
+                <w:bCs w:val="false"/>
+                <w:sz w:val="19"/>
+                <w:szCs w:val="19"/>
+              </w:rPr>
+              <w:t xml:space="preserve">카테고리</w:t>
+            </w:r>
+          </w:p>
+        </w:tc>
+        <w:tc>
+          <w:tcPr>
+            <w:tcW w:type="dxa" w:w="7600"/>
+            <w:tcMar>
+              <w:top w:type="dxa" w:w="60"/>
+              <w:left w:type="dxa" w:w="100"/>
+              <w:bottom w:type="dxa" w:w="60"/>
+              <w:right w:type="dxa" w:w="100"/>
+            </w:tcMar>
+          </w:tcPr>
+          <w:p>
+            <w:r>
+              <w:rPr>
+                <w:rFonts w:ascii="맑은 고딕" w:cs="맑은 고딕" w:eastAsia="맑은 고딕" w:hAnsi="맑은 고딕"/>
+                <w:b w:val="false"/>
+                <w:bCs w:val="false"/>
+                <w:sz w:val="19"/>
+                <w:szCs w:val="19"/>
+              </w:rPr>
+              <w:t xml:space="preserve">카테고리는 관측 가능하므로 카테고리별 커버리지를 점검하고, 편차가 크면 카테고리 조건부 보정으로 전환</w:t>
+            </w:r>
+          </w:p>
+        </w:tc>
+      </w:tr>
+      <w:tr>
+        <w:trPr>
+          <w:cantSplit/>
+        </w:trPr>
+        <w:tc>
+          <w:tcPr>
+            <w:tcW w:type="dxa" w:w="2000"/>
+            <w:tcMar>
+              <w:top w:type="dxa" w:w="60"/>
+              <w:left w:type="dxa" w:w="100"/>
+              <w:bottom w:type="dxa" w:w="60"/>
+              <w:right w:type="dxa" w:w="100"/>
+            </w:tcMar>
+          </w:tcPr>
+          <w:p>
+            <w:r>
+              <w:rPr>
+                <w:rFonts w:ascii="맑은 고딕" w:cs="맑은 고딕" w:eastAsia="맑은 고딕" w:hAnsi="맑은 고딕"/>
+                <w:b w:val="false"/>
+                <w:bCs w:val="false"/>
+                <w:sz w:val="19"/>
+                <w:szCs w:val="19"/>
+              </w:rPr>
+              <w:t xml:space="preserve">전제와 한계</w:t>
+            </w:r>
+          </w:p>
+        </w:tc>
+        <w:tc>
+          <w:tcPr>
+            <w:tcW w:type="dxa" w:w="7600"/>
+            <w:tcMar>
+              <w:top w:type="dxa" w:w="60"/>
+              <w:left w:type="dxa" w:w="100"/>
+              <w:bottom w:type="dxa" w:w="60"/>
+              <w:right w:type="dxa" w:w="100"/>
+            </w:tcMar>
+          </w:tcPr>
+          <w:p>
+            <w:r>
+              <w:rPr>
+                <w:rFonts w:ascii="맑은 고딕" w:cs="맑은 고딕" w:eastAsia="맑은 고딕" w:hAnsi="맑은 고딕"/>
+                <w:b w:val="false"/>
+                <w:bCs w:val="false"/>
+                <w:sz w:val="19"/>
+                <w:szCs w:val="19"/>
+              </w:rPr>
+              <w:t xml:space="preserve">보정 셋과 운영 데이터가 교환 가능하다는 전제의 주변 보장이며 개별 기사·하위집단 보장은 아님. 공개 데이터 분포 기준이므로 분포 변화 시 갱신(RISK-10, 11, 13)</w:t>
+            </w:r>
+          </w:p>
+        </w:tc>
+      </w:tr>
+      <w:tr>
+        <w:trPr>
+          <w:cantSplit/>
+        </w:trPr>
+        <w:tc>
+          <w:tcPr>
+            <w:tcW w:type="dxa" w:w="2000"/>
+            <w:tcMar>
+              <w:top w:type="dxa" w:w="60"/>
+              <w:left w:type="dxa" w:w="100"/>
+              <w:bottom w:type="dxa" w:w="60"/>
+              <w:right w:type="dxa" w:w="100"/>
+            </w:tcMar>
+          </w:tcPr>
+          <w:p>
+            <w:r>
+              <w:rPr>
+                <w:rFonts w:ascii="맑은 고딕" w:cs="맑은 고딕" w:eastAsia="맑은 고딕" w:hAnsi="맑은 고딕"/>
+                <w:b w:val="false"/>
+                <w:bCs w:val="false"/>
+                <w:sz w:val="19"/>
+                <w:szCs w:val="19"/>
+              </w:rPr>
+              <w:t xml:space="preserve">확률 품질</w:t>
+            </w:r>
+          </w:p>
+        </w:tc>
+        <w:tc>
+          <w:tcPr>
+            <w:tcW w:type="dxa" w:w="7600"/>
+            <w:tcMar>
+              <w:top w:type="dxa" w:w="60"/>
+              <w:left w:type="dxa" w:w="100"/>
+              <w:bottom w:type="dxa" w:w="60"/>
+              <w:right w:type="dxa" w:w="100"/>
+            </w:tcMar>
+          </w:tcPr>
+          <w:p>
+            <w:r>
+              <w:rPr>
+                <w:rFonts w:ascii="맑은 고딕" w:cs="맑은 고딕" w:eastAsia="맑은 고딕" w:hAnsi="맑은 고딕"/>
+                <w:b w:val="false"/>
+                <w:bCs w:val="false"/>
+                <w:sz w:val="19"/>
+                <w:szCs w:val="19"/>
+              </w:rPr>
+              <w:t xml:space="preserve">확률 구간별 정답률과 ECE로 비적합도의 품질을 점검</w:t>
+            </w:r>
+          </w:p>
+        </w:tc>
+      </w:tr>
+    </w:tbl>
+    <w:p>
+      <w:pPr>
+        <w:spacing w:after="120"/>
+      </w:pPr>
+      <w:r>
+        <w:rPr>
+          <w:rFonts w:ascii="맑은 고딕" w:cs="맑은 고딕" w:eastAsia="맑은 고딕" w:hAnsi="맑은 고딕"/>
+        </w:rPr>
+        <w:t xml:space="preserve"/>
+      </w:r>
+    </w:p>
+    <w:p>
+      <w:pPr>
+        <w:pStyle w:val="Heading2"/>
+        <w:spacing w:after="120" w:before="240"/>
+      </w:pPr>
+      <w:r>
+        <w:t xml:space="preserve">5-5. 근거 생성과 인젝션 방어</w:t>
+      </w:r>
+    </w:p>
+    <w:p>
+      <w:pPr>
+        <w:pStyle w:val="ListParagraph"/>
+        <w:numPr>
+          <w:ilvl w:val="0"/>
+          <w:numId w:val="1"/>
+        </w:numPr>
+        <w:spacing w:after="60"/>
+      </w:pPr>
+      <w:r>
+        <w:rPr>
+          <w:rFonts w:ascii="맑은 고딕" w:cs="맑은 고딕" w:eastAsia="맑은 고딕" w:hAnsi="맑은 고딕"/>
+        </w:rPr>
+        <w:t xml:space="preserve">판단 근거는 원문 문장 번호를 인용하는 방식으로만 생성하고 자유 생성 근거는 쓰지 않는다. 근거 정답 라벨이 있는 건에서 인용 문장과 정답 문장의 일치를 평가한다(BaseKit 7)</w:t>
+      </w:r>
+    </w:p>
+    <w:p>
+      <w:pPr>
+        <w:pStyle w:val="ListParagraph"/>
+        <w:numPr>
+          <w:ilvl w:val="0"/>
+          <w:numId w:val="1"/>
+        </w:numPr>
+        <w:spacing w:after="60"/>
+      </w:pPr>
+      <w:r>
+        <w:rPr>
+          <w:rFonts w:ascii="맑은 고딕" w:cs="맑은 고딕" w:eastAsia="맑은 고딕" w:hAnsi="맑은 고딕"/>
+        </w:rPr>
+        <w:t xml:space="preserve">프롬프트 인젝션 방어: 기사 본문은 데이터 블록으로만 전달해 지시와 분리하고, 출력은 정해진 형식만 허용하며 위반 시 폐기한다(RISK-08)</w:t>
+      </w:r>
+    </w:p>
+    <w:p>
+      <w:pPr>
+        <w:pStyle w:val="Heading2"/>
+        <w:spacing w:after="120" w:before="240"/>
+      </w:pPr>
+      <w:r>
+        <w:t xml:space="preserve">5-6. 통제·요구사항 계획</w:t>
       </w:r>
     </w:p>
     <w:tbl>
@@ -197,12 +5777,15 @@
                 <w:sz w:val="20"/>
                 <w:szCs w:val="20"/>
               </w:rPr>
-              <w:t xml:space="preserve">아키텍처 반영 위치(계획)</w:t>
-            </w:r>
-          </w:p>
-        </w:tc>
-      </w:tr>
-      <w:tr>
+              <w:t xml:space="preserve">반영 위치(계획)</w:t>
+            </w:r>
+          </w:p>
+        </w:tc>
+      </w:tr>
+      <w:tr>
+        <w:trPr>
+          <w:cantSplit/>
+        </w:trPr>
         <w:tc>
           <w:tcPr>
             <w:tcW w:type="dxa" w:w="1000"/>
@@ -291,12 +5874,15 @@
                 <w:sz w:val="19"/>
                 <w:szCs w:val="19"/>
               </w:rPr>
-              <w:t xml:space="preserve">AI 모델 판단 단계 출력값에 확률·애매 여부 포함</w:t>
-            </w:r>
-          </w:p>
-        </w:tc>
-      </w:tr>
-      <w:tr>
+              <w:t xml:space="preserve">§5-3 AI 판단 단계, §5-4</w:t>
+            </w:r>
+          </w:p>
+        </w:tc>
+      </w:tr>
+      <w:tr>
+        <w:trPr>
+          <w:cantSplit/>
+        </w:trPr>
         <w:tc>
           <w:tcPr>
             <w:tcW w:type="dxa" w:w="1000"/>
@@ -385,12 +5971,15 @@
                 <w:sz w:val="19"/>
                 <w:szCs w:val="19"/>
               </w:rPr>
-              <w:t xml:space="preserve">검토자 큐·최종 게시 화면에 판정 근거 노출</w:t>
-            </w:r>
-          </w:p>
-        </w:tc>
-      </w:tr>
-      <w:tr>
+              <w:t xml:space="preserve">BaseKit 3, 검토자 큐</w:t>
+            </w:r>
+          </w:p>
+        </w:tc>
+      </w:tr>
+      <w:tr>
+        <w:trPr>
+          <w:cantSplit/>
+        </w:trPr>
         <w:tc>
           <w:tcPr>
             <w:tcW w:type="dxa" w:w="1000"/>
@@ -479,12 +6068,15 @@
                 <w:sz w:val="19"/>
                 <w:szCs w:val="19"/>
               </w:rPr>
-              <w:t xml:space="preserve">긴급도×중요도 매트릭스 + 운영 규칙</w:t>
-            </w:r>
-          </w:p>
-        </w:tc>
-      </w:tr>
-      <w:tr>
+              <w:t xml:space="preserve">§5-3 매트릭스, BaseKit 6</w:t>
+            </w:r>
+          </w:p>
+        </w:tc>
+      </w:tr>
+      <w:tr>
+        <w:trPr>
+          <w:cantSplit/>
+        </w:trPr>
         <w:tc>
           <w:tcPr>
             <w:tcW w:type="dxa" w:w="1000"/>
@@ -573,12 +6165,15 @@
                 <w:sz w:val="19"/>
                 <w:szCs w:val="19"/>
               </w:rPr>
-              <w:t xml:space="preserve">전처리 직후 카테고리 분기</w:t>
-            </w:r>
-          </w:p>
-        </w:tc>
-      </w:tr>
-      <w:tr>
+              <w:t xml:space="preserve">§5-3 카테고리 분기</w:t>
+            </w:r>
+          </w:p>
+        </w:tc>
+      </w:tr>
+      <w:tr>
+        <w:trPr>
+          <w:cantSplit/>
+        </w:trPr>
         <w:tc>
           <w:tcPr>
             <w:tcW w:type="dxa" w:w="1000"/>
@@ -667,12 +6262,15 @@
                 <w:sz w:val="19"/>
                 <w:szCs w:val="19"/>
               </w:rPr>
-              <w:t xml:space="preserve">전처리 단계</w:t>
-            </w:r>
-          </w:p>
-        </w:tc>
-      </w:tr>
-      <w:tr>
+              <w:t xml:space="preserve">§5-3 전처리, §4-3</w:t>
+            </w:r>
+          </w:p>
+        </w:tc>
+      </w:tr>
+      <w:tr>
+        <w:trPr>
+          <w:cantSplit/>
+        </w:trPr>
         <w:tc>
           <w:tcPr>
             <w:tcW w:type="dxa" w:w="1000"/>
@@ -715,7 +6313,7 @@
                 <w:sz w:val="19"/>
                 <w:szCs w:val="19"/>
               </w:rPr>
-              <w:t xml:space="preserve">재현율 우선, 애매한 경우(conformal 예측집합이 두 클래스 포함·공집합)는 자동판정 금지·인간 이관</w:t>
+              <w:t xml:space="preserve">재현율 우선, 애매한 경우는 자동판정 금지·인간 이관</w:t>
             </w:r>
           </w:p>
         </w:tc>
@@ -761,12 +6359,15 @@
                 <w:sz w:val="19"/>
                 <w:szCs w:val="19"/>
               </w:rPr>
-              <w:t xml:space="preserve">AI 판단 단계 확률 출력 + conformal 예측집합 판정</w:t>
-            </w:r>
-          </w:p>
-        </w:tc>
-      </w:tr>
-      <w:tr>
+              <w:t xml:space="preserve">§5-4</w:t>
+            </w:r>
+          </w:p>
+        </w:tc>
+      </w:tr>
+      <w:tr>
+        <w:trPr>
+          <w:cantSplit/>
+        </w:trPr>
         <w:tc>
           <w:tcPr>
             <w:tcW w:type="dxa" w:w="1000"/>
@@ -855,12 +6456,15 @@
                 <w:sz w:val="19"/>
                 <w:szCs w:val="19"/>
               </w:rPr>
-              <w:t xml:space="preserve">검토자 큐 화면 고지 + 인간 개입 행동 항목</w:t>
-            </w:r>
-          </w:p>
-        </w:tc>
-      </w:tr>
-      <w:tr>
+              <w:t xml:space="preserve">BaseKit 3, BaseKit 6</w:t>
+            </w:r>
+          </w:p>
+        </w:tc>
+      </w:tr>
+      <w:tr>
+        <w:trPr>
+          <w:cantSplit/>
+        </w:trPr>
         <w:tc>
           <w:tcPr>
             <w:tcW w:type="dxa" w:w="1000"/>
@@ -926,7 +6530,7 @@
                 <w:sz w:val="19"/>
                 <w:szCs w:val="19"/>
               </w:rPr>
-              <w:t xml:space="preserve">기사 본문은 지시로 해석되지 않도록 구분되어야 하며 형식을 벗어난 출력은 폐기</w:t>
+              <w:t xml:space="preserve">기사 본문은 지시로 해석되지 않아야 하며 형식을 벗어난 출력은 폐기</w:t>
             </w:r>
           </w:p>
         </w:tc>
@@ -949,12 +6553,15 @@
                 <w:sz w:val="19"/>
                 <w:szCs w:val="19"/>
               </w:rPr>
-              <w:t xml:space="preserve">모델 입력 구성 + 출력 포맷 제약</w:t>
-            </w:r>
-          </w:p>
-        </w:tc>
-      </w:tr>
-      <w:tr>
+              <w:t xml:space="preserve">§5-2, §5-5</w:t>
+            </w:r>
+          </w:p>
+        </w:tc>
+      </w:tr>
+      <w:tr>
+        <w:trPr>
+          <w:cantSplit/>
+        </w:trPr>
         <w:tc>
           <w:tcPr>
             <w:tcW w:type="dxa" w:w="1000"/>
@@ -1043,12 +6650,15 @@
                 <w:sz w:val="19"/>
                 <w:szCs w:val="19"/>
               </w:rPr>
-              <w:t xml:space="preserve">기록·피드백 단계 → 모니터링</w:t>
-            </w:r>
-          </w:p>
-        </w:tc>
-      </w:tr>
-      <w:tr>
+              <w:t xml:space="preserve">§5-3 피드백, BaseKit 7</w:t>
+            </w:r>
+          </w:p>
+        </w:tc>
+      </w:tr>
+      <w:tr>
+        <w:trPr>
+          <w:cantSplit/>
+        </w:trPr>
         <w:tc>
           <w:tcPr>
             <w:tcW w:type="dxa" w:w="1000"/>
@@ -1091,7 +6701,7 @@
                 <w:sz w:val="19"/>
                 <w:szCs w:val="19"/>
               </w:rPr>
-              <w:t xml:space="preserve">영어 보조 데이터는 보조 용도로 제한, 한국어 기준 평가</w:t>
+              <w:t xml:space="preserve">영어 보조 데이터는 보조 용도로 제한, 한국어 기준 평가·보정</w:t>
             </w:r>
           </w:p>
         </w:tc>
@@ -1137,12 +6747,15 @@
                 <w:sz w:val="19"/>
                 <w:szCs w:val="19"/>
               </w:rPr>
-              <w:t xml:space="preserve">데이터 활용 기준 + 평가 계획</w:t>
-            </w:r>
-          </w:p>
-        </w:tc>
-      </w:tr>
-      <w:tr>
+              <w:t xml:space="preserve">§4-1, §4-5, BaseKit 7</w:t>
+            </w:r>
+          </w:p>
+        </w:tc>
+      </w:tr>
+      <w:tr>
+        <w:trPr>
+          <w:cantSplit/>
+        </w:trPr>
         <w:tc>
           <w:tcPr>
             <w:tcW w:type="dxa" w:w="1000"/>
@@ -1208,7 +6821,7 @@
                 <w:sz w:val="19"/>
                 <w:szCs w:val="19"/>
               </w:rPr>
-              <w:t xml:space="preserve">모델 버전과 임계값 변경 이력 기록</w:t>
+              <w:t xml:space="preserve">모델 버전과 보정 설정 변경 이력 기록</w:t>
             </w:r>
           </w:p>
         </w:tc>
@@ -1231,12 +6844,15 @@
                 <w:sz w:val="19"/>
                 <w:szCs w:val="19"/>
               </w:rPr>
-              <w:t xml:space="preserve">모니터링 + 일관성 요구사항</w:t>
-            </w:r>
-          </w:p>
-        </w:tc>
-      </w:tr>
-      <w:tr>
+              <w:t xml:space="preserve">BaseKit 3, BaseKit 7</w:t>
+            </w:r>
+          </w:p>
+        </w:tc>
+      </w:tr>
+      <w:tr>
+        <w:trPr>
+          <w:cantSplit/>
+        </w:trPr>
         <w:tc>
           <w:tcPr>
             <w:tcW w:type="dxa" w:w="1000"/>
@@ -1279,7 +6895,7 @@
                 <w:sz w:val="19"/>
                 <w:szCs w:val="19"/>
               </w:rPr>
-              <w:t xml:space="preserve">② 외부 검색(RAG) 근거는 출처 링크 병기·화이트리스트 적용, 검색 결과 격리, 최종 사실 판단은 사람</w:t>
+              <w:t xml:space="preserve">② 외부 검색(RAG) 근거는 출처 링크 병기·화이트리스트, 검색 결과 격리, 최종 사실 판단은 사람</w:t>
             </w:r>
           </w:p>
         </w:tc>
@@ -1325,7 +6941,104 @@
                 <w:sz w:val="19"/>
                 <w:szCs w:val="19"/>
               </w:rPr>
-              <w:t xml:space="preserve">② 검증 Agent 확장 설계(개념 수준)</w:t>
+              <w:t xml:space="preserve">② 검증 Agent 확장 설계(개념 수준), §4-6</w:t>
+            </w:r>
+          </w:p>
+        </w:tc>
+      </w:tr>
+      <w:tr>
+        <w:trPr>
+          <w:cantSplit/>
+        </w:trPr>
+        <w:tc>
+          <w:tcPr>
+            <w:tcW w:type="dxa" w:w="1000"/>
+            <w:tcMar>
+              <w:top w:type="dxa" w:w="60"/>
+              <w:left w:type="dxa" w:w="100"/>
+              <w:bottom w:type="dxa" w:w="60"/>
+              <w:right w:type="dxa" w:w="100"/>
+            </w:tcMar>
+          </w:tcPr>
+          <w:p>
+            <w:r>
+              <w:rPr>
+                <w:rFonts w:ascii="맑은 고딕" w:cs="맑은 고딕" w:eastAsia="맑은 고딕" w:hAnsi="맑은 고딕"/>
+                <w:b w:val="false"/>
+                <w:bCs w:val="false"/>
+                <w:sz w:val="19"/>
+                <w:szCs w:val="19"/>
+              </w:rPr>
+              <w:t xml:space="preserve">RISK-13</w:t>
+            </w:r>
+          </w:p>
+        </w:tc>
+        <w:tc>
+          <w:tcPr>
+            <w:tcW w:type="dxa" w:w="3000"/>
+            <w:tcMar>
+              <w:top w:type="dxa" w:w="60"/>
+              <w:left w:type="dxa" w:w="100"/>
+              <w:bottom w:type="dxa" w:w="60"/>
+              <w:right w:type="dxa" w:w="100"/>
+            </w:tcMar>
+          </w:tcPr>
+          <w:p>
+            <w:r>
+              <w:rPr>
+                <w:rFonts w:ascii="맑은 고딕" w:cs="맑은 고딕" w:eastAsia="맑은 고딕" w:hAnsi="맑은 고딕"/>
+                <w:b w:val="false"/>
+                <w:bCs w:val="false"/>
+                <w:sz w:val="19"/>
+                <w:szCs w:val="19"/>
+              </w:rPr>
+              <w:t xml:space="preserve">Auto/Direct 분리 평가, 클릭베이트 보정은 Direct 표본 기준, 한계 고지, 본선 전 실제 기사 표본 점검</w:t>
+            </w:r>
+          </w:p>
+        </w:tc>
+        <w:tc>
+          <w:tcPr>
+            <w:tcW w:type="dxa" w:w="3000"/>
+            <w:tcMar>
+              <w:top w:type="dxa" w:w="60"/>
+              <w:left w:type="dxa" w:w="100"/>
+              <w:bottom w:type="dxa" w:w="60"/>
+              <w:right w:type="dxa" w:w="100"/>
+            </w:tcMar>
+          </w:tcPr>
+          <w:p>
+            <w:r>
+              <w:rPr>
+                <w:rFonts w:ascii="맑은 고딕" w:cs="맑은 고딕" w:eastAsia="맑은 고딕" w:hAnsi="맑은 고딕"/>
+                <w:b w:val="false"/>
+                <w:bCs w:val="false"/>
+                <w:sz w:val="19"/>
+                <w:szCs w:val="19"/>
+              </w:rPr>
+              <w:t xml:space="preserve">성능은 유형별로 분해해 보고하고, 보장은 “이 데이터 분포에 한해”임을 명시</w:t>
+            </w:r>
+          </w:p>
+        </w:tc>
+        <w:tc>
+          <w:tcPr>
+            <w:tcW w:type="dxa" w:w="2600"/>
+            <w:tcMar>
+              <w:top w:type="dxa" w:w="60"/>
+              <w:left w:type="dxa" w:w="100"/>
+              <w:bottom w:type="dxa" w:w="60"/>
+              <w:right w:type="dxa" w:w="100"/>
+            </w:tcMar>
+          </w:tcPr>
+          <w:p>
+            <w:r>
+              <w:rPr>
+                <w:rFonts w:ascii="맑은 고딕" w:cs="맑은 고딕" w:eastAsia="맑은 고딕" w:hAnsi="맑은 고딕"/>
+                <w:b w:val="false"/>
+                <w:bCs w:val="false"/>
+                <w:sz w:val="19"/>
+                <w:szCs w:val="19"/>
+              </w:rPr>
+              <w:t xml:space="preserve">§4-4, §4-5, §5-4, BaseKit 7</w:t>
             </w:r>
           </w:p>
         </w:tc>
@@ -1400,7 +7113,7 @@
         <w:rPr>
           <w:rFonts w:ascii="맑은 고딕" w:cs="맑은 고딕" w:eastAsia="맑은 고딕" w:hAnsi="맑은 고딕"/>
         </w:rPr>
-        <w:t xml:space="preserve">일관성: 동일 입력에 대해 동일한 신뢰도 범위 내 판단을 반복 가능하도록 모델 버전 고정·기록</w:t>
+        <w:t xml:space="preserve">일관성: 동일 입력에 대해 동일한 판단을 반복할 수 있도록 모델·프롬프트 버전을 고정하고 기록</w:t>
       </w:r>
     </w:p>
     <w:p>
@@ -1421,11 +7134,19 @@
     </w:p>
     <w:p>
       <w:pPr>
+        <w:pageBreakBefore/>
+      </w:pPr>
+      <w:r>
+        <w:t xml:space="preserve"/>
+      </w:r>
+    </w:p>
+    <w:p>
+      <w:pPr>
         <w:pStyle w:val="Heading1"/>
         <w:spacing w:after="150" w:before="300"/>
       </w:pPr>
       <w:r>
-        <w:t xml:space="preserve">BaseKit 4. 아키텍처·파이프라인 계획</w:t>
+        <w:t xml:space="preserve">BaseKit 6. 인간 감독(Human Oversight) 계획</w:t>
       </w:r>
     </w:p>
     <w:p>
@@ -1436,102 +7157,21 @@
         <w:rPr>
           <w:rFonts w:ascii="맑은 고딕" w:cs="맑은 고딕" w:eastAsia="맑은 고딕" w:hAnsi="맑은 고딕"/>
         </w:rPr>
-        <w:t xml:space="preserve">본선에서는 아래 초기 아키텍처(별첨 파이프라인 흐름도 참고)를 실제 코드로 구현하고, 각 단계의 처리 로직(전처리 규칙, 모델 호출, 분기 조건)을 구체화할 계획이다.</w:t>
-      </w:r>
-    </w:p>
-    <w:p>
-      <w:pPr>
-        <w:spacing w:after="120"/>
-      </w:pPr>
-      <w:r>
-        <w:rPr>
-          <w:rFonts w:ascii="맑은 고딕" w:cs="맑은 고딕" w:eastAsia="맑은 고딕" w:hAnsi="맑은 고딕"/>
-          <w:b/>
-          <w:bCs/>
-        </w:rPr>
-        <w:t xml:space="preserve">처리 흐름 (계획)</w:t>
-      </w:r>
-    </w:p>
-    <w:p>
-      <w:pPr>
-        <w:pStyle w:val="ListParagraph"/>
-        <w:numPr>
-          <w:ilvl w:val="0"/>
-          <w:numId w:val="1"/>
-        </w:numPr>
-        <w:spacing w:after="60"/>
-      </w:pPr>
-      <w:r>
-        <w:rPr>
-          <w:rFonts w:ascii="맑은 고딕" w:cs="맑은 고딕" w:eastAsia="맑은 고딕" w:hAnsi="맑은 고딕"/>
-        </w:rPr>
-        <w:t xml:space="preserve">① 기사 입력(제목+본문) → ② 전처리(입력 이상 필터링) → ③ A.X 4.0 Light 판단(클릭베이트 여부+신뢰도+근거)</w:t>
-      </w:r>
-    </w:p>
-    <w:p>
-      <w:pPr>
-        <w:pStyle w:val="ListParagraph"/>
-        <w:numPr>
-          <w:ilvl w:val="0"/>
-          <w:numId w:val="1"/>
-        </w:numPr>
-        <w:spacing w:after="60"/>
-      </w:pPr>
-      <w:r>
-        <w:rPr>
-          <w:rFonts w:ascii="맑은 고딕" w:cs="맑은 고딕" w:eastAsia="맑은 고딕" w:hAnsi="맑은 고딕"/>
-        </w:rPr>
-        <w:t xml:space="preserve">④ 정치·경제 민감 카테고리는 즉시 인간 이관 / 그 외는 긴급도×중요도 매트릭스로 우선순위 산정</w:t>
-      </w:r>
-    </w:p>
-    <w:p>
-      <w:pPr>
-        <w:pStyle w:val="ListParagraph"/>
-        <w:numPr>
-          <w:ilvl w:val="0"/>
-          <w:numId w:val="1"/>
-        </w:numPr>
-        <w:spacing w:after="60"/>
-      </w:pPr>
-      <w:r>
-        <w:rPr>
-          <w:rFonts w:ascii="맑은 고딕" w:cs="맑은 고딕" w:eastAsia="맑은 고딕" w:hAnsi="맑은 고딕"/>
-        </w:rPr>
-        <w:t xml:space="preserve">⑤ 판단 결과를 검토자 큐로 전달 → ⑥ 인간 검토·개입(승인/경고/보류/반려) → ⑦ 기록 → ⑧ 후속 조치·피드백</w:t>
-      </w:r>
-    </w:p>
-    <w:p>
-      <w:pPr>
-        <w:spacing w:after="160"/>
-      </w:pPr>
-      <w:r>
-        <w:rPr>
-          <w:rFonts w:ascii="맑은 고딕" w:cs="맑은 고딕" w:eastAsia="맑은 고딕" w:hAnsi="맑은 고딕"/>
-          <w:i/>
-          <w:iCs/>
-          <w:color w:val="555555"/>
-          <w:sz w:val="18"/>
-          <w:szCs w:val="18"/>
-        </w:rPr>
-        <w:t xml:space="preserve">상세 흐름도는 별첨 이미지(pipeline_diagram.png) 참고.</w:t>
-      </w:r>
-    </w:p>
-    <w:p>
-      <w:pPr>
-        <w:spacing w:after="120"/>
-      </w:pPr>
-      <w:r>
-        <w:rPr>
-          <w:rFonts w:ascii="맑은 고딕" w:cs="맑은 고딕" w:eastAsia="맑은 고딕" w:hAnsi="맑은 고딕"/>
-          <w:b/>
-          <w:bCs/>
-        </w:rPr>
-        <w:t xml:space="preserve">우선순위 매트릭스 (긴급도 × 중요도)</w:t>
+        <w:t xml:space="preserve">인간 감독을 “사람이 결과를 최종 확인”하는 것으로 한정하지 않고 다음 프로세스 전체로 설계·구현할 계획이다: AI 판단 → Trigger·Condition → Human Review/Intervention → Resulting Action → Record → Feedback/Update.</w:t>
+      </w:r>
+    </w:p>
+    <w:p>
+      <w:pPr>
+        <w:pStyle w:val="Heading2"/>
+        <w:spacing w:after="120" w:before="240"/>
+      </w:pPr>
+      <w:r>
+        <w:t xml:space="preserve">6-1. 개입 시점과 조건</w:t>
       </w:r>
     </w:p>
     <w:tbl>
       <w:tblPr>
-        <w:tblW w:type="dxa" w:w="9200"/>
+        <w:tblW w:type="dxa" w:w="9600"/>
         <w:tblBorders>
           <w:top w:val="single" w:color="auto" w:sz="4"/>
           <w:left w:val="single" w:color="auto" w:sz="4"/>
@@ -1542,9 +7182,9 @@
         </w:tblBorders>
       </w:tblPr>
       <w:tblGrid>
-        <w:gridCol w:w="2000"/>
-        <w:gridCol w:w="3600"/>
-        <w:gridCol w:w="3600"/>
+        <w:gridCol w:w="1800"/>
+        <w:gridCol w:w="4300"/>
+        <w:gridCol w:w="3500"/>
       </w:tblGrid>
       <w:tr>
         <w:trPr>
@@ -1552,7 +7192,7 @@
         </w:trPr>
         <w:tc>
           <w:tcPr>
-            <w:tcW w:type="dxa" w:w="2000"/>
+            <w:tcW w:type="dxa" w:w="1800"/>
             <w:shd w:fill="D9D9F3" w:val="clear"/>
             <w:tcMar>
               <w:top w:type="dxa" w:w="60"/>
@@ -1570,13 +7210,13 @@
                 <w:sz w:val="20"/>
                 <w:szCs w:val="20"/>
               </w:rPr>
-              <w:t xml:space="preserve"/>
-            </w:r>
-          </w:p>
-        </w:tc>
-        <w:tc>
-          <w:tcPr>
-            <w:tcW w:type="dxa" w:w="3600"/>
+              <w:t xml:space="preserve">언제</w:t>
+            </w:r>
+          </w:p>
+        </w:tc>
+        <w:tc>
+          <w:tcPr>
+            <w:tcW w:type="dxa" w:w="4300"/>
             <w:shd w:fill="D9D9F3" w:val="clear"/>
             <w:tcMar>
               <w:top w:type="dxa" w:w="60"/>
@@ -1594,13 +7234,13 @@
                 <w:sz w:val="20"/>
                 <w:szCs w:val="20"/>
               </w:rPr>
-              <w:t xml:space="preserve">긴급도 낮음</w:t>
-            </w:r>
-          </w:p>
-        </w:tc>
-        <w:tc>
-          <w:tcPr>
-            <w:tcW w:type="dxa" w:w="3600"/>
+              <w:t xml:space="preserve">무엇을 보고(관찰 가능한 조건)</w:t>
+            </w:r>
+          </w:p>
+        </w:tc>
+        <w:tc>
+          <w:tcPr>
+            <w:tcW w:type="dxa" w:w="3500"/>
             <w:shd w:fill="D9D9F3" w:val="clear"/>
             <w:tcMar>
               <w:top w:type="dxa" w:w="60"/>
@@ -1618,149 +7258,303 @@
                 <w:sz w:val="20"/>
                 <w:szCs w:val="20"/>
               </w:rPr>
-              <w:t xml:space="preserve">긴급도 높음</w:t>
-            </w:r>
-          </w:p>
-        </w:tc>
-      </w:tr>
-      <w:tr>
-        <w:tc>
-          <w:tcPr>
-            <w:tcW w:type="dxa" w:w="2000"/>
-            <w:tcMar>
-              <w:top w:type="dxa" w:w="60"/>
-              <w:left w:type="dxa" w:w="100"/>
-              <w:bottom w:type="dxa" w:w="60"/>
-              <w:right w:type="dxa" w:w="100"/>
-            </w:tcMar>
-          </w:tcPr>
-          <w:p>
-            <w:r>
-              <w:rPr>
-                <w:rFonts w:ascii="맑은 고딕" w:cs="맑은 고딕" w:eastAsia="맑은 고딕" w:hAnsi="맑은 고딕"/>
-                <w:b w:val="false"/>
-                <w:bCs w:val="false"/>
-                <w:sz w:val="19"/>
-                <w:szCs w:val="19"/>
-              </w:rPr>
-              <w:t xml:space="preserve">중요도 높음</w:t>
-            </w:r>
-          </w:p>
-        </w:tc>
-        <w:tc>
-          <w:tcPr>
-            <w:tcW w:type="dxa" w:w="3600"/>
-            <w:tcMar>
-              <w:top w:type="dxa" w:w="60"/>
-              <w:left w:type="dxa" w:w="100"/>
-              <w:bottom w:type="dxa" w:w="60"/>
-              <w:right w:type="dxa" w:w="100"/>
-            </w:tcMar>
-          </w:tcPr>
-          <w:p>
-            <w:r>
-              <w:rPr>
-                <w:rFonts w:ascii="맑은 고딕" w:cs="맑은 고딕" w:eastAsia="맑은 고딕" w:hAnsi="맑은 고딕"/>
-                <w:b w:val="false"/>
-                <w:bCs w:val="false"/>
-                <w:sz w:val="19"/>
-                <w:szCs w:val="19"/>
-              </w:rPr>
-              <w:t xml:space="preserve">4시간 이내 검토</w:t>
-            </w:r>
-          </w:p>
-        </w:tc>
-        <w:tc>
-          <w:tcPr>
-            <w:tcW w:type="dxa" w:w="3600"/>
-            <w:tcMar>
-              <w:top w:type="dxa" w:w="60"/>
-              <w:left w:type="dxa" w:w="100"/>
-              <w:bottom w:type="dxa" w:w="60"/>
-              <w:right w:type="dxa" w:w="100"/>
-            </w:tcMar>
-          </w:tcPr>
-          <w:p>
-            <w:r>
-              <w:rPr>
-                <w:rFonts w:ascii="맑은 고딕" w:cs="맑은 고딕" w:eastAsia="맑은 고딕" w:hAnsi="맑은 고딕"/>
-                <w:b w:val="false"/>
-                <w:bCs w:val="false"/>
-                <w:sz w:val="19"/>
-                <w:szCs w:val="19"/>
-              </w:rPr>
-              <w:t xml:space="preserve">1시간 이내 검토 (최우선)</w:t>
-            </w:r>
-          </w:p>
-        </w:tc>
-      </w:tr>
-      <w:tr>
-        <w:tc>
-          <w:tcPr>
-            <w:tcW w:type="dxa" w:w="2000"/>
-            <w:tcMar>
-              <w:top w:type="dxa" w:w="60"/>
-              <w:left w:type="dxa" w:w="100"/>
-              <w:bottom w:type="dxa" w:w="60"/>
-              <w:right w:type="dxa" w:w="100"/>
-            </w:tcMar>
-          </w:tcPr>
-          <w:p>
-            <w:r>
-              <w:rPr>
-                <w:rFonts w:ascii="맑은 고딕" w:cs="맑은 고딕" w:eastAsia="맑은 고딕" w:hAnsi="맑은 고딕"/>
-                <w:b w:val="false"/>
-                <w:bCs w:val="false"/>
-                <w:sz w:val="19"/>
-                <w:szCs w:val="19"/>
-              </w:rPr>
-              <w:t xml:space="preserve">중요도 낮음</w:t>
-            </w:r>
-          </w:p>
-        </w:tc>
-        <w:tc>
-          <w:tcPr>
-            <w:tcW w:type="dxa" w:w="3600"/>
-            <w:tcMar>
-              <w:top w:type="dxa" w:w="60"/>
-              <w:left w:type="dxa" w:w="100"/>
-              <w:bottom w:type="dxa" w:w="60"/>
-              <w:right w:type="dxa" w:w="100"/>
-            </w:tcMar>
-          </w:tcPr>
-          <w:p>
-            <w:r>
-              <w:rPr>
-                <w:rFonts w:ascii="맑은 고딕" w:cs="맑은 고딕" w:eastAsia="맑은 고딕" w:hAnsi="맑은 고딕"/>
-                <w:b w:val="false"/>
-                <w:bCs w:val="false"/>
-                <w:sz w:val="19"/>
-                <w:szCs w:val="19"/>
-              </w:rPr>
-              <w:t xml:space="preserve">자동 처리 / 24시간 이내 후순위</w:t>
-            </w:r>
-          </w:p>
-        </w:tc>
-        <w:tc>
-          <w:tcPr>
-            <w:tcW w:type="dxa" w:w="3600"/>
-            <w:tcMar>
-              <w:top w:type="dxa" w:w="60"/>
-              <w:left w:type="dxa" w:w="100"/>
-              <w:bottom w:type="dxa" w:w="60"/>
-              <w:right w:type="dxa" w:w="100"/>
-            </w:tcMar>
-          </w:tcPr>
-          <w:p>
-            <w:r>
-              <w:rPr>
-                <w:rFonts w:ascii="맑은 고딕" w:cs="맑은 고딕" w:eastAsia="맑은 고딕" w:hAnsi="맑은 고딕"/>
-                <w:b w:val="false"/>
-                <w:bCs w:val="false"/>
-                <w:sz w:val="19"/>
-                <w:szCs w:val="19"/>
-              </w:rPr>
-              <w:t xml:space="preserve">간단 확인 후 신속 처리</w:t>
+              <w:t xml:space="preserve">무엇을 할지</w:t>
+            </w:r>
+          </w:p>
+        </w:tc>
+      </w:tr>
+      <w:tr>
+        <w:trPr>
+          <w:cantSplit/>
+        </w:trPr>
+        <w:tc>
+          <w:tcPr>
+            <w:tcW w:type="dxa" w:w="1800"/>
+            <w:tcMar>
+              <w:top w:type="dxa" w:w="60"/>
+              <w:left w:type="dxa" w:w="100"/>
+              <w:bottom w:type="dxa" w:w="60"/>
+              <w:right w:type="dxa" w:w="100"/>
+            </w:tcMar>
+          </w:tcPr>
+          <w:p>
+            <w:r>
+              <w:rPr>
+                <w:rFonts w:ascii="맑은 고딕" w:cs="맑은 고딕" w:eastAsia="맑은 고딕" w:hAnsi="맑은 고딕"/>
+                <w:b w:val="false"/>
+                <w:bCs w:val="false"/>
+                <w:sz w:val="19"/>
+                <w:szCs w:val="19"/>
+              </w:rPr>
+              <w:t xml:space="preserve">판단 전</w:t>
+            </w:r>
+          </w:p>
+        </w:tc>
+        <w:tc>
+          <w:tcPr>
+            <w:tcW w:type="dxa" w:w="4300"/>
+            <w:tcMar>
+              <w:top w:type="dxa" w:w="60"/>
+              <w:left w:type="dxa" w:w="100"/>
+              <w:bottom w:type="dxa" w:w="60"/>
+              <w:right w:type="dxa" w:w="100"/>
+            </w:tcMar>
+          </w:tcPr>
+          <w:p>
+            <w:r>
+              <w:rPr>
+                <w:rFonts w:ascii="맑은 고딕" w:cs="맑은 고딕" w:eastAsia="맑은 고딕" w:hAnsi="맑은 고딕"/>
+                <w:b w:val="false"/>
+                <w:bCs w:val="false"/>
+                <w:sz w:val="19"/>
+                <w:szCs w:val="19"/>
+              </w:rPr>
+              <w:t xml:space="preserve">본문 누락, 언어 혼재 등 입력 이상</w:t>
+            </w:r>
+          </w:p>
+        </w:tc>
+        <w:tc>
+          <w:tcPr>
+            <w:tcW w:type="dxa" w:w="3500"/>
+            <w:tcMar>
+              <w:top w:type="dxa" w:w="60"/>
+              <w:left w:type="dxa" w:w="100"/>
+              <w:bottom w:type="dxa" w:w="60"/>
+              <w:right w:type="dxa" w:w="100"/>
+            </w:tcMar>
+          </w:tcPr>
+          <w:p>
+            <w:r>
+              <w:rPr>
+                <w:rFonts w:ascii="맑은 고딕" w:cs="맑은 고딕" w:eastAsia="맑은 고딕" w:hAnsi="맑은 고딕"/>
+                <w:b w:val="false"/>
+                <w:bCs w:val="false"/>
+                <w:sz w:val="19"/>
+                <w:szCs w:val="19"/>
+              </w:rPr>
+              <w:t xml:space="preserve">판단 보류, 사람에게 전달</w:t>
+            </w:r>
+          </w:p>
+        </w:tc>
+      </w:tr>
+      <w:tr>
+        <w:trPr>
+          <w:cantSplit/>
+        </w:trPr>
+        <w:tc>
+          <w:tcPr>
+            <w:tcW w:type="dxa" w:w="1800"/>
+            <w:tcMar>
+              <w:top w:type="dxa" w:w="60"/>
+              <w:left w:type="dxa" w:w="100"/>
+              <w:bottom w:type="dxa" w:w="60"/>
+              <w:right w:type="dxa" w:w="100"/>
+            </w:tcMar>
+          </w:tcPr>
+          <w:p>
+            <w:r>
+              <w:rPr>
+                <w:rFonts w:ascii="맑은 고딕" w:cs="맑은 고딕" w:eastAsia="맑은 고딕" w:hAnsi="맑은 고딕"/>
+                <w:b w:val="false"/>
+                <w:bCs w:val="false"/>
+                <w:sz w:val="19"/>
+                <w:szCs w:val="19"/>
+              </w:rPr>
+              <w:t xml:space="preserve">판단 후·공개 전</w:t>
+            </w:r>
+          </w:p>
+        </w:tc>
+        <w:tc>
+          <w:tcPr>
+            <w:tcW w:type="dxa" w:w="4300"/>
+            <w:tcMar>
+              <w:top w:type="dxa" w:w="60"/>
+              <w:left w:type="dxa" w:w="100"/>
+              <w:bottom w:type="dxa" w:w="60"/>
+              <w:right w:type="dxa" w:w="100"/>
+            </w:tcMar>
+          </w:tcPr>
+          <w:p>
+            <w:r>
+              <w:rPr>
+                <w:rFonts w:ascii="맑은 고딕" w:cs="맑은 고딕" w:eastAsia="맑은 고딕" w:hAnsi="맑은 고딕"/>
+                <w:b w:val="false"/>
+                <w:bCs w:val="false"/>
+                <w:sz w:val="19"/>
+                <w:szCs w:val="19"/>
+              </w:rPr>
+              <w:t xml:space="preserve">정치·경제 카테고리 / 예측집합이 애매 / 우선순위 높음 / 인용문·풍자 등 예외 시나리오</w:t>
+            </w:r>
+          </w:p>
+        </w:tc>
+        <w:tc>
+          <w:tcPr>
+            <w:tcW w:type="dxa" w:w="3500"/>
+            <w:tcMar>
+              <w:top w:type="dxa" w:w="60"/>
+              <w:left w:type="dxa" w:w="100"/>
+              <w:bottom w:type="dxa" w:w="60"/>
+              <w:right w:type="dxa" w:w="100"/>
+            </w:tcMar>
+          </w:tcPr>
+          <w:p>
+            <w:r>
+              <w:rPr>
+                <w:rFonts w:ascii="맑은 고딕" w:cs="맑은 고딕" w:eastAsia="맑은 고딕" w:hAnsi="맑은 고딕"/>
+                <w:b w:val="false"/>
+                <w:bCs w:val="false"/>
+                <w:sz w:val="19"/>
+                <w:szCs w:val="19"/>
+              </w:rPr>
+              <w:t xml:space="preserve">검토, 보류, 경고 표시, 반려 중 선택</w:t>
+            </w:r>
+          </w:p>
+        </w:tc>
+      </w:tr>
+      <w:tr>
+        <w:trPr>
+          <w:cantSplit/>
+        </w:trPr>
+        <w:tc>
+          <w:tcPr>
+            <w:tcW w:type="dxa" w:w="1800"/>
+            <w:tcMar>
+              <w:top w:type="dxa" w:w="60"/>
+              <w:left w:type="dxa" w:w="100"/>
+              <w:bottom w:type="dxa" w:w="60"/>
+              <w:right w:type="dxa" w:w="100"/>
+            </w:tcMar>
+          </w:tcPr>
+          <w:p>
+            <w:r>
+              <w:rPr>
+                <w:rFonts w:ascii="맑은 고딕" w:cs="맑은 고딕" w:eastAsia="맑은 고딕" w:hAnsi="맑은 고딕"/>
+                <w:b w:val="false"/>
+                <w:bCs w:val="false"/>
+                <w:sz w:val="19"/>
+                <w:szCs w:val="19"/>
+              </w:rPr>
+              <w:t xml:space="preserve">공개 후</w:t>
+            </w:r>
+          </w:p>
+        </w:tc>
+        <w:tc>
+          <w:tcPr>
+            <w:tcW w:type="dxa" w:w="4300"/>
+            <w:tcMar>
+              <w:top w:type="dxa" w:w="60"/>
+              <w:left w:type="dxa" w:w="100"/>
+              <w:bottom w:type="dxa" w:w="60"/>
+              <w:right w:type="dxa" w:w="100"/>
+            </w:tcMar>
+          </w:tcPr>
+          <w:p>
+            <w:r>
+              <w:rPr>
+                <w:rFonts w:ascii="맑은 고딕" w:cs="맑은 고딕" w:eastAsia="맑은 고딕" w:hAnsi="맑은 고딕"/>
+                <w:b w:val="false"/>
+                <w:bCs w:val="false"/>
+                <w:sz w:val="19"/>
+                <w:szCs w:val="19"/>
+              </w:rPr>
+              <w:t xml:space="preserve">작성자·대상 기업의 이의제기, 독자 신고</w:t>
+            </w:r>
+          </w:p>
+        </w:tc>
+        <w:tc>
+          <w:tcPr>
+            <w:tcW w:type="dxa" w:w="3500"/>
+            <w:tcMar>
+              <w:top w:type="dxa" w:w="60"/>
+              <w:left w:type="dxa" w:w="100"/>
+              <w:bottom w:type="dxa" w:w="60"/>
+              <w:right w:type="dxa" w:w="100"/>
+            </w:tcMar>
+          </w:tcPr>
+          <w:p>
+            <w:r>
+              <w:rPr>
+                <w:rFonts w:ascii="맑은 고딕" w:cs="맑은 고딕" w:eastAsia="맑은 고딕" w:hAnsi="맑은 고딕"/>
+                <w:b w:val="false"/>
+                <w:bCs w:val="false"/>
+                <w:sz w:val="19"/>
+                <w:szCs w:val="19"/>
+              </w:rPr>
+              <w:t xml:space="preserve">재검토, 판정 정정</w:t>
+            </w:r>
+          </w:p>
+        </w:tc>
+      </w:tr>
+      <w:tr>
+        <w:trPr>
+          <w:cantSplit/>
+        </w:trPr>
+        <w:tc>
+          <w:tcPr>
+            <w:tcW w:type="dxa" w:w="1800"/>
+            <w:tcMar>
+              <w:top w:type="dxa" w:w="60"/>
+              <w:left w:type="dxa" w:w="100"/>
+              <w:bottom w:type="dxa" w:w="60"/>
+              <w:right w:type="dxa" w:w="100"/>
+            </w:tcMar>
+          </w:tcPr>
+          <w:p>
+            <w:r>
+              <w:rPr>
+                <w:rFonts w:ascii="맑은 고딕" w:cs="맑은 고딕" w:eastAsia="맑은 고딕" w:hAnsi="맑은 고딕"/>
+                <w:b w:val="false"/>
+                <w:bCs w:val="false"/>
+                <w:sz w:val="19"/>
+                <w:szCs w:val="19"/>
+              </w:rPr>
+              <w:t xml:space="preserve">시스템 중지</w:t>
+            </w:r>
+          </w:p>
+        </w:tc>
+        <w:tc>
+          <w:tcPr>
+            <w:tcW w:type="dxa" w:w="4300"/>
+            <w:tcMar>
+              <w:top w:type="dxa" w:w="60"/>
+              <w:left w:type="dxa" w:w="100"/>
+              <w:bottom w:type="dxa" w:w="60"/>
+              <w:right w:type="dxa" w:w="100"/>
+            </w:tcMar>
+          </w:tcPr>
+          <w:p>
+            <w:r>
+              <w:rPr>
+                <w:rFonts w:ascii="맑은 고딕" w:cs="맑은 고딕" w:eastAsia="맑은 고딕" w:hAnsi="맑은 고딕"/>
+                <w:b w:val="false"/>
+                <w:bCs w:val="false"/>
+                <w:sz w:val="19"/>
+                <w:szCs w:val="19"/>
+              </w:rPr>
+              <w:t xml:space="preserve">감사 표본에서 미커버율이 허용치를 넘었다는 증거, 출력 형식 위반 비율 상승, 인젝션 징후</w:t>
+            </w:r>
+          </w:p>
+        </w:tc>
+        <w:tc>
+          <w:tcPr>
+            <w:tcW w:type="dxa" w:w="3500"/>
+            <w:tcMar>
+              <w:top w:type="dxa" w:w="60"/>
+              <w:left w:type="dxa" w:w="100"/>
+              <w:bottom w:type="dxa" w:w="60"/>
+              <w:right w:type="dxa" w:w="100"/>
+            </w:tcMar>
+          </w:tcPr>
+          <w:p>
+            <w:r>
+              <w:rPr>
+                <w:rFonts w:ascii="맑은 고딕" w:cs="맑은 고딕" w:eastAsia="맑은 고딕" w:hAnsi="맑은 고딕"/>
+                <w:b w:val="false"/>
+                <w:bCs w:val="false"/>
+                <w:sz w:val="19"/>
+                <w:szCs w:val="19"/>
+              </w:rPr>
+              <w:t xml:space="preserve">자동판정(자동 통과) 중지, 전 건 인간 검토로 전환</w:t>
             </w:r>
           </w:p>
         </w:tc>
@@ -1777,49 +7571,9 @@
         <w:t xml:space="preserve"/>
       </w:r>
     </w:p>
-    <w:p>
-      <w:pPr>
-        <w:spacing w:after="120"/>
-      </w:pPr>
-      <w:r>
-        <w:rPr>
-          <w:rFonts w:ascii="맑은 고딕" w:cs="맑은 고딕" w:eastAsia="맑은 고딕" w:hAnsi="맑은 고딕"/>
-        </w:rPr>
-        <w:t xml:space="preserve">정치·경제(특정 기업/종목 포함) 관련 기사는 매트릭스 점수 계산 없이 무조건 인간에게 즉시 이관할 계획이다. 명예훼손·시장 영향 등 법적·비즈니스적 민감성 때문에 AI 단독 자동판정 대상이 될 수 없는 영역으로 보기 때문이다.</w:t>
-      </w:r>
-    </w:p>
-    <w:p>
-      <w:pPr>
-        <w:spacing w:after="120"/>
-      </w:pPr>
-      <w:r>
-        <w:rPr>
-          <w:rFonts w:ascii="맑은 고딕" w:cs="맑은 고딕" w:eastAsia="맑은 고딕" w:hAnsi="맑은 고딕"/>
-          <w:b/>
-          <w:bCs/>
-        </w:rPr>
-        <w:t xml:space="preserve">파이프라인 각 단계가 연결되는 이유 (계획)</w:t>
-      </w:r>
-    </w:p>
-    <w:p>
-      <w:pPr>
-        <w:spacing w:after="120"/>
-      </w:pPr>
-      <w:r>
-        <w:rPr>
-          <w:rFonts w:ascii="맑은 고딕" w:cs="맑은 고딕" w:eastAsia="맑은 고딕" w:hAnsi="맑은 고딕"/>
-          <w:i/>
-          <w:iCs/>
-          <w:color w:val="555555"/>
-          <w:sz w:val="18"/>
-          <w:szCs w:val="18"/>
-        </w:rPr>
-        <w:t xml:space="preserve">멘토링 지적: 아키텍처는 상자와 화살표가 아니라, 각 단계가 왜 이전 단계의 결과를 이어받는지 설명될 때 완성된다.</w:t>
-      </w:r>
-    </w:p>
     <w:tbl>
       <w:tblPr>
-        <w:tblW w:type="dxa" w:w="9200"/>
+        <w:tblW w:type="dxa" w:w="9600"/>
         <w:tblBorders>
           <w:top w:val="single" w:color="auto" w:sz="4"/>
           <w:left w:val="single" w:color="auto" w:sz="4"/>
@@ -1830,8 +7584,8 @@
         </w:tblBorders>
       </w:tblPr>
       <w:tblGrid>
-        <w:gridCol w:w="2800"/>
-        <w:gridCol w:w="6400"/>
+        <w:gridCol w:w="1800"/>
+        <w:gridCol w:w="7800"/>
       </w:tblGrid>
       <w:tr>
         <w:trPr>
@@ -1839,7 +7593,7 @@
         </w:trPr>
         <w:tc>
           <w:tcPr>
-            <w:tcW w:type="dxa" w:w="2800"/>
+            <w:tcW w:type="dxa" w:w="1800"/>
             <w:shd w:fill="D9D9F3" w:val="clear"/>
             <w:tcMar>
               <w:top w:type="dxa" w:w="60"/>
@@ -1857,13 +7611,13 @@
                 <w:sz w:val="20"/>
                 <w:szCs w:val="20"/>
               </w:rPr>
-              <w:t xml:space="preserve">연결</w:t>
-            </w:r>
-          </w:p>
-        </w:tc>
-        <w:tc>
-          <w:tcPr>
-            <w:tcW w:type="dxa" w:w="6400"/>
+              <w:t xml:space="preserve">단계</w:t>
+            </w:r>
+          </w:p>
+        </w:tc>
+        <w:tc>
+          <w:tcPr>
+            <w:tcW w:type="dxa" w:w="7800"/>
             <w:shd w:fill="D9D9F3" w:val="clear"/>
             <w:tcMar>
               <w:top w:type="dxa" w:w="60"/>
@@ -1881,295 +7635,160 @@
                 <w:sz w:val="20"/>
                 <w:szCs w:val="20"/>
               </w:rPr>
-              <w:t xml:space="preserve">왜 이렇게 이어지는가</w:t>
-            </w:r>
-          </w:p>
-        </w:tc>
-      </w:tr>
-      <w:tr>
-        <w:tc>
-          <w:tcPr>
-            <w:tcW w:type="dxa" w:w="2800"/>
-            <w:tcMar>
-              <w:top w:type="dxa" w:w="60"/>
-              <w:left w:type="dxa" w:w="100"/>
-              <w:bottom w:type="dxa" w:w="60"/>
-              <w:right w:type="dxa" w:w="100"/>
-            </w:tcMar>
-          </w:tcPr>
-          <w:p>
-            <w:r>
-              <w:rPr>
-                <w:rFonts w:ascii="맑은 고딕" w:cs="맑은 고딕" w:eastAsia="맑은 고딕" w:hAnsi="맑은 고딕"/>
-                <w:b w:val="false"/>
-                <w:bCs w:val="false"/>
-                <w:sz w:val="19"/>
-                <w:szCs w:val="19"/>
-              </w:rPr>
-              <w:t xml:space="preserve">전처리 → AI 판단</w:t>
-            </w:r>
-          </w:p>
-        </w:tc>
-        <w:tc>
-          <w:tcPr>
-            <w:tcW w:type="dxa" w:w="6400"/>
-            <w:tcMar>
-              <w:top w:type="dxa" w:w="60"/>
-              <w:left w:type="dxa" w:w="100"/>
-              <w:bottom w:type="dxa" w:w="60"/>
-              <w:right w:type="dxa" w:w="100"/>
-            </w:tcMar>
-          </w:tcPr>
-          <w:p>
-            <w:r>
-              <w:rPr>
-                <w:rFonts w:ascii="맑은 고딕" w:cs="맑은 고딕" w:eastAsia="맑은 고딕" w:hAnsi="맑은 고딕"/>
-                <w:b w:val="false"/>
-                <w:bCs w:val="false"/>
-                <w:sz w:val="19"/>
-                <w:szCs w:val="19"/>
-              </w:rPr>
-              <w:t xml:space="preserve">입력이 불완전하면(본문 누락 등) 모델 판단을 신뢰할 수 없으므로 판단 이전에 걸러야 함(RISK-05)</w:t>
-            </w:r>
-          </w:p>
-        </w:tc>
-      </w:tr>
-      <w:tr>
-        <w:tc>
-          <w:tcPr>
-            <w:tcW w:type="dxa" w:w="2800"/>
-            <w:tcMar>
-              <w:top w:type="dxa" w:w="60"/>
-              <w:left w:type="dxa" w:w="100"/>
-              <w:bottom w:type="dxa" w:w="60"/>
-              <w:right w:type="dxa" w:w="100"/>
-            </w:tcMar>
-          </w:tcPr>
-          <w:p>
-            <w:r>
-              <w:rPr>
-                <w:rFonts w:ascii="맑은 고딕" w:cs="맑은 고딕" w:eastAsia="맑은 고딕" w:hAnsi="맑은 고딕"/>
-                <w:b w:val="false"/>
-                <w:bCs w:val="false"/>
-                <w:sz w:val="19"/>
-                <w:szCs w:val="19"/>
-              </w:rPr>
-              <w:t xml:space="preserve">AI 판단 → 카테고리 분기</w:t>
-            </w:r>
-          </w:p>
-        </w:tc>
-        <w:tc>
-          <w:tcPr>
-            <w:tcW w:type="dxa" w:w="6400"/>
-            <w:tcMar>
-              <w:top w:type="dxa" w:w="60"/>
-              <w:left w:type="dxa" w:w="100"/>
-              <w:bottom w:type="dxa" w:w="60"/>
-              <w:right w:type="dxa" w:w="100"/>
-            </w:tcMar>
-          </w:tcPr>
-          <w:p>
-            <w:r>
-              <w:rPr>
-                <w:rFonts w:ascii="맑은 고딕" w:cs="맑은 고딕" w:eastAsia="맑은 고딕" w:hAnsi="맑은 고딕"/>
-                <w:b w:val="false"/>
-                <w:bCs w:val="false"/>
-                <w:sz w:val="19"/>
-                <w:szCs w:val="19"/>
-              </w:rPr>
-              <w:t xml:space="preserve">정치·경제는 위험도가 높아서가 아니라 애초에 AI 단독판정 대상이 아니므로 우선순위 계산 전 분리(RISK-04, 회피)</w:t>
-            </w:r>
-          </w:p>
-        </w:tc>
-      </w:tr>
-      <w:tr>
-        <w:tc>
-          <w:tcPr>
-            <w:tcW w:type="dxa" w:w="2800"/>
-            <w:tcMar>
-              <w:top w:type="dxa" w:w="60"/>
-              <w:left w:type="dxa" w:w="100"/>
-              <w:bottom w:type="dxa" w:w="60"/>
-              <w:right w:type="dxa" w:w="100"/>
-            </w:tcMar>
-          </w:tcPr>
-          <w:p>
-            <w:r>
-              <w:rPr>
-                <w:rFonts w:ascii="맑은 고딕" w:cs="맑은 고딕" w:eastAsia="맑은 고딕" w:hAnsi="맑은 고딕"/>
-                <w:b w:val="false"/>
-                <w:bCs w:val="false"/>
-                <w:sz w:val="19"/>
-                <w:szCs w:val="19"/>
-              </w:rPr>
-              <w:t xml:space="preserve">분기 → 우선순위 매트릭스</w:t>
-            </w:r>
-          </w:p>
-        </w:tc>
-        <w:tc>
-          <w:tcPr>
-            <w:tcW w:type="dxa" w:w="6400"/>
-            <w:tcMar>
-              <w:top w:type="dxa" w:w="60"/>
-              <w:left w:type="dxa" w:w="100"/>
-              <w:bottom w:type="dxa" w:w="60"/>
-              <w:right w:type="dxa" w:w="100"/>
-            </w:tcMar>
-          </w:tcPr>
-          <w:p>
-            <w:r>
-              <w:rPr>
-                <w:rFonts w:ascii="맑은 고딕" w:cs="맑은 고딕" w:eastAsia="맑은 고딕" w:hAnsi="맑은 고딕"/>
-                <w:b w:val="false"/>
-                <w:bCs w:val="false"/>
-                <w:sz w:val="19"/>
-                <w:szCs w:val="19"/>
-              </w:rPr>
-              <w:t xml:space="preserve">같은 “검토 필요”도 급한 정도가 다르므로 검토자 자원을 피해가 큰 건에 먼저 배치(RISK-03 완화)</w:t>
-            </w:r>
-          </w:p>
-        </w:tc>
-      </w:tr>
-      <w:tr>
-        <w:tc>
-          <w:tcPr>
-            <w:tcW w:type="dxa" w:w="2800"/>
-            <w:tcMar>
-              <w:top w:type="dxa" w:w="60"/>
-              <w:left w:type="dxa" w:w="100"/>
-              <w:bottom w:type="dxa" w:w="60"/>
-              <w:right w:type="dxa" w:w="100"/>
-            </w:tcMar>
-          </w:tcPr>
-          <w:p>
-            <w:r>
-              <w:rPr>
-                <w:rFonts w:ascii="맑은 고딕" w:cs="맑은 고딕" w:eastAsia="맑은 고딕" w:hAnsi="맑은 고딕"/>
-                <w:b w:val="false"/>
-                <w:bCs w:val="false"/>
-                <w:sz w:val="19"/>
-                <w:szCs w:val="19"/>
-              </w:rPr>
-              <w:t xml:space="preserve">매트릭스 → 검토자 큐</w:t>
-            </w:r>
-          </w:p>
-        </w:tc>
-        <w:tc>
-          <w:tcPr>
-            <w:tcW w:type="dxa" w:w="6400"/>
-            <w:tcMar>
-              <w:top w:type="dxa" w:w="60"/>
-              <w:left w:type="dxa" w:w="100"/>
-              <w:bottom w:type="dxa" w:w="60"/>
-              <w:right w:type="dxa" w:w="100"/>
-            </w:tcMar>
-          </w:tcPr>
-          <w:p>
-            <w:r>
-              <w:rPr>
-                <w:rFonts w:ascii="맑은 고딕" w:cs="맑은 고딕" w:eastAsia="맑은 고딕" w:hAnsi="맑은 고딕"/>
-                <w:b w:val="false"/>
-                <w:bCs w:val="false"/>
-                <w:sz w:val="19"/>
-                <w:szCs w:val="19"/>
-              </w:rPr>
-              <w:t xml:space="preserve">매트릭스 점수는 검토자에게 가는 순서를 정하는 수단일 뿐, 자동 처리·반려 근거가 되지 않도록 큐 단계를 반드시 통과</w:t>
-            </w:r>
-          </w:p>
-        </w:tc>
-      </w:tr>
-      <w:tr>
-        <w:tc>
-          <w:tcPr>
-            <w:tcW w:type="dxa" w:w="2800"/>
-            <w:tcMar>
-              <w:top w:type="dxa" w:w="60"/>
-              <w:left w:type="dxa" w:w="100"/>
-              <w:bottom w:type="dxa" w:w="60"/>
-              <w:right w:type="dxa" w:w="100"/>
-            </w:tcMar>
-          </w:tcPr>
-          <w:p>
-            <w:r>
-              <w:rPr>
-                <w:rFonts w:ascii="맑은 고딕" w:cs="맑은 고딕" w:eastAsia="맑은 고딕" w:hAnsi="맑은 고딕"/>
-                <w:b w:val="false"/>
-                <w:bCs w:val="false"/>
-                <w:sz w:val="19"/>
-                <w:szCs w:val="19"/>
-              </w:rPr>
-              <w:t xml:space="preserve">검토자 큐 → 인간 개입</w:t>
-            </w:r>
-          </w:p>
-        </w:tc>
-        <w:tc>
-          <w:tcPr>
-            <w:tcW w:type="dxa" w:w="6400"/>
-            <w:tcMar>
-              <w:top w:type="dxa" w:w="60"/>
-              <w:left w:type="dxa" w:w="100"/>
-              <w:bottom w:type="dxa" w:w="60"/>
-              <w:right w:type="dxa" w:w="100"/>
-            </w:tcMar>
-          </w:tcPr>
-          <w:p>
-            <w:r>
-              <w:rPr>
-                <w:rFonts w:ascii="맑은 고딕" w:cs="맑은 고딕" w:eastAsia="맑은 고딕" w:hAnsi="맑은 고딕"/>
-                <w:b w:val="false"/>
-                <w:bCs w:val="false"/>
-                <w:sz w:val="19"/>
-                <w:szCs w:val="19"/>
-              </w:rPr>
-              <w:t xml:space="preserve">AI 판단을 실행으로 바로 연결하지 않고 사람의 결정을 거치게 함으로써 Agent 자율권한을 판단까지로 제한</w:t>
-            </w:r>
-          </w:p>
-        </w:tc>
-      </w:tr>
-      <w:tr>
-        <w:tc>
-          <w:tcPr>
-            <w:tcW w:type="dxa" w:w="2800"/>
-            <w:tcMar>
-              <w:top w:type="dxa" w:w="60"/>
-              <w:left w:type="dxa" w:w="100"/>
-              <w:bottom w:type="dxa" w:w="60"/>
-              <w:right w:type="dxa" w:w="100"/>
-            </w:tcMar>
-          </w:tcPr>
-          <w:p>
-            <w:r>
-              <w:rPr>
-                <w:rFonts w:ascii="맑은 고딕" w:cs="맑은 고딕" w:eastAsia="맑은 고딕" w:hAnsi="맑은 고딕"/>
-                <w:b w:val="false"/>
-                <w:bCs w:val="false"/>
-                <w:sz w:val="19"/>
-                <w:szCs w:val="19"/>
-              </w:rPr>
-              <w:t xml:space="preserve">인간 개입 → 기록·피드백</w:t>
-            </w:r>
-          </w:p>
-        </w:tc>
-        <w:tc>
-          <w:tcPr>
-            <w:tcW w:type="dxa" w:w="6400"/>
-            <w:tcMar>
-              <w:top w:type="dxa" w:w="60"/>
-              <w:left w:type="dxa" w:w="100"/>
-              <w:bottom w:type="dxa" w:w="60"/>
-              <w:right w:type="dxa" w:w="100"/>
-            </w:tcMar>
-          </w:tcPr>
-          <w:p>
-            <w:r>
-              <w:rPr>
-                <w:rFonts w:ascii="맑은 고딕" w:cs="맑은 고딕" w:eastAsia="맑은 고딕" w:hAnsi="맑은 고딕"/>
-                <w:b w:val="false"/>
-                <w:bCs w:val="false"/>
-                <w:sz w:val="19"/>
-                <w:szCs w:val="19"/>
-              </w:rPr>
-              <w:t xml:space="preserve">개별 결정으로 끝내지 않고 누적시켜 BK02 임계값·잔여위험 재검토 입력으로 사용 — 파이프라인은 선형이 아니라 BK02로 되돌아가는 순환 구조</w:t>
+              <w:t xml:space="preserve">조건(계획)</w:t>
+            </w:r>
+          </w:p>
+        </w:tc>
+      </w:tr>
+      <w:tr>
+        <w:trPr>
+          <w:cantSplit/>
+        </w:trPr>
+        <w:tc>
+          <w:tcPr>
+            <w:tcW w:type="dxa" w:w="1800"/>
+            <w:tcMar>
+              <w:top w:type="dxa" w:w="60"/>
+              <w:left w:type="dxa" w:w="100"/>
+              <w:bottom w:type="dxa" w:w="60"/>
+              <w:right w:type="dxa" w:w="100"/>
+            </w:tcMar>
+          </w:tcPr>
+          <w:p>
+            <w:r>
+              <w:rPr>
+                <w:rFonts w:ascii="맑은 고딕" w:cs="맑은 고딕" w:eastAsia="맑은 고딕" w:hAnsi="맑은 고딕"/>
+                <w:b w:val="false"/>
+                <w:bCs w:val="false"/>
+                <w:sz w:val="19"/>
+                <w:szCs w:val="19"/>
+              </w:rPr>
+              <w:t xml:space="preserve">중지</w:t>
+            </w:r>
+          </w:p>
+        </w:tc>
+        <w:tc>
+          <w:tcPr>
+            <w:tcW w:type="dxa" w:w="7800"/>
+            <w:tcMar>
+              <w:top w:type="dxa" w:w="60"/>
+              <w:left w:type="dxa" w:w="100"/>
+              <w:bottom w:type="dxa" w:w="60"/>
+              <w:right w:type="dxa" w:w="100"/>
+            </w:tcMar>
+          </w:tcPr>
+          <w:p>
+            <w:r>
+              <w:rPr>
+                <w:rFonts w:ascii="맑은 고딕" w:cs="맑은 고딕" w:eastAsia="맑은 고딕" w:hAnsi="맑은 고딕"/>
+                <w:b w:val="false"/>
+                <w:bCs w:val="false"/>
+                <w:sz w:val="19"/>
+                <w:szCs w:val="19"/>
+              </w:rPr>
+              <w:t xml:space="preserve">BaseKit 7 §7-3의 재보정 트리거 충족, 형식 위반 출력 비율이 기준선 대비 통계적으로 유의하게 상승, 인젝션 징후 탐지 중 하나라도 해당</w:t>
+            </w:r>
+          </w:p>
+        </w:tc>
+      </w:tr>
+      <w:tr>
+        <w:trPr>
+          <w:cantSplit/>
+        </w:trPr>
+        <w:tc>
+          <w:tcPr>
+            <w:tcW w:type="dxa" w:w="1800"/>
+            <w:tcMar>
+              <w:top w:type="dxa" w:w="60"/>
+              <w:left w:type="dxa" w:w="100"/>
+              <w:bottom w:type="dxa" w:w="60"/>
+              <w:right w:type="dxa" w:w="100"/>
+            </w:tcMar>
+          </w:tcPr>
+          <w:p>
+            <w:r>
+              <w:rPr>
+                <w:rFonts w:ascii="맑은 고딕" w:cs="맑은 고딕" w:eastAsia="맑은 고딕" w:hAnsi="맑은 고딕"/>
+                <w:b w:val="false"/>
+                <w:bCs w:val="false"/>
+                <w:sz w:val="19"/>
+                <w:szCs w:val="19"/>
+              </w:rPr>
+              <w:t xml:space="preserve">복구</w:t>
+            </w:r>
+          </w:p>
+        </w:tc>
+        <w:tc>
+          <w:tcPr>
+            <w:tcW w:type="dxa" w:w="7800"/>
+            <w:tcMar>
+              <w:top w:type="dxa" w:w="60"/>
+              <w:left w:type="dxa" w:w="100"/>
+              <w:bottom w:type="dxa" w:w="60"/>
+              <w:right w:type="dxa" w:w="100"/>
+            </w:tcMar>
+          </w:tcPr>
+          <w:p>
+            <w:r>
+              <w:rPr>
+                <w:rFonts w:ascii="맑은 고딕" w:cs="맑은 고딕" w:eastAsia="맑은 고딕" w:hAnsi="맑은 고딕"/>
+                <w:b w:val="false"/>
+                <w:bCs w:val="false"/>
+                <w:sz w:val="19"/>
+                <w:szCs w:val="19"/>
+              </w:rPr>
+              <w:t xml:space="preserve">원인 분석(분포 변화면 재보정, 프롬프트·모델 변경이 원인이면 이전 버전으로 롤백) 후 소규모 감사 표본으로 재검증</w:t>
+            </w:r>
+          </w:p>
+        </w:tc>
+      </w:tr>
+      <w:tr>
+        <w:trPr>
+          <w:cantSplit/>
+        </w:trPr>
+        <w:tc>
+          <w:tcPr>
+            <w:tcW w:type="dxa" w:w="1800"/>
+            <w:tcMar>
+              <w:top w:type="dxa" w:w="60"/>
+              <w:left w:type="dxa" w:w="100"/>
+              <w:bottom w:type="dxa" w:w="60"/>
+              <w:right w:type="dxa" w:w="100"/>
+            </w:tcMar>
+          </w:tcPr>
+          <w:p>
+            <w:r>
+              <w:rPr>
+                <w:rFonts w:ascii="맑은 고딕" w:cs="맑은 고딕" w:eastAsia="맑은 고딕" w:hAnsi="맑은 고딕"/>
+                <w:b w:val="false"/>
+                <w:bCs w:val="false"/>
+                <w:sz w:val="19"/>
+                <w:szCs w:val="19"/>
+              </w:rPr>
+              <w:t xml:space="preserve">재시작</w:t>
+            </w:r>
+          </w:p>
+        </w:tc>
+        <w:tc>
+          <w:tcPr>
+            <w:tcW w:type="dxa" w:w="7800"/>
+            <w:tcMar>
+              <w:top w:type="dxa" w:w="60"/>
+              <w:left w:type="dxa" w:w="100"/>
+              <w:bottom w:type="dxa" w:w="60"/>
+              <w:right w:type="dxa" w:w="100"/>
+            </w:tcMar>
+          </w:tcPr>
+          <w:p>
+            <w:r>
+              <w:rPr>
+                <w:rFonts w:ascii="맑은 고딕" w:cs="맑은 고딕" w:eastAsia="맑은 고딕" w:hAnsi="맑은 고딕"/>
+                <w:b w:val="false"/>
+                <w:bCs w:val="false"/>
+                <w:sz w:val="19"/>
+                <w:szCs w:val="19"/>
+              </w:rPr>
+              <w:t xml:space="preserve">재보정 셋에서 커버리지 점검 통과, 감사 표본에서 트리거 조건 해소, AI기획자 승인 기록이 모두 충족될 때</w:t>
             </w:r>
           </w:p>
         </w:tc>
@@ -2188,35 +7807,16 @@
     </w:p>
     <w:p>
       <w:pPr>
-        <w:pageBreakBefore/>
-      </w:pPr>
-      <w:r>
-        <w:t xml:space="preserve"/>
-      </w:r>
-    </w:p>
-    <w:p>
-      <w:pPr>
-        <w:pStyle w:val="Heading1"/>
-        <w:spacing w:after="150" w:before="300"/>
-      </w:pPr>
-      <w:r>
-        <w:t xml:space="preserve">BaseKit 5. 인간감독(Human Oversight) 운영 계획</w:t>
-      </w:r>
-    </w:p>
-    <w:p>
-      <w:pPr>
-        <w:spacing w:after="120"/>
-      </w:pPr>
-      <w:r>
-        <w:rPr>
-          <w:rFonts w:ascii="맑은 고딕" w:cs="맑은 고딕" w:eastAsia="맑은 고딕" w:hAnsi="맑은 고딕"/>
-        </w:rPr>
-        <w:t xml:space="preserve">Human Oversight를 “사람이 결과를 최종 확인”하는 것으로 한정하지 않고, 아래와 같은 전체 운영 프로세스로 설계·구현할 계획이다: AI 판단 → Trigger·Condition → Human Review/Intervention → Resulting Action → Record → Feedback/Update.</w:t>
+        <w:pStyle w:val="Heading2"/>
+        <w:spacing w:after="120" w:before="240"/>
+      </w:pPr>
+      <w:r>
+        <w:t xml:space="preserve">6-2. 운영 질문별 계획</w:t>
       </w:r>
     </w:p>
     <w:tbl>
       <w:tblPr>
-        <w:tblW w:type="dxa" w:w="9200"/>
+        <w:tblW w:type="dxa" w:w="9600"/>
         <w:tblBorders>
           <w:top w:val="single" w:color="auto" w:sz="4"/>
           <w:left w:val="single" w:color="auto" w:sz="4"/>
@@ -2228,7 +7828,7 @@
       </w:tblPr>
       <w:tblGrid>
         <w:gridCol w:w="3000"/>
-        <w:gridCol w:w="6200"/>
+        <w:gridCol w:w="6600"/>
       </w:tblGrid>
       <w:tr>
         <w:trPr>
@@ -2260,7 +7860,7 @@
         </w:tc>
         <w:tc>
           <w:tcPr>
-            <w:tcW w:type="dxa" w:w="6200"/>
+            <w:tcW w:type="dxa" w:w="6600"/>
             <w:shd w:fill="D9D9F3" w:val="clear"/>
             <w:tcMar>
               <w:top w:type="dxa" w:w="60"/>
@@ -2284,6 +7884,9 @@
         </w:tc>
       </w:tr>
       <w:tr>
+        <w:trPr>
+          <w:cantSplit/>
+        </w:trPr>
         <w:tc>
           <w:tcPr>
             <w:tcW w:type="dxa" w:w="3000"/>
@@ -2309,29 +7912,32 @@
         </w:tc>
         <w:tc>
           <w:tcPr>
-            <w:tcW w:type="dxa" w:w="6200"/>
-            <w:tcMar>
-              <w:top w:type="dxa" w:w="60"/>
-              <w:left w:type="dxa" w:w="100"/>
-              <w:bottom w:type="dxa" w:w="60"/>
-              <w:right w:type="dxa" w:w="100"/>
-            </w:tcMar>
-          </w:tcPr>
-          <w:p>
-            <w:r>
-              <w:rPr>
-                <w:rFonts w:ascii="맑은 고딕" w:cs="맑은 고딕" w:eastAsia="맑은 고딕" w:hAnsi="맑은 고딕"/>
-                <w:b w:val="false"/>
-                <w:bCs w:val="false"/>
-                <w:sz w:val="19"/>
-                <w:szCs w:val="19"/>
-              </w:rPr>
-              <w:t xml:space="preserve">정치·경제 카테고리 식별 시 / 매트릭스 “높음” / conformal 예측집합 애매 / 인용문·풍자 등 예외 시나리오</w:t>
-            </w:r>
-          </w:p>
-        </w:tc>
-      </w:tr>
-      <w:tr>
+            <w:tcW w:type="dxa" w:w="6600"/>
+            <w:tcMar>
+              <w:top w:type="dxa" w:w="60"/>
+              <w:left w:type="dxa" w:w="100"/>
+              <w:bottom w:type="dxa" w:w="60"/>
+              <w:right w:type="dxa" w:w="100"/>
+            </w:tcMar>
+          </w:tcPr>
+          <w:p>
+            <w:r>
+              <w:rPr>
+                <w:rFonts w:ascii="맑은 고딕" w:cs="맑은 고딕" w:eastAsia="맑은 고딕" w:hAnsi="맑은 고딕"/>
+                <w:b w:val="false"/>
+                <w:bCs w:val="false"/>
+                <w:sz w:val="19"/>
+                <w:szCs w:val="19"/>
+              </w:rPr>
+              <w:t xml:space="preserve">정치·경제 카테고리 식별 시 / 우선순위 “높음” / conformal 예측집합 애매 / 인용문·풍자 등 예외 시나리오</w:t>
+            </w:r>
+          </w:p>
+        </w:tc>
+      </w:tr>
+      <w:tr>
+        <w:trPr>
+          <w:cantSplit/>
+        </w:trPr>
         <w:tc>
           <w:tcPr>
             <w:tcW w:type="dxa" w:w="3000"/>
@@ -2357,29 +7963,32 @@
         </w:tc>
         <w:tc>
           <w:tcPr>
-            <w:tcW w:type="dxa" w:w="6200"/>
-            <w:tcMar>
-              <w:top w:type="dxa" w:w="60"/>
-              <w:left w:type="dxa" w:w="100"/>
-              <w:bottom w:type="dxa" w:w="60"/>
-              <w:right w:type="dxa" w:w="100"/>
-            </w:tcMar>
-          </w:tcPr>
-          <w:p>
-            <w:r>
-              <w:rPr>
-                <w:rFonts w:ascii="맑은 고딕" w:cs="맑은 고딕" w:eastAsia="맑은 고딕" w:hAnsi="맑은 고딕"/>
-                <w:b w:val="false"/>
-                <w:bCs w:val="false"/>
-                <w:sz w:val="19"/>
-                <w:szCs w:val="19"/>
-              </w:rPr>
-              <w:t xml:space="preserve">뉴스 플랫폼 운영팀 내 콘텐츠 검토 담당자(검토자)</w:t>
-            </w:r>
-          </w:p>
-        </w:tc>
-      </w:tr>
-      <w:tr>
+            <w:tcW w:type="dxa" w:w="6600"/>
+            <w:tcMar>
+              <w:top w:type="dxa" w:w="60"/>
+              <w:left w:type="dxa" w:w="100"/>
+              <w:bottom w:type="dxa" w:w="60"/>
+              <w:right w:type="dxa" w:w="100"/>
+            </w:tcMar>
+          </w:tcPr>
+          <w:p>
+            <w:r>
+              <w:rPr>
+                <w:rFonts w:ascii="맑은 고딕" w:cs="맑은 고딕" w:eastAsia="맑은 고딕" w:hAnsi="맑은 고딕"/>
+                <w:b w:val="false"/>
+                <w:bCs w:val="false"/>
+                <w:sz w:val="19"/>
+                <w:szCs w:val="19"/>
+              </w:rPr>
+              <w:t xml:space="preserve">뉴스 플랫폼 운영팀의 콘텐츠 검토 담당자(검토자)</w:t>
+            </w:r>
+          </w:p>
+        </w:tc>
+      </w:tr>
+      <w:tr>
+        <w:trPr>
+          <w:cantSplit/>
+        </w:trPr>
         <w:tc>
           <w:tcPr>
             <w:tcW w:type="dxa" w:w="3000"/>
@@ -2405,29 +8014,32 @@
         </w:tc>
         <w:tc>
           <w:tcPr>
-            <w:tcW w:type="dxa" w:w="6200"/>
-            <w:tcMar>
-              <w:top w:type="dxa" w:w="60"/>
-              <w:left w:type="dxa" w:w="100"/>
-              <w:bottom w:type="dxa" w:w="60"/>
-              <w:right w:type="dxa" w:w="100"/>
-            </w:tcMar>
-          </w:tcPr>
-          <w:p>
-            <w:r>
-              <w:rPr>
-                <w:rFonts w:ascii="맑은 고딕" w:cs="맑은 고딕" w:eastAsia="맑은 고딕" w:hAnsi="맑은 고딕"/>
-                <w:b w:val="false"/>
-                <w:bCs w:val="false"/>
-                <w:sz w:val="19"/>
-                <w:szCs w:val="19"/>
-              </w:rPr>
-              <w:t xml:space="preserve">원문, AI 판단 결과, 신뢰도 수치, 판정 근거, 트리거 사유, 고지 문구(“본 판단은 제목-본문 일치성에 한하며 본문 내용의 사실 여부는 검증하지 않음”)</w:t>
-            </w:r>
-          </w:p>
-        </w:tc>
-      </w:tr>
-      <w:tr>
+            <w:tcW w:type="dxa" w:w="6600"/>
+            <w:tcMar>
+              <w:top w:type="dxa" w:w="60"/>
+              <w:left w:type="dxa" w:w="100"/>
+              <w:bottom w:type="dxa" w:w="60"/>
+              <w:right w:type="dxa" w:w="100"/>
+            </w:tcMar>
+          </w:tcPr>
+          <w:p>
+            <w:r>
+              <w:rPr>
+                <w:rFonts w:ascii="맑은 고딕" w:cs="맑은 고딕" w:eastAsia="맑은 고딕" w:hAnsi="맑은 고딕"/>
+                <w:b w:val="false"/>
+                <w:bCs w:val="false"/>
+                <w:sz w:val="19"/>
+                <w:szCs w:val="19"/>
+              </w:rPr>
+              <w:t xml:space="preserve">원문, AI 판단 결과, 확률, 판정 근거, 트리거 사유, 고지 문구(“본 판단은 제목-본문 일치성에 한하며 본문 내용의 사실 여부는 검증하지 않음”)</w:t>
+            </w:r>
+          </w:p>
+        </w:tc>
+      </w:tr>
+      <w:tr>
+        <w:trPr>
+          <w:cantSplit/>
+        </w:trPr>
         <w:tc>
           <w:tcPr>
             <w:tcW w:type="dxa" w:w="3000"/>
@@ -2453,29 +8065,32 @@
         </w:tc>
         <w:tc>
           <w:tcPr>
-            <w:tcW w:type="dxa" w:w="6200"/>
-            <w:tcMar>
-              <w:top w:type="dxa" w:w="60"/>
-              <w:left w:type="dxa" w:w="100"/>
-              <w:bottom w:type="dxa" w:w="60"/>
-              <w:right w:type="dxa" w:w="100"/>
-            </w:tcMar>
-          </w:tcPr>
-          <w:p>
-            <w:r>
-              <w:rPr>
-                <w:rFonts w:ascii="맑은 고딕" w:cs="맑은 고딕" w:eastAsia="맑은 고딕" w:hAnsi="맑은 고딕"/>
-                <w:b w:val="false"/>
-                <w:bCs w:val="false"/>
-                <w:sz w:val="19"/>
-                <w:szCs w:val="19"/>
-              </w:rPr>
-              <w:t xml:space="preserve">승인 / 경고 표시 후 게시 / 게시 보류 / 반려(수정 요청) / 외부 출처 확인 후 판단(본문의 수치·처분 등 사실 주장이 제목의 근거인 경우 사람이 확인, 향후 ② 검증 Agent 확장 지점)</w:t>
-            </w:r>
-          </w:p>
-        </w:tc>
-      </w:tr>
-      <w:tr>
+            <w:tcW w:type="dxa" w:w="6600"/>
+            <w:tcMar>
+              <w:top w:type="dxa" w:w="60"/>
+              <w:left w:type="dxa" w:w="100"/>
+              <w:bottom w:type="dxa" w:w="60"/>
+              <w:right w:type="dxa" w:w="100"/>
+            </w:tcMar>
+          </w:tcPr>
+          <w:p>
+            <w:r>
+              <w:rPr>
+                <w:rFonts w:ascii="맑은 고딕" w:cs="맑은 고딕" w:eastAsia="맑은 고딕" w:hAnsi="맑은 고딕"/>
+                <w:b w:val="false"/>
+                <w:bCs w:val="false"/>
+                <w:sz w:val="19"/>
+                <w:szCs w:val="19"/>
+              </w:rPr>
+              <w:t xml:space="preserve">승인 / 경고 표시 후 게시 / 게시 보류 / 반려(수정 요청) / 외부 출처 확인 후 판단(본문의 수치·처분 등 사실 주장이 제목의 근거인 경우, 향후 ② 검증 Agent 확장 지점)</w:t>
+            </w:r>
+          </w:p>
+        </w:tc>
+      </w:tr>
+      <w:tr>
+        <w:trPr>
+          <w:cantSplit/>
+        </w:trPr>
         <w:tc>
           <w:tcPr>
             <w:tcW w:type="dxa" w:w="3000"/>
@@ -2501,7 +8116,7 @@
         </w:tc>
         <w:tc>
           <w:tcPr>
-            <w:tcW w:type="dxa" w:w="6200"/>
+            <w:tcW w:type="dxa" w:w="6600"/>
             <w:tcMar>
               <w:top w:type="dxa" w:w="60"/>
               <w:left w:type="dxa" w:w="100"/>
@@ -2524,6 +8139,9 @@
         </w:tc>
       </w:tr>
       <w:tr>
+        <w:trPr>
+          <w:cantSplit/>
+        </w:trPr>
         <w:tc>
           <w:tcPr>
             <w:tcW w:type="dxa" w:w="3000"/>
@@ -2549,24 +8167,24 @@
         </w:tc>
         <w:tc>
           <w:tcPr>
-            <w:tcW w:type="dxa" w:w="6200"/>
-            <w:tcMar>
-              <w:top w:type="dxa" w:w="60"/>
-              <w:left w:type="dxa" w:w="100"/>
-              <w:bottom w:type="dxa" w:w="60"/>
-              <w:right w:type="dxa" w:w="100"/>
-            </w:tcMar>
-          </w:tcPr>
-          <w:p>
-            <w:r>
-              <w:rPr>
-                <w:rFonts w:ascii="맑은 고딕" w:cs="맑은 고딕" w:eastAsia="맑은 고딕" w:hAnsi="맑은 고딕"/>
-                <w:b w:val="false"/>
-                <w:bCs w:val="false"/>
-                <w:sz w:val="19"/>
-                <w:szCs w:val="19"/>
-              </w:rPr>
-              <w:t xml:space="preserve">트리거 사유·검토자·근거·최종 결정·처리 시각을 모든 건에 대해 기록</w:t>
+            <w:tcW w:type="dxa" w:w="6600"/>
+            <w:tcMar>
+              <w:top w:type="dxa" w:w="60"/>
+              <w:left w:type="dxa" w:w="100"/>
+              <w:bottom w:type="dxa" w:w="60"/>
+              <w:right w:type="dxa" w:w="100"/>
+            </w:tcMar>
+          </w:tcPr>
+          <w:p>
+            <w:r>
+              <w:rPr>
+                <w:rFonts w:ascii="맑은 고딕" w:cs="맑은 고딕" w:eastAsia="맑은 고딕" w:hAnsi="맑은 고딕"/>
+                <w:b w:val="false"/>
+                <w:bCs w:val="false"/>
+                <w:sz w:val="19"/>
+                <w:szCs w:val="19"/>
+              </w:rPr>
+              <w:t xml:space="preserve">트리거 사유·검토자·근거·최종 결정·처리 시각을 모든 건에 기록</w:t>
             </w:r>
           </w:p>
         </w:tc>
@@ -2585,36 +8203,16 @@
     </w:p>
     <w:p>
       <w:pPr>
-        <w:spacing w:after="120"/>
-      </w:pPr>
-      <w:r>
-        <w:rPr>
-          <w:rFonts w:ascii="맑은 고딕" w:cs="맑은 고딕" w:eastAsia="맑은 고딕" w:hAnsi="맑은 고딕"/>
-          <w:b/>
-          <w:bCs/>
-        </w:rPr>
-        <w:t xml:space="preserve">검토자 간 판단 불일치 처리 (계획)</w:t>
-      </w:r>
-    </w:p>
-    <w:p>
-      <w:pPr>
-        <w:spacing w:after="120"/>
-      </w:pPr>
-      <w:r>
-        <w:rPr>
-          <w:rFonts w:ascii="맑은 고딕" w:cs="맑은 고딕" w:eastAsia="맑은 고딕" w:hAnsi="맑은 고딕"/>
-          <w:i/>
-          <w:iCs/>
-          <w:color w:val="555555"/>
-          <w:sz w:val="18"/>
-          <w:szCs w:val="18"/>
-        </w:rPr>
-        <w:t xml:space="preserve">멘토링 지적: Human Oversight는 사람이 확인한다로 끝나는 것이 아니라, 사람들끼리 판단이 다를 때 어떻게 할지까지 설계해야 완성된다.</w:t>
+        <w:pStyle w:val="Heading2"/>
+        <w:spacing w:after="120" w:before="240"/>
+      </w:pPr>
+      <w:r>
+        <w:t xml:space="preserve">6-3. 검토자 간 판단 불일치 처리</w:t>
       </w:r>
     </w:p>
     <w:tbl>
       <w:tblPr>
-        <w:tblW w:type="dxa" w:w="9200"/>
+        <w:tblW w:type="dxa" w:w="9600"/>
         <w:tblBorders>
           <w:top w:val="single" w:color="auto" w:sz="4"/>
           <w:left w:val="single" w:color="auto" w:sz="4"/>
@@ -2626,7 +8224,7 @@
       </w:tblPr>
       <w:tblGrid>
         <w:gridCol w:w="3600"/>
-        <w:gridCol w:w="5600"/>
+        <w:gridCol w:w="6000"/>
       </w:tblGrid>
       <w:tr>
         <w:trPr>
@@ -2658,7 +8256,7 @@
         </w:tc>
         <w:tc>
           <w:tcPr>
-            <w:tcW w:type="dxa" w:w="5600"/>
+            <w:tcW w:type="dxa" w:w="6000"/>
             <w:shd w:fill="D9D9F3" w:val="clear"/>
             <w:tcMar>
               <w:top w:type="dxa" w:w="60"/>
@@ -2682,6 +8280,9 @@
         </w:tc>
       </w:tr>
       <w:tr>
+        <w:trPr>
+          <w:cantSplit/>
+        </w:trPr>
         <w:tc>
           <w:tcPr>
             <w:tcW w:type="dxa" w:w="3600"/>
@@ -2707,7 +8308,7 @@
         </w:tc>
         <w:tc>
           <w:tcPr>
-            <w:tcW w:type="dxa" w:w="5600"/>
+            <w:tcW w:type="dxa" w:w="6000"/>
             <w:tcMar>
               <w:top w:type="dxa" w:w="60"/>
               <w:left w:type="dxa" w:w="100"/>
@@ -2730,6 +8331,9 @@
         </w:tc>
       </w:tr>
       <w:tr>
+        <w:trPr>
+          <w:cantSplit/>
+        </w:trPr>
         <w:tc>
           <w:tcPr>
             <w:tcW w:type="dxa" w:w="3600"/>
@@ -2755,7 +8359,7 @@
         </w:tc>
         <w:tc>
           <w:tcPr>
-            <w:tcW w:type="dxa" w:w="5600"/>
+            <w:tcW w:type="dxa" w:w="6000"/>
             <w:tcMar>
               <w:top w:type="dxa" w:w="60"/>
               <w:left w:type="dxa" w:w="100"/>
@@ -2778,6 +8382,9 @@
         </w:tc>
       </w:tr>
       <w:tr>
+        <w:trPr>
+          <w:cantSplit/>
+        </w:trPr>
         <w:tc>
           <w:tcPr>
             <w:tcW w:type="dxa" w:w="3600"/>
@@ -2803,7 +8410,7 @@
         </w:tc>
         <w:tc>
           <w:tcPr>
-            <w:tcW w:type="dxa" w:w="5600"/>
+            <w:tcW w:type="dxa" w:w="6000"/>
             <w:tcMar>
               <w:top w:type="dxa" w:w="60"/>
               <w:left w:type="dxa" w:w="100"/>
@@ -2826,6 +8433,9 @@
         </w:tc>
       </w:tr>
       <w:tr>
+        <w:trPr>
+          <w:cantSplit/>
+        </w:trPr>
         <w:tc>
           <w:tcPr>
             <w:tcW w:type="dxa" w:w="3600"/>
@@ -2851,7 +8461,7 @@
         </w:tc>
         <w:tc>
           <w:tcPr>
-            <w:tcW w:type="dxa" w:w="5600"/>
+            <w:tcW w:type="dxa" w:w="6000"/>
             <w:tcMar>
               <w:top w:type="dxa" w:w="60"/>
               <w:left w:type="dxa" w:w="100"/>
@@ -2893,20 +8503,16 @@
         <w:rPr>
           <w:rFonts w:ascii="맑은 고딕" w:cs="맑은 고딕" w:eastAsia="맑은 고딕" w:hAnsi="맑은 고딕"/>
         </w:rPr>
-        <w:t xml:space="preserve">이 절차의 목적은 “다수결”이 아니라, 판단에 대한 책임 소재를 명확히 하면서도 민감한 사안은 더 신중한 절차로 흘러가게 하는 것이다.</w:t>
-      </w:r>
-    </w:p>
-    <w:p>
-      <w:pPr>
-        <w:spacing w:after="120"/>
-      </w:pPr>
-      <w:r>
-        <w:rPr>
-          <w:rFonts w:ascii="맑은 고딕" w:cs="맑은 고딕" w:eastAsia="맑은 고딕" w:hAnsi="맑은 고딕"/>
-          <w:b/>
-          <w:bCs/>
-        </w:rPr>
-        <w:t xml:space="preserve">SLA 및 운영 규칙 (계획)</w:t>
+        <w:t xml:space="preserve">이 절차의 목적은 “다수결”이 아니라, 판단의 책임 소재를 명확히 하면서도 민감한 사안은 더 신중한 절차로 흘러가게 하는 것이다.</w:t>
+      </w:r>
+    </w:p>
+    <w:p>
+      <w:pPr>
+        <w:pStyle w:val="Heading2"/>
+        <w:spacing w:after="120" w:before="240"/>
+      </w:pPr>
+      <w:r>
+        <w:t xml:space="preserve">6-4. 검토 인력과 검토 기한의 도출 방법</w:t>
       </w:r>
     </w:p>
     <w:p>
@@ -2922,7 +8528,7 @@
         <w:rPr>
           <w:rFonts w:ascii="맑은 고딕" w:cs="맑은 고딕" w:eastAsia="맑은 고딕" w:hAnsi="맑은 고딕"/>
         </w:rPr>
-        <w:t xml:space="preserve">검토 인력 산정: 필요 검토 인력 = (일일 기사 수 × 이관율) ÷ (1인 일일 처리 건수). 이관율은 conformal(α)에서 데이터로 도출되고 나머지는 적용 조직의 입력 가정이며, 인력 규모를 임의 숫자로 고정하지 않음</w:t>
+        <w:t xml:space="preserve">이관율: r(α; π) = π·r₊ + (1−π)·r₋. r₊, r₋는 각각 클릭베이트·정상 기사에서 예측집합이 애매(두 클래스 포함 또는 공집합)가 되는 비율로 테스트 셋에서 실측하고, π는 서비스 내 클릭베이트 유병률이다</w:t>
       </w:r>
     </w:p>
     <w:p>
@@ -2938,7 +8544,7 @@
         <w:rPr>
           <w:rFonts w:ascii="맑은 고딕" w:cs="맑은 고딕" w:eastAsia="맑은 고딕" w:hAnsi="맑은 고딕"/>
         </w:rPr>
-        <w:t xml:space="preserve">SLA: 우선순위 매트릭스 기준 (최우선 1시간 / 차순위 4시간 / 일반 24시간)</w:t>
+        <w:t xml:space="preserve">검토 인력: ⌈ N · r(α; π) ÷ c ⌉. N은 일일 기사 수(적용 조직의 입력), c는 1인 일일 처리 건수(본선 파일럿의 처리 시간 측정을 사후분포로 추정)다. 값을 임의로 고정하지 않고 구간으로 보고한다</w:t>
       </w:r>
     </w:p>
     <w:p>
@@ -2954,7 +8560,7 @@
         <w:rPr>
           <w:rFonts w:ascii="맑은 고딕" w:cs="맑은 고딕" w:eastAsia="맑은 고딕" w:hAnsi="맑은 고딕"/>
         </w:rPr>
-        <w:t xml:space="preserve">검토자 부재 시: 큐에 쌓아두고 최우선 건부터 처리, 자동 승인으로 전환하지 않음</w:t>
+        <w:t xml:space="preserve">α 결정 규칙: 검토 용량 C에 대해 r(α; π)·N ≤ C를 만족하는 가장 작은 α를 택한다. α가 작을수록 재현율은 높고 이관율도 높으므로, 용량이 허용하는 한 재현율이 가장 높은 α를 고른다</w:t>
       </w:r>
     </w:p>
     <w:p>
@@ -2970,20 +8576,7 @@
         <w:rPr>
           <w:rFonts w:ascii="맑은 고딕" w:cs="맑은 고딕" w:eastAsia="맑은 고딕" w:hAnsi="맑은 고딕"/>
         </w:rPr>
-        <w:t xml:space="preserve">사후 대응과의 관계: 독자 신고 등 사후 대응만으로는 불충분하므로, 게시 전/판단 진행 중 단계 개입을 기본으로 함</w:t>
-      </w:r>
-    </w:p>
-    <w:p>
-      <w:pPr>
-        <w:spacing w:after="120"/>
-      </w:pPr>
-      <w:r>
-        <w:rPr>
-          <w:rFonts w:ascii="맑은 고딕" w:cs="맑은 고딕" w:eastAsia="맑은 고딕" w:hAnsi="맑은 고딕"/>
-          <w:b/>
-          <w:bCs/>
-        </w:rPr>
-        <w:t xml:space="preserve">에이전트 자율범위 통제 (계획)</w:t>
+        <w:t xml:space="preserve">검토 기한: 긴급도·중요도별 기한(최우선/보통/일반)은 파일럿 처리 시간 분포의 분위수와 서비스 요구로 정하며, 흐름도의 시간 값은 초기 목표(가정)다</w:t>
       </w:r>
     </w:p>
     <w:p>
@@ -2999,7 +8592,7 @@
         <w:rPr>
           <w:rFonts w:ascii="맑은 고딕" w:cs="맑은 고딕" w:eastAsia="맑은 고딕" w:hAnsi="맑은 고딕"/>
         </w:rPr>
-        <w:t xml:space="preserve">모델 환각 위험: 판단 근거는 원문 내 구간을 직접 인용하는 방식으로만 생성(자유 생성 근거 미사용)</w:t>
+        <w:t xml:space="preserve">검토자 부재 시: 큐에 쌓아두고 최우선 건부터 처리하며 자동 승인으로 전환하지 않는다</w:t>
       </w:r>
     </w:p>
     <w:p>
@@ -3015,7 +8608,16 @@
         <w:rPr>
           <w:rFonts w:ascii="맑은 고딕" w:cs="맑은 고딕" w:eastAsia="맑은 고딕" w:hAnsi="맑은 고딕"/>
         </w:rPr>
-        <w:t xml:space="preserve">과도한 자율 권한: Agent는 판단·근거제시·카테고리 분류까지만 수행, 게시/반려 등 실행은 전적으로 사람이 결정</w:t>
+        <w:t xml:space="preserve">사후 대응과의 관계: 독자 신고 등 사후 대응만으로는 불충분하므로, 게시 전·판단 진행 중 단계의 개입을 기본으로 한다</w:t>
+      </w:r>
+    </w:p>
+    <w:p>
+      <w:pPr>
+        <w:pStyle w:val="Heading2"/>
+        <w:spacing w:after="120" w:before="240"/>
+      </w:pPr>
+      <w:r>
+        <w:t xml:space="preserve">6-5. 에이전트 자율범위 통제</w:t>
       </w:r>
     </w:p>
     <w:p>
@@ -3031,7 +8633,7 @@
         <w:rPr>
           <w:rFonts w:ascii="맑은 고딕" w:cs="맑은 고딕" w:eastAsia="맑은 고딕" w:hAnsi="맑은 고딕"/>
         </w:rPr>
-        <w:t xml:space="preserve">판단 연쇄 방지: 각 기사 단위로 판단을 종료, 자동으로 다음 조치로 연결하지 않음</w:t>
+        <w:t xml:space="preserve">모델 환각 위험: 판단 근거는 원문 내 구간을 직접 인용하는 방식으로만 생성한다</w:t>
       </w:r>
     </w:p>
     <w:p>
@@ -3047,7 +8649,7 @@
         <w:rPr>
           <w:rFonts w:ascii="맑은 고딕" w:cs="맑은 고딕" w:eastAsia="맑은 고딕" w:hAnsi="맑은 고딕"/>
         </w:rPr>
-        <w:t xml:space="preserve">개입 누락 방지: Trigger 조건을 시스템 레벨에서 강제(조건 충족 시 자동 게시 로직 자체를 차단)</w:t>
+        <w:t xml:space="preserve">과도한 자율 권한: Agent는 판단·근거 제시·카테고리 분류까지만 수행하고 게시·반려 등 실행은 전적으로 사람이 결정한다</w:t>
       </w:r>
     </w:p>
     <w:p>
@@ -3063,27 +8665,7 @@
         <w:rPr>
           <w:rFonts w:ascii="맑은 고딕" w:cs="맑은 고딕" w:eastAsia="맑은 고딕" w:hAnsi="맑은 고딕"/>
         </w:rPr>
-        <w:t xml:space="preserve">프롬프트 인젝션 방어: 기사 본문은 분석 대상 데이터로만 전달해 지시와 분리하고, 출력은 정해진 형식(판정·신뢰도·원문 구간 근거)만 허용</w:t>
-      </w:r>
-    </w:p>
-    <w:p>
-      <w:pPr>
-        <w:pStyle w:val="Heading1"/>
-        <w:spacing w:after="150" w:before="300"/>
-      </w:pPr>
-      <w:r>
-        <w:t xml:space="preserve">BaseKit 6. 투명성·설명가능성 계획</w:t>
-      </w:r>
-    </w:p>
-    <w:p>
-      <w:pPr>
-        <w:spacing w:after="120"/>
-      </w:pPr>
-      <w:r>
-        <w:rPr>
-          <w:rFonts w:ascii="맑은 고딕" w:cs="맑은 고딕" w:eastAsia="맑은 고딕" w:hAnsi="맑은 고딕"/>
-        </w:rPr>
-        <w:t xml:space="preserve">본선에서는 사용자(검토자)와 이해관계자가 AI 판단을 신뢰하고 검증할 수 있도록 아래와 같은 투명성 장치를 구현할 계획이다.</w:t>
+        <w:t xml:space="preserve">판단 연쇄 방지: 각 기사 단위로 판단을 종료하고 자동으로 다음 조치에 연결하지 않는다</w:t>
       </w:r>
     </w:p>
     <w:p>
@@ -3099,7 +8681,472 @@
         <w:rPr>
           <w:rFonts w:ascii="맑은 고딕" w:cs="맑은 고딕" w:eastAsia="맑은 고딕" w:hAnsi="맑은 고딕"/>
         </w:rPr>
-        <w:t xml:space="preserve">모든 “클릭베이트” 판정에 대해 판정 근거(제목-본문 불일치 구간)를 원문 인용 형태로 상시 공개</w:t>
+        <w:t xml:space="preserve">개입 누락 방지: Trigger 조건을 시스템 레벨에서 강제해 조건 충족 시 자동 게시 로직 자체를 차단한다</w:t>
+      </w:r>
+    </w:p>
+    <w:p>
+      <w:pPr>
+        <w:pStyle w:val="Heading1"/>
+        <w:spacing w:after="150" w:before="300"/>
+      </w:pPr>
+      <w:r>
+        <w:t xml:space="preserve">BaseKit 7. 운영·모니터링·평가 계획</w:t>
+      </w:r>
+    </w:p>
+    <w:p>
+      <w:pPr>
+        <w:pStyle w:val="Heading2"/>
+        <w:spacing w:after="120" w:before="240"/>
+      </w:pPr>
+      <w:r>
+        <w:t xml:space="preserve">7-1. 평가 계획</w:t>
+      </w:r>
+    </w:p>
+    <w:tbl>
+      <w:tblPr>
+        <w:tblW w:type="dxa" w:w="9600"/>
+        <w:tblBorders>
+          <w:top w:val="single" w:color="auto" w:sz="4"/>
+          <w:left w:val="single" w:color="auto" w:sz="4"/>
+          <w:bottom w:val="single" w:color="auto" w:sz="4"/>
+          <w:right w:val="single" w:color="auto" w:sz="4"/>
+          <w:insideH w:val="single" w:color="auto" w:sz="4"/>
+          <w:insideV w:val="single" w:color="auto" w:sz="4"/>
+        </w:tblBorders>
+      </w:tblPr>
+      <w:tblGrid>
+        <w:gridCol w:w="2200"/>
+        <w:gridCol w:w="7400"/>
+      </w:tblGrid>
+      <w:tr>
+        <w:trPr>
+          <w:tblHeader/>
+        </w:trPr>
+        <w:tc>
+          <w:tcPr>
+            <w:tcW w:type="dxa" w:w="2200"/>
+            <w:shd w:fill="D9D9F3" w:val="clear"/>
+            <w:tcMar>
+              <w:top w:type="dxa" w:w="60"/>
+              <w:left w:type="dxa" w:w="100"/>
+              <w:bottom w:type="dxa" w:w="60"/>
+              <w:right w:type="dxa" w:w="100"/>
+            </w:tcMar>
+          </w:tcPr>
+          <w:p>
+            <w:r>
+              <w:rPr>
+                <w:rFonts w:ascii="맑은 고딕" w:cs="맑은 고딕" w:eastAsia="맑은 고딕" w:hAnsi="맑은 고딕"/>
+                <w:b/>
+                <w:bCs/>
+                <w:sz w:val="20"/>
+                <w:szCs w:val="20"/>
+              </w:rPr>
+              <w:t xml:space="preserve">평가 항목</w:t>
+            </w:r>
+          </w:p>
+        </w:tc>
+        <w:tc>
+          <w:tcPr>
+            <w:tcW w:type="dxa" w:w="7400"/>
+            <w:shd w:fill="D9D9F3" w:val="clear"/>
+            <w:tcMar>
+              <w:top w:type="dxa" w:w="60"/>
+              <w:left w:type="dxa" w:w="100"/>
+              <w:bottom w:type="dxa" w:w="60"/>
+              <w:right w:type="dxa" w:w="100"/>
+            </w:tcMar>
+          </w:tcPr>
+          <w:p>
+            <w:r>
+              <w:rPr>
+                <w:rFonts w:ascii="맑은 고딕" w:cs="맑은 고딕" w:eastAsia="맑은 고딕" w:hAnsi="맑은 고딕"/>
+                <w:b/>
+                <w:bCs/>
+                <w:sz w:val="20"/>
+                <w:szCs w:val="20"/>
+              </w:rPr>
+              <w:t xml:space="preserve">내용(계획)</w:t>
+            </w:r>
+          </w:p>
+        </w:tc>
+      </w:tr>
+      <w:tr>
+        <w:trPr>
+          <w:cantSplit/>
+        </w:trPr>
+        <w:tc>
+          <w:tcPr>
+            <w:tcW w:type="dxa" w:w="2200"/>
+            <w:tcMar>
+              <w:top w:type="dxa" w:w="60"/>
+              <w:left w:type="dxa" w:w="100"/>
+              <w:bottom w:type="dxa" w:w="60"/>
+              <w:right w:type="dxa" w:w="100"/>
+            </w:tcMar>
+          </w:tcPr>
+          <w:p>
+            <w:r>
+              <w:rPr>
+                <w:rFonts w:ascii="맑은 고딕" w:cs="맑은 고딕" w:eastAsia="맑은 고딕" w:hAnsi="맑은 고딕"/>
+                <w:b w:val="false"/>
+                <w:bCs w:val="false"/>
+                <w:sz w:val="19"/>
+                <w:szCs w:val="19"/>
+              </w:rPr>
+              <w:t xml:space="preserve">핵심 지표</w:t>
+            </w:r>
+          </w:p>
+        </w:tc>
+        <w:tc>
+          <w:tcPr>
+            <w:tcW w:type="dxa" w:w="7400"/>
+            <w:tcMar>
+              <w:top w:type="dxa" w:w="60"/>
+              <w:left w:type="dxa" w:w="100"/>
+              <w:bottom w:type="dxa" w:w="60"/>
+              <w:right w:type="dxa" w:w="100"/>
+            </w:tcMar>
+          </w:tcPr>
+          <w:p>
+            <w:r>
+              <w:rPr>
+                <w:rFonts w:ascii="맑은 고딕" w:cs="맑은 고딕" w:eastAsia="맑은 고딕" w:hAnsi="맑은 고딕"/>
+                <w:b w:val="false"/>
+                <w:bCs w:val="false"/>
+                <w:sz w:val="19"/>
+                <w:szCs w:val="19"/>
+              </w:rPr>
+              <w:t xml:space="preserve">재현율(Recall)을 핵심 지표로, 정밀도 하한을 보조 지표로 한다. 재현율은 Clopper–Pearson 신뢰구간과 함께 보고하고, 정밀도는 서비스 유병률 π로 환산해 보고</w:t>
+            </w:r>
+          </w:p>
+        </w:tc>
+      </w:tr>
+      <w:tr>
+        <w:trPr>
+          <w:cantSplit/>
+        </w:trPr>
+        <w:tc>
+          <w:tcPr>
+            <w:tcW w:type="dxa" w:w="2200"/>
+            <w:tcMar>
+              <w:top w:type="dxa" w:w="60"/>
+              <w:left w:type="dxa" w:w="100"/>
+              <w:bottom w:type="dxa" w:w="60"/>
+              <w:right w:type="dxa" w:w="100"/>
+            </w:tcMar>
+          </w:tcPr>
+          <w:p>
+            <w:r>
+              <w:rPr>
+                <w:rFonts w:ascii="맑은 고딕" w:cs="맑은 고딕" w:eastAsia="맑은 고딕" w:hAnsi="맑은 고딕"/>
+                <w:b w:val="false"/>
+                <w:bCs w:val="false"/>
+                <w:sz w:val="19"/>
+                <w:szCs w:val="19"/>
+              </w:rPr>
+              <w:t xml:space="preserve">Conformal 평가</w:t>
+            </w:r>
+          </w:p>
+        </w:tc>
+        <w:tc>
+          <w:tcPr>
+            <w:tcW w:type="dxa" w:w="7400"/>
+            <w:tcMar>
+              <w:top w:type="dxa" w:w="60"/>
+              <w:left w:type="dxa" w:w="100"/>
+              <w:bottom w:type="dxa" w:w="60"/>
+              <w:right w:type="dxa" w:w="100"/>
+            </w:tcMar>
+          </w:tcPr>
+          <w:p>
+            <w:r>
+              <w:rPr>
+                <w:rFonts w:ascii="맑은 고딕" w:cs="맑은 고딕" w:eastAsia="맑은 고딕" w:hAnsi="맑은 고딕"/>
+                <w:b w:val="false"/>
+                <w:bCs w:val="false"/>
+                <w:sz w:val="19"/>
+                <w:szCs w:val="19"/>
+              </w:rPr>
+              <w:t xml:space="preserve">테스트 셋에서 클래스 조건부 커버리지(클릭베이트 ≥ 1−α)를 실측해 검증하고, 이관율과 예측집합 크기 분포를 함께 보고. 확률 품질(구간별 정답률, ECE)도 점검</w:t>
+            </w:r>
+          </w:p>
+        </w:tc>
+      </w:tr>
+      <w:tr>
+        <w:trPr>
+          <w:cantSplit/>
+        </w:trPr>
+        <w:tc>
+          <w:tcPr>
+            <w:tcW w:type="dxa" w:w="2200"/>
+            <w:tcMar>
+              <w:top w:type="dxa" w:w="60"/>
+              <w:left w:type="dxa" w:w="100"/>
+              <w:bottom w:type="dxa" w:w="60"/>
+              <w:right w:type="dxa" w:w="100"/>
+            </w:tcMar>
+          </w:tcPr>
+          <w:p>
+            <w:r>
+              <w:rPr>
+                <w:rFonts w:ascii="맑은 고딕" w:cs="맑은 고딕" w:eastAsia="맑은 고딕" w:hAnsi="맑은 고딕"/>
+                <w:b w:val="false"/>
+                <w:bCs w:val="false"/>
+                <w:sz w:val="19"/>
+                <w:szCs w:val="19"/>
+              </w:rPr>
+              <w:t xml:space="preserve">분해 평가</w:t>
+            </w:r>
+          </w:p>
+        </w:tc>
+        <w:tc>
+          <w:tcPr>
+            <w:tcW w:type="dxa" w:w="7400"/>
+            <w:tcMar>
+              <w:top w:type="dxa" w:w="60"/>
+              <w:left w:type="dxa" w:w="100"/>
+              <w:bottom w:type="dxa" w:w="60"/>
+              <w:right w:type="dxa" w:w="100"/>
+            </w:tcMar>
+          </w:tcPr>
+          <w:p>
+            <w:r>
+              <w:rPr>
+                <w:rFonts w:ascii="맑은 고딕" w:cs="맑은 고딕" w:eastAsia="맑은 고딕" w:hAnsi="맑은 고딕"/>
+                <w:b w:val="false"/>
+                <w:bCs w:val="false"/>
+                <w:sz w:val="19"/>
+                <w:szCs w:val="19"/>
+              </w:rPr>
+              <w:t xml:space="preserve">생성 유형(Auto/Direct), Part, 변형 강도, 카테고리(정치·경제 별도), 언어(한국어/영어)별로 성능과 커버리지를 분해해 보고(RISK-10, 13)</w:t>
+            </w:r>
+          </w:p>
+        </w:tc>
+      </w:tr>
+      <w:tr>
+        <w:trPr>
+          <w:cantSplit/>
+        </w:trPr>
+        <w:tc>
+          <w:tcPr>
+            <w:tcW w:type="dxa" w:w="2200"/>
+            <w:tcMar>
+              <w:top w:type="dxa" w:w="60"/>
+              <w:left w:type="dxa" w:w="100"/>
+              <w:bottom w:type="dxa" w:w="60"/>
+              <w:right w:type="dxa" w:w="100"/>
+            </w:tcMar>
+          </w:tcPr>
+          <w:p>
+            <w:r>
+              <w:rPr>
+                <w:rFonts w:ascii="맑은 고딕" w:cs="맑은 고딕" w:eastAsia="맑은 고딕" w:hAnsi="맑은 고딕"/>
+                <w:b w:val="false"/>
+                <w:bCs w:val="false"/>
+                <w:sz w:val="19"/>
+                <w:szCs w:val="19"/>
+              </w:rPr>
+              <w:t xml:space="preserve">근거 충실도</w:t>
+            </w:r>
+          </w:p>
+        </w:tc>
+        <w:tc>
+          <w:tcPr>
+            <w:tcW w:type="dxa" w:w="7400"/>
+            <w:tcMar>
+              <w:top w:type="dxa" w:w="60"/>
+              <w:left w:type="dxa" w:w="100"/>
+              <w:bottom w:type="dxa" w:w="60"/>
+              <w:right w:type="dxa" w:w="100"/>
+            </w:tcMar>
+          </w:tcPr>
+          <w:p>
+            <w:r>
+              <w:rPr>
+                <w:rFonts w:ascii="맑은 고딕" w:cs="맑은 고딕" w:eastAsia="맑은 고딕" w:hAnsi="맑은 고딕"/>
+                <w:b w:val="false"/>
+                <w:bCs w:val="false"/>
+                <w:sz w:val="19"/>
+                <w:szCs w:val="19"/>
+              </w:rPr>
+              <w:t xml:space="preserve">근거 정답 라벨이 있는 건에서 모델이 인용한 문장 번호와 정답 문장의 일치(정밀도·재현율)를 평가</w:t>
+            </w:r>
+          </w:p>
+        </w:tc>
+      </w:tr>
+      <w:tr>
+        <w:trPr>
+          <w:cantSplit/>
+        </w:trPr>
+        <w:tc>
+          <w:tcPr>
+            <w:tcW w:type="dxa" w:w="2200"/>
+            <w:tcMar>
+              <w:top w:type="dxa" w:w="60"/>
+              <w:left w:type="dxa" w:w="100"/>
+              <w:bottom w:type="dxa" w:w="60"/>
+              <w:right w:type="dxa" w:w="100"/>
+            </w:tcMar>
+          </w:tcPr>
+          <w:p>
+            <w:r>
+              <w:rPr>
+                <w:rFonts w:ascii="맑은 고딕" w:cs="맑은 고딕" w:eastAsia="맑은 고딕" w:hAnsi="맑은 고딕"/>
+                <w:b w:val="false"/>
+                <w:bCs w:val="false"/>
+                <w:sz w:val="19"/>
+                <w:szCs w:val="19"/>
+              </w:rPr>
+              <w:t xml:space="preserve">Webis 활용 평가</w:t>
+            </w:r>
+          </w:p>
+        </w:tc>
+        <w:tc>
+          <w:tcPr>
+            <w:tcW w:type="dxa" w:w="7400"/>
+            <w:tcMar>
+              <w:top w:type="dxa" w:w="60"/>
+              <w:left w:type="dxa" w:w="100"/>
+              <w:bottom w:type="dxa" w:w="60"/>
+              <w:right w:type="dxa" w:w="100"/>
+            </w:tcMar>
+          </w:tcPr>
+          <w:p>
+            <w:r>
+              <w:rPr>
+                <w:rFonts w:ascii="맑은 고딕" w:cs="맑은 고딕" w:eastAsia="맑은 고딕" w:hAnsi="맑은 고딕"/>
+                <w:b w:val="false"/>
+                <w:bCs w:val="false"/>
+                <w:sz w:val="19"/>
+                <w:szCs w:val="19"/>
+              </w:rPr>
+              <w:t xml:space="preserve">한국어 보정 q̂를 영어 Webis에 적용했을 때 커버리지가 얼마나 깨지는지 실측(교환가능성 전제의 한계 확인), A.X 확률과 클릭베이트 강도(truthMean)의 순위상관, 주석자 판단 불일치와 예측집합 애매 여부의 대응</w:t>
+            </w:r>
+          </w:p>
+        </w:tc>
+      </w:tr>
+      <w:tr>
+        <w:trPr>
+          <w:cantSplit/>
+        </w:trPr>
+        <w:tc>
+          <w:tcPr>
+            <w:tcW w:type="dxa" w:w="2200"/>
+            <w:tcMar>
+              <w:top w:type="dxa" w:w="60"/>
+              <w:left w:type="dxa" w:w="100"/>
+              <w:bottom w:type="dxa" w:w="60"/>
+              <w:right w:type="dxa" w:w="100"/>
+            </w:tcMar>
+          </w:tcPr>
+          <w:p>
+            <w:r>
+              <w:rPr>
+                <w:rFonts w:ascii="맑은 고딕" w:cs="맑은 고딕" w:eastAsia="맑은 고딕" w:hAnsi="맑은 고딕"/>
+                <w:b w:val="false"/>
+                <w:bCs w:val="false"/>
+                <w:sz w:val="19"/>
+                <w:szCs w:val="19"/>
+              </w:rPr>
+              <w:t xml:space="preserve">오류 유형 분석</w:t>
+            </w:r>
+          </w:p>
+        </w:tc>
+        <w:tc>
+          <w:tcPr>
+            <w:tcW w:type="dxa" w:w="7400"/>
+            <w:tcMar>
+              <w:top w:type="dxa" w:w="60"/>
+              <w:left w:type="dxa" w:w="100"/>
+              <w:bottom w:type="dxa" w:w="60"/>
+              <w:right w:type="dxa" w:w="100"/>
+            </w:tcMar>
+          </w:tcPr>
+          <w:p>
+            <w:r>
+              <w:rPr>
+                <w:rFonts w:ascii="맑은 고딕" w:cs="맑은 고딕" w:eastAsia="맑은 고딕" w:hAnsi="맑은 고딕"/>
+                <w:b w:val="false"/>
+                <w:bCs w:val="false"/>
+                <w:sz w:val="19"/>
+                <w:szCs w:val="19"/>
+              </w:rPr>
+              <w:t xml:space="preserve">미탐(RISK-01)과 오탐(RISK-02) 각각의 발생 빈도와 영향을 구분해 추적</w:t>
+            </w:r>
+          </w:p>
+        </w:tc>
+      </w:tr>
+      <w:tr>
+        <w:trPr>
+          <w:cantSplit/>
+        </w:trPr>
+        <w:tc>
+          <w:tcPr>
+            <w:tcW w:type="dxa" w:w="2200"/>
+            <w:tcMar>
+              <w:top w:type="dxa" w:w="60"/>
+              <w:left w:type="dxa" w:w="100"/>
+              <w:bottom w:type="dxa" w:w="60"/>
+              <w:right w:type="dxa" w:w="100"/>
+            </w:tcMar>
+          </w:tcPr>
+          <w:p>
+            <w:r>
+              <w:rPr>
+                <w:rFonts w:ascii="맑은 고딕" w:cs="맑은 고딕" w:eastAsia="맑은 고딕" w:hAnsi="맑은 고딕"/>
+                <w:b w:val="false"/>
+                <w:bCs w:val="false"/>
+                <w:sz w:val="19"/>
+                <w:szCs w:val="19"/>
+              </w:rPr>
+              <w:t xml:space="preserve">인젝션 점검</w:t>
+            </w:r>
+          </w:p>
+        </w:tc>
+        <w:tc>
+          <w:tcPr>
+            <w:tcW w:type="dxa" w:w="7400"/>
+            <w:tcMar>
+              <w:top w:type="dxa" w:w="60"/>
+              <w:left w:type="dxa" w:w="100"/>
+              <w:bottom w:type="dxa" w:w="60"/>
+              <w:right w:type="dxa" w:w="100"/>
+            </w:tcMar>
+          </w:tcPr>
+          <w:p>
+            <w:r>
+              <w:rPr>
+                <w:rFonts w:ascii="맑은 고딕" w:cs="맑은 고딕" w:eastAsia="맑은 고딕" w:hAnsi="맑은 고딕"/>
+                <w:b w:val="false"/>
+                <w:bCs w:val="false"/>
+                <w:sz w:val="19"/>
+                <w:szCs w:val="19"/>
+              </w:rPr>
+              <w:t xml:space="preserve">본문에 지시문이 포함된 입력에서도 판정이 흔들리지 않는지 별도 테스트 케이스로 확인(RISK-08)</w:t>
+            </w:r>
+          </w:p>
+        </w:tc>
+      </w:tr>
+    </w:tbl>
+    <w:p>
+      <w:pPr>
+        <w:spacing w:after="120"/>
+      </w:pPr>
+      <w:r>
+        <w:rPr>
+          <w:rFonts w:ascii="맑은 고딕" w:cs="맑은 고딕" w:eastAsia="맑은 고딕" w:hAnsi="맑은 고딕"/>
+        </w:rPr>
+        <w:t xml:space="preserve"/>
+      </w:r>
+    </w:p>
+    <w:p>
+      <w:pPr>
+        <w:pStyle w:val="Heading2"/>
+        <w:spacing w:after="120" w:before="240"/>
+      </w:pPr>
+      <w:r>
+        <w:t xml:space="preserve">7-2. 인간 감독 개입 모니터링</w:t>
       </w:r>
     </w:p>
     <w:p>
@@ -3115,7 +9162,7 @@
         <w:rPr>
           <w:rFonts w:ascii="맑은 고딕" w:cs="맑은 고딕" w:eastAsia="맑은 고딕" w:hAnsi="맑은 고딕"/>
         </w:rPr>
-        <w:t xml:space="preserve">판단 신뢰도 수치를 사용자(검토자)가 항상 확인할 수 있도록 UI/출력 포맷에 포함</w:t>
+        <w:t xml:space="preserve">트리거 조건별(정치·경제 / 우선순위 높음 / 예측집합 애매 등) 개입 비율을 주기적으로 점검해 RISK-03(검토자 경보 과부하) 재평가에 활용한다</w:t>
       </w:r>
     </w:p>
     <w:p>
@@ -3131,7 +9178,16 @@
         <w:rPr>
           <w:rFonts w:ascii="맑은 고딕" w:cs="맑은 고딕" w:eastAsia="맑은 고딕" w:hAnsi="맑은 고딕"/>
         </w:rPr>
-        <w:t xml:space="preserve">오탐(정상 기사를 클릭베이트로 잘못 판정)된 경우, 기사 작성자·대상 기업이 이의제기할 수 있는 채널 마련</w:t>
+        <w:t xml:space="preserve">“민감 주제” 기준은 과탐지·누락 사례를 모니터링해 지속 보완한다</w:t>
+      </w:r>
+    </w:p>
+    <w:p>
+      <w:pPr>
+        <w:pStyle w:val="Heading2"/>
+        <w:spacing w:after="120" w:before="240"/>
+      </w:pPr>
+      <w:r>
+        <w:t xml:space="preserve">7-3. 드리프트·재보정 트리거</w:t>
       </w:r>
     </w:p>
     <w:p>
@@ -3147,43 +9203,7 @@
         <w:rPr>
           <w:rFonts w:ascii="맑은 고딕" w:cs="맑은 고딕" w:eastAsia="맑은 고딕" w:hAnsi="맑은 고딕"/>
         </w:rPr>
-        <w:t xml:space="preserve">사용한 모델(A.X 4.0 Light) 버전과 적용된 보조 로직(있을 경우)을 판정 결과와 함께 기록·공개</w:t>
-      </w:r>
-    </w:p>
-    <w:p>
-      <w:pPr>
-        <w:spacing w:after="160"/>
-      </w:pPr>
-      <w:r>
-        <w:rPr>
-          <w:rFonts w:ascii="맑은 고딕" w:cs="맑은 고딕" w:eastAsia="맑은 고딕" w:hAnsi="맑은 고딕"/>
-          <w:i/>
-          <w:iCs/>
-          <w:color w:val="555555"/>
-          <w:sz w:val="18"/>
-          <w:szCs w:val="18"/>
-        </w:rPr>
-        <w:t xml:space="preserve">세부 UI/UX 설계와 이의제기 처리 절차는 본선 단계에서 구체화할 예정.</w:t>
-      </w:r>
-    </w:p>
-    <w:p>
-      <w:pPr>
-        <w:pStyle w:val="Heading1"/>
-        <w:spacing w:after="150" w:before="300"/>
-      </w:pPr>
-      <w:r>
-        <w:t xml:space="preserve">BaseKit 7. 평가·모니터링·검증 계획</w:t>
-      </w:r>
-    </w:p>
-    <w:p>
-      <w:pPr>
-        <w:spacing w:after="120"/>
-      </w:pPr>
-      <w:r>
-        <w:rPr>
-          <w:rFonts w:ascii="맑은 고딕" w:cs="맑은 고딕" w:eastAsia="맑은 고딕" w:hAnsi="맑은 고딕"/>
-        </w:rPr>
-        <w:t xml:space="preserve">본선에서는 모델 성능과 신뢰성을 함께 검증하기 위해 아래 항목을 평가할 계획이다.</w:t>
+        <w:t xml:space="preserve">감사 표본: 자동 통과·자동 확정된 건 중 무작위 표본을 검토자가 재판정해, 사람이 보지 않는 건에서의 미커버율을 추정한다</w:t>
       </w:r>
     </w:p>
     <w:p>
@@ -3199,7 +9219,7 @@
         <w:rPr>
           <w:rFonts w:ascii="맑은 고딕" w:cs="맑은 고딕" w:eastAsia="맑은 고딕" w:hAnsi="맑은 고딕"/>
         </w:rPr>
-        <w:t xml:space="preserve">성능 지표: 재현율(Recall)을 핵심 지표로, 정밀도 하한을 보조 지표로 하여 메인(AI-Hub)·보조(Webis) 데이터 기준 클릭베이트 탐지 성능 측정</w:t>
+        <w:t xml:space="preserve">미커버율 사후분포: Beta(1, 1) 사전분포에 감사 결과(이항)를 갱신해, P(미커버율 &gt; α | 감사 데이터) &gt; δ이면 재보정을 시작하고 BaseKit 6의 중지 조건을 확인한다</w:t>
       </w:r>
     </w:p>
     <w:p>
@@ -3215,7 +9235,7 @@
         <w:rPr>
           <w:rFonts w:ascii="맑은 고딕" w:cs="맑은 고딕" w:eastAsia="맑은 고딕" w:hAnsi="맑은 고딕"/>
         </w:rPr>
-        <w:t xml:space="preserve">Conformal 평가: 한국어 보정 셋에서 q̂를 도출하고, 테스트 셋에서 클래스 조건부 커버리지(클릭베이트 ≥ 1−α)를 실측으로 검증하며 이관율과 검토 부하를 함께 보고. 확률 품질(구간별 정답률, ECE)도 점검</w:t>
+        <w:t xml:space="preserve">감사 표본 수: 사후 신뢰구간의 반폭을 ε 이하로 만드는 n ≈ z²·α(1−α)/ε²를 기준으로 한다</w:t>
       </w:r>
     </w:p>
     <w:p>
@@ -3231,7 +9251,7 @@
         <w:rPr>
           <w:rFonts w:ascii="맑은 고딕" w:cs="맑은 고딕" w:eastAsia="맑은 고딕" w:hAnsi="맑은 고딕"/>
         </w:rPr>
-        <w:t xml:space="preserve">오류 유형별 분석: 미탐(RISK-01)과 오탐(RISK-02) 각각의 발생 빈도와 영향을 구분하여 추적</w:t>
+        <w:t xml:space="preserve">점수 분포 변화: 라벨 확률(점수) 분포를 보정 시점과 현재로 나눠 2표본 KS 검정 또는 PSI로 감시한다</w:t>
       </w:r>
     </w:p>
     <w:p>
@@ -3247,7 +9267,901 @@
         <w:rPr>
           <w:rFonts w:ascii="맑은 고딕" w:cs="맑은 고딕" w:eastAsia="맑은 고딕" w:hAnsi="맑은 고딕"/>
         </w:rPr>
-        <w:t xml:space="preserve">인간감독 개입률 모니터링: 트리거 조건별(정치·경제/우선순위 높음/예측집합 애매 등) 개입 비율을 주기적으로 점검해, RISK-03(검토자 경보 과부하) 재평가에 활용</w:t>
+        <w:t xml:space="preserve">신규 회피 패턴: 검토 결과로 확정된 오탐·미탐 사례를 주기적으로 평가·보정 셋에 반영한다(RISK-09, 11)</w:t>
+      </w:r>
+    </w:p>
+    <w:p>
+      <w:pPr>
+        <w:pStyle w:val="Heading2"/>
+        <w:spacing w:after="120" w:before="240"/>
+      </w:pPr>
+      <w:r>
+        <w:t xml:space="preserve">7-4. 정책 파라미터와 도출 방법</w:t>
+      </w:r>
+    </w:p>
+    <w:tbl>
+      <w:tblPr>
+        <w:tblW w:type="dxa" w:w="9600"/>
+        <w:tblBorders>
+          <w:top w:val="single" w:color="auto" w:sz="4"/>
+          <w:left w:val="single" w:color="auto" w:sz="4"/>
+          <w:bottom w:val="single" w:color="auto" w:sz="4"/>
+          <w:right w:val="single" w:color="auto" w:sz="4"/>
+          <w:insideH w:val="single" w:color="auto" w:sz="4"/>
+          <w:insideV w:val="single" w:color="auto" w:sz="4"/>
+        </w:tblBorders>
+      </w:tblPr>
+      <w:tblGrid>
+        <w:gridCol w:w="1000"/>
+        <w:gridCol w:w="2000"/>
+        <w:gridCol w:w="3600"/>
+        <w:gridCol w:w="1500"/>
+        <w:gridCol w:w="1500"/>
+      </w:tblGrid>
+      <w:tr>
+        <w:trPr>
+          <w:tblHeader/>
+        </w:trPr>
+        <w:tc>
+          <w:tcPr>
+            <w:tcW w:type="dxa" w:w="1000"/>
+            <w:shd w:fill="D9D9F3" w:val="clear"/>
+            <w:tcMar>
+              <w:top w:type="dxa" w:w="60"/>
+              <w:left w:type="dxa" w:w="100"/>
+              <w:bottom w:type="dxa" w:w="60"/>
+              <w:right w:type="dxa" w:w="100"/>
+            </w:tcMar>
+          </w:tcPr>
+          <w:p>
+            <w:r>
+              <w:rPr>
+                <w:rFonts w:ascii="맑은 고딕" w:cs="맑은 고딕" w:eastAsia="맑은 고딕" w:hAnsi="맑은 고딕"/>
+                <w:b/>
+                <w:bCs/>
+                <w:sz w:val="20"/>
+                <w:szCs w:val="20"/>
+              </w:rPr>
+              <w:t xml:space="preserve">파라미터</w:t>
+            </w:r>
+          </w:p>
+        </w:tc>
+        <w:tc>
+          <w:tcPr>
+            <w:tcW w:type="dxa" w:w="2000"/>
+            <w:shd w:fill="D9D9F3" w:val="clear"/>
+            <w:tcMar>
+              <w:top w:type="dxa" w:w="60"/>
+              <w:left w:type="dxa" w:w="100"/>
+              <w:bottom w:type="dxa" w:w="60"/>
+              <w:right w:type="dxa" w:w="100"/>
+            </w:tcMar>
+          </w:tcPr>
+          <w:p>
+            <w:r>
+              <w:rPr>
+                <w:rFonts w:ascii="맑은 고딕" w:cs="맑은 고딕" w:eastAsia="맑은 고딕" w:hAnsi="맑은 고딕"/>
+                <w:b/>
+                <w:bCs/>
+                <w:sz w:val="20"/>
+                <w:szCs w:val="20"/>
+              </w:rPr>
+              <w:t xml:space="preserve">의미</w:t>
+            </w:r>
+          </w:p>
+        </w:tc>
+        <w:tc>
+          <w:tcPr>
+            <w:tcW w:type="dxa" w:w="3600"/>
+            <w:shd w:fill="D9D9F3" w:val="clear"/>
+            <w:tcMar>
+              <w:top w:type="dxa" w:w="60"/>
+              <w:left w:type="dxa" w:w="100"/>
+              <w:bottom w:type="dxa" w:w="60"/>
+              <w:right w:type="dxa" w:w="100"/>
+            </w:tcMar>
+          </w:tcPr>
+          <w:p>
+            <w:r>
+              <w:rPr>
+                <w:rFonts w:ascii="맑은 고딕" w:cs="맑은 고딕" w:eastAsia="맑은 고딕" w:hAnsi="맑은 고딕"/>
+                <w:b/>
+                <w:bCs/>
+                <w:sz w:val="20"/>
+                <w:szCs w:val="20"/>
+              </w:rPr>
+              <w:t xml:space="preserve">정하는 방법</w:t>
+            </w:r>
+          </w:p>
+        </w:tc>
+        <w:tc>
+          <w:tcPr>
+            <w:tcW w:type="dxa" w:w="1500"/>
+            <w:shd w:fill="D9D9F3" w:val="clear"/>
+            <w:tcMar>
+              <w:top w:type="dxa" w:w="60"/>
+              <w:left w:type="dxa" w:w="100"/>
+              <w:bottom w:type="dxa" w:w="60"/>
+              <w:right w:type="dxa" w:w="100"/>
+            </w:tcMar>
+          </w:tcPr>
+          <w:p>
+            <w:r>
+              <w:rPr>
+                <w:rFonts w:ascii="맑은 고딕" w:cs="맑은 고딕" w:eastAsia="맑은 고딕" w:hAnsi="맑은 고딕"/>
+                <w:b/>
+                <w:bCs/>
+                <w:sz w:val="20"/>
+                <w:szCs w:val="20"/>
+              </w:rPr>
+              <w:t xml:space="preserve">결정 주체</w:t>
+            </w:r>
+          </w:p>
+        </w:tc>
+        <w:tc>
+          <w:tcPr>
+            <w:tcW w:type="dxa" w:w="1500"/>
+            <w:shd w:fill="D9D9F3" w:val="clear"/>
+            <w:tcMar>
+              <w:top w:type="dxa" w:w="60"/>
+              <w:left w:type="dxa" w:w="100"/>
+              <w:bottom w:type="dxa" w:w="60"/>
+              <w:right w:type="dxa" w:w="100"/>
+            </w:tcMar>
+          </w:tcPr>
+          <w:p>
+            <w:r>
+              <w:rPr>
+                <w:rFonts w:ascii="맑은 고딕" w:cs="맑은 고딕" w:eastAsia="맑은 고딕" w:hAnsi="맑은 고딕"/>
+                <w:b/>
+                <w:bCs/>
+                <w:sz w:val="20"/>
+                <w:szCs w:val="20"/>
+              </w:rPr>
+              <w:t xml:space="preserve">예선 상태</w:t>
+            </w:r>
+          </w:p>
+        </w:tc>
+      </w:tr>
+      <w:tr>
+        <w:trPr>
+          <w:cantSplit/>
+        </w:trPr>
+        <w:tc>
+          <w:tcPr>
+            <w:tcW w:type="dxa" w:w="1000"/>
+            <w:tcMar>
+              <w:top w:type="dxa" w:w="60"/>
+              <w:left w:type="dxa" w:w="100"/>
+              <w:bottom w:type="dxa" w:w="60"/>
+              <w:right w:type="dxa" w:w="100"/>
+            </w:tcMar>
+          </w:tcPr>
+          <w:p>
+            <w:r>
+              <w:rPr>
+                <w:rFonts w:ascii="맑은 고딕" w:cs="맑은 고딕" w:eastAsia="맑은 고딕" w:hAnsi="맑은 고딕"/>
+                <w:b w:val="false"/>
+                <w:bCs w:val="false"/>
+                <w:sz w:val="19"/>
+                <w:szCs w:val="19"/>
+              </w:rPr>
+              <w:t xml:space="preserve">α</w:t>
+            </w:r>
+          </w:p>
+        </w:tc>
+        <w:tc>
+          <w:tcPr>
+            <w:tcW w:type="dxa" w:w="2000"/>
+            <w:tcMar>
+              <w:top w:type="dxa" w:w="60"/>
+              <w:left w:type="dxa" w:w="100"/>
+              <w:bottom w:type="dxa" w:w="60"/>
+              <w:right w:type="dxa" w:w="100"/>
+            </w:tcMar>
+          </w:tcPr>
+          <w:p>
+            <w:r>
+              <w:rPr>
+                <w:rFonts w:ascii="맑은 고딕" w:cs="맑은 고딕" w:eastAsia="맑은 고딕" w:hAnsi="맑은 고딕"/>
+                <w:b w:val="false"/>
+                <w:bCs w:val="false"/>
+                <w:sz w:val="19"/>
+                <w:szCs w:val="19"/>
+              </w:rPr>
+              <w:t xml:space="preserve">클릭베이트 놓침 허용률</w:t>
+            </w:r>
+          </w:p>
+        </w:tc>
+        <w:tc>
+          <w:tcPr>
+            <w:tcW w:type="dxa" w:w="3600"/>
+            <w:tcMar>
+              <w:top w:type="dxa" w:w="60"/>
+              <w:left w:type="dxa" w:w="100"/>
+              <w:bottom w:type="dxa" w:w="60"/>
+              <w:right w:type="dxa" w:w="100"/>
+            </w:tcMar>
+          </w:tcPr>
+          <w:p>
+            <w:r>
+              <w:rPr>
+                <w:rFonts w:ascii="맑은 고딕" w:cs="맑은 고딕" w:eastAsia="맑은 고딕" w:hAnsi="맑은 고딕"/>
+                <w:b w:val="false"/>
+                <w:bCs w:val="false"/>
+                <w:sz w:val="19"/>
+                <w:szCs w:val="19"/>
+              </w:rPr>
+              <w:t xml:space="preserve">검토 용량 제약 r(α; π)·N ≤ C를 만족하는 가장 작은 α</w:t>
+            </w:r>
+          </w:p>
+        </w:tc>
+        <w:tc>
+          <w:tcPr>
+            <w:tcW w:type="dxa" w:w="1500"/>
+            <w:tcMar>
+              <w:top w:type="dxa" w:w="60"/>
+              <w:left w:type="dxa" w:w="100"/>
+              <w:bottom w:type="dxa" w:w="60"/>
+              <w:right w:type="dxa" w:w="100"/>
+            </w:tcMar>
+          </w:tcPr>
+          <w:p>
+            <w:r>
+              <w:rPr>
+                <w:rFonts w:ascii="맑은 고딕" w:cs="맑은 고딕" w:eastAsia="맑은 고딕" w:hAnsi="맑은 고딕"/>
+                <w:b w:val="false"/>
+                <w:bCs w:val="false"/>
+                <w:sz w:val="19"/>
+                <w:szCs w:val="19"/>
+              </w:rPr>
+              <w:t xml:space="preserve">AI기획자</w:t>
+            </w:r>
+          </w:p>
+        </w:tc>
+        <w:tc>
+          <w:tcPr>
+            <w:tcW w:type="dxa" w:w="1500"/>
+            <w:tcMar>
+              <w:top w:type="dxa" w:w="60"/>
+              <w:left w:type="dxa" w:w="100"/>
+              <w:bottom w:type="dxa" w:w="60"/>
+              <w:right w:type="dxa" w:w="100"/>
+            </w:tcMar>
+          </w:tcPr>
+          <w:p>
+            <w:r>
+              <w:rPr>
+                <w:rFonts w:ascii="맑은 고딕" w:cs="맑은 고딕" w:eastAsia="맑은 고딕" w:hAnsi="맑은 고딕"/>
+                <w:b w:val="false"/>
+                <w:bCs w:val="false"/>
+                <w:sz w:val="19"/>
+                <w:szCs w:val="19"/>
+              </w:rPr>
+              <w:t xml:space="preserve">방법 확정, 값은 본선</w:t>
+            </w:r>
+          </w:p>
+        </w:tc>
+      </w:tr>
+      <w:tr>
+        <w:trPr>
+          <w:cantSplit/>
+        </w:trPr>
+        <w:tc>
+          <w:tcPr>
+            <w:tcW w:type="dxa" w:w="1000"/>
+            <w:tcMar>
+              <w:top w:type="dxa" w:w="60"/>
+              <w:left w:type="dxa" w:w="100"/>
+              <w:bottom w:type="dxa" w:w="60"/>
+              <w:right w:type="dxa" w:w="100"/>
+            </w:tcMar>
+          </w:tcPr>
+          <w:p>
+            <w:r>
+              <w:rPr>
+                <w:rFonts w:ascii="맑은 고딕" w:cs="맑은 고딕" w:eastAsia="맑은 고딕" w:hAnsi="맑은 고딕"/>
+                <w:b w:val="false"/>
+                <w:bCs w:val="false"/>
+                <w:sz w:val="19"/>
+                <w:szCs w:val="19"/>
+              </w:rPr>
+              <w:t xml:space="preserve">ε, δ</w:t>
+            </w:r>
+          </w:p>
+        </w:tc>
+        <w:tc>
+          <w:tcPr>
+            <w:tcW w:type="dxa" w:w="2000"/>
+            <w:tcMar>
+              <w:top w:type="dxa" w:w="60"/>
+              <w:left w:type="dxa" w:w="100"/>
+              <w:bottom w:type="dxa" w:w="60"/>
+              <w:right w:type="dxa" w:w="100"/>
+            </w:tcMar>
+          </w:tcPr>
+          <w:p>
+            <w:r>
+              <w:rPr>
+                <w:rFonts w:ascii="맑은 고딕" w:cs="맑은 고딕" w:eastAsia="맑은 고딕" w:hAnsi="맑은 고딕"/>
+                <w:b w:val="false"/>
+                <w:bCs w:val="false"/>
+                <w:sz w:val="19"/>
+                <w:szCs w:val="19"/>
+              </w:rPr>
+              <w:t xml:space="preserve">허용 오차, 신뢰 수준</w:t>
+            </w:r>
+          </w:p>
+        </w:tc>
+        <w:tc>
+          <w:tcPr>
+            <w:tcW w:type="dxa" w:w="3600"/>
+            <w:tcMar>
+              <w:top w:type="dxa" w:w="60"/>
+              <w:left w:type="dxa" w:w="100"/>
+              <w:bottom w:type="dxa" w:w="60"/>
+              <w:right w:type="dxa" w:w="100"/>
+            </w:tcMar>
+          </w:tcPr>
+          <w:p>
+            <w:r>
+              <w:rPr>
+                <w:rFonts w:ascii="맑은 고딕" w:cs="맑은 고딕" w:eastAsia="맑은 고딕" w:hAnsi="맑은 고딕"/>
+                <w:b w:val="false"/>
+                <w:bCs w:val="false"/>
+                <w:sz w:val="19"/>
+                <w:szCs w:val="19"/>
+              </w:rPr>
+              <w:t xml:space="preserve">데이터로 정할 수 없는 정책 값이며 근거를 기록</w:t>
+            </w:r>
+          </w:p>
+        </w:tc>
+        <w:tc>
+          <w:tcPr>
+            <w:tcW w:type="dxa" w:w="1500"/>
+            <w:tcMar>
+              <w:top w:type="dxa" w:w="60"/>
+              <w:left w:type="dxa" w:w="100"/>
+              <w:bottom w:type="dxa" w:w="60"/>
+              <w:right w:type="dxa" w:w="100"/>
+            </w:tcMar>
+          </w:tcPr>
+          <w:p>
+            <w:r>
+              <w:rPr>
+                <w:rFonts w:ascii="맑은 고딕" w:cs="맑은 고딕" w:eastAsia="맑은 고딕" w:hAnsi="맑은 고딕"/>
+                <w:b w:val="false"/>
+                <w:bCs w:val="false"/>
+                <w:sz w:val="19"/>
+                <w:szCs w:val="19"/>
+              </w:rPr>
+              <w:t xml:space="preserve">AI기획자</w:t>
+            </w:r>
+          </w:p>
+        </w:tc>
+        <w:tc>
+          <w:tcPr>
+            <w:tcW w:type="dxa" w:w="1500"/>
+            <w:tcMar>
+              <w:top w:type="dxa" w:w="60"/>
+              <w:left w:type="dxa" w:w="100"/>
+              <w:bottom w:type="dxa" w:w="60"/>
+              <w:right w:type="dxa" w:w="100"/>
+            </w:tcMar>
+          </w:tcPr>
+          <w:p>
+            <w:r>
+              <w:rPr>
+                <w:rFonts w:ascii="맑은 고딕" w:cs="맑은 고딕" w:eastAsia="맑은 고딕" w:hAnsi="맑은 고딕"/>
+                <w:b w:val="false"/>
+                <w:bCs w:val="false"/>
+                <w:sz w:val="19"/>
+                <w:szCs w:val="19"/>
+              </w:rPr>
+              <w:t xml:space="preserve">본선 확정</w:t>
+            </w:r>
+          </w:p>
+        </w:tc>
+      </w:tr>
+      <w:tr>
+        <w:trPr>
+          <w:cantSplit/>
+        </w:trPr>
+        <w:tc>
+          <w:tcPr>
+            <w:tcW w:type="dxa" w:w="1000"/>
+            <w:tcMar>
+              <w:top w:type="dxa" w:w="60"/>
+              <w:left w:type="dxa" w:w="100"/>
+              <w:bottom w:type="dxa" w:w="60"/>
+              <w:right w:type="dxa" w:w="100"/>
+            </w:tcMar>
+          </w:tcPr>
+          <w:p>
+            <w:r>
+              <w:rPr>
+                <w:rFonts w:ascii="맑은 고딕" w:cs="맑은 고딕" w:eastAsia="맑은 고딕" w:hAnsi="맑은 고딕"/>
+                <w:b w:val="false"/>
+                <w:bCs w:val="false"/>
+                <w:sz w:val="19"/>
+                <w:szCs w:val="19"/>
+              </w:rPr>
+              <w:t xml:space="preserve">N</w:t>
+            </w:r>
+          </w:p>
+        </w:tc>
+        <w:tc>
+          <w:tcPr>
+            <w:tcW w:type="dxa" w:w="2000"/>
+            <w:tcMar>
+              <w:top w:type="dxa" w:w="60"/>
+              <w:left w:type="dxa" w:w="100"/>
+              <w:bottom w:type="dxa" w:w="60"/>
+              <w:right w:type="dxa" w:w="100"/>
+            </w:tcMar>
+          </w:tcPr>
+          <w:p>
+            <w:r>
+              <w:rPr>
+                <w:rFonts w:ascii="맑은 고딕" w:cs="맑은 고딕" w:eastAsia="맑은 고딕" w:hAnsi="맑은 고딕"/>
+                <w:b w:val="false"/>
+                <w:bCs w:val="false"/>
+                <w:sz w:val="19"/>
+                <w:szCs w:val="19"/>
+              </w:rPr>
+              <w:t xml:space="preserve">일일 기사 수</w:t>
+            </w:r>
+          </w:p>
+        </w:tc>
+        <w:tc>
+          <w:tcPr>
+            <w:tcW w:type="dxa" w:w="3600"/>
+            <w:tcMar>
+              <w:top w:type="dxa" w:w="60"/>
+              <w:left w:type="dxa" w:w="100"/>
+              <w:bottom w:type="dxa" w:w="60"/>
+              <w:right w:type="dxa" w:w="100"/>
+            </w:tcMar>
+          </w:tcPr>
+          <w:p>
+            <w:r>
+              <w:rPr>
+                <w:rFonts w:ascii="맑은 고딕" w:cs="맑은 고딕" w:eastAsia="맑은 고딕" w:hAnsi="맑은 고딕"/>
+                <w:b w:val="false"/>
+                <w:bCs w:val="false"/>
+                <w:sz w:val="19"/>
+                <w:szCs w:val="19"/>
+              </w:rPr>
+              <w:t xml:space="preserve">적용 조직의 입력값. 민감도 표로 제시</w:t>
+            </w:r>
+          </w:p>
+        </w:tc>
+        <w:tc>
+          <w:tcPr>
+            <w:tcW w:type="dxa" w:w="1500"/>
+            <w:tcMar>
+              <w:top w:type="dxa" w:w="60"/>
+              <w:left w:type="dxa" w:w="100"/>
+              <w:bottom w:type="dxa" w:w="60"/>
+              <w:right w:type="dxa" w:w="100"/>
+            </w:tcMar>
+          </w:tcPr>
+          <w:p>
+            <w:r>
+              <w:rPr>
+                <w:rFonts w:ascii="맑은 고딕" w:cs="맑은 고딕" w:eastAsia="맑은 고딕" w:hAnsi="맑은 고딕"/>
+                <w:b w:val="false"/>
+                <w:bCs w:val="false"/>
+                <w:sz w:val="19"/>
+                <w:szCs w:val="19"/>
+              </w:rPr>
+              <w:t xml:space="preserve">플랫폼 운영사</w:t>
+            </w:r>
+          </w:p>
+        </w:tc>
+        <w:tc>
+          <w:tcPr>
+            <w:tcW w:type="dxa" w:w="1500"/>
+            <w:tcMar>
+              <w:top w:type="dxa" w:w="60"/>
+              <w:left w:type="dxa" w:w="100"/>
+              <w:bottom w:type="dxa" w:w="60"/>
+              <w:right w:type="dxa" w:w="100"/>
+            </w:tcMar>
+          </w:tcPr>
+          <w:p>
+            <w:r>
+              <w:rPr>
+                <w:rFonts w:ascii="맑은 고딕" w:cs="맑은 고딕" w:eastAsia="맑은 고딕" w:hAnsi="맑은 고딕"/>
+                <w:b w:val="false"/>
+                <w:bCs w:val="false"/>
+                <w:sz w:val="19"/>
+                <w:szCs w:val="19"/>
+              </w:rPr>
+              <w:t xml:space="preserve">기호로 유지</w:t>
+            </w:r>
+          </w:p>
+        </w:tc>
+      </w:tr>
+      <w:tr>
+        <w:trPr>
+          <w:cantSplit/>
+        </w:trPr>
+        <w:tc>
+          <w:tcPr>
+            <w:tcW w:type="dxa" w:w="1000"/>
+            <w:tcMar>
+              <w:top w:type="dxa" w:w="60"/>
+              <w:left w:type="dxa" w:w="100"/>
+              <w:bottom w:type="dxa" w:w="60"/>
+              <w:right w:type="dxa" w:w="100"/>
+            </w:tcMar>
+          </w:tcPr>
+          <w:p>
+            <w:r>
+              <w:rPr>
+                <w:rFonts w:ascii="맑은 고딕" w:cs="맑은 고딕" w:eastAsia="맑은 고딕" w:hAnsi="맑은 고딕"/>
+                <w:b w:val="false"/>
+                <w:bCs w:val="false"/>
+                <w:sz w:val="19"/>
+                <w:szCs w:val="19"/>
+              </w:rPr>
+              <w:t xml:space="preserve">c</w:t>
+            </w:r>
+          </w:p>
+        </w:tc>
+        <w:tc>
+          <w:tcPr>
+            <w:tcW w:type="dxa" w:w="2000"/>
+            <w:tcMar>
+              <w:top w:type="dxa" w:w="60"/>
+              <w:left w:type="dxa" w:w="100"/>
+              <w:bottom w:type="dxa" w:w="60"/>
+              <w:right w:type="dxa" w:w="100"/>
+            </w:tcMar>
+          </w:tcPr>
+          <w:p>
+            <w:r>
+              <w:rPr>
+                <w:rFonts w:ascii="맑은 고딕" w:cs="맑은 고딕" w:eastAsia="맑은 고딕" w:hAnsi="맑은 고딕"/>
+                <w:b w:val="false"/>
+                <w:bCs w:val="false"/>
+                <w:sz w:val="19"/>
+                <w:szCs w:val="19"/>
+              </w:rPr>
+              <w:t xml:space="preserve">1인 일일 처리 건수</w:t>
+            </w:r>
+          </w:p>
+        </w:tc>
+        <w:tc>
+          <w:tcPr>
+            <w:tcW w:type="dxa" w:w="3600"/>
+            <w:tcMar>
+              <w:top w:type="dxa" w:w="60"/>
+              <w:left w:type="dxa" w:w="100"/>
+              <w:bottom w:type="dxa" w:w="60"/>
+              <w:right w:type="dxa" w:w="100"/>
+            </w:tcMar>
+          </w:tcPr>
+          <w:p>
+            <w:r>
+              <w:rPr>
+                <w:rFonts w:ascii="맑은 고딕" w:cs="맑은 고딕" w:eastAsia="맑은 고딕" w:hAnsi="맑은 고딕"/>
+                <w:b w:val="false"/>
+                <w:bCs w:val="false"/>
+                <w:sz w:val="19"/>
+                <w:szCs w:val="19"/>
+              </w:rPr>
+              <w:t xml:space="preserve">파일럿 처리 시간 측정 → 사후분포로 추정</w:t>
+            </w:r>
+          </w:p>
+        </w:tc>
+        <w:tc>
+          <w:tcPr>
+            <w:tcW w:type="dxa" w:w="1500"/>
+            <w:tcMar>
+              <w:top w:type="dxa" w:w="60"/>
+              <w:left w:type="dxa" w:w="100"/>
+              <w:bottom w:type="dxa" w:w="60"/>
+              <w:right w:type="dxa" w:w="100"/>
+            </w:tcMar>
+          </w:tcPr>
+          <w:p>
+            <w:r>
+              <w:rPr>
+                <w:rFonts w:ascii="맑은 고딕" w:cs="맑은 고딕" w:eastAsia="맑은 고딕" w:hAnsi="맑은 고딕"/>
+                <w:b w:val="false"/>
+                <w:bCs w:val="false"/>
+                <w:sz w:val="19"/>
+                <w:szCs w:val="19"/>
+              </w:rPr>
+              <w:t xml:space="preserve">검토자·AI기획자</w:t>
+            </w:r>
+          </w:p>
+        </w:tc>
+        <w:tc>
+          <w:tcPr>
+            <w:tcW w:type="dxa" w:w="1500"/>
+            <w:tcMar>
+              <w:top w:type="dxa" w:w="60"/>
+              <w:left w:type="dxa" w:w="100"/>
+              <w:bottom w:type="dxa" w:w="60"/>
+              <w:right w:type="dxa" w:w="100"/>
+            </w:tcMar>
+          </w:tcPr>
+          <w:p>
+            <w:r>
+              <w:rPr>
+                <w:rFonts w:ascii="맑은 고딕" w:cs="맑은 고딕" w:eastAsia="맑은 고딕" w:hAnsi="맑은 고딕"/>
+                <w:b w:val="false"/>
+                <w:bCs w:val="false"/>
+                <w:sz w:val="19"/>
+                <w:szCs w:val="19"/>
+              </w:rPr>
+              <w:t xml:space="preserve">본선 측정</w:t>
+            </w:r>
+          </w:p>
+        </w:tc>
+      </w:tr>
+      <w:tr>
+        <w:trPr>
+          <w:cantSplit/>
+        </w:trPr>
+        <w:tc>
+          <w:tcPr>
+            <w:tcW w:type="dxa" w:w="1000"/>
+            <w:tcMar>
+              <w:top w:type="dxa" w:w="60"/>
+              <w:left w:type="dxa" w:w="100"/>
+              <w:bottom w:type="dxa" w:w="60"/>
+              <w:right w:type="dxa" w:w="100"/>
+            </w:tcMar>
+          </w:tcPr>
+          <w:p>
+            <w:r>
+              <w:rPr>
+                <w:rFonts w:ascii="맑은 고딕" w:cs="맑은 고딕" w:eastAsia="맑은 고딕" w:hAnsi="맑은 고딕"/>
+                <w:b w:val="false"/>
+                <w:bCs w:val="false"/>
+                <w:sz w:val="19"/>
+                <w:szCs w:val="19"/>
+              </w:rPr>
+              <w:t xml:space="preserve">π</w:t>
+            </w:r>
+          </w:p>
+        </w:tc>
+        <w:tc>
+          <w:tcPr>
+            <w:tcW w:type="dxa" w:w="2000"/>
+            <w:tcMar>
+              <w:top w:type="dxa" w:w="60"/>
+              <w:left w:type="dxa" w:w="100"/>
+              <w:bottom w:type="dxa" w:w="60"/>
+              <w:right w:type="dxa" w:w="100"/>
+            </w:tcMar>
+          </w:tcPr>
+          <w:p>
+            <w:r>
+              <w:rPr>
+                <w:rFonts w:ascii="맑은 고딕" w:cs="맑은 고딕" w:eastAsia="맑은 고딕" w:hAnsi="맑은 고딕"/>
+                <w:b w:val="false"/>
+                <w:bCs w:val="false"/>
+                <w:sz w:val="19"/>
+                <w:szCs w:val="19"/>
+              </w:rPr>
+              <w:t xml:space="preserve">서비스 내 클릭베이트 유병률</w:t>
+            </w:r>
+          </w:p>
+        </w:tc>
+        <w:tc>
+          <w:tcPr>
+            <w:tcW w:type="dxa" w:w="3600"/>
+            <w:tcMar>
+              <w:top w:type="dxa" w:w="60"/>
+              <w:left w:type="dxa" w:w="100"/>
+              <w:bottom w:type="dxa" w:w="60"/>
+              <w:right w:type="dxa" w:w="100"/>
+            </w:tcMar>
+          </w:tcPr>
+          <w:p>
+            <w:r>
+              <w:rPr>
+                <w:rFonts w:ascii="맑은 고딕" w:cs="맑은 고딕" w:eastAsia="맑은 고딕" w:hAnsi="맑은 고딕"/>
+                <w:b w:val="false"/>
+                <w:bCs w:val="false"/>
+                <w:sz w:val="19"/>
+                <w:szCs w:val="19"/>
+              </w:rPr>
+              <w:t xml:space="preserve">감사 표본에서 추정(사후분포)</w:t>
+            </w:r>
+          </w:p>
+        </w:tc>
+        <w:tc>
+          <w:tcPr>
+            <w:tcW w:type="dxa" w:w="1500"/>
+            <w:tcMar>
+              <w:top w:type="dxa" w:w="60"/>
+              <w:left w:type="dxa" w:w="100"/>
+              <w:bottom w:type="dxa" w:w="60"/>
+              <w:right w:type="dxa" w:w="100"/>
+            </w:tcMar>
+          </w:tcPr>
+          <w:p>
+            <w:r>
+              <w:rPr>
+                <w:rFonts w:ascii="맑은 고딕" w:cs="맑은 고딕" w:eastAsia="맑은 고딕" w:hAnsi="맑은 고딕"/>
+                <w:b w:val="false"/>
+                <w:bCs w:val="false"/>
+                <w:sz w:val="19"/>
+                <w:szCs w:val="19"/>
+              </w:rPr>
+              <w:t xml:space="preserve">데이터과학자</w:t>
+            </w:r>
+          </w:p>
+        </w:tc>
+        <w:tc>
+          <w:tcPr>
+            <w:tcW w:type="dxa" w:w="1500"/>
+            <w:tcMar>
+              <w:top w:type="dxa" w:w="60"/>
+              <w:left w:type="dxa" w:w="100"/>
+              <w:bottom w:type="dxa" w:w="60"/>
+              <w:right w:type="dxa" w:w="100"/>
+            </w:tcMar>
+          </w:tcPr>
+          <w:p>
+            <w:r>
+              <w:rPr>
+                <w:rFonts w:ascii="맑은 고딕" w:cs="맑은 고딕" w:eastAsia="맑은 고딕" w:hAnsi="맑은 고딕"/>
+                <w:b w:val="false"/>
+                <w:bCs w:val="false"/>
+                <w:sz w:val="19"/>
+                <w:szCs w:val="19"/>
+              </w:rPr>
+              <w:t xml:space="preserve">본선 측정</w:t>
+            </w:r>
+          </w:p>
+        </w:tc>
+      </w:tr>
+      <w:tr>
+        <w:trPr>
+          <w:cantSplit/>
+        </w:trPr>
+        <w:tc>
+          <w:tcPr>
+            <w:tcW w:type="dxa" w:w="1000"/>
+            <w:tcMar>
+              <w:top w:type="dxa" w:w="60"/>
+              <w:left w:type="dxa" w:w="100"/>
+              <w:bottom w:type="dxa" w:w="60"/>
+              <w:right w:type="dxa" w:w="100"/>
+            </w:tcMar>
+          </w:tcPr>
+          <w:p>
+            <w:r>
+              <w:rPr>
+                <w:rFonts w:ascii="맑은 고딕" w:cs="맑은 고딕" w:eastAsia="맑은 고딕" w:hAnsi="맑은 고딕"/>
+                <w:b w:val="false"/>
+                <w:bCs w:val="false"/>
+                <w:sz w:val="19"/>
+                <w:szCs w:val="19"/>
+              </w:rPr>
+              <w:t xml:space="preserve">검토 기한</w:t>
+            </w:r>
+          </w:p>
+        </w:tc>
+        <w:tc>
+          <w:tcPr>
+            <w:tcW w:type="dxa" w:w="2000"/>
+            <w:tcMar>
+              <w:top w:type="dxa" w:w="60"/>
+              <w:left w:type="dxa" w:w="100"/>
+              <w:bottom w:type="dxa" w:w="60"/>
+              <w:right w:type="dxa" w:w="100"/>
+            </w:tcMar>
+          </w:tcPr>
+          <w:p>
+            <w:r>
+              <w:rPr>
+                <w:rFonts w:ascii="맑은 고딕" w:cs="맑은 고딕" w:eastAsia="맑은 고딕" w:hAnsi="맑은 고딕"/>
+                <w:b w:val="false"/>
+                <w:bCs w:val="false"/>
+                <w:sz w:val="19"/>
+                <w:szCs w:val="19"/>
+              </w:rPr>
+              <w:t xml:space="preserve">우선순위별 기한</w:t>
+            </w:r>
+          </w:p>
+        </w:tc>
+        <w:tc>
+          <w:tcPr>
+            <w:tcW w:type="dxa" w:w="3600"/>
+            <w:tcMar>
+              <w:top w:type="dxa" w:w="60"/>
+              <w:left w:type="dxa" w:w="100"/>
+              <w:bottom w:type="dxa" w:w="60"/>
+              <w:right w:type="dxa" w:w="100"/>
+            </w:tcMar>
+          </w:tcPr>
+          <w:p>
+            <w:r>
+              <w:rPr>
+                <w:rFonts w:ascii="맑은 고딕" w:cs="맑은 고딕" w:eastAsia="맑은 고딕" w:hAnsi="맑은 고딕"/>
+                <w:b w:val="false"/>
+                <w:bCs w:val="false"/>
+                <w:sz w:val="19"/>
+                <w:szCs w:val="19"/>
+              </w:rPr>
+              <w:t xml:space="preserve">파일럿 처리 시간 분포의 분위수와 서비스 요구</w:t>
+            </w:r>
+          </w:p>
+        </w:tc>
+        <w:tc>
+          <w:tcPr>
+            <w:tcW w:type="dxa" w:w="1500"/>
+            <w:tcMar>
+              <w:top w:type="dxa" w:w="60"/>
+              <w:left w:type="dxa" w:w="100"/>
+              <w:bottom w:type="dxa" w:w="60"/>
+              <w:right w:type="dxa" w:w="100"/>
+            </w:tcMar>
+          </w:tcPr>
+          <w:p>
+            <w:r>
+              <w:rPr>
+                <w:rFonts w:ascii="맑은 고딕" w:cs="맑은 고딕" w:eastAsia="맑은 고딕" w:hAnsi="맑은 고딕"/>
+                <w:b w:val="false"/>
+                <w:bCs w:val="false"/>
+                <w:sz w:val="19"/>
+                <w:szCs w:val="19"/>
+              </w:rPr>
+              <w:t xml:space="preserve">AI기획자</w:t>
+            </w:r>
+          </w:p>
+        </w:tc>
+        <w:tc>
+          <w:tcPr>
+            <w:tcW w:type="dxa" w:w="1500"/>
+            <w:tcMar>
+              <w:top w:type="dxa" w:w="60"/>
+              <w:left w:type="dxa" w:w="100"/>
+              <w:bottom w:type="dxa" w:w="60"/>
+              <w:right w:type="dxa" w:w="100"/>
+            </w:tcMar>
+          </w:tcPr>
+          <w:p>
+            <w:r>
+              <w:rPr>
+                <w:rFonts w:ascii="맑은 고딕" w:cs="맑은 고딕" w:eastAsia="맑은 고딕" w:hAnsi="맑은 고딕"/>
+                <w:b w:val="false"/>
+                <w:bCs w:val="false"/>
+                <w:sz w:val="19"/>
+                <w:szCs w:val="19"/>
+              </w:rPr>
+              <w:t xml:space="preserve">초기 목표(가정)</w:t>
+            </w:r>
+          </w:p>
+        </w:tc>
+      </w:tr>
+    </w:tbl>
+    <w:p>
+      <w:pPr>
+        <w:spacing w:after="120"/>
+      </w:pPr>
+      <w:r>
+        <w:rPr>
+          <w:rFonts w:ascii="맑은 고딕" w:cs="맑은 고딕" w:eastAsia="맑은 고딕" w:hAnsi="맑은 고딕"/>
+        </w:rPr>
+        <w:t xml:space="preserve"/>
+      </w:r>
+    </w:p>
+    <w:p>
+      <w:pPr>
+        <w:pStyle w:val="Heading2"/>
+        <w:spacing w:after="120" w:before="240"/>
+      </w:pPr>
+      <w:r>
+        <w:t xml:space="preserve">7-5. 잔여 위험 재검토</w:t>
       </w:r>
     </w:p>
     <w:p>
@@ -3263,71 +10177,7 @@
         <w:rPr>
           <w:rFonts w:ascii="맑은 고딕" w:cs="맑은 고딕" w:eastAsia="맑은 고딕" w:hAnsi="맑은 고딕"/>
         </w:rPr>
-        <w:t xml:space="preserve">잔여 위험 재검토: BK02 잔여 위험 표(RISK-01, RISK-04)를 운영 데이터 누적에 따라 주기적으로 재검토</w:t>
-      </w:r>
-    </w:p>
-    <w:p>
-      <w:pPr>
-        <w:pStyle w:val="ListParagraph"/>
-        <w:numPr>
-          <w:ilvl w:val="0"/>
-          <w:numId w:val="1"/>
-        </w:numPr>
-        <w:spacing w:after="60"/>
-      </w:pPr>
-      <w:r>
-        <w:rPr>
-          <w:rFonts w:ascii="맑은 고딕" w:cs="맑은 고딕" w:eastAsia="맑은 고딕" w:hAnsi="맑은 고딕"/>
-        </w:rPr>
-        <w:t xml:space="preserve">“민감 주제” 기준 업데이트: 초기 키워드/카테고리 목록의 과탐지·누락 사례를 모니터링하여 지속 보완</w:t>
-      </w:r>
-    </w:p>
-    <w:p>
-      <w:pPr>
-        <w:pStyle w:val="ListParagraph"/>
-        <w:numPr>
-          <w:ilvl w:val="0"/>
-          <w:numId w:val="1"/>
-        </w:numPr>
-        <w:spacing w:after="60"/>
-      </w:pPr>
-      <w:r>
-        <w:rPr>
-          <w:rFonts w:ascii="맑은 고딕" w:cs="맑은 고딕" w:eastAsia="맑은 고딕" w:hAnsi="맑은 고딕"/>
-        </w:rPr>
-        <w:t xml:space="preserve">언어·주제별 성능 분해: 한국어(메인)·영어(보조) 및 언론사·주제별 성능 편차를 분해해 보고하고 편향 여부를 점검(RISK-10)</w:t>
-      </w:r>
-    </w:p>
-    <w:p>
-      <w:pPr>
-        <w:pStyle w:val="ListParagraph"/>
-        <w:numPr>
-          <w:ilvl w:val="0"/>
-          <w:numId w:val="1"/>
-        </w:numPr>
-        <w:spacing w:after="60"/>
-      </w:pPr>
-      <w:r>
-        <w:rPr>
-          <w:rFonts w:ascii="맑은 고딕" w:cs="맑은 고딕" w:eastAsia="맑은 고딕" w:hAnsi="맑은 고딕"/>
-        </w:rPr>
-        <w:t xml:space="preserve">드리프트·회피 모니터링: 검토 결과로 확정된 신규 오탐·미탐 패턴을 주기적으로 재평가에 반영(RISK-09, 11)</w:t>
-      </w:r>
-    </w:p>
-    <w:p>
-      <w:pPr>
-        <w:pStyle w:val="ListParagraph"/>
-        <w:numPr>
-          <w:ilvl w:val="0"/>
-          <w:numId w:val="1"/>
-        </w:numPr>
-        <w:spacing w:after="60"/>
-      </w:pPr>
-      <w:r>
-        <w:rPr>
-          <w:rFonts w:ascii="맑은 고딕" w:cs="맑은 고딕" w:eastAsia="맑은 고딕" w:hAnsi="맑은 고딕"/>
-        </w:rPr>
-        <w:t xml:space="preserve">인젝션 점검 케이스: 본문에 지시문이 포함된 입력에서도 판정이 흔들리지 않는지 별도 테스트 케이스로 확인(RISK-08)</w:t>
+        <w:t xml:space="preserve">BK02 잔여 위험 표(RISK-01, 04, 07, 08, 10, 13)를 운영 데이터 누적에 따라 주기적으로 재검토한다</w:t>
       </w:r>
     </w:p>
     <w:p>

--- a/docs/BaseKit3-7_기획본.docx
+++ b/docs/BaseKit3-7_기획본.docx
@@ -471,7 +471,7 @@
                 <w:sz w:val="19"/>
                 <w:szCs w:val="19"/>
               </w:rPr>
-              <w:t xml:space="preserve">입력: 뉴스 기사 제목+본문 텍스트. AI 출력: 클릭베이트 여부, 라벨 확률, 원문 구간 근거, 애매 여부(conformal 예측집합). 사람의 의사결정: 승인 / 경고 표시 / 보류 / 반려 / 외부 출처 확인 후 판단</w:t>
+              <w:t xml:space="preserve">입력: 뉴스 기사 제목+본문 텍스트. 출력: 클릭베이트 여부, 라벨 확률, 원문 구간 근거, 애매 여부(conformal 예측집합). 출력의 성격: 검토자에게 주는 권고(참고 정보)이며, 예측집합이 {정상}만 포함하고 정치·경제 카테고리가 아닌 경우에 한해 검토 없이 통과시키는 자동 결정이다. 사람의 의사결정: 승인 / 경고 표시 / 보류 / 반려 / 외부 출처 확인 후 판단</w:t>
             </w:r>
           </w:p>
         </w:tc>
@@ -522,7 +522,7 @@
                 <w:sz w:val="19"/>
                 <w:szCs w:val="19"/>
               </w:rPr>
-              <w:t xml:space="preserve">AI 출력은 검토자 큐로 전달되고 검토자가 게시 여부를 결정한다. 정치·경제 민감 카테고리와 애매 구간은 자동판정 없이 즉시 사람에게 이관하며, AI는 게시·반려를 직접 실행하지 않는다</w:t>
+              <w:t xml:space="preserve">AI 출력은 검토자 큐로 전달되고 검토자가 게시 여부(승인·경고·보류·반려)를 결정한다. 정치·경제 민감 카테고리와 애매 구간은 자동판정 없이 즉시 사람에게 이관하며, AI는 게시·반려를 직접 실행하지 않는다. 판단 결과가 작성자·독자에게 미치는 영향은 BaseKit 1의 IMPACT로 정리했다</w:t>
             </w:r>
           </w:p>
         </w:tc>
@@ -573,7 +573,7 @@
                 <w:sz w:val="19"/>
                 <w:szCs w:val="19"/>
               </w:rPr>
-              <w:t xml:space="preserve">독자, 검토자(운영팀), 기사 작성자, 보도 대상 기업·인물, 언론사, 플랫폼 운영사, 정보 생태계 전반 (Onion Model 1~4층, BaseKit 1 §1-6)</w:t>
+              <w:t xml:space="preserve">독자(제목 위주로 소비하는 고령·디지털 취약 독자 포함), 검토자(운영팀), 기사 작성자, 보도 대상 기업·인물, 언론사, 플랫폼 운영사, 규제·감독 기관, 정보 생태계 전반 (BaseKit 1 §1-6)</w:t>
             </w:r>
           </w:p>
         </w:tc>
@@ -624,7 +624,7 @@
                 <w:sz w:val="19"/>
                 <w:szCs w:val="19"/>
               </w:rPr>
-              <w:t xml:space="preserve">뉴스 플랫폼의 게시 전·직후 콘텐츠 검토 단계. 일일 기사 수·검토 인력 등 운영 규모는 적용 조직이 정하는 입력 가정이며, 본 문서는 값이 아니라 산정 공식과 도출 방법을 제시한다(BaseKit 6·7). 외부 의존성: A.X 4.0 Light(SKT, Hugging Face 공개)</w:t>
+              <w:t xml:space="preserve">뉴스 플랫폼의 게시 전·직후 콘텐츠 검토 단계. 운영 규모(일 기사 수, 검토 인력)는 적용 조직이 정하는 입력값이며, 평가용으로 일 1,000건·검토자 2명을 가정(BaseKit 1 §1-7 A1~A5)하고 산정 공식과 도출 방법을 함께 제시한다(BaseKit 6·7). 외부 의존성: A.X 4.0 Light(SKT, Hugging Face 공개)</w:t>
             </w:r>
           </w:p>
         </w:tc>
@@ -814,7 +814,7 @@
                 <w:sz w:val="19"/>
                 <w:szCs w:val="19"/>
               </w:rPr>
-              <w:t xml:space="preserve">IMPACT-01~04, RISK-01~13</w:t>
+              <w:t xml:space="preserve">IMPACT-01~07, RISK-01~15</w:t>
             </w:r>
           </w:p>
         </w:tc>
@@ -888,7 +888,7 @@
                 <w:sz w:val="19"/>
                 <w:szCs w:val="19"/>
               </w:rPr>
-              <w:t xml:space="preserve">RISK-01~13 참조(통제·요구사항은 위험 ID 기준)</w:t>
+              <w:t xml:space="preserve">TLD-, DATA-, DQ-, DF-, MDL-, HO-, OPS- (각 항목이 대응하는 IMPACT·RISK ID를 병기)</w:t>
             </w:r>
           </w:p>
         </w:tc>
@@ -1603,6 +1603,780 @@
     </w:p>
     <w:p>
       <w:pPr>
+        <w:pStyle w:val="Heading2"/>
+        <w:spacing w:after="120" w:before="240"/>
+      </w:pPr>
+      <w:r>
+        <w:t xml:space="preserve">3-1. 고지·설명 계획 (TLD-01, TLD-02)</w:t>
+      </w:r>
+    </w:p>
+    <w:p>
+      <w:pPr>
+        <w:keepNext w:val="false"/>
+        <w:spacing w:after="120"/>
+      </w:pPr>
+      <w:r>
+        <w:rPr>
+          <w:rFonts w:ascii="맑은 고딕" w:cs="맑은 고딕" w:eastAsia="맑은 고딕" w:hAnsi="맑은 고딕"/>
+        </w:rPr>
+        <w:t xml:space="preserve">위 정보 제공 범위(누구에게 무엇을)를 실제 고지·설명 항목으로 구체화한다. 각 항목은 대응하는 영향·위험 ID, 설계, 판정 기준, 아직 모르는 것을 함께 적는다.</w:t>
+      </w:r>
+    </w:p>
+    <w:p>
+      <w:pPr>
+        <w:keepNext/>
+        <w:spacing w:after="120"/>
+      </w:pPr>
+      <w:r>
+        <w:rPr>
+          <w:rFonts w:ascii="맑은 고딕" w:cs="맑은 고딕" w:eastAsia="맑은 고딕" w:hAnsi="맑은 고딕"/>
+          <w:b/>
+          <w:bCs/>
+        </w:rPr>
+        <w:t xml:space="preserve">TLD-01 · AI 사용 사실 고지 (AI 기본법 제31조) — 대응: IMPACT-07, RISK-07, RISK-15</w:t>
+      </w:r>
+    </w:p>
+    <w:tbl>
+      <w:tblPr>
+        <w:tblW w:type="dxa" w:w="9600"/>
+        <w:tblBorders>
+          <w:top w:val="single" w:color="auto" w:sz="4"/>
+          <w:left w:val="single" w:color="auto" w:sz="4"/>
+          <w:bottom w:val="single" w:color="auto" w:sz="4"/>
+          <w:right w:val="single" w:color="auto" w:sz="4"/>
+          <w:insideH w:val="single" w:color="auto" w:sz="4"/>
+          <w:insideV w:val="single" w:color="auto" w:sz="4"/>
+        </w:tblBorders>
+      </w:tblPr>
+      <w:tblGrid>
+        <w:gridCol w:w="2000"/>
+        <w:gridCol w:w="7600"/>
+      </w:tblGrid>
+      <w:tr>
+        <w:trPr>
+          <w:tblHeader/>
+        </w:trPr>
+        <w:tc>
+          <w:tcPr>
+            <w:tcW w:type="dxa" w:w="2000"/>
+            <w:shd w:fill="D9D9F3" w:val="clear"/>
+            <w:tcMar>
+              <w:top w:type="dxa" w:w="60"/>
+              <w:left w:type="dxa" w:w="100"/>
+              <w:bottom w:type="dxa" w:w="60"/>
+              <w:right w:type="dxa" w:w="100"/>
+            </w:tcMar>
+          </w:tcPr>
+          <w:p>
+            <w:r>
+              <w:rPr>
+                <w:rFonts w:ascii="맑은 고딕" w:cs="맑은 고딕" w:eastAsia="맑은 고딕" w:hAnsi="맑은 고딕"/>
+                <w:b/>
+                <w:bCs/>
+                <w:sz w:val="20"/>
+                <w:szCs w:val="20"/>
+              </w:rPr>
+              <w:t xml:space="preserve">항목</w:t>
+            </w:r>
+          </w:p>
+        </w:tc>
+        <w:tc>
+          <w:tcPr>
+            <w:tcW w:type="dxa" w:w="7600"/>
+            <w:shd w:fill="D9D9F3" w:val="clear"/>
+            <w:tcMar>
+              <w:top w:type="dxa" w:w="60"/>
+              <w:left w:type="dxa" w:w="100"/>
+              <w:bottom w:type="dxa" w:w="60"/>
+              <w:right w:type="dxa" w:w="100"/>
+            </w:tcMar>
+          </w:tcPr>
+          <w:p>
+            <w:r>
+              <w:rPr>
+                <w:rFonts w:ascii="맑은 고딕" w:cs="맑은 고딕" w:eastAsia="맑은 고딕" w:hAnsi="맑은 고딕"/>
+                <w:b/>
+                <w:bCs/>
+                <w:sz w:val="20"/>
+                <w:szCs w:val="20"/>
+              </w:rPr>
+              <w:t xml:space="preserve">내용</w:t>
+            </w:r>
+          </w:p>
+        </w:tc>
+      </w:tr>
+      <w:tr>
+        <w:trPr>
+          <w:cantSplit/>
+        </w:trPr>
+        <w:tc>
+          <w:tcPr>
+            <w:tcW w:type="dxa" w:w="2000"/>
+            <w:tcMar>
+              <w:top w:type="dxa" w:w="60"/>
+              <w:left w:type="dxa" w:w="100"/>
+              <w:bottom w:type="dxa" w:w="60"/>
+              <w:right w:type="dxa" w:w="100"/>
+            </w:tcMar>
+          </w:tcPr>
+          <w:p>
+            <w:r>
+              <w:rPr>
+                <w:rFonts w:ascii="맑은 고딕" w:cs="맑은 고딕" w:eastAsia="맑은 고딕" w:hAnsi="맑은 고딕"/>
+                <w:b w:val="false"/>
+                <w:bCs w:val="false"/>
+                <w:sz w:val="19"/>
+                <w:szCs w:val="19"/>
+              </w:rPr>
+              <w:t xml:space="preserve">대상</w:t>
+            </w:r>
+          </w:p>
+        </w:tc>
+        <w:tc>
+          <w:tcPr>
+            <w:tcW w:type="dxa" w:w="7600"/>
+            <w:tcMar>
+              <w:top w:type="dxa" w:w="60"/>
+              <w:left w:type="dxa" w:w="100"/>
+              <w:bottom w:type="dxa" w:w="60"/>
+              <w:right w:type="dxa" w:w="100"/>
+            </w:tcMar>
+          </w:tcPr>
+          <w:p>
+            <w:r>
+              <w:rPr>
+                <w:rFonts w:ascii="맑은 고딕" w:cs="맑은 고딕" w:eastAsia="맑은 고딕" w:hAnsi="맑은 고딕"/>
+                <w:b w:val="false"/>
+                <w:bCs w:val="false"/>
+                <w:sz w:val="19"/>
+                <w:szCs w:val="19"/>
+              </w:rPr>
+              <w:t xml:space="preserve">검토자(운영팀), 기사 작성자·대상 기업, 경고 표시를 쓰는 경우의 독자, 플랫폼 운영사</w:t>
+            </w:r>
+          </w:p>
+        </w:tc>
+      </w:tr>
+      <w:tr>
+        <w:trPr>
+          <w:cantSplit/>
+        </w:trPr>
+        <w:tc>
+          <w:tcPr>
+            <w:tcW w:type="dxa" w:w="2000"/>
+            <w:tcMar>
+              <w:top w:type="dxa" w:w="60"/>
+              <w:left w:type="dxa" w:w="100"/>
+              <w:bottom w:type="dxa" w:w="60"/>
+              <w:right w:type="dxa" w:w="100"/>
+            </w:tcMar>
+          </w:tcPr>
+          <w:p>
+            <w:r>
+              <w:rPr>
+                <w:rFonts w:ascii="맑은 고딕" w:cs="맑은 고딕" w:eastAsia="맑은 고딕" w:hAnsi="맑은 고딕"/>
+                <w:b w:val="false"/>
+                <w:bCs w:val="false"/>
+                <w:sz w:val="19"/>
+                <w:szCs w:val="19"/>
+              </w:rPr>
+              <w:t xml:space="preserve">시점과 채널</w:t>
+            </w:r>
+          </w:p>
+        </w:tc>
+        <w:tc>
+          <w:tcPr>
+            <w:tcW w:type="dxa" w:w="7600"/>
+            <w:tcMar>
+              <w:top w:type="dxa" w:w="60"/>
+              <w:left w:type="dxa" w:w="100"/>
+              <w:bottom w:type="dxa" w:w="60"/>
+              <w:right w:type="dxa" w:w="100"/>
+            </w:tcMar>
+          </w:tcPr>
+          <w:p>
+            <w:r>
+              <w:rPr>
+                <w:rFonts w:ascii="맑은 고딕" w:cs="맑은 고딕" w:eastAsia="맑은 고딕" w:hAnsi="맑은 고딕"/>
+                <w:b w:val="false"/>
+                <w:bCs w:val="false"/>
+                <w:sz w:val="19"/>
+                <w:szCs w:val="19"/>
+              </w:rPr>
+              <w:t xml:space="preserve">검토자: 판정 화면에 결정 전 상시 표시. 작성자: 판정 통보 시(결정 후) 통보문. 독자: 경고가 붙은 기사 화면(공개 후). 플랫폼 운영사: 운영 기록 화면</w:t>
+            </w:r>
+          </w:p>
+        </w:tc>
+      </w:tr>
+      <w:tr>
+        <w:trPr>
+          <w:cantSplit/>
+        </w:trPr>
+        <w:tc>
+          <w:tcPr>
+            <w:tcW w:type="dxa" w:w="2000"/>
+            <w:tcMar>
+              <w:top w:type="dxa" w:w="60"/>
+              <w:left w:type="dxa" w:w="100"/>
+              <w:bottom w:type="dxa" w:w="60"/>
+              <w:right w:type="dxa" w:w="100"/>
+            </w:tcMar>
+          </w:tcPr>
+          <w:p>
+            <w:r>
+              <w:rPr>
+                <w:rFonts w:ascii="맑은 고딕" w:cs="맑은 고딕" w:eastAsia="맑은 고딕" w:hAnsi="맑은 고딕"/>
+                <w:b w:val="false"/>
+                <w:bCs w:val="false"/>
+                <w:sz w:val="19"/>
+                <w:szCs w:val="19"/>
+              </w:rPr>
+              <w:t xml:space="preserve">고지 문안 초안</w:t>
+            </w:r>
+          </w:p>
+        </w:tc>
+        <w:tc>
+          <w:tcPr>
+            <w:tcW w:type="dxa" w:w="7600"/>
+            <w:tcMar>
+              <w:top w:type="dxa" w:w="60"/>
+              <w:left w:type="dxa" w:w="100"/>
+              <w:bottom w:type="dxa" w:w="60"/>
+              <w:right w:type="dxa" w:w="100"/>
+            </w:tcMar>
+          </w:tcPr>
+          <w:p>
+            <w:r>
+              <w:rPr>
+                <w:rFonts w:ascii="맑은 고딕" w:cs="맑은 고딕" w:eastAsia="맑은 고딕" w:hAnsi="맑은 고딕"/>
+                <w:b w:val="false"/>
+                <w:bCs w:val="false"/>
+                <w:sz w:val="19"/>
+                <w:szCs w:val="19"/>
+              </w:rPr>
+              <w:t xml:space="preserve">검토자·작성자용: “이 판단은 AI(A.X 4.0 Light 기반)가 제목과 본문의 일치성, 본문의 주제 일관성만 보고 낸 참고 의견입니다. 기사 내용의 사실 여부는 검증하지 않으며, 최종 결정은 검토자가 합니다.” 독자용: “제목과 본문 내용에 차이가 있다고 AI가 판단했고 검토자가 확인해 이 표시를 붙였습니다.” 쉬운 말로 쓰고 스크린 리더용 대체 텍스트를 제공한다. 서비스 대상 기사가 한국어라 한국어를 기본으로 한다</w:t>
+            </w:r>
+          </w:p>
+        </w:tc>
+      </w:tr>
+      <w:tr>
+        <w:trPr>
+          <w:cantSplit/>
+        </w:trPr>
+        <w:tc>
+          <w:tcPr>
+            <w:tcW w:type="dxa" w:w="2000"/>
+            <w:tcMar>
+              <w:top w:type="dxa" w:w="60"/>
+              <w:left w:type="dxa" w:w="100"/>
+              <w:bottom w:type="dxa" w:w="60"/>
+              <w:right w:type="dxa" w:w="100"/>
+            </w:tcMar>
+          </w:tcPr>
+          <w:p>
+            <w:r>
+              <w:rPr>
+                <w:rFonts w:ascii="맑은 고딕" w:cs="맑은 고딕" w:eastAsia="맑은 고딕" w:hAnsi="맑은 고딕"/>
+                <w:b w:val="false"/>
+                <w:bCs w:val="false"/>
+                <w:sz w:val="19"/>
+                <w:szCs w:val="19"/>
+              </w:rPr>
+              <w:t xml:space="preserve">생성 결과물 표시</w:t>
+            </w:r>
+          </w:p>
+        </w:tc>
+        <w:tc>
+          <w:tcPr>
+            <w:tcW w:type="dxa" w:w="7600"/>
+            <w:tcMar>
+              <w:top w:type="dxa" w:w="60"/>
+              <w:left w:type="dxa" w:w="100"/>
+              <w:bottom w:type="dxa" w:w="60"/>
+              <w:right w:type="dxa" w:w="100"/>
+            </w:tcMar>
+          </w:tcPr>
+          <w:p>
+            <w:r>
+              <w:rPr>
+                <w:rFonts w:ascii="맑은 고딕" w:cs="맑은 고딕" w:eastAsia="맑은 고딕" w:hAnsi="맑은 고딕"/>
+                <w:b w:val="false"/>
+                <w:bCs w:val="false"/>
+                <w:sz w:val="19"/>
+                <w:szCs w:val="19"/>
+              </w:rPr>
+              <w:t xml:space="preserve">해당 없음. 모델은 새 글을 게시하지 않고 근거를 원문 문장 번호 인용으로만 제시한다(BaseKit 5 §5-5)</w:t>
+            </w:r>
+          </w:p>
+        </w:tc>
+      </w:tr>
+      <w:tr>
+        <w:trPr>
+          <w:cantSplit/>
+        </w:trPr>
+        <w:tc>
+          <w:tcPr>
+            <w:tcW w:type="dxa" w:w="2000"/>
+            <w:tcMar>
+              <w:top w:type="dxa" w:w="60"/>
+              <w:left w:type="dxa" w:w="100"/>
+              <w:bottom w:type="dxa" w:w="60"/>
+              <w:right w:type="dxa" w:w="100"/>
+            </w:tcMar>
+          </w:tcPr>
+          <w:p>
+            <w:r>
+              <w:rPr>
+                <w:rFonts w:ascii="맑은 고딕" w:cs="맑은 고딕" w:eastAsia="맑은 고딕" w:hAnsi="맑은 고딕"/>
+                <w:b w:val="false"/>
+                <w:bCs w:val="false"/>
+                <w:sz w:val="19"/>
+                <w:szCs w:val="19"/>
+              </w:rPr>
+              <w:t xml:space="preserve">판정 기준</w:t>
+            </w:r>
+          </w:p>
+        </w:tc>
+        <w:tc>
+          <w:tcPr>
+            <w:tcW w:type="dxa" w:w="7600"/>
+            <w:tcMar>
+              <w:top w:type="dxa" w:w="60"/>
+              <w:left w:type="dxa" w:w="100"/>
+              <w:bottom w:type="dxa" w:w="60"/>
+              <w:right w:type="dxa" w:w="100"/>
+            </w:tcMar>
+          </w:tcPr>
+          <w:p>
+            <w:r>
+              <w:rPr>
+                <w:rFonts w:ascii="맑은 고딕" w:cs="맑은 고딕" w:eastAsia="맑은 고딕" w:hAnsi="맑은 고딕"/>
+                <w:b w:val="false"/>
+                <w:bCs w:val="false"/>
+                <w:sz w:val="19"/>
+                <w:szCs w:val="19"/>
+              </w:rPr>
+              <w:t xml:space="preserve">이용자 시험(검토자 대표를 대상으로 한 이해도 확인)에서 핵심 3가지(AI의 판단임, 사실 여부는 검증하지 않음, 최종 결정은 사람)를 맞게 설명한 비율이 80% 이상(가정). 실패할 수 있는 기준이며 미달하면 문안을 수정해 재시험한다</w:t>
+            </w:r>
+          </w:p>
+        </w:tc>
+      </w:tr>
+      <w:tr>
+        <w:trPr>
+          <w:cantSplit/>
+        </w:trPr>
+        <w:tc>
+          <w:tcPr>
+            <w:tcW w:type="dxa" w:w="2000"/>
+            <w:tcMar>
+              <w:top w:type="dxa" w:w="60"/>
+              <w:left w:type="dxa" w:w="100"/>
+              <w:bottom w:type="dxa" w:w="60"/>
+              <w:right w:type="dxa" w:w="100"/>
+            </w:tcMar>
+          </w:tcPr>
+          <w:p>
+            <w:r>
+              <w:rPr>
+                <w:rFonts w:ascii="맑은 고딕" w:cs="맑은 고딕" w:eastAsia="맑은 고딕" w:hAnsi="맑은 고딕"/>
+                <w:b w:val="false"/>
+                <w:bCs w:val="false"/>
+                <w:sz w:val="19"/>
+                <w:szCs w:val="19"/>
+              </w:rPr>
+              <w:t xml:space="preserve">아직 모르는 것</w:t>
+            </w:r>
+          </w:p>
+        </w:tc>
+        <w:tc>
+          <w:tcPr>
+            <w:tcW w:type="dxa" w:w="7600"/>
+            <w:tcMar>
+              <w:top w:type="dxa" w:w="60"/>
+              <w:left w:type="dxa" w:w="100"/>
+              <w:bottom w:type="dxa" w:w="60"/>
+              <w:right w:type="dxa" w:w="100"/>
+            </w:tcMar>
+          </w:tcPr>
+          <w:p>
+            <w:r>
+              <w:rPr>
+                <w:rFonts w:ascii="맑은 고딕" w:cs="맑은 고딕" w:eastAsia="맑은 고딕" w:hAnsi="맑은 고딕"/>
+                <w:b w:val="false"/>
+                <w:bCs w:val="false"/>
+                <w:sz w:val="19"/>
+                <w:szCs w:val="19"/>
+              </w:rPr>
+              <w:t xml:space="preserve">팀과 플랫폼 운영사가 AI 기본법상 AI개발사업자·AI이용사업자 중 어디에 해당하는지는 법률 확인 전 가정(팀: 개발, 플랫폼: 이용)이다. 본선에서 확인할 질문: 검토자가 고지문을 읽고 의미를 이해하는가</w:t>
+            </w:r>
+          </w:p>
+        </w:tc>
+      </w:tr>
+    </w:tbl>
+    <w:p>
+      <w:pPr>
+        <w:keepNext w:val="false"/>
+        <w:spacing w:after="120"/>
+      </w:pPr>
+      <w:r>
+        <w:rPr>
+          <w:rFonts w:ascii="맑은 고딕" w:cs="맑은 고딕" w:eastAsia="맑은 고딕" w:hAnsi="맑은 고딕"/>
+        </w:rPr>
+        <w:t xml:space="preserve"/>
+      </w:r>
+    </w:p>
+    <w:p>
+      <w:pPr>
+        <w:keepNext/>
+        <w:spacing w:after="120"/>
+      </w:pPr>
+      <w:r>
+        <w:rPr>
+          <w:rFonts w:ascii="맑은 고딕" w:cs="맑은 고딕" w:eastAsia="맑은 고딕" w:hAnsi="맑은 고딕"/>
+          <w:b/>
+          <w:bCs/>
+        </w:rPr>
+        <w:t xml:space="preserve">TLD-02 · 설명 요청과 이의제기 경로 — 대응: IMPACT-02, RISK-02</w:t>
+      </w:r>
+    </w:p>
+    <w:tbl>
+      <w:tblPr>
+        <w:tblW w:type="dxa" w:w="9600"/>
+        <w:tblBorders>
+          <w:top w:val="single" w:color="auto" w:sz="4"/>
+          <w:left w:val="single" w:color="auto" w:sz="4"/>
+          <w:bottom w:val="single" w:color="auto" w:sz="4"/>
+          <w:right w:val="single" w:color="auto" w:sz="4"/>
+          <w:insideH w:val="single" w:color="auto" w:sz="4"/>
+          <w:insideV w:val="single" w:color="auto" w:sz="4"/>
+        </w:tblBorders>
+      </w:tblPr>
+      <w:tblGrid>
+        <w:gridCol w:w="2000"/>
+        <w:gridCol w:w="7600"/>
+      </w:tblGrid>
+      <w:tr>
+        <w:trPr>
+          <w:tblHeader/>
+        </w:trPr>
+        <w:tc>
+          <w:tcPr>
+            <w:tcW w:type="dxa" w:w="2000"/>
+            <w:shd w:fill="D9D9F3" w:val="clear"/>
+            <w:tcMar>
+              <w:top w:type="dxa" w:w="60"/>
+              <w:left w:type="dxa" w:w="100"/>
+              <w:bottom w:type="dxa" w:w="60"/>
+              <w:right w:type="dxa" w:w="100"/>
+            </w:tcMar>
+          </w:tcPr>
+          <w:p>
+            <w:r>
+              <w:rPr>
+                <w:rFonts w:ascii="맑은 고딕" w:cs="맑은 고딕" w:eastAsia="맑은 고딕" w:hAnsi="맑은 고딕"/>
+                <w:b/>
+                <w:bCs/>
+                <w:sz w:val="20"/>
+                <w:szCs w:val="20"/>
+              </w:rPr>
+              <w:t xml:space="preserve">항목</w:t>
+            </w:r>
+          </w:p>
+        </w:tc>
+        <w:tc>
+          <w:tcPr>
+            <w:tcW w:type="dxa" w:w="7600"/>
+            <w:shd w:fill="D9D9F3" w:val="clear"/>
+            <w:tcMar>
+              <w:top w:type="dxa" w:w="60"/>
+              <w:left w:type="dxa" w:w="100"/>
+              <w:bottom w:type="dxa" w:w="60"/>
+              <w:right w:type="dxa" w:w="100"/>
+            </w:tcMar>
+          </w:tcPr>
+          <w:p>
+            <w:r>
+              <w:rPr>
+                <w:rFonts w:ascii="맑은 고딕" w:cs="맑은 고딕" w:eastAsia="맑은 고딕" w:hAnsi="맑은 고딕"/>
+                <w:b/>
+                <w:bCs/>
+                <w:sz w:val="20"/>
+                <w:szCs w:val="20"/>
+              </w:rPr>
+              <w:t xml:space="preserve">내용</w:t>
+            </w:r>
+          </w:p>
+        </w:tc>
+      </w:tr>
+      <w:tr>
+        <w:trPr>
+          <w:cantSplit/>
+        </w:trPr>
+        <w:tc>
+          <w:tcPr>
+            <w:tcW w:type="dxa" w:w="2000"/>
+            <w:tcMar>
+              <w:top w:type="dxa" w:w="60"/>
+              <w:left w:type="dxa" w:w="100"/>
+              <w:bottom w:type="dxa" w:w="60"/>
+              <w:right w:type="dxa" w:w="100"/>
+            </w:tcMar>
+          </w:tcPr>
+          <w:p>
+            <w:r>
+              <w:rPr>
+                <w:rFonts w:ascii="맑은 고딕" w:cs="맑은 고딕" w:eastAsia="맑은 고딕" w:hAnsi="맑은 고딕"/>
+                <w:b w:val="false"/>
+                <w:bCs w:val="false"/>
+                <w:sz w:val="19"/>
+                <w:szCs w:val="19"/>
+              </w:rPr>
+              <w:t xml:space="preserve">경로와 담당</w:t>
+            </w:r>
+          </w:p>
+        </w:tc>
+        <w:tc>
+          <w:tcPr>
+            <w:tcW w:type="dxa" w:w="7600"/>
+            <w:tcMar>
+              <w:top w:type="dxa" w:w="60"/>
+              <w:left w:type="dxa" w:w="100"/>
+              <w:bottom w:type="dxa" w:w="60"/>
+              <w:right w:type="dxa" w:w="100"/>
+            </w:tcMar>
+          </w:tcPr>
+          <w:p>
+            <w:r>
+              <w:rPr>
+                <w:rFonts w:ascii="맑은 고딕" w:cs="맑은 고딕" w:eastAsia="맑은 고딕" w:hAnsi="맑은 고딕"/>
+                <w:b w:val="false"/>
+                <w:bCs w:val="false"/>
+                <w:sz w:val="19"/>
+                <w:szCs w:val="19"/>
+              </w:rPr>
+              <w:t xml:space="preserve">작성자·대상 기업이 이의제기 접수 채널(플랫폼 양식 또는 이메일)로 요청 → 검토자(운영팀)가 1차 응답 → 판단이 갈리면 AI기획자가 에스컬레이션 처리(BaseKit 6 §6-3)</w:t>
+            </w:r>
+          </w:p>
+        </w:tc>
+      </w:tr>
+      <w:tr>
+        <w:trPr>
+          <w:cantSplit/>
+        </w:trPr>
+        <w:tc>
+          <w:tcPr>
+            <w:tcW w:type="dxa" w:w="2000"/>
+            <w:tcMar>
+              <w:top w:type="dxa" w:w="60"/>
+              <w:left w:type="dxa" w:w="100"/>
+              <w:bottom w:type="dxa" w:w="60"/>
+              <w:right w:type="dxa" w:w="100"/>
+            </w:tcMar>
+          </w:tcPr>
+          <w:p>
+            <w:r>
+              <w:rPr>
+                <w:rFonts w:ascii="맑은 고딕" w:cs="맑은 고딕" w:eastAsia="맑은 고딕" w:hAnsi="맑은 고딕"/>
+                <w:b w:val="false"/>
+                <w:bCs w:val="false"/>
+                <w:sz w:val="19"/>
+                <w:szCs w:val="19"/>
+              </w:rPr>
+              <w:t xml:space="preserve">제공할 정보</w:t>
+            </w:r>
+          </w:p>
+        </w:tc>
+        <w:tc>
+          <w:tcPr>
+            <w:tcW w:type="dxa" w:w="7600"/>
+            <w:tcMar>
+              <w:top w:type="dxa" w:w="60"/>
+              <w:left w:type="dxa" w:w="100"/>
+              <w:bottom w:type="dxa" w:w="60"/>
+              <w:right w:type="dxa" w:w="100"/>
+            </w:tcMar>
+          </w:tcPr>
+          <w:p>
+            <w:r>
+              <w:rPr>
+                <w:rFonts w:ascii="맑은 고딕" w:cs="맑은 고딕" w:eastAsia="맑은 고딕" w:hAnsi="맑은 고딕"/>
+                <w:b w:val="false"/>
+                <w:bCs w:val="false"/>
+                <w:sz w:val="19"/>
+                <w:szCs w:val="19"/>
+              </w:rPr>
+              <w:t xml:space="preserve">판정 결과, 근거로 인용한 원문 문장 번호, 애매 여부, 사용한 모델·보정 버전. 작성자가 제목을 고치거나 정정을 요청하는 데 필요한 수준을 기준으로 한다</w:t>
+            </w:r>
+          </w:p>
+        </w:tc>
+      </w:tr>
+      <w:tr>
+        <w:trPr>
+          <w:cantSplit/>
+        </w:trPr>
+        <w:tc>
+          <w:tcPr>
+            <w:tcW w:type="dxa" w:w="2000"/>
+            <w:tcMar>
+              <w:top w:type="dxa" w:w="60"/>
+              <w:left w:type="dxa" w:w="100"/>
+              <w:bottom w:type="dxa" w:w="60"/>
+              <w:right w:type="dxa" w:w="100"/>
+            </w:tcMar>
+          </w:tcPr>
+          <w:p>
+            <w:r>
+              <w:rPr>
+                <w:rFonts w:ascii="맑은 고딕" w:cs="맑은 고딕" w:eastAsia="맑은 고딕" w:hAnsi="맑은 고딕"/>
+                <w:b w:val="false"/>
+                <w:bCs w:val="false"/>
+                <w:sz w:val="19"/>
+                <w:szCs w:val="19"/>
+              </w:rPr>
+              <w:t xml:space="preserve">공개하지 않을 정보와 이유</w:t>
+            </w:r>
+          </w:p>
+        </w:tc>
+        <w:tc>
+          <w:tcPr>
+            <w:tcW w:type="dxa" w:w="7600"/>
+            <w:tcMar>
+              <w:top w:type="dxa" w:w="60"/>
+              <w:left w:type="dxa" w:w="100"/>
+              <w:bottom w:type="dxa" w:w="60"/>
+              <w:right w:type="dxa" w:w="100"/>
+            </w:tcMar>
+          </w:tcPr>
+          <w:p>
+            <w:r>
+              <w:rPr>
+                <w:rFonts w:ascii="맑은 고딕" w:cs="맑은 고딕" w:eastAsia="맑은 고딕" w:hAnsi="맑은 고딕"/>
+                <w:b w:val="false"/>
+                <w:bCs w:val="false"/>
+                <w:sz w:val="19"/>
+                <w:szCs w:val="19"/>
+              </w:rPr>
+              <w:t xml:space="preserve">프롬프트 전문과 보정 임계값(회피 적응 위험, RISK-09), 다른 작성자·검토자의 개인정보, 모델 제공자의 지식재산. 공개하지 않는다는 사실 자체를 응답문에 명시한다</w:t>
+            </w:r>
+          </w:p>
+        </w:tc>
+      </w:tr>
+      <w:tr>
+        <w:trPr>
+          <w:cantSplit/>
+        </w:trPr>
+        <w:tc>
+          <w:tcPr>
+            <w:tcW w:type="dxa" w:w="2000"/>
+            <w:tcMar>
+              <w:top w:type="dxa" w:w="60"/>
+              <w:left w:type="dxa" w:w="100"/>
+              <w:bottom w:type="dxa" w:w="60"/>
+              <w:right w:type="dxa" w:w="100"/>
+            </w:tcMar>
+          </w:tcPr>
+          <w:p>
+            <w:r>
+              <w:rPr>
+                <w:rFonts w:ascii="맑은 고딕" w:cs="맑은 고딕" w:eastAsia="맑은 고딕" w:hAnsi="맑은 고딕"/>
+                <w:b w:val="false"/>
+                <w:bCs w:val="false"/>
+                <w:sz w:val="19"/>
+                <w:szCs w:val="19"/>
+              </w:rPr>
+              <w:t xml:space="preserve">판정 기준</w:t>
+            </w:r>
+          </w:p>
+        </w:tc>
+        <w:tc>
+          <w:tcPr>
+            <w:tcW w:type="dxa" w:w="7600"/>
+            <w:tcMar>
+              <w:top w:type="dxa" w:w="60"/>
+              <w:left w:type="dxa" w:w="100"/>
+              <w:bottom w:type="dxa" w:w="60"/>
+              <w:right w:type="dxa" w:w="100"/>
+            </w:tcMar>
+          </w:tcPr>
+          <w:p>
+            <w:r>
+              <w:rPr>
+                <w:rFonts w:ascii="맑은 고딕" w:cs="맑은 고딕" w:eastAsia="맑은 고딕" w:hAnsi="맑은 고딕"/>
+                <w:b w:val="false"/>
+                <w:bCs w:val="false"/>
+                <w:sz w:val="19"/>
+                <w:szCs w:val="19"/>
+              </w:rPr>
+              <w:t xml:space="preserve">접수된 이의제기 중 5영업일(가정) 안에 응답한 비율 95% 이상. 이의제기 결과 판정이 번복된 비율은 오탐 지표로 BaseKit 7 OPS-02에 연결</w:t>
+            </w:r>
+          </w:p>
+        </w:tc>
+      </w:tr>
+      <w:tr>
+        <w:trPr>
+          <w:cantSplit/>
+        </w:trPr>
+        <w:tc>
+          <w:tcPr>
+            <w:tcW w:type="dxa" w:w="2000"/>
+            <w:tcMar>
+              <w:top w:type="dxa" w:w="60"/>
+              <w:left w:type="dxa" w:w="100"/>
+              <w:bottom w:type="dxa" w:w="60"/>
+              <w:right w:type="dxa" w:w="100"/>
+            </w:tcMar>
+          </w:tcPr>
+          <w:p>
+            <w:r>
+              <w:rPr>
+                <w:rFonts w:ascii="맑은 고딕" w:cs="맑은 고딕" w:eastAsia="맑은 고딕" w:hAnsi="맑은 고딕"/>
+                <w:b w:val="false"/>
+                <w:bCs w:val="false"/>
+                <w:sz w:val="19"/>
+                <w:szCs w:val="19"/>
+              </w:rPr>
+              <w:t xml:space="preserve">아직 모르는 것</w:t>
+            </w:r>
+          </w:p>
+        </w:tc>
+        <w:tc>
+          <w:tcPr>
+            <w:tcW w:type="dxa" w:w="7600"/>
+            <w:tcMar>
+              <w:top w:type="dxa" w:w="60"/>
+              <w:left w:type="dxa" w:w="100"/>
+              <w:bottom w:type="dxa" w:w="60"/>
+              <w:right w:type="dxa" w:w="100"/>
+            </w:tcMar>
+          </w:tcPr>
+          <w:p>
+            <w:r>
+              <w:rPr>
+                <w:rFonts w:ascii="맑은 고딕" w:cs="맑은 고딕" w:eastAsia="맑은 고딕" w:hAnsi="맑은 고딕"/>
+                <w:b w:val="false"/>
+                <w:bCs w:val="false"/>
+                <w:sz w:val="19"/>
+                <w:szCs w:val="19"/>
+              </w:rPr>
+              <w:t xml:space="preserve">이의제기 건수와 처리 인력은 운영 전에는 알 수 없다. 본선에서 확인할 질문: 5영업일 응답이 검토 용량과 충돌하지 않는가</w:t>
+            </w:r>
+          </w:p>
+        </w:tc>
+      </w:tr>
+    </w:tbl>
+    <w:p>
+      <w:pPr>
+        <w:keepNext w:val="false"/>
+        <w:spacing w:after="120"/>
+      </w:pPr>
+      <w:r>
+        <w:rPr>
+          <w:rFonts w:ascii="맑은 고딕" w:cs="맑은 고딕" w:eastAsia="맑은 고딕" w:hAnsi="맑은 고딕"/>
+        </w:rPr>
+        <w:t xml:space="preserve"/>
+      </w:r>
+    </w:p>
+    <w:p>
+      <w:pPr>
         <w:pStyle w:val="Heading1"/>
         <w:spacing w:after="150" w:before="300"/>
       </w:pPr>
@@ -1620,6 +2394,2041 @@
           <w:rFonts w:ascii="맑은 고딕" w:cs="맑은 고딕" w:eastAsia="맑은 고딕" w:hAnsi="맑은 고딕"/>
         </w:rPr>
         <w:t xml:space="preserve">본 장은 제공된 메인·보조 데이터를 어디서 받아 어떻게 가공하고, 어떤 단계에서 어떤 용도로 쓰는지와 그 크기를 어떻게 정하는지를 항목 ID(DS-, SLICE-)로 기록한다. 아래 수치는 제공 파일과 AI-Hub 공식 문서(데이터 설명서, 구축·활용 가이드라인 v1.0)를 직접 확인한 값이다.</w:t>
+      </w:r>
+    </w:p>
+    <w:p>
+      <w:pPr>
+        <w:pStyle w:val="Heading2"/>
+        <w:spacing w:after="120" w:before="240"/>
+      </w:pPr>
+      <w:r>
+        <w:t xml:space="preserve">4-0. 데이터 자산 목록과 품질·충실도 기준 (DATA, DQ, DF)</w:t>
+      </w:r>
+    </w:p>
+    <w:p>
+      <w:pPr>
+        <w:keepNext w:val="false"/>
+        <w:spacing w:after="120"/>
+      </w:pPr>
+      <w:r>
+        <w:rPr>
+          <w:rFonts w:ascii="맑은 고딕" w:cs="맑은 고딕" w:eastAsia="맑은 고딕" w:hAnsi="맑은 고딕"/>
+        </w:rPr>
+        <w:t xml:space="preserve">본 장의 상세(§4-1~4-9)를 아래 자산 단위로 요약한 계획이다. 수치 기준 중 근거가 적힌 것은 공식 문서·통계 공식에서 나온 것이고, ‘가정’은 팀이 시험 기준으로 둔 초안이다.</w:t>
+      </w:r>
+    </w:p>
+    <w:tbl>
+      <w:tblPr>
+        <w:tblW w:type="dxa" w:w="9600"/>
+        <w:tblBorders>
+          <w:top w:val="single" w:color="auto" w:sz="4"/>
+          <w:left w:val="single" w:color="auto" w:sz="4"/>
+          <w:bottom w:val="single" w:color="auto" w:sz="4"/>
+          <w:right w:val="single" w:color="auto" w:sz="4"/>
+          <w:insideH w:val="single" w:color="auto" w:sz="4"/>
+          <w:insideV w:val="single" w:color="auto" w:sz="4"/>
+        </w:tblBorders>
+      </w:tblPr>
+      <w:tblGrid>
+        <w:gridCol w:w="750"/>
+        <w:gridCol w:w="1500"/>
+        <w:gridCol w:w="1350"/>
+        <w:gridCol w:w="2000"/>
+        <w:gridCol w:w="1250"/>
+        <w:gridCol w:w="1900"/>
+        <w:gridCol w:w="850"/>
+      </w:tblGrid>
+      <w:tr>
+        <w:trPr>
+          <w:tblHeader/>
+        </w:trPr>
+        <w:tc>
+          <w:tcPr>
+            <w:tcW w:type="dxa" w:w="750"/>
+            <w:shd w:fill="D9D9F3" w:val="clear"/>
+            <w:tcMar>
+              <w:top w:type="dxa" w:w="60"/>
+              <w:left w:type="dxa" w:w="100"/>
+              <w:bottom w:type="dxa" w:w="60"/>
+              <w:right w:type="dxa" w:w="100"/>
+            </w:tcMar>
+          </w:tcPr>
+          <w:p>
+            <w:r>
+              <w:rPr>
+                <w:rFonts w:ascii="맑은 고딕" w:cs="맑은 고딕" w:eastAsia="맑은 고딕" w:hAnsi="맑은 고딕"/>
+                <w:b/>
+                <w:bCs/>
+                <w:sz w:val="20"/>
+                <w:szCs w:val="20"/>
+              </w:rPr>
+              <w:t xml:space="preserve">ID</w:t>
+            </w:r>
+          </w:p>
+        </w:tc>
+        <w:tc>
+          <w:tcPr>
+            <w:tcW w:type="dxa" w:w="1500"/>
+            <w:shd w:fill="D9D9F3" w:val="clear"/>
+            <w:tcMar>
+              <w:top w:type="dxa" w:w="60"/>
+              <w:left w:type="dxa" w:w="100"/>
+              <w:bottom w:type="dxa" w:w="60"/>
+              <w:right w:type="dxa" w:w="100"/>
+            </w:tcMar>
+          </w:tcPr>
+          <w:p>
+            <w:r>
+              <w:rPr>
+                <w:rFonts w:ascii="맑은 고딕" w:cs="맑은 고딕" w:eastAsia="맑은 고딕" w:hAnsi="맑은 고딕"/>
+                <w:b/>
+                <w:bCs/>
+                <w:sz w:val="20"/>
+                <w:szCs w:val="20"/>
+              </w:rPr>
+              <w:t xml:space="preserve">자산</w:t>
+            </w:r>
+          </w:p>
+        </w:tc>
+        <w:tc>
+          <w:tcPr>
+            <w:tcW w:type="dxa" w:w="1350"/>
+            <w:shd w:fill="D9D9F3" w:val="clear"/>
+            <w:tcMar>
+              <w:top w:type="dxa" w:w="60"/>
+              <w:left w:type="dxa" w:w="100"/>
+              <w:bottom w:type="dxa" w:w="60"/>
+              <w:right w:type="dxa" w:w="100"/>
+            </w:tcMar>
+          </w:tcPr>
+          <w:p>
+            <w:r>
+              <w:rPr>
+                <w:rFonts w:ascii="맑은 고딕" w:cs="맑은 고딕" w:eastAsia="맑은 고딕" w:hAnsi="맑은 고딕"/>
+                <w:b/>
+                <w:bCs/>
+                <w:sz w:val="20"/>
+                <w:szCs w:val="20"/>
+              </w:rPr>
+              <w:t xml:space="preserve">역할</w:t>
+            </w:r>
+          </w:p>
+        </w:tc>
+        <w:tc>
+          <w:tcPr>
+            <w:tcW w:type="dxa" w:w="2000"/>
+            <w:shd w:fill="D9D9F3" w:val="clear"/>
+            <w:tcMar>
+              <w:top w:type="dxa" w:w="60"/>
+              <w:left w:type="dxa" w:w="100"/>
+              <w:bottom w:type="dxa" w:w="60"/>
+              <w:right w:type="dxa" w:w="100"/>
+            </w:tcMar>
+          </w:tcPr>
+          <w:p>
+            <w:r>
+              <w:rPr>
+                <w:rFonts w:ascii="맑은 고딕" w:cs="맑은 고딕" w:eastAsia="맑은 고딕" w:hAnsi="맑은 고딕"/>
+                <w:b/>
+                <w:bCs/>
+                <w:sz w:val="20"/>
+                <w:szCs w:val="20"/>
+              </w:rPr>
+              <w:t xml:space="preserve">출처·사용 권리 근거</w:t>
+            </w:r>
+          </w:p>
+        </w:tc>
+        <w:tc>
+          <w:tcPr>
+            <w:tcW w:type="dxa" w:w="1250"/>
+            <w:shd w:fill="D9D9F3" w:val="clear"/>
+            <w:tcMar>
+              <w:top w:type="dxa" w:w="60"/>
+              <w:left w:type="dxa" w:w="100"/>
+              <w:bottom w:type="dxa" w:w="60"/>
+              <w:right w:type="dxa" w:w="100"/>
+            </w:tcMar>
+          </w:tcPr>
+          <w:p>
+            <w:r>
+              <w:rPr>
+                <w:rFonts w:ascii="맑은 고딕" w:cs="맑은 고딕" w:eastAsia="맑은 고딕" w:hAnsi="맑은 고딕"/>
+                <w:b/>
+                <w:bCs/>
+                <w:sz w:val="20"/>
+                <w:szCs w:val="20"/>
+              </w:rPr>
+              <w:t xml:space="preserve">개인정보</w:t>
+            </w:r>
+          </w:p>
+        </w:tc>
+        <w:tc>
+          <w:tcPr>
+            <w:tcW w:type="dxa" w:w="1900"/>
+            <w:shd w:fill="D9D9F3" w:val="clear"/>
+            <w:tcMar>
+              <w:top w:type="dxa" w:w="60"/>
+              <w:left w:type="dxa" w:w="100"/>
+              <w:bottom w:type="dxa" w:w="60"/>
+              <w:right w:type="dxa" w:w="100"/>
+            </w:tcMar>
+          </w:tcPr>
+          <w:p>
+            <w:r>
+              <w:rPr>
+                <w:rFonts w:ascii="맑은 고딕" w:cs="맑은 고딕" w:eastAsia="맑은 고딕" w:hAnsi="맑은 고딕"/>
+                <w:b/>
+                <w:bCs/>
+                <w:sz w:val="20"/>
+                <w:szCs w:val="20"/>
+              </w:rPr>
+              <w:t xml:space="preserve">쓰지 않을 항목</w:t>
+            </w:r>
+          </w:p>
+        </w:tc>
+        <w:tc>
+          <w:tcPr>
+            <w:tcW w:type="dxa" w:w="850"/>
+            <w:shd w:fill="D9D9F3" w:val="clear"/>
+            <w:tcMar>
+              <w:top w:type="dxa" w:w="60"/>
+              <w:left w:type="dxa" w:w="100"/>
+              <w:bottom w:type="dxa" w:w="60"/>
+              <w:right w:type="dxa" w:w="100"/>
+            </w:tcMar>
+          </w:tcPr>
+          <w:p>
+            <w:r>
+              <w:rPr>
+                <w:rFonts w:ascii="맑은 고딕" w:cs="맑은 고딕" w:eastAsia="맑은 고딕" w:hAnsi="맑은 고딕"/>
+                <w:b/>
+                <w:bCs/>
+                <w:sz w:val="20"/>
+                <w:szCs w:val="20"/>
+              </w:rPr>
+              <w:t xml:space="preserve">관련</w:t>
+            </w:r>
+          </w:p>
+        </w:tc>
+      </w:tr>
+      <w:tr>
+        <w:trPr>
+          <w:cantSplit/>
+        </w:trPr>
+        <w:tc>
+          <w:tcPr>
+            <w:tcW w:type="dxa" w:w="750"/>
+            <w:tcMar>
+              <w:top w:type="dxa" w:w="60"/>
+              <w:left w:type="dxa" w:w="100"/>
+              <w:bottom w:type="dxa" w:w="60"/>
+              <w:right w:type="dxa" w:w="100"/>
+            </w:tcMar>
+          </w:tcPr>
+          <w:p>
+            <w:r>
+              <w:rPr>
+                <w:rFonts w:ascii="맑은 고딕" w:cs="맑은 고딕" w:eastAsia="맑은 고딕" w:hAnsi="맑은 고딕"/>
+                <w:b w:val="false"/>
+                <w:bCs w:val="false"/>
+                <w:sz w:val="19"/>
+                <w:szCs w:val="19"/>
+              </w:rPr>
+              <w:t xml:space="preserve">DATA-01</w:t>
+            </w:r>
+          </w:p>
+        </w:tc>
+        <w:tc>
+          <w:tcPr>
+            <w:tcW w:type="dxa" w:w="1500"/>
+            <w:tcMar>
+              <w:top w:type="dxa" w:w="60"/>
+              <w:left w:type="dxa" w:w="100"/>
+              <w:bottom w:type="dxa" w:w="60"/>
+              <w:right w:type="dxa" w:w="100"/>
+            </w:tcMar>
+          </w:tcPr>
+          <w:p>
+            <w:r>
+              <w:rPr>
+                <w:rFonts w:ascii="맑은 고딕" w:cs="맑은 고딕" w:eastAsia="맑은 고딕" w:hAnsi="맑은 고딕"/>
+                <w:b w:val="false"/>
+                <w:bCs w:val="false"/>
+                <w:sz w:val="19"/>
+                <w:szCs w:val="19"/>
+              </w:rPr>
+              <w:t xml:space="preserve">AI-Hub 낚시성 기사 탐지 Training 586,741건</w:t>
+            </w:r>
+          </w:p>
+        </w:tc>
+        <w:tc>
+          <w:tcPr>
+            <w:tcW w:type="dxa" w:w="1350"/>
+            <w:tcMar>
+              <w:top w:type="dxa" w:w="60"/>
+              <w:left w:type="dxa" w:w="100"/>
+              <w:bottom w:type="dxa" w:w="60"/>
+              <w:right w:type="dxa" w:w="100"/>
+            </w:tcMar>
+          </w:tcPr>
+          <w:p>
+            <w:r>
+              <w:rPr>
+                <w:rFonts w:ascii="맑은 고딕" w:cs="맑은 고딕" w:eastAsia="맑은 고딕" w:hAnsi="맑은 고딕"/>
+                <w:b w:val="false"/>
+                <w:bCs w:val="false"/>
+                <w:sz w:val="19"/>
+                <w:szCs w:val="19"/>
+              </w:rPr>
+              <w:t xml:space="preserve">프롬프트 선정(dev), 보정(calibration)</w:t>
+            </w:r>
+          </w:p>
+        </w:tc>
+        <w:tc>
+          <w:tcPr>
+            <w:tcW w:type="dxa" w:w="2000"/>
+            <w:tcMar>
+              <w:top w:type="dxa" w:w="60"/>
+              <w:left w:type="dxa" w:w="100"/>
+              <w:bottom w:type="dxa" w:w="60"/>
+              <w:right w:type="dxa" w:w="100"/>
+            </w:tcMar>
+          </w:tcPr>
+          <w:p>
+            <w:r>
+              <w:rPr>
+                <w:rFonts w:ascii="맑은 고딕" w:cs="맑은 고딕" w:eastAsia="맑은 고딕" w:hAnsi="맑은 고딕"/>
+                <w:b w:val="false"/>
+                <w:bCs w:val="false"/>
+                <w:sz w:val="19"/>
+                <w:szCs w:val="19"/>
+              </w:rPr>
+              <w:t xml:space="preserve">AI-Hub 이용약관과 대회 데이터 활용 기준: AI 연구·응용서비스 개발 목적 허용, 원문 상업 사용과 재배포 불가. 원래 목적(AI 연구·서비스 개발)과 본 사용 목적(대회 과제 수행)이 맞음</w:t>
+            </w:r>
+          </w:p>
+        </w:tc>
+        <w:tc>
+          <w:tcPr>
+            <w:tcW w:type="dxa" w:w="1250"/>
+            <w:tcMar>
+              <w:top w:type="dxa" w:w="60"/>
+              <w:left w:type="dxa" w:w="100"/>
+              <w:bottom w:type="dxa" w:w="60"/>
+              <w:right w:type="dxa" w:w="100"/>
+            </w:tcMar>
+          </w:tcPr>
+          <w:p>
+            <w:r>
+              <w:rPr>
+                <w:rFonts w:ascii="맑은 고딕" w:cs="맑은 고딕" w:eastAsia="맑은 고딕" w:hAnsi="맑은 고딕"/>
+                <w:b w:val="false"/>
+                <w:bCs w:val="false"/>
+                <w:sz w:val="19"/>
+                <w:szCs w:val="19"/>
+              </w:rPr>
+              <w:t xml:space="preserve">보도 기사로 공개된 텍스트이며 별도 수집 없음(가정). 본선에서 스캔 확인(DQ-05)</w:t>
+            </w:r>
+          </w:p>
+        </w:tc>
+        <w:tc>
+          <w:tcPr>
+            <w:tcW w:type="dxa" w:w="1900"/>
+            <w:tcMar>
+              <w:top w:type="dxa" w:w="60"/>
+              <w:left w:type="dxa" w:w="100"/>
+              <w:bottom w:type="dxa" w:w="60"/>
+              <w:right w:type="dxa" w:w="100"/>
+            </w:tcMar>
+          </w:tcPr>
+          <w:p>
+            <w:r>
+              <w:rPr>
+                <w:rFonts w:ascii="맑은 고딕" w:cs="맑은 고딕" w:eastAsia="맑은 고딕" w:hAnsi="맑은 고딕"/>
+                <w:b w:val="false"/>
+                <w:bCs w:val="false"/>
+                <w:sz w:val="19"/>
+                <w:szCs w:val="19"/>
+              </w:rPr>
+              <w:t xml:space="preserve">processType·패턴 코드(운영에서 관측 불가, 지름길 위험)는 모델 입력에서 제외하고 분석에만 사용. 언론사·작성자 식별 정보는 모델 입력 제외(편향 대리변수)</w:t>
+            </w:r>
+          </w:p>
+        </w:tc>
+        <w:tc>
+          <w:tcPr>
+            <w:tcW w:type="dxa" w:w="850"/>
+            <w:tcMar>
+              <w:top w:type="dxa" w:w="60"/>
+              <w:left w:type="dxa" w:w="100"/>
+              <w:bottom w:type="dxa" w:w="60"/>
+              <w:right w:type="dxa" w:w="100"/>
+            </w:tcMar>
+          </w:tcPr>
+          <w:p>
+            <w:r>
+              <w:rPr>
+                <w:rFonts w:ascii="맑은 고딕" w:cs="맑은 고딕" w:eastAsia="맑은 고딕" w:hAnsi="맑은 고딕"/>
+                <w:b w:val="false"/>
+                <w:bCs w:val="false"/>
+                <w:sz w:val="19"/>
+                <w:szCs w:val="19"/>
+              </w:rPr>
+              <w:t xml:space="preserve">RISK-13, 10</w:t>
+            </w:r>
+          </w:p>
+        </w:tc>
+      </w:tr>
+      <w:tr>
+        <w:trPr>
+          <w:cantSplit/>
+        </w:trPr>
+        <w:tc>
+          <w:tcPr>
+            <w:tcW w:type="dxa" w:w="750"/>
+            <w:tcMar>
+              <w:top w:type="dxa" w:w="60"/>
+              <w:left w:type="dxa" w:w="100"/>
+              <w:bottom w:type="dxa" w:w="60"/>
+              <w:right w:type="dxa" w:w="100"/>
+            </w:tcMar>
+          </w:tcPr>
+          <w:p>
+            <w:r>
+              <w:rPr>
+                <w:rFonts w:ascii="맑은 고딕" w:cs="맑은 고딕" w:eastAsia="맑은 고딕" w:hAnsi="맑은 고딕"/>
+                <w:b w:val="false"/>
+                <w:bCs w:val="false"/>
+                <w:sz w:val="19"/>
+                <w:szCs w:val="19"/>
+              </w:rPr>
+              <w:t xml:space="preserve">DATA-02</w:t>
+            </w:r>
+          </w:p>
+        </w:tc>
+        <w:tc>
+          <w:tcPr>
+            <w:tcW w:type="dxa" w:w="1500"/>
+            <w:tcMar>
+              <w:top w:type="dxa" w:w="60"/>
+              <w:left w:type="dxa" w:w="100"/>
+              <w:bottom w:type="dxa" w:w="60"/>
+              <w:right w:type="dxa" w:w="100"/>
+            </w:tcMar>
+          </w:tcPr>
+          <w:p>
+            <w:r>
+              <w:rPr>
+                <w:rFonts w:ascii="맑은 고딕" w:cs="맑은 고딕" w:eastAsia="맑은 고딕" w:hAnsi="맑은 고딕"/>
+                <w:b w:val="false"/>
+                <w:bCs w:val="false"/>
+                <w:sz w:val="19"/>
+                <w:szCs w:val="19"/>
+              </w:rPr>
+              <w:t xml:space="preserve">AI-Hub Validation 73,344건</w:t>
+            </w:r>
+          </w:p>
+        </w:tc>
+        <w:tc>
+          <w:tcPr>
+            <w:tcW w:type="dxa" w:w="1350"/>
+            <w:tcMar>
+              <w:top w:type="dxa" w:w="60"/>
+              <w:left w:type="dxa" w:w="100"/>
+              <w:bottom w:type="dxa" w:w="60"/>
+              <w:right w:type="dxa" w:w="100"/>
+            </w:tcMar>
+          </w:tcPr>
+          <w:p>
+            <w:r>
+              <w:rPr>
+                <w:rFonts w:ascii="맑은 고딕" w:cs="맑은 고딕" w:eastAsia="맑은 고딕" w:hAnsi="맑은 고딕"/>
+                <w:b w:val="false"/>
+                <w:bCs w:val="false"/>
+                <w:sz w:val="19"/>
+                <w:szCs w:val="19"/>
+              </w:rPr>
+              <w:t xml:space="preserve">시험(test). 보정·튜닝에 쓰지 않음</w:t>
+            </w:r>
+          </w:p>
+        </w:tc>
+        <w:tc>
+          <w:tcPr>
+            <w:tcW w:type="dxa" w:w="2000"/>
+            <w:tcMar>
+              <w:top w:type="dxa" w:w="60"/>
+              <w:left w:type="dxa" w:w="100"/>
+              <w:bottom w:type="dxa" w:w="60"/>
+              <w:right w:type="dxa" w:w="100"/>
+            </w:tcMar>
+          </w:tcPr>
+          <w:p>
+            <w:r>
+              <w:rPr>
+                <w:rFonts w:ascii="맑은 고딕" w:cs="맑은 고딕" w:eastAsia="맑은 고딕" w:hAnsi="맑은 고딕"/>
+                <w:b w:val="false"/>
+                <w:bCs w:val="false"/>
+                <w:sz w:val="19"/>
+                <w:szCs w:val="19"/>
+              </w:rPr>
+              <w:t xml:space="preserve">DATA-01과 동일</w:t>
+            </w:r>
+          </w:p>
+        </w:tc>
+        <w:tc>
+          <w:tcPr>
+            <w:tcW w:type="dxa" w:w="1250"/>
+            <w:tcMar>
+              <w:top w:type="dxa" w:w="60"/>
+              <w:left w:type="dxa" w:w="100"/>
+              <w:bottom w:type="dxa" w:w="60"/>
+              <w:right w:type="dxa" w:w="100"/>
+            </w:tcMar>
+          </w:tcPr>
+          <w:p>
+            <w:r>
+              <w:rPr>
+                <w:rFonts w:ascii="맑은 고딕" w:cs="맑은 고딕" w:eastAsia="맑은 고딕" w:hAnsi="맑은 고딕"/>
+                <w:b w:val="false"/>
+                <w:bCs w:val="false"/>
+                <w:sz w:val="19"/>
+                <w:szCs w:val="19"/>
+              </w:rPr>
+              <w:t xml:space="preserve">동일</w:t>
+            </w:r>
+          </w:p>
+        </w:tc>
+        <w:tc>
+          <w:tcPr>
+            <w:tcW w:type="dxa" w:w="1900"/>
+            <w:tcMar>
+              <w:top w:type="dxa" w:w="60"/>
+              <w:left w:type="dxa" w:w="100"/>
+              <w:bottom w:type="dxa" w:w="60"/>
+              <w:right w:type="dxa" w:w="100"/>
+            </w:tcMar>
+          </w:tcPr>
+          <w:p>
+            <w:r>
+              <w:rPr>
+                <w:rFonts w:ascii="맑은 고딕" w:cs="맑은 고딕" w:eastAsia="맑은 고딕" w:hAnsi="맑은 고딕"/>
+                <w:b w:val="false"/>
+                <w:bCs w:val="false"/>
+                <w:sz w:val="19"/>
+                <w:szCs w:val="19"/>
+              </w:rPr>
+              <w:t xml:space="preserve">동일</w:t>
+            </w:r>
+          </w:p>
+        </w:tc>
+        <w:tc>
+          <w:tcPr>
+            <w:tcW w:type="dxa" w:w="850"/>
+            <w:tcMar>
+              <w:top w:type="dxa" w:w="60"/>
+              <w:left w:type="dxa" w:w="100"/>
+              <w:bottom w:type="dxa" w:w="60"/>
+              <w:right w:type="dxa" w:w="100"/>
+            </w:tcMar>
+          </w:tcPr>
+          <w:p>
+            <w:r>
+              <w:rPr>
+                <w:rFonts w:ascii="맑은 고딕" w:cs="맑은 고딕" w:eastAsia="맑은 고딕" w:hAnsi="맑은 고딕"/>
+                <w:b w:val="false"/>
+                <w:bCs w:val="false"/>
+                <w:sz w:val="19"/>
+                <w:szCs w:val="19"/>
+              </w:rPr>
+              <w:t xml:space="preserve">RISK-01, 13</w:t>
+            </w:r>
+          </w:p>
+        </w:tc>
+      </w:tr>
+      <w:tr>
+        <w:trPr>
+          <w:cantSplit/>
+        </w:trPr>
+        <w:tc>
+          <w:tcPr>
+            <w:tcW w:type="dxa" w:w="750"/>
+            <w:tcMar>
+              <w:top w:type="dxa" w:w="60"/>
+              <w:left w:type="dxa" w:w="100"/>
+              <w:bottom w:type="dxa" w:w="60"/>
+              <w:right w:type="dxa" w:w="100"/>
+            </w:tcMar>
+          </w:tcPr>
+          <w:p>
+            <w:r>
+              <w:rPr>
+                <w:rFonts w:ascii="맑은 고딕" w:cs="맑은 고딕" w:eastAsia="맑은 고딕" w:hAnsi="맑은 고딕"/>
+                <w:b w:val="false"/>
+                <w:bCs w:val="false"/>
+                <w:sz w:val="19"/>
+                <w:szCs w:val="19"/>
+              </w:rPr>
+              <w:t xml:space="preserve">DATA-03</w:t>
+            </w:r>
+          </w:p>
+        </w:tc>
+        <w:tc>
+          <w:tcPr>
+            <w:tcW w:type="dxa" w:w="1500"/>
+            <w:tcMar>
+              <w:top w:type="dxa" w:w="60"/>
+              <w:left w:type="dxa" w:w="100"/>
+              <w:bottom w:type="dxa" w:w="60"/>
+              <w:right w:type="dxa" w:w="100"/>
+            </w:tcMar>
+          </w:tcPr>
+          <w:p>
+            <w:r>
+              <w:rPr>
+                <w:rFonts w:ascii="맑은 고딕" w:cs="맑은 고딕" w:eastAsia="맑은 고딕" w:hAnsi="맑은 고딕"/>
+                <w:b w:val="false"/>
+                <w:bCs w:val="false"/>
+                <w:sz w:val="19"/>
+                <w:szCs w:val="19"/>
+              </w:rPr>
+              <w:t xml:space="preserve">Webis Clickbait Corpus 2017 19,538건</w:t>
+            </w:r>
+          </w:p>
+        </w:tc>
+        <w:tc>
+          <w:tcPr>
+            <w:tcW w:type="dxa" w:w="1350"/>
+            <w:tcMar>
+              <w:top w:type="dxa" w:w="60"/>
+              <w:left w:type="dxa" w:w="100"/>
+              <w:bottom w:type="dxa" w:w="60"/>
+              <w:right w:type="dxa" w:w="100"/>
+            </w:tcMar>
+          </w:tcPr>
+          <w:p>
+            <w:r>
+              <w:rPr>
+                <w:rFonts w:ascii="맑은 고딕" w:cs="맑은 고딕" w:eastAsia="맑은 고딕" w:hAnsi="맑은 고딕"/>
+                <w:b w:val="false"/>
+                <w:bCs w:val="false"/>
+                <w:sz w:val="19"/>
+                <w:szCs w:val="19"/>
+              </w:rPr>
+              <w:t xml:space="preserve">보조 평가(영어 편향 점검, 사람 판단 비교). 운영 입력·보정·최종 시험에 쓰지 않음</w:t>
+            </w:r>
+          </w:p>
+        </w:tc>
+        <w:tc>
+          <w:tcPr>
+            <w:tcW w:type="dxa" w:w="2000"/>
+            <w:tcMar>
+              <w:top w:type="dxa" w:w="60"/>
+              <w:left w:type="dxa" w:w="100"/>
+              <w:bottom w:type="dxa" w:w="60"/>
+              <w:right w:type="dxa" w:w="100"/>
+            </w:tcMar>
+          </w:tcPr>
+          <w:p>
+            <w:r>
+              <w:rPr>
+                <w:rFonts w:ascii="맑은 고딕" w:cs="맑은 고딕" w:eastAsia="맑은 고딕" w:hAnsi="맑은 고딕"/>
+                <w:b w:val="false"/>
+                <w:bCs w:val="false"/>
+                <w:sz w:val="19"/>
+                <w:szCs w:val="19"/>
+              </w:rPr>
+              <w:t xml:space="preserve">CC BY 4.0, 출처 표시(Zenodo, doi 10.5281/zenodo.5530410). 이미지 제외</w:t>
+            </w:r>
+          </w:p>
+        </w:tc>
+        <w:tc>
+          <w:tcPr>
+            <w:tcW w:type="dxa" w:w="1250"/>
+            <w:tcMar>
+              <w:top w:type="dxa" w:w="60"/>
+              <w:left w:type="dxa" w:w="100"/>
+              <w:bottom w:type="dxa" w:w="60"/>
+              <w:right w:type="dxa" w:w="100"/>
+            </w:tcMar>
+          </w:tcPr>
+          <w:p>
+            <w:r>
+              <w:rPr>
+                <w:rFonts w:ascii="맑은 고딕" w:cs="맑은 고딕" w:eastAsia="맑은 고딕" w:hAnsi="맑은 고딕"/>
+                <w:b w:val="false"/>
+                <w:bCs w:val="false"/>
+                <w:sz w:val="19"/>
+                <w:szCs w:val="19"/>
+              </w:rPr>
+              <w:t xml:space="preserve">공개 기사·소셜 게시글. 본선에서 스캔 확인</w:t>
+            </w:r>
+          </w:p>
+        </w:tc>
+        <w:tc>
+          <w:tcPr>
+            <w:tcW w:type="dxa" w:w="1900"/>
+            <w:tcMar>
+              <w:top w:type="dxa" w:w="60"/>
+              <w:left w:type="dxa" w:w="100"/>
+              <w:bottom w:type="dxa" w:w="60"/>
+              <w:right w:type="dxa" w:w="100"/>
+            </w:tcMar>
+          </w:tcPr>
+          <w:p>
+            <w:r>
+              <w:rPr>
+                <w:rFonts w:ascii="맑은 고딕" w:cs="맑은 고딕" w:eastAsia="맑은 고딕" w:hAnsi="맑은 고딕"/>
+                <w:b w:val="false"/>
+                <w:bCs w:val="false"/>
+                <w:sz w:val="19"/>
+                <w:szCs w:val="19"/>
+              </w:rPr>
+              <w:t xml:space="preserve">이미지 파일, 메인과의 병합</w:t>
+            </w:r>
+          </w:p>
+        </w:tc>
+        <w:tc>
+          <w:tcPr>
+            <w:tcW w:type="dxa" w:w="850"/>
+            <w:tcMar>
+              <w:top w:type="dxa" w:w="60"/>
+              <w:left w:type="dxa" w:w="100"/>
+              <w:bottom w:type="dxa" w:w="60"/>
+              <w:right w:type="dxa" w:w="100"/>
+            </w:tcMar>
+          </w:tcPr>
+          <w:p>
+            <w:r>
+              <w:rPr>
+                <w:rFonts w:ascii="맑은 고딕" w:cs="맑은 고딕" w:eastAsia="맑은 고딕" w:hAnsi="맑은 고딕"/>
+                <w:b w:val="false"/>
+                <w:bCs w:val="false"/>
+                <w:sz w:val="19"/>
+                <w:szCs w:val="19"/>
+              </w:rPr>
+              <w:t xml:space="preserve">RISK-10</w:t>
+            </w:r>
+          </w:p>
+        </w:tc>
+      </w:tr>
+      <w:tr>
+        <w:trPr>
+          <w:cantSplit/>
+        </w:trPr>
+        <w:tc>
+          <w:tcPr>
+            <w:tcW w:type="dxa" w:w="750"/>
+            <w:tcMar>
+              <w:top w:type="dxa" w:w="60"/>
+              <w:left w:type="dxa" w:w="100"/>
+              <w:bottom w:type="dxa" w:w="60"/>
+              <w:right w:type="dxa" w:w="100"/>
+            </w:tcMar>
+          </w:tcPr>
+          <w:p>
+            <w:r>
+              <w:rPr>
+                <w:rFonts w:ascii="맑은 고딕" w:cs="맑은 고딕" w:eastAsia="맑은 고딕" w:hAnsi="맑은 고딕"/>
+                <w:b w:val="false"/>
+                <w:bCs w:val="false"/>
+                <w:sz w:val="19"/>
+                <w:szCs w:val="19"/>
+              </w:rPr>
+              <w:t xml:space="preserve">DATA-04</w:t>
+            </w:r>
+          </w:p>
+        </w:tc>
+        <w:tc>
+          <w:tcPr>
+            <w:tcW w:type="dxa" w:w="1500"/>
+            <w:tcMar>
+              <w:top w:type="dxa" w:w="60"/>
+              <w:left w:type="dxa" w:w="100"/>
+              <w:bottom w:type="dxa" w:w="60"/>
+              <w:right w:type="dxa" w:w="100"/>
+            </w:tcMar>
+          </w:tcPr>
+          <w:p>
+            <w:r>
+              <w:rPr>
+                <w:rFonts w:ascii="맑은 고딕" w:cs="맑은 고딕" w:eastAsia="맑은 고딕" w:hAnsi="맑은 고딕"/>
+                <w:b w:val="false"/>
+                <w:bCs w:val="false"/>
+                <w:sz w:val="19"/>
+                <w:szCs w:val="19"/>
+              </w:rPr>
+              <w:t xml:space="preserve">운영 중 입력 기사와 검토 결과 로그</w:t>
+            </w:r>
+          </w:p>
+        </w:tc>
+        <w:tc>
+          <w:tcPr>
+            <w:tcW w:type="dxa" w:w="1350"/>
+            <w:tcMar>
+              <w:top w:type="dxa" w:w="60"/>
+              <w:left w:type="dxa" w:w="100"/>
+              <w:bottom w:type="dxa" w:w="60"/>
+              <w:right w:type="dxa" w:w="100"/>
+            </w:tcMar>
+          </w:tcPr>
+          <w:p>
+            <w:r>
+              <w:rPr>
+                <w:rFonts w:ascii="맑은 고딕" w:cs="맑은 고딕" w:eastAsia="맑은 고딕" w:hAnsi="맑은 고딕"/>
+                <w:b w:val="false"/>
+                <w:bCs w:val="false"/>
+                <w:sz w:val="19"/>
+                <w:szCs w:val="19"/>
+              </w:rPr>
+              <w:t xml:space="preserve">운영 중 입력, 모니터링, 감사 표본, 재보정 후보</w:t>
+            </w:r>
+          </w:p>
+        </w:tc>
+        <w:tc>
+          <w:tcPr>
+            <w:tcW w:type="dxa" w:w="2000"/>
+            <w:tcMar>
+              <w:top w:type="dxa" w:w="60"/>
+              <w:left w:type="dxa" w:w="100"/>
+              <w:bottom w:type="dxa" w:w="60"/>
+              <w:right w:type="dxa" w:w="100"/>
+            </w:tcMar>
+          </w:tcPr>
+          <w:p>
+            <w:r>
+              <w:rPr>
+                <w:rFonts w:ascii="맑은 고딕" w:cs="맑은 고딕" w:eastAsia="맑은 고딕" w:hAnsi="맑은 고딕"/>
+                <w:b w:val="false"/>
+                <w:bCs w:val="false"/>
+                <w:sz w:val="19"/>
+                <w:szCs w:val="19"/>
+              </w:rPr>
+              <w:t xml:space="preserve">플랫폼 운영사와의 계약·약관 기준(운영 가정, 예선 범위 밖)</w:t>
+            </w:r>
+          </w:p>
+        </w:tc>
+        <w:tc>
+          <w:tcPr>
+            <w:tcW w:type="dxa" w:w="1250"/>
+            <w:tcMar>
+              <w:top w:type="dxa" w:w="60"/>
+              <w:left w:type="dxa" w:w="100"/>
+              <w:bottom w:type="dxa" w:w="60"/>
+              <w:right w:type="dxa" w:w="100"/>
+            </w:tcMar>
+          </w:tcPr>
+          <w:p>
+            <w:r>
+              <w:rPr>
+                <w:rFonts w:ascii="맑은 고딕" w:cs="맑은 고딕" w:eastAsia="맑은 고딕" w:hAnsi="맑은 고딕"/>
+                <w:b w:val="false"/>
+                <w:bCs w:val="false"/>
+                <w:sz w:val="19"/>
+                <w:szCs w:val="19"/>
+              </w:rPr>
+              <w:t xml:space="preserve">기사 본문 외 이용자 개인정보는 수집하지 않음(설계). 검토자 식별 정보는 로그 접근 권한으로 제한</w:t>
+            </w:r>
+          </w:p>
+        </w:tc>
+        <w:tc>
+          <w:tcPr>
+            <w:tcW w:type="dxa" w:w="1900"/>
+            <w:tcMar>
+              <w:top w:type="dxa" w:w="60"/>
+              <w:left w:type="dxa" w:w="100"/>
+              <w:bottom w:type="dxa" w:w="60"/>
+              <w:right w:type="dxa" w:w="100"/>
+            </w:tcMar>
+          </w:tcPr>
+          <w:p>
+            <w:r>
+              <w:rPr>
+                <w:rFonts w:ascii="맑은 고딕" w:cs="맑은 고딕" w:eastAsia="맑은 고딕" w:hAnsi="맑은 고딕"/>
+                <w:b w:val="false"/>
+                <w:bCs w:val="false"/>
+                <w:sz w:val="19"/>
+                <w:szCs w:val="19"/>
+              </w:rPr>
+              <w:t xml:space="preserve">독자 개인 식별 정보, 검토자의 개인 의견 외 정보</w:t>
+            </w:r>
+          </w:p>
+        </w:tc>
+        <w:tc>
+          <w:tcPr>
+            <w:tcW w:type="dxa" w:w="850"/>
+            <w:tcMar>
+              <w:top w:type="dxa" w:w="60"/>
+              <w:left w:type="dxa" w:w="100"/>
+              <w:bottom w:type="dxa" w:w="60"/>
+              <w:right w:type="dxa" w:w="100"/>
+            </w:tcMar>
+          </w:tcPr>
+          <w:p>
+            <w:r>
+              <w:rPr>
+                <w:rFonts w:ascii="맑은 고딕" w:cs="맑은 고딕" w:eastAsia="맑은 고딕" w:hAnsi="맑은 고딕"/>
+                <w:b w:val="false"/>
+                <w:bCs w:val="false"/>
+                <w:sz w:val="19"/>
+                <w:szCs w:val="19"/>
+              </w:rPr>
+              <w:t xml:space="preserve">RISK-11</w:t>
+            </w:r>
+          </w:p>
+        </w:tc>
+      </w:tr>
+    </w:tbl>
+    <w:p>
+      <w:pPr>
+        <w:keepNext w:val="false"/>
+        <w:spacing w:after="120"/>
+      </w:pPr>
+      <w:r>
+        <w:rPr>
+          <w:rFonts w:ascii="맑은 고딕" w:cs="맑은 고딕" w:eastAsia="맑은 고딕" w:hAnsi="맑은 고딕"/>
+        </w:rPr>
+        <w:t xml:space="preserve"/>
+      </w:r>
+    </w:p>
+    <w:tbl>
+      <w:tblPr>
+        <w:tblW w:type="dxa" w:w="9600"/>
+        <w:tblBorders>
+          <w:top w:val="single" w:color="auto" w:sz="4"/>
+          <w:left w:val="single" w:color="auto" w:sz="4"/>
+          <w:bottom w:val="single" w:color="auto" w:sz="4"/>
+          <w:right w:val="single" w:color="auto" w:sz="4"/>
+          <w:insideH w:val="single" w:color="auto" w:sz="4"/>
+          <w:insideV w:val="single" w:color="auto" w:sz="4"/>
+        </w:tblBorders>
+      </w:tblPr>
+      <w:tblGrid>
+        <w:gridCol w:w="1500"/>
+        <w:gridCol w:w="4700"/>
+        <w:gridCol w:w="2300"/>
+        <w:gridCol w:w="1100"/>
+      </w:tblGrid>
+      <w:tr>
+        <w:trPr>
+          <w:tblHeader/>
+        </w:trPr>
+        <w:tc>
+          <w:tcPr>
+            <w:tcW w:type="dxa" w:w="1500"/>
+            <w:shd w:fill="D9D9F3" w:val="clear"/>
+            <w:tcMar>
+              <w:top w:type="dxa" w:w="60"/>
+              <w:left w:type="dxa" w:w="100"/>
+              <w:bottom w:type="dxa" w:w="60"/>
+              <w:right w:type="dxa" w:w="100"/>
+            </w:tcMar>
+          </w:tcPr>
+          <w:p>
+            <w:r>
+              <w:rPr>
+                <w:rFonts w:ascii="맑은 고딕" w:cs="맑은 고딕" w:eastAsia="맑은 고딕" w:hAnsi="맑은 고딕"/>
+                <w:b/>
+                <w:bCs/>
+                <w:sz w:val="20"/>
+                <w:szCs w:val="20"/>
+              </w:rPr>
+              <w:t xml:space="preserve">ID</w:t>
+            </w:r>
+          </w:p>
+        </w:tc>
+        <w:tc>
+          <w:tcPr>
+            <w:tcW w:type="dxa" w:w="4700"/>
+            <w:shd w:fill="D9D9F3" w:val="clear"/>
+            <w:tcMar>
+              <w:top w:type="dxa" w:w="60"/>
+              <w:left w:type="dxa" w:w="100"/>
+              <w:bottom w:type="dxa" w:w="60"/>
+              <w:right w:type="dxa" w:w="100"/>
+            </w:tcMar>
+          </w:tcPr>
+          <w:p>
+            <w:r>
+              <w:rPr>
+                <w:rFonts w:ascii="맑은 고딕" w:cs="맑은 고딕" w:eastAsia="맑은 고딕" w:hAnsi="맑은 고딕"/>
+                <w:b/>
+                <w:bCs/>
+                <w:sz w:val="20"/>
+                <w:szCs w:val="20"/>
+              </w:rPr>
+              <w:t xml:space="preserve">기준 (측정 방법 · 수용 기준)</w:t>
+            </w:r>
+          </w:p>
+        </w:tc>
+        <w:tc>
+          <w:tcPr>
+            <w:tcW w:type="dxa" w:w="2300"/>
+            <w:shd w:fill="D9D9F3" w:val="clear"/>
+            <w:tcMar>
+              <w:top w:type="dxa" w:w="60"/>
+              <w:left w:type="dxa" w:w="100"/>
+              <w:bottom w:type="dxa" w:w="60"/>
+              <w:right w:type="dxa" w:w="100"/>
+            </w:tcMar>
+          </w:tcPr>
+          <w:p>
+            <w:r>
+              <w:rPr>
+                <w:rFonts w:ascii="맑은 고딕" w:cs="맑은 고딕" w:eastAsia="맑은 고딕" w:hAnsi="맑은 고딕"/>
+                <w:b/>
+                <w:bCs/>
+                <w:sz w:val="20"/>
+                <w:szCs w:val="20"/>
+              </w:rPr>
+              <w:t xml:space="preserve">근거</w:t>
+            </w:r>
+          </w:p>
+        </w:tc>
+        <w:tc>
+          <w:tcPr>
+            <w:tcW w:type="dxa" w:w="1100"/>
+            <w:shd w:fill="D9D9F3" w:val="clear"/>
+            <w:tcMar>
+              <w:top w:type="dxa" w:w="60"/>
+              <w:left w:type="dxa" w:w="100"/>
+              <w:bottom w:type="dxa" w:w="60"/>
+              <w:right w:type="dxa" w:w="100"/>
+            </w:tcMar>
+          </w:tcPr>
+          <w:p>
+            <w:r>
+              <w:rPr>
+                <w:rFonts w:ascii="맑은 고딕" w:cs="맑은 고딕" w:eastAsia="맑은 고딕" w:hAnsi="맑은 고딕"/>
+                <w:b/>
+                <w:bCs/>
+                <w:sz w:val="20"/>
+                <w:szCs w:val="20"/>
+              </w:rPr>
+              <w:t xml:space="preserve">관련</w:t>
+            </w:r>
+          </w:p>
+        </w:tc>
+      </w:tr>
+      <w:tr>
+        <w:trPr>
+          <w:cantSplit/>
+        </w:trPr>
+        <w:tc>
+          <w:tcPr>
+            <w:tcW w:type="dxa" w:w="1500"/>
+            <w:tcMar>
+              <w:top w:type="dxa" w:w="60"/>
+              <w:left w:type="dxa" w:w="100"/>
+              <w:bottom w:type="dxa" w:w="60"/>
+              <w:right w:type="dxa" w:w="100"/>
+            </w:tcMar>
+          </w:tcPr>
+          <w:p>
+            <w:r>
+              <w:rPr>
+                <w:rFonts w:ascii="맑은 고딕" w:cs="맑은 고딕" w:eastAsia="맑은 고딕" w:hAnsi="맑은 고딕"/>
+                <w:b w:val="false"/>
+                <w:bCs w:val="false"/>
+                <w:sz w:val="19"/>
+                <w:szCs w:val="19"/>
+              </w:rPr>
+              <w:t xml:space="preserve">DQ-01 ID 무결성</w:t>
+            </w:r>
+          </w:p>
+        </w:tc>
+        <w:tc>
+          <w:tcPr>
+            <w:tcW w:type="dxa" w:w="4700"/>
+            <w:tcMar>
+              <w:top w:type="dxa" w:w="60"/>
+              <w:left w:type="dxa" w:w="100"/>
+              <w:bottom w:type="dxa" w:w="60"/>
+              <w:right w:type="dxa" w:w="100"/>
+            </w:tcMar>
+          </w:tcPr>
+          <w:p>
+            <w:r>
+              <w:rPr>
+                <w:rFonts w:ascii="맑은 고딕" w:cs="맑은 고딕" w:eastAsia="맑은 고딕" w:hAnsi="맑은 고딕"/>
+                <w:b w:val="false"/>
+                <w:bCs w:val="false"/>
+                <w:sz w:val="19"/>
+                <w:szCs w:val="19"/>
+              </w:rPr>
+              <w:t xml:space="preserve">기사 ID 고유성·분할 간 중복·다중 클래스 여부. 수용 기준: 중복 0건, 다중 클래스 0건</w:t>
+            </w:r>
+          </w:p>
+        </w:tc>
+        <w:tc>
+          <w:tcPr>
+            <w:tcW w:type="dxa" w:w="2300"/>
+            <w:tcMar>
+              <w:top w:type="dxa" w:w="60"/>
+              <w:left w:type="dxa" w:w="100"/>
+              <w:bottom w:type="dxa" w:w="60"/>
+              <w:right w:type="dxa" w:w="100"/>
+            </w:tcMar>
+          </w:tcPr>
+          <w:p>
+            <w:r>
+              <w:rPr>
+                <w:rFonts w:ascii="맑은 고딕" w:cs="맑은 고딕" w:eastAsia="맑은 고딕" w:hAnsi="맑은 고딕"/>
+                <w:b w:val="false"/>
+                <w:bCs w:val="false"/>
+                <w:sz w:val="19"/>
+                <w:szCs w:val="19"/>
+              </w:rPr>
+              <w:t xml:space="preserve">확인 완료(660,085건 모두 고유, 중복 없음)</w:t>
+            </w:r>
+          </w:p>
+        </w:tc>
+        <w:tc>
+          <w:tcPr>
+            <w:tcW w:type="dxa" w:w="1100"/>
+            <w:tcMar>
+              <w:top w:type="dxa" w:w="60"/>
+              <w:left w:type="dxa" w:w="100"/>
+              <w:bottom w:type="dxa" w:w="60"/>
+              <w:right w:type="dxa" w:w="100"/>
+            </w:tcMar>
+          </w:tcPr>
+          <w:p>
+            <w:r>
+              <w:rPr>
+                <w:rFonts w:ascii="맑은 고딕" w:cs="맑은 고딕" w:eastAsia="맑은 고딕" w:hAnsi="맑은 고딕"/>
+                <w:b w:val="false"/>
+                <w:bCs w:val="false"/>
+                <w:sz w:val="19"/>
+                <w:szCs w:val="19"/>
+              </w:rPr>
+              <w:t xml:space="preserve">RISK-13</w:t>
+            </w:r>
+          </w:p>
+        </w:tc>
+      </w:tr>
+      <w:tr>
+        <w:trPr>
+          <w:cantSplit/>
+        </w:trPr>
+        <w:tc>
+          <w:tcPr>
+            <w:tcW w:type="dxa" w:w="1500"/>
+            <w:tcMar>
+              <w:top w:type="dxa" w:w="60"/>
+              <w:left w:type="dxa" w:w="100"/>
+              <w:bottom w:type="dxa" w:w="60"/>
+              <w:right w:type="dxa" w:w="100"/>
+            </w:tcMar>
+          </w:tcPr>
+          <w:p>
+            <w:r>
+              <w:rPr>
+                <w:rFonts w:ascii="맑은 고딕" w:cs="맑은 고딕" w:eastAsia="맑은 고딕" w:hAnsi="맑은 고딕"/>
+                <w:b w:val="false"/>
+                <w:bCs w:val="false"/>
+                <w:sz w:val="19"/>
+                <w:szCs w:val="19"/>
+              </w:rPr>
+              <w:t xml:space="preserve">DQ-02 라벨 품질</w:t>
+            </w:r>
+          </w:p>
+        </w:tc>
+        <w:tc>
+          <w:tcPr>
+            <w:tcW w:type="dxa" w:w="4700"/>
+            <w:tcMar>
+              <w:top w:type="dxa" w:w="60"/>
+              <w:left w:type="dxa" w:w="100"/>
+              <w:bottom w:type="dxa" w:w="60"/>
+              <w:right w:type="dxa" w:w="100"/>
+            </w:tcMar>
+          </w:tcPr>
+          <w:p>
+            <w:r>
+              <w:rPr>
+                <w:rFonts w:ascii="맑은 고딕" w:cs="맑은 고딕" w:eastAsia="맑은 고딕" w:hAnsi="맑은 고딕"/>
+                <w:b w:val="false"/>
+                <w:bCs w:val="false"/>
+                <w:sz w:val="19"/>
+                <w:szCs w:val="19"/>
+              </w:rPr>
+              <w:t xml:space="preserve">라벨 표본을 2인이 독립 재검수해 불일치율 측정. 표본 385건(불일치율 10% 가정 시 95% 신뢰구간 반폭 0.03 이하가 되는 크기). 수용 기준: 불일치율 10% 이하</w:t>
+            </w:r>
+          </w:p>
+        </w:tc>
+        <w:tc>
+          <w:tcPr>
+            <w:tcW w:type="dxa" w:w="2300"/>
+            <w:tcMar>
+              <w:top w:type="dxa" w:w="60"/>
+              <w:left w:type="dxa" w:w="100"/>
+              <w:bottom w:type="dxa" w:w="60"/>
+              <w:right w:type="dxa" w:w="100"/>
+            </w:tcMar>
+          </w:tcPr>
+          <w:p>
+            <w:r>
+              <w:rPr>
+                <w:rFonts w:ascii="맑은 고딕" w:cs="맑은 고딕" w:eastAsia="맑은 고딕" w:hAnsi="맑은 고딕"/>
+                <w:b w:val="false"/>
+                <w:bCs w:val="false"/>
+                <w:sz w:val="19"/>
+                <w:szCs w:val="19"/>
+              </w:rPr>
+              <w:t xml:space="preserve">공식 의미 정확성 기준 90% 이상과 같은 수준(가정). 표본 크기는 통계 공식</w:t>
+            </w:r>
+          </w:p>
+        </w:tc>
+        <w:tc>
+          <w:tcPr>
+            <w:tcW w:type="dxa" w:w="1100"/>
+            <w:tcMar>
+              <w:top w:type="dxa" w:w="60"/>
+              <w:left w:type="dxa" w:w="100"/>
+              <w:bottom w:type="dxa" w:w="60"/>
+              <w:right w:type="dxa" w:w="100"/>
+            </w:tcMar>
+          </w:tcPr>
+          <w:p>
+            <w:r>
+              <w:rPr>
+                <w:rFonts w:ascii="맑은 고딕" w:cs="맑은 고딕" w:eastAsia="맑은 고딕" w:hAnsi="맑은 고딕"/>
+                <w:b w:val="false"/>
+                <w:bCs w:val="false"/>
+                <w:sz w:val="19"/>
+                <w:szCs w:val="19"/>
+              </w:rPr>
+              <w:t xml:space="preserve">RISK-01, 13</w:t>
+            </w:r>
+          </w:p>
+        </w:tc>
+      </w:tr>
+      <w:tr>
+        <w:trPr>
+          <w:cantSplit/>
+        </w:trPr>
+        <w:tc>
+          <w:tcPr>
+            <w:tcW w:type="dxa" w:w="1500"/>
+            <w:tcMar>
+              <w:top w:type="dxa" w:w="60"/>
+              <w:left w:type="dxa" w:w="100"/>
+              <w:bottom w:type="dxa" w:w="60"/>
+              <w:right w:type="dxa" w:w="100"/>
+            </w:tcMar>
+          </w:tcPr>
+          <w:p>
+            <w:r>
+              <w:rPr>
+                <w:rFonts w:ascii="맑은 고딕" w:cs="맑은 고딕" w:eastAsia="맑은 고딕" w:hAnsi="맑은 고딕"/>
+                <w:b w:val="false"/>
+                <w:bCs w:val="false"/>
+                <w:sz w:val="19"/>
+                <w:szCs w:val="19"/>
+              </w:rPr>
+              <w:t xml:space="preserve">DQ-03 완전성</w:t>
+            </w:r>
+          </w:p>
+        </w:tc>
+        <w:tc>
+          <w:tcPr>
+            <w:tcW w:type="dxa" w:w="4700"/>
+            <w:tcMar>
+              <w:top w:type="dxa" w:w="60"/>
+              <w:left w:type="dxa" w:w="100"/>
+              <w:bottom w:type="dxa" w:w="60"/>
+              <w:right w:type="dxa" w:w="100"/>
+            </w:tcMar>
+          </w:tcPr>
+          <w:p>
+            <w:r>
+              <w:rPr>
+                <w:rFonts w:ascii="맑은 고딕" w:cs="맑은 고딕" w:eastAsia="맑은 고딕" w:hAnsi="맑은 고딕"/>
+                <w:b w:val="false"/>
+                <w:bCs w:val="false"/>
+                <w:sz w:val="19"/>
+                <w:szCs w:val="19"/>
+              </w:rPr>
+              <w:t xml:space="preserve">제목·본문 필수 필드 결측률. 수용 기준: 0.1% 이하이며 결측 건은 제외(Part2의 빈 새 제목은 설계상 결측이 아니므로 제외)</w:t>
+            </w:r>
+          </w:p>
+        </w:tc>
+        <w:tc>
+          <w:tcPr>
+            <w:tcW w:type="dxa" w:w="2300"/>
+            <w:tcMar>
+              <w:top w:type="dxa" w:w="60"/>
+              <w:left w:type="dxa" w:w="100"/>
+              <w:bottom w:type="dxa" w:w="60"/>
+              <w:right w:type="dxa" w:w="100"/>
+            </w:tcMar>
+          </w:tcPr>
+          <w:p>
+            <w:r>
+              <w:rPr>
+                <w:rFonts w:ascii="맑은 고딕" w:cs="맑은 고딕" w:eastAsia="맑은 고딕" w:hAnsi="맑은 고딕"/>
+                <w:b w:val="false"/>
+                <w:bCs w:val="false"/>
+                <w:sz w:val="19"/>
+                <w:szCs w:val="19"/>
+              </w:rPr>
+              <w:t xml:space="preserve">가정</w:t>
+            </w:r>
+          </w:p>
+        </w:tc>
+        <w:tc>
+          <w:tcPr>
+            <w:tcW w:type="dxa" w:w="1100"/>
+            <w:tcMar>
+              <w:top w:type="dxa" w:w="60"/>
+              <w:left w:type="dxa" w:w="100"/>
+              <w:bottom w:type="dxa" w:w="60"/>
+              <w:right w:type="dxa" w:w="100"/>
+            </w:tcMar>
+          </w:tcPr>
+          <w:p>
+            <w:r>
+              <w:rPr>
+                <w:rFonts w:ascii="맑은 고딕" w:cs="맑은 고딕" w:eastAsia="맑은 고딕" w:hAnsi="맑은 고딕"/>
+                <w:b w:val="false"/>
+                <w:bCs w:val="false"/>
+                <w:sz w:val="19"/>
+                <w:szCs w:val="19"/>
+              </w:rPr>
+              <w:t xml:space="preserve">RISK-05</w:t>
+            </w:r>
+          </w:p>
+        </w:tc>
+      </w:tr>
+      <w:tr>
+        <w:trPr>
+          <w:cantSplit/>
+        </w:trPr>
+        <w:tc>
+          <w:tcPr>
+            <w:tcW w:type="dxa" w:w="1500"/>
+            <w:tcMar>
+              <w:top w:type="dxa" w:w="60"/>
+              <w:left w:type="dxa" w:w="100"/>
+              <w:bottom w:type="dxa" w:w="60"/>
+              <w:right w:type="dxa" w:w="100"/>
+            </w:tcMar>
+          </w:tcPr>
+          <w:p>
+            <w:r>
+              <w:rPr>
+                <w:rFonts w:ascii="맑은 고딕" w:cs="맑은 고딕" w:eastAsia="맑은 고딕" w:hAnsi="맑은 고딕"/>
+                <w:b w:val="false"/>
+                <w:bCs w:val="false"/>
+                <w:sz w:val="19"/>
+                <w:szCs w:val="19"/>
+              </w:rPr>
+              <w:t xml:space="preserve">DQ-04 입력 범위</w:t>
+            </w:r>
+          </w:p>
+        </w:tc>
+        <w:tc>
+          <w:tcPr>
+            <w:tcW w:type="dxa" w:w="4700"/>
+            <w:tcMar>
+              <w:top w:type="dxa" w:w="60"/>
+              <w:left w:type="dxa" w:w="100"/>
+              <w:bottom w:type="dxa" w:w="60"/>
+              <w:right w:type="dxa" w:w="100"/>
+            </w:tcMar>
+          </w:tcPr>
+          <w:p>
+            <w:r>
+              <w:rPr>
+                <w:rFonts w:ascii="맑은 고딕" w:cs="맑은 고딕" w:eastAsia="맑은 고딕" w:hAnsi="맑은 고딕"/>
+                <w:b w:val="false"/>
+                <w:bCs w:val="false"/>
+                <w:sz w:val="19"/>
+                <w:szCs w:val="19"/>
+              </w:rPr>
+              <w:t xml:space="preserve">서비스 입력 정제 규칙(본문 200자 이상, 자동 생성 학습 범위 5~50문장)에 맞는 비율을 시험 셋에서 보고. 범위 밖 입력은 판단 보류(RISK-05)로 처리되는지 시험 케이스로 확인. 수용 기준: 범위 밖 시험 케이스의 판단 보류율 100%</w:t>
+            </w:r>
+          </w:p>
+        </w:tc>
+        <w:tc>
+          <w:tcPr>
+            <w:tcW w:type="dxa" w:w="2300"/>
+            <w:tcMar>
+              <w:top w:type="dxa" w:w="60"/>
+              <w:left w:type="dxa" w:w="100"/>
+              <w:bottom w:type="dxa" w:w="60"/>
+              <w:right w:type="dxa" w:w="100"/>
+            </w:tcMar>
+          </w:tcPr>
+          <w:p>
+            <w:r>
+              <w:rPr>
+                <w:rFonts w:ascii="맑은 고딕" w:cs="맑은 고딕" w:eastAsia="맑은 고딕" w:hAnsi="맑은 고딕"/>
+                <w:b w:val="false"/>
+                <w:bCs w:val="false"/>
+                <w:sz w:val="19"/>
+                <w:szCs w:val="19"/>
+              </w:rPr>
+              <w:t xml:space="preserve">AI-Hub 수집 기준(가이드라인)</w:t>
+            </w:r>
+          </w:p>
+        </w:tc>
+        <w:tc>
+          <w:tcPr>
+            <w:tcW w:type="dxa" w:w="1100"/>
+            <w:tcMar>
+              <w:top w:type="dxa" w:w="60"/>
+              <w:left w:type="dxa" w:w="100"/>
+              <w:bottom w:type="dxa" w:w="60"/>
+              <w:right w:type="dxa" w:w="100"/>
+            </w:tcMar>
+          </w:tcPr>
+          <w:p>
+            <w:r>
+              <w:rPr>
+                <w:rFonts w:ascii="맑은 고딕" w:cs="맑은 고딕" w:eastAsia="맑은 고딕" w:hAnsi="맑은 고딕"/>
+                <w:b w:val="false"/>
+                <w:bCs w:val="false"/>
+                <w:sz w:val="19"/>
+                <w:szCs w:val="19"/>
+              </w:rPr>
+              <w:t xml:space="preserve">RISK-05</w:t>
+            </w:r>
+          </w:p>
+        </w:tc>
+      </w:tr>
+      <w:tr>
+        <w:trPr>
+          <w:cantSplit/>
+        </w:trPr>
+        <w:tc>
+          <w:tcPr>
+            <w:tcW w:type="dxa" w:w="1500"/>
+            <w:tcMar>
+              <w:top w:type="dxa" w:w="60"/>
+              <w:left w:type="dxa" w:w="100"/>
+              <w:bottom w:type="dxa" w:w="60"/>
+              <w:right w:type="dxa" w:w="100"/>
+            </w:tcMar>
+          </w:tcPr>
+          <w:p>
+            <w:r>
+              <w:rPr>
+                <w:rFonts w:ascii="맑은 고딕" w:cs="맑은 고딕" w:eastAsia="맑은 고딕" w:hAnsi="맑은 고딕"/>
+                <w:b w:val="false"/>
+                <w:bCs w:val="false"/>
+                <w:sz w:val="19"/>
+                <w:szCs w:val="19"/>
+              </w:rPr>
+              <w:t xml:space="preserve">DQ-05 개인정보</w:t>
+            </w:r>
+          </w:p>
+        </w:tc>
+        <w:tc>
+          <w:tcPr>
+            <w:tcW w:type="dxa" w:w="4700"/>
+            <w:tcMar>
+              <w:top w:type="dxa" w:w="60"/>
+              <w:left w:type="dxa" w:w="100"/>
+              <w:bottom w:type="dxa" w:w="60"/>
+              <w:right w:type="dxa" w:w="100"/>
+            </w:tcMar>
+          </w:tcPr>
+          <w:p>
+            <w:r>
+              <w:rPr>
+                <w:rFonts w:ascii="맑은 고딕" w:cs="맑은 고딕" w:eastAsia="맑은 고딕" w:hAnsi="맑은 고딕"/>
+                <w:b w:val="false"/>
+                <w:bCs w:val="false"/>
+                <w:sz w:val="19"/>
+                <w:szCs w:val="19"/>
+              </w:rPr>
+              <w:t xml:space="preserve">정규식(이메일·전화번호) 스캔. 수용 기준: 검출 건은 100% 학습·화면 표시에서 제외</w:t>
+            </w:r>
+          </w:p>
+        </w:tc>
+        <w:tc>
+          <w:tcPr>
+            <w:tcW w:type="dxa" w:w="2300"/>
+            <w:tcMar>
+              <w:top w:type="dxa" w:w="60"/>
+              <w:left w:type="dxa" w:w="100"/>
+              <w:bottom w:type="dxa" w:w="60"/>
+              <w:right w:type="dxa" w:w="100"/>
+            </w:tcMar>
+          </w:tcPr>
+          <w:p>
+            <w:r>
+              <w:rPr>
+                <w:rFonts w:ascii="맑은 고딕" w:cs="맑은 고딕" w:eastAsia="맑은 고딕" w:hAnsi="맑은 고딕"/>
+                <w:b w:val="false"/>
+                <w:bCs w:val="false"/>
+                <w:sz w:val="19"/>
+                <w:szCs w:val="19"/>
+              </w:rPr>
+              <w:t xml:space="preserve">가정</w:t>
+            </w:r>
+          </w:p>
+        </w:tc>
+        <w:tc>
+          <w:tcPr>
+            <w:tcW w:type="dxa" w:w="1100"/>
+            <w:tcMar>
+              <w:top w:type="dxa" w:w="60"/>
+              <w:left w:type="dxa" w:w="100"/>
+              <w:bottom w:type="dxa" w:w="60"/>
+              <w:right w:type="dxa" w:w="100"/>
+            </w:tcMar>
+          </w:tcPr>
+          <w:p>
+            <w:r>
+              <w:rPr>
+                <w:rFonts w:ascii="맑은 고딕" w:cs="맑은 고딕" w:eastAsia="맑은 고딕" w:hAnsi="맑은 고딕"/>
+                <w:b w:val="false"/>
+                <w:bCs w:val="false"/>
+                <w:sz w:val="19"/>
+                <w:szCs w:val="19"/>
+              </w:rPr>
+              <w:t xml:space="preserve">—</w:t>
+            </w:r>
+          </w:p>
+        </w:tc>
+      </w:tr>
+      <w:tr>
+        <w:trPr>
+          <w:cantSplit/>
+        </w:trPr>
+        <w:tc>
+          <w:tcPr>
+            <w:tcW w:type="dxa" w:w="1500"/>
+            <w:tcMar>
+              <w:top w:type="dxa" w:w="60"/>
+              <w:left w:type="dxa" w:w="100"/>
+              <w:bottom w:type="dxa" w:w="60"/>
+              <w:right w:type="dxa" w:w="100"/>
+            </w:tcMar>
+          </w:tcPr>
+          <w:p>
+            <w:r>
+              <w:rPr>
+                <w:rFonts w:ascii="맑은 고딕" w:cs="맑은 고딕" w:eastAsia="맑은 고딕" w:hAnsi="맑은 고딕"/>
+                <w:b w:val="false"/>
+                <w:bCs w:val="false"/>
+                <w:sz w:val="19"/>
+                <w:szCs w:val="19"/>
+              </w:rPr>
+              <w:t xml:space="preserve">DF-01 생성 방식 충실도</w:t>
+            </w:r>
+          </w:p>
+        </w:tc>
+        <w:tc>
+          <w:tcPr>
+            <w:tcW w:type="dxa" w:w="4700"/>
+            <w:tcMar>
+              <w:top w:type="dxa" w:w="60"/>
+              <w:left w:type="dxa" w:w="100"/>
+              <w:bottom w:type="dxa" w:w="60"/>
+              <w:right w:type="dxa" w:w="100"/>
+            </w:tcMar>
+          </w:tcPr>
+          <w:p>
+            <w:r>
+              <w:rPr>
+                <w:rFonts w:ascii="맑은 고딕" w:cs="맑은 고딕" w:eastAsia="맑은 고딕" w:hAnsi="맑은 고딕"/>
+                <w:b w:val="false"/>
+                <w:bCs w:val="false"/>
+                <w:sz w:val="19"/>
+                <w:szCs w:val="19"/>
+              </w:rPr>
+              <w:t xml:space="preserve">실제 사용 조건: 사람이 쓴 실제 기사 제목. 데이터가 클릭베이트의 73%를 자동 생성으로 담고 있으므로 최소 포괄 조건으로 Direct 표본을 보정 셋 360건 이상(α=0.05, ε=0.02, δ=0.05), 시험 셋 589건 이상(재현율 0.95, h=0.02)으로 둔다. 비교 방법: Auto/Direct 분리 지표, 본선 전 실제 기사 표본 점검(추가 데이터는 사전 확인 후)</w:t>
+            </w:r>
+          </w:p>
+        </w:tc>
+        <w:tc>
+          <w:tcPr>
+            <w:tcW w:type="dxa" w:w="2300"/>
+            <w:tcMar>
+              <w:top w:type="dxa" w:w="60"/>
+              <w:left w:type="dxa" w:w="100"/>
+              <w:bottom w:type="dxa" w:w="60"/>
+              <w:right w:type="dxa" w:w="100"/>
+            </w:tcMar>
+          </w:tcPr>
+          <w:p>
+            <w:r>
+              <w:rPr>
+                <w:rFonts w:ascii="맑은 고딕" w:cs="맑은 고딕" w:eastAsia="맑은 고딕" w:hAnsi="맑은 고딕"/>
+                <w:b w:val="false"/>
+                <w:bCs w:val="false"/>
+                <w:sz w:val="19"/>
+                <w:szCs w:val="19"/>
+              </w:rPr>
+              <w:t xml:space="preserve">§4-5 통계 공식</w:t>
+            </w:r>
+          </w:p>
+        </w:tc>
+        <w:tc>
+          <w:tcPr>
+            <w:tcW w:type="dxa" w:w="1100"/>
+            <w:tcMar>
+              <w:top w:type="dxa" w:w="60"/>
+              <w:left w:type="dxa" w:w="100"/>
+              <w:bottom w:type="dxa" w:w="60"/>
+              <w:right w:type="dxa" w:w="100"/>
+            </w:tcMar>
+          </w:tcPr>
+          <w:p>
+            <w:r>
+              <w:rPr>
+                <w:rFonts w:ascii="맑은 고딕" w:cs="맑은 고딕" w:eastAsia="맑은 고딕" w:hAnsi="맑은 고딕"/>
+                <w:b w:val="false"/>
+                <w:bCs w:val="false"/>
+                <w:sz w:val="19"/>
+                <w:szCs w:val="19"/>
+              </w:rPr>
+              <w:t xml:space="preserve">RISK-13</w:t>
+            </w:r>
+          </w:p>
+        </w:tc>
+      </w:tr>
+      <w:tr>
+        <w:trPr>
+          <w:cantSplit/>
+        </w:trPr>
+        <w:tc>
+          <w:tcPr>
+            <w:tcW w:type="dxa" w:w="1500"/>
+            <w:tcMar>
+              <w:top w:type="dxa" w:w="60"/>
+              <w:left w:type="dxa" w:w="100"/>
+              <w:bottom w:type="dxa" w:w="60"/>
+              <w:right w:type="dxa" w:w="100"/>
+            </w:tcMar>
+          </w:tcPr>
+          <w:p>
+            <w:r>
+              <w:rPr>
+                <w:rFonts w:ascii="맑은 고딕" w:cs="맑은 고딕" w:eastAsia="맑은 고딕" w:hAnsi="맑은 고딕"/>
+                <w:b w:val="false"/>
+                <w:bCs w:val="false"/>
+                <w:sz w:val="19"/>
+                <w:szCs w:val="19"/>
+              </w:rPr>
+              <w:t xml:space="preserve">DF-02 분야·언어 충실도</w:t>
+            </w:r>
+          </w:p>
+        </w:tc>
+        <w:tc>
+          <w:tcPr>
+            <w:tcW w:type="dxa" w:w="4700"/>
+            <w:tcMar>
+              <w:top w:type="dxa" w:w="60"/>
+              <w:left w:type="dxa" w:w="100"/>
+              <w:bottom w:type="dxa" w:w="60"/>
+              <w:right w:type="dxa" w:w="100"/>
+            </w:tcMar>
+          </w:tcPr>
+          <w:p>
+            <w:r>
+              <w:rPr>
+                <w:rFonts w:ascii="맑은 고딕" w:cs="맑은 고딕" w:eastAsia="맑은 고딕" w:hAnsi="맑은 고딕"/>
+                <w:b w:val="false"/>
+                <w:bCs w:val="false"/>
+                <w:sz w:val="19"/>
+                <w:szCs w:val="19"/>
+              </w:rPr>
+              <w:t xml:space="preserve">한국어 기사, 7개 카테고리 모두 포함. 카테고리별 클릭베이트 시험 표본 127건 이상(재현율 0.95, h=0.05). 정치·경제는 별도 보고. 영어는 DATA-03으로 별도 평가</w:t>
+            </w:r>
+          </w:p>
+        </w:tc>
+        <w:tc>
+          <w:tcPr>
+            <w:tcW w:type="dxa" w:w="2300"/>
+            <w:tcMar>
+              <w:top w:type="dxa" w:w="60"/>
+              <w:left w:type="dxa" w:w="100"/>
+              <w:bottom w:type="dxa" w:w="60"/>
+              <w:right w:type="dxa" w:w="100"/>
+            </w:tcMar>
+          </w:tcPr>
+          <w:p>
+            <w:r>
+              <w:rPr>
+                <w:rFonts w:ascii="맑은 고딕" w:cs="맑은 고딕" w:eastAsia="맑은 고딕" w:hAnsi="맑은 고딕"/>
+                <w:b w:val="false"/>
+                <w:bCs w:val="false"/>
+                <w:sz w:val="19"/>
+                <w:szCs w:val="19"/>
+              </w:rPr>
+              <w:t xml:space="preserve">§4-5 통계 공식(h=0.05는 가정)</w:t>
+            </w:r>
+          </w:p>
+        </w:tc>
+        <w:tc>
+          <w:tcPr>
+            <w:tcW w:type="dxa" w:w="1100"/>
+            <w:tcMar>
+              <w:top w:type="dxa" w:w="60"/>
+              <w:left w:type="dxa" w:w="100"/>
+              <w:bottom w:type="dxa" w:w="60"/>
+              <w:right w:type="dxa" w:w="100"/>
+            </w:tcMar>
+          </w:tcPr>
+          <w:p>
+            <w:r>
+              <w:rPr>
+                <w:rFonts w:ascii="맑은 고딕" w:cs="맑은 고딕" w:eastAsia="맑은 고딕" w:hAnsi="맑은 고딕"/>
+                <w:b w:val="false"/>
+                <w:bCs w:val="false"/>
+                <w:sz w:val="19"/>
+                <w:szCs w:val="19"/>
+              </w:rPr>
+              <w:t xml:space="preserve">RISK-04, 10</w:t>
+            </w:r>
+          </w:p>
+        </w:tc>
+      </w:tr>
+      <w:tr>
+        <w:trPr>
+          <w:cantSplit/>
+        </w:trPr>
+        <w:tc>
+          <w:tcPr>
+            <w:tcW w:type="dxa" w:w="1500"/>
+            <w:tcMar>
+              <w:top w:type="dxa" w:w="60"/>
+              <w:left w:type="dxa" w:w="100"/>
+              <w:bottom w:type="dxa" w:w="60"/>
+              <w:right w:type="dxa" w:w="100"/>
+            </w:tcMar>
+          </w:tcPr>
+          <w:p>
+            <w:r>
+              <w:rPr>
+                <w:rFonts w:ascii="맑은 고딕" w:cs="맑은 고딕" w:eastAsia="맑은 고딕" w:hAnsi="맑은 고딕"/>
+                <w:b w:val="false"/>
+                <w:bCs w:val="false"/>
+                <w:sz w:val="19"/>
+                <w:szCs w:val="19"/>
+              </w:rPr>
+              <w:t xml:space="preserve">DF-03 시점 충실도</w:t>
+            </w:r>
+          </w:p>
+        </w:tc>
+        <w:tc>
+          <w:tcPr>
+            <w:tcW w:type="dxa" w:w="4700"/>
+            <w:tcMar>
+              <w:top w:type="dxa" w:w="60"/>
+              <w:left w:type="dxa" w:w="100"/>
+              <w:bottom w:type="dxa" w:w="60"/>
+              <w:right w:type="dxa" w:w="100"/>
+            </w:tcMar>
+          </w:tcPr>
+          <w:p>
+            <w:r>
+              <w:rPr>
+                <w:rFonts w:ascii="맑은 고딕" w:cs="맑은 고딕" w:eastAsia="맑은 고딕" w:hAnsi="맑은 고딕"/>
+                <w:b w:val="false"/>
+                <w:bCs w:val="false"/>
+                <w:sz w:val="19"/>
+                <w:szCs w:val="19"/>
+              </w:rPr>
+              <w:t xml:space="preserve">데이터는 2006~2022년 기사다. 본선 전 최근 기사 표본에서 커버리지 하락 폭을 측정해 0.02 이하(가정)이면 통과, 초과 시 보정 셋 갱신</w:t>
+            </w:r>
+          </w:p>
+        </w:tc>
+        <w:tc>
+          <w:tcPr>
+            <w:tcW w:type="dxa" w:w="2300"/>
+            <w:tcMar>
+              <w:top w:type="dxa" w:w="60"/>
+              <w:left w:type="dxa" w:w="100"/>
+              <w:bottom w:type="dxa" w:w="60"/>
+              <w:right w:type="dxa" w:w="100"/>
+            </w:tcMar>
+          </w:tcPr>
+          <w:p>
+            <w:r>
+              <w:rPr>
+                <w:rFonts w:ascii="맑은 고딕" w:cs="맑은 고딕" w:eastAsia="맑은 고딕" w:hAnsi="맑은 고딕"/>
+                <w:b w:val="false"/>
+                <w:bCs w:val="false"/>
+                <w:sz w:val="19"/>
+                <w:szCs w:val="19"/>
+              </w:rPr>
+              <w:t xml:space="preserve">가정</w:t>
+            </w:r>
+          </w:p>
+        </w:tc>
+        <w:tc>
+          <w:tcPr>
+            <w:tcW w:type="dxa" w:w="1100"/>
+            <w:tcMar>
+              <w:top w:type="dxa" w:w="60"/>
+              <w:left w:type="dxa" w:w="100"/>
+              <w:bottom w:type="dxa" w:w="60"/>
+              <w:right w:type="dxa" w:w="100"/>
+            </w:tcMar>
+          </w:tcPr>
+          <w:p>
+            <w:r>
+              <w:rPr>
+                <w:rFonts w:ascii="맑은 고딕" w:cs="맑은 고딕" w:eastAsia="맑은 고딕" w:hAnsi="맑은 고딕"/>
+                <w:b w:val="false"/>
+                <w:bCs w:val="false"/>
+                <w:sz w:val="19"/>
+                <w:szCs w:val="19"/>
+              </w:rPr>
+              <w:t xml:space="preserve">RISK-11</w:t>
+            </w:r>
+          </w:p>
+        </w:tc>
+      </w:tr>
+    </w:tbl>
+    <w:p>
+      <w:pPr>
+        <w:keepNext w:val="false"/>
+        <w:spacing w:after="120"/>
+      </w:pPr>
+      <w:r>
+        <w:rPr>
+          <w:rFonts w:ascii="맑은 고딕" w:cs="맑은 고딕" w:eastAsia="맑은 고딕" w:hAnsi="맑은 고딕"/>
+        </w:rPr>
+        <w:t xml:space="preserve"/>
+      </w:r>
+    </w:p>
+    <w:tbl>
+      <w:tblPr>
+        <w:tblW w:type="dxa" w:w="9600"/>
+        <w:tblBorders>
+          <w:top w:val="single" w:color="auto" w:sz="4"/>
+          <w:left w:val="single" w:color="auto" w:sz="4"/>
+          <w:bottom w:val="single" w:color="auto" w:sz="4"/>
+          <w:right w:val="single" w:color="auto" w:sz="4"/>
+          <w:insideH w:val="single" w:color="auto" w:sz="4"/>
+          <w:insideV w:val="single" w:color="auto" w:sz="4"/>
+        </w:tblBorders>
+      </w:tblPr>
+      <w:tblGrid>
+        <w:gridCol w:w="2400"/>
+        <w:gridCol w:w="7200"/>
+      </w:tblGrid>
+      <w:tr>
+        <w:trPr>
+          <w:tblHeader/>
+        </w:trPr>
+        <w:tc>
+          <w:tcPr>
+            <w:tcW w:type="dxa" w:w="2400"/>
+            <w:shd w:fill="D9D9F3" w:val="clear"/>
+            <w:tcMar>
+              <w:top w:type="dxa" w:w="60"/>
+              <w:left w:type="dxa" w:w="100"/>
+              <w:bottom w:type="dxa" w:w="60"/>
+              <w:right w:type="dxa" w:w="100"/>
+            </w:tcMar>
+          </w:tcPr>
+          <w:p>
+            <w:r>
+              <w:rPr>
+                <w:rFonts w:ascii="맑은 고딕" w:cs="맑은 고딕" w:eastAsia="맑은 고딕" w:hAnsi="맑은 고딕"/>
+                <w:b/>
+                <w:bCs/>
+                <w:sz w:val="20"/>
+                <w:szCs w:val="20"/>
+              </w:rPr>
+              <w:t xml:space="preserve">항목</w:t>
+            </w:r>
+          </w:p>
+        </w:tc>
+        <w:tc>
+          <w:tcPr>
+            <w:tcW w:type="dxa" w:w="7200"/>
+            <w:shd w:fill="D9D9F3" w:val="clear"/>
+            <w:tcMar>
+              <w:top w:type="dxa" w:w="60"/>
+              <w:left w:type="dxa" w:w="100"/>
+              <w:bottom w:type="dxa" w:w="60"/>
+              <w:right w:type="dxa" w:w="100"/>
+            </w:tcMar>
+          </w:tcPr>
+          <w:p>
+            <w:r>
+              <w:rPr>
+                <w:rFonts w:ascii="맑은 고딕" w:cs="맑은 고딕" w:eastAsia="맑은 고딕" w:hAnsi="맑은 고딕"/>
+                <w:b/>
+                <w:bCs/>
+                <w:sz w:val="20"/>
+                <w:szCs w:val="20"/>
+              </w:rPr>
+              <w:t xml:space="preserve">내용</w:t>
+            </w:r>
+          </w:p>
+        </w:tc>
+      </w:tr>
+      <w:tr>
+        <w:trPr>
+          <w:cantSplit/>
+        </w:trPr>
+        <w:tc>
+          <w:tcPr>
+            <w:tcW w:type="dxa" w:w="2400"/>
+            <w:tcMar>
+              <w:top w:type="dxa" w:w="60"/>
+              <w:left w:type="dxa" w:w="100"/>
+              <w:bottom w:type="dxa" w:w="60"/>
+              <w:right w:type="dxa" w:w="100"/>
+            </w:tcMar>
+          </w:tcPr>
+          <w:p>
+            <w:r>
+              <w:rPr>
+                <w:rFonts w:ascii="맑은 고딕" w:cs="맑은 고딕" w:eastAsia="맑은 고딕" w:hAnsi="맑은 고딕"/>
+                <w:b w:val="false"/>
+                <w:bCs w:val="false"/>
+                <w:sz w:val="19"/>
+                <w:szCs w:val="19"/>
+              </w:rPr>
+              <w:t xml:space="preserve">충실도가 부족할 때의 영향</w:t>
+            </w:r>
+          </w:p>
+        </w:tc>
+        <w:tc>
+          <w:tcPr>
+            <w:tcW w:type="dxa" w:w="7200"/>
+            <w:tcMar>
+              <w:top w:type="dxa" w:w="60"/>
+              <w:left w:type="dxa" w:w="100"/>
+              <w:bottom w:type="dxa" w:w="60"/>
+              <w:right w:type="dxa" w:w="100"/>
+            </w:tcMar>
+          </w:tcPr>
+          <w:p>
+            <w:r>
+              <w:rPr>
+                <w:rFonts w:ascii="맑은 고딕" w:cs="맑은 고딕" w:eastAsia="맑은 고딕" w:hAnsi="맑은 고딕"/>
+                <w:b w:val="false"/>
+                <w:bCs w:val="false"/>
+                <w:sz w:val="19"/>
+                <w:szCs w:val="19"/>
+              </w:rPr>
+              <w:t xml:space="preserve">DF-01 부족: 실제 기사에서 미탐이 시험보다 많아짐(IMPACT-01). DF-02 부족: 특정 분야·매체에서 오탐 편중(IMPACT-06). DF-03 부족: 신조어·최신 표현에서 성능 저하</w:t>
+            </w:r>
+          </w:p>
+        </w:tc>
+      </w:tr>
+      <w:tr>
+        <w:trPr>
+          <w:cantSplit/>
+        </w:trPr>
+        <w:tc>
+          <w:tcPr>
+            <w:tcW w:type="dxa" w:w="2400"/>
+            <w:tcMar>
+              <w:top w:type="dxa" w:w="60"/>
+              <w:left w:type="dxa" w:w="100"/>
+              <w:bottom w:type="dxa" w:w="60"/>
+              <w:right w:type="dxa" w:w="100"/>
+            </w:tcMar>
+          </w:tcPr>
+          <w:p>
+            <w:r>
+              <w:rPr>
+                <w:rFonts w:ascii="맑은 고딕" w:cs="맑은 고딕" w:eastAsia="맑은 고딕" w:hAnsi="맑은 고딕"/>
+                <w:b w:val="false"/>
+                <w:bCs w:val="false"/>
+                <w:sz w:val="19"/>
+                <w:szCs w:val="19"/>
+              </w:rPr>
+              <w:t xml:space="preserve">분할과 재검증 조건</w:t>
+            </w:r>
+          </w:p>
+        </w:tc>
+        <w:tc>
+          <w:tcPr>
+            <w:tcW w:type="dxa" w:w="7200"/>
+            <w:tcMar>
+              <w:top w:type="dxa" w:w="60"/>
+              <w:left w:type="dxa" w:w="100"/>
+              <w:bottom w:type="dxa" w:w="60"/>
+              <w:right w:type="dxa" w:w="100"/>
+            </w:tcMar>
+          </w:tcPr>
+          <w:p>
+            <w:r>
+              <w:rPr>
+                <w:rFonts w:ascii="맑은 고딕" w:cs="맑은 고딕" w:eastAsia="맑은 고딕" w:hAnsi="맑은 고딕"/>
+                <w:b w:val="false"/>
+                <w:bCs w:val="false"/>
+                <w:sz w:val="19"/>
+                <w:szCs w:val="19"/>
+              </w:rPr>
+              <w:t xml:space="preserve">분할 규칙과 동결 시점은 §4-4~4-5. 출처·분포·라벨·전처리가 바뀌면 DQ-01~03을 다시 실행하고 결과를 BaseKit 5 MDL-01과 BaseKit 7 OPS-01로 전달한다</w:t>
+            </w:r>
+          </w:p>
+        </w:tc>
+      </w:tr>
+      <w:tr>
+        <w:trPr>
+          <w:cantSplit/>
+        </w:trPr>
+        <w:tc>
+          <w:tcPr>
+            <w:tcW w:type="dxa" w:w="2400"/>
+            <w:tcMar>
+              <w:top w:type="dxa" w:w="60"/>
+              <w:left w:type="dxa" w:w="100"/>
+              <w:bottom w:type="dxa" w:w="60"/>
+              <w:right w:type="dxa" w:w="100"/>
+            </w:tcMar>
+          </w:tcPr>
+          <w:p>
+            <w:r>
+              <w:rPr>
+                <w:rFonts w:ascii="맑은 고딕" w:cs="맑은 고딕" w:eastAsia="맑은 고딕" w:hAnsi="맑은 고딕"/>
+                <w:b w:val="false"/>
+                <w:bCs w:val="false"/>
+                <w:sz w:val="19"/>
+                <w:szCs w:val="19"/>
+              </w:rPr>
+              <w:t xml:space="preserve">아직 모르는 것</w:t>
+            </w:r>
+          </w:p>
+        </w:tc>
+        <w:tc>
+          <w:tcPr>
+            <w:tcW w:type="dxa" w:w="7200"/>
+            <w:tcMar>
+              <w:top w:type="dxa" w:w="60"/>
+              <w:left w:type="dxa" w:w="100"/>
+              <w:bottom w:type="dxa" w:w="60"/>
+              <w:right w:type="dxa" w:w="100"/>
+            </w:tcMar>
+          </w:tcPr>
+          <w:p>
+            <w:r>
+              <w:rPr>
+                <w:rFonts w:ascii="맑은 고딕" w:cs="맑은 고딕" w:eastAsia="맑은 고딕" w:hAnsi="맑은 고딕"/>
+                <w:b w:val="false"/>
+                <w:bCs w:val="false"/>
+                <w:sz w:val="19"/>
+                <w:szCs w:val="19"/>
+              </w:rPr>
+              <w:t xml:space="preserve">라벨 오류율(DQ-02 실측 전), 데이터의 개인정보 비식별 여부, 실제 기사 분포와의 차이. 본선 핵심 질문: 변형 샘플에서 얻은 커버리지가 실제 기사에서도 유지되는가</w:t>
+            </w:r>
+          </w:p>
+        </w:tc>
+      </w:tr>
+    </w:tbl>
+    <w:p>
+      <w:pPr>
+        <w:keepNext w:val="false"/>
+        <w:spacing w:after="120"/>
+      </w:pPr>
+      <w:r>
+        <w:rPr>
+          <w:rFonts w:ascii="맑은 고딕" w:cs="맑은 고딕" w:eastAsia="맑은 고딕" w:hAnsi="맑은 고딕"/>
+        </w:rPr>
+        <w:t xml:space="preserve"/>
       </w:r>
     </w:p>
     <w:p>
@@ -15035,6 +17844,108 @@
           </w:p>
         </w:tc>
       </w:tr>
+      <w:tr>
+        <w:trPr>
+          <w:cantSplit/>
+        </w:trPr>
+        <w:tc>
+          <w:tcPr>
+            <w:tcW w:type="dxa" w:w="2000"/>
+            <w:tcMar>
+              <w:top w:type="dxa" w:w="60"/>
+              <w:left w:type="dxa" w:w="100"/>
+              <w:bottom w:type="dxa" w:w="60"/>
+              <w:right w:type="dxa" w:w="100"/>
+            </w:tcMar>
+          </w:tcPr>
+          <w:p>
+            <w:r>
+              <w:rPr>
+                <w:rFonts w:ascii="맑은 고딕" w:cs="맑은 고딕" w:eastAsia="맑은 고딕" w:hAnsi="맑은 고딕"/>
+                <w:b w:val="false"/>
+                <w:bCs w:val="false"/>
+                <w:sz w:val="19"/>
+                <w:szCs w:val="19"/>
+              </w:rPr>
+              <w:t xml:space="preserve">분포 이동 점검(가중 conformal)</w:t>
+            </w:r>
+          </w:p>
+        </w:tc>
+        <w:tc>
+          <w:tcPr>
+            <w:tcW w:type="dxa" w:w="7600"/>
+            <w:tcMar>
+              <w:top w:type="dxa" w:w="60"/>
+              <w:left w:type="dxa" w:w="100"/>
+              <w:bottom w:type="dxa" w:w="60"/>
+              <w:right w:type="dxa" w:w="100"/>
+            </w:tcMar>
+          </w:tcPr>
+          <w:p>
+            <w:r>
+              <w:rPr>
+                <w:rFonts w:ascii="맑은 고딕" w:cs="맑은 고딕" w:eastAsia="맑은 고딕" w:hAnsi="맑은 고딕"/>
+                <w:b w:val="false"/>
+                <w:bCs w:val="false"/>
+                <w:sz w:val="19"/>
+                <w:szCs w:val="19"/>
+              </w:rPr>
+              <w:t xml:space="preserve">기본값은 위의 비가중 클래스 조건부 보정(Direct 기준, 보수적)이다. 실제 기사 표본을 확보하면(라벨 불필요, 추가 데이터는 사전 확인) 보정 셋과 실제 기사를 구분하는 분류기로 밀도비 w(x)=p_실제(x)/p_보정(x)를 추정하고, 점수 분위수를 w로 가중해 다시 계산한다(Tibshirani 외, 2019의 가중 split conformal). 유효 표본 수 n_eff=(Σw)²/Σw²를 보고하며 n_eff가 필요 보정 크기(α=0.05, ε=0.02, δ=0.05에서 360) 미만이면 가중본은 쓰지 않는다. 전제: 공변량 이동만 있고 P(y|x)는 같다는 가정이며, Auto/Direct 차이처럼 이 가정이 깨질 수 있어 가중본은 기본값이 아니라 민감도 점검으로만 쓰고 두 결과의 차이를 보고한다</w:t>
+            </w:r>
+          </w:p>
+        </w:tc>
+      </w:tr>
+      <w:tr>
+        <w:trPr>
+          <w:cantSplit/>
+        </w:trPr>
+        <w:tc>
+          <w:tcPr>
+            <w:tcW w:type="dxa" w:w="2000"/>
+            <w:tcMar>
+              <w:top w:type="dxa" w:w="60"/>
+              <w:left w:type="dxa" w:w="100"/>
+              <w:bottom w:type="dxa" w:w="60"/>
+              <w:right w:type="dxa" w:w="100"/>
+            </w:tcMar>
+          </w:tcPr>
+          <w:p>
+            <w:r>
+              <w:rPr>
+                <w:rFonts w:ascii="맑은 고딕" w:cs="맑은 고딕" w:eastAsia="맑은 고딕" w:hAnsi="맑은 고딕"/>
+                <w:b w:val="false"/>
+                <w:bCs w:val="false"/>
+                <w:sz w:val="19"/>
+                <w:szCs w:val="19"/>
+              </w:rPr>
+              <w:t xml:space="preserve">불확실성 정량화</w:t>
+            </w:r>
+          </w:p>
+        </w:tc>
+        <w:tc>
+          <w:tcPr>
+            <w:tcW w:type="dxa" w:w="7600"/>
+            <w:tcMar>
+              <w:top w:type="dxa" w:w="60"/>
+              <w:left w:type="dxa" w:w="100"/>
+              <w:bottom w:type="dxa" w:w="60"/>
+              <w:right w:type="dxa" w:w="100"/>
+            </w:tcMar>
+          </w:tcPr>
+          <w:p>
+            <w:r>
+              <w:rPr>
+                <w:rFonts w:ascii="맑은 고딕" w:cs="맑은 고딕" w:eastAsia="맑은 고딕" w:hAnsi="맑은 고딕"/>
+                <w:b w:val="false"/>
+                <w:bCs w:val="false"/>
+                <w:sz w:val="19"/>
+                <w:szCs w:val="19"/>
+              </w:rPr>
+              <w:t xml:space="preserve">커버리지·재현율·오탐률·이관율은 점값이 아니라 구간으로 보고하고 판정에 구간 끝을 쓴다. 보정 후 커버리지는 Beta(n+1−l, l), 시험 셋 비율은 Clopper–Pearson 95%, 유병률 π는 Beta 사후, 이관율은 π 구간 양끝으로 전파한다(BaseKit 7 §7-5)</w:t>
+            </w:r>
+          </w:p>
+        </w:tc>
+      </w:tr>
     </w:tbl>
     <w:p>
       <w:pPr>
@@ -16579,6 +19490,1416 @@
     </w:p>
     <w:p>
       <w:pPr>
+        <w:pStyle w:val="Heading2"/>
+        <w:spacing w:after="120" w:before="240"/>
+      </w:pPr>
+      <w:r>
+        <w:t xml:space="preserve">5-7. 모델 평가 지표·목표와 신뢰도 구간별 처리 (MDL)</w:t>
+      </w:r>
+    </w:p>
+    <w:p>
+      <w:pPr>
+        <w:keepNext w:val="false"/>
+        <w:spacing w:after="120"/>
+      </w:pPr>
+      <w:r>
+        <w:rPr>
+          <w:rFonts w:ascii="맑은 고딕" w:cs="맑은 고딕" w:eastAsia="맑은 고딕" w:hAnsi="맑은 고딕"/>
+        </w:rPr>
+        <w:t xml:space="preserve">MDL-01은 상세, MDL-02·03은 구성 요소별 요약이다. 목표치는 시험 결과로 충족/미충족을 가를 수 있는 값이며, 근거가 적힌 것 외에는 ‘가정’(본선 dev 결과와 팀 합의로 확정)이다.</w:t>
+      </w:r>
+    </w:p>
+    <w:p>
+      <w:pPr>
+        <w:keepNext/>
+        <w:spacing w:after="120"/>
+      </w:pPr>
+      <w:r>
+        <w:rPr>
+          <w:rFonts w:ascii="맑은 고딕" w:cs="맑은 고딕" w:eastAsia="맑은 고딕" w:hAnsi="맑은 고딕"/>
+          <w:b/>
+          <w:bCs/>
+        </w:rPr>
+        <w:t xml:space="preserve">MDL-01 · 클릭베이트 판단 모델 (A.X 4.0 Light + 클래스 조건부 conformal) — 대응: IMPACT-01, 02, 03 / RISK-01, 02, 03, 13</w:t>
+      </w:r>
+    </w:p>
+    <w:tbl>
+      <w:tblPr>
+        <w:tblW w:type="dxa" w:w="9600"/>
+        <w:tblBorders>
+          <w:top w:val="single" w:color="auto" w:sz="4"/>
+          <w:left w:val="single" w:color="auto" w:sz="4"/>
+          <w:bottom w:val="single" w:color="auto" w:sz="4"/>
+          <w:right w:val="single" w:color="auto" w:sz="4"/>
+          <w:insideH w:val="single" w:color="auto" w:sz="4"/>
+          <w:insideV w:val="single" w:color="auto" w:sz="4"/>
+        </w:tblBorders>
+      </w:tblPr>
+      <w:tblGrid>
+        <w:gridCol w:w="2000"/>
+        <w:gridCol w:w="7600"/>
+      </w:tblGrid>
+      <w:tr>
+        <w:trPr>
+          <w:tblHeader/>
+        </w:trPr>
+        <w:tc>
+          <w:tcPr>
+            <w:tcW w:type="dxa" w:w="2000"/>
+            <w:shd w:fill="D9D9F3" w:val="clear"/>
+            <w:tcMar>
+              <w:top w:type="dxa" w:w="60"/>
+              <w:left w:type="dxa" w:w="100"/>
+              <w:bottom w:type="dxa" w:w="60"/>
+              <w:right w:type="dxa" w:w="100"/>
+            </w:tcMar>
+          </w:tcPr>
+          <w:p>
+            <w:r>
+              <w:rPr>
+                <w:rFonts w:ascii="맑은 고딕" w:cs="맑은 고딕" w:eastAsia="맑은 고딕" w:hAnsi="맑은 고딕"/>
+                <w:b/>
+                <w:bCs/>
+                <w:sz w:val="20"/>
+                <w:szCs w:val="20"/>
+              </w:rPr>
+              <w:t xml:space="preserve">항목</w:t>
+            </w:r>
+          </w:p>
+        </w:tc>
+        <w:tc>
+          <w:tcPr>
+            <w:tcW w:type="dxa" w:w="7600"/>
+            <w:shd w:fill="D9D9F3" w:val="clear"/>
+            <w:tcMar>
+              <w:top w:type="dxa" w:w="60"/>
+              <w:left w:type="dxa" w:w="100"/>
+              <w:bottom w:type="dxa" w:w="60"/>
+              <w:right w:type="dxa" w:w="100"/>
+            </w:tcMar>
+          </w:tcPr>
+          <w:p>
+            <w:r>
+              <w:rPr>
+                <w:rFonts w:ascii="맑은 고딕" w:cs="맑은 고딕" w:eastAsia="맑은 고딕" w:hAnsi="맑은 고딕"/>
+                <w:b/>
+                <w:bCs/>
+                <w:sz w:val="20"/>
+                <w:szCs w:val="20"/>
+              </w:rPr>
+              <w:t xml:space="preserve">내용</w:t>
+            </w:r>
+          </w:p>
+        </w:tc>
+      </w:tr>
+      <w:tr>
+        <w:trPr>
+          <w:cantSplit/>
+        </w:trPr>
+        <w:tc>
+          <w:tcPr>
+            <w:tcW w:type="dxa" w:w="2000"/>
+            <w:tcMar>
+              <w:top w:type="dxa" w:w="60"/>
+              <w:left w:type="dxa" w:w="100"/>
+              <w:bottom w:type="dxa" w:w="60"/>
+              <w:right w:type="dxa" w:w="100"/>
+            </w:tcMar>
+          </w:tcPr>
+          <w:p>
+            <w:r>
+              <w:rPr>
+                <w:rFonts w:ascii="맑은 고딕" w:cs="맑은 고딕" w:eastAsia="맑은 고딕" w:hAnsi="맑은 고딕"/>
+                <w:b w:val="false"/>
+                <w:bCs w:val="false"/>
+                <w:sz w:val="19"/>
+                <w:szCs w:val="19"/>
+              </w:rPr>
+              <w:t xml:space="preserve">대상 결정</w:t>
+            </w:r>
+          </w:p>
+        </w:tc>
+        <w:tc>
+          <w:tcPr>
+            <w:tcW w:type="dxa" w:w="7600"/>
+            <w:tcMar>
+              <w:top w:type="dxa" w:w="60"/>
+              <w:left w:type="dxa" w:w="100"/>
+              <w:bottom w:type="dxa" w:w="60"/>
+              <w:right w:type="dxa" w:w="100"/>
+            </w:tcMar>
+          </w:tcPr>
+          <w:p>
+            <w:r>
+              <w:rPr>
+                <w:rFonts w:ascii="맑은 고딕" w:cs="맑은 고딕" w:eastAsia="맑은 고딕" w:hAnsi="맑은 고딕"/>
+                <w:b w:val="false"/>
+                <w:bCs w:val="false"/>
+                <w:sz w:val="19"/>
+                <w:szCs w:val="19"/>
+              </w:rPr>
+              <w:t xml:space="preserve">모델 출력이 ‘자동 통과 / 확정 후보로 검토 / 애매로 이관’ 중 어느 처리로 이어질지 정한다. 최종 게시 결정은 사람</w:t>
+            </w:r>
+          </w:p>
+        </w:tc>
+      </w:tr>
+      <w:tr>
+        <w:trPr>
+          <w:cantSplit/>
+        </w:trPr>
+        <w:tc>
+          <w:tcPr>
+            <w:tcW w:type="dxa" w:w="2000"/>
+            <w:tcMar>
+              <w:top w:type="dxa" w:w="60"/>
+              <w:left w:type="dxa" w:w="100"/>
+              <w:bottom w:type="dxa" w:w="60"/>
+              <w:right w:type="dxa" w:w="100"/>
+            </w:tcMar>
+          </w:tcPr>
+          <w:p>
+            <w:r>
+              <w:rPr>
+                <w:rFonts w:ascii="맑은 고딕" w:cs="맑은 고딕" w:eastAsia="맑은 고딕" w:hAnsi="맑은 고딕"/>
+                <w:b w:val="false"/>
+                <w:bCs w:val="false"/>
+                <w:sz w:val="19"/>
+                <w:szCs w:val="19"/>
+              </w:rPr>
+              <w:t xml:space="preserve">평가 데이터</w:t>
+            </w:r>
+          </w:p>
+        </w:tc>
+        <w:tc>
+          <w:tcPr>
+            <w:tcW w:type="dxa" w:w="7600"/>
+            <w:tcMar>
+              <w:top w:type="dxa" w:w="60"/>
+              <w:left w:type="dxa" w:w="100"/>
+              <w:bottom w:type="dxa" w:w="60"/>
+              <w:right w:type="dxa" w:w="100"/>
+            </w:tcMar>
+          </w:tcPr>
+          <w:p>
+            <w:r>
+              <w:rPr>
+                <w:rFonts w:ascii="맑은 고딕" w:cs="맑은 고딕" w:eastAsia="맑은 고딕" w:hAnsi="맑은 고딕"/>
+                <w:b w:val="false"/>
+                <w:bCs w:val="false"/>
+                <w:sz w:val="19"/>
+                <w:szCs w:val="19"/>
+              </w:rPr>
+              <w:t xml:space="preserve">DATA-02(Validation 73,344건) 중 BaseKit 4 §4-5 크기로 층화 추출. Auto와 Direct 분리, Webis(DATA-03)는 비교용</w:t>
+            </w:r>
+          </w:p>
+        </w:tc>
+      </w:tr>
+      <w:tr>
+        <w:trPr>
+          <w:cantSplit/>
+        </w:trPr>
+        <w:tc>
+          <w:tcPr>
+            <w:tcW w:type="dxa" w:w="2000"/>
+            <w:tcMar>
+              <w:top w:type="dxa" w:w="60"/>
+              <w:left w:type="dxa" w:w="100"/>
+              <w:bottom w:type="dxa" w:w="60"/>
+              <w:right w:type="dxa" w:w="100"/>
+            </w:tcMar>
+          </w:tcPr>
+          <w:p>
+            <w:r>
+              <w:rPr>
+                <w:rFonts w:ascii="맑은 고딕" w:cs="맑은 고딕" w:eastAsia="맑은 고딕" w:hAnsi="맑은 고딕"/>
+                <w:b w:val="false"/>
+                <w:bCs w:val="false"/>
+                <w:sz w:val="19"/>
+                <w:szCs w:val="19"/>
+              </w:rPr>
+              <w:t xml:space="preserve">지표와 목표</w:t>
+            </w:r>
+          </w:p>
+        </w:tc>
+        <w:tc>
+          <w:tcPr>
+            <w:tcW w:type="dxa" w:w="7600"/>
+            <w:tcMar>
+              <w:top w:type="dxa" w:w="60"/>
+              <w:left w:type="dxa" w:w="100"/>
+              <w:bottom w:type="dxa" w:w="60"/>
+              <w:right w:type="dxa" w:w="100"/>
+            </w:tcMar>
+          </w:tcPr>
+          <w:p>
+            <w:r>
+              <w:rPr>
+                <w:rFonts w:ascii="맑은 고딕" w:cs="맑은 고딕" w:eastAsia="맑은 고딕" w:hAnsi="맑은 고딕"/>
+                <w:b w:val="false"/>
+                <w:bCs w:val="false"/>
+                <w:sz w:val="19"/>
+                <w:szCs w:val="19"/>
+              </w:rPr>
+              <w:t xml:space="preserve">판정은 점추정이 아니라 신뢰구간으로 한다. (1) 클릭베이트 클래스 조건부 커버리지(자동 통과되지 않는 비율)의 Clopper–Pearson 95% 구간 하한 ≥ 0.93 (= 1−α−ε, α=0.05 A5, ε=0.02), Auto와 Direct 각각 충족. (2) 정상 기사 중 ‘확정 클릭베이트’로 판정되는 비율(오탐률)의 95% 구간 상한 ≤ 0.05 (가정). (3) 이관율의 95% 구간 상한 ≤ 0.30 (= C/N = 300/1,000, A1·A4), π 구간 양끝에서 모두 충족. (4) 확률 품질 ECE ≤ 0.10 (가정). (5) 근거 문장 일치 F1 ≥ 0.50 (가정, 근거 라벨이 있는 건). 하나라도 미달이면 해당 구성은 승인하지 않는다</w:t>
+            </w:r>
+          </w:p>
+        </w:tc>
+      </w:tr>
+      <w:tr>
+        <w:trPr>
+          <w:cantSplit/>
+        </w:trPr>
+        <w:tc>
+          <w:tcPr>
+            <w:tcW w:type="dxa" w:w="2000"/>
+            <w:tcMar>
+              <w:top w:type="dxa" w:w="60"/>
+              <w:left w:type="dxa" w:w="100"/>
+              <w:bottom w:type="dxa" w:w="60"/>
+              <w:right w:type="dxa" w:w="100"/>
+            </w:tcMar>
+          </w:tcPr>
+          <w:p>
+            <w:r>
+              <w:rPr>
+                <w:rFonts w:ascii="맑은 고딕" w:cs="맑은 고딕" w:eastAsia="맑은 고딕" w:hAnsi="맑은 고딕"/>
+                <w:b w:val="false"/>
+                <w:bCs w:val="false"/>
+                <w:sz w:val="19"/>
+                <w:szCs w:val="19"/>
+              </w:rPr>
+              <w:t xml:space="preserve">집단·조건 간 비교</w:t>
+            </w:r>
+          </w:p>
+        </w:tc>
+        <w:tc>
+          <w:tcPr>
+            <w:tcW w:type="dxa" w:w="7600"/>
+            <w:tcMar>
+              <w:top w:type="dxa" w:w="60"/>
+              <w:left w:type="dxa" w:w="100"/>
+              <w:bottom w:type="dxa" w:w="60"/>
+              <w:right w:type="dxa" w:w="100"/>
+            </w:tcMar>
+          </w:tcPr>
+          <w:p>
+            <w:r>
+              <w:rPr>
+                <w:rFonts w:ascii="맑은 고딕" w:cs="맑은 고딕" w:eastAsia="맑은 고딕" w:hAnsi="맑은 고딕"/>
+                <w:b w:val="false"/>
+                <w:bCs w:val="false"/>
+                <w:sz w:val="19"/>
+                <w:szCs w:val="19"/>
+              </w:rPr>
+              <w:t xml:space="preserve">정치 대 비정치, 경제 대 비경제, 카테고리 7종, Part1 대 Part2의 클릭베이트 커버리지와 오탐률 차이가 절대값 0.05 이하(가정). 초과 시 카테고리 조건부 보정으로 전환(§5-4)</w:t>
+            </w:r>
+          </w:p>
+        </w:tc>
+      </w:tr>
+      <w:tr>
+        <w:trPr>
+          <w:cantSplit/>
+        </w:trPr>
+        <w:tc>
+          <w:tcPr>
+            <w:tcW w:type="dxa" w:w="2000"/>
+            <w:tcMar>
+              <w:top w:type="dxa" w:w="60"/>
+              <w:left w:type="dxa" w:w="100"/>
+              <w:bottom w:type="dxa" w:w="60"/>
+              <w:right w:type="dxa" w:w="100"/>
+            </w:tcMar>
+          </w:tcPr>
+          <w:p>
+            <w:r>
+              <w:rPr>
+                <w:rFonts w:ascii="맑은 고딕" w:cs="맑은 고딕" w:eastAsia="맑은 고딕" w:hAnsi="맑은 고딕"/>
+                <w:b w:val="false"/>
+                <w:bCs w:val="false"/>
+                <w:sz w:val="19"/>
+                <w:szCs w:val="19"/>
+              </w:rPr>
+              <w:t xml:space="preserve">공식 기준선과의 관계</w:t>
+            </w:r>
+          </w:p>
+        </w:tc>
+        <w:tc>
+          <w:tcPr>
+            <w:tcW w:type="dxa" w:w="7600"/>
+            <w:tcMar>
+              <w:top w:type="dxa" w:w="60"/>
+              <w:left w:type="dxa" w:w="100"/>
+              <w:bottom w:type="dxa" w:w="60"/>
+              <w:right w:type="dxa" w:w="100"/>
+            </w:tcMar>
+          </w:tcPr>
+          <w:p>
+            <w:r>
+              <w:rPr>
+                <w:rFonts w:ascii="맑은 고딕" w:cs="맑은 고딕" w:eastAsia="맑은 고딕" w:hAnsi="맑은 고딕"/>
+                <w:b w:val="false"/>
+                <w:bCs w:val="false"/>
+                <w:sz w:val="19"/>
+                <w:szCs w:val="19"/>
+              </w:rPr>
+              <w:t xml:space="preserve">AI-Hub 공개 기준 성능(HAND Accuracy 87.10% 등)은 목표가 아니라 비교용이며, 평가셋이 달라 해석에 주의한다</w:t>
+            </w:r>
+          </w:p>
+        </w:tc>
+      </w:tr>
+    </w:tbl>
+    <w:p>
+      <w:pPr>
+        <w:keepNext w:val="false"/>
+        <w:spacing w:after="120"/>
+      </w:pPr>
+      <w:r>
+        <w:rPr>
+          <w:rFonts w:ascii="맑은 고딕" w:cs="맑은 고딕" w:eastAsia="맑은 고딕" w:hAnsi="맑은 고딕"/>
+        </w:rPr>
+        <w:t xml:space="preserve"/>
+      </w:r>
+    </w:p>
+    <w:tbl>
+      <w:tblPr>
+        <w:tblW w:type="dxa" w:w="9600"/>
+        <w:tblBorders>
+          <w:top w:val="single" w:color="auto" w:sz="4"/>
+          <w:left w:val="single" w:color="auto" w:sz="4"/>
+          <w:bottom w:val="single" w:color="auto" w:sz="4"/>
+          <w:right w:val="single" w:color="auto" w:sz="4"/>
+          <w:insideH w:val="single" w:color="auto" w:sz="4"/>
+          <w:insideV w:val="single" w:color="auto" w:sz="4"/>
+        </w:tblBorders>
+      </w:tblPr>
+      <w:tblGrid>
+        <w:gridCol w:w="2800"/>
+        <w:gridCol w:w="4000"/>
+        <w:gridCol w:w="2800"/>
+      </w:tblGrid>
+      <w:tr>
+        <w:trPr>
+          <w:tblHeader/>
+        </w:trPr>
+        <w:tc>
+          <w:tcPr>
+            <w:tcW w:type="dxa" w:w="2800"/>
+            <w:shd w:fill="D9D9F3" w:val="clear"/>
+            <w:tcMar>
+              <w:top w:type="dxa" w:w="60"/>
+              <w:left w:type="dxa" w:w="100"/>
+              <w:bottom w:type="dxa" w:w="60"/>
+              <w:right w:type="dxa" w:w="100"/>
+            </w:tcMar>
+          </w:tcPr>
+          <w:p>
+            <w:r>
+              <w:rPr>
+                <w:rFonts w:ascii="맑은 고딕" w:cs="맑은 고딕" w:eastAsia="맑은 고딕" w:hAnsi="맑은 고딕"/>
+                <w:b/>
+                <w:bCs/>
+                <w:sz w:val="20"/>
+                <w:szCs w:val="20"/>
+              </w:rPr>
+              <w:t xml:space="preserve">예측집합 (보정 값 q̂로 산출)</w:t>
+            </w:r>
+          </w:p>
+        </w:tc>
+        <w:tc>
+          <w:tcPr>
+            <w:tcW w:type="dxa" w:w="4000"/>
+            <w:shd w:fill="D9D9F3" w:val="clear"/>
+            <w:tcMar>
+              <w:top w:type="dxa" w:w="60"/>
+              <w:left w:type="dxa" w:w="100"/>
+              <w:bottom w:type="dxa" w:w="60"/>
+              <w:right w:type="dxa" w:w="100"/>
+            </w:tcMar>
+          </w:tcPr>
+          <w:p>
+            <w:r>
+              <w:rPr>
+                <w:rFonts w:ascii="맑은 고딕" w:cs="맑은 고딕" w:eastAsia="맑은 고딕" w:hAnsi="맑은 고딕"/>
+                <w:b/>
+                <w:bCs/>
+                <w:sz w:val="20"/>
+                <w:szCs w:val="20"/>
+              </w:rPr>
+              <w:t xml:space="preserve">처리</w:t>
+            </w:r>
+          </w:p>
+        </w:tc>
+        <w:tc>
+          <w:tcPr>
+            <w:tcW w:type="dxa" w:w="2800"/>
+            <w:shd w:fill="D9D9F3" w:val="clear"/>
+            <w:tcMar>
+              <w:top w:type="dxa" w:w="60"/>
+              <w:left w:type="dxa" w:w="100"/>
+              <w:bottom w:type="dxa" w:w="60"/>
+              <w:right w:type="dxa" w:w="100"/>
+            </w:tcMar>
+          </w:tcPr>
+          <w:p>
+            <w:r>
+              <w:rPr>
+                <w:rFonts w:ascii="맑은 고딕" w:cs="맑은 고딕" w:eastAsia="맑은 고딕" w:hAnsi="맑은 고딕"/>
+                <w:b/>
+                <w:bCs/>
+                <w:sz w:val="20"/>
+                <w:szCs w:val="20"/>
+              </w:rPr>
+              <w:t xml:space="preserve">근거</w:t>
+            </w:r>
+          </w:p>
+        </w:tc>
+      </w:tr>
+      <w:tr>
+        <w:trPr>
+          <w:cantSplit/>
+        </w:trPr>
+        <w:tc>
+          <w:tcPr>
+            <w:tcW w:type="dxa" w:w="2800"/>
+            <w:tcMar>
+              <w:top w:type="dxa" w:w="60"/>
+              <w:left w:type="dxa" w:w="100"/>
+              <w:bottom w:type="dxa" w:w="60"/>
+              <w:right w:type="dxa" w:w="100"/>
+            </w:tcMar>
+          </w:tcPr>
+          <w:p>
+            <w:r>
+              <w:rPr>
+                <w:rFonts w:ascii="맑은 고딕" w:cs="맑은 고딕" w:eastAsia="맑은 고딕" w:hAnsi="맑은 고딕"/>
+                <w:b w:val="false"/>
+                <w:bCs w:val="false"/>
+                <w:sz w:val="19"/>
+                <w:szCs w:val="19"/>
+              </w:rPr>
+              <w:t xml:space="preserve">{클릭베이트}만 포함 (정치·경제 제외)</w:t>
+            </w:r>
+          </w:p>
+        </w:tc>
+        <w:tc>
+          <w:tcPr>
+            <w:tcW w:type="dxa" w:w="4000"/>
+            <w:tcMar>
+              <w:top w:type="dxa" w:w="60"/>
+              <w:left w:type="dxa" w:w="100"/>
+              <w:bottom w:type="dxa" w:w="60"/>
+              <w:right w:type="dxa" w:w="100"/>
+            </w:tcMar>
+          </w:tcPr>
+          <w:p>
+            <w:r>
+              <w:rPr>
+                <w:rFonts w:ascii="맑은 고딕" w:cs="맑은 고딕" w:eastAsia="맑은 고딕" w:hAnsi="맑은 고딕"/>
+                <w:b w:val="false"/>
+                <w:bCs w:val="false"/>
+                <w:sz w:val="19"/>
+                <w:szCs w:val="19"/>
+              </w:rPr>
+              <w:t xml:space="preserve">확정 후보로 검토자 큐에 올림(경고 권고). 사람 승인 없이는 게시·반려 실행 안 함</w:t>
+            </w:r>
+          </w:p>
+        </w:tc>
+        <w:tc>
+          <w:tcPr>
+            <w:tcW w:type="dxa" w:w="2800"/>
+            <w:tcMar>
+              <w:top w:type="dxa" w:w="60"/>
+              <w:left w:type="dxa" w:w="100"/>
+              <w:bottom w:type="dxa" w:w="60"/>
+              <w:right w:type="dxa" w:w="100"/>
+            </w:tcMar>
+          </w:tcPr>
+          <w:p>
+            <w:r>
+              <w:rPr>
+                <w:rFonts w:ascii="맑은 고딕" w:cs="맑은 고딕" w:eastAsia="맑은 고딕" w:hAnsi="맑은 고딕"/>
+                <w:b w:val="false"/>
+                <w:bCs w:val="false"/>
+                <w:sz w:val="19"/>
+                <w:szCs w:val="19"/>
+              </w:rPr>
+              <w:t xml:space="preserve">α 아래에서 클릭베이트를 포함한다는 보장(§5-4)</w:t>
+            </w:r>
+          </w:p>
+        </w:tc>
+      </w:tr>
+      <w:tr>
+        <w:trPr>
+          <w:cantSplit/>
+        </w:trPr>
+        <w:tc>
+          <w:tcPr>
+            <w:tcW w:type="dxa" w:w="2800"/>
+            <w:tcMar>
+              <w:top w:type="dxa" w:w="60"/>
+              <w:left w:type="dxa" w:w="100"/>
+              <w:bottom w:type="dxa" w:w="60"/>
+              <w:right w:type="dxa" w:w="100"/>
+            </w:tcMar>
+          </w:tcPr>
+          <w:p>
+            <w:r>
+              <w:rPr>
+                <w:rFonts w:ascii="맑은 고딕" w:cs="맑은 고딕" w:eastAsia="맑은 고딕" w:hAnsi="맑은 고딕"/>
+                <w:b w:val="false"/>
+                <w:bCs w:val="false"/>
+                <w:sz w:val="19"/>
+                <w:szCs w:val="19"/>
+              </w:rPr>
+              <w:t xml:space="preserve">{클릭베이트, 정상} 모두 또는 공집합</w:t>
+            </w:r>
+          </w:p>
+        </w:tc>
+        <w:tc>
+          <w:tcPr>
+            <w:tcW w:type="dxa" w:w="4000"/>
+            <w:tcMar>
+              <w:top w:type="dxa" w:w="60"/>
+              <w:left w:type="dxa" w:w="100"/>
+              <w:bottom w:type="dxa" w:w="60"/>
+              <w:right w:type="dxa" w:w="100"/>
+            </w:tcMar>
+          </w:tcPr>
+          <w:p>
+            <w:r>
+              <w:rPr>
+                <w:rFonts w:ascii="맑은 고딕" w:cs="맑은 고딕" w:eastAsia="맑은 고딕" w:hAnsi="맑은 고딕"/>
+                <w:b w:val="false"/>
+                <w:bCs w:val="false"/>
+                <w:sz w:val="19"/>
+                <w:szCs w:val="19"/>
+              </w:rPr>
+              <w:t xml:space="preserve">애매. 자동판정 없이 사람이 판단(HO-01)</w:t>
+            </w:r>
+          </w:p>
+        </w:tc>
+        <w:tc>
+          <w:tcPr>
+            <w:tcW w:type="dxa" w:w="2800"/>
+            <w:tcMar>
+              <w:top w:type="dxa" w:w="60"/>
+              <w:left w:type="dxa" w:w="100"/>
+              <w:bottom w:type="dxa" w:w="60"/>
+              <w:right w:type="dxa" w:w="100"/>
+            </w:tcMar>
+          </w:tcPr>
+          <w:p>
+            <w:r>
+              <w:rPr>
+                <w:rFonts w:ascii="맑은 고딕" w:cs="맑은 고딕" w:eastAsia="맑은 고딕" w:hAnsi="맑은 고딕"/>
+                <w:b w:val="false"/>
+                <w:bCs w:val="false"/>
+                <w:sz w:val="19"/>
+                <w:szCs w:val="19"/>
+              </w:rPr>
+              <w:t xml:space="preserve">모델이 보정 기준으로 확신하지 못하는 구간</w:t>
+            </w:r>
+          </w:p>
+        </w:tc>
+      </w:tr>
+      <w:tr>
+        <w:trPr>
+          <w:cantSplit/>
+        </w:trPr>
+        <w:tc>
+          <w:tcPr>
+            <w:tcW w:type="dxa" w:w="2800"/>
+            <w:tcMar>
+              <w:top w:type="dxa" w:w="60"/>
+              <w:left w:type="dxa" w:w="100"/>
+              <w:bottom w:type="dxa" w:w="60"/>
+              <w:right w:type="dxa" w:w="100"/>
+            </w:tcMar>
+          </w:tcPr>
+          <w:p>
+            <w:r>
+              <w:rPr>
+                <w:rFonts w:ascii="맑은 고딕" w:cs="맑은 고딕" w:eastAsia="맑은 고딕" w:hAnsi="맑은 고딕"/>
+                <w:b w:val="false"/>
+                <w:bCs w:val="false"/>
+                <w:sz w:val="19"/>
+                <w:szCs w:val="19"/>
+              </w:rPr>
+              <w:t xml:space="preserve">{정상}만 포함 (정치·경제 제외)</w:t>
+            </w:r>
+          </w:p>
+        </w:tc>
+        <w:tc>
+          <w:tcPr>
+            <w:tcW w:type="dxa" w:w="4000"/>
+            <w:tcMar>
+              <w:top w:type="dxa" w:w="60"/>
+              <w:left w:type="dxa" w:w="100"/>
+              <w:bottom w:type="dxa" w:w="60"/>
+              <w:right w:type="dxa" w:w="100"/>
+            </w:tcMar>
+          </w:tcPr>
+          <w:p>
+            <w:r>
+              <w:rPr>
+                <w:rFonts w:ascii="맑은 고딕" w:cs="맑은 고딕" w:eastAsia="맑은 고딕" w:hAnsi="맑은 고딕"/>
+                <w:b w:val="false"/>
+                <w:bCs w:val="false"/>
+                <w:sz w:val="19"/>
+                <w:szCs w:val="19"/>
+              </w:rPr>
+              <w:t xml:space="preserve">검토 없이 통과. 감사 표본 재판정으로 점검(HO-03, OPS-01)</w:t>
+            </w:r>
+          </w:p>
+        </w:tc>
+        <w:tc>
+          <w:tcPr>
+            <w:tcW w:type="dxa" w:w="2800"/>
+            <w:tcMar>
+              <w:top w:type="dxa" w:w="60"/>
+              <w:left w:type="dxa" w:w="100"/>
+              <w:bottom w:type="dxa" w:w="60"/>
+              <w:right w:type="dxa" w:w="100"/>
+            </w:tcMar>
+          </w:tcPr>
+          <w:p>
+            <w:r>
+              <w:rPr>
+                <w:rFonts w:ascii="맑은 고딕" w:cs="맑은 고딕" w:eastAsia="맑은 고딕" w:hAnsi="맑은 고딕"/>
+                <w:b w:val="false"/>
+                <w:bCs w:val="false"/>
+                <w:sz w:val="19"/>
+                <w:szCs w:val="19"/>
+              </w:rPr>
+              <w:t xml:space="preserve">미포착 확률 ≤ α</w:t>
+            </w:r>
+          </w:p>
+        </w:tc>
+      </w:tr>
+      <w:tr>
+        <w:trPr>
+          <w:cantSplit/>
+        </w:trPr>
+        <w:tc>
+          <w:tcPr>
+            <w:tcW w:type="dxa" w:w="2800"/>
+            <w:tcMar>
+              <w:top w:type="dxa" w:w="60"/>
+              <w:left w:type="dxa" w:w="100"/>
+              <w:bottom w:type="dxa" w:w="60"/>
+              <w:right w:type="dxa" w:w="100"/>
+            </w:tcMar>
+          </w:tcPr>
+          <w:p>
+            <w:r>
+              <w:rPr>
+                <w:rFonts w:ascii="맑은 고딕" w:cs="맑은 고딕" w:eastAsia="맑은 고딕" w:hAnsi="맑은 고딕"/>
+                <w:b w:val="false"/>
+                <w:bCs w:val="false"/>
+                <w:sz w:val="19"/>
+                <w:szCs w:val="19"/>
+              </w:rPr>
+              <w:t xml:space="preserve">정치·경제 카테고리</w:t>
+            </w:r>
+          </w:p>
+        </w:tc>
+        <w:tc>
+          <w:tcPr>
+            <w:tcW w:type="dxa" w:w="4000"/>
+            <w:tcMar>
+              <w:top w:type="dxa" w:w="60"/>
+              <w:left w:type="dxa" w:w="100"/>
+              <w:bottom w:type="dxa" w:w="60"/>
+              <w:right w:type="dxa" w:w="100"/>
+            </w:tcMar>
+          </w:tcPr>
+          <w:p>
+            <w:r>
+              <w:rPr>
+                <w:rFonts w:ascii="맑은 고딕" w:cs="맑은 고딕" w:eastAsia="맑은 고딕" w:hAnsi="맑은 고딕"/>
+                <w:b w:val="false"/>
+                <w:bCs w:val="false"/>
+                <w:sz w:val="19"/>
+                <w:szCs w:val="19"/>
+              </w:rPr>
+              <w:t xml:space="preserve">예측집합과 무관하게 사람에게 이관(HO-02)</w:t>
+            </w:r>
+          </w:p>
+        </w:tc>
+        <w:tc>
+          <w:tcPr>
+            <w:tcW w:type="dxa" w:w="2800"/>
+            <w:tcMar>
+              <w:top w:type="dxa" w:w="60"/>
+              <w:left w:type="dxa" w:w="100"/>
+              <w:bottom w:type="dxa" w:w="60"/>
+              <w:right w:type="dxa" w:w="100"/>
+            </w:tcMar>
+          </w:tcPr>
+          <w:p>
+            <w:r>
+              <w:rPr>
+                <w:rFonts w:ascii="맑은 고딕" w:cs="맑은 고딕" w:eastAsia="맑은 고딕" w:hAnsi="맑은 고딕"/>
+                <w:b w:val="false"/>
+                <w:bCs w:val="false"/>
+                <w:sz w:val="19"/>
+                <w:szCs w:val="19"/>
+              </w:rPr>
+              <w:t xml:space="preserve">AI 단독 판정 대상 아님(RISK-04, 회피)</w:t>
+            </w:r>
+          </w:p>
+        </w:tc>
+      </w:tr>
+      <w:tr>
+        <w:trPr>
+          <w:cantSplit/>
+        </w:trPr>
+        <w:tc>
+          <w:tcPr>
+            <w:tcW w:type="dxa" w:w="2800"/>
+            <w:tcMar>
+              <w:top w:type="dxa" w:w="60"/>
+              <w:left w:type="dxa" w:w="100"/>
+              <w:bottom w:type="dxa" w:w="60"/>
+              <w:right w:type="dxa" w:w="100"/>
+            </w:tcMar>
+          </w:tcPr>
+          <w:p>
+            <w:r>
+              <w:rPr>
+                <w:rFonts w:ascii="맑은 고딕" w:cs="맑은 고딕" w:eastAsia="맑은 고딕" w:hAnsi="맑은 고딕"/>
+                <w:b w:val="false"/>
+                <w:bCs w:val="false"/>
+                <w:sz w:val="19"/>
+                <w:szCs w:val="19"/>
+              </w:rPr>
+              <w:t xml:space="preserve">입력 이상·형식 위반·범위 밖</w:t>
+            </w:r>
+          </w:p>
+        </w:tc>
+        <w:tc>
+          <w:tcPr>
+            <w:tcW w:type="dxa" w:w="4000"/>
+            <w:tcMar>
+              <w:top w:type="dxa" w:w="60"/>
+              <w:left w:type="dxa" w:w="100"/>
+              <w:bottom w:type="dxa" w:w="60"/>
+              <w:right w:type="dxa" w:w="100"/>
+            </w:tcMar>
+          </w:tcPr>
+          <w:p>
+            <w:r>
+              <w:rPr>
+                <w:rFonts w:ascii="맑은 고딕" w:cs="맑은 고딕" w:eastAsia="맑은 고딕" w:hAnsi="맑은 고딕"/>
+                <w:b w:val="false"/>
+                <w:bCs w:val="false"/>
+                <w:sz w:val="19"/>
+                <w:szCs w:val="19"/>
+              </w:rPr>
+              <w:t xml:space="preserve">판단 보류 후 사람에게 전달(MDL-03, DQ-04)</w:t>
+            </w:r>
+          </w:p>
+        </w:tc>
+        <w:tc>
+          <w:tcPr>
+            <w:tcW w:type="dxa" w:w="2800"/>
+            <w:tcMar>
+              <w:top w:type="dxa" w:w="60"/>
+              <w:left w:type="dxa" w:w="100"/>
+              <w:bottom w:type="dxa" w:w="60"/>
+              <w:right w:type="dxa" w:w="100"/>
+            </w:tcMar>
+          </w:tcPr>
+          <w:p>
+            <w:r>
+              <w:rPr>
+                <w:rFonts w:ascii="맑은 고딕" w:cs="맑은 고딕" w:eastAsia="맑은 고딕" w:hAnsi="맑은 고딕"/>
+                <w:b w:val="false"/>
+                <w:bCs w:val="false"/>
+                <w:sz w:val="19"/>
+                <w:szCs w:val="19"/>
+              </w:rPr>
+              <w:t xml:space="preserve">RISK-05, 08</w:t>
+            </w:r>
+          </w:p>
+        </w:tc>
+      </w:tr>
+    </w:tbl>
+    <w:p>
+      <w:pPr>
+        <w:keepNext w:val="false"/>
+        <w:spacing w:after="120"/>
+      </w:pPr>
+      <w:r>
+        <w:rPr>
+          <w:rFonts w:ascii="맑은 고딕" w:cs="맑은 고딕" w:eastAsia="맑은 고딕" w:hAnsi="맑은 고딕"/>
+        </w:rPr>
+        <w:t xml:space="preserve">구간 기준은 고정 숫자가 아니라 보정 셋에서 계산한 q̂이며, 근거는 클래스 조건부 conformal의 보장이다. 확률 신호가 실제 정답률과 맞는지는 ECE와 확률 구간별 정답률로 확인한다. 라벨 확률을 얻을 수 없는 호출 방식은 사용하지 않는다.</w:t>
+      </w:r>
+    </w:p>
+    <w:tbl>
+      <w:tblPr>
+        <w:tblW w:type="dxa" w:w="9600"/>
+        <w:tblBorders>
+          <w:top w:val="single" w:color="auto" w:sz="4"/>
+          <w:left w:val="single" w:color="auto" w:sz="4"/>
+          <w:bottom w:val="single" w:color="auto" w:sz="4"/>
+          <w:right w:val="single" w:color="auto" w:sz="4"/>
+          <w:insideH w:val="single" w:color="auto" w:sz="4"/>
+          <w:insideV w:val="single" w:color="auto" w:sz="4"/>
+        </w:tblBorders>
+      </w:tblPr>
+      <w:tblGrid>
+        <w:gridCol w:w="2400"/>
+        <w:gridCol w:w="7200"/>
+      </w:tblGrid>
+      <w:tr>
+        <w:trPr>
+          <w:tblHeader/>
+        </w:trPr>
+        <w:tc>
+          <w:tcPr>
+            <w:tcW w:type="dxa" w:w="2400"/>
+            <w:shd w:fill="D9D9F3" w:val="clear"/>
+            <w:tcMar>
+              <w:top w:type="dxa" w:w="60"/>
+              <w:left w:type="dxa" w:w="100"/>
+              <w:bottom w:type="dxa" w:w="60"/>
+              <w:right w:type="dxa" w:w="100"/>
+            </w:tcMar>
+          </w:tcPr>
+          <w:p>
+            <w:r>
+              <w:rPr>
+                <w:rFonts w:ascii="맑은 고딕" w:cs="맑은 고딕" w:eastAsia="맑은 고딕" w:hAnsi="맑은 고딕"/>
+                <w:b/>
+                <w:bCs/>
+                <w:sz w:val="20"/>
+                <w:szCs w:val="20"/>
+              </w:rPr>
+              <w:t xml:space="preserve">항목</w:t>
+            </w:r>
+          </w:p>
+        </w:tc>
+        <w:tc>
+          <w:tcPr>
+            <w:tcW w:type="dxa" w:w="7200"/>
+            <w:shd w:fill="D9D9F3" w:val="clear"/>
+            <w:tcMar>
+              <w:top w:type="dxa" w:w="60"/>
+              <w:left w:type="dxa" w:w="100"/>
+              <w:bottom w:type="dxa" w:w="60"/>
+              <w:right w:type="dxa" w:w="100"/>
+            </w:tcMar>
+          </w:tcPr>
+          <w:p>
+            <w:r>
+              <w:rPr>
+                <w:rFonts w:ascii="맑은 고딕" w:cs="맑은 고딕" w:eastAsia="맑은 고딕" w:hAnsi="맑은 고딕"/>
+                <w:b/>
+                <w:bCs/>
+                <w:sz w:val="20"/>
+                <w:szCs w:val="20"/>
+              </w:rPr>
+              <w:t xml:space="preserve">내용</w:t>
+            </w:r>
+          </w:p>
+        </w:tc>
+      </w:tr>
+      <w:tr>
+        <w:trPr>
+          <w:cantSplit/>
+        </w:trPr>
+        <w:tc>
+          <w:tcPr>
+            <w:tcW w:type="dxa" w:w="2400"/>
+            <w:tcMar>
+              <w:top w:type="dxa" w:w="60"/>
+              <w:left w:type="dxa" w:w="100"/>
+              <w:bottom w:type="dxa" w:w="60"/>
+              <w:right w:type="dxa" w:w="100"/>
+            </w:tcMar>
+          </w:tcPr>
+          <w:p>
+            <w:r>
+              <w:rPr>
+                <w:rFonts w:ascii="맑은 고딕" w:cs="맑은 고딕" w:eastAsia="맑은 고딕" w:hAnsi="맑은 고딕"/>
+                <w:b w:val="false"/>
+                <w:bCs w:val="false"/>
+                <w:sz w:val="19"/>
+                <w:szCs w:val="19"/>
+              </w:rPr>
+              <w:t xml:space="preserve">예상 실패와 대체 처리</w:t>
+            </w:r>
+          </w:p>
+        </w:tc>
+        <w:tc>
+          <w:tcPr>
+            <w:tcW w:type="dxa" w:w="7200"/>
+            <w:tcMar>
+              <w:top w:type="dxa" w:w="60"/>
+              <w:left w:type="dxa" w:w="100"/>
+              <w:bottom w:type="dxa" w:w="60"/>
+              <w:right w:type="dxa" w:w="100"/>
+            </w:tcMar>
+          </w:tcPr>
+          <w:p>
+            <w:r>
+              <w:rPr>
+                <w:rFonts w:ascii="맑은 고딕" w:cs="맑은 고딕" w:eastAsia="맑은 고딕" w:hAnsi="맑은 고딕"/>
+                <w:b w:val="false"/>
+                <w:bCs w:val="false"/>
+                <w:sz w:val="19"/>
+                <w:szCs w:val="19"/>
+              </w:rPr>
+              <w:t xml:space="preserve">입력 품질 저하·학습 범위 밖 입력(영어, 짧은 본문, 매우 긴 본문) → 판단 보류. 모델 호출 실패·중단 → 안전 모드로 전 건 인간 검토(OPS-04)</w:t>
+            </w:r>
+          </w:p>
+        </w:tc>
+      </w:tr>
+      <w:tr>
+        <w:trPr>
+          <w:cantSplit/>
+        </w:trPr>
+        <w:tc>
+          <w:tcPr>
+            <w:tcW w:type="dxa" w:w="2400"/>
+            <w:tcMar>
+              <w:top w:type="dxa" w:w="60"/>
+              <w:left w:type="dxa" w:w="100"/>
+              <w:bottom w:type="dxa" w:w="60"/>
+              <w:right w:type="dxa" w:w="100"/>
+            </w:tcMar>
+          </w:tcPr>
+          <w:p>
+            <w:r>
+              <w:rPr>
+                <w:rFonts w:ascii="맑은 고딕" w:cs="맑은 고딕" w:eastAsia="맑은 고딕" w:hAnsi="맑은 고딕"/>
+                <w:b w:val="false"/>
+                <w:bCs w:val="false"/>
+                <w:sz w:val="19"/>
+                <w:szCs w:val="19"/>
+              </w:rPr>
+              <w:t xml:space="preserve">승인된 구성</w:t>
+            </w:r>
+          </w:p>
+        </w:tc>
+        <w:tc>
+          <w:tcPr>
+            <w:tcW w:type="dxa" w:w="7200"/>
+            <w:tcMar>
+              <w:top w:type="dxa" w:w="60"/>
+              <w:left w:type="dxa" w:w="100"/>
+              <w:bottom w:type="dxa" w:w="60"/>
+              <w:right w:type="dxa" w:w="100"/>
+            </w:tcMar>
+          </w:tcPr>
+          <w:p>
+            <w:r>
+              <w:rPr>
+                <w:rFonts w:ascii="맑은 고딕" w:cs="맑은 고딕" w:eastAsia="맑은 고딕" w:hAnsi="맑은 고딕"/>
+                <w:b w:val="false"/>
+                <w:bCs w:val="false"/>
+                <w:sz w:val="19"/>
+                <w:szCs w:val="19"/>
+              </w:rPr>
+              <w:t xml:space="preserve">CONF-v1 = 모델 버전 + 프롬프트 버전 + 보정 데이터 버전 + α + 클래스별 q̂ + 정책. 변경할 때마다 새 버전으로 기록하고 이전 승인 구성이 롤백 대상(OPS-04)</w:t>
+            </w:r>
+          </w:p>
+        </w:tc>
+      </w:tr>
+      <w:tr>
+        <w:trPr>
+          <w:cantSplit/>
+        </w:trPr>
+        <w:tc>
+          <w:tcPr>
+            <w:tcW w:type="dxa" w:w="2400"/>
+            <w:tcMar>
+              <w:top w:type="dxa" w:w="60"/>
+              <w:left w:type="dxa" w:w="100"/>
+              <w:bottom w:type="dxa" w:w="60"/>
+              <w:right w:type="dxa" w:w="100"/>
+            </w:tcMar>
+          </w:tcPr>
+          <w:p>
+            <w:r>
+              <w:rPr>
+                <w:rFonts w:ascii="맑은 고딕" w:cs="맑은 고딕" w:eastAsia="맑은 고딕" w:hAnsi="맑은 고딕"/>
+                <w:b w:val="false"/>
+                <w:bCs w:val="false"/>
+                <w:sz w:val="19"/>
+                <w:szCs w:val="19"/>
+              </w:rPr>
+              <w:t xml:space="preserve">아직 모르는 것</w:t>
+            </w:r>
+          </w:p>
+        </w:tc>
+        <w:tc>
+          <w:tcPr>
+            <w:tcW w:type="dxa" w:w="7200"/>
+            <w:tcMar>
+              <w:top w:type="dxa" w:w="60"/>
+              <w:left w:type="dxa" w:w="100"/>
+              <w:bottom w:type="dxa" w:w="60"/>
+              <w:right w:type="dxa" w:w="100"/>
+            </w:tcMar>
+          </w:tcPr>
+          <w:p>
+            <w:r>
+              <w:rPr>
+                <w:rFonts w:ascii="맑은 고딕" w:cs="맑은 고딕" w:eastAsia="맑은 고딕" w:hAnsi="맑은 고딕"/>
+                <w:b w:val="false"/>
+                <w:bCs w:val="false"/>
+                <w:sz w:val="19"/>
+                <w:szCs w:val="19"/>
+              </w:rPr>
+              <w:t xml:space="preserve">A.X 4.0 Light의 라벨 확률이 한국어 기사에서 얼마나 보정되어 있는지(ECE 실측 전), 목표 (2)~(5)의 달성 가능성. 본선 핵심 질문: α=0.05에서 이관율이 0.30 이하인가</w:t>
+            </w:r>
+          </w:p>
+        </w:tc>
+      </w:tr>
+    </w:tbl>
+    <w:p>
+      <w:pPr>
+        <w:keepNext w:val="false"/>
+        <w:spacing w:after="120"/>
+      </w:pPr>
+      <w:r>
+        <w:rPr>
+          <w:rFonts w:ascii="맑은 고딕" w:cs="맑은 고딕" w:eastAsia="맑은 고딕" w:hAnsi="맑은 고딕"/>
+        </w:rPr>
+        <w:t xml:space="preserve"/>
+      </w:r>
+    </w:p>
+    <w:tbl>
+      <w:tblPr>
+        <w:tblW w:type="dxa" w:w="9600"/>
+        <w:tblBorders>
+          <w:top w:val="single" w:color="auto" w:sz="4"/>
+          <w:left w:val="single" w:color="auto" w:sz="4"/>
+          <w:bottom w:val="single" w:color="auto" w:sz="4"/>
+          <w:right w:val="single" w:color="auto" w:sz="4"/>
+          <w:insideH w:val="single" w:color="auto" w:sz="4"/>
+          <w:insideV w:val="single" w:color="auto" w:sz="4"/>
+        </w:tblBorders>
+      </w:tblPr>
+      <w:tblGrid>
+        <w:gridCol w:w="900"/>
+        <w:gridCol w:w="3300"/>
+        <w:gridCol w:w="3900"/>
+        <w:gridCol w:w="1500"/>
+      </w:tblGrid>
+      <w:tr>
+        <w:trPr>
+          <w:tblHeader/>
+        </w:trPr>
+        <w:tc>
+          <w:tcPr>
+            <w:tcW w:type="dxa" w:w="900"/>
+            <w:shd w:fill="D9D9F3" w:val="clear"/>
+            <w:tcMar>
+              <w:top w:type="dxa" w:w="60"/>
+              <w:left w:type="dxa" w:w="100"/>
+              <w:bottom w:type="dxa" w:w="60"/>
+              <w:right w:type="dxa" w:w="100"/>
+            </w:tcMar>
+          </w:tcPr>
+          <w:p>
+            <w:r>
+              <w:rPr>
+                <w:rFonts w:ascii="맑은 고딕" w:cs="맑은 고딕" w:eastAsia="맑은 고딕" w:hAnsi="맑은 고딕"/>
+                <w:b/>
+                <w:bCs/>
+                <w:sz w:val="20"/>
+                <w:szCs w:val="20"/>
+              </w:rPr>
+              <w:t xml:space="preserve">ID</w:t>
+            </w:r>
+          </w:p>
+        </w:tc>
+        <w:tc>
+          <w:tcPr>
+            <w:tcW w:type="dxa" w:w="3300"/>
+            <w:shd w:fill="D9D9F3" w:val="clear"/>
+            <w:tcMar>
+              <w:top w:type="dxa" w:w="60"/>
+              <w:left w:type="dxa" w:w="100"/>
+              <w:bottom w:type="dxa" w:w="60"/>
+              <w:right w:type="dxa" w:w="100"/>
+            </w:tcMar>
+          </w:tcPr>
+          <w:p>
+            <w:r>
+              <w:rPr>
+                <w:rFonts w:ascii="맑은 고딕" w:cs="맑은 고딕" w:eastAsia="맑은 고딕" w:hAnsi="맑은 고딕"/>
+                <w:b/>
+                <w:bCs/>
+                <w:sz w:val="20"/>
+                <w:szCs w:val="20"/>
+              </w:rPr>
+              <w:t xml:space="preserve">구성 요소</w:t>
+            </w:r>
+          </w:p>
+        </w:tc>
+        <w:tc>
+          <w:tcPr>
+            <w:tcW w:type="dxa" w:w="3900"/>
+            <w:shd w:fill="D9D9F3" w:val="clear"/>
+            <w:tcMar>
+              <w:top w:type="dxa" w:w="60"/>
+              <w:left w:type="dxa" w:w="100"/>
+              <w:bottom w:type="dxa" w:w="60"/>
+              <w:right w:type="dxa" w:w="100"/>
+            </w:tcMar>
+          </w:tcPr>
+          <w:p>
+            <w:r>
+              <w:rPr>
+                <w:rFonts w:ascii="맑은 고딕" w:cs="맑은 고딕" w:eastAsia="맑은 고딕" w:hAnsi="맑은 고딕"/>
+                <w:b/>
+                <w:bCs/>
+                <w:sz w:val="20"/>
+                <w:szCs w:val="20"/>
+              </w:rPr>
+              <w:t xml:space="preserve">지표·목표 (가정)</w:t>
+            </w:r>
+          </w:p>
+        </w:tc>
+        <w:tc>
+          <w:tcPr>
+            <w:tcW w:type="dxa" w:w="1500"/>
+            <w:shd w:fill="D9D9F3" w:val="clear"/>
+            <w:tcMar>
+              <w:top w:type="dxa" w:w="60"/>
+              <w:left w:type="dxa" w:w="100"/>
+              <w:bottom w:type="dxa" w:w="60"/>
+              <w:right w:type="dxa" w:w="100"/>
+            </w:tcMar>
+          </w:tcPr>
+          <w:p>
+            <w:r>
+              <w:rPr>
+                <w:rFonts w:ascii="맑은 고딕" w:cs="맑은 고딕" w:eastAsia="맑은 고딕" w:hAnsi="맑은 고딕"/>
+                <w:b/>
+                <w:bCs/>
+                <w:sz w:val="20"/>
+                <w:szCs w:val="20"/>
+              </w:rPr>
+              <w:t xml:space="preserve">대응</w:t>
+            </w:r>
+          </w:p>
+        </w:tc>
+      </w:tr>
+      <w:tr>
+        <w:trPr>
+          <w:cantSplit/>
+        </w:trPr>
+        <w:tc>
+          <w:tcPr>
+            <w:tcW w:type="dxa" w:w="900"/>
+            <w:tcMar>
+              <w:top w:type="dxa" w:w="60"/>
+              <w:left w:type="dxa" w:w="100"/>
+              <w:bottom w:type="dxa" w:w="60"/>
+              <w:right w:type="dxa" w:w="100"/>
+            </w:tcMar>
+          </w:tcPr>
+          <w:p>
+            <w:r>
+              <w:rPr>
+                <w:rFonts w:ascii="맑은 고딕" w:cs="맑은 고딕" w:eastAsia="맑은 고딕" w:hAnsi="맑은 고딕"/>
+                <w:b w:val="false"/>
+                <w:bCs w:val="false"/>
+                <w:sz w:val="19"/>
+                <w:szCs w:val="19"/>
+              </w:rPr>
+              <w:t xml:space="preserve">MDL-02</w:t>
+            </w:r>
+          </w:p>
+        </w:tc>
+        <w:tc>
+          <w:tcPr>
+            <w:tcW w:type="dxa" w:w="3300"/>
+            <w:tcMar>
+              <w:top w:type="dxa" w:w="60"/>
+              <w:left w:type="dxa" w:w="100"/>
+              <w:bottom w:type="dxa" w:w="60"/>
+              <w:right w:type="dxa" w:w="100"/>
+            </w:tcMar>
+          </w:tcPr>
+          <w:p>
+            <w:r>
+              <w:rPr>
+                <w:rFonts w:ascii="맑은 고딕" w:cs="맑은 고딕" w:eastAsia="맑은 고딕" w:hAnsi="맑은 고딕"/>
+                <w:b w:val="false"/>
+                <w:bCs w:val="false"/>
+                <w:sz w:val="19"/>
+                <w:szCs w:val="19"/>
+              </w:rPr>
+              <w:t xml:space="preserve">정치·경제 분기(플랫폼 섹션 메타데이터 또는 본문 카테고리 분류)</w:t>
+            </w:r>
+          </w:p>
+        </w:tc>
+        <w:tc>
+          <w:tcPr>
+            <w:tcW w:type="dxa" w:w="3900"/>
+            <w:tcMar>
+              <w:top w:type="dxa" w:w="60"/>
+              <w:left w:type="dxa" w:w="100"/>
+              <w:bottom w:type="dxa" w:w="60"/>
+              <w:right w:type="dxa" w:w="100"/>
+            </w:tcMar>
+          </w:tcPr>
+          <w:p>
+            <w:r>
+              <w:rPr>
+                <w:rFonts w:ascii="맑은 고딕" w:cs="맑은 고딕" w:eastAsia="맑은 고딕" w:hAnsi="맑은 고딕"/>
+                <w:b w:val="false"/>
+                <w:bCs w:val="false"/>
+                <w:sz w:val="19"/>
+                <w:szCs w:val="19"/>
+              </w:rPr>
+              <w:t xml:space="preserve">시험 셋에서 정치·경제 기사의 분기 재현율 ≥ 0.99. 분기 누락은 자동 처리로 이어지므로 0건 지향</w:t>
+            </w:r>
+          </w:p>
+        </w:tc>
+        <w:tc>
+          <w:tcPr>
+            <w:tcW w:type="dxa" w:w="1500"/>
+            <w:tcMar>
+              <w:top w:type="dxa" w:w="60"/>
+              <w:left w:type="dxa" w:w="100"/>
+              <w:bottom w:type="dxa" w:w="60"/>
+              <w:right w:type="dxa" w:w="100"/>
+            </w:tcMar>
+          </w:tcPr>
+          <w:p>
+            <w:r>
+              <w:rPr>
+                <w:rFonts w:ascii="맑은 고딕" w:cs="맑은 고딕" w:eastAsia="맑은 고딕" w:hAnsi="맑은 고딕"/>
+                <w:b w:val="false"/>
+                <w:bCs w:val="false"/>
+                <w:sz w:val="19"/>
+                <w:szCs w:val="19"/>
+              </w:rPr>
+              <w:t xml:space="preserve">IMPACT-05, RISK-04</w:t>
+            </w:r>
+          </w:p>
+        </w:tc>
+      </w:tr>
+      <w:tr>
+        <w:trPr>
+          <w:cantSplit/>
+        </w:trPr>
+        <w:tc>
+          <w:tcPr>
+            <w:tcW w:type="dxa" w:w="900"/>
+            <w:tcMar>
+              <w:top w:type="dxa" w:w="60"/>
+              <w:left w:type="dxa" w:w="100"/>
+              <w:bottom w:type="dxa" w:w="60"/>
+              <w:right w:type="dxa" w:w="100"/>
+            </w:tcMar>
+          </w:tcPr>
+          <w:p>
+            <w:r>
+              <w:rPr>
+                <w:rFonts w:ascii="맑은 고딕" w:cs="맑은 고딕" w:eastAsia="맑은 고딕" w:hAnsi="맑은 고딕"/>
+                <w:b w:val="false"/>
+                <w:bCs w:val="false"/>
+                <w:sz w:val="19"/>
+                <w:szCs w:val="19"/>
+              </w:rPr>
+              <w:t xml:space="preserve">MDL-03</w:t>
+            </w:r>
+          </w:p>
+        </w:tc>
+        <w:tc>
+          <w:tcPr>
+            <w:tcW w:type="dxa" w:w="3300"/>
+            <w:tcMar>
+              <w:top w:type="dxa" w:w="60"/>
+              <w:left w:type="dxa" w:w="100"/>
+              <w:bottom w:type="dxa" w:w="60"/>
+              <w:right w:type="dxa" w:w="100"/>
+            </w:tcMar>
+          </w:tcPr>
+          <w:p>
+            <w:r>
+              <w:rPr>
+                <w:rFonts w:ascii="맑은 고딕" w:cs="맑은 고딕" w:eastAsia="맑은 고딕" w:hAnsi="맑은 고딕"/>
+                <w:b w:val="false"/>
+                <w:bCs w:val="false"/>
+                <w:sz w:val="19"/>
+                <w:szCs w:val="19"/>
+              </w:rPr>
+              <w:t xml:space="preserve">입력 격리·형식 검사·인젝션 방어</w:t>
+            </w:r>
+          </w:p>
+        </w:tc>
+        <w:tc>
+          <w:tcPr>
+            <w:tcW w:type="dxa" w:w="3900"/>
+            <w:tcMar>
+              <w:top w:type="dxa" w:w="60"/>
+              <w:left w:type="dxa" w:w="100"/>
+              <w:bottom w:type="dxa" w:w="60"/>
+              <w:right w:type="dxa" w:w="100"/>
+            </w:tcMar>
+          </w:tcPr>
+          <w:p>
+            <w:r>
+              <w:rPr>
+                <w:rFonts w:ascii="맑은 고딕" w:cs="맑은 고딕" w:eastAsia="맑은 고딕" w:hAnsi="맑은 고딕"/>
+                <w:b w:val="false"/>
+                <w:bCs w:val="false"/>
+                <w:sz w:val="19"/>
+                <w:szCs w:val="19"/>
+              </w:rPr>
+              <w:t xml:space="preserve">인젝션 시험 케이스에서 판정 변경률 0%, 형식 위반 출력의 판단 보류 처리율 100%</w:t>
+            </w:r>
+          </w:p>
+        </w:tc>
+        <w:tc>
+          <w:tcPr>
+            <w:tcW w:type="dxa" w:w="1500"/>
+            <w:tcMar>
+              <w:top w:type="dxa" w:w="60"/>
+              <w:left w:type="dxa" w:w="100"/>
+              <w:bottom w:type="dxa" w:w="60"/>
+              <w:right w:type="dxa" w:w="100"/>
+            </w:tcMar>
+          </w:tcPr>
+          <w:p>
+            <w:r>
+              <w:rPr>
+                <w:rFonts w:ascii="맑은 고딕" w:cs="맑은 고딕" w:eastAsia="맑은 고딕" w:hAnsi="맑은 고딕"/>
+                <w:b w:val="false"/>
+                <w:bCs w:val="false"/>
+                <w:sz w:val="19"/>
+                <w:szCs w:val="19"/>
+              </w:rPr>
+              <w:t xml:space="preserve">RISK-08, 05</w:t>
+            </w:r>
+          </w:p>
+        </w:tc>
+      </w:tr>
+    </w:tbl>
+    <w:p>
+      <w:pPr>
+        <w:keepNext w:val="false"/>
+        <w:spacing w:after="120"/>
+      </w:pPr>
+      <w:r>
+        <w:rPr>
+          <w:rFonts w:ascii="맑은 고딕" w:cs="맑은 고딕" w:eastAsia="맑은 고딕" w:hAnsi="맑은 고딕"/>
+        </w:rPr>
+        <w:t xml:space="preserve"/>
+      </w:r>
+    </w:p>
+    <w:p>
+      <w:pPr>
         <w:pStyle w:val="Heading1"/>
         <w:spacing w:after="150" w:before="300"/>
       </w:pPr>
@@ -16596,6 +20917,1396 @@
           <w:rFonts w:ascii="맑은 고딕" w:cs="맑은 고딕" w:eastAsia="맑은 고딕" w:hAnsi="맑은 고딕"/>
         </w:rPr>
         <w:t xml:space="preserve">인간 감독을 “사람이 결과를 최종 확인”하는 것으로 한정하지 않고 다음 프로세스 전체로 설계·구현할 계획이다: AI 판단 → Trigger·Condition → Human Review/Intervention → Resulting Action → Record → Feedback/Update.</w:t>
+      </w:r>
+    </w:p>
+    <w:p>
+      <w:pPr>
+        <w:pStyle w:val="Heading2"/>
+        <w:spacing w:after="120" w:before="240"/>
+      </w:pPr>
+      <w:r>
+        <w:t xml:space="preserve">6-0. 감독 방식과 권한 (HO)</w:t>
+      </w:r>
+    </w:p>
+    <w:p>
+      <w:pPr>
+        <w:keepNext w:val="false"/>
+        <w:spacing w:after="120"/>
+      </w:pPr>
+      <w:r>
+        <w:rPr>
+          <w:rFonts w:ascii="맑은 고딕" w:cs="맑은 고딕" w:eastAsia="맑은 고딕" w:hAnsi="맑은 고딕"/>
+        </w:rPr>
+        <w:t xml:space="preserve">결정의 영향에 따라 감독 방식을 섞어 쓴다. 사전 승인형(HITL)은 사람이 승인해야 실행되고, 실시간 감시형(HOTL)은 처리를 지켜보다 개입하며, 사후 점검형(HOOTL)은 정기적으로 기록을 점검한다. 시간 값은 초기 목표(가정)이며 파일럿 처리 시간 분포로 바꾼다.</w:t>
+      </w:r>
+    </w:p>
+    <w:tbl>
+      <w:tblPr>
+        <w:tblW w:type="dxa" w:w="9600"/>
+        <w:tblBorders>
+          <w:top w:val="single" w:color="auto" w:sz="4"/>
+          <w:left w:val="single" w:color="auto" w:sz="4"/>
+          <w:bottom w:val="single" w:color="auto" w:sz="4"/>
+          <w:right w:val="single" w:color="auto" w:sz="4"/>
+          <w:insideH w:val="single" w:color="auto" w:sz="4"/>
+          <w:insideV w:val="single" w:color="auto" w:sz="4"/>
+        </w:tblBorders>
+      </w:tblPr>
+      <w:tblGrid>
+        <w:gridCol w:w="650"/>
+        <w:gridCol w:w="1700"/>
+        <w:gridCol w:w="2100"/>
+        <w:gridCol w:w="1900"/>
+        <w:gridCol w:w="2250"/>
+        <w:gridCol w:w="1000"/>
+      </w:tblGrid>
+      <w:tr>
+        <w:trPr>
+          <w:tblHeader/>
+        </w:trPr>
+        <w:tc>
+          <w:tcPr>
+            <w:tcW w:type="dxa" w:w="650"/>
+            <w:shd w:fill="D9D9F3" w:val="clear"/>
+            <w:tcMar>
+              <w:top w:type="dxa" w:w="60"/>
+              <w:left w:type="dxa" w:w="100"/>
+              <w:bottom w:type="dxa" w:w="60"/>
+              <w:right w:type="dxa" w:w="100"/>
+            </w:tcMar>
+          </w:tcPr>
+          <w:p>
+            <w:r>
+              <w:rPr>
+                <w:rFonts w:ascii="맑은 고딕" w:cs="맑은 고딕" w:eastAsia="맑은 고딕" w:hAnsi="맑은 고딕"/>
+                <w:b/>
+                <w:bCs/>
+                <w:sz w:val="20"/>
+                <w:szCs w:val="20"/>
+              </w:rPr>
+              <w:t xml:space="preserve">ID</w:t>
+            </w:r>
+          </w:p>
+        </w:tc>
+        <w:tc>
+          <w:tcPr>
+            <w:tcW w:type="dxa" w:w="1700"/>
+            <w:shd w:fill="D9D9F3" w:val="clear"/>
+            <w:tcMar>
+              <w:top w:type="dxa" w:w="60"/>
+              <w:left w:type="dxa" w:w="100"/>
+              <w:bottom w:type="dxa" w:w="60"/>
+              <w:right w:type="dxa" w:w="100"/>
+            </w:tcMar>
+          </w:tcPr>
+          <w:p>
+            <w:r>
+              <w:rPr>
+                <w:rFonts w:ascii="맑은 고딕" w:cs="맑은 고딕" w:eastAsia="맑은 고딕" w:hAnsi="맑은 고딕"/>
+                <w:b/>
+                <w:bCs/>
+                <w:sz w:val="20"/>
+                <w:szCs w:val="20"/>
+              </w:rPr>
+              <w:t xml:space="preserve">대상 결정</w:t>
+            </w:r>
+          </w:p>
+        </w:tc>
+        <w:tc>
+          <w:tcPr>
+            <w:tcW w:type="dxa" w:w="2100"/>
+            <w:shd w:fill="D9D9F3" w:val="clear"/>
+            <w:tcMar>
+              <w:top w:type="dxa" w:w="60"/>
+              <w:left w:type="dxa" w:w="100"/>
+              <w:bottom w:type="dxa" w:w="60"/>
+              <w:right w:type="dxa" w:w="100"/>
+            </w:tcMar>
+          </w:tcPr>
+          <w:p>
+            <w:r>
+              <w:rPr>
+                <w:rFonts w:ascii="맑은 고딕" w:cs="맑은 고딕" w:eastAsia="맑은 고딕" w:hAnsi="맑은 고딕"/>
+                <w:b/>
+                <w:bCs/>
+                <w:sz w:val="20"/>
+                <w:szCs w:val="20"/>
+              </w:rPr>
+              <w:t xml:space="preserve">방식 · 개입 위치</w:t>
+            </w:r>
+          </w:p>
+        </w:tc>
+        <w:tc>
+          <w:tcPr>
+            <w:tcW w:type="dxa" w:w="1900"/>
+            <w:shd w:fill="D9D9F3" w:val="clear"/>
+            <w:tcMar>
+              <w:top w:type="dxa" w:w="60"/>
+              <w:left w:type="dxa" w:w="100"/>
+              <w:bottom w:type="dxa" w:w="60"/>
+              <w:right w:type="dxa" w:w="100"/>
+            </w:tcMar>
+          </w:tcPr>
+          <w:p>
+            <w:r>
+              <w:rPr>
+                <w:rFonts w:ascii="맑은 고딕" w:cs="맑은 고딕" w:eastAsia="맑은 고딕" w:hAnsi="맑은 고딕"/>
+                <w:b/>
+                <w:bCs/>
+                <w:sz w:val="20"/>
+                <w:szCs w:val="20"/>
+              </w:rPr>
+              <w:t xml:space="preserve">사람의 권한</w:t>
+            </w:r>
+          </w:p>
+        </w:tc>
+        <w:tc>
+          <w:tcPr>
+            <w:tcW w:type="dxa" w:w="2250"/>
+            <w:shd w:fill="D9D9F3" w:val="clear"/>
+            <w:tcMar>
+              <w:top w:type="dxa" w:w="60"/>
+              <w:left w:type="dxa" w:w="100"/>
+              <w:bottom w:type="dxa" w:w="60"/>
+              <w:right w:type="dxa" w:w="100"/>
+            </w:tcMar>
+          </w:tcPr>
+          <w:p>
+            <w:r>
+              <w:rPr>
+                <w:rFonts w:ascii="맑은 고딕" w:cs="맑은 고딕" w:eastAsia="맑은 고딕" w:hAnsi="맑은 고딕"/>
+                <w:b/>
+                <w:bCs/>
+                <w:sz w:val="20"/>
+                <w:szCs w:val="20"/>
+              </w:rPr>
+              <w:t xml:space="preserve">개입 기준과 기한</w:t>
+            </w:r>
+          </w:p>
+        </w:tc>
+        <w:tc>
+          <w:tcPr>
+            <w:tcW w:type="dxa" w:w="1000"/>
+            <w:shd w:fill="D9D9F3" w:val="clear"/>
+            <w:tcMar>
+              <w:top w:type="dxa" w:w="60"/>
+              <w:left w:type="dxa" w:w="100"/>
+              <w:bottom w:type="dxa" w:w="60"/>
+              <w:right w:type="dxa" w:w="100"/>
+            </w:tcMar>
+          </w:tcPr>
+          <w:p>
+            <w:r>
+              <w:rPr>
+                <w:rFonts w:ascii="맑은 고딕" w:cs="맑은 고딕" w:eastAsia="맑은 고딕" w:hAnsi="맑은 고딕"/>
+                <w:b/>
+                <w:bCs/>
+                <w:sz w:val="20"/>
+                <w:szCs w:val="20"/>
+              </w:rPr>
+              <w:t xml:space="preserve">대응</w:t>
+            </w:r>
+          </w:p>
+        </w:tc>
+      </w:tr>
+      <w:tr>
+        <w:trPr>
+          <w:cantSplit/>
+        </w:trPr>
+        <w:tc>
+          <w:tcPr>
+            <w:tcW w:type="dxa" w:w="650"/>
+            <w:tcMar>
+              <w:top w:type="dxa" w:w="60"/>
+              <w:left w:type="dxa" w:w="100"/>
+              <w:bottom w:type="dxa" w:w="60"/>
+              <w:right w:type="dxa" w:w="100"/>
+            </w:tcMar>
+          </w:tcPr>
+          <w:p>
+            <w:r>
+              <w:rPr>
+                <w:rFonts w:ascii="맑은 고딕" w:cs="맑은 고딕" w:eastAsia="맑은 고딕" w:hAnsi="맑은 고딕"/>
+                <w:b w:val="false"/>
+                <w:bCs w:val="false"/>
+                <w:sz w:val="19"/>
+                <w:szCs w:val="19"/>
+              </w:rPr>
+              <w:t xml:space="preserve">HO-01</w:t>
+            </w:r>
+          </w:p>
+        </w:tc>
+        <w:tc>
+          <w:tcPr>
+            <w:tcW w:type="dxa" w:w="1700"/>
+            <w:tcMar>
+              <w:top w:type="dxa" w:w="60"/>
+              <w:left w:type="dxa" w:w="100"/>
+              <w:bottom w:type="dxa" w:w="60"/>
+              <w:right w:type="dxa" w:w="100"/>
+            </w:tcMar>
+          </w:tcPr>
+          <w:p>
+            <w:r>
+              <w:rPr>
+                <w:rFonts w:ascii="맑은 고딕" w:cs="맑은 고딕" w:eastAsia="맑은 고딕" w:hAnsi="맑은 고딕"/>
+                <w:b w:val="false"/>
+                <w:bCs w:val="false"/>
+                <w:sz w:val="19"/>
+                <w:szCs w:val="19"/>
+              </w:rPr>
+              <w:t xml:space="preserve">애매 구간·확정 후보 기사의 경고·보류·반려</w:t>
+            </w:r>
+          </w:p>
+        </w:tc>
+        <w:tc>
+          <w:tcPr>
+            <w:tcW w:type="dxa" w:w="2100"/>
+            <w:tcMar>
+              <w:top w:type="dxa" w:w="60"/>
+              <w:left w:type="dxa" w:w="100"/>
+              <w:bottom w:type="dxa" w:w="60"/>
+              <w:right w:type="dxa" w:w="100"/>
+            </w:tcMar>
+          </w:tcPr>
+          <w:p>
+            <w:r>
+              <w:rPr>
+                <w:rFonts w:ascii="맑은 고딕" w:cs="맑은 고딕" w:eastAsia="맑은 고딕" w:hAnsi="맑은 고딕"/>
+                <w:b w:val="false"/>
+                <w:bCs w:val="false"/>
+                <w:sz w:val="19"/>
+                <w:szCs w:val="19"/>
+              </w:rPr>
+              <w:t xml:space="preserve">사전 승인형(HITL). 출력 단계, 실행 전. 검토자가 원문·확률·근거·고지문을 확인</w:t>
+            </w:r>
+          </w:p>
+        </w:tc>
+        <w:tc>
+          <w:tcPr>
+            <w:tcW w:type="dxa" w:w="1900"/>
+            <w:tcMar>
+              <w:top w:type="dxa" w:w="60"/>
+              <w:left w:type="dxa" w:w="100"/>
+              <w:bottom w:type="dxa" w:w="60"/>
+              <w:right w:type="dxa" w:w="100"/>
+            </w:tcMar>
+          </w:tcPr>
+          <w:p>
+            <w:r>
+              <w:rPr>
+                <w:rFonts w:ascii="맑은 고딕" w:cs="맑은 고딕" w:eastAsia="맑은 고딕" w:hAnsi="맑은 고딕"/>
+                <w:b w:val="false"/>
+                <w:bCs w:val="false"/>
+                <w:sz w:val="19"/>
+                <w:szCs w:val="19"/>
+              </w:rPr>
+              <w:t xml:space="preserve">승인, 수정, 기각, 판단 번복, 보류. 게시 후 경고는 철회 가능</w:t>
+            </w:r>
+          </w:p>
+        </w:tc>
+        <w:tc>
+          <w:tcPr>
+            <w:tcW w:type="dxa" w:w="2250"/>
+            <w:tcMar>
+              <w:top w:type="dxa" w:w="60"/>
+              <w:left w:type="dxa" w:w="100"/>
+              <w:bottom w:type="dxa" w:w="60"/>
+              <w:right w:type="dxa" w:w="100"/>
+            </w:tcMar>
+          </w:tcPr>
+          <w:p>
+            <w:r>
+              <w:rPr>
+                <w:rFonts w:ascii="맑은 고딕" w:cs="맑은 고딕" w:eastAsia="맑은 고딕" w:hAnsi="맑은 고딕"/>
+                <w:b w:val="false"/>
+                <w:bCs w:val="false"/>
+                <w:sz w:val="19"/>
+                <w:szCs w:val="19"/>
+              </w:rPr>
+              <w:t xml:space="preserve">최우선 1시간, 보통 4시간, 일반 24시간 안에 검토(가정). 기한 안에 검토되지 않으면 자동 실행하지 않고 보류</w:t>
+            </w:r>
+          </w:p>
+        </w:tc>
+        <w:tc>
+          <w:tcPr>
+            <w:tcW w:type="dxa" w:w="1000"/>
+            <w:tcMar>
+              <w:top w:type="dxa" w:w="60"/>
+              <w:left w:type="dxa" w:w="100"/>
+              <w:bottom w:type="dxa" w:w="60"/>
+              <w:right w:type="dxa" w:w="100"/>
+            </w:tcMar>
+          </w:tcPr>
+          <w:p>
+            <w:r>
+              <w:rPr>
+                <w:rFonts w:ascii="맑은 고딕" w:cs="맑은 고딕" w:eastAsia="맑은 고딕" w:hAnsi="맑은 고딕"/>
+                <w:b w:val="false"/>
+                <w:bCs w:val="false"/>
+                <w:sz w:val="19"/>
+                <w:szCs w:val="19"/>
+              </w:rPr>
+              <w:t xml:space="preserve">IMPACT-02, 03 / RISK-02, 03</w:t>
+            </w:r>
+          </w:p>
+        </w:tc>
+      </w:tr>
+      <w:tr>
+        <w:trPr>
+          <w:cantSplit/>
+        </w:trPr>
+        <w:tc>
+          <w:tcPr>
+            <w:tcW w:type="dxa" w:w="650"/>
+            <w:tcMar>
+              <w:top w:type="dxa" w:w="60"/>
+              <w:left w:type="dxa" w:w="100"/>
+              <w:bottom w:type="dxa" w:w="60"/>
+              <w:right w:type="dxa" w:w="100"/>
+            </w:tcMar>
+          </w:tcPr>
+          <w:p>
+            <w:r>
+              <w:rPr>
+                <w:rFonts w:ascii="맑은 고딕" w:cs="맑은 고딕" w:eastAsia="맑은 고딕" w:hAnsi="맑은 고딕"/>
+                <w:b w:val="false"/>
+                <w:bCs w:val="false"/>
+                <w:sz w:val="19"/>
+                <w:szCs w:val="19"/>
+              </w:rPr>
+              <w:t xml:space="preserve">HO-02</w:t>
+            </w:r>
+          </w:p>
+        </w:tc>
+        <w:tc>
+          <w:tcPr>
+            <w:tcW w:type="dxa" w:w="1700"/>
+            <w:tcMar>
+              <w:top w:type="dxa" w:w="60"/>
+              <w:left w:type="dxa" w:w="100"/>
+              <w:bottom w:type="dxa" w:w="60"/>
+              <w:right w:type="dxa" w:w="100"/>
+            </w:tcMar>
+          </w:tcPr>
+          <w:p>
+            <w:r>
+              <w:rPr>
+                <w:rFonts w:ascii="맑은 고딕" w:cs="맑은 고딕" w:eastAsia="맑은 고딕" w:hAnsi="맑은 고딕"/>
+                <w:b w:val="false"/>
+                <w:bCs w:val="false"/>
+                <w:sz w:val="19"/>
+                <w:szCs w:val="19"/>
+              </w:rPr>
+              <w:t xml:space="preserve">정치·경제 카테고리 기사</w:t>
+            </w:r>
+          </w:p>
+        </w:tc>
+        <w:tc>
+          <w:tcPr>
+            <w:tcW w:type="dxa" w:w="2100"/>
+            <w:tcMar>
+              <w:top w:type="dxa" w:w="60"/>
+              <w:left w:type="dxa" w:w="100"/>
+              <w:bottom w:type="dxa" w:w="60"/>
+              <w:right w:type="dxa" w:w="100"/>
+            </w:tcMar>
+          </w:tcPr>
+          <w:p>
+            <w:r>
+              <w:rPr>
+                <w:rFonts w:ascii="맑은 고딕" w:cs="맑은 고딕" w:eastAsia="맑은 고딕" w:hAnsi="맑은 고딕"/>
+                <w:b w:val="false"/>
+                <w:bCs w:val="false"/>
+                <w:sz w:val="19"/>
+                <w:szCs w:val="19"/>
+              </w:rPr>
+              <w:t xml:space="preserve">사전 승인형(HITL). 입력 직후 모델 판단보다 앞서 분기</w:t>
+            </w:r>
+          </w:p>
+        </w:tc>
+        <w:tc>
+          <w:tcPr>
+            <w:tcW w:type="dxa" w:w="1900"/>
+            <w:tcMar>
+              <w:top w:type="dxa" w:w="60"/>
+              <w:left w:type="dxa" w:w="100"/>
+              <w:bottom w:type="dxa" w:w="60"/>
+              <w:right w:type="dxa" w:w="100"/>
+            </w:tcMar>
+          </w:tcPr>
+          <w:p>
+            <w:r>
+              <w:rPr>
+                <w:rFonts w:ascii="맑은 고딕" w:cs="맑은 고딕" w:eastAsia="맑은 고딕" w:hAnsi="맑은 고딕"/>
+                <w:b w:val="false"/>
+                <w:bCs w:val="false"/>
+                <w:sz w:val="19"/>
+                <w:szCs w:val="19"/>
+              </w:rPr>
+              <w:t xml:space="preserve">승인, 수정, 기각, 중단. 판단이 갈리면 전문가(법무·편집 책임자) 재검토(§6-3)</w:t>
+            </w:r>
+          </w:p>
+        </w:tc>
+        <w:tc>
+          <w:tcPr>
+            <w:tcW w:type="dxa" w:w="2250"/>
+            <w:tcMar>
+              <w:top w:type="dxa" w:w="60"/>
+              <w:left w:type="dxa" w:w="100"/>
+              <w:bottom w:type="dxa" w:w="60"/>
+              <w:right w:type="dxa" w:w="100"/>
+            </w:tcMar>
+          </w:tcPr>
+          <w:p>
+            <w:r>
+              <w:rPr>
+                <w:rFonts w:ascii="맑은 고딕" w:cs="맑은 고딕" w:eastAsia="맑은 고딕" w:hAnsi="맑은 고딕"/>
+                <w:b w:val="false"/>
+                <w:bCs w:val="false"/>
+                <w:sz w:val="19"/>
+                <w:szCs w:val="19"/>
+              </w:rPr>
+              <w:t xml:space="preserve">전량 사람이 처리. 기한은 HO-01 최우선과 동일</w:t>
+            </w:r>
+          </w:p>
+        </w:tc>
+        <w:tc>
+          <w:tcPr>
+            <w:tcW w:type="dxa" w:w="1000"/>
+            <w:tcMar>
+              <w:top w:type="dxa" w:w="60"/>
+              <w:left w:type="dxa" w:w="100"/>
+              <w:bottom w:type="dxa" w:w="60"/>
+              <w:right w:type="dxa" w:w="100"/>
+            </w:tcMar>
+          </w:tcPr>
+          <w:p>
+            <w:r>
+              <w:rPr>
+                <w:rFonts w:ascii="맑은 고딕" w:cs="맑은 고딕" w:eastAsia="맑은 고딕" w:hAnsi="맑은 고딕"/>
+                <w:b w:val="false"/>
+                <w:bCs w:val="false"/>
+                <w:sz w:val="19"/>
+                <w:szCs w:val="19"/>
+              </w:rPr>
+              <w:t xml:space="preserve">IMPACT-05 / RISK-04</w:t>
+            </w:r>
+          </w:p>
+        </w:tc>
+      </w:tr>
+      <w:tr>
+        <w:trPr>
+          <w:cantSplit/>
+        </w:trPr>
+        <w:tc>
+          <w:tcPr>
+            <w:tcW w:type="dxa" w:w="650"/>
+            <w:tcMar>
+              <w:top w:type="dxa" w:w="60"/>
+              <w:left w:type="dxa" w:w="100"/>
+              <w:bottom w:type="dxa" w:w="60"/>
+              <w:right w:type="dxa" w:w="100"/>
+            </w:tcMar>
+          </w:tcPr>
+          <w:p>
+            <w:r>
+              <w:rPr>
+                <w:rFonts w:ascii="맑은 고딕" w:cs="맑은 고딕" w:eastAsia="맑은 고딕" w:hAnsi="맑은 고딕"/>
+                <w:b w:val="false"/>
+                <w:bCs w:val="false"/>
+                <w:sz w:val="19"/>
+                <w:szCs w:val="19"/>
+              </w:rPr>
+              <w:t xml:space="preserve">HO-03</w:t>
+            </w:r>
+          </w:p>
+        </w:tc>
+        <w:tc>
+          <w:tcPr>
+            <w:tcW w:type="dxa" w:w="1700"/>
+            <w:tcMar>
+              <w:top w:type="dxa" w:w="60"/>
+              <w:left w:type="dxa" w:w="100"/>
+              <w:bottom w:type="dxa" w:w="60"/>
+              <w:right w:type="dxa" w:w="100"/>
+            </w:tcMar>
+          </w:tcPr>
+          <w:p>
+            <w:r>
+              <w:rPr>
+                <w:rFonts w:ascii="맑은 고딕" w:cs="맑은 고딕" w:eastAsia="맑은 고딕" w:hAnsi="맑은 고딕"/>
+                <w:b w:val="false"/>
+                <w:bCs w:val="false"/>
+                <w:sz w:val="19"/>
+                <w:szCs w:val="19"/>
+              </w:rPr>
+              <w:t xml:space="preserve">자동 통과된 기사</w:t>
+            </w:r>
+          </w:p>
+        </w:tc>
+        <w:tc>
+          <w:tcPr>
+            <w:tcW w:type="dxa" w:w="2100"/>
+            <w:tcMar>
+              <w:top w:type="dxa" w:w="60"/>
+              <w:left w:type="dxa" w:w="100"/>
+              <w:bottom w:type="dxa" w:w="60"/>
+              <w:right w:type="dxa" w:w="100"/>
+            </w:tcMar>
+          </w:tcPr>
+          <w:p>
+            <w:r>
+              <w:rPr>
+                <w:rFonts w:ascii="맑은 고딕" w:cs="맑은 고딕" w:eastAsia="맑은 고딕" w:hAnsi="맑은 고딕"/>
+                <w:b w:val="false"/>
+                <w:bCs w:val="false"/>
+                <w:sz w:val="19"/>
+                <w:szCs w:val="19"/>
+              </w:rPr>
+              <w:t xml:space="preserve">사후 점검형(HOOTL). 감사 표본을 정기 재판정</w:t>
+            </w:r>
+          </w:p>
+        </w:tc>
+        <w:tc>
+          <w:tcPr>
+            <w:tcW w:type="dxa" w:w="1900"/>
+            <w:tcMar>
+              <w:top w:type="dxa" w:w="60"/>
+              <w:left w:type="dxa" w:w="100"/>
+              <w:bottom w:type="dxa" w:w="60"/>
+              <w:right w:type="dxa" w:w="100"/>
+            </w:tcMar>
+          </w:tcPr>
+          <w:p>
+            <w:r>
+              <w:rPr>
+                <w:rFonts w:ascii="맑은 고딕" w:cs="맑은 고딕" w:eastAsia="맑은 고딕" w:hAnsi="맑은 고딕"/>
+                <w:b w:val="false"/>
+                <w:bCs w:val="false"/>
+                <w:sz w:val="19"/>
+                <w:szCs w:val="19"/>
+              </w:rPr>
+              <w:t xml:space="preserve">자동 통과 기준 변경 요청, 재보정 시작 요청, 중지 요청</w:t>
+            </w:r>
+          </w:p>
+        </w:tc>
+        <w:tc>
+          <w:tcPr>
+            <w:tcW w:type="dxa" w:w="2250"/>
+            <w:tcMar>
+              <w:top w:type="dxa" w:w="60"/>
+              <w:left w:type="dxa" w:w="100"/>
+              <w:bottom w:type="dxa" w:w="60"/>
+              <w:right w:type="dxa" w:w="100"/>
+            </w:tcMar>
+          </w:tcPr>
+          <w:p>
+            <w:r>
+              <w:rPr>
+                <w:rFonts w:ascii="맑은 고딕" w:cs="맑은 고딕" w:eastAsia="맑은 고딕" w:hAnsi="맑은 고딕"/>
+                <w:b w:val="false"/>
+                <w:bCs w:val="false"/>
+                <w:sz w:val="19"/>
+                <w:szCs w:val="19"/>
+              </w:rPr>
+              <w:t xml:space="preserve">주 1회 감사 표본 점검(BaseKit 7 §7-3 크기). 미커버 사후확률이 기준 초과 시 HO-04 절차</w:t>
+            </w:r>
+          </w:p>
+        </w:tc>
+        <w:tc>
+          <w:tcPr>
+            <w:tcW w:type="dxa" w:w="1000"/>
+            <w:tcMar>
+              <w:top w:type="dxa" w:w="60"/>
+              <w:left w:type="dxa" w:w="100"/>
+              <w:bottom w:type="dxa" w:w="60"/>
+              <w:right w:type="dxa" w:w="100"/>
+            </w:tcMar>
+          </w:tcPr>
+          <w:p>
+            <w:r>
+              <w:rPr>
+                <w:rFonts w:ascii="맑은 고딕" w:cs="맑은 고딕" w:eastAsia="맑은 고딕" w:hAnsi="맑은 고딕"/>
+                <w:b w:val="false"/>
+                <w:bCs w:val="false"/>
+                <w:sz w:val="19"/>
+                <w:szCs w:val="19"/>
+              </w:rPr>
+              <w:t xml:space="preserve">IMPACT-01 / RISK-01, 11</w:t>
+            </w:r>
+          </w:p>
+        </w:tc>
+      </w:tr>
+      <w:tr>
+        <w:trPr>
+          <w:cantSplit/>
+        </w:trPr>
+        <w:tc>
+          <w:tcPr>
+            <w:tcW w:type="dxa" w:w="650"/>
+            <w:tcMar>
+              <w:top w:type="dxa" w:w="60"/>
+              <w:left w:type="dxa" w:w="100"/>
+              <w:bottom w:type="dxa" w:w="60"/>
+              <w:right w:type="dxa" w:w="100"/>
+            </w:tcMar>
+          </w:tcPr>
+          <w:p>
+            <w:r>
+              <w:rPr>
+                <w:rFonts w:ascii="맑은 고딕" w:cs="맑은 고딕" w:eastAsia="맑은 고딕" w:hAnsi="맑은 고딕"/>
+                <w:b w:val="false"/>
+                <w:bCs w:val="false"/>
+                <w:sz w:val="19"/>
+                <w:szCs w:val="19"/>
+              </w:rPr>
+              <w:t xml:space="preserve">HO-04</w:t>
+            </w:r>
+          </w:p>
+        </w:tc>
+        <w:tc>
+          <w:tcPr>
+            <w:tcW w:type="dxa" w:w="1700"/>
+            <w:tcMar>
+              <w:top w:type="dxa" w:w="60"/>
+              <w:left w:type="dxa" w:w="100"/>
+              <w:bottom w:type="dxa" w:w="60"/>
+              <w:right w:type="dxa" w:w="100"/>
+            </w:tcMar>
+          </w:tcPr>
+          <w:p>
+            <w:r>
+              <w:rPr>
+                <w:rFonts w:ascii="맑은 고딕" w:cs="맑은 고딕" w:eastAsia="맑은 고딕" w:hAnsi="맑은 고딕"/>
+                <w:b w:val="false"/>
+                <w:bCs w:val="false"/>
+                <w:sz w:val="19"/>
+                <w:szCs w:val="19"/>
+              </w:rPr>
+              <w:t xml:space="preserve">대기열·이관 건수·시스템 상태</w:t>
+            </w:r>
+          </w:p>
+        </w:tc>
+        <w:tc>
+          <w:tcPr>
+            <w:tcW w:type="dxa" w:w="2100"/>
+            <w:tcMar>
+              <w:top w:type="dxa" w:w="60"/>
+              <w:left w:type="dxa" w:w="100"/>
+              <w:bottom w:type="dxa" w:w="60"/>
+              <w:right w:type="dxa" w:w="100"/>
+            </w:tcMar>
+          </w:tcPr>
+          <w:p>
+            <w:r>
+              <w:rPr>
+                <w:rFonts w:ascii="맑은 고딕" w:cs="맑은 고딕" w:eastAsia="맑은 고딕" w:hAnsi="맑은 고딕"/>
+                <w:b w:val="false"/>
+                <w:bCs w:val="false"/>
+                <w:sz w:val="19"/>
+                <w:szCs w:val="19"/>
+              </w:rPr>
+              <w:t xml:space="preserve">실시간 감시형(HOTL). 운영자가 대시보드를 보며 개입</w:t>
+            </w:r>
+          </w:p>
+        </w:tc>
+        <w:tc>
+          <w:tcPr>
+            <w:tcW w:type="dxa" w:w="1900"/>
+            <w:tcMar>
+              <w:top w:type="dxa" w:w="60"/>
+              <w:left w:type="dxa" w:w="100"/>
+              <w:bottom w:type="dxa" w:w="60"/>
+              <w:right w:type="dxa" w:w="100"/>
+            </w:tcMar>
+          </w:tcPr>
+          <w:p>
+            <w:r>
+              <w:rPr>
+                <w:rFonts w:ascii="맑은 고딕" w:cs="맑은 고딕" w:eastAsia="맑은 고딕" w:hAnsi="맑은 고딕"/>
+                <w:b w:val="false"/>
+                <w:bCs w:val="false"/>
+                <w:sz w:val="19"/>
+                <w:szCs w:val="19"/>
+              </w:rPr>
+              <w:t xml:space="preserve">기능 제한(자동 통과 중지), 우선순위 조정, 중단</w:t>
+            </w:r>
+          </w:p>
+        </w:tc>
+        <w:tc>
+          <w:tcPr>
+            <w:tcW w:type="dxa" w:w="2250"/>
+            <w:tcMar>
+              <w:top w:type="dxa" w:w="60"/>
+              <w:left w:type="dxa" w:w="100"/>
+              <w:bottom w:type="dxa" w:w="60"/>
+              <w:right w:type="dxa" w:w="100"/>
+            </w:tcMar>
+          </w:tcPr>
+          <w:p>
+            <w:r>
+              <w:rPr>
+                <w:rFonts w:ascii="맑은 고딕" w:cs="맑은 고딕" w:eastAsia="맑은 고딕" w:hAnsi="맑은 고딕"/>
+                <w:b w:val="false"/>
+                <w:bCs w:val="false"/>
+                <w:sz w:val="19"/>
+                <w:szCs w:val="19"/>
+              </w:rPr>
+              <w:t xml:space="preserve">일 이관 건수가 용량을 3일 연속 초과하거나 대기 24시간 초과 건이 생기면 기능 제한</w:t>
+            </w:r>
+          </w:p>
+        </w:tc>
+        <w:tc>
+          <w:tcPr>
+            <w:tcW w:type="dxa" w:w="1000"/>
+            <w:tcMar>
+              <w:top w:type="dxa" w:w="60"/>
+              <w:left w:type="dxa" w:w="100"/>
+              <w:bottom w:type="dxa" w:w="60"/>
+              <w:right w:type="dxa" w:w="100"/>
+            </w:tcMar>
+          </w:tcPr>
+          <w:p>
+            <w:r>
+              <w:rPr>
+                <w:rFonts w:ascii="맑은 고딕" w:cs="맑은 고딕" w:eastAsia="맑은 고딕" w:hAnsi="맑은 고딕"/>
+                <w:b w:val="false"/>
+                <w:bCs w:val="false"/>
+                <w:sz w:val="19"/>
+                <w:szCs w:val="19"/>
+              </w:rPr>
+              <w:t xml:space="preserve">IMPACT-03 / RISK-03</w:t>
+            </w:r>
+          </w:p>
+        </w:tc>
+      </w:tr>
+    </w:tbl>
+    <w:p>
+      <w:pPr>
+        <w:keepNext w:val="false"/>
+        <w:spacing w:after="120"/>
+      </w:pPr>
+      <w:r>
+        <w:rPr>
+          <w:rFonts w:ascii="맑은 고딕" w:cs="맑은 고딕" w:eastAsia="맑은 고딕" w:hAnsi="맑은 고딕"/>
+        </w:rPr>
+        <w:t xml:space="preserve"/>
+      </w:r>
+    </w:p>
+    <w:tbl>
+      <w:tblPr>
+        <w:tblW w:type="dxa" w:w="9600"/>
+        <w:tblBorders>
+          <w:top w:val="single" w:color="auto" w:sz="4"/>
+          <w:left w:val="single" w:color="auto" w:sz="4"/>
+          <w:bottom w:val="single" w:color="auto" w:sz="4"/>
+          <w:right w:val="single" w:color="auto" w:sz="4"/>
+          <w:insideH w:val="single" w:color="auto" w:sz="4"/>
+          <w:insideV w:val="single" w:color="auto" w:sz="4"/>
+        </w:tblBorders>
+      </w:tblPr>
+      <w:tblGrid>
+        <w:gridCol w:w="1700"/>
+        <w:gridCol w:w="4600"/>
+        <w:gridCol w:w="3300"/>
+      </w:tblGrid>
+      <w:tr>
+        <w:trPr>
+          <w:tblHeader/>
+        </w:trPr>
+        <w:tc>
+          <w:tcPr>
+            <w:tcW w:type="dxa" w:w="1700"/>
+            <w:shd w:fill="D9D9F3" w:val="clear"/>
+            <w:tcMar>
+              <w:top w:type="dxa" w:w="60"/>
+              <w:left w:type="dxa" w:w="100"/>
+              <w:bottom w:type="dxa" w:w="60"/>
+              <w:right w:type="dxa" w:w="100"/>
+            </w:tcMar>
+          </w:tcPr>
+          <w:p>
+            <w:r>
+              <w:rPr>
+                <w:rFonts w:ascii="맑은 고딕" w:cs="맑은 고딕" w:eastAsia="맑은 고딕" w:hAnsi="맑은 고딕"/>
+                <w:b/>
+                <w:bCs/>
+                <w:sz w:val="20"/>
+                <w:szCs w:val="20"/>
+              </w:rPr>
+              <w:t xml:space="preserve">대응 수준</w:t>
+            </w:r>
+          </w:p>
+        </w:tc>
+        <w:tc>
+          <w:tcPr>
+            <w:tcW w:type="dxa" w:w="4600"/>
+            <w:shd w:fill="D9D9F3" w:val="clear"/>
+            <w:tcMar>
+              <w:top w:type="dxa" w:w="60"/>
+              <w:left w:type="dxa" w:w="100"/>
+              <w:bottom w:type="dxa" w:w="60"/>
+              <w:right w:type="dxa" w:w="100"/>
+            </w:tcMar>
+          </w:tcPr>
+          <w:p>
+            <w:r>
+              <w:rPr>
+                <w:rFonts w:ascii="맑은 고딕" w:cs="맑은 고딕" w:eastAsia="맑은 고딕" w:hAnsi="맑은 고딕"/>
+                <w:b/>
+                <w:bCs/>
+                <w:sz w:val="20"/>
+                <w:szCs w:val="20"/>
+              </w:rPr>
+              <w:t xml:space="preserve">조건 (유형)</w:t>
+            </w:r>
+          </w:p>
+        </w:tc>
+        <w:tc>
+          <w:tcPr>
+            <w:tcW w:type="dxa" w:w="3300"/>
+            <w:shd w:fill="D9D9F3" w:val="clear"/>
+            <w:tcMar>
+              <w:top w:type="dxa" w:w="60"/>
+              <w:left w:type="dxa" w:w="100"/>
+              <w:bottom w:type="dxa" w:w="60"/>
+              <w:right w:type="dxa" w:w="100"/>
+            </w:tcMar>
+          </w:tcPr>
+          <w:p>
+            <w:r>
+              <w:rPr>
+                <w:rFonts w:ascii="맑은 고딕" w:cs="맑은 고딕" w:eastAsia="맑은 고딕" w:hAnsi="맑은 고딕"/>
+                <w:b/>
+                <w:bCs/>
+                <w:sz w:val="20"/>
+                <w:szCs w:val="20"/>
+              </w:rPr>
+              <w:t xml:space="preserve">기준값과 근거</w:t>
+            </w:r>
+          </w:p>
+        </w:tc>
+      </w:tr>
+      <w:tr>
+        <w:trPr>
+          <w:cantSplit/>
+        </w:trPr>
+        <w:tc>
+          <w:tcPr>
+            <w:tcW w:type="dxa" w:w="1700"/>
+            <w:tcMar>
+              <w:top w:type="dxa" w:w="60"/>
+              <w:left w:type="dxa" w:w="100"/>
+              <w:bottom w:type="dxa" w:w="60"/>
+              <w:right w:type="dxa" w:w="100"/>
+            </w:tcMar>
+          </w:tcPr>
+          <w:p>
+            <w:r>
+              <w:rPr>
+                <w:rFonts w:ascii="맑은 고딕" w:cs="맑은 고딕" w:eastAsia="맑은 고딕" w:hAnsi="맑은 고딕"/>
+                <w:b w:val="false"/>
+                <w:bCs w:val="false"/>
+                <w:sz w:val="19"/>
+                <w:szCs w:val="19"/>
+              </w:rPr>
+              <w:t xml:space="preserve">검토 요청</w:t>
+            </w:r>
+          </w:p>
+        </w:tc>
+        <w:tc>
+          <w:tcPr>
+            <w:tcW w:type="dxa" w:w="4600"/>
+            <w:tcMar>
+              <w:top w:type="dxa" w:w="60"/>
+              <w:left w:type="dxa" w:w="100"/>
+              <w:bottom w:type="dxa" w:w="60"/>
+              <w:right w:type="dxa" w:w="100"/>
+            </w:tcMar>
+          </w:tcPr>
+          <w:p>
+            <w:r>
+              <w:rPr>
+                <w:rFonts w:ascii="맑은 고딕" w:cs="맑은 고딕" w:eastAsia="맑은 고딕" w:hAnsi="맑은 고딕"/>
+                <w:b w:val="false"/>
+                <w:bCs w:val="false"/>
+                <w:sz w:val="19"/>
+                <w:szCs w:val="19"/>
+              </w:rPr>
+              <w:t xml:space="preserve">성능 저하: 감사 표본 미커버율이 α 초과로 추정, 점수 분포 변화(PSI). 공정성: 정치·경제 대 그 외의 오탐률 차이 0.05 초과. 서비스 특화: 이의제기 판정 번복률 상승</w:t>
+            </w:r>
+          </w:p>
+        </w:tc>
+        <w:tc>
+          <w:tcPr>
+            <w:tcW w:type="dxa" w:w="3300"/>
+            <w:tcMar>
+              <w:top w:type="dxa" w:w="60"/>
+              <w:left w:type="dxa" w:w="100"/>
+              <w:bottom w:type="dxa" w:w="60"/>
+              <w:right w:type="dxa" w:w="100"/>
+            </w:tcMar>
+          </w:tcPr>
+          <w:p>
+            <w:r>
+              <w:rPr>
+                <w:rFonts w:ascii="맑은 고딕" w:cs="맑은 고딕" w:eastAsia="맑은 고딕" w:hAnsi="맑은 고딕"/>
+                <w:b w:val="false"/>
+                <w:bCs w:val="false"/>
+                <w:sz w:val="19"/>
+                <w:szCs w:val="19"/>
+              </w:rPr>
+              <w:t xml:space="preserve">BaseKit 2 위험 평가와 BaseKit 5 MDL-01 목표(가정)를 근거로 팀이 정함</w:t>
+            </w:r>
+          </w:p>
+        </w:tc>
+      </w:tr>
+      <w:tr>
+        <w:trPr>
+          <w:cantSplit/>
+        </w:trPr>
+        <w:tc>
+          <w:tcPr>
+            <w:tcW w:type="dxa" w:w="1700"/>
+            <w:tcMar>
+              <w:top w:type="dxa" w:w="60"/>
+              <w:left w:type="dxa" w:w="100"/>
+              <w:bottom w:type="dxa" w:w="60"/>
+              <w:right w:type="dxa" w:w="100"/>
+            </w:tcMar>
+          </w:tcPr>
+          <w:p>
+            <w:r>
+              <w:rPr>
+                <w:rFonts w:ascii="맑은 고딕" w:cs="맑은 고딕" w:eastAsia="맑은 고딕" w:hAnsi="맑은 고딕"/>
+                <w:b w:val="false"/>
+                <w:bCs w:val="false"/>
+                <w:sz w:val="19"/>
+                <w:szCs w:val="19"/>
+              </w:rPr>
+              <w:t xml:space="preserve">기능 제한</w:t>
+            </w:r>
+          </w:p>
+        </w:tc>
+        <w:tc>
+          <w:tcPr>
+            <w:tcW w:type="dxa" w:w="4600"/>
+            <w:tcMar>
+              <w:top w:type="dxa" w:w="60"/>
+              <w:left w:type="dxa" w:w="100"/>
+              <w:bottom w:type="dxa" w:w="60"/>
+              <w:right w:type="dxa" w:w="100"/>
+            </w:tcMar>
+          </w:tcPr>
+          <w:p>
+            <w:r>
+              <w:rPr>
+                <w:rFonts w:ascii="맑은 고딕" w:cs="맑은 고딕" w:eastAsia="맑은 고딕" w:hAnsi="맑은 고딕"/>
+                <w:b w:val="false"/>
+                <w:bCs w:val="false"/>
+                <w:sz w:val="19"/>
+                <w:szCs w:val="19"/>
+              </w:rPr>
+              <w:t xml:space="preserve">일 이관 건수가 용량 초과 3일 연속, 정상 기사 보류·반려 월 3% 초과, 오경고율 3% 초과</w:t>
+            </w:r>
+          </w:p>
+        </w:tc>
+        <w:tc>
+          <w:tcPr>
+            <w:tcW w:type="dxa" w:w="3300"/>
+            <w:tcMar>
+              <w:top w:type="dxa" w:w="60"/>
+              <w:left w:type="dxa" w:w="100"/>
+              <w:bottom w:type="dxa" w:w="60"/>
+              <w:right w:type="dxa" w:w="100"/>
+            </w:tcMar>
+          </w:tcPr>
+          <w:p>
+            <w:r>
+              <w:rPr>
+                <w:rFonts w:ascii="맑은 고딕" w:cs="맑은 고딕" w:eastAsia="맑은 고딕" w:hAnsi="맑은 고딕"/>
+                <w:b w:val="false"/>
+                <w:bCs w:val="false"/>
+                <w:sz w:val="19"/>
+                <w:szCs w:val="19"/>
+              </w:rPr>
+              <w:t xml:space="preserve">IMPACT-02, 03, 04의 수용 불가 임계값</w:t>
+            </w:r>
+          </w:p>
+        </w:tc>
+      </w:tr>
+      <w:tr>
+        <w:trPr>
+          <w:cantSplit/>
+        </w:trPr>
+        <w:tc>
+          <w:tcPr>
+            <w:tcW w:type="dxa" w:w="1700"/>
+            <w:tcMar>
+              <w:top w:type="dxa" w:w="60"/>
+              <w:left w:type="dxa" w:w="100"/>
+              <w:bottom w:type="dxa" w:w="60"/>
+              <w:right w:type="dxa" w:w="100"/>
+            </w:tcMar>
+          </w:tcPr>
+          <w:p>
+            <w:r>
+              <w:rPr>
+                <w:rFonts w:ascii="맑은 고딕" w:cs="맑은 고딕" w:eastAsia="맑은 고딕" w:hAnsi="맑은 고딕"/>
+                <w:b w:val="false"/>
+                <w:bCs w:val="false"/>
+                <w:sz w:val="19"/>
+                <w:szCs w:val="19"/>
+              </w:rPr>
+              <w:t xml:space="preserve">즉시 중단 (검토를 기다리지 않음)</w:t>
+            </w:r>
+          </w:p>
+        </w:tc>
+        <w:tc>
+          <w:tcPr>
+            <w:tcW w:type="dxa" w:w="4600"/>
+            <w:tcMar>
+              <w:top w:type="dxa" w:w="60"/>
+              <w:left w:type="dxa" w:w="100"/>
+              <w:bottom w:type="dxa" w:w="60"/>
+              <w:right w:type="dxa" w:w="100"/>
+            </w:tcMar>
+          </w:tcPr>
+          <w:p>
+            <w:r>
+              <w:rPr>
+                <w:rFonts w:ascii="맑은 고딕" w:cs="맑은 고딕" w:eastAsia="맑은 고딕" w:hAnsi="맑은 고딕"/>
+                <w:b w:val="false"/>
+                <w:bCs w:val="false"/>
+                <w:sz w:val="19"/>
+                <w:szCs w:val="19"/>
+              </w:rPr>
+              <w:t xml:space="preserve">(1) 정치·경제 기사가 사람 검토 없이 처리된 사례 1건, (2) 인젝션 성공(판정 조작)이 확인된 사례 1건, (3) 자동 승인 로직이 작동해 검토되지 않은 기사가 게시된 사례 1건</w:t>
+            </w:r>
+          </w:p>
+        </w:tc>
+        <w:tc>
+          <w:tcPr>
+            <w:tcW w:type="dxa" w:w="3300"/>
+            <w:tcMar>
+              <w:top w:type="dxa" w:w="60"/>
+              <w:left w:type="dxa" w:w="100"/>
+              <w:bottom w:type="dxa" w:w="60"/>
+              <w:right w:type="dxa" w:w="100"/>
+            </w:tcMar>
+          </w:tcPr>
+          <w:p>
+            <w:r>
+              <w:rPr>
+                <w:rFonts w:ascii="맑은 고딕" w:cs="맑은 고딕" w:eastAsia="맑은 고딕" w:hAnsi="맑은 고딕"/>
+                <w:b w:val="false"/>
+                <w:bCs w:val="false"/>
+                <w:sz w:val="19"/>
+                <w:szCs w:val="19"/>
+              </w:rPr>
+              <w:t xml:space="preserve">IMPACT-05의 수용 불가 임계값, RISK-08. 기술적 이상(대량 형식 위반)은 BaseKit 7 OPS-03</w:t>
+            </w:r>
+          </w:p>
+        </w:tc>
+      </w:tr>
+    </w:tbl>
+    <w:p>
+      <w:pPr>
+        <w:keepNext w:val="false"/>
+        <w:spacing w:after="120"/>
+      </w:pPr>
+      <w:r>
+        <w:rPr>
+          <w:rFonts w:ascii="맑은 고딕" w:cs="맑은 고딕" w:eastAsia="맑은 고딕" w:hAnsi="맑은 고딕"/>
+        </w:rPr>
+        <w:t xml:space="preserve"/>
+      </w:r>
+    </w:p>
+    <w:tbl>
+      <w:tblPr>
+        <w:tblW w:type="dxa" w:w="9600"/>
+        <w:tblBorders>
+          <w:top w:val="single" w:color="auto" w:sz="4"/>
+          <w:left w:val="single" w:color="auto" w:sz="4"/>
+          <w:bottom w:val="single" w:color="auto" w:sz="4"/>
+          <w:right w:val="single" w:color="auto" w:sz="4"/>
+          <w:insideH w:val="single" w:color="auto" w:sz="4"/>
+          <w:insideV w:val="single" w:color="auto" w:sz="4"/>
+        </w:tblBorders>
+      </w:tblPr>
+      <w:tblGrid>
+        <w:gridCol w:w="2400"/>
+        <w:gridCol w:w="7200"/>
+      </w:tblGrid>
+      <w:tr>
+        <w:trPr>
+          <w:tblHeader/>
+        </w:trPr>
+        <w:tc>
+          <w:tcPr>
+            <w:tcW w:type="dxa" w:w="2400"/>
+            <w:shd w:fill="D9D9F3" w:val="clear"/>
+            <w:tcMar>
+              <w:top w:type="dxa" w:w="60"/>
+              <w:left w:type="dxa" w:w="100"/>
+              <w:bottom w:type="dxa" w:w="60"/>
+              <w:right w:type="dxa" w:w="100"/>
+            </w:tcMar>
+          </w:tcPr>
+          <w:p>
+            <w:r>
+              <w:rPr>
+                <w:rFonts w:ascii="맑은 고딕" w:cs="맑은 고딕" w:eastAsia="맑은 고딕" w:hAnsi="맑은 고딕"/>
+                <w:b/>
+                <w:bCs/>
+                <w:sz w:val="20"/>
+                <w:szCs w:val="20"/>
+              </w:rPr>
+              <w:t xml:space="preserve">항목</w:t>
+            </w:r>
+          </w:p>
+        </w:tc>
+        <w:tc>
+          <w:tcPr>
+            <w:tcW w:type="dxa" w:w="7200"/>
+            <w:shd w:fill="D9D9F3" w:val="clear"/>
+            <w:tcMar>
+              <w:top w:type="dxa" w:w="60"/>
+              <w:left w:type="dxa" w:w="100"/>
+              <w:bottom w:type="dxa" w:w="60"/>
+              <w:right w:type="dxa" w:w="100"/>
+            </w:tcMar>
+          </w:tcPr>
+          <w:p>
+            <w:r>
+              <w:rPr>
+                <w:rFonts w:ascii="맑은 고딕" w:cs="맑은 고딕" w:eastAsia="맑은 고딕" w:hAnsi="맑은 고딕"/>
+                <w:b/>
+                <w:bCs/>
+                <w:sz w:val="20"/>
+                <w:szCs w:val="20"/>
+              </w:rPr>
+              <w:t xml:space="preserve">내용</w:t>
+            </w:r>
+          </w:p>
+        </w:tc>
+      </w:tr>
+      <w:tr>
+        <w:trPr>
+          <w:cantSplit/>
+        </w:trPr>
+        <w:tc>
+          <w:tcPr>
+            <w:tcW w:type="dxa" w:w="2400"/>
+            <w:tcMar>
+              <w:top w:type="dxa" w:w="60"/>
+              <w:left w:type="dxa" w:w="100"/>
+              <w:bottom w:type="dxa" w:w="60"/>
+              <w:right w:type="dxa" w:w="100"/>
+            </w:tcMar>
+          </w:tcPr>
+          <w:p>
+            <w:r>
+              <w:rPr>
+                <w:rFonts w:ascii="맑은 고딕" w:cs="맑은 고딕" w:eastAsia="맑은 고딕" w:hAnsi="맑은 고딕"/>
+                <w:b w:val="false"/>
+                <w:bCs w:val="false"/>
+                <w:sz w:val="19"/>
+                <w:szCs w:val="19"/>
+              </w:rPr>
+              <w:t xml:space="preserve">중단 후</w:t>
+            </w:r>
+          </w:p>
+        </w:tc>
+        <w:tc>
+          <w:tcPr>
+            <w:tcW w:type="dxa" w:w="7200"/>
+            <w:tcMar>
+              <w:top w:type="dxa" w:w="60"/>
+              <w:left w:type="dxa" w:w="100"/>
+              <w:bottom w:type="dxa" w:w="60"/>
+              <w:right w:type="dxa" w:w="100"/>
+            </w:tcMar>
+          </w:tcPr>
+          <w:p>
+            <w:r>
+              <w:rPr>
+                <w:rFonts w:ascii="맑은 고딕" w:cs="맑은 고딕" w:eastAsia="맑은 고딕" w:hAnsi="맑은 고딕"/>
+                <w:b w:val="false"/>
+                <w:bCs w:val="false"/>
+                <w:sz w:val="19"/>
+                <w:szCs w:val="19"/>
+              </w:rPr>
+              <w:t xml:space="preserve">안전 상태: 자동 통과를 멈추고 전 건 인간 검토로 전환. 재개 조건과 승인 역할은 아래 §6-1(AI기획자 승인 기록 필수)</w:t>
+            </w:r>
+          </w:p>
+        </w:tc>
+      </w:tr>
+      <w:tr>
+        <w:trPr>
+          <w:cantSplit/>
+        </w:trPr>
+        <w:tc>
+          <w:tcPr>
+            <w:tcW w:type="dxa" w:w="2400"/>
+            <w:tcMar>
+              <w:top w:type="dxa" w:w="60"/>
+              <w:left w:type="dxa" w:w="100"/>
+              <w:bottom w:type="dxa" w:w="60"/>
+              <w:right w:type="dxa" w:w="100"/>
+            </w:tcMar>
+          </w:tcPr>
+          <w:p>
+            <w:r>
+              <w:rPr>
+                <w:rFonts w:ascii="맑은 고딕" w:cs="맑은 고딕" w:eastAsia="맑은 고딕" w:hAnsi="맑은 고딕"/>
+                <w:b w:val="false"/>
+                <w:bCs w:val="false"/>
+                <w:sz w:val="19"/>
+                <w:szCs w:val="19"/>
+              </w:rPr>
+              <w:t xml:space="preserve">형식적 승인 방지</w:t>
+            </w:r>
+          </w:p>
+        </w:tc>
+        <w:tc>
+          <w:tcPr>
+            <w:tcW w:type="dxa" w:w="7200"/>
+            <w:tcMar>
+              <w:top w:type="dxa" w:w="60"/>
+              <w:left w:type="dxa" w:w="100"/>
+              <w:bottom w:type="dxa" w:w="60"/>
+              <w:right w:type="dxa" w:w="100"/>
+            </w:tcMar>
+          </w:tcPr>
+          <w:p>
+            <w:r>
+              <w:rPr>
+                <w:rFonts w:ascii="맑은 고딕" w:cs="맑은 고딕" w:eastAsia="맑은 고딕" w:hAnsi="맑은 고딕"/>
+                <w:b w:val="false"/>
+                <w:bCs w:val="false"/>
+                <w:sz w:val="19"/>
+                <w:szCs w:val="19"/>
+              </w:rPr>
+              <w:t xml:space="preserve">승인 화면에 판단 근거와 인용 문장을 항상 표시, 검토자의 판단 번복을 기록, 건당 승인 시간이 비정상적으로 짧은 검토자(중앙값 5초 미만이 3일 지속, 가정)를 점검 대상으로 표시, 월 1회 승인·번복 비율 정기 점검</w:t>
+            </w:r>
+          </w:p>
+        </w:tc>
+      </w:tr>
+      <w:tr>
+        <w:trPr>
+          <w:cantSplit/>
+        </w:trPr>
+        <w:tc>
+          <w:tcPr>
+            <w:tcW w:type="dxa" w:w="2400"/>
+            <w:tcMar>
+              <w:top w:type="dxa" w:w="60"/>
+              <w:left w:type="dxa" w:w="100"/>
+              <w:bottom w:type="dxa" w:w="60"/>
+              <w:right w:type="dxa" w:w="100"/>
+            </w:tcMar>
+          </w:tcPr>
+          <w:p>
+            <w:r>
+              <w:rPr>
+                <w:rFonts w:ascii="맑은 고딕" w:cs="맑은 고딕" w:eastAsia="맑은 고딕" w:hAnsi="맑은 고딕"/>
+                <w:b w:val="false"/>
+                <w:bCs w:val="false"/>
+                <w:sz w:val="19"/>
+                <w:szCs w:val="19"/>
+              </w:rPr>
+              <w:t xml:space="preserve">검토자 부재·지연 시</w:t>
+            </w:r>
+          </w:p>
+        </w:tc>
+        <w:tc>
+          <w:tcPr>
+            <w:tcW w:type="dxa" w:w="7200"/>
+            <w:tcMar>
+              <w:top w:type="dxa" w:w="60"/>
+              <w:left w:type="dxa" w:w="100"/>
+              <w:bottom w:type="dxa" w:w="60"/>
+              <w:right w:type="dxa" w:w="100"/>
+            </w:tcMar>
+          </w:tcPr>
+          <w:p>
+            <w:r>
+              <w:rPr>
+                <w:rFonts w:ascii="맑은 고딕" w:cs="맑은 고딕" w:eastAsia="맑은 고딕" w:hAnsi="맑은 고딕"/>
+                <w:b w:val="false"/>
+                <w:bCs w:val="false"/>
+                <w:sz w:val="19"/>
+                <w:szCs w:val="19"/>
+              </w:rPr>
+              <w:t xml:space="preserve">큐에 쌓아두고 최우선 건부터 처리, 대체 검토자를 사전 지정, 24시간 초과 시 HO-04 기능 제한. 자동 승인은 하지 않음</w:t>
+            </w:r>
+          </w:p>
+        </w:tc>
+      </w:tr>
+      <w:tr>
+        <w:trPr>
+          <w:cantSplit/>
+        </w:trPr>
+        <w:tc>
+          <w:tcPr>
+            <w:tcW w:type="dxa" w:w="2400"/>
+            <w:tcMar>
+              <w:top w:type="dxa" w:w="60"/>
+              <w:left w:type="dxa" w:w="100"/>
+              <w:bottom w:type="dxa" w:w="60"/>
+              <w:right w:type="dxa" w:w="100"/>
+            </w:tcMar>
+          </w:tcPr>
+          <w:p>
+            <w:r>
+              <w:rPr>
+                <w:rFonts w:ascii="맑은 고딕" w:cs="맑은 고딕" w:eastAsia="맑은 고딕" w:hAnsi="맑은 고딕"/>
+                <w:b w:val="false"/>
+                <w:bCs w:val="false"/>
+                <w:sz w:val="19"/>
+                <w:szCs w:val="19"/>
+              </w:rPr>
+              <w:t xml:space="preserve">아직 모르는 것</w:t>
+            </w:r>
+          </w:p>
+        </w:tc>
+        <w:tc>
+          <w:tcPr>
+            <w:tcW w:type="dxa" w:w="7200"/>
+            <w:tcMar>
+              <w:top w:type="dxa" w:w="60"/>
+              <w:left w:type="dxa" w:w="100"/>
+              <w:bottom w:type="dxa" w:w="60"/>
+              <w:right w:type="dxa" w:w="100"/>
+            </w:tcMar>
+          </w:tcPr>
+          <w:p>
+            <w:r>
+              <w:rPr>
+                <w:rFonts w:ascii="맑은 고딕" w:cs="맑은 고딕" w:eastAsia="맑은 고딕" w:hAnsi="맑은 고딕"/>
+                <w:b w:val="false"/>
+                <w:bCs w:val="false"/>
+                <w:sz w:val="19"/>
+                <w:szCs w:val="19"/>
+              </w:rPr>
+              <w:t xml:space="preserve">검토자 1인 처리 속도와 판단 번복 비율은 파일럿 측정 전 가정(A4)이다. 본선 핵심 질문: 4시간 안 검토가 실제 용량으로 가능한가</w:t>
+            </w:r>
+          </w:p>
+        </w:tc>
+      </w:tr>
+    </w:tbl>
+    <w:p>
+      <w:pPr>
+        <w:keepNext w:val="false"/>
+        <w:spacing w:after="120"/>
+      </w:pPr>
+      <w:r>
+        <w:rPr>
+          <w:rFonts w:ascii="맑은 고딕" w:cs="맑은 고딕" w:eastAsia="맑은 고딕" w:hAnsi="맑은 고딕"/>
+        </w:rPr>
+        <w:t xml:space="preserve"/>
       </w:r>
     </w:p>
     <w:p>
@@ -18142,6 +23853,1261 @@
         <w:spacing w:after="120" w:before="240"/>
       </w:pPr>
       <w:r>
+        <w:t xml:space="preserve">7-0. 모니터링 지표와 운영 통제 (OPS)</w:t>
+      </w:r>
+    </w:p>
+    <w:p>
+      <w:pPr>
+        <w:keepNext w:val="false"/>
+        <w:spacing w:after="120"/>
+      </w:pPr>
+      <w:r>
+        <w:rPr>
+          <w:rFonts w:ascii="맑은 고딕" w:cs="맑은 고딕" w:eastAsia="맑은 고딕" w:hAnsi="맑은 고딕"/>
+        </w:rPr>
+        <w:t xml:space="preserve">운영 통제 4건과 이용자 보호 1건이다. 임계값은 BaseKit 4·5·6에서 정한 기준을 다시 사용한 것이며, 근거가 적힌 것 외에는 가정이다.</w:t>
+      </w:r>
+    </w:p>
+    <w:tbl>
+      <w:tblPr>
+        <w:tblW w:type="dxa" w:w="9600"/>
+        <w:tblBorders>
+          <w:top w:val="single" w:color="auto" w:sz="4"/>
+          <w:left w:val="single" w:color="auto" w:sz="4"/>
+          <w:bottom w:val="single" w:color="auto" w:sz="4"/>
+          <w:right w:val="single" w:color="auto" w:sz="4"/>
+          <w:insideH w:val="single" w:color="auto" w:sz="4"/>
+          <w:insideV w:val="single" w:color="auto" w:sz="4"/>
+        </w:tblBorders>
+      </w:tblPr>
+      <w:tblGrid>
+        <w:gridCol w:w="1100"/>
+        <w:gridCol w:w="1600"/>
+        <w:gridCol w:w="1950"/>
+        <w:gridCol w:w="2200"/>
+        <w:gridCol w:w="1900"/>
+        <w:gridCol w:w="850"/>
+      </w:tblGrid>
+      <w:tr>
+        <w:trPr>
+          <w:tblHeader/>
+        </w:trPr>
+        <w:tc>
+          <w:tcPr>
+            <w:tcW w:type="dxa" w:w="1100"/>
+            <w:shd w:fill="D9D9F3" w:val="clear"/>
+            <w:tcMar>
+              <w:top w:type="dxa" w:w="60"/>
+              <w:left w:type="dxa" w:w="100"/>
+              <w:bottom w:type="dxa" w:w="60"/>
+              <w:right w:type="dxa" w:w="100"/>
+            </w:tcMar>
+          </w:tcPr>
+          <w:p>
+            <w:r>
+              <w:rPr>
+                <w:rFonts w:ascii="맑은 고딕" w:cs="맑은 고딕" w:eastAsia="맑은 고딕" w:hAnsi="맑은 고딕"/>
+                <w:b/>
+                <w:bCs/>
+                <w:sz w:val="20"/>
+                <w:szCs w:val="20"/>
+              </w:rPr>
+              <w:t xml:space="preserve">ID</w:t>
+            </w:r>
+          </w:p>
+        </w:tc>
+        <w:tc>
+          <w:tcPr>
+            <w:tcW w:type="dxa" w:w="1600"/>
+            <w:shd w:fill="D9D9F3" w:val="clear"/>
+            <w:tcMar>
+              <w:top w:type="dxa" w:w="60"/>
+              <w:left w:type="dxa" w:w="100"/>
+              <w:bottom w:type="dxa" w:w="60"/>
+              <w:right w:type="dxa" w:w="100"/>
+            </w:tcMar>
+          </w:tcPr>
+          <w:p>
+            <w:r>
+              <w:rPr>
+                <w:rFonts w:ascii="맑은 고딕" w:cs="맑은 고딕" w:eastAsia="맑은 고딕" w:hAnsi="맑은 고딕"/>
+                <w:b/>
+                <w:bCs/>
+                <w:sz w:val="20"/>
+                <w:szCs w:val="20"/>
+              </w:rPr>
+              <w:t xml:space="preserve">지표</w:t>
+            </w:r>
+          </w:p>
+        </w:tc>
+        <w:tc>
+          <w:tcPr>
+            <w:tcW w:type="dxa" w:w="1950"/>
+            <w:shd w:fill="D9D9F3" w:val="clear"/>
+            <w:tcMar>
+              <w:top w:type="dxa" w:w="60"/>
+              <w:left w:type="dxa" w:w="100"/>
+              <w:bottom w:type="dxa" w:w="60"/>
+              <w:right w:type="dxa" w:w="100"/>
+            </w:tcMar>
+          </w:tcPr>
+          <w:p>
+            <w:r>
+              <w:rPr>
+                <w:rFonts w:ascii="맑은 고딕" w:cs="맑은 고딕" w:eastAsia="맑은 고딕" w:hAnsi="맑은 고딕"/>
+                <w:b/>
+                <w:bCs/>
+                <w:sz w:val="20"/>
+                <w:szCs w:val="20"/>
+              </w:rPr>
+              <w:t xml:space="preserve">측정 방법 · 주기</w:t>
+            </w:r>
+          </w:p>
+        </w:tc>
+        <w:tc>
+          <w:tcPr>
+            <w:tcW w:type="dxa" w:w="2200"/>
+            <w:shd w:fill="D9D9F3" w:val="clear"/>
+            <w:tcMar>
+              <w:top w:type="dxa" w:w="60"/>
+              <w:left w:type="dxa" w:w="100"/>
+              <w:bottom w:type="dxa" w:w="60"/>
+              <w:right w:type="dxa" w:w="100"/>
+            </w:tcMar>
+          </w:tcPr>
+          <w:p>
+            <w:r>
+              <w:rPr>
+                <w:rFonts w:ascii="맑은 고딕" w:cs="맑은 고딕" w:eastAsia="맑은 고딕" w:hAnsi="맑은 고딕"/>
+                <w:b/>
+                <w:bCs/>
+                <w:sz w:val="20"/>
+                <w:szCs w:val="20"/>
+              </w:rPr>
+              <w:t xml:space="preserve">기준선과 임계값</w:t>
+            </w:r>
+          </w:p>
+        </w:tc>
+        <w:tc>
+          <w:tcPr>
+            <w:tcW w:type="dxa" w:w="1900"/>
+            <w:shd w:fill="D9D9F3" w:val="clear"/>
+            <w:tcMar>
+              <w:top w:type="dxa" w:w="60"/>
+              <w:left w:type="dxa" w:w="100"/>
+              <w:bottom w:type="dxa" w:w="60"/>
+              <w:right w:type="dxa" w:w="100"/>
+            </w:tcMar>
+          </w:tcPr>
+          <w:p>
+            <w:r>
+              <w:rPr>
+                <w:rFonts w:ascii="맑은 고딕" w:cs="맑은 고딕" w:eastAsia="맑은 고딕" w:hAnsi="맑은 고딕"/>
+                <w:b/>
+                <w:bCs/>
+                <w:sz w:val="20"/>
+                <w:szCs w:val="20"/>
+              </w:rPr>
+              <w:t xml:space="preserve">대응과 보고</w:t>
+            </w:r>
+          </w:p>
+        </w:tc>
+        <w:tc>
+          <w:tcPr>
+            <w:tcW w:type="dxa" w:w="850"/>
+            <w:shd w:fill="D9D9F3" w:val="clear"/>
+            <w:tcMar>
+              <w:top w:type="dxa" w:w="60"/>
+              <w:left w:type="dxa" w:w="100"/>
+              <w:bottom w:type="dxa" w:w="60"/>
+              <w:right w:type="dxa" w:w="100"/>
+            </w:tcMar>
+          </w:tcPr>
+          <w:p>
+            <w:r>
+              <w:rPr>
+                <w:rFonts w:ascii="맑은 고딕" w:cs="맑은 고딕" w:eastAsia="맑은 고딕" w:hAnsi="맑은 고딕"/>
+                <w:b/>
+                <w:bCs/>
+                <w:sz w:val="20"/>
+                <w:szCs w:val="20"/>
+              </w:rPr>
+              <w:t xml:space="preserve">대응 위험</w:t>
+            </w:r>
+          </w:p>
+        </w:tc>
+      </w:tr>
+      <w:tr>
+        <w:trPr>
+          <w:cantSplit/>
+        </w:trPr>
+        <w:tc>
+          <w:tcPr>
+            <w:tcW w:type="dxa" w:w="1100"/>
+            <w:tcMar>
+              <w:top w:type="dxa" w:w="60"/>
+              <w:left w:type="dxa" w:w="100"/>
+              <w:bottom w:type="dxa" w:w="60"/>
+              <w:right w:type="dxa" w:w="100"/>
+            </w:tcMar>
+          </w:tcPr>
+          <w:p>
+            <w:r>
+              <w:rPr>
+                <w:rFonts w:ascii="맑은 고딕" w:cs="맑은 고딕" w:eastAsia="맑은 고딕" w:hAnsi="맑은 고딕"/>
+                <w:b w:val="false"/>
+                <w:bCs w:val="false"/>
+                <w:sz w:val="19"/>
+                <w:szCs w:val="19"/>
+              </w:rPr>
+              <w:t xml:space="preserve">OPS-01 성능·분포 변화</w:t>
+            </w:r>
+          </w:p>
+        </w:tc>
+        <w:tc>
+          <w:tcPr>
+            <w:tcW w:type="dxa" w:w="1600"/>
+            <w:tcMar>
+              <w:top w:type="dxa" w:w="60"/>
+              <w:left w:type="dxa" w:w="100"/>
+              <w:bottom w:type="dxa" w:w="60"/>
+              <w:right w:type="dxa" w:w="100"/>
+            </w:tcMar>
+          </w:tcPr>
+          <w:p>
+            <w:r>
+              <w:rPr>
+                <w:rFonts w:ascii="맑은 고딕" w:cs="맑은 고딕" w:eastAsia="맑은 고딕" w:hAnsi="맑은 고딕"/>
+                <w:b w:val="false"/>
+                <w:bCs w:val="false"/>
+                <w:sz w:val="19"/>
+                <w:szCs w:val="19"/>
+              </w:rPr>
+              <w:t xml:space="preserve">자동 통과 구간의 미커버율, 라벨 확률 분포 변화(PSI)</w:t>
+            </w:r>
+          </w:p>
+        </w:tc>
+        <w:tc>
+          <w:tcPr>
+            <w:tcW w:type="dxa" w:w="1950"/>
+            <w:tcMar>
+              <w:top w:type="dxa" w:w="60"/>
+              <w:left w:type="dxa" w:w="100"/>
+              <w:bottom w:type="dxa" w:w="60"/>
+              <w:right w:type="dxa" w:w="100"/>
+            </w:tcMar>
+          </w:tcPr>
+          <w:p>
+            <w:r>
+              <w:rPr>
+                <w:rFonts w:ascii="맑은 고딕" w:cs="맑은 고딕" w:eastAsia="맑은 고딕" w:hAnsi="맑은 고딕"/>
+                <w:b w:val="false"/>
+                <w:bCs w:val="false"/>
+                <w:sz w:val="19"/>
+                <w:szCs w:val="19"/>
+              </w:rPr>
+              <w:t xml:space="preserve">자동 통과 기사 중 무작위 203건(허용 반폭 0.03, α=0.05, 통계 공식)을 주 1회 재판정. 점수 분포는 주 1회 비교</w:t>
+            </w:r>
+          </w:p>
+        </w:tc>
+        <w:tc>
+          <w:tcPr>
+            <w:tcW w:type="dxa" w:w="2200"/>
+            <w:tcMar>
+              <w:top w:type="dxa" w:w="60"/>
+              <w:left w:type="dxa" w:w="100"/>
+              <w:bottom w:type="dxa" w:w="60"/>
+              <w:right w:type="dxa" w:w="100"/>
+            </w:tcMar>
+          </w:tcPr>
+          <w:p>
+            <w:r>
+              <w:rPr>
+                <w:rFonts w:ascii="맑은 고딕" w:cs="맑은 고딕" w:eastAsia="맑은 고딕" w:hAnsi="맑은 고딕"/>
+                <w:b w:val="false"/>
+                <w:bCs w:val="false"/>
+                <w:sz w:val="19"/>
+                <w:szCs w:val="19"/>
+              </w:rPr>
+              <w:t xml:space="preserve">기준선: 보정 시점 분포와 α. 임계값: P(미커버율 &gt; α | 감사) &gt; δ=0.10(가정), 또는 PSI ≥ 0.25(통상 경험 규칙, 가정)</w:t>
+            </w:r>
+          </w:p>
+        </w:tc>
+        <w:tc>
+          <w:tcPr>
+            <w:tcW w:type="dxa" w:w="1900"/>
+            <w:tcMar>
+              <w:top w:type="dxa" w:w="60"/>
+              <w:left w:type="dxa" w:w="100"/>
+              <w:bottom w:type="dxa" w:w="60"/>
+              <w:right w:type="dxa" w:w="100"/>
+            </w:tcMar>
+          </w:tcPr>
+          <w:p>
+            <w:r>
+              <w:rPr>
+                <w:rFonts w:ascii="맑은 고딕" w:cs="맑은 고딕" w:eastAsia="맑은 고딕" w:hAnsi="맑은 고딕"/>
+                <w:b w:val="false"/>
+                <w:bCs w:val="false"/>
+                <w:sz w:val="19"/>
+                <w:szCs w:val="19"/>
+              </w:rPr>
+              <w:t xml:space="preserve">검토 → 재보정 → 해소되지 않으면 자동 통과 중지(HO-03, HO-04). 데이터과학자가 24시간 내 AI기획자에게 보고</w:t>
+            </w:r>
+          </w:p>
+        </w:tc>
+        <w:tc>
+          <w:tcPr>
+            <w:tcW w:type="dxa" w:w="850"/>
+            <w:tcMar>
+              <w:top w:type="dxa" w:w="60"/>
+              <w:left w:type="dxa" w:w="100"/>
+              <w:bottom w:type="dxa" w:w="60"/>
+              <w:right w:type="dxa" w:w="100"/>
+            </w:tcMar>
+          </w:tcPr>
+          <w:p>
+            <w:r>
+              <w:rPr>
+                <w:rFonts w:ascii="맑은 고딕" w:cs="맑은 고딕" w:eastAsia="맑은 고딕" w:hAnsi="맑은 고딕"/>
+                <w:b w:val="false"/>
+                <w:bCs w:val="false"/>
+                <w:sz w:val="19"/>
+                <w:szCs w:val="19"/>
+              </w:rPr>
+              <w:t xml:space="preserve">RISK-01, 09, 11, 13</w:t>
+            </w:r>
+          </w:p>
+        </w:tc>
+      </w:tr>
+      <w:tr>
+        <w:trPr>
+          <w:cantSplit/>
+        </w:trPr>
+        <w:tc>
+          <w:tcPr>
+            <w:tcW w:type="dxa" w:w="1100"/>
+            <w:tcMar>
+              <w:top w:type="dxa" w:w="60"/>
+              <w:left w:type="dxa" w:w="100"/>
+              <w:bottom w:type="dxa" w:w="60"/>
+              <w:right w:type="dxa" w:w="100"/>
+            </w:tcMar>
+          </w:tcPr>
+          <w:p>
+            <w:r>
+              <w:rPr>
+                <w:rFonts w:ascii="맑은 고딕" w:cs="맑은 고딕" w:eastAsia="맑은 고딕" w:hAnsi="맑은 고딕"/>
+                <w:b w:val="false"/>
+                <w:bCs w:val="false"/>
+                <w:sz w:val="19"/>
+                <w:szCs w:val="19"/>
+              </w:rPr>
+              <w:t xml:space="preserve">OPS-02 검토 부하·오류</w:t>
+            </w:r>
+          </w:p>
+        </w:tc>
+        <w:tc>
+          <w:tcPr>
+            <w:tcW w:type="dxa" w:w="1600"/>
+            <w:tcMar>
+              <w:top w:type="dxa" w:w="60"/>
+              <w:left w:type="dxa" w:w="100"/>
+              <w:bottom w:type="dxa" w:w="60"/>
+              <w:right w:type="dxa" w:w="100"/>
+            </w:tcMar>
+          </w:tcPr>
+          <w:p>
+            <w:r>
+              <w:rPr>
+                <w:rFonts w:ascii="맑은 고딕" w:cs="맑은 고딕" w:eastAsia="맑은 고딕" w:hAnsi="맑은 고딕"/>
+                <w:b w:val="false"/>
+                <w:bCs w:val="false"/>
+                <w:sz w:val="19"/>
+                <w:szCs w:val="19"/>
+              </w:rPr>
+              <w:t xml:space="preserve">일 이관 건수 ÷ 용량, 24시간 초과 대기 건수, 오경고율, 정상 기사 보류·반려율, 이의제기 건수·응답률</w:t>
+            </w:r>
+          </w:p>
+        </w:tc>
+        <w:tc>
+          <w:tcPr>
+            <w:tcW w:type="dxa" w:w="1950"/>
+            <w:tcMar>
+              <w:top w:type="dxa" w:w="60"/>
+              <w:left w:type="dxa" w:w="100"/>
+              <w:bottom w:type="dxa" w:w="60"/>
+              <w:right w:type="dxa" w:w="100"/>
+            </w:tcMar>
+          </w:tcPr>
+          <w:p>
+            <w:r>
+              <w:rPr>
+                <w:rFonts w:ascii="맑은 고딕" w:cs="맑은 고딕" w:eastAsia="맑은 고딕" w:hAnsi="맑은 고딕"/>
+                <w:b w:val="false"/>
+                <w:bCs w:val="false"/>
+                <w:sz w:val="19"/>
+                <w:szCs w:val="19"/>
+              </w:rPr>
+              <w:t xml:space="preserve">일 단위 집계, 월 1회 보고</w:t>
+            </w:r>
+          </w:p>
+        </w:tc>
+        <w:tc>
+          <w:tcPr>
+            <w:tcW w:type="dxa" w:w="2200"/>
+            <w:tcMar>
+              <w:top w:type="dxa" w:w="60"/>
+              <w:left w:type="dxa" w:w="100"/>
+              <w:bottom w:type="dxa" w:w="60"/>
+              <w:right w:type="dxa" w:w="100"/>
+            </w:tcMar>
+          </w:tcPr>
+          <w:p>
+            <w:r>
+              <w:rPr>
+                <w:rFonts w:ascii="맑은 고딕" w:cs="맑은 고딕" w:eastAsia="맑은 고딕" w:hAnsi="맑은 고딕"/>
+                <w:b w:val="false"/>
+                <w:bCs w:val="false"/>
+                <w:sz w:val="19"/>
+                <w:szCs w:val="19"/>
+              </w:rPr>
+              <w:t xml:space="preserve">이관/용량 100% 초과 3일 연속, 대기 24시간 초과 1건, 오경고율 3% 초과, 보류·반려율 월 3% 초과, 이의제기 5영업일 응답률 95% 미만</w:t>
+            </w:r>
+          </w:p>
+        </w:tc>
+        <w:tc>
+          <w:tcPr>
+            <w:tcW w:type="dxa" w:w="1900"/>
+            <w:tcMar>
+              <w:top w:type="dxa" w:w="60"/>
+              <w:left w:type="dxa" w:w="100"/>
+              <w:bottom w:type="dxa" w:w="60"/>
+              <w:right w:type="dxa" w:w="100"/>
+            </w:tcMar>
+          </w:tcPr>
+          <w:p>
+            <w:r>
+              <w:rPr>
+                <w:rFonts w:ascii="맑은 고딕" w:cs="맑은 고딕" w:eastAsia="맑은 고딕" w:hAnsi="맑은 고딕"/>
+                <w:b w:val="false"/>
+                <w:bCs w:val="false"/>
+                <w:sz w:val="19"/>
+                <w:szCs w:val="19"/>
+              </w:rPr>
+              <w:t xml:space="preserve">기능 제한 후 α·용량 재산정(AI기획자 결정). AI엔지니어가 AI기획자에게 당일 보고</w:t>
+            </w:r>
+          </w:p>
+        </w:tc>
+        <w:tc>
+          <w:tcPr>
+            <w:tcW w:type="dxa" w:w="850"/>
+            <w:tcMar>
+              <w:top w:type="dxa" w:w="60"/>
+              <w:left w:type="dxa" w:w="100"/>
+              <w:bottom w:type="dxa" w:w="60"/>
+              <w:right w:type="dxa" w:w="100"/>
+            </w:tcMar>
+          </w:tcPr>
+          <w:p>
+            <w:r>
+              <w:rPr>
+                <w:rFonts w:ascii="맑은 고딕" w:cs="맑은 고딕" w:eastAsia="맑은 고딕" w:hAnsi="맑은 고딕"/>
+                <w:b w:val="false"/>
+                <w:bCs w:val="false"/>
+                <w:sz w:val="19"/>
+                <w:szCs w:val="19"/>
+              </w:rPr>
+              <w:t xml:space="preserve">RISK-02, 03, 06</w:t>
+            </w:r>
+          </w:p>
+        </w:tc>
+      </w:tr>
+      <w:tr>
+        <w:trPr>
+          <w:cantSplit/>
+        </w:trPr>
+        <w:tc>
+          <w:tcPr>
+            <w:tcW w:type="dxa" w:w="1100"/>
+            <w:tcMar>
+              <w:top w:type="dxa" w:w="60"/>
+              <w:left w:type="dxa" w:w="100"/>
+              <w:bottom w:type="dxa" w:w="60"/>
+              <w:right w:type="dxa" w:w="100"/>
+            </w:tcMar>
+          </w:tcPr>
+          <w:p>
+            <w:r>
+              <w:rPr>
+                <w:rFonts w:ascii="맑은 고딕" w:cs="맑은 고딕" w:eastAsia="맑은 고딕" w:hAnsi="맑은 고딕"/>
+                <w:b w:val="false"/>
+                <w:bCs w:val="false"/>
+                <w:sz w:val="19"/>
+                <w:szCs w:val="19"/>
+              </w:rPr>
+              <w:t xml:space="preserve">OPS-03 입력·출력 이상</w:t>
+            </w:r>
+          </w:p>
+        </w:tc>
+        <w:tc>
+          <w:tcPr>
+            <w:tcW w:type="dxa" w:w="1600"/>
+            <w:tcMar>
+              <w:top w:type="dxa" w:w="60"/>
+              <w:left w:type="dxa" w:w="100"/>
+              <w:bottom w:type="dxa" w:w="60"/>
+              <w:right w:type="dxa" w:w="100"/>
+            </w:tcMar>
+          </w:tcPr>
+          <w:p>
+            <w:r>
+              <w:rPr>
+                <w:rFonts w:ascii="맑은 고딕" w:cs="맑은 고딕" w:eastAsia="맑은 고딕" w:hAnsi="맑은 고딕"/>
+                <w:b w:val="false"/>
+                <w:bCs w:val="false"/>
+                <w:sz w:val="19"/>
+                <w:szCs w:val="19"/>
+              </w:rPr>
+              <w:t xml:space="preserve">판단 보류율, 형식 위반 출력 비율, 인젝션 징후 건수</w:t>
+            </w:r>
+          </w:p>
+        </w:tc>
+        <w:tc>
+          <w:tcPr>
+            <w:tcW w:type="dxa" w:w="1950"/>
+            <w:tcMar>
+              <w:top w:type="dxa" w:w="60"/>
+              <w:left w:type="dxa" w:w="100"/>
+              <w:bottom w:type="dxa" w:w="60"/>
+              <w:right w:type="dxa" w:w="100"/>
+            </w:tcMar>
+          </w:tcPr>
+          <w:p>
+            <w:r>
+              <w:rPr>
+                <w:rFonts w:ascii="맑은 고딕" w:cs="맑은 고딕" w:eastAsia="맑은 고딕" w:hAnsi="맑은 고딕"/>
+                <w:b w:val="false"/>
+                <w:bCs w:val="false"/>
+                <w:sz w:val="19"/>
+                <w:szCs w:val="19"/>
+              </w:rPr>
+              <w:t xml:space="preserve">일 단위</w:t>
+            </w:r>
+          </w:p>
+        </w:tc>
+        <w:tc>
+          <w:tcPr>
+            <w:tcW w:type="dxa" w:w="2200"/>
+            <w:tcMar>
+              <w:top w:type="dxa" w:w="60"/>
+              <w:left w:type="dxa" w:w="100"/>
+              <w:bottom w:type="dxa" w:w="60"/>
+              <w:right w:type="dxa" w:w="100"/>
+            </w:tcMar>
+          </w:tcPr>
+          <w:p>
+            <w:r>
+              <w:rPr>
+                <w:rFonts w:ascii="맑은 고딕" w:cs="맑은 고딕" w:eastAsia="맑은 고딕" w:hAnsi="맑은 고딕"/>
+                <w:b w:val="false"/>
+                <w:bCs w:val="false"/>
+                <w:sz w:val="19"/>
+                <w:szCs w:val="19"/>
+              </w:rPr>
+              <w:t xml:space="preserve">기준선: 첫 4주 평균. 형식 위반 비율이 기준선보다 유의하게 상승(이항검정 p&lt;0.01), 인젝션 징후 1건은 검토, 성공 확인은 즉시 중단</w:t>
+            </w:r>
+          </w:p>
+        </w:tc>
+        <w:tc>
+          <w:tcPr>
+            <w:tcW w:type="dxa" w:w="1900"/>
+            <w:tcMar>
+              <w:top w:type="dxa" w:w="60"/>
+              <w:left w:type="dxa" w:w="100"/>
+              <w:bottom w:type="dxa" w:w="60"/>
+              <w:right w:type="dxa" w:w="100"/>
+            </w:tcMar>
+          </w:tcPr>
+          <w:p>
+            <w:r>
+              <w:rPr>
+                <w:rFonts w:ascii="맑은 고딕" w:cs="맑은 고딕" w:eastAsia="맑은 고딕" w:hAnsi="맑은 고딕"/>
+                <w:b w:val="false"/>
+                <w:bCs w:val="false"/>
+                <w:sz w:val="19"/>
+                <w:szCs w:val="19"/>
+              </w:rPr>
+              <w:t xml:space="preserve">검토 또는 즉시 중단(HO 즉시 중단 기준). 보고: AI엔지니어 → AI기획자 즉시</w:t>
+            </w:r>
+          </w:p>
+        </w:tc>
+        <w:tc>
+          <w:tcPr>
+            <w:tcW w:type="dxa" w:w="850"/>
+            <w:tcMar>
+              <w:top w:type="dxa" w:w="60"/>
+              <w:left w:type="dxa" w:w="100"/>
+              <w:bottom w:type="dxa" w:w="60"/>
+              <w:right w:type="dxa" w:w="100"/>
+            </w:tcMar>
+          </w:tcPr>
+          <w:p>
+            <w:r>
+              <w:rPr>
+                <w:rFonts w:ascii="맑은 고딕" w:cs="맑은 고딕" w:eastAsia="맑은 고딕" w:hAnsi="맑은 고딕"/>
+                <w:b w:val="false"/>
+                <w:bCs w:val="false"/>
+                <w:sz w:val="19"/>
+                <w:szCs w:val="19"/>
+              </w:rPr>
+              <w:t xml:space="preserve">RISK-05, 08</w:t>
+            </w:r>
+          </w:p>
+        </w:tc>
+      </w:tr>
+      <w:tr>
+        <w:trPr>
+          <w:cantSplit/>
+        </w:trPr>
+        <w:tc>
+          <w:tcPr>
+            <w:tcW w:type="dxa" w:w="1100"/>
+            <w:tcMar>
+              <w:top w:type="dxa" w:w="60"/>
+              <w:left w:type="dxa" w:w="100"/>
+              <w:bottom w:type="dxa" w:w="60"/>
+              <w:right w:type="dxa" w:w="100"/>
+            </w:tcMar>
+          </w:tcPr>
+          <w:p>
+            <w:r>
+              <w:rPr>
+                <w:rFonts w:ascii="맑은 고딕" w:cs="맑은 고딕" w:eastAsia="맑은 고딕" w:hAnsi="맑은 고딕"/>
+                <w:b w:val="false"/>
+                <w:bCs w:val="false"/>
+                <w:sz w:val="19"/>
+                <w:szCs w:val="19"/>
+              </w:rPr>
+              <w:t xml:space="preserve">OPS-04 가용성·롤백</w:t>
+            </w:r>
+          </w:p>
+        </w:tc>
+        <w:tc>
+          <w:tcPr>
+            <w:tcW w:type="dxa" w:w="1600"/>
+            <w:tcMar>
+              <w:top w:type="dxa" w:w="60"/>
+              <w:left w:type="dxa" w:w="100"/>
+              <w:bottom w:type="dxa" w:w="60"/>
+              <w:right w:type="dxa" w:w="100"/>
+            </w:tcMar>
+          </w:tcPr>
+          <w:p>
+            <w:r>
+              <w:rPr>
+                <w:rFonts w:ascii="맑은 고딕" w:cs="맑은 고딕" w:eastAsia="맑은 고딕" w:hAnsi="맑은 고딕"/>
+                <w:b w:val="false"/>
+                <w:bCs w:val="false"/>
+                <w:sz w:val="19"/>
+                <w:szCs w:val="19"/>
+              </w:rPr>
+              <w:t xml:space="preserve">모델 호출 실패율, p95 응답 지연</w:t>
+            </w:r>
+          </w:p>
+        </w:tc>
+        <w:tc>
+          <w:tcPr>
+            <w:tcW w:type="dxa" w:w="1950"/>
+            <w:tcMar>
+              <w:top w:type="dxa" w:w="60"/>
+              <w:left w:type="dxa" w:w="100"/>
+              <w:bottom w:type="dxa" w:w="60"/>
+              <w:right w:type="dxa" w:w="100"/>
+            </w:tcMar>
+          </w:tcPr>
+          <w:p>
+            <w:r>
+              <w:rPr>
+                <w:rFonts w:ascii="맑은 고딕" w:cs="맑은 고딕" w:eastAsia="맑은 고딕" w:hAnsi="맑은 고딕"/>
+                <w:b w:val="false"/>
+                <w:bCs w:val="false"/>
+                <w:sz w:val="19"/>
+                <w:szCs w:val="19"/>
+              </w:rPr>
+              <w:t xml:space="preserve">상시 측정, 분 단위</w:t>
+            </w:r>
+          </w:p>
+        </w:tc>
+        <w:tc>
+          <w:tcPr>
+            <w:tcW w:type="dxa" w:w="2200"/>
+            <w:tcMar>
+              <w:top w:type="dxa" w:w="60"/>
+              <w:left w:type="dxa" w:w="100"/>
+              <w:bottom w:type="dxa" w:w="60"/>
+              <w:right w:type="dxa" w:w="100"/>
+            </w:tcMar>
+          </w:tcPr>
+          <w:p>
+            <w:r>
+              <w:rPr>
+                <w:rFonts w:ascii="맑은 고딕" w:cs="맑은 고딕" w:eastAsia="맑은 고딕" w:hAnsi="맑은 고딕"/>
+                <w:b w:val="false"/>
+                <w:bCs w:val="false"/>
+                <w:sz w:val="19"/>
+                <w:szCs w:val="19"/>
+              </w:rPr>
+              <w:t xml:space="preserve">실패율 5% 초과가 10분 지속(가정)</w:t>
+            </w:r>
+          </w:p>
+        </w:tc>
+        <w:tc>
+          <w:tcPr>
+            <w:tcW w:type="dxa" w:w="1900"/>
+            <w:tcMar>
+              <w:top w:type="dxa" w:w="60"/>
+              <w:left w:type="dxa" w:w="100"/>
+              <w:bottom w:type="dxa" w:w="60"/>
+              <w:right w:type="dxa" w:w="100"/>
+            </w:tcMar>
+          </w:tcPr>
+          <w:p>
+            <w:r>
+              <w:rPr>
+                <w:rFonts w:ascii="맑은 고딕" w:cs="맑은 고딕" w:eastAsia="맑은 고딕" w:hAnsi="맑은 고딕"/>
+                <w:b w:val="false"/>
+                <w:bCs w:val="false"/>
+                <w:sz w:val="19"/>
+                <w:szCs w:val="19"/>
+              </w:rPr>
+              <w:t xml:space="preserve">안전 모드 전환. 원인 확인과 소규모 감사 표본 재검증 후 재개, 필요 시 CONF-v1로 롤백(승인: AI기획자)</w:t>
+            </w:r>
+          </w:p>
+        </w:tc>
+        <w:tc>
+          <w:tcPr>
+            <w:tcW w:type="dxa" w:w="850"/>
+            <w:tcMar>
+              <w:top w:type="dxa" w:w="60"/>
+              <w:left w:type="dxa" w:w="100"/>
+              <w:bottom w:type="dxa" w:w="60"/>
+              <w:right w:type="dxa" w:w="100"/>
+            </w:tcMar>
+          </w:tcPr>
+          <w:p>
+            <w:r>
+              <w:rPr>
+                <w:rFonts w:ascii="맑은 고딕" w:cs="맑은 고딕" w:eastAsia="맑은 고딕" w:hAnsi="맑은 고딕"/>
+                <w:b w:val="false"/>
+                <w:bCs w:val="false"/>
+                <w:sz w:val="19"/>
+                <w:szCs w:val="19"/>
+              </w:rPr>
+              <w:t xml:space="preserve">RISK-14</w:t>
+            </w:r>
+          </w:p>
+        </w:tc>
+      </w:tr>
+      <w:tr>
+        <w:trPr>
+          <w:cantSplit/>
+        </w:trPr>
+        <w:tc>
+          <w:tcPr>
+            <w:tcW w:type="dxa" w:w="1100"/>
+            <w:tcMar>
+              <w:top w:type="dxa" w:w="60"/>
+              <w:left w:type="dxa" w:w="100"/>
+              <w:bottom w:type="dxa" w:w="60"/>
+              <w:right w:type="dxa" w:w="100"/>
+            </w:tcMar>
+          </w:tcPr>
+          <w:p>
+            <w:r>
+              <w:rPr>
+                <w:rFonts w:ascii="맑은 고딕" w:cs="맑은 고딕" w:eastAsia="맑은 고딕" w:hAnsi="맑은 고딕"/>
+                <w:b w:val="false"/>
+                <w:bCs w:val="false"/>
+                <w:sz w:val="19"/>
+                <w:szCs w:val="19"/>
+              </w:rPr>
+              <w:t xml:space="preserve">OPS-05 이용자 보호</w:t>
+            </w:r>
+          </w:p>
+        </w:tc>
+        <w:tc>
+          <w:tcPr>
+            <w:tcW w:type="dxa" w:w="1600"/>
+            <w:tcMar>
+              <w:top w:type="dxa" w:w="60"/>
+              <w:left w:type="dxa" w:w="100"/>
+              <w:bottom w:type="dxa" w:w="60"/>
+              <w:right w:type="dxa" w:w="100"/>
+            </w:tcMar>
+          </w:tcPr>
+          <w:p>
+            <w:r>
+              <w:rPr>
+                <w:rFonts w:ascii="맑은 고딕" w:cs="맑은 고딕" w:eastAsia="맑은 고딕" w:hAnsi="맑은 고딕"/>
+                <w:b w:val="false"/>
+                <w:bCs w:val="false"/>
+                <w:sz w:val="19"/>
+                <w:szCs w:val="19"/>
+              </w:rPr>
+              <w:t xml:space="preserve">운영 문제로 영향받은 작성자·독자 수, 정정·철회 처리 시간</w:t>
+            </w:r>
+          </w:p>
+        </w:tc>
+        <w:tc>
+          <w:tcPr>
+            <w:tcW w:type="dxa" w:w="1950"/>
+            <w:tcMar>
+              <w:top w:type="dxa" w:w="60"/>
+              <w:left w:type="dxa" w:w="100"/>
+              <w:bottom w:type="dxa" w:w="60"/>
+              <w:right w:type="dxa" w:w="100"/>
+            </w:tcMar>
+          </w:tcPr>
+          <w:p>
+            <w:r>
+              <w:rPr>
+                <w:rFonts w:ascii="맑은 고딕" w:cs="맑은 고딕" w:eastAsia="맑은 고딕" w:hAnsi="맑은 고딕"/>
+                <w:b w:val="false"/>
+                <w:bCs w:val="false"/>
+                <w:sz w:val="19"/>
+                <w:szCs w:val="19"/>
+              </w:rPr>
+              <w:t xml:space="preserve">문제 발생 시 건별, 월 1회 요약</w:t>
+            </w:r>
+          </w:p>
+        </w:tc>
+        <w:tc>
+          <w:tcPr>
+            <w:tcW w:type="dxa" w:w="2200"/>
+            <w:tcMar>
+              <w:top w:type="dxa" w:w="60"/>
+              <w:left w:type="dxa" w:w="100"/>
+              <w:bottom w:type="dxa" w:w="60"/>
+              <w:right w:type="dxa" w:w="100"/>
+            </w:tcMar>
+          </w:tcPr>
+          <w:p>
+            <w:r>
+              <w:rPr>
+                <w:rFonts w:ascii="맑은 고딕" w:cs="맑은 고딕" w:eastAsia="맑은 고딕" w:hAnsi="맑은 고딕"/>
+                <w:b w:val="false"/>
+                <w:bCs w:val="false"/>
+                <w:sz w:val="19"/>
+                <w:szCs w:val="19"/>
+              </w:rPr>
+              <w:t xml:space="preserve">정정·경고 철회를 5영업일 안에 완료(가정)</w:t>
+            </w:r>
+          </w:p>
+        </w:tc>
+        <w:tc>
+          <w:tcPr>
+            <w:tcW w:type="dxa" w:w="1900"/>
+            <w:tcMar>
+              <w:top w:type="dxa" w:w="60"/>
+              <w:left w:type="dxa" w:w="100"/>
+              <w:bottom w:type="dxa" w:w="60"/>
+              <w:right w:type="dxa" w:w="100"/>
+            </w:tcMar>
+          </w:tcPr>
+          <w:p>
+            <w:r>
+              <w:rPr>
+                <w:rFonts w:ascii="맑은 고딕" w:cs="맑은 고딕" w:eastAsia="맑은 고딕" w:hAnsi="맑은 고딕"/>
+                <w:b w:val="false"/>
+                <w:bCs w:val="false"/>
+                <w:sz w:val="19"/>
+                <w:szCs w:val="19"/>
+              </w:rPr>
+              <w:t xml:space="preserve">영향받은 작성자에게 통보, 경고 철회, 구제 경로는 TLD-02</w:t>
+            </w:r>
+          </w:p>
+        </w:tc>
+        <w:tc>
+          <w:tcPr>
+            <w:tcW w:type="dxa" w:w="850"/>
+            <w:tcMar>
+              <w:top w:type="dxa" w:w="60"/>
+              <w:left w:type="dxa" w:w="100"/>
+              <w:bottom w:type="dxa" w:w="60"/>
+              <w:right w:type="dxa" w:w="100"/>
+            </w:tcMar>
+          </w:tcPr>
+          <w:p>
+            <w:r>
+              <w:rPr>
+                <w:rFonts w:ascii="맑은 고딕" w:cs="맑은 고딕" w:eastAsia="맑은 고딕" w:hAnsi="맑은 고딕"/>
+                <w:b w:val="false"/>
+                <w:bCs w:val="false"/>
+                <w:sz w:val="19"/>
+                <w:szCs w:val="19"/>
+              </w:rPr>
+              <w:t xml:space="preserve">IMPACT-02, 07</w:t>
+            </w:r>
+          </w:p>
+        </w:tc>
+      </w:tr>
+    </w:tbl>
+    <w:p>
+      <w:pPr>
+        <w:keepNext w:val="false"/>
+        <w:spacing w:after="120"/>
+      </w:pPr>
+      <w:r>
+        <w:rPr>
+          <w:rFonts w:ascii="맑은 고딕" w:cs="맑은 고딕" w:eastAsia="맑은 고딕" w:hAnsi="맑은 고딕"/>
+        </w:rPr>
+        <w:t xml:space="preserve"/>
+      </w:r>
+    </w:p>
+    <w:tbl>
+      <w:tblPr>
+        <w:tblW w:type="dxa" w:w="9600"/>
+        <w:tblBorders>
+          <w:top w:val="single" w:color="auto" w:sz="4"/>
+          <w:left w:val="single" w:color="auto" w:sz="4"/>
+          <w:bottom w:val="single" w:color="auto" w:sz="4"/>
+          <w:right w:val="single" w:color="auto" w:sz="4"/>
+          <w:insideH w:val="single" w:color="auto" w:sz="4"/>
+          <w:insideV w:val="single" w:color="auto" w:sz="4"/>
+        </w:tblBorders>
+      </w:tblPr>
+      <w:tblGrid>
+        <w:gridCol w:w="2400"/>
+        <w:gridCol w:w="7200"/>
+      </w:tblGrid>
+      <w:tr>
+        <w:trPr>
+          <w:tblHeader/>
+        </w:trPr>
+        <w:tc>
+          <w:tcPr>
+            <w:tcW w:type="dxa" w:w="2400"/>
+            <w:shd w:fill="D9D9F3" w:val="clear"/>
+            <w:tcMar>
+              <w:top w:type="dxa" w:w="60"/>
+              <w:left w:type="dxa" w:w="100"/>
+              <w:bottom w:type="dxa" w:w="60"/>
+              <w:right w:type="dxa" w:w="100"/>
+            </w:tcMar>
+          </w:tcPr>
+          <w:p>
+            <w:r>
+              <w:rPr>
+                <w:rFonts w:ascii="맑은 고딕" w:cs="맑은 고딕" w:eastAsia="맑은 고딕" w:hAnsi="맑은 고딕"/>
+                <w:b/>
+                <w:bCs/>
+                <w:sz w:val="20"/>
+                <w:szCs w:val="20"/>
+              </w:rPr>
+              <w:t xml:space="preserve">항목</w:t>
+            </w:r>
+          </w:p>
+        </w:tc>
+        <w:tc>
+          <w:tcPr>
+            <w:tcW w:type="dxa" w:w="7200"/>
+            <w:shd w:fill="D9D9F3" w:val="clear"/>
+            <w:tcMar>
+              <w:top w:type="dxa" w:w="60"/>
+              <w:left w:type="dxa" w:w="100"/>
+              <w:bottom w:type="dxa" w:w="60"/>
+              <w:right w:type="dxa" w:w="100"/>
+            </w:tcMar>
+          </w:tcPr>
+          <w:p>
+            <w:r>
+              <w:rPr>
+                <w:rFonts w:ascii="맑은 고딕" w:cs="맑은 고딕" w:eastAsia="맑은 고딕" w:hAnsi="맑은 고딕"/>
+                <w:b/>
+                <w:bCs/>
+                <w:sz w:val="20"/>
+                <w:szCs w:val="20"/>
+              </w:rPr>
+              <w:t xml:space="preserve">내용</w:t>
+            </w:r>
+          </w:p>
+        </w:tc>
+      </w:tr>
+      <w:tr>
+        <w:trPr>
+          <w:cantSplit/>
+        </w:trPr>
+        <w:tc>
+          <w:tcPr>
+            <w:tcW w:type="dxa" w:w="2400"/>
+            <w:tcMar>
+              <w:top w:type="dxa" w:w="60"/>
+              <w:left w:type="dxa" w:w="100"/>
+              <w:bottom w:type="dxa" w:w="60"/>
+              <w:right w:type="dxa" w:w="100"/>
+            </w:tcMar>
+          </w:tcPr>
+          <w:p>
+            <w:r>
+              <w:rPr>
+                <w:rFonts w:ascii="맑은 고딕" w:cs="맑은 고딕" w:eastAsia="맑은 고딕" w:hAnsi="맑은 고딕"/>
+                <w:b w:val="false"/>
+                <w:bCs w:val="false"/>
+                <w:sz w:val="19"/>
+                <w:szCs w:val="19"/>
+              </w:rPr>
+              <w:t xml:space="preserve">안전 모드</w:t>
+            </w:r>
+          </w:p>
+        </w:tc>
+        <w:tc>
+          <w:tcPr>
+            <w:tcW w:type="dxa" w:w="7200"/>
+            <w:tcMar>
+              <w:top w:type="dxa" w:w="60"/>
+              <w:left w:type="dxa" w:w="100"/>
+              <w:bottom w:type="dxa" w:w="60"/>
+              <w:right w:type="dxa" w:w="100"/>
+            </w:tcMar>
+          </w:tcPr>
+          <w:p>
+            <w:r>
+              <w:rPr>
+                <w:rFonts w:ascii="맑은 고딕" w:cs="맑은 고딕" w:eastAsia="맑은 고딕" w:hAnsi="맑은 고딕"/>
+                <w:b w:val="false"/>
+                <w:bCs w:val="false"/>
+                <w:sz w:val="19"/>
+                <w:szCs w:val="19"/>
+              </w:rPr>
+              <w:t xml:space="preserve">허용: 판단 결과 표시, 검토자 큐, 기록. 금지: 자동 통과, 자동 승인, 경고 자동 표시. 모든 기사는 사람이 검토한다</w:t>
+            </w:r>
+          </w:p>
+        </w:tc>
+      </w:tr>
+      <w:tr>
+        <w:trPr>
+          <w:cantSplit/>
+        </w:trPr>
+        <w:tc>
+          <w:tcPr>
+            <w:tcW w:type="dxa" w:w="2400"/>
+            <w:tcMar>
+              <w:top w:type="dxa" w:w="60"/>
+              <w:left w:type="dxa" w:w="100"/>
+              <w:bottom w:type="dxa" w:w="60"/>
+              <w:right w:type="dxa" w:w="100"/>
+            </w:tcMar>
+          </w:tcPr>
+          <w:p>
+            <w:r>
+              <w:rPr>
+                <w:rFonts w:ascii="맑은 고딕" w:cs="맑은 고딕" w:eastAsia="맑은 고딕" w:hAnsi="맑은 고딕"/>
+                <w:b w:val="false"/>
+                <w:bCs w:val="false"/>
+                <w:sz w:val="19"/>
+                <w:szCs w:val="19"/>
+              </w:rPr>
+              <w:t xml:space="preserve">복구·롤백</w:t>
+            </w:r>
+          </w:p>
+        </w:tc>
+        <w:tc>
+          <w:tcPr>
+            <w:tcW w:type="dxa" w:w="7200"/>
+            <w:tcMar>
+              <w:top w:type="dxa" w:w="60"/>
+              <w:left w:type="dxa" w:w="100"/>
+              <w:bottom w:type="dxa" w:w="60"/>
+              <w:right w:type="dxa" w:w="100"/>
+            </w:tcMar>
+          </w:tcPr>
+          <w:p>
+            <w:r>
+              <w:rPr>
+                <w:rFonts w:ascii="맑은 고딕" w:cs="맑은 고딕" w:eastAsia="맑은 고딕" w:hAnsi="맑은 고딕"/>
+                <w:b w:val="false"/>
+                <w:bCs w:val="false"/>
+                <w:sz w:val="19"/>
+                <w:szCs w:val="19"/>
+              </w:rPr>
+              <w:t xml:space="preserve">원인 확인 → 소규모 감사 표본 재검증 → AI기획자 승인 → 재개. 변경이 원인이면 이전 승인 구성(CONF-v1)으로 되돌림</w:t>
+            </w:r>
+          </w:p>
+        </w:tc>
+      </w:tr>
+      <w:tr>
+        <w:trPr>
+          <w:cantSplit/>
+        </w:trPr>
+        <w:tc>
+          <w:tcPr>
+            <w:tcW w:type="dxa" w:w="2400"/>
+            <w:tcMar>
+              <w:top w:type="dxa" w:w="60"/>
+              <w:left w:type="dxa" w:w="100"/>
+              <w:bottom w:type="dxa" w:w="60"/>
+              <w:right w:type="dxa" w:w="100"/>
+            </w:tcMar>
+          </w:tcPr>
+          <w:p>
+            <w:r>
+              <w:rPr>
+                <w:rFonts w:ascii="맑은 고딕" w:cs="맑은 고딕" w:eastAsia="맑은 고딕" w:hAnsi="맑은 고딕"/>
+                <w:b w:val="false"/>
+                <w:bCs w:val="false"/>
+                <w:sz w:val="19"/>
+                <w:szCs w:val="19"/>
+              </w:rPr>
+              <w:t xml:space="preserve">기록</w:t>
+            </w:r>
+          </w:p>
+        </w:tc>
+        <w:tc>
+          <w:tcPr>
+            <w:tcW w:type="dxa" w:w="7200"/>
+            <w:tcMar>
+              <w:top w:type="dxa" w:w="60"/>
+              <w:left w:type="dxa" w:w="100"/>
+              <w:bottom w:type="dxa" w:w="60"/>
+              <w:right w:type="dxa" w:w="100"/>
+            </w:tcMar>
+          </w:tcPr>
+          <w:p>
+            <w:r>
+              <w:rPr>
+                <w:rFonts w:ascii="맑은 고딕" w:cs="맑은 고딕" w:eastAsia="맑은 고딕" w:hAnsi="맑은 고딕"/>
+                <w:b w:val="false"/>
+                <w:bCs w:val="false"/>
+                <w:sz w:val="19"/>
+                <w:szCs w:val="19"/>
+              </w:rPr>
+              <w:t xml:space="preserve">판정, 라벨 확률, 애매 여부, 모델·프롬프트·보정 버전, 검토자 결정과 시각을 모든 건에 기록. 보존 기간은 1년(가정, 법적 요건 확인 필요). 기사 본문 외 개인정보는 수집하지 않고 로그 접근은 권한자로 제한</w:t>
+            </w:r>
+          </w:p>
+        </w:tc>
+      </w:tr>
+      <w:tr>
+        <w:trPr>
+          <w:cantSplit/>
+        </w:trPr>
+        <w:tc>
+          <w:tcPr>
+            <w:tcW w:type="dxa" w:w="2400"/>
+            <w:tcMar>
+              <w:top w:type="dxa" w:w="60"/>
+              <w:left w:type="dxa" w:w="100"/>
+              <w:bottom w:type="dxa" w:w="60"/>
+              <w:right w:type="dxa" w:w="100"/>
+            </w:tcMar>
+          </w:tcPr>
+          <w:p>
+            <w:r>
+              <w:rPr>
+                <w:rFonts w:ascii="맑은 고딕" w:cs="맑은 고딕" w:eastAsia="맑은 고딕" w:hAnsi="맑은 고딕"/>
+                <w:b w:val="false"/>
+                <w:bCs w:val="false"/>
+                <w:sz w:val="19"/>
+                <w:szCs w:val="19"/>
+              </w:rPr>
+              <w:t xml:space="preserve">운영 상태 정의</w:t>
+            </w:r>
+          </w:p>
+        </w:tc>
+        <w:tc>
+          <w:tcPr>
+            <w:tcW w:type="dxa" w:w="7200"/>
+            <w:tcMar>
+              <w:top w:type="dxa" w:w="60"/>
+              <w:left w:type="dxa" w:w="100"/>
+              <w:bottom w:type="dxa" w:w="60"/>
+              <w:right w:type="dxa" w:w="100"/>
+            </w:tcMar>
+          </w:tcPr>
+          <w:p>
+            <w:r>
+              <w:rPr>
+                <w:rFonts w:ascii="맑은 고딕" w:cs="맑은 고딕" w:eastAsia="맑은 고딕" w:hAnsi="맑은 고딕"/>
+                <w:b w:val="false"/>
+                <w:bCs w:val="false"/>
+                <w:sz w:val="19"/>
+                <w:szCs w:val="19"/>
+              </w:rPr>
+              <w:t xml:space="preserve">정상 운영(자동 통과 + 사람 검토 병행). 범위 초과·불확실(애매, 입력 이상): 판단 보류와 사람 이관. 중대한 영향을 주는 결정(정치·경제, 경고·반려): 사람이 승인해야 실행. 안전 모드: 전 건 사람 검토</w:t>
+            </w:r>
+          </w:p>
+        </w:tc>
+      </w:tr>
+      <w:tr>
+        <w:trPr>
+          <w:cantSplit/>
+        </w:trPr>
+        <w:tc>
+          <w:tcPr>
+            <w:tcW w:type="dxa" w:w="2400"/>
+            <w:tcMar>
+              <w:top w:type="dxa" w:w="60"/>
+              <w:left w:type="dxa" w:w="100"/>
+              <w:bottom w:type="dxa" w:w="60"/>
+              <w:right w:type="dxa" w:w="100"/>
+            </w:tcMar>
+          </w:tcPr>
+          <w:p>
+            <w:r>
+              <w:rPr>
+                <w:rFonts w:ascii="맑은 고딕" w:cs="맑은 고딕" w:eastAsia="맑은 고딕" w:hAnsi="맑은 고딕"/>
+                <w:b w:val="false"/>
+                <w:bCs w:val="false"/>
+                <w:sz w:val="19"/>
+                <w:szCs w:val="19"/>
+              </w:rPr>
+              <w:t xml:space="preserve">아직 모르는 것</w:t>
+            </w:r>
+          </w:p>
+        </w:tc>
+        <w:tc>
+          <w:tcPr>
+            <w:tcW w:type="dxa" w:w="7200"/>
+            <w:tcMar>
+              <w:top w:type="dxa" w:w="60"/>
+              <w:left w:type="dxa" w:w="100"/>
+              <w:bottom w:type="dxa" w:w="60"/>
+              <w:right w:type="dxa" w:w="100"/>
+            </w:tcMar>
+          </w:tcPr>
+          <w:p>
+            <w:r>
+              <w:rPr>
+                <w:rFonts w:ascii="맑은 고딕" w:cs="맑은 고딕" w:eastAsia="맑은 고딕" w:hAnsi="맑은 고딕"/>
+                <w:b w:val="false"/>
+                <w:bCs w:val="false"/>
+                <w:sz w:val="19"/>
+                <w:szCs w:val="19"/>
+              </w:rPr>
+              <w:t xml:space="preserve">드리프트 속도, 이관·오경고 비율, 로그 보존 기간의 법적 요건. 본선 핵심 질문: 주 203건 감사 표본이 검토 용량에서 감당 가능한가</w:t>
+            </w:r>
+          </w:p>
+        </w:tc>
+      </w:tr>
+    </w:tbl>
+    <w:p>
+      <w:pPr>
+        <w:keepNext w:val="false"/>
+        <w:spacing w:after="120"/>
+      </w:pPr>
+      <w:r>
+        <w:rPr>
+          <w:rFonts w:ascii="맑은 고딕" w:cs="맑은 고딕" w:eastAsia="맑은 고딕" w:hAnsi="맑은 고딕"/>
+        </w:rPr>
+        <w:t xml:space="preserve"/>
+      </w:r>
+    </w:p>
+    <w:p>
+      <w:pPr>
+        <w:pStyle w:val="Heading2"/>
+        <w:spacing w:after="120" w:before="240"/>
+      </w:pPr>
+      <w:r>
         <w:t xml:space="preserve">7-1. 평가 계획</w:t>
       </w:r>
     </w:p>
@@ -19033,7 +25999,7 @@
                 <w:sz w:val="19"/>
                 <w:szCs w:val="19"/>
               </w:rPr>
-              <w:t xml:space="preserve">방법 확정, 값은 본선</w:t>
+              <w:t xml:space="preserve">초기 가정 0.05(BaseKit 1 A5), 본선 확정</w:t>
             </w:r>
           </w:p>
         </w:tc>
@@ -19467,7 +26433,7 @@
                 <w:sz w:val="19"/>
                 <w:szCs w:val="19"/>
               </w:rPr>
-              <w:t xml:space="preserve">감사 표본에서 추정(사후분포)</w:t>
+              <w:t xml:space="preserve">감사 표본 k/n으로 Beta(1+k, 1+n−k) 사후분포를 구해 95% 구간으로 보고하고, r(α;π)·검토 인력·정밀도를 구간 양끝 값으로 환산</w:t>
             </w:r>
           </w:p>
         </w:tc>
@@ -19657,7 +26623,742 @@
         <w:spacing w:after="120" w:before="240"/>
       </w:pPr>
       <w:r>
-        <w:t xml:space="preserve">7-5. 잔여 위험 재검토</w:t>
+        <w:t xml:space="preserve">7-5. 불확실성 정량화 요약</w:t>
+      </w:r>
+    </w:p>
+    <w:p>
+      <w:pPr>
+        <w:keepNext w:val="false"/>
+        <w:spacing w:after="120"/>
+      </w:pPr>
+      <w:r>
+        <w:rPr>
+          <w:rFonts w:ascii="맑은 고딕" w:cs="맑은 고딕" w:eastAsia="맑은 고딕" w:hAnsi="맑은 고딕"/>
+        </w:rPr>
+        <w:t xml:space="preserve">모든 핵심 수치는 점값과 함께 구간을 보고하고, 승인·중지 판정은 구간의 불리한 끝을 기준으로 한다.</w:t>
+      </w:r>
+    </w:p>
+    <w:tbl>
+      <w:tblPr>
+        <w:tblW w:type="dxa" w:w="9600"/>
+        <w:tblBorders>
+          <w:top w:val="single" w:color="auto" w:sz="4"/>
+          <w:left w:val="single" w:color="auto" w:sz="4"/>
+          <w:bottom w:val="single" w:color="auto" w:sz="4"/>
+          <w:right w:val="single" w:color="auto" w:sz="4"/>
+          <w:insideH w:val="single" w:color="auto" w:sz="4"/>
+          <w:insideV w:val="single" w:color="auto" w:sz="4"/>
+        </w:tblBorders>
+      </w:tblPr>
+      <w:tblGrid>
+        <w:gridCol w:w="1900"/>
+        <w:gridCol w:w="3000"/>
+        <w:gridCol w:w="2300"/>
+        <w:gridCol w:w="2400"/>
+      </w:tblGrid>
+      <w:tr>
+        <w:trPr>
+          <w:tblHeader/>
+        </w:trPr>
+        <w:tc>
+          <w:tcPr>
+            <w:tcW w:type="dxa" w:w="1900"/>
+            <w:shd w:fill="D9D9F3" w:val="clear"/>
+            <w:tcMar>
+              <w:top w:type="dxa" w:w="60"/>
+              <w:left w:type="dxa" w:w="100"/>
+              <w:bottom w:type="dxa" w:w="60"/>
+              <w:right w:type="dxa" w:w="100"/>
+            </w:tcMar>
+          </w:tcPr>
+          <w:p>
+            <w:r>
+              <w:rPr>
+                <w:rFonts w:ascii="맑은 고딕" w:cs="맑은 고딕" w:eastAsia="맑은 고딕" w:hAnsi="맑은 고딕"/>
+                <w:b/>
+                <w:bCs/>
+                <w:sz w:val="20"/>
+                <w:szCs w:val="20"/>
+              </w:rPr>
+              <w:t xml:space="preserve">대상</w:t>
+            </w:r>
+          </w:p>
+        </w:tc>
+        <w:tc>
+          <w:tcPr>
+            <w:tcW w:type="dxa" w:w="3000"/>
+            <w:shd w:fill="D9D9F3" w:val="clear"/>
+            <w:tcMar>
+              <w:top w:type="dxa" w:w="60"/>
+              <w:left w:type="dxa" w:w="100"/>
+              <w:bottom w:type="dxa" w:w="60"/>
+              <w:right w:type="dxa" w:w="100"/>
+            </w:tcMar>
+          </w:tcPr>
+          <w:p>
+            <w:r>
+              <w:rPr>
+                <w:rFonts w:ascii="맑은 고딕" w:cs="맑은 고딕" w:eastAsia="맑은 고딕" w:hAnsi="맑은 고딕"/>
+                <w:b/>
+                <w:bCs/>
+                <w:sz w:val="20"/>
+                <w:szCs w:val="20"/>
+              </w:rPr>
+              <w:t xml:space="preserve">추정 방법</w:t>
+            </w:r>
+          </w:p>
+        </w:tc>
+        <w:tc>
+          <w:tcPr>
+            <w:tcW w:type="dxa" w:w="2300"/>
+            <w:shd w:fill="D9D9F3" w:val="clear"/>
+            <w:tcMar>
+              <w:top w:type="dxa" w:w="60"/>
+              <w:left w:type="dxa" w:w="100"/>
+              <w:bottom w:type="dxa" w:w="60"/>
+              <w:right w:type="dxa" w:w="100"/>
+            </w:tcMar>
+          </w:tcPr>
+          <w:p>
+            <w:r>
+              <w:rPr>
+                <w:rFonts w:ascii="맑은 고딕" w:cs="맑은 고딕" w:eastAsia="맑은 고딕" w:hAnsi="맑은 고딕"/>
+                <w:b/>
+                <w:bCs/>
+                <w:sz w:val="20"/>
+                <w:szCs w:val="20"/>
+              </w:rPr>
+              <w:t xml:space="preserve">구간</w:t>
+            </w:r>
+          </w:p>
+        </w:tc>
+        <w:tc>
+          <w:tcPr>
+            <w:tcW w:type="dxa" w:w="2400"/>
+            <w:shd w:fill="D9D9F3" w:val="clear"/>
+            <w:tcMar>
+              <w:top w:type="dxa" w:w="60"/>
+              <w:left w:type="dxa" w:w="100"/>
+              <w:bottom w:type="dxa" w:w="60"/>
+              <w:right w:type="dxa" w:w="100"/>
+            </w:tcMar>
+          </w:tcPr>
+          <w:p>
+            <w:r>
+              <w:rPr>
+                <w:rFonts w:ascii="맑은 고딕" w:cs="맑은 고딕" w:eastAsia="맑은 고딕" w:hAnsi="맑은 고딕"/>
+                <w:b/>
+                <w:bCs/>
+                <w:sz w:val="20"/>
+                <w:szCs w:val="20"/>
+              </w:rPr>
+              <w:t xml:space="preserve">판정에 쓰는 방식</w:t>
+            </w:r>
+          </w:p>
+        </w:tc>
+      </w:tr>
+      <w:tr>
+        <w:trPr>
+          <w:cantSplit/>
+        </w:trPr>
+        <w:tc>
+          <w:tcPr>
+            <w:tcW w:type="dxa" w:w="1900"/>
+            <w:tcMar>
+              <w:top w:type="dxa" w:w="60"/>
+              <w:left w:type="dxa" w:w="100"/>
+              <w:bottom w:type="dxa" w:w="60"/>
+              <w:right w:type="dxa" w:w="100"/>
+            </w:tcMar>
+          </w:tcPr>
+          <w:p>
+            <w:r>
+              <w:rPr>
+                <w:rFonts w:ascii="맑은 고딕" w:cs="맑은 고딕" w:eastAsia="맑은 고딕" w:hAnsi="맑은 고딕"/>
+                <w:b w:val="false"/>
+                <w:bCs w:val="false"/>
+                <w:sz w:val="19"/>
+                <w:szCs w:val="19"/>
+              </w:rPr>
+              <w:t xml:space="preserve">보정 후 실제 커버리지</w:t>
+            </w:r>
+          </w:p>
+        </w:tc>
+        <w:tc>
+          <w:tcPr>
+            <w:tcW w:type="dxa" w:w="3000"/>
+            <w:tcMar>
+              <w:top w:type="dxa" w:w="60"/>
+              <w:left w:type="dxa" w:w="100"/>
+              <w:bottom w:type="dxa" w:w="60"/>
+              <w:right w:type="dxa" w:w="100"/>
+            </w:tcMar>
+          </w:tcPr>
+          <w:p>
+            <w:r>
+              <w:rPr>
+                <w:rFonts w:ascii="맑은 고딕" w:cs="맑은 고딕" w:eastAsia="맑은 고딕" w:hAnsi="맑은 고딕"/>
+                <w:b w:val="false"/>
+                <w:bCs w:val="false"/>
+                <w:sz w:val="19"/>
+                <w:szCs w:val="19"/>
+              </w:rPr>
+              <w:t xml:space="preserve">보정 표본 n, l=⌊(n+1)α⌋에서 Beta(n+1−l, l)</w:t>
+            </w:r>
+          </w:p>
+        </w:tc>
+        <w:tc>
+          <w:tcPr>
+            <w:tcW w:type="dxa" w:w="2300"/>
+            <w:tcMar>
+              <w:top w:type="dxa" w:w="60"/>
+              <w:left w:type="dxa" w:w="100"/>
+              <w:bottom w:type="dxa" w:w="60"/>
+              <w:right w:type="dxa" w:w="100"/>
+            </w:tcMar>
+          </w:tcPr>
+          <w:p>
+            <w:r>
+              <w:rPr>
+                <w:rFonts w:ascii="맑은 고딕" w:cs="맑은 고딕" w:eastAsia="맑은 고딕" w:hAnsi="맑은 고딕"/>
+                <w:b w:val="false"/>
+                <w:bCs w:val="false"/>
+                <w:sz w:val="19"/>
+                <w:szCs w:val="19"/>
+              </w:rPr>
+              <w:t xml:space="preserve">P(커버리지 ≥ 1−α−ε) ≥ 1−δ</w:t>
+            </w:r>
+          </w:p>
+        </w:tc>
+        <w:tc>
+          <w:tcPr>
+            <w:tcW w:type="dxa" w:w="2400"/>
+            <w:tcMar>
+              <w:top w:type="dxa" w:w="60"/>
+              <w:left w:type="dxa" w:w="100"/>
+              <w:bottom w:type="dxa" w:w="60"/>
+              <w:right w:type="dxa" w:w="100"/>
+            </w:tcMar>
+          </w:tcPr>
+          <w:p>
+            <w:r>
+              <w:rPr>
+                <w:rFonts w:ascii="맑은 고딕" w:cs="맑은 고딕" w:eastAsia="맑은 고딕" w:hAnsi="맑은 고딕"/>
+                <w:b w:val="false"/>
+                <w:bCs w:val="false"/>
+                <w:sz w:val="19"/>
+                <w:szCs w:val="19"/>
+              </w:rPr>
+              <w:t xml:space="preserve">§4-5 표의 최소 n 이상일 때 보정 승인</w:t>
+            </w:r>
+          </w:p>
+        </w:tc>
+      </w:tr>
+      <w:tr>
+        <w:trPr>
+          <w:cantSplit/>
+        </w:trPr>
+        <w:tc>
+          <w:tcPr>
+            <w:tcW w:type="dxa" w:w="1900"/>
+            <w:tcMar>
+              <w:top w:type="dxa" w:w="60"/>
+              <w:left w:type="dxa" w:w="100"/>
+              <w:bottom w:type="dxa" w:w="60"/>
+              <w:right w:type="dxa" w:w="100"/>
+            </w:tcMar>
+          </w:tcPr>
+          <w:p>
+            <w:r>
+              <w:rPr>
+                <w:rFonts w:ascii="맑은 고딕" w:cs="맑은 고딕" w:eastAsia="맑은 고딕" w:hAnsi="맑은 고딕"/>
+                <w:b w:val="false"/>
+                <w:bCs w:val="false"/>
+                <w:sz w:val="19"/>
+                <w:szCs w:val="19"/>
+              </w:rPr>
+              <w:t xml:space="preserve">시험 셋 커버리지·재현율·오탐률</w:t>
+            </w:r>
+          </w:p>
+        </w:tc>
+        <w:tc>
+          <w:tcPr>
+            <w:tcW w:type="dxa" w:w="3000"/>
+            <w:tcMar>
+              <w:top w:type="dxa" w:w="60"/>
+              <w:left w:type="dxa" w:w="100"/>
+              <w:bottom w:type="dxa" w:w="60"/>
+              <w:right w:type="dxa" w:w="100"/>
+            </w:tcMar>
+          </w:tcPr>
+          <w:p>
+            <w:r>
+              <w:rPr>
+                <w:rFonts w:ascii="맑은 고딕" w:cs="맑은 고딕" w:eastAsia="맑은 고딕" w:hAnsi="맑은 고딕"/>
+                <w:b w:val="false"/>
+                <w:bCs w:val="false"/>
+                <w:sz w:val="19"/>
+                <w:szCs w:val="19"/>
+              </w:rPr>
+              <w:t xml:space="preserve">Clopper–Pearson 95%</w:t>
+            </w:r>
+          </w:p>
+        </w:tc>
+        <w:tc>
+          <w:tcPr>
+            <w:tcW w:type="dxa" w:w="2300"/>
+            <w:tcMar>
+              <w:top w:type="dxa" w:w="60"/>
+              <w:left w:type="dxa" w:w="100"/>
+              <w:bottom w:type="dxa" w:w="60"/>
+              <w:right w:type="dxa" w:w="100"/>
+            </w:tcMar>
+          </w:tcPr>
+          <w:p>
+            <w:r>
+              <w:rPr>
+                <w:rFonts w:ascii="맑은 고딕" w:cs="맑은 고딕" w:eastAsia="맑은 고딕" w:hAnsi="맑은 고딕"/>
+                <w:b w:val="false"/>
+                <w:bCs w:val="false"/>
+                <w:sz w:val="19"/>
+                <w:szCs w:val="19"/>
+              </w:rPr>
+              <w:t xml:space="preserve">반폭 h 이하가 되도록 표본 크기 설계(§4-5)</w:t>
+            </w:r>
+          </w:p>
+        </w:tc>
+        <w:tc>
+          <w:tcPr>
+            <w:tcW w:type="dxa" w:w="2400"/>
+            <w:tcMar>
+              <w:top w:type="dxa" w:w="60"/>
+              <w:left w:type="dxa" w:w="100"/>
+              <w:bottom w:type="dxa" w:w="60"/>
+              <w:right w:type="dxa" w:w="100"/>
+            </w:tcMar>
+          </w:tcPr>
+          <w:p>
+            <w:r>
+              <w:rPr>
+                <w:rFonts w:ascii="맑은 고딕" w:cs="맑은 고딕" w:eastAsia="맑은 고딕" w:hAnsi="맑은 고딕"/>
+                <w:b w:val="false"/>
+                <w:bCs w:val="false"/>
+                <w:sz w:val="19"/>
+                <w:szCs w:val="19"/>
+              </w:rPr>
+              <w:t xml:space="preserve">MDL-01: 구간 하한(커버리지)·상한(오탐률) 기준</w:t>
+            </w:r>
+          </w:p>
+        </w:tc>
+      </w:tr>
+      <w:tr>
+        <w:trPr>
+          <w:cantSplit/>
+        </w:trPr>
+        <w:tc>
+          <w:tcPr>
+            <w:tcW w:type="dxa" w:w="1900"/>
+            <w:tcMar>
+              <w:top w:type="dxa" w:w="60"/>
+              <w:left w:type="dxa" w:w="100"/>
+              <w:bottom w:type="dxa" w:w="60"/>
+              <w:right w:type="dxa" w:w="100"/>
+            </w:tcMar>
+          </w:tcPr>
+          <w:p>
+            <w:r>
+              <w:rPr>
+                <w:rFonts w:ascii="맑은 고딕" w:cs="맑은 고딕" w:eastAsia="맑은 고딕" w:hAnsi="맑은 고딕"/>
+                <w:b w:val="false"/>
+                <w:bCs w:val="false"/>
+                <w:sz w:val="19"/>
+                <w:szCs w:val="19"/>
+              </w:rPr>
+              <w:t xml:space="preserve">유병률 π</w:t>
+            </w:r>
+          </w:p>
+        </w:tc>
+        <w:tc>
+          <w:tcPr>
+            <w:tcW w:type="dxa" w:w="3000"/>
+            <w:tcMar>
+              <w:top w:type="dxa" w:w="60"/>
+              <w:left w:type="dxa" w:w="100"/>
+              <w:bottom w:type="dxa" w:w="60"/>
+              <w:right w:type="dxa" w:w="100"/>
+            </w:tcMar>
+          </w:tcPr>
+          <w:p>
+            <w:r>
+              <w:rPr>
+                <w:rFonts w:ascii="맑은 고딕" w:cs="맑은 고딕" w:eastAsia="맑은 고딕" w:hAnsi="맑은 고딕"/>
+                <w:b w:val="false"/>
+                <w:bCs w:val="false"/>
+                <w:sz w:val="19"/>
+                <w:szCs w:val="19"/>
+              </w:rPr>
+              <w:t xml:space="preserve">감사 표본 k/n, Beta(1+k, 1+n−k) 사후</w:t>
+            </w:r>
+          </w:p>
+        </w:tc>
+        <w:tc>
+          <w:tcPr>
+            <w:tcW w:type="dxa" w:w="2300"/>
+            <w:tcMar>
+              <w:top w:type="dxa" w:w="60"/>
+              <w:left w:type="dxa" w:w="100"/>
+              <w:bottom w:type="dxa" w:w="60"/>
+              <w:right w:type="dxa" w:w="100"/>
+            </w:tcMar>
+          </w:tcPr>
+          <w:p>
+            <w:r>
+              <w:rPr>
+                <w:rFonts w:ascii="맑은 고딕" w:cs="맑은 고딕" w:eastAsia="맑은 고딕" w:hAnsi="맑은 고딕"/>
+                <w:b w:val="false"/>
+                <w:bCs w:val="false"/>
+                <w:sz w:val="19"/>
+                <w:szCs w:val="19"/>
+              </w:rPr>
+              <w:t xml:space="preserve">95% 신용구간</w:t>
+            </w:r>
+          </w:p>
+        </w:tc>
+        <w:tc>
+          <w:tcPr>
+            <w:tcW w:type="dxa" w:w="2400"/>
+            <w:tcMar>
+              <w:top w:type="dxa" w:w="60"/>
+              <w:left w:type="dxa" w:w="100"/>
+              <w:bottom w:type="dxa" w:w="60"/>
+              <w:right w:type="dxa" w:w="100"/>
+            </w:tcMar>
+          </w:tcPr>
+          <w:p>
+            <w:r>
+              <w:rPr>
+                <w:rFonts w:ascii="맑은 고딕" w:cs="맑은 고딕" w:eastAsia="맑은 고딕" w:hAnsi="맑은 고딕"/>
+                <w:b w:val="false"/>
+                <w:bCs w:val="false"/>
+                <w:sz w:val="19"/>
+                <w:szCs w:val="19"/>
+              </w:rPr>
+              <w:t xml:space="preserve">r, 검토 인력, 정밀도를 구간 양끝으로 환산</w:t>
+            </w:r>
+          </w:p>
+        </w:tc>
+      </w:tr>
+      <w:tr>
+        <w:trPr>
+          <w:cantSplit/>
+        </w:trPr>
+        <w:tc>
+          <w:tcPr>
+            <w:tcW w:type="dxa" w:w="1900"/>
+            <w:tcMar>
+              <w:top w:type="dxa" w:w="60"/>
+              <w:left w:type="dxa" w:w="100"/>
+              <w:bottom w:type="dxa" w:w="60"/>
+              <w:right w:type="dxa" w:w="100"/>
+            </w:tcMar>
+          </w:tcPr>
+          <w:p>
+            <w:r>
+              <w:rPr>
+                <w:rFonts w:ascii="맑은 고딕" w:cs="맑은 고딕" w:eastAsia="맑은 고딕" w:hAnsi="맑은 고딕"/>
+                <w:b w:val="false"/>
+                <w:bCs w:val="false"/>
+                <w:sz w:val="19"/>
+                <w:szCs w:val="19"/>
+              </w:rPr>
+              <w:t xml:space="preserve">이관율 r(α;π)</w:t>
+            </w:r>
+          </w:p>
+        </w:tc>
+        <w:tc>
+          <w:tcPr>
+            <w:tcW w:type="dxa" w:w="3000"/>
+            <w:tcMar>
+              <w:top w:type="dxa" w:w="60"/>
+              <w:left w:type="dxa" w:w="100"/>
+              <w:bottom w:type="dxa" w:w="60"/>
+              <w:right w:type="dxa" w:w="100"/>
+            </w:tcMar>
+          </w:tcPr>
+          <w:p>
+            <w:r>
+              <w:rPr>
+                <w:rFonts w:ascii="맑은 고딕" w:cs="맑은 고딕" w:eastAsia="맑은 고딕" w:hAnsi="맑은 고딕"/>
+                <w:b w:val="false"/>
+                <w:bCs w:val="false"/>
+                <w:sz w:val="19"/>
+                <w:szCs w:val="19"/>
+              </w:rPr>
+              <w:t xml:space="preserve">r₊, r₋ 시험 셋 실측(각각 CP 구간) + π 구간 전파</w:t>
+            </w:r>
+          </w:p>
+        </w:tc>
+        <w:tc>
+          <w:tcPr>
+            <w:tcW w:type="dxa" w:w="2300"/>
+            <w:tcMar>
+              <w:top w:type="dxa" w:w="60"/>
+              <w:left w:type="dxa" w:w="100"/>
+              <w:bottom w:type="dxa" w:w="60"/>
+              <w:right w:type="dxa" w:w="100"/>
+            </w:tcMar>
+          </w:tcPr>
+          <w:p>
+            <w:r>
+              <w:rPr>
+                <w:rFonts w:ascii="맑은 고딕" w:cs="맑은 고딕" w:eastAsia="맑은 고딕" w:hAnsi="맑은 고딕"/>
+                <w:b w:val="false"/>
+                <w:bCs w:val="false"/>
+                <w:sz w:val="19"/>
+                <w:szCs w:val="19"/>
+              </w:rPr>
+              <w:t xml:space="preserve">구간 양끝(π 단조 증가·감소 방향에 맞춰 계산)</w:t>
+            </w:r>
+          </w:p>
+        </w:tc>
+        <w:tc>
+          <w:tcPr>
+            <w:tcW w:type="dxa" w:w="2400"/>
+            <w:tcMar>
+              <w:top w:type="dxa" w:w="60"/>
+              <w:left w:type="dxa" w:w="100"/>
+              <w:bottom w:type="dxa" w:w="60"/>
+              <w:right w:type="dxa" w:w="100"/>
+            </w:tcMar>
+          </w:tcPr>
+          <w:p>
+            <w:r>
+              <w:rPr>
+                <w:rFonts w:ascii="맑은 고딕" w:cs="맑은 고딕" w:eastAsia="맑은 고딕" w:hAnsi="맑은 고딕"/>
+                <w:b w:val="false"/>
+                <w:bCs w:val="false"/>
+                <w:sz w:val="19"/>
+                <w:szCs w:val="19"/>
+              </w:rPr>
+              <w:t xml:space="preserve">상한 ≤ C/N이면 용량 충족</w:t>
+            </w:r>
+          </w:p>
+        </w:tc>
+      </w:tr>
+      <w:tr>
+        <w:trPr>
+          <w:cantSplit/>
+        </w:trPr>
+        <w:tc>
+          <w:tcPr>
+            <w:tcW w:type="dxa" w:w="1900"/>
+            <w:tcMar>
+              <w:top w:type="dxa" w:w="60"/>
+              <w:left w:type="dxa" w:w="100"/>
+              <w:bottom w:type="dxa" w:w="60"/>
+              <w:right w:type="dxa" w:w="100"/>
+            </w:tcMar>
+          </w:tcPr>
+          <w:p>
+            <w:r>
+              <w:rPr>
+                <w:rFonts w:ascii="맑은 고딕" w:cs="맑은 고딕" w:eastAsia="맑은 고딕" w:hAnsi="맑은 고딕"/>
+                <w:b w:val="false"/>
+                <w:bCs w:val="false"/>
+                <w:sz w:val="19"/>
+                <w:szCs w:val="19"/>
+              </w:rPr>
+              <w:t xml:space="preserve">운영 미커버율</w:t>
+            </w:r>
+          </w:p>
+        </w:tc>
+        <w:tc>
+          <w:tcPr>
+            <w:tcW w:type="dxa" w:w="3000"/>
+            <w:tcMar>
+              <w:top w:type="dxa" w:w="60"/>
+              <w:left w:type="dxa" w:w="100"/>
+              <w:bottom w:type="dxa" w:w="60"/>
+              <w:right w:type="dxa" w:w="100"/>
+            </w:tcMar>
+          </w:tcPr>
+          <w:p>
+            <w:r>
+              <w:rPr>
+                <w:rFonts w:ascii="맑은 고딕" w:cs="맑은 고딕" w:eastAsia="맑은 고딕" w:hAnsi="맑은 고딕"/>
+                <w:b w:val="false"/>
+                <w:bCs w:val="false"/>
+                <w:sz w:val="19"/>
+                <w:szCs w:val="19"/>
+              </w:rPr>
+              <w:t xml:space="preserve">자동 통과 감사 표본 203건/주, Beta 사후</w:t>
+            </w:r>
+          </w:p>
+        </w:tc>
+        <w:tc>
+          <w:tcPr>
+            <w:tcW w:type="dxa" w:w="2300"/>
+            <w:tcMar>
+              <w:top w:type="dxa" w:w="60"/>
+              <w:left w:type="dxa" w:w="100"/>
+              <w:bottom w:type="dxa" w:w="60"/>
+              <w:right w:type="dxa" w:w="100"/>
+            </w:tcMar>
+          </w:tcPr>
+          <w:p>
+            <w:r>
+              <w:rPr>
+                <w:rFonts w:ascii="맑은 고딕" w:cs="맑은 고딕" w:eastAsia="맑은 고딕" w:hAnsi="맑은 고딕"/>
+                <w:b w:val="false"/>
+                <w:bCs w:val="false"/>
+                <w:sz w:val="19"/>
+                <w:szCs w:val="19"/>
+              </w:rPr>
+              <w:t xml:space="preserve">P(미커버율 &gt; α) &gt; δ(0.10) 이면 재보정</w:t>
+            </w:r>
+          </w:p>
+        </w:tc>
+        <w:tc>
+          <w:tcPr>
+            <w:tcW w:type="dxa" w:w="2400"/>
+            <w:tcMar>
+              <w:top w:type="dxa" w:w="60"/>
+              <w:left w:type="dxa" w:w="100"/>
+              <w:bottom w:type="dxa" w:w="60"/>
+              <w:right w:type="dxa" w:w="100"/>
+            </w:tcMar>
+          </w:tcPr>
+          <w:p>
+            <w:r>
+              <w:rPr>
+                <w:rFonts w:ascii="맑은 고딕" w:cs="맑은 고딕" w:eastAsia="맑은 고딕" w:hAnsi="맑은 고딕"/>
+                <w:b w:val="false"/>
+                <w:bCs w:val="false"/>
+                <w:sz w:val="19"/>
+                <w:szCs w:val="19"/>
+              </w:rPr>
+              <w:t xml:space="preserve">OPS-01, HO-03</w:t>
+            </w:r>
+          </w:p>
+        </w:tc>
+      </w:tr>
+      <w:tr>
+        <w:trPr>
+          <w:cantSplit/>
+        </w:trPr>
+        <w:tc>
+          <w:tcPr>
+            <w:tcW w:type="dxa" w:w="1900"/>
+            <w:tcMar>
+              <w:top w:type="dxa" w:w="60"/>
+              <w:left w:type="dxa" w:w="100"/>
+              <w:bottom w:type="dxa" w:w="60"/>
+              <w:right w:type="dxa" w:w="100"/>
+            </w:tcMar>
+          </w:tcPr>
+          <w:p>
+            <w:r>
+              <w:rPr>
+                <w:rFonts w:ascii="맑은 고딕" w:cs="맑은 고딕" w:eastAsia="맑은 고딕" w:hAnsi="맑은 고딕"/>
+                <w:b w:val="false"/>
+                <w:bCs w:val="false"/>
+                <w:sz w:val="19"/>
+                <w:szCs w:val="19"/>
+              </w:rPr>
+              <w:t xml:space="preserve">분포 이동 후 커버리지</w:t>
+            </w:r>
+          </w:p>
+        </w:tc>
+        <w:tc>
+          <w:tcPr>
+            <w:tcW w:type="dxa" w:w="3000"/>
+            <w:tcMar>
+              <w:top w:type="dxa" w:w="60"/>
+              <w:left w:type="dxa" w:w="100"/>
+              <w:bottom w:type="dxa" w:w="60"/>
+              <w:right w:type="dxa" w:w="100"/>
+            </w:tcMar>
+          </w:tcPr>
+          <w:p>
+            <w:r>
+              <w:rPr>
+                <w:rFonts w:ascii="맑은 고딕" w:cs="맑은 고딕" w:eastAsia="맑은 고딕" w:hAnsi="맑은 고딕"/>
+                <w:b w:val="false"/>
+                <w:bCs w:val="false"/>
+                <w:sz w:val="19"/>
+                <w:szCs w:val="19"/>
+              </w:rPr>
+              <w:t xml:space="preserve">가중 conformal(밀도비 가중 분위수), n_eff와 비가중 결과의 차이 보고</w:t>
+            </w:r>
+          </w:p>
+        </w:tc>
+        <w:tc>
+          <w:tcPr>
+            <w:tcW w:type="dxa" w:w="2300"/>
+            <w:tcMar>
+              <w:top w:type="dxa" w:w="60"/>
+              <w:left w:type="dxa" w:w="100"/>
+              <w:bottom w:type="dxa" w:w="60"/>
+              <w:right w:type="dxa" w:w="100"/>
+            </w:tcMar>
+          </w:tcPr>
+          <w:p>
+            <w:r>
+              <w:rPr>
+                <w:rFonts w:ascii="맑은 고딕" w:cs="맑은 고딕" w:eastAsia="맑은 고딕" w:hAnsi="맑은 고딕"/>
+                <w:b w:val="false"/>
+                <w:bCs w:val="false"/>
+                <w:sz w:val="19"/>
+                <w:szCs w:val="19"/>
+              </w:rPr>
+              <w:t xml:space="preserve">n_eff ≥ 360일 때만 사용</w:t>
+            </w:r>
+          </w:p>
+        </w:tc>
+        <w:tc>
+          <w:tcPr>
+            <w:tcW w:type="dxa" w:w="2400"/>
+            <w:tcMar>
+              <w:top w:type="dxa" w:w="60"/>
+              <w:left w:type="dxa" w:w="100"/>
+              <w:bottom w:type="dxa" w:w="60"/>
+              <w:right w:type="dxa" w:w="100"/>
+            </w:tcMar>
+          </w:tcPr>
+          <w:p>
+            <w:r>
+              <w:rPr>
+                <w:rFonts w:ascii="맑은 고딕" w:cs="맑은 고딕" w:eastAsia="맑은 고딕" w:hAnsi="맑은 고딕"/>
+                <w:b w:val="false"/>
+                <w:bCs w:val="false"/>
+                <w:sz w:val="19"/>
+                <w:szCs w:val="19"/>
+              </w:rPr>
+              <w:t xml:space="preserve">민감도 점검. 차이가 ε(0.02)를 넘으면 재보정 검토</w:t>
+            </w:r>
+          </w:p>
+        </w:tc>
+      </w:tr>
+    </w:tbl>
+    <w:p>
+      <w:pPr>
+        <w:keepNext w:val="false"/>
+        <w:spacing w:after="120"/>
+      </w:pPr>
+      <w:r>
+        <w:rPr>
+          <w:rFonts w:ascii="맑은 고딕" w:cs="맑은 고딕" w:eastAsia="맑은 고딕" w:hAnsi="맑은 고딕"/>
+        </w:rPr>
+        <w:t xml:space="preserve"/>
+      </w:r>
+    </w:p>
+    <w:p>
+      <w:pPr>
+        <w:pStyle w:val="Heading2"/>
+        <w:spacing w:after="120" w:before="240"/>
+      </w:pPr>
+      <w:r>
+        <w:t xml:space="preserve">7-6. 잔여 위험 재검토</w:t>
       </w:r>
     </w:p>
     <w:p>
